--- a/SONAURA.docx
+++ b/SONAURA.docx
@@ -899,6 +899,48 @@
           </w:p>
         </w:tc>
       </w:tr>
+      <w:tr>
+        <w:trPr>
+          <w:trHeight w:val="1872"/>
+        </w:trPr>
+        <w:tc>
+          <w:tcPr>
+            <w:tcW w:w="2520" w:type="dxa"/>
+            <w:vAlign w:val="center"/>
+          </w:tcPr>
+          <w:p>
+            <w:pPr>
+              <w:pStyle w:val="NmerodepginadeTDC"/>
+            </w:pPr>
+            <w:r>
+              <w:rPr>
+                <w:lang w:bidi="es-ES"/>
+              </w:rPr>
+              <w:t>0</w:t>
+            </w:r>
+            <w:r>
+              <w:rPr>
+                <w:lang w:bidi="es-ES"/>
+              </w:rPr>
+              <w:t>2</w:t>
+            </w:r>
+          </w:p>
+        </w:tc>
+        <w:tc>
+          <w:tcPr>
+            <w:tcW w:w="5805" w:type="dxa"/>
+            <w:vAlign w:val="center"/>
+          </w:tcPr>
+          <w:p>
+            <w:pPr>
+              <w:pStyle w:val="TItledeTDC"/>
+            </w:pPr>
+            <w:r>
+              <w:t>ESPECIFICACIÓN, GUIAS Y PLANIFICACIÓN</w:t>
+            </w:r>
+          </w:p>
+        </w:tc>
+      </w:tr>
     </w:tbl>
     <w:p>
       <w:pPr>
@@ -924,7 +966,7 @@
         <mc:AlternateContent>
           <mc:Choice Requires="wps">
             <w:drawing>
-              <wp:anchor distT="0" distB="0" distL="114300" distR="114300" simplePos="0" relativeHeight="251663360" behindDoc="1" locked="1" layoutInCell="1" allowOverlap="1" wp14:anchorId="15801C00" wp14:editId="099B3896">
+              <wp:anchor distT="0" distB="0" distL="114300" distR="114300" simplePos="0" relativeHeight="251663360" behindDoc="1" locked="1" layoutInCell="1" allowOverlap="1" wp14:anchorId="15801C00" wp14:editId="67630199">
                 <wp:simplePos x="0" y="0"/>
                 <wp:positionH relativeFrom="column">
                   <wp:posOffset>-1828800</wp:posOffset>
@@ -1112,7 +1154,7 @@
         </w:trPr>
         <w:tc>
           <w:tcPr>
-            <w:tcW w:w="8325" w:type="dxa"/>
+            <w:tcW w:w="8623" w:type="dxa"/>
             <w:gridSpan w:val="2"/>
             <w:tcBorders>
               <w:bottom w:val="single" w:sz="8" w:space="0" w:color="C9C9C9" w:themeColor="text2" w:themeTint="40"/>
@@ -1167,7 +1209,7 @@
         </w:trPr>
         <w:tc>
           <w:tcPr>
-            <w:tcW w:w="8325" w:type="dxa"/>
+            <w:tcW w:w="8623" w:type="dxa"/>
             <w:gridSpan w:val="2"/>
             <w:tcBorders>
               <w:top w:val="single" w:sz="8" w:space="0" w:color="C9C9C9" w:themeColor="text2" w:themeTint="40"/>
@@ -1209,7 +1251,7 @@
         </w:trPr>
         <w:tc>
           <w:tcPr>
-            <w:tcW w:w="8325" w:type="dxa"/>
+            <w:tcW w:w="8623" w:type="dxa"/>
             <w:gridSpan w:val="2"/>
             <w:tcBorders>
               <w:top w:val="nil"/>
@@ -1366,16 +1408,7 @@
                 <w:sz w:val="32"/>
                 <w:szCs w:val="32"/>
               </w:rPr>
-              <w:t xml:space="preserve">SOLUCIÓN </w:t>
-            </w:r>
-            <w:r>
-              <w:rPr>
-                <w:b/>
-                <w:bCs/>
-                <w:sz w:val="32"/>
-                <w:szCs w:val="32"/>
-              </w:rPr>
-              <w:t>EXISTENTE</w:t>
+              <w:t>SOLUCIÓN EXISTENTE</w:t>
             </w:r>
           </w:p>
           <w:p>
@@ -1675,9 +1708,473 @@
         </w:tc>
       </w:tr>
     </w:tbl>
-    <w:p/>
+    <w:p>
+      <w:pPr>
+        <w:ind w:left="142"/>
+      </w:pPr>
+      <w:r>
+        <w:rPr>
+          <w:noProof/>
+          <w:lang w:bidi="es-ES"/>
+        </w:rPr>
+        <mc:AlternateContent>
+          <mc:Choice Requires="wps">
+            <w:drawing>
+              <wp:anchor distT="0" distB="0" distL="114300" distR="114300" simplePos="0" relativeHeight="251675648" behindDoc="1" locked="1" layoutInCell="1" allowOverlap="1" wp14:anchorId="4FBFBBF7" wp14:editId="5B73620D">
+                <wp:simplePos x="0" y="0"/>
+                <wp:positionH relativeFrom="page">
+                  <wp:align>left</wp:align>
+                </wp:positionH>
+                <wp:positionV relativeFrom="paragraph">
+                  <wp:posOffset>-6377940</wp:posOffset>
+                </wp:positionV>
+                <wp:extent cx="1377315" cy="10888980"/>
+                <wp:effectExtent l="0" t="0" r="0" b="7620"/>
+                <wp:wrapNone/>
+                <wp:docPr id="2128784141" name="Rectángulo 2">
+                  <a:extLst xmlns:a="http://schemas.openxmlformats.org/drawingml/2006/main">
+                    <a:ext uri="{C183D7F6-B498-43B3-948B-1728B52AA6E4}">
+                      <adec:decorative xmlns:adec="http://schemas.microsoft.com/office/drawing/2017/decorative" val="1"/>
+                    </a:ext>
+                  </a:extLst>
+                </wp:docPr>
+                <wp:cNvGraphicFramePr/>
+                <a:graphic xmlns:a="http://schemas.openxmlformats.org/drawingml/2006/main">
+                  <a:graphicData uri="http://schemas.microsoft.com/office/word/2010/wordprocessingShape">
+                    <wps:wsp>
+                      <wps:cNvSpPr/>
+                      <wps:spPr>
+                        <a:xfrm>
+                          <a:off x="0" y="0"/>
+                          <a:ext cx="1377538" cy="10888980"/>
+                        </a:xfrm>
+                        <a:prstGeom prst="rect">
+                          <a:avLst/>
+                        </a:prstGeom>
+                        <a:solidFill>
+                          <a:schemeClr val="tx1">
+                            <a:lumMod val="75000"/>
+                            <a:lumOff val="25000"/>
+                          </a:schemeClr>
+                        </a:solidFill>
+                        <a:ln>
+                          <a:noFill/>
+                        </a:ln>
+                      </wps:spPr>
+                      <wps:style>
+                        <a:lnRef idx="2">
+                          <a:schemeClr val="accent1">
+                            <a:shade val="50000"/>
+                          </a:schemeClr>
+                        </a:lnRef>
+                        <a:fillRef idx="1">
+                          <a:schemeClr val="accent1"/>
+                        </a:fillRef>
+                        <a:effectRef idx="0">
+                          <a:schemeClr val="accent1"/>
+                        </a:effectRef>
+                        <a:fontRef idx="minor">
+                          <a:schemeClr val="lt1"/>
+                        </a:fontRef>
+                      </wps:style>
+                      <wps:txbx>
+                        <w:txbxContent>
+                          <w:p>
+                            <w:pPr>
+                              <w:pStyle w:val="Piedepginablanco"/>
+                            </w:pPr>
+                            <w:r>
+                              <w:rPr>
+                                <w:lang w:bidi="es-ES"/>
+                              </w:rPr>
+                              <w:t>2</w:t>
+                            </w:r>
+                          </w:p>
+                        </w:txbxContent>
+                      </wps:txbx>
+                      <wps:bodyPr rot="0" spcFirstLastPara="0" vertOverflow="overflow" horzOverflow="overflow" vert="horz" wrap="square" lIns="91440" tIns="45720" rIns="91440" bIns="45720" numCol="1" spcCol="0" rtlCol="0" fromWordArt="0" anchor="b" anchorCtr="0" forceAA="0" compatLnSpc="1">
+                        <a:prstTxWarp prst="textNoShape">
+                          <a:avLst/>
+                        </a:prstTxWarp>
+                        <a:noAutofit/>
+                      </wps:bodyPr>
+                    </wps:wsp>
+                  </a:graphicData>
+                </a:graphic>
+                <wp14:sizeRelH relativeFrom="margin">
+                  <wp14:pctWidth>0</wp14:pctWidth>
+                </wp14:sizeRelH>
+                <wp14:sizeRelV relativeFrom="margin">
+                  <wp14:pctHeight>0</wp14:pctHeight>
+                </wp14:sizeRelV>
+              </wp:anchor>
+            </w:drawing>
+          </mc:Choice>
+          <mc:Fallback>
+            <w:pict>
+              <v:rect w14:anchorId="4FBFBBF7" id="_x0000_s1031" alt="&quot;&quot;" style="position:absolute;left:0;text-align:left;margin-left:0;margin-top:-502.2pt;width:108.45pt;height:857.4pt;z-index:-251640832;visibility:visible;mso-wrap-style:square;mso-width-percent:0;mso-height-percent:0;mso-wrap-distance-left:9pt;mso-wrap-distance-top:0;mso-wrap-distance-right:9pt;mso-wrap-distance-bottom:0;mso-position-horizontal:left;mso-position-horizontal-relative:page;mso-position-vertical:absolute;mso-position-vertical-relative:text;mso-width-percent:0;mso-height-percent:0;mso-width-relative:margin;mso-height-relative:margin;v-text-anchor:bottom" o:gfxdata="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" fillcolor="#404040 [2429]" stroked="f" strokeweight="1pt">
+                <v:textbox>
+                  <w:txbxContent>
+                    <w:p>
+                      <w:pPr>
+                        <w:pStyle w:val="Piedepginablanco"/>
+                      </w:pPr>
+                      <w:r>
+                        <w:rPr>
+                          <w:lang w:bidi="es-ES"/>
+                        </w:rPr>
+                        <w:t>2</w:t>
+                      </w:r>
+                    </w:p>
+                  </w:txbxContent>
+                </v:textbox>
+                <w10:wrap anchorx="page"/>
+                <w10:anchorlock/>
+              </v:rect>
+            </w:pict>
+          </mc:Fallback>
+        </mc:AlternateContent>
+      </w:r>
+    </w:p>
+    <w:p>
+      <w:pPr>
+        <w:ind w:left="142"/>
+      </w:pPr>
+    </w:p>
+    <w:p>
+      <w:pPr>
+        <w:ind w:left="142"/>
+      </w:pPr>
+    </w:p>
+    <w:p>
+      <w:pPr>
+        <w:ind w:left="142"/>
+      </w:pPr>
+    </w:p>
+    <w:p>
+      <w:pPr>
+        <w:ind w:left="142"/>
+      </w:pPr>
+    </w:p>
+    <w:p>
+      <w:pPr>
+        <w:ind w:left="142"/>
+      </w:pPr>
+    </w:p>
+    <w:p>
+      <w:pPr>
+        <w:ind w:left="142"/>
+      </w:pPr>
+    </w:p>
+    <w:p>
+      <w:pPr>
+        <w:ind w:left="142"/>
+      </w:pPr>
+    </w:p>
+    <w:p>
+      <w:pPr>
+        <w:ind w:left="142"/>
+      </w:pPr>
+    </w:p>
+    <w:tbl>
+      <w:tblPr>
+        <w:tblStyle w:val="Tablageneral"/>
+        <w:tblW w:w="8623" w:type="dxa"/>
+        <w:tblLayout w:type="fixed"/>
+        <w:tblCellMar>
+          <w:right w:w="0" w:type="dxa"/>
+        </w:tblCellMar>
+        <w:tblLook w:val="0620" w:firstRow="1" w:lastRow="0" w:firstColumn="0" w:lastColumn="0" w:noHBand="1" w:noVBand="1"/>
+      </w:tblPr>
+      <w:tblGrid>
+        <w:gridCol w:w="8623"/>
+      </w:tblGrid>
+      <w:tr>
+        <w:trPr>
+          <w:cnfStyle w:val="100000000000" w:firstRow="1" w:lastRow="0" w:firstColumn="0" w:lastColumn="0" w:oddVBand="0" w:evenVBand="0" w:oddHBand="0" w:evenHBand="0" w:firstRowFirstColumn="0" w:firstRowLastColumn="0" w:lastRowFirstColumn="0" w:lastRowLastColumn="0"/>
+          <w:trHeight w:val="1177"/>
+        </w:trPr>
+        <w:tc>
+          <w:tcPr>
+            <w:tcW w:w="8623" w:type="dxa"/>
+            <w:tcBorders>
+              <w:bottom w:val="single" w:sz="8" w:space="0" w:color="C9C9C9" w:themeColor="text2" w:themeTint="40"/>
+            </w:tcBorders>
+            <w:tcMar>
+              <w:top w:w="0" w:type="dxa"/>
+              <w:bottom w:w="0" w:type="dxa"/>
+            </w:tcMar>
+          </w:tcPr>
+          <w:p>
+            <w:pPr>
+              <w:pStyle w:val="Ttulo1"/>
+              <w:ind w:left="0"/>
+            </w:pPr>
+            <w:sdt>
+              <w:sdtPr>
+                <w:rPr>
+                  <w:sz w:val="72"/>
+                  <w:szCs w:val="30"/>
+                </w:rPr>
+                <w:id w:val="977106971"/>
+                <w:placeholder>
+                  <w:docPart w:val="708AA35B683A44B3B39B5F6B22249425"/>
+                </w:placeholder>
+                <w15:appearance w15:val="hidden"/>
+              </w:sdtPr>
+              <w:sdtContent>
+                <w:r>
+                  <w:rPr>
+                    <w:sz w:val="72"/>
+                    <w:szCs w:val="30"/>
+                  </w:rPr>
+                  <w:t>ESPECIFICACION, GUIAS Y PLANIFICACIÓN</w:t>
+                </w:r>
+              </w:sdtContent>
+            </w:sdt>
+            <w:r>
+              <w:rPr>
+                <w:sz w:val="72"/>
+                <w:szCs w:val="30"/>
+                <w:lang w:bidi="es-ES"/>
+              </w:rPr>
+              <w:t xml:space="preserve"> </w:t>
+            </w:r>
+          </w:p>
+        </w:tc>
+      </w:tr>
+      <w:tr>
+        <w:trPr>
+          <w:trHeight w:hRule="exact" w:val="806"/>
+        </w:trPr>
+        <w:tc>
+          <w:tcPr>
+            <w:tcW w:w="8623" w:type="dxa"/>
+            <w:tcBorders>
+              <w:top w:val="single" w:sz="8" w:space="0" w:color="C9C9C9" w:themeColor="text2" w:themeTint="40"/>
+              <w:bottom w:val="nil"/>
+            </w:tcBorders>
+            <w:vAlign w:val="center"/>
+          </w:tcPr>
+          <w:p>
+            <w:pPr>
+              <w:pStyle w:val="Ttulo2"/>
+            </w:pPr>
+            <w:sdt>
+              <w:sdtPr>
+                <w:id w:val="-265540026"/>
+                <w:placeholder>
+                  <w:docPart w:val="54E40328D5D64C90A6EF8250521A599A"/>
+                </w:placeholder>
+                <w15:appearance w15:val="hidden"/>
+              </w:sdtPr>
+              <w:sdtContent>
+                <w:r>
+                  <w:t>SOBRE LA APLICACIÓN WEB</w:t>
+                </w:r>
+              </w:sdtContent>
+            </w:sdt>
+            <w:r>
+              <w:rPr>
+                <w:lang w:bidi="es-ES"/>
+              </w:rPr>
+              <w:t xml:space="preserve"> </w:t>
+            </w:r>
+          </w:p>
+        </w:tc>
+      </w:tr>
+    </w:tbl>
+    <w:p>
+      <w:pPr>
+        <w:ind w:left="142"/>
+      </w:pPr>
+      <w:r>
+        <w:rPr>
+          <w:noProof/>
+        </w:rPr>
+        <w:drawing>
+          <wp:anchor distT="0" distB="0" distL="114300" distR="114300" simplePos="0" relativeHeight="251678720" behindDoc="0" locked="0" layoutInCell="1" allowOverlap="1" wp14:anchorId="2EABA91E" wp14:editId="0DE0482C">
+            <wp:simplePos x="0" y="0"/>
+            <wp:positionH relativeFrom="margin">
+              <wp:posOffset>-97790</wp:posOffset>
+            </wp:positionH>
+            <wp:positionV relativeFrom="paragraph">
+              <wp:posOffset>457200</wp:posOffset>
+            </wp:positionV>
+            <wp:extent cx="5272405" cy="4690745"/>
+            <wp:effectExtent l="0" t="0" r="4445" b="0"/>
+            <wp:wrapNone/>
+            <wp:docPr id="1351879061" name="Imagen 19"/>
+            <wp:cNvGraphicFramePr>
+              <a:graphicFrameLocks xmlns:a="http://schemas.openxmlformats.org/drawingml/2006/main" noChangeAspect="1"/>
+            </wp:cNvGraphicFramePr>
+            <a:graphic xmlns:a="http://schemas.openxmlformats.org/drawingml/2006/main">
+              <a:graphicData uri="http://schemas.openxmlformats.org/drawingml/2006/picture">
+                <pic:pic xmlns:pic="http://schemas.openxmlformats.org/drawingml/2006/picture">
+                  <pic:nvPicPr>
+                    <pic:cNvPr id="0" name="Picture 47"/>
+                    <pic:cNvPicPr>
+                      <a:picLocks noChangeAspect="1" noChangeArrowheads="1"/>
+                    </pic:cNvPicPr>
+                  </pic:nvPicPr>
+                  <pic:blipFill>
+                    <a:blip r:embed="rId15">
+                      <a:extLst>
+                        <a:ext uri="{28A0092B-C50C-407E-A947-70E740481C1C}">
+                          <a14:useLocalDpi xmlns:a14="http://schemas.microsoft.com/office/drawing/2010/main" val="0"/>
+                        </a:ext>
+                      </a:extLst>
+                    </a:blip>
+                    <a:srcRect/>
+                    <a:stretch>
+                      <a:fillRect/>
+                    </a:stretch>
+                  </pic:blipFill>
+                  <pic:spPr bwMode="auto">
+                    <a:xfrm>
+                      <a:off x="0" y="0"/>
+                      <a:ext cx="5272405" cy="4690745"/>
+                    </a:xfrm>
+                    <a:prstGeom prst="rect">
+                      <a:avLst/>
+                    </a:prstGeom>
+                    <a:noFill/>
+                    <a:ln>
+                      <a:noFill/>
+                    </a:ln>
+                  </pic:spPr>
+                </pic:pic>
+              </a:graphicData>
+            </a:graphic>
+          </wp:anchor>
+        </w:drawing>
+      </w:r>
+      <w:r>
+        <w:rPr>
+          <w:noProof/>
+          <w:lang w:bidi="es-ES"/>
+        </w:rPr>
+        <mc:AlternateContent>
+          <mc:Choice Requires="wps">
+            <w:drawing>
+              <wp:anchor distT="0" distB="0" distL="114300" distR="114300" simplePos="0" relativeHeight="251677696" behindDoc="1" locked="1" layoutInCell="1" allowOverlap="1" wp14:anchorId="47D832B6" wp14:editId="19C7034D">
+                <wp:simplePos x="0" y="0"/>
+                <wp:positionH relativeFrom="page">
+                  <wp:align>left</wp:align>
+                </wp:positionH>
+                <wp:positionV relativeFrom="paragraph">
+                  <wp:posOffset>-2973070</wp:posOffset>
+                </wp:positionV>
+                <wp:extent cx="1428750" cy="10817860"/>
+                <wp:effectExtent l="0" t="0" r="0" b="2540"/>
+                <wp:wrapNone/>
+                <wp:docPr id="366556837" name="Rectángulo 2">
+                  <a:extLst xmlns:a="http://schemas.openxmlformats.org/drawingml/2006/main">
+                    <a:ext uri="{C183D7F6-B498-43B3-948B-1728B52AA6E4}">
+                      <adec:decorative xmlns:adec="http://schemas.microsoft.com/office/drawing/2017/decorative" val="1"/>
+                    </a:ext>
+                  </a:extLst>
+                </wp:docPr>
+                <wp:cNvGraphicFramePr/>
+                <a:graphic xmlns:a="http://schemas.openxmlformats.org/drawingml/2006/main">
+                  <a:graphicData uri="http://schemas.microsoft.com/office/word/2010/wordprocessingShape">
+                    <wps:wsp>
+                      <wps:cNvSpPr/>
+                      <wps:spPr>
+                        <a:xfrm>
+                          <a:off x="0" y="0"/>
+                          <a:ext cx="1428750" cy="10817860"/>
+                        </a:xfrm>
+                        <a:prstGeom prst="rect">
+                          <a:avLst/>
+                        </a:prstGeom>
+                        <a:solidFill>
+                          <a:schemeClr val="tx1">
+                            <a:lumMod val="75000"/>
+                            <a:lumOff val="25000"/>
+                          </a:schemeClr>
+                        </a:solidFill>
+                        <a:ln>
+                          <a:noFill/>
+                        </a:ln>
+                      </wps:spPr>
+                      <wps:style>
+                        <a:lnRef idx="2">
+                          <a:schemeClr val="accent1">
+                            <a:shade val="50000"/>
+                          </a:schemeClr>
+                        </a:lnRef>
+                        <a:fillRef idx="1">
+                          <a:schemeClr val="accent1"/>
+                        </a:fillRef>
+                        <a:effectRef idx="0">
+                          <a:schemeClr val="accent1"/>
+                        </a:effectRef>
+                        <a:fontRef idx="minor">
+                          <a:schemeClr val="lt1"/>
+                        </a:fontRef>
+                      </wps:style>
+                      <wps:txbx>
+                        <w:txbxContent>
+                          <w:p>
+                            <w:pPr>
+                              <w:pStyle w:val="Piedepginablanco"/>
+                            </w:pPr>
+                            <w:r>
+                              <w:rPr>
+                                <w:lang w:bidi="es-ES"/>
+                              </w:rPr>
+                              <w:t>3</w:t>
+                            </w:r>
+                          </w:p>
+                        </w:txbxContent>
+                      </wps:txbx>
+                      <wps:bodyPr rot="0" spcFirstLastPara="0" vertOverflow="overflow" horzOverflow="overflow" vert="horz" wrap="square" lIns="91440" tIns="45720" rIns="91440" bIns="45720" numCol="1" spcCol="0" rtlCol="0" fromWordArt="0" anchor="b" anchorCtr="0" forceAA="0" compatLnSpc="1">
+                        <a:prstTxWarp prst="textNoShape">
+                          <a:avLst/>
+                        </a:prstTxWarp>
+                        <a:noAutofit/>
+                      </wps:bodyPr>
+                    </wps:wsp>
+                  </a:graphicData>
+                </a:graphic>
+                <wp14:sizeRelH relativeFrom="margin">
+                  <wp14:pctWidth>0</wp14:pctWidth>
+                </wp14:sizeRelH>
+                <wp14:sizeRelV relativeFrom="margin">
+                  <wp14:pctHeight>0</wp14:pctHeight>
+                </wp14:sizeRelV>
+              </wp:anchor>
+            </w:drawing>
+          </mc:Choice>
+          <mc:Fallback>
+            <w:pict>
+              <v:rect w14:anchorId="47D832B6" id="_x0000_s1032" alt="&quot;&quot;" style="position:absolute;left:0;text-align:left;margin-left:0;margin-top:-234.1pt;width:112.5pt;height:851.8pt;z-index:-251638784;visibility:visible;mso-wrap-style:square;mso-width-percent:0;mso-height-percent:0;mso-wrap-distance-left:9pt;mso-wrap-distance-top:0;mso-wrap-distance-right:9pt;mso-wrap-distance-bottom:0;mso-position-horizontal:left;mso-position-horizontal-relative:page;mso-position-vertical:absolute;mso-position-vertical-relative:text;mso-width-percent:0;mso-height-percent:0;mso-width-relative:margin;mso-height-relative:margin;v-text-anchor:bottom" o:gfxdata="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" fillcolor="#404040 [2429]" stroked="f" strokeweight="1pt">
+                <v:textbox>
+                  <w:txbxContent>
+                    <w:p>
+                      <w:pPr>
+                        <w:pStyle w:val="Piedepginablanco"/>
+                      </w:pPr>
+                      <w:r>
+                        <w:rPr>
+                          <w:lang w:bidi="es-ES"/>
+                        </w:rPr>
+                        <w:t>3</w:t>
+                      </w:r>
+                    </w:p>
+                  </w:txbxContent>
+                </v:textbox>
+                <w10:wrap anchorx="page"/>
+                <w10:anchorlock/>
+              </v:rect>
+            </w:pict>
+          </mc:Fallback>
+        </mc:AlternateContent>
+      </w:r>
+    </w:p>
     <w:sectPr>
-      <w:footerReference w:type="default" r:id="rId15"/>
+      <w:footerReference w:type="default" r:id="rId16"/>
       <w:pgSz w:w="11906" w:h="16838" w:code="9"/>
       <w:pgMar w:top="720" w:right="720" w:bottom="720" w:left="2880" w:header="720" w:footer="432" w:gutter="0"/>
       <w:cols w:space="720"/>
@@ -5108,6 +5605,68 @@
         </w:p>
       </w:docPartBody>
     </w:docPart>
+    <w:docPart>
+      <w:docPartPr>
+        <w:name w:val="708AA35B683A44B3B39B5F6B22249425"/>
+        <w:category>
+          <w:name w:val="General"/>
+          <w:gallery w:val="placeholder"/>
+        </w:category>
+        <w:types>
+          <w:type w:val="bbPlcHdr"/>
+        </w:types>
+        <w:behaviors>
+          <w:behavior w:val="content"/>
+        </w:behaviors>
+        <w:guid w:val="{828705F1-99E8-4E95-A46C-97690E466B53}"/>
+      </w:docPartPr>
+      <w:docPartBody>
+        <w:p>
+          <w:pPr>
+            <w:pStyle w:val="708AA35B683A44B3B39B5F6B22249425"/>
+          </w:pPr>
+          <w:r>
+            <w:rPr>
+              <w:lang w:bidi="es-ES"/>
+            </w:rPr>
+            <w:t>El efecto</w:t>
+          </w:r>
+          <w:r>
+            <w:rPr>
+              <w:lang w:bidi="es-ES"/>
+            </w:rPr>
+            <w:br/>
+            <w:t>carbonizado</w:t>
+          </w:r>
+        </w:p>
+      </w:docPartBody>
+    </w:docPart>
+    <w:docPart>
+      <w:docPartPr>
+        <w:name w:val="54E40328D5D64C90A6EF8250521A599A"/>
+        <w:category>
+          <w:name w:val="General"/>
+          <w:gallery w:val="placeholder"/>
+        </w:category>
+        <w:types>
+          <w:type w:val="bbPlcHdr"/>
+        </w:types>
+        <w:behaviors>
+          <w:behavior w:val="content"/>
+        </w:behaviors>
+        <w:guid w:val="{E685C75D-C22D-41A7-B1CE-9A23FAD5ADFC}"/>
+      </w:docPartPr>
+      <w:docPartBody>
+        <w:p>
+          <w:pPr>
+            <w:pStyle w:val="54E40328D5D64C90A6EF8250521A599A"/>
+          </w:pPr>
+          <w:r>
+            <w:t>Una recorrido de riesgo y recompensa</w:t>
+          </w:r>
+        </w:p>
+      </w:docPartBody>
+    </w:docPart>
   </w:docParts>
 </w:glossaryDocument>
 </file>
@@ -5476,12 +6035,14 @@
     <w:rsid w:val="00364CC0"/>
     <w:rsid w:val="003718C0"/>
     <w:rsid w:val="00494B77"/>
+    <w:rsid w:val="0050145C"/>
     <w:rsid w:val="005A1988"/>
     <w:rsid w:val="00640AD2"/>
     <w:rsid w:val="006A7A1C"/>
     <w:rsid w:val="00706E66"/>
     <w:rsid w:val="007074DB"/>
     <w:rsid w:val="00880F52"/>
+    <w:rsid w:val="00A80C9D"/>
     <w:rsid w:val="00B506B8"/>
     <w:rsid w:val="00C45535"/>
     <w:rsid w:val="00D35DB1"/>
@@ -6197,6 +6758,42 @@
       <w:lang w:eastAsia="ja-JP"/>
     </w:rPr>
   </w:style>
+  <w:style w:type="paragraph" w:customStyle="1" w:styleId="708AA35B683A44B3B39B5F6B22249425">
+    <w:name w:val="708AA35B683A44B3B39B5F6B22249425"/>
+    <w:rsid w:val="0050145C"/>
+    <w:pPr>
+      <w:spacing w:after="160" w:line="278" w:lineRule="auto"/>
+    </w:pPr>
+    <w:rPr>
+      <w:kern w:val="2"/>
+      <w:lang w:eastAsia="es-ES"/>
+      <w14:ligatures w14:val="standardContextual"/>
+    </w:rPr>
+  </w:style>
+  <w:style w:type="paragraph" w:customStyle="1" w:styleId="54E40328D5D64C90A6EF8250521A599A">
+    <w:name w:val="54E40328D5D64C90A6EF8250521A599A"/>
+    <w:rsid w:val="0050145C"/>
+    <w:pPr>
+      <w:spacing w:after="160" w:line="278" w:lineRule="auto"/>
+    </w:pPr>
+    <w:rPr>
+      <w:kern w:val="2"/>
+      <w:lang w:eastAsia="es-ES"/>
+      <w14:ligatures w14:val="standardContextual"/>
+    </w:rPr>
+  </w:style>
+  <w:style w:type="paragraph" w:customStyle="1" w:styleId="AAC01AD6E4554E18A5C69A7DF30D03C4">
+    <w:name w:val="AAC01AD6E4554E18A5C69A7DF30D03C4"/>
+    <w:rsid w:val="0050145C"/>
+    <w:pPr>
+      <w:spacing w:after="160" w:line="278" w:lineRule="auto"/>
+    </w:pPr>
+    <w:rPr>
+      <w:kern w:val="2"/>
+      <w:lang w:eastAsia="es-ES"/>
+      <w14:ligatures w14:val="standardContextual"/>
+    </w:rPr>
+  </w:style>
 </w:styles>
 </file>
 
@@ -6409,6 +7006,15 @@
 </file>
 
 <file path=customXml/item1.xml><?xml version="1.0" encoding="utf-8"?>
+<?mso-contentType ?>
+<FormTemplates xmlns="http://schemas.microsoft.com/sharepoint/v3/contenttype/forms">
+  <Display>DocumentLibraryForm</Display>
+  <Edit>DocumentLibraryForm</Edit>
+  <New>DocumentLibraryForm</New>
+</FormTemplates>
+</file>
+
+<file path=customXml/item2.xml><?xml version="1.0" encoding="utf-8"?>
 <p:properties xmlns:p="http://schemas.microsoft.com/office/2006/metadata/properties" xmlns:xsi="http://www.w3.org/2001/XMLSchema-instance" xmlns:pc="http://schemas.microsoft.com/office/infopath/2007/PartnerControls">
   <documentManagement>
     <_ip_UnifiedCompliancePolicyUIAction xmlns="http://schemas.microsoft.com/sharepoint/v3" xsi:nil="true"/>
@@ -6428,16 +7034,11 @@
 </p:properties>
 </file>
 
-<file path=customXml/item2.xml><?xml version="1.0" encoding="utf-8"?>
-<?mso-contentType ?>
-<FormTemplates xmlns="http://schemas.microsoft.com/sharepoint/v3/contenttype/forms">
-  <Display>DocumentLibraryForm</Display>
-  <Edit>DocumentLibraryForm</Edit>
-  <New>DocumentLibraryForm</New>
-</FormTemplates>
+<file path=customXml/item3.xml><?xml version="1.0" encoding="utf-8"?>
+<b:Sources xmlns:b="http://schemas.openxmlformats.org/officeDocument/2006/bibliography" xmlns="http://schemas.openxmlformats.org/officeDocument/2006/bibliography" SelectedStyle="/APASixthEditionOfficeOnline.xsl" StyleName="APA" Version="6"/>
 </file>
 
-<file path=customXml/item3.xml><?xml version="1.0" encoding="utf-8"?>
+<file path=customXml/item4.xml><?xml version="1.0" encoding="utf-8"?>
 <ct:contentTypeSchema xmlns:ct="http://schemas.microsoft.com/office/2006/metadata/contentType" xmlns:ma="http://schemas.microsoft.com/office/2006/metadata/properties/metaAttributes" ct:_="" ma:_="" ma:contentTypeName="Document" ma:contentTypeID="0x01010079F111ED35F8CC479449609E8A0923A6" ma:contentTypeVersion="26" ma:contentTypeDescription="Create a new document." ma:contentTypeScope="" ma:versionID="ac37c1753acd5e330d2062ccec26ea66">
   <xsd:schema xmlns:xsd="http://www.w3.org/2001/XMLSchema" xmlns:xs="http://www.w3.org/2001/XMLSchema" xmlns:p="http://schemas.microsoft.com/office/2006/metadata/properties" xmlns:ns1="http://schemas.microsoft.com/sharepoint/v3" xmlns:ns2="71af3243-3dd4-4a8d-8c0d-dd76da1f02a5" xmlns:ns3="16c05727-aa75-4e4a-9b5f-8a80a1165891" xmlns:ns4="230e9df3-be65-4c73-a93b-d1236ebd677e" targetNamespace="http://schemas.microsoft.com/office/2006/metadata/properties" ma:root="true" ma:fieldsID="3b340c7101c92c5120abd06486f94548" ns1:_="" ns2:_="" ns3:_="" ns4:_="">
     <xsd:import namespace="http://schemas.microsoft.com/sharepoint/v3"/>
@@ -6737,11 +7338,15 @@
 </ct:contentTypeSchema>
 </file>
 
-<file path=customXml/item4.xml><?xml version="1.0" encoding="utf-8"?>
-<b:Sources xmlns:b="http://schemas.openxmlformats.org/officeDocument/2006/bibliography" xmlns="http://schemas.openxmlformats.org/officeDocument/2006/bibliography" SelectedStyle="/APASixthEditionOfficeOnline.xsl" StyleName="APA" Version="6"/>
+<file path=customXml/itemProps1.xml><?xml version="1.0" encoding="utf-8"?>
+<ds:datastoreItem xmlns:ds="http://schemas.openxmlformats.org/officeDocument/2006/customXml" ds:itemID="{268A88EA-2CD1-4EB5-AD27-A1454BEC753F}">
+  <ds:schemaRefs>
+    <ds:schemaRef ds:uri="http://schemas.microsoft.com/sharepoint/v3/contenttype/forms"/>
+  </ds:schemaRefs>
+</ds:datastoreItem>
 </file>
 
-<file path=customXml/itemProps1.xml><?xml version="1.0" encoding="utf-8"?>
+<file path=customXml/itemProps2.xml><?xml version="1.0" encoding="utf-8"?>
 <ds:datastoreItem xmlns:ds="http://schemas.openxmlformats.org/officeDocument/2006/customXml" ds:itemID="{E046B6FE-75F5-4A4A-ADF9-3D55C2808F6A}">
   <ds:schemaRefs>
     <ds:schemaRef ds:uri="http://schemas.microsoft.com/office/2006/metadata/properties"/>
@@ -6753,15 +7358,15 @@
 </ds:datastoreItem>
 </file>
 
-<file path=customXml/itemProps2.xml><?xml version="1.0" encoding="utf-8"?>
-<ds:datastoreItem xmlns:ds="http://schemas.openxmlformats.org/officeDocument/2006/customXml" ds:itemID="{268A88EA-2CD1-4EB5-AD27-A1454BEC753F}">
+<file path=customXml/itemProps3.xml><?xml version="1.0" encoding="utf-8"?>
+<ds:datastoreItem xmlns:ds="http://schemas.openxmlformats.org/officeDocument/2006/customXml" ds:itemID="{C36A12F8-4A9B-4F64-B978-B0EE1FD97EBF}">
   <ds:schemaRefs>
-    <ds:schemaRef ds:uri="http://schemas.microsoft.com/sharepoint/v3/contenttype/forms"/>
+    <ds:schemaRef ds:uri="http://schemas.openxmlformats.org/officeDocument/2006/bibliography"/>
   </ds:schemaRefs>
 </ds:datastoreItem>
 </file>
 
-<file path=customXml/itemProps3.xml><?xml version="1.0" encoding="utf-8"?>
+<file path=customXml/itemProps4.xml><?xml version="1.0" encoding="utf-8"?>
 <ds:datastoreItem xmlns:ds="http://schemas.openxmlformats.org/officeDocument/2006/customXml" ds:itemID="{3B486F6C-1123-466C-A9D5-986F0A3EF9D1}">
   <ds:schemaRefs>
     <ds:schemaRef ds:uri="http://schemas.microsoft.com/office/2006/metadata/contentType"/>
@@ -6782,14 +7387,6 @@
 </ds:datastoreItem>
 </file>
 
-<file path=customXml/itemProps4.xml><?xml version="1.0" encoding="utf-8"?>
-<ds:datastoreItem xmlns:ds="http://schemas.openxmlformats.org/officeDocument/2006/customXml" ds:itemID="{C36A12F8-4A9B-4F64-B978-B0EE1FD97EBF}">
-  <ds:schemaRefs>
-    <ds:schemaRef ds:uri="http://schemas.openxmlformats.org/officeDocument/2006/bibliography"/>
-  </ds:schemaRefs>
-</ds:datastoreItem>
-</file>
-
 <file path=docMetadata/LabelInfo.xml><?xml version="1.0" encoding="utf-8"?>
 <clbl:labelList xmlns:clbl="http://schemas.microsoft.com/office/2020/mipLabelMetadata"/>
 </file>
--- a/SONAURA.docx
+++ b/SONAURA.docx
@@ -824,7 +824,6 @@
           <w:showingPlcHdr/>
           <w15:appearance w15:val="hidden"/>
         </w:sdtPr>
-        <w:sdtEndPr/>
         <w:sdtContent>
           <w:r>
             <w:rPr>
@@ -1181,7 +1180,6 @@
                 </w:placeholder>
                 <w15:appearance w15:val="hidden"/>
               </w:sdtPr>
-              <w:sdtEndPr/>
               <w:sdtContent>
                 <w:r>
                   <w:rPr>
@@ -1229,7 +1227,6 @@
                 </w:placeholder>
                 <w15:appearance w15:val="hidden"/>
               </w:sdtPr>
-              <w:sdtEndPr/>
               <w:sdtContent>
                 <w:r>
                   <w:t>SOBRE LA APLICACIÓN WEB</w:t>
@@ -1970,7 +1967,7 @@
               </w:sdtPr>
               <w:sdtContent>
                 <w:r>
-                  <w:t>SOBRE LA APLICACIÓN WEB</w:t>
+                  <w:t>ESPECIFICACION DE REQUISITOS DEL SISTEMA:</w:t>
                 </w:r>
               </w:sdtContent>
             </w:sdt>
@@ -1986,20 +1983,1069 @@
     </w:tbl>
     <w:p>
       <w:pPr>
+        <w:spacing w:before="0" w:after="200" w:line="312" w:lineRule="auto"/>
+        <w:rPr>
+          <w:b/>
+          <w:bCs/>
+        </w:rPr>
+      </w:pPr>
+      <w:r>
+        <w:rPr>
+          <w:b/>
+          <w:bCs/>
+        </w:rPr>
+        <w:t>. Identificación de necesidades del cliente</w:t>
+      </w:r>
+    </w:p>
+    <w:p>
+      <w:pPr>
+        <w:spacing w:before="0" w:after="200" w:line="312" w:lineRule="auto"/>
+      </w:pPr>
+      <w:r>
+        <w:t>El cliente necesita una aplicación web que:</w:t>
+      </w:r>
+    </w:p>
+    <w:p>
+      <w:pPr>
+        <w:numPr>
+          <w:ilvl w:val="0"/>
+          <w:numId w:val="23"/>
+        </w:numPr>
+        <w:spacing w:before="0" w:after="200" w:line="312" w:lineRule="auto"/>
+      </w:pPr>
+      <w:r>
+        <w:t>Ayude a los usuarios a tomar decisiones informadas sobre qué películas o series ver.</w:t>
+      </w:r>
+    </w:p>
+    <w:p>
+      <w:pPr>
+        <w:numPr>
+          <w:ilvl w:val="0"/>
+          <w:numId w:val="23"/>
+        </w:numPr>
+        <w:spacing w:before="0" w:after="200" w:line="312" w:lineRule="auto"/>
+      </w:pPr>
+      <w:r>
+        <w:t>Sea visualmente atractiva, moderna y de uso intuitivo.</w:t>
+      </w:r>
+    </w:p>
+    <w:p>
+      <w:pPr>
+        <w:numPr>
+          <w:ilvl w:val="0"/>
+          <w:numId w:val="23"/>
+        </w:numPr>
+        <w:spacing w:before="0" w:after="200" w:line="312" w:lineRule="auto"/>
+      </w:pPr>
+      <w:r>
+        <w:t>Ofrezca contenido actualizado y confiable.</w:t>
+      </w:r>
+    </w:p>
+    <w:p>
+      <w:pPr>
+        <w:numPr>
+          <w:ilvl w:val="0"/>
+          <w:numId w:val="23"/>
+        </w:numPr>
+        <w:spacing w:before="0" w:after="200" w:line="312" w:lineRule="auto"/>
+      </w:pPr>
+      <w:r>
+        <w:t>Permita interacción social (comentarios, valoraciones, opiniones).</w:t>
+      </w:r>
+    </w:p>
+    <w:p>
+      <w:pPr>
+        <w:numPr>
+          <w:ilvl w:val="0"/>
+          <w:numId w:val="23"/>
+        </w:numPr>
+        <w:spacing w:before="0" w:after="200" w:line="312" w:lineRule="auto"/>
+      </w:pPr>
+      <w:r>
+        <w:t>Tenga un sistema de suscripción premium para ofrecer funcionalidades avanzadas como listas personalizadas y un calendario de estrenos.</w:t>
+      </w:r>
+    </w:p>
+    <w:p>
+      <w:pPr>
+        <w:numPr>
+          <w:ilvl w:val="0"/>
+          <w:numId w:val="23"/>
+        </w:numPr>
+        <w:spacing w:before="0" w:after="200" w:line="312" w:lineRule="auto"/>
+      </w:pPr>
+      <w:r>
+        <w:t>Presente un top 5 actualizado y recomendaciones destacadas.</w:t>
+      </w:r>
+    </w:p>
+    <w:p>
+      <w:pPr>
+        <w:spacing w:before="0" w:after="200" w:line="312" w:lineRule="auto"/>
+      </w:pPr>
+    </w:p>
+    <w:p>
+      <w:pPr>
+        <w:spacing w:before="0" w:after="200" w:line="312" w:lineRule="auto"/>
+        <w:rPr>
+          <w:b/>
+          <w:bCs/>
+        </w:rPr>
+      </w:pPr>
+      <w:r>
+        <w:rPr>
+          <w:b/>
+          <w:bCs/>
+        </w:rPr>
+        <w:t>Requisitos funcionales</w:t>
+      </w:r>
+    </w:p>
+    <w:p>
+      <w:pPr>
+        <w:spacing w:before="0" w:after="200" w:line="312" w:lineRule="auto"/>
+      </w:pPr>
+      <w:r>
+        <w:t>El sistema debe permitir:</w:t>
+      </w:r>
+    </w:p>
+    <w:p>
+      <w:pPr>
+        <w:spacing w:before="0" w:after="200" w:line="312" w:lineRule="auto"/>
+        <w:rPr>
+          <w:b/>
+          <w:bCs/>
+        </w:rPr>
+      </w:pPr>
+      <w:r>
+        <w:rPr>
+          <w:b/>
+          <w:bCs/>
+        </w:rPr>
+        <w:t>2.1 Para usuarios anónimos (no registrados):</w:t>
+      </w:r>
+    </w:p>
+    <w:p>
+      <w:pPr>
+        <w:numPr>
+          <w:ilvl w:val="0"/>
+          <w:numId w:val="24"/>
+        </w:numPr>
+        <w:spacing w:before="0" w:after="200" w:line="312" w:lineRule="auto"/>
+      </w:pPr>
+      <w:r>
+        <w:t>Ver lista de películas y series.</w:t>
+      </w:r>
+    </w:p>
+    <w:p>
+      <w:pPr>
+        <w:numPr>
+          <w:ilvl w:val="0"/>
+          <w:numId w:val="24"/>
+        </w:numPr>
+        <w:spacing w:before="0" w:after="200" w:line="312" w:lineRule="auto"/>
+      </w:pPr>
+      <w:r>
+        <w:t>Consultar detalles de contenido.</w:t>
+      </w:r>
+    </w:p>
+    <w:p>
+      <w:pPr>
+        <w:numPr>
+          <w:ilvl w:val="0"/>
+          <w:numId w:val="24"/>
+        </w:numPr>
+        <w:spacing w:before="0" w:after="200" w:line="312" w:lineRule="auto"/>
+      </w:pPr>
+      <w:r>
+        <w:t>Ver el top 5 de mejor valoradas.</w:t>
+      </w:r>
+    </w:p>
+    <w:p>
+      <w:pPr>
+        <w:spacing w:before="0" w:after="200" w:line="312" w:lineRule="auto"/>
+      </w:pPr>
+    </w:p>
+    <w:p>
+      <w:pPr>
+        <w:spacing w:before="0" w:after="200" w:line="312" w:lineRule="auto"/>
+      </w:pPr>
+    </w:p>
+    <w:p>
+      <w:pPr>
+        <w:spacing w:before="0" w:after="200" w:line="312" w:lineRule="auto"/>
+      </w:pPr>
+    </w:p>
+    <w:p>
+      <w:pPr>
+        <w:spacing w:before="0" w:after="200" w:line="312" w:lineRule="auto"/>
+      </w:pPr>
+      <w:r>
+        <w:rPr>
+          <w:noProof/>
+          <w:lang w:bidi="es-ES"/>
+        </w:rPr>
+        <mc:AlternateContent>
+          <mc:Choice Requires="wps">
+            <w:drawing>
+              <wp:anchor distT="0" distB="0" distL="114300" distR="114300" simplePos="0" relativeHeight="251682816" behindDoc="1" locked="1" layoutInCell="1" allowOverlap="1" wp14:anchorId="0B38A93A" wp14:editId="32C9CF57">
+                <wp:simplePos x="0" y="0"/>
+                <wp:positionH relativeFrom="page">
+                  <wp:posOffset>46990</wp:posOffset>
+                </wp:positionH>
+                <wp:positionV relativeFrom="paragraph">
+                  <wp:posOffset>-9288780</wp:posOffset>
+                </wp:positionV>
+                <wp:extent cx="1323975" cy="10828020"/>
+                <wp:effectExtent l="0" t="0" r="9525" b="0"/>
+                <wp:wrapNone/>
+                <wp:docPr id="126617488" name="Rectángulo 2">
+                  <a:extLst xmlns:a="http://schemas.openxmlformats.org/drawingml/2006/main">
+                    <a:ext uri="{C183D7F6-B498-43B3-948B-1728B52AA6E4}">
+                      <adec:decorative xmlns:adec="http://schemas.microsoft.com/office/drawing/2017/decorative" val="1"/>
+                    </a:ext>
+                  </a:extLst>
+                </wp:docPr>
+                <wp:cNvGraphicFramePr/>
+                <a:graphic xmlns:a="http://schemas.openxmlformats.org/drawingml/2006/main">
+                  <a:graphicData uri="http://schemas.microsoft.com/office/word/2010/wordprocessingShape">
+                    <wps:wsp>
+                      <wps:cNvSpPr/>
+                      <wps:spPr>
+                        <a:xfrm>
+                          <a:off x="0" y="0"/>
+                          <a:ext cx="1323975" cy="10828020"/>
+                        </a:xfrm>
+                        <a:prstGeom prst="rect">
+                          <a:avLst/>
+                        </a:prstGeom>
+                        <a:solidFill>
+                          <a:schemeClr val="tx1">
+                            <a:lumMod val="75000"/>
+                            <a:lumOff val="25000"/>
+                          </a:schemeClr>
+                        </a:solidFill>
+                        <a:ln>
+                          <a:noFill/>
+                        </a:ln>
+                      </wps:spPr>
+                      <wps:style>
+                        <a:lnRef idx="2">
+                          <a:schemeClr val="accent1">
+                            <a:shade val="50000"/>
+                          </a:schemeClr>
+                        </a:lnRef>
+                        <a:fillRef idx="1">
+                          <a:schemeClr val="accent1"/>
+                        </a:fillRef>
+                        <a:effectRef idx="0">
+                          <a:schemeClr val="accent1"/>
+                        </a:effectRef>
+                        <a:fontRef idx="minor">
+                          <a:schemeClr val="lt1"/>
+                        </a:fontRef>
+                      </wps:style>
+                      <wps:txbx>
+                        <w:txbxContent>
+                          <w:p>
+                            <w:pPr>
+                              <w:pStyle w:val="Piedepginablanco"/>
+                            </w:pPr>
+                            <w:r>
+                              <w:rPr>
+                                <w:lang w:bidi="es-ES"/>
+                              </w:rPr>
+                              <w:t>3</w:t>
+                            </w:r>
+                          </w:p>
+                          <w:p/>
+                        </w:txbxContent>
+                      </wps:txbx>
+                      <wps:bodyPr rot="0" spcFirstLastPara="0" vertOverflow="overflow" horzOverflow="overflow" vert="horz" wrap="square" lIns="91440" tIns="45720" rIns="91440" bIns="45720" numCol="1" spcCol="0" rtlCol="0" fromWordArt="0" anchor="b" anchorCtr="0" forceAA="0" compatLnSpc="1">
+                        <a:prstTxWarp prst="textNoShape">
+                          <a:avLst/>
+                        </a:prstTxWarp>
+                        <a:noAutofit/>
+                      </wps:bodyPr>
+                    </wps:wsp>
+                  </a:graphicData>
+                </a:graphic>
+                <wp14:sizeRelH relativeFrom="margin">
+                  <wp14:pctWidth>0</wp14:pctWidth>
+                </wp14:sizeRelH>
+                <wp14:sizeRelV relativeFrom="margin">
+                  <wp14:pctHeight>0</wp14:pctHeight>
+                </wp14:sizeRelV>
+              </wp:anchor>
+            </w:drawing>
+          </mc:Choice>
+          <mc:Fallback>
+            <w:pict>
+              <v:rect w14:anchorId="0B38A93A" id="_x0000_s1032" alt="&quot;&quot;" style="position:absolute;margin-left:3.7pt;margin-top:-731.4pt;width:104.25pt;height:852.6pt;z-index:-251633664;visibility:visible;mso-wrap-style:square;mso-width-percent:0;mso-height-percent:0;mso-wrap-distance-left:9pt;mso-wrap-distance-top:0;mso-wrap-distance-right:9pt;mso-wrap-distance-bottom:0;mso-position-horizontal:absolute;mso-position-horizontal-relative:page;mso-position-vertical:absolute;mso-position-vertical-relative:text;mso-width-percent:0;mso-height-percent:0;mso-width-relative:margin;mso-height-relative:margin;v-text-anchor:bottom" o:gfxdata="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" fillcolor="#404040 [2429]" stroked="f" strokeweight="1pt">
+                <v:textbox>
+                  <w:txbxContent>
+                    <w:p>
+                      <w:pPr>
+                        <w:pStyle w:val="Piedepginablanco"/>
+                      </w:pPr>
+                      <w:r>
+                        <w:rPr>
+                          <w:lang w:bidi="es-ES"/>
+                        </w:rPr>
+                        <w:t>3</w:t>
+                      </w:r>
+                    </w:p>
+                    <w:p/>
+                  </w:txbxContent>
+                </v:textbox>
+                <w10:wrap anchorx="page"/>
+                <w10:anchorlock/>
+              </v:rect>
+            </w:pict>
+          </mc:Fallback>
+        </mc:AlternateContent>
+      </w:r>
+    </w:p>
+    <w:p>
+      <w:pPr>
+        <w:spacing w:before="0" w:after="200" w:line="312" w:lineRule="auto"/>
+        <w:rPr>
+          <w:b/>
+          <w:bCs/>
+        </w:rPr>
+      </w:pPr>
+      <w:r>
+        <w:rPr>
+          <w:b/>
+          <w:bCs/>
+        </w:rPr>
+        <w:lastRenderedPageBreak/>
+        <w:t>2.2 Para usuarios registrados:</w:t>
+      </w:r>
+    </w:p>
+    <w:p>
+      <w:pPr>
+        <w:numPr>
+          <w:ilvl w:val="0"/>
+          <w:numId w:val="25"/>
+        </w:numPr>
+        <w:spacing w:before="0" w:after="200" w:line="312" w:lineRule="auto"/>
+      </w:pPr>
+      <w:r>
+        <w:t>Registrarse e iniciar sesión.</w:t>
+      </w:r>
+    </w:p>
+    <w:p>
+      <w:pPr>
+        <w:numPr>
+          <w:ilvl w:val="0"/>
+          <w:numId w:val="25"/>
+        </w:numPr>
+        <w:spacing w:before="0" w:after="200" w:line="312" w:lineRule="auto"/>
+      </w:pPr>
+      <w:r>
+        <w:t>Consultar listas y detalles de películas/series.</w:t>
+      </w:r>
+    </w:p>
+    <w:p>
+      <w:pPr>
+        <w:numPr>
+          <w:ilvl w:val="0"/>
+          <w:numId w:val="25"/>
+        </w:numPr>
+        <w:spacing w:before="0" w:after="200" w:line="312" w:lineRule="auto"/>
+      </w:pPr>
+      <w:r>
+        <w:t>Ver el top 5.</w:t>
+      </w:r>
+    </w:p>
+    <w:p>
+      <w:pPr>
+        <w:numPr>
+          <w:ilvl w:val="0"/>
+          <w:numId w:val="25"/>
+        </w:numPr>
+        <w:spacing w:before="0" w:after="200" w:line="312" w:lineRule="auto"/>
+      </w:pPr>
+      <w:r>
+        <w:t>Valorar películas y series.</w:t>
+      </w:r>
+    </w:p>
+    <w:p>
+      <w:pPr>
+        <w:numPr>
+          <w:ilvl w:val="0"/>
+          <w:numId w:val="25"/>
+        </w:numPr>
+        <w:spacing w:before="0" w:after="200" w:line="312" w:lineRule="auto"/>
+      </w:pPr>
+      <w:r>
+        <w:t>Escribir comentarios.</w:t>
+      </w:r>
+    </w:p>
+    <w:p>
+      <w:pPr>
+        <w:numPr>
+          <w:ilvl w:val="0"/>
+          <w:numId w:val="25"/>
+        </w:numPr>
+        <w:spacing w:before="0" w:after="200" w:line="312" w:lineRule="auto"/>
+      </w:pPr>
+      <w:r>
+        <w:t>Editar su perfil.</w:t>
+      </w:r>
+    </w:p>
+    <w:p>
+      <w:pPr>
+        <w:numPr>
+          <w:ilvl w:val="0"/>
+          <w:numId w:val="25"/>
+        </w:numPr>
+        <w:spacing w:before="0" w:after="200" w:line="312" w:lineRule="auto"/>
+      </w:pPr>
+      <w:r>
+        <w:t>Suscribirse como usuario premium.</w:t>
+      </w:r>
+    </w:p>
+    <w:p>
+      <w:pPr>
+        <w:numPr>
+          <w:ilvl w:val="0"/>
+          <w:numId w:val="25"/>
+        </w:numPr>
+        <w:spacing w:before="0" w:after="200" w:line="312" w:lineRule="auto"/>
+      </w:pPr>
+      <w:r>
+        <w:t>Acceder a funciones premium.</w:t>
+      </w:r>
+    </w:p>
+    <w:p>
+      <w:pPr>
+        <w:numPr>
+          <w:ilvl w:val="0"/>
+          <w:numId w:val="25"/>
+        </w:numPr>
+        <w:spacing w:before="0" w:after="200" w:line="312" w:lineRule="auto"/>
+      </w:pPr>
+      <w:r>
+        <w:t>Anular la suscripción premium.</w:t>
+      </w:r>
+    </w:p>
+    <w:p>
+      <w:pPr>
+        <w:numPr>
+          <w:ilvl w:val="0"/>
+          <w:numId w:val="25"/>
+        </w:numPr>
+        <w:spacing w:before="0" w:after="200" w:line="312" w:lineRule="auto"/>
+      </w:pPr>
+      <w:r>
+        <w:t xml:space="preserve">Hacer </w:t>
+      </w:r>
+      <w:proofErr w:type="spellStart"/>
+      <w:r>
+        <w:t>logout</w:t>
+      </w:r>
+      <w:proofErr w:type="spellEnd"/>
+      <w:r>
+        <w:t>.</w:t>
+      </w:r>
+    </w:p>
+    <w:p>
+      <w:pPr>
+        <w:spacing w:before="0" w:after="200" w:line="312" w:lineRule="auto"/>
+        <w:rPr>
+          <w:b/>
+          <w:bCs/>
+        </w:rPr>
+      </w:pPr>
+      <w:r>
+        <w:rPr>
+          <w:b/>
+          <w:bCs/>
+        </w:rPr>
+        <w:t>2.3 Para usuarios premium:</w:t>
+      </w:r>
+    </w:p>
+    <w:p>
+      <w:pPr>
+        <w:numPr>
+          <w:ilvl w:val="0"/>
+          <w:numId w:val="26"/>
+        </w:numPr>
+        <w:spacing w:before="0" w:after="200" w:line="312" w:lineRule="auto"/>
+      </w:pPr>
+      <w:r>
+        <w:t>Acceso a funciones exclusivas como listas personalizadas y calendario de estrenos.</w:t>
+      </w:r>
+    </w:p>
+    <w:p>
+      <w:pPr>
+        <w:spacing w:before="0" w:after="200" w:line="312" w:lineRule="auto"/>
+        <w:rPr>
+          <w:b/>
+          <w:bCs/>
+        </w:rPr>
+      </w:pPr>
+      <w:r>
+        <w:rPr>
+          <w:b/>
+          <w:bCs/>
+        </w:rPr>
+        <w:t>2.4 Para administradores:</w:t>
+      </w:r>
+    </w:p>
+    <w:p>
+      <w:pPr>
+        <w:numPr>
+          <w:ilvl w:val="0"/>
+          <w:numId w:val="27"/>
+        </w:numPr>
+        <w:spacing w:before="0" w:after="200" w:line="312" w:lineRule="auto"/>
+      </w:pPr>
+      <w:r>
+        <w:t>Aprobar o eliminar contenido.</w:t>
+      </w:r>
+    </w:p>
+    <w:p>
+      <w:pPr>
+        <w:numPr>
+          <w:ilvl w:val="0"/>
+          <w:numId w:val="27"/>
+        </w:numPr>
+        <w:spacing w:before="0" w:after="200" w:line="312" w:lineRule="auto"/>
+      </w:pPr>
+      <w:r>
+        <w:t>Gestionar usuarios.</w:t>
+      </w:r>
+    </w:p>
+    <w:p>
+      <w:pPr>
+        <w:numPr>
+          <w:ilvl w:val="0"/>
+          <w:numId w:val="27"/>
+        </w:numPr>
+        <w:spacing w:before="0" w:after="200" w:line="312" w:lineRule="auto"/>
+      </w:pPr>
+      <w:r>
+        <w:t>Eliminar comentarios.</w:t>
+      </w:r>
+    </w:p>
+    <w:p>
+      <w:pPr>
+        <w:numPr>
+          <w:ilvl w:val="0"/>
+          <w:numId w:val="27"/>
+        </w:numPr>
+        <w:spacing w:before="0" w:after="200" w:line="312" w:lineRule="auto"/>
+      </w:pPr>
+      <w:r>
+        <w:t>Modificar fichas de películas o series.</w:t>
+      </w:r>
+    </w:p>
+    <w:p>
+      <w:pPr>
+        <w:spacing w:before="0" w:after="200" w:line="312" w:lineRule="auto"/>
+      </w:pPr>
+    </w:p>
+    <w:p>
+      <w:pPr>
         <w:ind w:left="142"/>
       </w:pPr>
+      <w:r>
+        <w:rPr>
+          <w:noProof/>
+          <w:lang w:bidi="es-ES"/>
+        </w:rPr>
+        <mc:AlternateContent>
+          <mc:Choice Requires="wps">
+            <w:drawing>
+              <wp:anchor distT="0" distB="0" distL="114300" distR="114300" simplePos="0" relativeHeight="251677696" behindDoc="1" locked="1" layoutInCell="1" allowOverlap="1" wp14:anchorId="47D832B6" wp14:editId="4E12D290">
+                <wp:simplePos x="0" y="0"/>
+                <wp:positionH relativeFrom="page">
+                  <wp:posOffset>-188595</wp:posOffset>
+                </wp:positionH>
+                <wp:positionV relativeFrom="paragraph">
+                  <wp:posOffset>-7076440</wp:posOffset>
+                </wp:positionV>
+                <wp:extent cx="1544955" cy="18557240"/>
+                <wp:effectExtent l="0" t="0" r="0" b="0"/>
+                <wp:wrapNone/>
+                <wp:docPr id="366556837" name="Rectángulo 2">
+                  <a:extLst xmlns:a="http://schemas.openxmlformats.org/drawingml/2006/main">
+                    <a:ext uri="{C183D7F6-B498-43B3-948B-1728B52AA6E4}">
+                      <adec:decorative xmlns:adec="http://schemas.microsoft.com/office/drawing/2017/decorative" val="1"/>
+                    </a:ext>
+                  </a:extLst>
+                </wp:docPr>
+                <wp:cNvGraphicFramePr/>
+                <a:graphic xmlns:a="http://schemas.openxmlformats.org/drawingml/2006/main">
+                  <a:graphicData uri="http://schemas.microsoft.com/office/word/2010/wordprocessingShape">
+                    <wps:wsp>
+                      <wps:cNvSpPr/>
+                      <wps:spPr>
+                        <a:xfrm>
+                          <a:off x="0" y="0"/>
+                          <a:ext cx="1544955" cy="18557240"/>
+                        </a:xfrm>
+                        <a:prstGeom prst="rect">
+                          <a:avLst/>
+                        </a:prstGeom>
+                        <a:solidFill>
+                          <a:schemeClr val="tx1">
+                            <a:lumMod val="75000"/>
+                            <a:lumOff val="25000"/>
+                          </a:schemeClr>
+                        </a:solidFill>
+                        <a:ln>
+                          <a:noFill/>
+                        </a:ln>
+                      </wps:spPr>
+                      <wps:style>
+                        <a:lnRef idx="2">
+                          <a:schemeClr val="accent1">
+                            <a:shade val="50000"/>
+                          </a:schemeClr>
+                        </a:lnRef>
+                        <a:fillRef idx="1">
+                          <a:schemeClr val="accent1"/>
+                        </a:fillRef>
+                        <a:effectRef idx="0">
+                          <a:schemeClr val="accent1"/>
+                        </a:effectRef>
+                        <a:fontRef idx="minor">
+                          <a:schemeClr val="lt1"/>
+                        </a:fontRef>
+                      </wps:style>
+                      <wps:txbx>
+                        <w:txbxContent>
+                          <w:p>
+                            <w:pPr>
+                              <w:pStyle w:val="Piedepginablanco"/>
+                            </w:pPr>
+                            <w:r>
+                              <w:rPr>
+                                <w:lang w:bidi="es-ES"/>
+                              </w:rPr>
+                              <w:t>3</w:t>
+                            </w:r>
+                          </w:p>
+                          <w:p/>
+                        </w:txbxContent>
+                      </wps:txbx>
+                      <wps:bodyPr rot="0" spcFirstLastPara="0" vertOverflow="overflow" horzOverflow="overflow" vert="horz" wrap="square" lIns="91440" tIns="45720" rIns="91440" bIns="45720" numCol="1" spcCol="0" rtlCol="0" fromWordArt="0" anchor="b" anchorCtr="0" forceAA="0" compatLnSpc="1">
+                        <a:prstTxWarp prst="textNoShape">
+                          <a:avLst/>
+                        </a:prstTxWarp>
+                        <a:noAutofit/>
+                      </wps:bodyPr>
+                    </wps:wsp>
+                  </a:graphicData>
+                </a:graphic>
+                <wp14:sizeRelH relativeFrom="margin">
+                  <wp14:pctWidth>0</wp14:pctWidth>
+                </wp14:sizeRelH>
+                <wp14:sizeRelV relativeFrom="margin">
+                  <wp14:pctHeight>0</wp14:pctHeight>
+                </wp14:sizeRelV>
+              </wp:anchor>
+            </w:drawing>
+          </mc:Choice>
+          <mc:Fallback>
+            <w:pict>
+              <v:rect w14:anchorId="47D832B6" id="_x0000_s1033" alt="&quot;&quot;" style="position:absolute;left:0;text-align:left;margin-left:-14.85pt;margin-top:-557.2pt;width:121.65pt;height:1461.2pt;z-index:-251638784;visibility:visible;mso-wrap-style:square;mso-width-percent:0;mso-height-percent:0;mso-wrap-distance-left:9pt;mso-wrap-distance-top:0;mso-wrap-distance-right:9pt;mso-wrap-distance-bottom:0;mso-position-horizontal:absolute;mso-position-horizontal-relative:page;mso-position-vertical:absolute;mso-position-vertical-relative:text;mso-width-percent:0;mso-height-percent:0;mso-width-relative:margin;mso-height-relative:margin;v-text-anchor:bottom" o:gfxdata="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" fillcolor="#404040 [2429]" stroked="f" strokeweight="1pt">
+                <v:textbox>
+                  <w:txbxContent>
+                    <w:p>
+                      <w:pPr>
+                        <w:pStyle w:val="Piedepginablanco"/>
+                      </w:pPr>
+                      <w:r>
+                        <w:rPr>
+                          <w:lang w:bidi="es-ES"/>
+                        </w:rPr>
+                        <w:t>3</w:t>
+                      </w:r>
+                    </w:p>
+                    <w:p/>
+                  </w:txbxContent>
+                </v:textbox>
+                <w10:wrap anchorx="page"/>
+                <w10:anchorlock/>
+              </v:rect>
+            </w:pict>
+          </mc:Fallback>
+        </mc:AlternateContent>
+      </w:r>
+    </w:p>
+    <w:p>
+      <w:pPr>
+        <w:ind w:left="142"/>
+      </w:pPr>
+    </w:p>
+    <w:p>
+      <w:pPr>
+        <w:ind w:left="142"/>
+      </w:pPr>
+    </w:p>
+    <w:p>
+      <w:pPr>
+        <w:ind w:left="142"/>
+      </w:pPr>
+    </w:p>
+    <w:p>
+      <w:pPr>
+        <w:ind w:left="142"/>
+      </w:pPr>
+    </w:p>
+    <w:p>
+      <w:pPr>
+        <w:ind w:left="142"/>
+      </w:pPr>
+    </w:p>
+    <w:p>
+      <w:pPr>
+        <w:ind w:left="142"/>
+      </w:pPr>
+    </w:p>
+    <w:p>
+      <w:pPr>
+        <w:ind w:left="142"/>
+      </w:pPr>
+    </w:p>
+    <w:p>
+      <w:pPr>
+        <w:ind w:left="142"/>
+        <w:rPr>
+          <w:b/>
+          <w:bCs/>
+        </w:rPr>
+      </w:pPr>
+      <w:r>
+        <w:rPr>
+          <w:b/>
+          <w:bCs/>
+        </w:rPr>
+        <w:lastRenderedPageBreak/>
+        <w:t>Requisitos no funcionales</w:t>
+      </w:r>
+    </w:p>
+    <w:p>
+      <w:pPr>
+        <w:numPr>
+          <w:ilvl w:val="0"/>
+          <w:numId w:val="28"/>
+        </w:numPr>
+      </w:pPr>
+      <w:r>
+        <w:rPr>
+          <w:b/>
+          <w:bCs/>
+        </w:rPr>
+        <w:t>Usabilidad:</w:t>
+      </w:r>
+      <w:r>
+        <w:t xml:space="preserve"> Interfaz limpia, intuitiva y moderna. Navegación clara con acceso rápido al contenido.</w:t>
+      </w:r>
+    </w:p>
+    <w:p>
+      <w:pPr>
+        <w:numPr>
+          <w:ilvl w:val="0"/>
+          <w:numId w:val="28"/>
+        </w:numPr>
+      </w:pPr>
+      <w:r>
+        <w:rPr>
+          <w:b/>
+          <w:bCs/>
+        </w:rPr>
+        <w:t>Rendimiento:</w:t>
+      </w:r>
+      <w:r>
+        <w:t xml:space="preserve"> La plataforma debe cargar en menos de 3 segundos para la mayoría de los usuarios.</w:t>
+      </w:r>
+    </w:p>
+    <w:p>
+      <w:pPr>
+        <w:numPr>
+          <w:ilvl w:val="0"/>
+          <w:numId w:val="28"/>
+        </w:numPr>
+      </w:pPr>
+      <w:r>
+        <w:rPr>
+          <w:b/>
+          <w:bCs/>
+        </w:rPr>
+        <w:t>Disponibilidad:</w:t>
+      </w:r>
+      <w:r>
+        <w:t xml:space="preserve"> El sistema debe estar disponible el 99% del tiempo.</w:t>
+      </w:r>
+    </w:p>
+    <w:p>
+      <w:pPr>
+        <w:numPr>
+          <w:ilvl w:val="0"/>
+          <w:numId w:val="28"/>
+        </w:numPr>
+      </w:pPr>
+      <w:r>
+        <w:rPr>
+          <w:b/>
+          <w:bCs/>
+        </w:rPr>
+        <w:t>Seguridad:</w:t>
+      </w:r>
+    </w:p>
+    <w:p>
+      <w:pPr>
+        <w:numPr>
+          <w:ilvl w:val="1"/>
+          <w:numId w:val="28"/>
+        </w:numPr>
+      </w:pPr>
+      <w:r>
+        <w:t>Cifrado de contraseñas.</w:t>
+      </w:r>
+    </w:p>
+    <w:p>
+      <w:pPr>
+        <w:numPr>
+          <w:ilvl w:val="1"/>
+          <w:numId w:val="28"/>
+        </w:numPr>
+      </w:pPr>
+      <w:r>
+        <w:t>Acceso restringido a funciones de administración.</w:t>
+      </w:r>
+    </w:p>
+    <w:p>
+      <w:pPr>
+        <w:numPr>
+          <w:ilvl w:val="1"/>
+          <w:numId w:val="28"/>
+        </w:numPr>
+      </w:pPr>
+      <w:r>
+        <w:t>Protección contra SPAM y contenido ofensivo en comentarios.</w:t>
+      </w:r>
+    </w:p>
+    <w:p>
+      <w:pPr>
+        <w:numPr>
+          <w:ilvl w:val="0"/>
+          <w:numId w:val="28"/>
+        </w:numPr>
+      </w:pPr>
+      <w:r>
+        <w:rPr>
+          <w:b/>
+          <w:bCs/>
+        </w:rPr>
+        <w:t>Escalabilidad:</w:t>
+      </w:r>
+      <w:r>
+        <w:t xml:space="preserve"> Debe permitir escalar en número de usuarios sin afectar el rendimiento.</w:t>
+      </w:r>
+    </w:p>
+    <w:p>
+      <w:pPr>
+        <w:numPr>
+          <w:ilvl w:val="0"/>
+          <w:numId w:val="28"/>
+        </w:numPr>
+      </w:pPr>
+      <w:r>
+        <w:rPr>
+          <w:b/>
+          <w:bCs/>
+        </w:rPr>
+        <w:t>Mantenibilidad:</w:t>
+      </w:r>
+      <w:r>
+        <w:t xml:space="preserve"> Código documentado y arquitectura modular para facilitar actualizaciones.</w:t>
+      </w:r>
+    </w:p>
+    <w:p>
+      <w:pPr>
+        <w:numPr>
+          <w:ilvl w:val="0"/>
+          <w:numId w:val="28"/>
+        </w:numPr>
+      </w:pPr>
+      <w:r>
+        <w:rPr>
+          <w:b/>
+          <w:bCs/>
+        </w:rPr>
+        <w:t>Compatibilidad:</w:t>
+      </w:r>
+      <w:r>
+        <w:t xml:space="preserve"> Funcionar correctamente en los principales navegadores (Chrome, Firefox, Edge, Safari) y en dispositivos móviles.</w:t>
+      </w:r>
+    </w:p>
+    <w:p>
+      <w:pPr>
+        <w:ind w:left="142"/>
+      </w:pPr>
+    </w:p>
+    <w:p>
+      <w:r>
+        <w:rPr>
+          <w:noProof/>
+          <w:lang w:bidi="es-ES"/>
+        </w:rPr>
+        <mc:AlternateContent>
+          <mc:Choice Requires="wps">
+            <w:drawing>
+              <wp:anchor distT="0" distB="0" distL="114300" distR="114300" simplePos="0" relativeHeight="251684864" behindDoc="1" locked="1" layoutInCell="1" allowOverlap="1" wp14:anchorId="6C75D3C0" wp14:editId="10CC9876">
+                <wp:simplePos x="0" y="0"/>
+                <wp:positionH relativeFrom="page">
+                  <wp:align>left</wp:align>
+                </wp:positionH>
+                <wp:positionV relativeFrom="paragraph">
+                  <wp:posOffset>-5436870</wp:posOffset>
+                </wp:positionV>
+                <wp:extent cx="1362710" cy="18557240"/>
+                <wp:effectExtent l="0" t="0" r="8890" b="0"/>
+                <wp:wrapNone/>
+                <wp:docPr id="1106984466" name="Rectángulo 2">
+                  <a:extLst xmlns:a="http://schemas.openxmlformats.org/drawingml/2006/main">
+                    <a:ext uri="{C183D7F6-B498-43B3-948B-1728B52AA6E4}">
+                      <adec:decorative xmlns:adec="http://schemas.microsoft.com/office/drawing/2017/decorative" val="1"/>
+                    </a:ext>
+                  </a:extLst>
+                </wp:docPr>
+                <wp:cNvGraphicFramePr/>
+                <a:graphic xmlns:a="http://schemas.openxmlformats.org/drawingml/2006/main">
+                  <a:graphicData uri="http://schemas.microsoft.com/office/word/2010/wordprocessingShape">
+                    <wps:wsp>
+                      <wps:cNvSpPr/>
+                      <wps:spPr>
+                        <a:xfrm>
+                          <a:off x="0" y="0"/>
+                          <a:ext cx="1362710" cy="18557240"/>
+                        </a:xfrm>
+                        <a:prstGeom prst="rect">
+                          <a:avLst/>
+                        </a:prstGeom>
+                        <a:solidFill>
+                          <a:schemeClr val="tx1">
+                            <a:lumMod val="75000"/>
+                            <a:lumOff val="25000"/>
+                          </a:schemeClr>
+                        </a:solidFill>
+                        <a:ln>
+                          <a:noFill/>
+                        </a:ln>
+                      </wps:spPr>
+                      <wps:style>
+                        <a:lnRef idx="2">
+                          <a:schemeClr val="accent1">
+                            <a:shade val="50000"/>
+                          </a:schemeClr>
+                        </a:lnRef>
+                        <a:fillRef idx="1">
+                          <a:schemeClr val="accent1"/>
+                        </a:fillRef>
+                        <a:effectRef idx="0">
+                          <a:schemeClr val="accent1"/>
+                        </a:effectRef>
+                        <a:fontRef idx="minor">
+                          <a:schemeClr val="lt1"/>
+                        </a:fontRef>
+                      </wps:style>
+                      <wps:txbx>
+                        <w:txbxContent>
+                          <w:p>
+                            <w:pPr>
+                              <w:pStyle w:val="Piedepginablanco"/>
+                            </w:pPr>
+                            <w:r>
+                              <w:rPr>
+                                <w:lang w:bidi="es-ES"/>
+                              </w:rPr>
+                              <w:t>3</w:t>
+                            </w:r>
+                          </w:p>
+                          <w:p/>
+                        </w:txbxContent>
+                      </wps:txbx>
+                      <wps:bodyPr rot="0" spcFirstLastPara="0" vertOverflow="overflow" horzOverflow="overflow" vert="horz" wrap="square" lIns="91440" tIns="45720" rIns="91440" bIns="45720" numCol="1" spcCol="0" rtlCol="0" fromWordArt="0" anchor="b" anchorCtr="0" forceAA="0" compatLnSpc="1">
+                        <a:prstTxWarp prst="textNoShape">
+                          <a:avLst/>
+                        </a:prstTxWarp>
+                        <a:noAutofit/>
+                      </wps:bodyPr>
+                    </wps:wsp>
+                  </a:graphicData>
+                </a:graphic>
+                <wp14:sizeRelH relativeFrom="margin">
+                  <wp14:pctWidth>0</wp14:pctWidth>
+                </wp14:sizeRelH>
+                <wp14:sizeRelV relativeFrom="margin">
+                  <wp14:pctHeight>0</wp14:pctHeight>
+                </wp14:sizeRelV>
+              </wp:anchor>
+            </w:drawing>
+          </mc:Choice>
+          <mc:Fallback>
+            <w:pict>
+              <v:rect w14:anchorId="6C75D3C0" id="_x0000_s1034" alt="&quot;&quot;" style="position:absolute;margin-left:0;margin-top:-428.1pt;width:107.3pt;height:1461.2pt;z-index:-251631616;visibility:visible;mso-wrap-style:square;mso-width-percent:0;mso-height-percent:0;mso-wrap-distance-left:9pt;mso-wrap-distance-top:0;mso-wrap-distance-right:9pt;mso-wrap-distance-bottom:0;mso-position-horizontal:left;mso-position-horizontal-relative:page;mso-position-vertical:absolute;mso-position-vertical-relative:text;mso-width-percent:0;mso-height-percent:0;mso-width-relative:margin;mso-height-relative:margin;v-text-anchor:bottom" o:gfxdata="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" fillcolor="#404040 [2429]" stroked="f" strokeweight="1pt">
+                <v:textbox>
+                  <w:txbxContent>
+                    <w:p>
+                      <w:pPr>
+                        <w:pStyle w:val="Piedepginablanco"/>
+                      </w:pPr>
+                      <w:r>
+                        <w:rPr>
+                          <w:lang w:bidi="es-ES"/>
+                        </w:rPr>
+                        <w:t>3</w:t>
+                      </w:r>
+                    </w:p>
+                    <w:p/>
+                  </w:txbxContent>
+                </v:textbox>
+                <w10:wrap anchorx="page"/>
+                <w10:anchorlock/>
+              </v:rect>
+            </w:pict>
+          </mc:Fallback>
+        </mc:AlternateContent>
+      </w:r>
+      <w:r>
+        <w:rPr>
+          <w:b/>
+          <w:bCs/>
+          <w:sz w:val="32"/>
+          <w:szCs w:val="32"/>
+        </w:rPr>
+        <w:t xml:space="preserve"> </w:t>
+      </w:r>
+      <w:r>
+        <w:rPr>
+          <w:b/>
+          <w:bCs/>
+          <w:sz w:val="32"/>
+          <w:szCs w:val="32"/>
+        </w:rPr>
+        <w:t>DIAGRAMA DE CASOS DE USO</w:t>
+      </w:r>
+    </w:p>
+    <w:p>
       <w:r>
         <w:rPr>
           <w:noProof/>
         </w:rPr>
         <w:drawing>
-          <wp:anchor distT="0" distB="0" distL="114300" distR="114300" simplePos="0" relativeHeight="251678720" behindDoc="0" locked="0" layoutInCell="1" allowOverlap="1" wp14:anchorId="2EABA91E" wp14:editId="0DE0482C">
+          <wp:anchor distT="0" distB="0" distL="114300" distR="114300" simplePos="0" relativeHeight="251678720" behindDoc="0" locked="0" layoutInCell="1" allowOverlap="1" wp14:anchorId="2EABA91E" wp14:editId="2CAE620E">
             <wp:simplePos x="0" y="0"/>
             <wp:positionH relativeFrom="margin">
-              <wp:posOffset>-97790</wp:posOffset>
+              <wp:align>right</wp:align>
             </wp:positionH>
             <wp:positionV relativeFrom="paragraph">
-              <wp:posOffset>457200</wp:posOffset>
+              <wp:posOffset>40005</wp:posOffset>
             </wp:positionV>
             <wp:extent cx="5272405" cy="4690745"/>
             <wp:effectExtent l="0" t="0" r="4445" b="0"/>
@@ -2046,133 +3092,28 @@
                 </pic:pic>
               </a:graphicData>
             </a:graphic>
+            <wp14:sizeRelH relativeFrom="margin">
+              <wp14:pctWidth>0</wp14:pctWidth>
+            </wp14:sizeRelH>
+            <wp14:sizeRelV relativeFrom="margin">
+              <wp14:pctHeight>0</wp14:pctHeight>
+            </wp14:sizeRelV>
           </wp:anchor>
         </w:drawing>
       </w:r>
-      <w:r>
-        <w:rPr>
-          <w:noProof/>
-          <w:lang w:bidi="es-ES"/>
-        </w:rPr>
-        <mc:AlternateContent>
-          <mc:Choice Requires="wps">
-            <w:drawing>
-              <wp:anchor distT="0" distB="0" distL="114300" distR="114300" simplePos="0" relativeHeight="251677696" behindDoc="1" locked="1" layoutInCell="1" allowOverlap="1" wp14:anchorId="47D832B6" wp14:editId="19C7034D">
-                <wp:simplePos x="0" y="0"/>
-                <wp:positionH relativeFrom="page">
-                  <wp:align>left</wp:align>
-                </wp:positionH>
-                <wp:positionV relativeFrom="paragraph">
-                  <wp:posOffset>-2973070</wp:posOffset>
-                </wp:positionV>
-                <wp:extent cx="1428750" cy="10817860"/>
-                <wp:effectExtent l="0" t="0" r="0" b="2540"/>
-                <wp:wrapNone/>
-                <wp:docPr id="366556837" name="Rectángulo 2">
-                  <a:extLst xmlns:a="http://schemas.openxmlformats.org/drawingml/2006/main">
-                    <a:ext uri="{C183D7F6-B498-43B3-948B-1728B52AA6E4}">
-                      <adec:decorative xmlns:adec="http://schemas.microsoft.com/office/drawing/2017/decorative" val="1"/>
-                    </a:ext>
-                  </a:extLst>
-                </wp:docPr>
-                <wp:cNvGraphicFramePr/>
-                <a:graphic xmlns:a="http://schemas.openxmlformats.org/drawingml/2006/main">
-                  <a:graphicData uri="http://schemas.microsoft.com/office/word/2010/wordprocessingShape">
-                    <wps:wsp>
-                      <wps:cNvSpPr/>
-                      <wps:spPr>
-                        <a:xfrm>
-                          <a:off x="0" y="0"/>
-                          <a:ext cx="1428750" cy="10817860"/>
-                        </a:xfrm>
-                        <a:prstGeom prst="rect">
-                          <a:avLst/>
-                        </a:prstGeom>
-                        <a:solidFill>
-                          <a:schemeClr val="tx1">
-                            <a:lumMod val="75000"/>
-                            <a:lumOff val="25000"/>
-                          </a:schemeClr>
-                        </a:solidFill>
-                        <a:ln>
-                          <a:noFill/>
-                        </a:ln>
-                      </wps:spPr>
-                      <wps:style>
-                        <a:lnRef idx="2">
-                          <a:schemeClr val="accent1">
-                            <a:shade val="50000"/>
-                          </a:schemeClr>
-                        </a:lnRef>
-                        <a:fillRef idx="1">
-                          <a:schemeClr val="accent1"/>
-                        </a:fillRef>
-                        <a:effectRef idx="0">
-                          <a:schemeClr val="accent1"/>
-                        </a:effectRef>
-                        <a:fontRef idx="minor">
-                          <a:schemeClr val="lt1"/>
-                        </a:fontRef>
-                      </wps:style>
-                      <wps:txbx>
-                        <w:txbxContent>
-                          <w:p>
-                            <w:pPr>
-                              <w:pStyle w:val="Piedepginablanco"/>
-                            </w:pPr>
-                            <w:r>
-                              <w:rPr>
-                                <w:lang w:bidi="es-ES"/>
-                              </w:rPr>
-                              <w:t>3</w:t>
-                            </w:r>
-                          </w:p>
-                        </w:txbxContent>
-                      </wps:txbx>
-                      <wps:bodyPr rot="0" spcFirstLastPara="0" vertOverflow="overflow" horzOverflow="overflow" vert="horz" wrap="square" lIns="91440" tIns="45720" rIns="91440" bIns="45720" numCol="1" spcCol="0" rtlCol="0" fromWordArt="0" anchor="b" anchorCtr="0" forceAA="0" compatLnSpc="1">
-                        <a:prstTxWarp prst="textNoShape">
-                          <a:avLst/>
-                        </a:prstTxWarp>
-                        <a:noAutofit/>
-                      </wps:bodyPr>
-                    </wps:wsp>
-                  </a:graphicData>
-                </a:graphic>
-                <wp14:sizeRelH relativeFrom="margin">
-                  <wp14:pctWidth>0</wp14:pctWidth>
-                </wp14:sizeRelH>
-                <wp14:sizeRelV relativeFrom="margin">
-                  <wp14:pctHeight>0</wp14:pctHeight>
-                </wp14:sizeRelV>
-              </wp:anchor>
-            </w:drawing>
-          </mc:Choice>
-          <mc:Fallback>
-            <w:pict>
-              <v:rect w14:anchorId="47D832B6" id="_x0000_s1032" alt="&quot;&quot;" style="position:absolute;left:0;text-align:left;margin-left:0;margin-top:-234.1pt;width:112.5pt;height:851.8pt;z-index:-251638784;visibility:visible;mso-wrap-style:square;mso-width-percent:0;mso-height-percent:0;mso-wrap-distance-left:9pt;mso-wrap-distance-top:0;mso-wrap-distance-right:9pt;mso-wrap-distance-bottom:0;mso-position-horizontal:left;mso-position-horizontal-relative:page;mso-position-vertical:absolute;mso-position-vertical-relative:text;mso-width-percent:0;mso-height-percent:0;mso-width-relative:margin;mso-height-relative:margin;v-text-anchor:bottom" o:gfxdata="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" fillcolor="#404040 [2429]" stroked="f" strokeweight="1pt">
-                <v:textbox>
-                  <w:txbxContent>
-                    <w:p>
-                      <w:pPr>
-                        <w:pStyle w:val="Piedepginablanco"/>
-                      </w:pPr>
-                      <w:r>
-                        <w:rPr>
-                          <w:lang w:bidi="es-ES"/>
-                        </w:rPr>
-                        <w:t>3</w:t>
-                      </w:r>
-                    </w:p>
-                  </w:txbxContent>
-                </v:textbox>
-                <w10:wrap anchorx="page"/>
-                <w10:anchorlock/>
-              </v:rect>
-            </w:pict>
-          </mc:Fallback>
-        </mc:AlternateContent>
-      </w:r>
     </w:p>
+    <w:p/>
+    <w:p/>
+    <w:p/>
+    <w:p/>
+    <w:p/>
+    <w:p/>
+    <w:p/>
+    <w:p/>
+    <w:p/>
+    <w:p/>
+    <w:p/>
+    <w:p/>
     <w:sectPr>
       <w:footerReference w:type="default" r:id="rId16"/>
       <w:pgSz w:w="11906" w:h="16838" w:code="9"/>
@@ -2673,6 +3614,602 @@
     </w:lvl>
   </w:abstractNum>
   <w:abstractNum w:abstractNumId="11" w15:restartNumberingAfterBreak="0">
+    <w:nsid w:val="0B2C4B9B"/>
+    <w:multiLevelType w:val="multilevel"/>
+    <w:tmpl w:val="73DEA602"/>
+    <w:lvl w:ilvl="0">
+      <w:start w:val="1"/>
+      <w:numFmt w:val="bullet"/>
+      <w:lvlText w:val=""/>
+      <w:lvlJc w:val="left"/>
+      <w:pPr>
+        <w:tabs>
+          <w:tab w:val="num" w:pos="720"/>
+        </w:tabs>
+        <w:ind w:left="720" w:hanging="360"/>
+      </w:pPr>
+      <w:rPr>
+        <w:rFonts w:ascii="Symbol" w:hAnsi="Symbol" w:hint="default"/>
+        <w:sz w:val="20"/>
+      </w:rPr>
+    </w:lvl>
+    <w:lvl w:ilvl="1" w:tentative="1">
+      <w:start w:val="1"/>
+      <w:numFmt w:val="bullet"/>
+      <w:lvlText w:val="o"/>
+      <w:lvlJc w:val="left"/>
+      <w:pPr>
+        <w:tabs>
+          <w:tab w:val="num" w:pos="1440"/>
+        </w:tabs>
+        <w:ind w:left="1440" w:hanging="360"/>
+      </w:pPr>
+      <w:rPr>
+        <w:rFonts w:ascii="Courier New" w:hAnsi="Courier New" w:hint="default"/>
+        <w:sz w:val="20"/>
+      </w:rPr>
+    </w:lvl>
+    <w:lvl w:ilvl="2" w:tentative="1">
+      <w:start w:val="1"/>
+      <w:numFmt w:val="bullet"/>
+      <w:lvlText w:val=""/>
+      <w:lvlJc w:val="left"/>
+      <w:pPr>
+        <w:tabs>
+          <w:tab w:val="num" w:pos="2160"/>
+        </w:tabs>
+        <w:ind w:left="2160" w:hanging="360"/>
+      </w:pPr>
+      <w:rPr>
+        <w:rFonts w:ascii="Wingdings" w:hAnsi="Wingdings" w:hint="default"/>
+        <w:sz w:val="20"/>
+      </w:rPr>
+    </w:lvl>
+    <w:lvl w:ilvl="3" w:tentative="1">
+      <w:start w:val="1"/>
+      <w:numFmt w:val="bullet"/>
+      <w:lvlText w:val=""/>
+      <w:lvlJc w:val="left"/>
+      <w:pPr>
+        <w:tabs>
+          <w:tab w:val="num" w:pos="2880"/>
+        </w:tabs>
+        <w:ind w:left="2880" w:hanging="360"/>
+      </w:pPr>
+      <w:rPr>
+        <w:rFonts w:ascii="Wingdings" w:hAnsi="Wingdings" w:hint="default"/>
+        <w:sz w:val="20"/>
+      </w:rPr>
+    </w:lvl>
+    <w:lvl w:ilvl="4" w:tentative="1">
+      <w:start w:val="1"/>
+      <w:numFmt w:val="bullet"/>
+      <w:lvlText w:val=""/>
+      <w:lvlJc w:val="left"/>
+      <w:pPr>
+        <w:tabs>
+          <w:tab w:val="num" w:pos="3600"/>
+        </w:tabs>
+        <w:ind w:left="3600" w:hanging="360"/>
+      </w:pPr>
+      <w:rPr>
+        <w:rFonts w:ascii="Wingdings" w:hAnsi="Wingdings" w:hint="default"/>
+        <w:sz w:val="20"/>
+      </w:rPr>
+    </w:lvl>
+    <w:lvl w:ilvl="5" w:tentative="1">
+      <w:start w:val="1"/>
+      <w:numFmt w:val="bullet"/>
+      <w:lvlText w:val=""/>
+      <w:lvlJc w:val="left"/>
+      <w:pPr>
+        <w:tabs>
+          <w:tab w:val="num" w:pos="4320"/>
+        </w:tabs>
+        <w:ind w:left="4320" w:hanging="360"/>
+      </w:pPr>
+      <w:rPr>
+        <w:rFonts w:ascii="Wingdings" w:hAnsi="Wingdings" w:hint="default"/>
+        <w:sz w:val="20"/>
+      </w:rPr>
+    </w:lvl>
+    <w:lvl w:ilvl="6" w:tentative="1">
+      <w:start w:val="1"/>
+      <w:numFmt w:val="bullet"/>
+      <w:lvlText w:val=""/>
+      <w:lvlJc w:val="left"/>
+      <w:pPr>
+        <w:tabs>
+          <w:tab w:val="num" w:pos="5040"/>
+        </w:tabs>
+        <w:ind w:left="5040" w:hanging="360"/>
+      </w:pPr>
+      <w:rPr>
+        <w:rFonts w:ascii="Wingdings" w:hAnsi="Wingdings" w:hint="default"/>
+        <w:sz w:val="20"/>
+      </w:rPr>
+    </w:lvl>
+    <w:lvl w:ilvl="7" w:tentative="1">
+      <w:start w:val="1"/>
+      <w:numFmt w:val="bullet"/>
+      <w:lvlText w:val=""/>
+      <w:lvlJc w:val="left"/>
+      <w:pPr>
+        <w:tabs>
+          <w:tab w:val="num" w:pos="5760"/>
+        </w:tabs>
+        <w:ind w:left="5760" w:hanging="360"/>
+      </w:pPr>
+      <w:rPr>
+        <w:rFonts w:ascii="Wingdings" w:hAnsi="Wingdings" w:hint="default"/>
+        <w:sz w:val="20"/>
+      </w:rPr>
+    </w:lvl>
+    <w:lvl w:ilvl="8" w:tentative="1">
+      <w:start w:val="1"/>
+      <w:numFmt w:val="bullet"/>
+      <w:lvlText w:val=""/>
+      <w:lvlJc w:val="left"/>
+      <w:pPr>
+        <w:tabs>
+          <w:tab w:val="num" w:pos="6480"/>
+        </w:tabs>
+        <w:ind w:left="6480" w:hanging="360"/>
+      </w:pPr>
+      <w:rPr>
+        <w:rFonts w:ascii="Wingdings" w:hAnsi="Wingdings" w:hint="default"/>
+        <w:sz w:val="20"/>
+      </w:rPr>
+    </w:lvl>
+  </w:abstractNum>
+  <w:abstractNum w:abstractNumId="12" w15:restartNumberingAfterBreak="0">
+    <w:nsid w:val="0E520A33"/>
+    <w:multiLevelType w:val="multilevel"/>
+    <w:tmpl w:val="DCBA6552"/>
+    <w:lvl w:ilvl="0">
+      <w:start w:val="1"/>
+      <w:numFmt w:val="bullet"/>
+      <w:lvlText w:val=""/>
+      <w:lvlJc w:val="left"/>
+      <w:pPr>
+        <w:tabs>
+          <w:tab w:val="num" w:pos="720"/>
+        </w:tabs>
+        <w:ind w:left="720" w:hanging="360"/>
+      </w:pPr>
+      <w:rPr>
+        <w:rFonts w:ascii="Symbol" w:hAnsi="Symbol" w:hint="default"/>
+        <w:sz w:val="20"/>
+      </w:rPr>
+    </w:lvl>
+    <w:lvl w:ilvl="1" w:tentative="1">
+      <w:start w:val="1"/>
+      <w:numFmt w:val="bullet"/>
+      <w:lvlText w:val="o"/>
+      <w:lvlJc w:val="left"/>
+      <w:pPr>
+        <w:tabs>
+          <w:tab w:val="num" w:pos="1440"/>
+        </w:tabs>
+        <w:ind w:left="1440" w:hanging="360"/>
+      </w:pPr>
+      <w:rPr>
+        <w:rFonts w:ascii="Courier New" w:hAnsi="Courier New" w:hint="default"/>
+        <w:sz w:val="20"/>
+      </w:rPr>
+    </w:lvl>
+    <w:lvl w:ilvl="2" w:tentative="1">
+      <w:start w:val="1"/>
+      <w:numFmt w:val="bullet"/>
+      <w:lvlText w:val=""/>
+      <w:lvlJc w:val="left"/>
+      <w:pPr>
+        <w:tabs>
+          <w:tab w:val="num" w:pos="2160"/>
+        </w:tabs>
+        <w:ind w:left="2160" w:hanging="360"/>
+      </w:pPr>
+      <w:rPr>
+        <w:rFonts w:ascii="Wingdings" w:hAnsi="Wingdings" w:hint="default"/>
+        <w:sz w:val="20"/>
+      </w:rPr>
+    </w:lvl>
+    <w:lvl w:ilvl="3" w:tentative="1">
+      <w:start w:val="1"/>
+      <w:numFmt w:val="bullet"/>
+      <w:lvlText w:val=""/>
+      <w:lvlJc w:val="left"/>
+      <w:pPr>
+        <w:tabs>
+          <w:tab w:val="num" w:pos="2880"/>
+        </w:tabs>
+        <w:ind w:left="2880" w:hanging="360"/>
+      </w:pPr>
+      <w:rPr>
+        <w:rFonts w:ascii="Wingdings" w:hAnsi="Wingdings" w:hint="default"/>
+        <w:sz w:val="20"/>
+      </w:rPr>
+    </w:lvl>
+    <w:lvl w:ilvl="4" w:tentative="1">
+      <w:start w:val="1"/>
+      <w:numFmt w:val="bullet"/>
+      <w:lvlText w:val=""/>
+      <w:lvlJc w:val="left"/>
+      <w:pPr>
+        <w:tabs>
+          <w:tab w:val="num" w:pos="3600"/>
+        </w:tabs>
+        <w:ind w:left="3600" w:hanging="360"/>
+      </w:pPr>
+      <w:rPr>
+        <w:rFonts w:ascii="Wingdings" w:hAnsi="Wingdings" w:hint="default"/>
+        <w:sz w:val="20"/>
+      </w:rPr>
+    </w:lvl>
+    <w:lvl w:ilvl="5" w:tentative="1">
+      <w:start w:val="1"/>
+      <w:numFmt w:val="bullet"/>
+      <w:lvlText w:val=""/>
+      <w:lvlJc w:val="left"/>
+      <w:pPr>
+        <w:tabs>
+          <w:tab w:val="num" w:pos="4320"/>
+        </w:tabs>
+        <w:ind w:left="4320" w:hanging="360"/>
+      </w:pPr>
+      <w:rPr>
+        <w:rFonts w:ascii="Wingdings" w:hAnsi="Wingdings" w:hint="default"/>
+        <w:sz w:val="20"/>
+      </w:rPr>
+    </w:lvl>
+    <w:lvl w:ilvl="6" w:tentative="1">
+      <w:start w:val="1"/>
+      <w:numFmt w:val="bullet"/>
+      <w:lvlText w:val=""/>
+      <w:lvlJc w:val="left"/>
+      <w:pPr>
+        <w:tabs>
+          <w:tab w:val="num" w:pos="5040"/>
+        </w:tabs>
+        <w:ind w:left="5040" w:hanging="360"/>
+      </w:pPr>
+      <w:rPr>
+        <w:rFonts w:ascii="Wingdings" w:hAnsi="Wingdings" w:hint="default"/>
+        <w:sz w:val="20"/>
+      </w:rPr>
+    </w:lvl>
+    <w:lvl w:ilvl="7" w:tentative="1">
+      <w:start w:val="1"/>
+      <w:numFmt w:val="bullet"/>
+      <w:lvlText w:val=""/>
+      <w:lvlJc w:val="left"/>
+      <w:pPr>
+        <w:tabs>
+          <w:tab w:val="num" w:pos="5760"/>
+        </w:tabs>
+        <w:ind w:left="5760" w:hanging="360"/>
+      </w:pPr>
+      <w:rPr>
+        <w:rFonts w:ascii="Wingdings" w:hAnsi="Wingdings" w:hint="default"/>
+        <w:sz w:val="20"/>
+      </w:rPr>
+    </w:lvl>
+    <w:lvl w:ilvl="8" w:tentative="1">
+      <w:start w:val="1"/>
+      <w:numFmt w:val="bullet"/>
+      <w:lvlText w:val=""/>
+      <w:lvlJc w:val="left"/>
+      <w:pPr>
+        <w:tabs>
+          <w:tab w:val="num" w:pos="6480"/>
+        </w:tabs>
+        <w:ind w:left="6480" w:hanging="360"/>
+      </w:pPr>
+      <w:rPr>
+        <w:rFonts w:ascii="Wingdings" w:hAnsi="Wingdings" w:hint="default"/>
+        <w:sz w:val="20"/>
+      </w:rPr>
+    </w:lvl>
+  </w:abstractNum>
+  <w:abstractNum w:abstractNumId="13" w15:restartNumberingAfterBreak="0">
+    <w:nsid w:val="1BF8428A"/>
+    <w:multiLevelType w:val="multilevel"/>
+    <w:tmpl w:val="F33612C2"/>
+    <w:lvl w:ilvl="0">
+      <w:start w:val="1"/>
+      <w:numFmt w:val="bullet"/>
+      <w:lvlText w:val=""/>
+      <w:lvlJc w:val="left"/>
+      <w:pPr>
+        <w:tabs>
+          <w:tab w:val="num" w:pos="720"/>
+        </w:tabs>
+        <w:ind w:left="720" w:hanging="360"/>
+      </w:pPr>
+      <w:rPr>
+        <w:rFonts w:ascii="Symbol" w:hAnsi="Symbol" w:hint="default"/>
+        <w:sz w:val="20"/>
+      </w:rPr>
+    </w:lvl>
+    <w:lvl w:ilvl="1">
+      <w:start w:val="1"/>
+      <w:numFmt w:val="bullet"/>
+      <w:lvlText w:val="o"/>
+      <w:lvlJc w:val="left"/>
+      <w:pPr>
+        <w:tabs>
+          <w:tab w:val="num" w:pos="1440"/>
+        </w:tabs>
+        <w:ind w:left="1440" w:hanging="360"/>
+      </w:pPr>
+      <w:rPr>
+        <w:rFonts w:ascii="Courier New" w:hAnsi="Courier New" w:hint="default"/>
+        <w:sz w:val="20"/>
+      </w:rPr>
+    </w:lvl>
+    <w:lvl w:ilvl="2" w:tentative="1">
+      <w:start w:val="1"/>
+      <w:numFmt w:val="bullet"/>
+      <w:lvlText w:val=""/>
+      <w:lvlJc w:val="left"/>
+      <w:pPr>
+        <w:tabs>
+          <w:tab w:val="num" w:pos="2160"/>
+        </w:tabs>
+        <w:ind w:left="2160" w:hanging="360"/>
+      </w:pPr>
+      <w:rPr>
+        <w:rFonts w:ascii="Wingdings" w:hAnsi="Wingdings" w:hint="default"/>
+        <w:sz w:val="20"/>
+      </w:rPr>
+    </w:lvl>
+    <w:lvl w:ilvl="3" w:tentative="1">
+      <w:start w:val="1"/>
+      <w:numFmt w:val="bullet"/>
+      <w:lvlText w:val=""/>
+      <w:lvlJc w:val="left"/>
+      <w:pPr>
+        <w:tabs>
+          <w:tab w:val="num" w:pos="2880"/>
+        </w:tabs>
+        <w:ind w:left="2880" w:hanging="360"/>
+      </w:pPr>
+      <w:rPr>
+        <w:rFonts w:ascii="Wingdings" w:hAnsi="Wingdings" w:hint="default"/>
+        <w:sz w:val="20"/>
+      </w:rPr>
+    </w:lvl>
+    <w:lvl w:ilvl="4" w:tentative="1">
+      <w:start w:val="1"/>
+      <w:numFmt w:val="bullet"/>
+      <w:lvlText w:val=""/>
+      <w:lvlJc w:val="left"/>
+      <w:pPr>
+        <w:tabs>
+          <w:tab w:val="num" w:pos="3600"/>
+        </w:tabs>
+        <w:ind w:left="3600" w:hanging="360"/>
+      </w:pPr>
+      <w:rPr>
+        <w:rFonts w:ascii="Wingdings" w:hAnsi="Wingdings" w:hint="default"/>
+        <w:sz w:val="20"/>
+      </w:rPr>
+    </w:lvl>
+    <w:lvl w:ilvl="5" w:tentative="1">
+      <w:start w:val="1"/>
+      <w:numFmt w:val="bullet"/>
+      <w:lvlText w:val=""/>
+      <w:lvlJc w:val="left"/>
+      <w:pPr>
+        <w:tabs>
+          <w:tab w:val="num" w:pos="4320"/>
+        </w:tabs>
+        <w:ind w:left="4320" w:hanging="360"/>
+      </w:pPr>
+      <w:rPr>
+        <w:rFonts w:ascii="Wingdings" w:hAnsi="Wingdings" w:hint="default"/>
+        <w:sz w:val="20"/>
+      </w:rPr>
+    </w:lvl>
+    <w:lvl w:ilvl="6" w:tentative="1">
+      <w:start w:val="1"/>
+      <w:numFmt w:val="bullet"/>
+      <w:lvlText w:val=""/>
+      <w:lvlJc w:val="left"/>
+      <w:pPr>
+        <w:tabs>
+          <w:tab w:val="num" w:pos="5040"/>
+        </w:tabs>
+        <w:ind w:left="5040" w:hanging="360"/>
+      </w:pPr>
+      <w:rPr>
+        <w:rFonts w:ascii="Wingdings" w:hAnsi="Wingdings" w:hint="default"/>
+        <w:sz w:val="20"/>
+      </w:rPr>
+    </w:lvl>
+    <w:lvl w:ilvl="7" w:tentative="1">
+      <w:start w:val="1"/>
+      <w:numFmt w:val="bullet"/>
+      <w:lvlText w:val=""/>
+      <w:lvlJc w:val="left"/>
+      <w:pPr>
+        <w:tabs>
+          <w:tab w:val="num" w:pos="5760"/>
+        </w:tabs>
+        <w:ind w:left="5760" w:hanging="360"/>
+      </w:pPr>
+      <w:rPr>
+        <w:rFonts w:ascii="Wingdings" w:hAnsi="Wingdings" w:hint="default"/>
+        <w:sz w:val="20"/>
+      </w:rPr>
+    </w:lvl>
+    <w:lvl w:ilvl="8" w:tentative="1">
+      <w:start w:val="1"/>
+      <w:numFmt w:val="bullet"/>
+      <w:lvlText w:val=""/>
+      <w:lvlJc w:val="left"/>
+      <w:pPr>
+        <w:tabs>
+          <w:tab w:val="num" w:pos="6480"/>
+        </w:tabs>
+        <w:ind w:left="6480" w:hanging="360"/>
+      </w:pPr>
+      <w:rPr>
+        <w:rFonts w:ascii="Wingdings" w:hAnsi="Wingdings" w:hint="default"/>
+        <w:sz w:val="20"/>
+      </w:rPr>
+    </w:lvl>
+  </w:abstractNum>
+  <w:abstractNum w:abstractNumId="14" w15:restartNumberingAfterBreak="0">
+    <w:nsid w:val="20B912F2"/>
+    <w:multiLevelType w:val="multilevel"/>
+    <w:tmpl w:val="152C7CF8"/>
+    <w:lvl w:ilvl="0">
+      <w:start w:val="1"/>
+      <w:numFmt w:val="bullet"/>
+      <w:lvlText w:val=""/>
+      <w:lvlJc w:val="left"/>
+      <w:pPr>
+        <w:tabs>
+          <w:tab w:val="num" w:pos="720"/>
+        </w:tabs>
+        <w:ind w:left="720" w:hanging="360"/>
+      </w:pPr>
+      <w:rPr>
+        <w:rFonts w:ascii="Symbol" w:hAnsi="Symbol" w:hint="default"/>
+        <w:sz w:val="20"/>
+      </w:rPr>
+    </w:lvl>
+    <w:lvl w:ilvl="1" w:tentative="1">
+      <w:start w:val="1"/>
+      <w:numFmt w:val="bullet"/>
+      <w:lvlText w:val="o"/>
+      <w:lvlJc w:val="left"/>
+      <w:pPr>
+        <w:tabs>
+          <w:tab w:val="num" w:pos="1440"/>
+        </w:tabs>
+        <w:ind w:left="1440" w:hanging="360"/>
+      </w:pPr>
+      <w:rPr>
+        <w:rFonts w:ascii="Courier New" w:hAnsi="Courier New" w:hint="default"/>
+        <w:sz w:val="20"/>
+      </w:rPr>
+    </w:lvl>
+    <w:lvl w:ilvl="2" w:tentative="1">
+      <w:start w:val="1"/>
+      <w:numFmt w:val="bullet"/>
+      <w:lvlText w:val=""/>
+      <w:lvlJc w:val="left"/>
+      <w:pPr>
+        <w:tabs>
+          <w:tab w:val="num" w:pos="2160"/>
+        </w:tabs>
+        <w:ind w:left="2160" w:hanging="360"/>
+      </w:pPr>
+      <w:rPr>
+        <w:rFonts w:ascii="Wingdings" w:hAnsi="Wingdings" w:hint="default"/>
+        <w:sz w:val="20"/>
+      </w:rPr>
+    </w:lvl>
+    <w:lvl w:ilvl="3" w:tentative="1">
+      <w:start w:val="1"/>
+      <w:numFmt w:val="bullet"/>
+      <w:lvlText w:val=""/>
+      <w:lvlJc w:val="left"/>
+      <w:pPr>
+        <w:tabs>
+          <w:tab w:val="num" w:pos="2880"/>
+        </w:tabs>
+        <w:ind w:left="2880" w:hanging="360"/>
+      </w:pPr>
+      <w:rPr>
+        <w:rFonts w:ascii="Wingdings" w:hAnsi="Wingdings" w:hint="default"/>
+        <w:sz w:val="20"/>
+      </w:rPr>
+    </w:lvl>
+    <w:lvl w:ilvl="4" w:tentative="1">
+      <w:start w:val="1"/>
+      <w:numFmt w:val="bullet"/>
+      <w:lvlText w:val=""/>
+      <w:lvlJc w:val="left"/>
+      <w:pPr>
+        <w:tabs>
+          <w:tab w:val="num" w:pos="3600"/>
+        </w:tabs>
+        <w:ind w:left="3600" w:hanging="360"/>
+      </w:pPr>
+      <w:rPr>
+        <w:rFonts w:ascii="Wingdings" w:hAnsi="Wingdings" w:hint="default"/>
+        <w:sz w:val="20"/>
+      </w:rPr>
+    </w:lvl>
+    <w:lvl w:ilvl="5" w:tentative="1">
+      <w:start w:val="1"/>
+      <w:numFmt w:val="bullet"/>
+      <w:lvlText w:val=""/>
+      <w:lvlJc w:val="left"/>
+      <w:pPr>
+        <w:tabs>
+          <w:tab w:val="num" w:pos="4320"/>
+        </w:tabs>
+        <w:ind w:left="4320" w:hanging="360"/>
+      </w:pPr>
+      <w:rPr>
+        <w:rFonts w:ascii="Wingdings" w:hAnsi="Wingdings" w:hint="default"/>
+        <w:sz w:val="20"/>
+      </w:rPr>
+    </w:lvl>
+    <w:lvl w:ilvl="6" w:tentative="1">
+      <w:start w:val="1"/>
+      <w:numFmt w:val="bullet"/>
+      <w:lvlText w:val=""/>
+      <w:lvlJc w:val="left"/>
+      <w:pPr>
+        <w:tabs>
+          <w:tab w:val="num" w:pos="5040"/>
+        </w:tabs>
+        <w:ind w:left="5040" w:hanging="360"/>
+      </w:pPr>
+      <w:rPr>
+        <w:rFonts w:ascii="Wingdings" w:hAnsi="Wingdings" w:hint="default"/>
+        <w:sz w:val="20"/>
+      </w:rPr>
+    </w:lvl>
+    <w:lvl w:ilvl="7" w:tentative="1">
+      <w:start w:val="1"/>
+      <w:numFmt w:val="bullet"/>
+      <w:lvlText w:val=""/>
+      <w:lvlJc w:val="left"/>
+      <w:pPr>
+        <w:tabs>
+          <w:tab w:val="num" w:pos="5760"/>
+        </w:tabs>
+        <w:ind w:left="5760" w:hanging="360"/>
+      </w:pPr>
+      <w:rPr>
+        <w:rFonts w:ascii="Wingdings" w:hAnsi="Wingdings" w:hint="default"/>
+        <w:sz w:val="20"/>
+      </w:rPr>
+    </w:lvl>
+    <w:lvl w:ilvl="8" w:tentative="1">
+      <w:start w:val="1"/>
+      <w:numFmt w:val="bullet"/>
+      <w:lvlText w:val=""/>
+      <w:lvlJc w:val="left"/>
+      <w:pPr>
+        <w:tabs>
+          <w:tab w:val="num" w:pos="6480"/>
+        </w:tabs>
+        <w:ind w:left="6480" w:hanging="360"/>
+      </w:pPr>
+      <w:rPr>
+        <w:rFonts w:ascii="Wingdings" w:hAnsi="Wingdings" w:hint="default"/>
+        <w:sz w:val="20"/>
+      </w:rPr>
+    </w:lvl>
+  </w:abstractNum>
+  <w:abstractNum w:abstractNumId="15" w15:restartNumberingAfterBreak="0">
     <w:nsid w:val="3B520A37"/>
     <w:multiLevelType w:val="multilevel"/>
     <w:tmpl w:val="0409001F"/>
@@ -2758,7 +4295,7 @@
       </w:pPr>
     </w:lvl>
   </w:abstractNum>
-  <w:abstractNum w:abstractNumId="12" w15:restartNumberingAfterBreak="0">
+  <w:abstractNum w:abstractNumId="16" w15:restartNumberingAfterBreak="0">
     <w:nsid w:val="41262031"/>
     <w:multiLevelType w:val="multilevel"/>
     <w:tmpl w:val="04090023"/>
@@ -2845,7 +4382,156 @@
       </w:pPr>
     </w:lvl>
   </w:abstractNum>
-  <w:abstractNum w:abstractNumId="13" w15:restartNumberingAfterBreak="0">
+  <w:abstractNum w:abstractNumId="17" w15:restartNumberingAfterBreak="0">
+    <w:nsid w:val="44B46514"/>
+    <w:multiLevelType w:val="multilevel"/>
+    <w:tmpl w:val="1BF84968"/>
+    <w:lvl w:ilvl="0">
+      <w:start w:val="1"/>
+      <w:numFmt w:val="bullet"/>
+      <w:lvlText w:val=""/>
+      <w:lvlJc w:val="left"/>
+      <w:pPr>
+        <w:tabs>
+          <w:tab w:val="num" w:pos="720"/>
+        </w:tabs>
+        <w:ind w:left="720" w:hanging="360"/>
+      </w:pPr>
+      <w:rPr>
+        <w:rFonts w:ascii="Symbol" w:hAnsi="Symbol" w:hint="default"/>
+        <w:sz w:val="20"/>
+      </w:rPr>
+    </w:lvl>
+    <w:lvl w:ilvl="1" w:tentative="1">
+      <w:start w:val="1"/>
+      <w:numFmt w:val="bullet"/>
+      <w:lvlText w:val="o"/>
+      <w:lvlJc w:val="left"/>
+      <w:pPr>
+        <w:tabs>
+          <w:tab w:val="num" w:pos="1440"/>
+        </w:tabs>
+        <w:ind w:left="1440" w:hanging="360"/>
+      </w:pPr>
+      <w:rPr>
+        <w:rFonts w:ascii="Courier New" w:hAnsi="Courier New" w:hint="default"/>
+        <w:sz w:val="20"/>
+      </w:rPr>
+    </w:lvl>
+    <w:lvl w:ilvl="2" w:tentative="1">
+      <w:start w:val="1"/>
+      <w:numFmt w:val="bullet"/>
+      <w:lvlText w:val=""/>
+      <w:lvlJc w:val="left"/>
+      <w:pPr>
+        <w:tabs>
+          <w:tab w:val="num" w:pos="2160"/>
+        </w:tabs>
+        <w:ind w:left="2160" w:hanging="360"/>
+      </w:pPr>
+      <w:rPr>
+        <w:rFonts w:ascii="Wingdings" w:hAnsi="Wingdings" w:hint="default"/>
+        <w:sz w:val="20"/>
+      </w:rPr>
+    </w:lvl>
+    <w:lvl w:ilvl="3" w:tentative="1">
+      <w:start w:val="1"/>
+      <w:numFmt w:val="bullet"/>
+      <w:lvlText w:val=""/>
+      <w:lvlJc w:val="left"/>
+      <w:pPr>
+        <w:tabs>
+          <w:tab w:val="num" w:pos="2880"/>
+        </w:tabs>
+        <w:ind w:left="2880" w:hanging="360"/>
+      </w:pPr>
+      <w:rPr>
+        <w:rFonts w:ascii="Wingdings" w:hAnsi="Wingdings" w:hint="default"/>
+        <w:sz w:val="20"/>
+      </w:rPr>
+    </w:lvl>
+    <w:lvl w:ilvl="4" w:tentative="1">
+      <w:start w:val="1"/>
+      <w:numFmt w:val="bullet"/>
+      <w:lvlText w:val=""/>
+      <w:lvlJc w:val="left"/>
+      <w:pPr>
+        <w:tabs>
+          <w:tab w:val="num" w:pos="3600"/>
+        </w:tabs>
+        <w:ind w:left="3600" w:hanging="360"/>
+      </w:pPr>
+      <w:rPr>
+        <w:rFonts w:ascii="Wingdings" w:hAnsi="Wingdings" w:hint="default"/>
+        <w:sz w:val="20"/>
+      </w:rPr>
+    </w:lvl>
+    <w:lvl w:ilvl="5" w:tentative="1">
+      <w:start w:val="1"/>
+      <w:numFmt w:val="bullet"/>
+      <w:lvlText w:val=""/>
+      <w:lvlJc w:val="left"/>
+      <w:pPr>
+        <w:tabs>
+          <w:tab w:val="num" w:pos="4320"/>
+        </w:tabs>
+        <w:ind w:left="4320" w:hanging="360"/>
+      </w:pPr>
+      <w:rPr>
+        <w:rFonts w:ascii="Wingdings" w:hAnsi="Wingdings" w:hint="default"/>
+        <w:sz w:val="20"/>
+      </w:rPr>
+    </w:lvl>
+    <w:lvl w:ilvl="6" w:tentative="1">
+      <w:start w:val="1"/>
+      <w:numFmt w:val="bullet"/>
+      <w:lvlText w:val=""/>
+      <w:lvlJc w:val="left"/>
+      <w:pPr>
+        <w:tabs>
+          <w:tab w:val="num" w:pos="5040"/>
+        </w:tabs>
+        <w:ind w:left="5040" w:hanging="360"/>
+      </w:pPr>
+      <w:rPr>
+        <w:rFonts w:ascii="Wingdings" w:hAnsi="Wingdings" w:hint="default"/>
+        <w:sz w:val="20"/>
+      </w:rPr>
+    </w:lvl>
+    <w:lvl w:ilvl="7" w:tentative="1">
+      <w:start w:val="1"/>
+      <w:numFmt w:val="bullet"/>
+      <w:lvlText w:val=""/>
+      <w:lvlJc w:val="left"/>
+      <w:pPr>
+        <w:tabs>
+          <w:tab w:val="num" w:pos="5760"/>
+        </w:tabs>
+        <w:ind w:left="5760" w:hanging="360"/>
+      </w:pPr>
+      <w:rPr>
+        <w:rFonts w:ascii="Wingdings" w:hAnsi="Wingdings" w:hint="default"/>
+        <w:sz w:val="20"/>
+      </w:rPr>
+    </w:lvl>
+    <w:lvl w:ilvl="8" w:tentative="1">
+      <w:start w:val="1"/>
+      <w:numFmt w:val="bullet"/>
+      <w:lvlText w:val=""/>
+      <w:lvlJc w:val="left"/>
+      <w:pPr>
+        <w:tabs>
+          <w:tab w:val="num" w:pos="6480"/>
+        </w:tabs>
+        <w:ind w:left="6480" w:hanging="360"/>
+      </w:pPr>
+      <w:rPr>
+        <w:rFonts w:ascii="Wingdings" w:hAnsi="Wingdings" w:hint="default"/>
+        <w:sz w:val="20"/>
+      </w:rPr>
+    </w:lvl>
+  </w:abstractNum>
+  <w:abstractNum w:abstractNumId="18" w15:restartNumberingAfterBreak="0">
     <w:nsid w:val="44BF0C6D"/>
     <w:multiLevelType w:val="multilevel"/>
     <w:tmpl w:val="0409001F"/>
@@ -2931,7 +4617,7 @@
       </w:pPr>
     </w:lvl>
   </w:abstractNum>
-  <w:abstractNum w:abstractNumId="14" w15:restartNumberingAfterBreak="0">
+  <w:abstractNum w:abstractNumId="19" w15:restartNumberingAfterBreak="0">
     <w:nsid w:val="454416C3"/>
     <w:multiLevelType w:val="hybridMultilevel"/>
     <w:tmpl w:val="BC468424"/>
@@ -3046,7 +4732,7 @@
       </w:rPr>
     </w:lvl>
   </w:abstractNum>
-  <w:abstractNum w:abstractNumId="15" w15:restartNumberingAfterBreak="0">
+  <w:abstractNum w:abstractNumId="20" w15:restartNumberingAfterBreak="0">
     <w:nsid w:val="47A835BF"/>
     <w:multiLevelType w:val="multilevel"/>
     <w:tmpl w:val="0409001D"/>
@@ -3132,7 +4818,7 @@
       </w:pPr>
     </w:lvl>
   </w:abstractNum>
-  <w:abstractNum w:abstractNumId="16" w15:restartNumberingAfterBreak="0">
+  <w:abstractNum w:abstractNumId="21" w15:restartNumberingAfterBreak="0">
     <w:nsid w:val="521F3BC3"/>
     <w:multiLevelType w:val="hybridMultilevel"/>
     <w:tmpl w:val="FB6AD80A"/>
@@ -3222,7 +4908,156 @@
       </w:pPr>
     </w:lvl>
   </w:abstractNum>
-  <w:abstractNum w:abstractNumId="17" w15:restartNumberingAfterBreak="0">
+  <w:abstractNum w:abstractNumId="22" w15:restartNumberingAfterBreak="0">
+    <w:nsid w:val="55402CDC"/>
+    <w:multiLevelType w:val="multilevel"/>
+    <w:tmpl w:val="411EA902"/>
+    <w:lvl w:ilvl="0">
+      <w:start w:val="1"/>
+      <w:numFmt w:val="bullet"/>
+      <w:lvlText w:val=""/>
+      <w:lvlJc w:val="left"/>
+      <w:pPr>
+        <w:tabs>
+          <w:tab w:val="num" w:pos="720"/>
+        </w:tabs>
+        <w:ind w:left="720" w:hanging="360"/>
+      </w:pPr>
+      <w:rPr>
+        <w:rFonts w:ascii="Symbol" w:hAnsi="Symbol" w:hint="default"/>
+        <w:sz w:val="20"/>
+      </w:rPr>
+    </w:lvl>
+    <w:lvl w:ilvl="1" w:tentative="1">
+      <w:start w:val="1"/>
+      <w:numFmt w:val="bullet"/>
+      <w:lvlText w:val="o"/>
+      <w:lvlJc w:val="left"/>
+      <w:pPr>
+        <w:tabs>
+          <w:tab w:val="num" w:pos="1440"/>
+        </w:tabs>
+        <w:ind w:left="1440" w:hanging="360"/>
+      </w:pPr>
+      <w:rPr>
+        <w:rFonts w:ascii="Courier New" w:hAnsi="Courier New" w:hint="default"/>
+        <w:sz w:val="20"/>
+      </w:rPr>
+    </w:lvl>
+    <w:lvl w:ilvl="2" w:tentative="1">
+      <w:start w:val="1"/>
+      <w:numFmt w:val="bullet"/>
+      <w:lvlText w:val=""/>
+      <w:lvlJc w:val="left"/>
+      <w:pPr>
+        <w:tabs>
+          <w:tab w:val="num" w:pos="2160"/>
+        </w:tabs>
+        <w:ind w:left="2160" w:hanging="360"/>
+      </w:pPr>
+      <w:rPr>
+        <w:rFonts w:ascii="Wingdings" w:hAnsi="Wingdings" w:hint="default"/>
+        <w:sz w:val="20"/>
+      </w:rPr>
+    </w:lvl>
+    <w:lvl w:ilvl="3" w:tentative="1">
+      <w:start w:val="1"/>
+      <w:numFmt w:val="bullet"/>
+      <w:lvlText w:val=""/>
+      <w:lvlJc w:val="left"/>
+      <w:pPr>
+        <w:tabs>
+          <w:tab w:val="num" w:pos="2880"/>
+        </w:tabs>
+        <w:ind w:left="2880" w:hanging="360"/>
+      </w:pPr>
+      <w:rPr>
+        <w:rFonts w:ascii="Wingdings" w:hAnsi="Wingdings" w:hint="default"/>
+        <w:sz w:val="20"/>
+      </w:rPr>
+    </w:lvl>
+    <w:lvl w:ilvl="4" w:tentative="1">
+      <w:start w:val="1"/>
+      <w:numFmt w:val="bullet"/>
+      <w:lvlText w:val=""/>
+      <w:lvlJc w:val="left"/>
+      <w:pPr>
+        <w:tabs>
+          <w:tab w:val="num" w:pos="3600"/>
+        </w:tabs>
+        <w:ind w:left="3600" w:hanging="360"/>
+      </w:pPr>
+      <w:rPr>
+        <w:rFonts w:ascii="Wingdings" w:hAnsi="Wingdings" w:hint="default"/>
+        <w:sz w:val="20"/>
+      </w:rPr>
+    </w:lvl>
+    <w:lvl w:ilvl="5" w:tentative="1">
+      <w:start w:val="1"/>
+      <w:numFmt w:val="bullet"/>
+      <w:lvlText w:val=""/>
+      <w:lvlJc w:val="left"/>
+      <w:pPr>
+        <w:tabs>
+          <w:tab w:val="num" w:pos="4320"/>
+        </w:tabs>
+        <w:ind w:left="4320" w:hanging="360"/>
+      </w:pPr>
+      <w:rPr>
+        <w:rFonts w:ascii="Wingdings" w:hAnsi="Wingdings" w:hint="default"/>
+        <w:sz w:val="20"/>
+      </w:rPr>
+    </w:lvl>
+    <w:lvl w:ilvl="6" w:tentative="1">
+      <w:start w:val="1"/>
+      <w:numFmt w:val="bullet"/>
+      <w:lvlText w:val=""/>
+      <w:lvlJc w:val="left"/>
+      <w:pPr>
+        <w:tabs>
+          <w:tab w:val="num" w:pos="5040"/>
+        </w:tabs>
+        <w:ind w:left="5040" w:hanging="360"/>
+      </w:pPr>
+      <w:rPr>
+        <w:rFonts w:ascii="Wingdings" w:hAnsi="Wingdings" w:hint="default"/>
+        <w:sz w:val="20"/>
+      </w:rPr>
+    </w:lvl>
+    <w:lvl w:ilvl="7" w:tentative="1">
+      <w:start w:val="1"/>
+      <w:numFmt w:val="bullet"/>
+      <w:lvlText w:val=""/>
+      <w:lvlJc w:val="left"/>
+      <w:pPr>
+        <w:tabs>
+          <w:tab w:val="num" w:pos="5760"/>
+        </w:tabs>
+        <w:ind w:left="5760" w:hanging="360"/>
+      </w:pPr>
+      <w:rPr>
+        <w:rFonts w:ascii="Wingdings" w:hAnsi="Wingdings" w:hint="default"/>
+        <w:sz w:val="20"/>
+      </w:rPr>
+    </w:lvl>
+    <w:lvl w:ilvl="8" w:tentative="1">
+      <w:start w:val="1"/>
+      <w:numFmt w:val="bullet"/>
+      <w:lvlText w:val=""/>
+      <w:lvlJc w:val="left"/>
+      <w:pPr>
+        <w:tabs>
+          <w:tab w:val="num" w:pos="6480"/>
+        </w:tabs>
+        <w:ind w:left="6480" w:hanging="360"/>
+      </w:pPr>
+      <w:rPr>
+        <w:rFonts w:ascii="Wingdings" w:hAnsi="Wingdings" w:hint="default"/>
+        <w:sz w:val="20"/>
+      </w:rPr>
+    </w:lvl>
+  </w:abstractNum>
+  <w:abstractNum w:abstractNumId="23" w15:restartNumberingAfterBreak="0">
     <w:nsid w:val="6F914E6E"/>
     <w:multiLevelType w:val="hybridMultilevel"/>
     <w:tmpl w:val="9AC05218"/>
@@ -3341,7 +5176,7 @@
       </w:rPr>
     </w:lvl>
   </w:abstractNum>
-  <w:abstractNum w:abstractNumId="18" w15:restartNumberingAfterBreak="0">
+  <w:abstractNum w:abstractNumId="24" w15:restartNumberingAfterBreak="0">
     <w:nsid w:val="7B734274"/>
     <w:multiLevelType w:val="hybridMultilevel"/>
     <w:tmpl w:val="FABCAA7A"/>
@@ -3463,22 +5298,22 @@
     <w:abstractNumId w:val="9"/>
   </w:num>
   <w:num w:numId="2" w16cid:durableId="795875977">
-    <w:abstractNumId w:val="14"/>
+    <w:abstractNumId w:val="19"/>
   </w:num>
   <w:num w:numId="3" w16cid:durableId="465897567">
-    <w:abstractNumId w:val="14"/>
+    <w:abstractNumId w:val="19"/>
   </w:num>
   <w:num w:numId="4" w16cid:durableId="398097285">
-    <w:abstractNumId w:val="14"/>
+    <w:abstractNumId w:val="19"/>
   </w:num>
   <w:num w:numId="5" w16cid:durableId="721446391">
-    <w:abstractNumId w:val="14"/>
+    <w:abstractNumId w:val="19"/>
   </w:num>
   <w:num w:numId="6" w16cid:durableId="1745030943">
     <w:abstractNumId w:val="8"/>
   </w:num>
   <w:num w:numId="7" w16cid:durableId="2128503810">
-    <w:abstractNumId w:val="18"/>
+    <w:abstractNumId w:val="24"/>
   </w:num>
   <w:num w:numId="8" w16cid:durableId="1533615325">
     <w:abstractNumId w:val="7"/>
@@ -3505,25 +5340,43 @@
     <w:abstractNumId w:val="0"/>
   </w:num>
   <w:num w:numId="16" w16cid:durableId="1374237069">
-    <w:abstractNumId w:val="16"/>
+    <w:abstractNumId w:val="21"/>
   </w:num>
   <w:num w:numId="17" w16cid:durableId="849374965">
-    <w:abstractNumId w:val="13"/>
+    <w:abstractNumId w:val="18"/>
   </w:num>
   <w:num w:numId="18" w16cid:durableId="1368412050">
-    <w:abstractNumId w:val="11"/>
+    <w:abstractNumId w:val="15"/>
   </w:num>
   <w:num w:numId="19" w16cid:durableId="1142772698">
-    <w:abstractNumId w:val="15"/>
+    <w:abstractNumId w:val="20"/>
   </w:num>
   <w:num w:numId="20" w16cid:durableId="811405050">
     <w:abstractNumId w:val="10"/>
   </w:num>
   <w:num w:numId="21" w16cid:durableId="1149202736">
+    <w:abstractNumId w:val="16"/>
+  </w:num>
+  <w:num w:numId="22" w16cid:durableId="282349983">
+    <w:abstractNumId w:val="23"/>
+  </w:num>
+  <w:num w:numId="23" w16cid:durableId="1174955727">
     <w:abstractNumId w:val="12"/>
   </w:num>
-  <w:num w:numId="22" w16cid:durableId="282349983">
+  <w:num w:numId="24" w16cid:durableId="1412004423">
+    <w:abstractNumId w:val="14"/>
+  </w:num>
+  <w:num w:numId="25" w16cid:durableId="665715808">
+    <w:abstractNumId w:val="22"/>
+  </w:num>
+  <w:num w:numId="26" w16cid:durableId="494615076">
+    <w:abstractNumId w:val="11"/>
+  </w:num>
+  <w:num w:numId="27" w16cid:durableId="1377462321">
     <w:abstractNumId w:val="17"/>
+  </w:num>
+  <w:num w:numId="28" w16cid:durableId="2062973143">
+    <w:abstractNumId w:val="13"/>
   </w:num>
 </w:numbering>
 </file>
@@ -4452,7 +6305,6 @@
     <w:name w:val="List Paragraph"/>
     <w:basedOn w:val="Normal"/>
     <w:uiPriority w:val="34"/>
-    <w:semiHidden/>
     <w:unhideWhenUsed/>
     <w:qFormat/>
     <w:pPr>
@@ -6042,7 +7894,9 @@
     <w:rsid w:val="00706E66"/>
     <w:rsid w:val="007074DB"/>
     <w:rsid w:val="00880F52"/>
+    <w:rsid w:val="008C0080"/>
     <w:rsid w:val="00A80C9D"/>
+    <w:rsid w:val="00A86F88"/>
     <w:rsid w:val="00B506B8"/>
     <w:rsid w:val="00C45535"/>
     <w:rsid w:val="00D35DB1"/>
@@ -6782,18 +8636,6 @@
       <w14:ligatures w14:val="standardContextual"/>
     </w:rPr>
   </w:style>
-  <w:style w:type="paragraph" w:customStyle="1" w:styleId="AAC01AD6E4554E18A5C69A7DF30D03C4">
-    <w:name w:val="AAC01AD6E4554E18A5C69A7DF30D03C4"/>
-    <w:rsid w:val="0050145C"/>
-    <w:pPr>
-      <w:spacing w:after="160" w:line="278" w:lineRule="auto"/>
-    </w:pPr>
-    <w:rPr>
-      <w:kern w:val="2"/>
-      <w:lang w:eastAsia="es-ES"/>
-      <w14:ligatures w14:val="standardContextual"/>
-    </w:rPr>
-  </w:style>
 </w:styles>
 </file>
 
@@ -7006,15 +8848,6 @@
 </file>
 
 <file path=customXml/item1.xml><?xml version="1.0" encoding="utf-8"?>
-<?mso-contentType ?>
-<FormTemplates xmlns="http://schemas.microsoft.com/sharepoint/v3/contenttype/forms">
-  <Display>DocumentLibraryForm</Display>
-  <Edit>DocumentLibraryForm</Edit>
-  <New>DocumentLibraryForm</New>
-</FormTemplates>
-</file>
-
-<file path=customXml/item2.xml><?xml version="1.0" encoding="utf-8"?>
 <p:properties xmlns:p="http://schemas.microsoft.com/office/2006/metadata/properties" xmlns:xsi="http://www.w3.org/2001/XMLSchema-instance" xmlns:pc="http://schemas.microsoft.com/office/infopath/2007/PartnerControls">
   <documentManagement>
     <_ip_UnifiedCompliancePolicyUIAction xmlns="http://schemas.microsoft.com/sharepoint/v3" xsi:nil="true"/>
@@ -7034,11 +8867,16 @@
 </p:properties>
 </file>
 
-<file path=customXml/item3.xml><?xml version="1.0" encoding="utf-8"?>
-<b:Sources xmlns:b="http://schemas.openxmlformats.org/officeDocument/2006/bibliography" xmlns="http://schemas.openxmlformats.org/officeDocument/2006/bibliography" SelectedStyle="/APASixthEditionOfficeOnline.xsl" StyleName="APA" Version="6"/>
+<file path=customXml/item2.xml><?xml version="1.0" encoding="utf-8"?>
+<?mso-contentType ?>
+<FormTemplates xmlns="http://schemas.microsoft.com/sharepoint/v3/contenttype/forms">
+  <Display>DocumentLibraryForm</Display>
+  <Edit>DocumentLibraryForm</Edit>
+  <New>DocumentLibraryForm</New>
+</FormTemplates>
 </file>
 
-<file path=customXml/item4.xml><?xml version="1.0" encoding="utf-8"?>
+<file path=customXml/item3.xml><?xml version="1.0" encoding="utf-8"?>
 <ct:contentTypeSchema xmlns:ct="http://schemas.microsoft.com/office/2006/metadata/contentType" xmlns:ma="http://schemas.microsoft.com/office/2006/metadata/properties/metaAttributes" ct:_="" ma:_="" ma:contentTypeName="Document" ma:contentTypeID="0x01010079F111ED35F8CC479449609E8A0923A6" ma:contentTypeVersion="26" ma:contentTypeDescription="Create a new document." ma:contentTypeScope="" ma:versionID="ac37c1753acd5e330d2062ccec26ea66">
   <xsd:schema xmlns:xsd="http://www.w3.org/2001/XMLSchema" xmlns:xs="http://www.w3.org/2001/XMLSchema" xmlns:p="http://schemas.microsoft.com/office/2006/metadata/properties" xmlns:ns1="http://schemas.microsoft.com/sharepoint/v3" xmlns:ns2="71af3243-3dd4-4a8d-8c0d-dd76da1f02a5" xmlns:ns3="16c05727-aa75-4e4a-9b5f-8a80a1165891" xmlns:ns4="230e9df3-be65-4c73-a93b-d1236ebd677e" targetNamespace="http://schemas.microsoft.com/office/2006/metadata/properties" ma:root="true" ma:fieldsID="3b340c7101c92c5120abd06486f94548" ns1:_="" ns2:_="" ns3:_="" ns4:_="">
     <xsd:import namespace="http://schemas.microsoft.com/sharepoint/v3"/>
@@ -7338,15 +9176,11 @@
 </ct:contentTypeSchema>
 </file>
 
-<file path=customXml/itemProps1.xml><?xml version="1.0" encoding="utf-8"?>
-<ds:datastoreItem xmlns:ds="http://schemas.openxmlformats.org/officeDocument/2006/customXml" ds:itemID="{268A88EA-2CD1-4EB5-AD27-A1454BEC753F}">
-  <ds:schemaRefs>
-    <ds:schemaRef ds:uri="http://schemas.microsoft.com/sharepoint/v3/contenttype/forms"/>
-  </ds:schemaRefs>
-</ds:datastoreItem>
+<file path=customXml/item4.xml><?xml version="1.0" encoding="utf-8"?>
+<b:Sources xmlns:b="http://schemas.openxmlformats.org/officeDocument/2006/bibliography" xmlns="http://schemas.openxmlformats.org/officeDocument/2006/bibliography" SelectedStyle="/APASixthEditionOfficeOnline.xsl" StyleName="APA" Version="6"/>
 </file>
 
-<file path=customXml/itemProps2.xml><?xml version="1.0" encoding="utf-8"?>
+<file path=customXml/itemProps1.xml><?xml version="1.0" encoding="utf-8"?>
 <ds:datastoreItem xmlns:ds="http://schemas.openxmlformats.org/officeDocument/2006/customXml" ds:itemID="{E046B6FE-75F5-4A4A-ADF9-3D55C2808F6A}">
   <ds:schemaRefs>
     <ds:schemaRef ds:uri="http://schemas.microsoft.com/office/2006/metadata/properties"/>
@@ -7358,15 +9192,15 @@
 </ds:datastoreItem>
 </file>
 
-<file path=customXml/itemProps3.xml><?xml version="1.0" encoding="utf-8"?>
-<ds:datastoreItem xmlns:ds="http://schemas.openxmlformats.org/officeDocument/2006/customXml" ds:itemID="{C36A12F8-4A9B-4F64-B978-B0EE1FD97EBF}">
+<file path=customXml/itemProps2.xml><?xml version="1.0" encoding="utf-8"?>
+<ds:datastoreItem xmlns:ds="http://schemas.openxmlformats.org/officeDocument/2006/customXml" ds:itemID="{268A88EA-2CD1-4EB5-AD27-A1454BEC753F}">
   <ds:schemaRefs>
-    <ds:schemaRef ds:uri="http://schemas.openxmlformats.org/officeDocument/2006/bibliography"/>
+    <ds:schemaRef ds:uri="http://schemas.microsoft.com/sharepoint/v3/contenttype/forms"/>
   </ds:schemaRefs>
 </ds:datastoreItem>
 </file>
 
-<file path=customXml/itemProps4.xml><?xml version="1.0" encoding="utf-8"?>
+<file path=customXml/itemProps3.xml><?xml version="1.0" encoding="utf-8"?>
 <ds:datastoreItem xmlns:ds="http://schemas.openxmlformats.org/officeDocument/2006/customXml" ds:itemID="{3B486F6C-1123-466C-A9D5-986F0A3EF9D1}">
   <ds:schemaRefs>
     <ds:schemaRef ds:uri="http://schemas.microsoft.com/office/2006/metadata/contentType"/>
@@ -7387,6 +9221,14 @@
 </ds:datastoreItem>
 </file>
 
+<file path=customXml/itemProps4.xml><?xml version="1.0" encoding="utf-8"?>
+<ds:datastoreItem xmlns:ds="http://schemas.openxmlformats.org/officeDocument/2006/customXml" ds:itemID="{C36A12F8-4A9B-4F64-B978-B0EE1FD97EBF}">
+  <ds:schemaRefs>
+    <ds:schemaRef ds:uri="http://schemas.openxmlformats.org/officeDocument/2006/bibliography"/>
+  </ds:schemaRefs>
+</ds:datastoreItem>
+</file>
+
 <file path=docMetadata/LabelInfo.xml><?xml version="1.0" encoding="utf-8"?>
 <clbl:labelList xmlns:clbl="http://schemas.microsoft.com/office/2020/mipLabelMetadata"/>
 </file>
--- a/SONAURA.docx
+++ b/SONAURA.docx
@@ -3113,6 +3113,446 @@
     <w:p/>
     <w:p/>
     <w:p/>
+    <w:p>
+      <w:pPr>
+        <w:rPr>
+          <w:b/>
+          <w:bCs/>
+          <w:sz w:val="32"/>
+          <w:szCs w:val="32"/>
+        </w:rPr>
+      </w:pPr>
+      <w:r>
+        <w:rPr>
+          <w:b/>
+          <w:bCs/>
+          <w:sz w:val="32"/>
+          <w:szCs w:val="32"/>
+        </w:rPr>
+        <w:lastRenderedPageBreak/>
+        <w:t>Principios de Usabilidad y Accesibilidad</w:t>
+      </w:r>
+    </w:p>
+    <w:p>
+      <w:pPr>
+        <w:rPr>
+          <w:b/>
+          <w:bCs/>
+          <w:sz w:val="30"/>
+          <w:szCs w:val="30"/>
+        </w:rPr>
+      </w:pPr>
+      <w:r>
+        <w:rPr>
+          <w:b/>
+          <w:bCs/>
+          <w:sz w:val="30"/>
+          <w:szCs w:val="30"/>
+        </w:rPr>
+        <w:t>Usabilidad</w:t>
+      </w:r>
+    </w:p>
+    <w:p>
+      <w:r>
+        <w:t>La usabilidad es un aspecto clave en el diseño de nuestro blog de entretenimiento, ya que influye directamente en la facilidad con la que los usuarios interactúan con la plataforma. Para garantizar una experiencia satisfactoria, nos basamos en principios reconocidos como los de Jakob Nielsen.</w:t>
+      </w:r>
+    </w:p>
+    <w:p>
+      <w:r>
+        <w:rPr>
+          <w:b/>
+          <w:bCs/>
+        </w:rPr>
+        <w:t>Principios aplicados:</w:t>
+      </w:r>
+    </w:p>
+    <w:p>
+      <w:pPr>
+        <w:numPr>
+          <w:ilvl w:val="0"/>
+          <w:numId w:val="29"/>
+        </w:numPr>
+      </w:pPr>
+      <w:r>
+        <w:rPr>
+          <w:b/>
+          <w:bCs/>
+        </w:rPr>
+        <w:t>Consistencia visual y funcional:</w:t>
+      </w:r>
+      <w:r>
+        <w:br/>
+        <w:t xml:space="preserve">Todos los elementos interactivos mantendrán un diseño coherente en todas las páginas. La navegación principal (Inicio, Películas, Series, </w:t>
+      </w:r>
+      <w:proofErr w:type="spellStart"/>
+      <w:r>
+        <w:t>Login</w:t>
+      </w:r>
+      <w:proofErr w:type="spellEnd"/>
+      <w:r>
+        <w:t>/</w:t>
+      </w:r>
+      <w:proofErr w:type="spellStart"/>
+      <w:r>
+        <w:t>Logout</w:t>
+      </w:r>
+      <w:proofErr w:type="spellEnd"/>
+      <w:r>
+        <w:t>) será uniforme y siempre visible.</w:t>
+      </w:r>
+    </w:p>
+    <w:p>
+      <w:pPr>
+        <w:numPr>
+          <w:ilvl w:val="0"/>
+          <w:numId w:val="29"/>
+        </w:numPr>
+      </w:pPr>
+      <w:r>
+        <w:rPr>
+          <w:b/>
+          <w:bCs/>
+        </w:rPr>
+        <w:t>Claridad en la interacción:</w:t>
+      </w:r>
+      <w:r>
+        <w:br/>
+        <w:t>Los botones y acciones estarán claramente etiquetados. Se priorizará el uso de texto acompañado de iconos para evitar ambigüedades.</w:t>
+      </w:r>
+    </w:p>
+    <w:p>
+      <w:pPr>
+        <w:numPr>
+          <w:ilvl w:val="0"/>
+          <w:numId w:val="29"/>
+        </w:numPr>
+      </w:pPr>
+      <w:r>
+        <w:rPr>
+          <w:b/>
+          <w:bCs/>
+        </w:rPr>
+        <w:t>Retroalimentación inmediata:</w:t>
+      </w:r>
+      <w:r>
+        <w:br/>
+        <w:t>El sistema ofrecerá mensajes o señales visuales (como animaciones o alertas) al realizar acciones como valorar una serie, seguir una película o guardar un cambio en una lista.</w:t>
+      </w:r>
+    </w:p>
+    <w:p>
+      <w:pPr>
+        <w:numPr>
+          <w:ilvl w:val="0"/>
+          <w:numId w:val="29"/>
+        </w:numPr>
+      </w:pPr>
+      <w:r>
+        <w:rPr>
+          <w:b/>
+          <w:bCs/>
+        </w:rPr>
+        <w:t>Prevención y recuperación de errores:</w:t>
+      </w:r>
+      <w:r>
+        <w:br/>
+        <w:t>Se implementarán validaciones en formularios y confirmaciones para acciones irreversibles (por ejemplo, eliminar contenido de una lista).</w:t>
+      </w:r>
+    </w:p>
+    <w:p>
+      <w:pPr>
+        <w:numPr>
+          <w:ilvl w:val="0"/>
+          <w:numId w:val="29"/>
+        </w:numPr>
+      </w:pPr>
+      <w:r>
+        <w:rPr>
+          <w:b/>
+          <w:bCs/>
+        </w:rPr>
+        <w:t>Navegación intuitiva:</w:t>
+      </w:r>
+      <w:r>
+        <w:br/>
+        <w:t>El usuario podrá moverse fácilmente entre secciones, con rutas claras de acceso y retorno, especialmente entre contenido relacionado (como temporadas de una serie o recomendaciones similares).</w:t>
+      </w:r>
+    </w:p>
+    <w:p>
+      <w:pPr>
+        <w:numPr>
+          <w:ilvl w:val="0"/>
+          <w:numId w:val="29"/>
+        </w:numPr>
+      </w:pPr>
+      <w:r>
+        <w:rPr>
+          <w:b/>
+          <w:bCs/>
+        </w:rPr>
+        <w:t>Adaptación a diferentes niveles de usuario:</w:t>
+      </w:r>
+      <w:r>
+        <w:br/>
+        <w:t>La interfaz será accesible y comprensible para usuarios nuevos, pero también incluirá atajos o funcionalidades adicionales para usuarios registrados y suscriptores.</w:t>
+      </w:r>
+    </w:p>
+    <w:p/>
+    <w:p>
+      <w:pPr>
+        <w:rPr>
+          <w:b/>
+          <w:bCs/>
+        </w:rPr>
+      </w:pPr>
+    </w:p>
+    <w:p>
+      <w:pPr>
+        <w:rPr>
+          <w:b/>
+          <w:bCs/>
+        </w:rPr>
+      </w:pPr>
+    </w:p>
+    <w:p>
+      <w:pPr>
+        <w:rPr>
+          <w:b/>
+          <w:bCs/>
+        </w:rPr>
+      </w:pPr>
+    </w:p>
+    <w:p>
+      <w:pPr>
+        <w:rPr>
+          <w:b/>
+          <w:bCs/>
+        </w:rPr>
+      </w:pPr>
+    </w:p>
+    <w:p>
+      <w:pPr>
+        <w:rPr>
+          <w:b/>
+          <w:bCs/>
+        </w:rPr>
+      </w:pPr>
+    </w:p>
+    <w:p>
+      <w:pPr>
+        <w:rPr>
+          <w:b/>
+          <w:bCs/>
+        </w:rPr>
+      </w:pPr>
+    </w:p>
+    <w:p>
+      <w:pPr>
+        <w:rPr>
+          <w:b/>
+          <w:bCs/>
+        </w:rPr>
+      </w:pPr>
+    </w:p>
+    <w:p>
+      <w:pPr>
+        <w:rPr>
+          <w:b/>
+          <w:bCs/>
+          <w:sz w:val="30"/>
+          <w:szCs w:val="30"/>
+        </w:rPr>
+      </w:pPr>
+      <w:r>
+        <w:rPr>
+          <w:b/>
+          <w:bCs/>
+          <w:sz w:val="30"/>
+          <w:szCs w:val="30"/>
+        </w:rPr>
+        <w:t>Accesibilidad</w:t>
+      </w:r>
+    </w:p>
+    <w:p>
+      <w:r>
+        <w:t>El diseño accesible es fundamental para que cualquier persona, independientemente de sus capacidades físicas o cognitivas, pueda utilizar la aplicación correctamente. Nos basamos en las directrices de accesibilidad WCAG 2.1.</w:t>
+      </w:r>
+    </w:p>
+    <w:p>
+      <w:r>
+        <w:rPr>
+          <w:b/>
+          <w:bCs/>
+        </w:rPr>
+        <w:t>Principios aplicados:</w:t>
+      </w:r>
+    </w:p>
+    <w:p>
+      <w:pPr>
+        <w:numPr>
+          <w:ilvl w:val="0"/>
+          <w:numId w:val="30"/>
+        </w:numPr>
+      </w:pPr>
+      <w:r>
+        <w:rPr>
+          <w:b/>
+          <w:bCs/>
+        </w:rPr>
+        <w:t>Perceptible:</w:t>
+      </w:r>
+    </w:p>
+    <w:p>
+      <w:pPr>
+        <w:numPr>
+          <w:ilvl w:val="1"/>
+          <w:numId w:val="30"/>
+        </w:numPr>
+      </w:pPr>
+      <w:r>
+        <w:t>Uso de alto contraste entre texto y fondo para facilitar la lectura.</w:t>
+      </w:r>
+    </w:p>
+    <w:p>
+      <w:pPr>
+        <w:numPr>
+          <w:ilvl w:val="1"/>
+          <w:numId w:val="30"/>
+        </w:numPr>
+      </w:pPr>
+      <w:r>
+        <w:t>Inclusión de texto alternativo en todas las imágenes (como portadas o banners).</w:t>
+      </w:r>
+    </w:p>
+    <w:p>
+      <w:pPr>
+        <w:numPr>
+          <w:ilvl w:val="1"/>
+          <w:numId w:val="30"/>
+        </w:numPr>
+      </w:pPr>
+      <w:r>
+        <w:t>Subtítulos o transcripciones para cualquier contenido audiovisual que se incorpore.</w:t>
+      </w:r>
+    </w:p>
+    <w:p>
+      <w:pPr>
+        <w:numPr>
+          <w:ilvl w:val="0"/>
+          <w:numId w:val="30"/>
+        </w:numPr>
+      </w:pPr>
+      <w:r>
+        <w:rPr>
+          <w:b/>
+          <w:bCs/>
+        </w:rPr>
+        <w:t>Operable:</w:t>
+      </w:r>
+    </w:p>
+    <w:p>
+      <w:pPr>
+        <w:numPr>
+          <w:ilvl w:val="1"/>
+          <w:numId w:val="30"/>
+        </w:numPr>
+      </w:pPr>
+      <w:r>
+        <w:t>Todos los botones, menús y formularios podrán utilizarse completamente mediante teclado.</w:t>
+      </w:r>
+    </w:p>
+    <w:p>
+      <w:pPr>
+        <w:numPr>
+          <w:ilvl w:val="1"/>
+          <w:numId w:val="30"/>
+        </w:numPr>
+      </w:pPr>
+      <w:r>
+        <w:t>Áreas táctiles suficientemente grandes para su uso en dispositivos móviles.</w:t>
+      </w:r>
+    </w:p>
+    <w:p>
+      <w:pPr>
+        <w:numPr>
+          <w:ilvl w:val="0"/>
+          <w:numId w:val="30"/>
+        </w:numPr>
+      </w:pPr>
+      <w:r>
+        <w:rPr>
+          <w:b/>
+          <w:bCs/>
+        </w:rPr>
+        <w:t>Comprensible:</w:t>
+      </w:r>
+    </w:p>
+    <w:p>
+      <w:pPr>
+        <w:numPr>
+          <w:ilvl w:val="1"/>
+          <w:numId w:val="30"/>
+        </w:numPr>
+      </w:pPr>
+      <w:r>
+        <w:t>Lenguaje claro y directo en todos los textos y etiquetas.</w:t>
+      </w:r>
+    </w:p>
+    <w:p>
+      <w:pPr>
+        <w:numPr>
+          <w:ilvl w:val="1"/>
+          <w:numId w:val="30"/>
+        </w:numPr>
+      </w:pPr>
+      <w:r>
+        <w:t>Instrucciones visibles en las funcionalidades más avanzadas, como listas personalizadas o el calendario de seguimiento.</w:t>
+      </w:r>
+    </w:p>
+    <w:p>
+      <w:pPr>
+        <w:numPr>
+          <w:ilvl w:val="0"/>
+          <w:numId w:val="30"/>
+        </w:numPr>
+      </w:pPr>
+      <w:r>
+        <w:rPr>
+          <w:b/>
+          <w:bCs/>
+        </w:rPr>
+        <w:t>Robusto:</w:t>
+      </w:r>
+    </w:p>
+    <w:p>
+      <w:pPr>
+        <w:numPr>
+          <w:ilvl w:val="1"/>
+          <w:numId w:val="30"/>
+        </w:numPr>
+      </w:pPr>
+      <w:r>
+        <w:t>Uso correcto de etiquetas semánticas HTML para garantizar compatibilidad con lectores de pantalla.</w:t>
+      </w:r>
+    </w:p>
+    <w:p>
+      <w:pPr>
+        <w:numPr>
+          <w:ilvl w:val="1"/>
+          <w:numId w:val="30"/>
+        </w:numPr>
+      </w:pPr>
+      <w:r>
+        <w:t xml:space="preserve">La plataforma estará optimizada para su uso con tecnologías </w:t>
+      </w:r>
+      <w:proofErr w:type="spellStart"/>
+      <w:r>
+        <w:t>asistivas</w:t>
+      </w:r>
+      <w:proofErr w:type="spellEnd"/>
+      <w:r>
+        <w:t xml:space="preserve"> modernas.</w:t>
+      </w:r>
+    </w:p>
     <w:p/>
     <w:sectPr>
       <w:footerReference w:type="default" r:id="rId16"/>
@@ -4210,6 +4650,155 @@
     </w:lvl>
   </w:abstractNum>
   <w:abstractNum w:abstractNumId="15" w15:restartNumberingAfterBreak="0">
+    <w:nsid w:val="2F657562"/>
+    <w:multiLevelType w:val="multilevel"/>
+    <w:tmpl w:val="E198058C"/>
+    <w:lvl w:ilvl="0">
+      <w:start w:val="1"/>
+      <w:numFmt w:val="bullet"/>
+      <w:lvlText w:val=""/>
+      <w:lvlJc w:val="left"/>
+      <w:pPr>
+        <w:tabs>
+          <w:tab w:val="num" w:pos="720"/>
+        </w:tabs>
+        <w:ind w:left="720" w:hanging="360"/>
+      </w:pPr>
+      <w:rPr>
+        <w:rFonts w:ascii="Symbol" w:hAnsi="Symbol" w:hint="default"/>
+        <w:sz w:val="20"/>
+      </w:rPr>
+    </w:lvl>
+    <w:lvl w:ilvl="1">
+      <w:start w:val="1"/>
+      <w:numFmt w:val="bullet"/>
+      <w:lvlText w:val="o"/>
+      <w:lvlJc w:val="left"/>
+      <w:pPr>
+        <w:tabs>
+          <w:tab w:val="num" w:pos="1440"/>
+        </w:tabs>
+        <w:ind w:left="1440" w:hanging="360"/>
+      </w:pPr>
+      <w:rPr>
+        <w:rFonts w:ascii="Courier New" w:hAnsi="Courier New" w:hint="default"/>
+        <w:sz w:val="20"/>
+      </w:rPr>
+    </w:lvl>
+    <w:lvl w:ilvl="2" w:tentative="1">
+      <w:start w:val="1"/>
+      <w:numFmt w:val="bullet"/>
+      <w:lvlText w:val=""/>
+      <w:lvlJc w:val="left"/>
+      <w:pPr>
+        <w:tabs>
+          <w:tab w:val="num" w:pos="2160"/>
+        </w:tabs>
+        <w:ind w:left="2160" w:hanging="360"/>
+      </w:pPr>
+      <w:rPr>
+        <w:rFonts w:ascii="Wingdings" w:hAnsi="Wingdings" w:hint="default"/>
+        <w:sz w:val="20"/>
+      </w:rPr>
+    </w:lvl>
+    <w:lvl w:ilvl="3" w:tentative="1">
+      <w:start w:val="1"/>
+      <w:numFmt w:val="bullet"/>
+      <w:lvlText w:val=""/>
+      <w:lvlJc w:val="left"/>
+      <w:pPr>
+        <w:tabs>
+          <w:tab w:val="num" w:pos="2880"/>
+        </w:tabs>
+        <w:ind w:left="2880" w:hanging="360"/>
+      </w:pPr>
+      <w:rPr>
+        <w:rFonts w:ascii="Wingdings" w:hAnsi="Wingdings" w:hint="default"/>
+        <w:sz w:val="20"/>
+      </w:rPr>
+    </w:lvl>
+    <w:lvl w:ilvl="4" w:tentative="1">
+      <w:start w:val="1"/>
+      <w:numFmt w:val="bullet"/>
+      <w:lvlText w:val=""/>
+      <w:lvlJc w:val="left"/>
+      <w:pPr>
+        <w:tabs>
+          <w:tab w:val="num" w:pos="3600"/>
+        </w:tabs>
+        <w:ind w:left="3600" w:hanging="360"/>
+      </w:pPr>
+      <w:rPr>
+        <w:rFonts w:ascii="Wingdings" w:hAnsi="Wingdings" w:hint="default"/>
+        <w:sz w:val="20"/>
+      </w:rPr>
+    </w:lvl>
+    <w:lvl w:ilvl="5" w:tentative="1">
+      <w:start w:val="1"/>
+      <w:numFmt w:val="bullet"/>
+      <w:lvlText w:val=""/>
+      <w:lvlJc w:val="left"/>
+      <w:pPr>
+        <w:tabs>
+          <w:tab w:val="num" w:pos="4320"/>
+        </w:tabs>
+        <w:ind w:left="4320" w:hanging="360"/>
+      </w:pPr>
+      <w:rPr>
+        <w:rFonts w:ascii="Wingdings" w:hAnsi="Wingdings" w:hint="default"/>
+        <w:sz w:val="20"/>
+      </w:rPr>
+    </w:lvl>
+    <w:lvl w:ilvl="6" w:tentative="1">
+      <w:start w:val="1"/>
+      <w:numFmt w:val="bullet"/>
+      <w:lvlText w:val=""/>
+      <w:lvlJc w:val="left"/>
+      <w:pPr>
+        <w:tabs>
+          <w:tab w:val="num" w:pos="5040"/>
+        </w:tabs>
+        <w:ind w:left="5040" w:hanging="360"/>
+      </w:pPr>
+      <w:rPr>
+        <w:rFonts w:ascii="Wingdings" w:hAnsi="Wingdings" w:hint="default"/>
+        <w:sz w:val="20"/>
+      </w:rPr>
+    </w:lvl>
+    <w:lvl w:ilvl="7" w:tentative="1">
+      <w:start w:val="1"/>
+      <w:numFmt w:val="bullet"/>
+      <w:lvlText w:val=""/>
+      <w:lvlJc w:val="left"/>
+      <w:pPr>
+        <w:tabs>
+          <w:tab w:val="num" w:pos="5760"/>
+        </w:tabs>
+        <w:ind w:left="5760" w:hanging="360"/>
+      </w:pPr>
+      <w:rPr>
+        <w:rFonts w:ascii="Wingdings" w:hAnsi="Wingdings" w:hint="default"/>
+        <w:sz w:val="20"/>
+      </w:rPr>
+    </w:lvl>
+    <w:lvl w:ilvl="8" w:tentative="1">
+      <w:start w:val="1"/>
+      <w:numFmt w:val="bullet"/>
+      <w:lvlText w:val=""/>
+      <w:lvlJc w:val="left"/>
+      <w:pPr>
+        <w:tabs>
+          <w:tab w:val="num" w:pos="6480"/>
+        </w:tabs>
+        <w:ind w:left="6480" w:hanging="360"/>
+      </w:pPr>
+      <w:rPr>
+        <w:rFonts w:ascii="Wingdings" w:hAnsi="Wingdings" w:hint="default"/>
+        <w:sz w:val="20"/>
+      </w:rPr>
+    </w:lvl>
+  </w:abstractNum>
+  <w:abstractNum w:abstractNumId="16" w15:restartNumberingAfterBreak="0">
     <w:nsid w:val="3B520A37"/>
     <w:multiLevelType w:val="multilevel"/>
     <w:tmpl w:val="0409001F"/>
@@ -4295,7 +4884,7 @@
       </w:pPr>
     </w:lvl>
   </w:abstractNum>
-  <w:abstractNum w:abstractNumId="16" w15:restartNumberingAfterBreak="0">
+  <w:abstractNum w:abstractNumId="17" w15:restartNumberingAfterBreak="0">
     <w:nsid w:val="41262031"/>
     <w:multiLevelType w:val="multilevel"/>
     <w:tmpl w:val="04090023"/>
@@ -4382,7 +4971,7 @@
       </w:pPr>
     </w:lvl>
   </w:abstractNum>
-  <w:abstractNum w:abstractNumId="17" w15:restartNumberingAfterBreak="0">
+  <w:abstractNum w:abstractNumId="18" w15:restartNumberingAfterBreak="0">
     <w:nsid w:val="44B46514"/>
     <w:multiLevelType w:val="multilevel"/>
     <w:tmpl w:val="1BF84968"/>
@@ -4531,7 +5120,7 @@
       </w:rPr>
     </w:lvl>
   </w:abstractNum>
-  <w:abstractNum w:abstractNumId="18" w15:restartNumberingAfterBreak="0">
+  <w:abstractNum w:abstractNumId="19" w15:restartNumberingAfterBreak="0">
     <w:nsid w:val="44BF0C6D"/>
     <w:multiLevelType w:val="multilevel"/>
     <w:tmpl w:val="0409001F"/>
@@ -4617,7 +5206,7 @@
       </w:pPr>
     </w:lvl>
   </w:abstractNum>
-  <w:abstractNum w:abstractNumId="19" w15:restartNumberingAfterBreak="0">
+  <w:abstractNum w:abstractNumId="20" w15:restartNumberingAfterBreak="0">
     <w:nsid w:val="454416C3"/>
     <w:multiLevelType w:val="hybridMultilevel"/>
     <w:tmpl w:val="BC468424"/>
@@ -4732,7 +5321,7 @@
       </w:rPr>
     </w:lvl>
   </w:abstractNum>
-  <w:abstractNum w:abstractNumId="20" w15:restartNumberingAfterBreak="0">
+  <w:abstractNum w:abstractNumId="21" w15:restartNumberingAfterBreak="0">
     <w:nsid w:val="47A835BF"/>
     <w:multiLevelType w:val="multilevel"/>
     <w:tmpl w:val="0409001D"/>
@@ -4818,7 +5407,7 @@
       </w:pPr>
     </w:lvl>
   </w:abstractNum>
-  <w:abstractNum w:abstractNumId="21" w15:restartNumberingAfterBreak="0">
+  <w:abstractNum w:abstractNumId="22" w15:restartNumberingAfterBreak="0">
     <w:nsid w:val="521F3BC3"/>
     <w:multiLevelType w:val="hybridMultilevel"/>
     <w:tmpl w:val="FB6AD80A"/>
@@ -4908,7 +5497,7 @@
       </w:pPr>
     </w:lvl>
   </w:abstractNum>
-  <w:abstractNum w:abstractNumId="22" w15:restartNumberingAfterBreak="0">
+  <w:abstractNum w:abstractNumId="23" w15:restartNumberingAfterBreak="0">
     <w:nsid w:val="55402CDC"/>
     <w:multiLevelType w:val="multilevel"/>
     <w:tmpl w:val="411EA902"/>
@@ -5057,7 +5646,7 @@
       </w:rPr>
     </w:lvl>
   </w:abstractNum>
-  <w:abstractNum w:abstractNumId="23" w15:restartNumberingAfterBreak="0">
+  <w:abstractNum w:abstractNumId="24" w15:restartNumberingAfterBreak="0">
     <w:nsid w:val="6F914E6E"/>
     <w:multiLevelType w:val="hybridMultilevel"/>
     <w:tmpl w:val="9AC05218"/>
@@ -5176,7 +5765,156 @@
       </w:rPr>
     </w:lvl>
   </w:abstractNum>
-  <w:abstractNum w:abstractNumId="24" w15:restartNumberingAfterBreak="0">
+  <w:abstractNum w:abstractNumId="25" w15:restartNumberingAfterBreak="0">
+    <w:nsid w:val="730253D7"/>
+    <w:multiLevelType w:val="multilevel"/>
+    <w:tmpl w:val="3B42E12A"/>
+    <w:lvl w:ilvl="0">
+      <w:start w:val="1"/>
+      <w:numFmt w:val="bullet"/>
+      <w:lvlText w:val=""/>
+      <w:lvlJc w:val="left"/>
+      <w:pPr>
+        <w:tabs>
+          <w:tab w:val="num" w:pos="720"/>
+        </w:tabs>
+        <w:ind w:left="720" w:hanging="360"/>
+      </w:pPr>
+      <w:rPr>
+        <w:rFonts w:ascii="Symbol" w:hAnsi="Symbol" w:hint="default"/>
+        <w:sz w:val="20"/>
+      </w:rPr>
+    </w:lvl>
+    <w:lvl w:ilvl="1" w:tentative="1">
+      <w:start w:val="1"/>
+      <w:numFmt w:val="bullet"/>
+      <w:lvlText w:val="o"/>
+      <w:lvlJc w:val="left"/>
+      <w:pPr>
+        <w:tabs>
+          <w:tab w:val="num" w:pos="1440"/>
+        </w:tabs>
+        <w:ind w:left="1440" w:hanging="360"/>
+      </w:pPr>
+      <w:rPr>
+        <w:rFonts w:ascii="Courier New" w:hAnsi="Courier New" w:hint="default"/>
+        <w:sz w:val="20"/>
+      </w:rPr>
+    </w:lvl>
+    <w:lvl w:ilvl="2" w:tentative="1">
+      <w:start w:val="1"/>
+      <w:numFmt w:val="bullet"/>
+      <w:lvlText w:val=""/>
+      <w:lvlJc w:val="left"/>
+      <w:pPr>
+        <w:tabs>
+          <w:tab w:val="num" w:pos="2160"/>
+        </w:tabs>
+        <w:ind w:left="2160" w:hanging="360"/>
+      </w:pPr>
+      <w:rPr>
+        <w:rFonts w:ascii="Wingdings" w:hAnsi="Wingdings" w:hint="default"/>
+        <w:sz w:val="20"/>
+      </w:rPr>
+    </w:lvl>
+    <w:lvl w:ilvl="3" w:tentative="1">
+      <w:start w:val="1"/>
+      <w:numFmt w:val="bullet"/>
+      <w:lvlText w:val=""/>
+      <w:lvlJc w:val="left"/>
+      <w:pPr>
+        <w:tabs>
+          <w:tab w:val="num" w:pos="2880"/>
+        </w:tabs>
+        <w:ind w:left="2880" w:hanging="360"/>
+      </w:pPr>
+      <w:rPr>
+        <w:rFonts w:ascii="Wingdings" w:hAnsi="Wingdings" w:hint="default"/>
+        <w:sz w:val="20"/>
+      </w:rPr>
+    </w:lvl>
+    <w:lvl w:ilvl="4" w:tentative="1">
+      <w:start w:val="1"/>
+      <w:numFmt w:val="bullet"/>
+      <w:lvlText w:val=""/>
+      <w:lvlJc w:val="left"/>
+      <w:pPr>
+        <w:tabs>
+          <w:tab w:val="num" w:pos="3600"/>
+        </w:tabs>
+        <w:ind w:left="3600" w:hanging="360"/>
+      </w:pPr>
+      <w:rPr>
+        <w:rFonts w:ascii="Wingdings" w:hAnsi="Wingdings" w:hint="default"/>
+        <w:sz w:val="20"/>
+      </w:rPr>
+    </w:lvl>
+    <w:lvl w:ilvl="5" w:tentative="1">
+      <w:start w:val="1"/>
+      <w:numFmt w:val="bullet"/>
+      <w:lvlText w:val=""/>
+      <w:lvlJc w:val="left"/>
+      <w:pPr>
+        <w:tabs>
+          <w:tab w:val="num" w:pos="4320"/>
+        </w:tabs>
+        <w:ind w:left="4320" w:hanging="360"/>
+      </w:pPr>
+      <w:rPr>
+        <w:rFonts w:ascii="Wingdings" w:hAnsi="Wingdings" w:hint="default"/>
+        <w:sz w:val="20"/>
+      </w:rPr>
+    </w:lvl>
+    <w:lvl w:ilvl="6" w:tentative="1">
+      <w:start w:val="1"/>
+      <w:numFmt w:val="bullet"/>
+      <w:lvlText w:val=""/>
+      <w:lvlJc w:val="left"/>
+      <w:pPr>
+        <w:tabs>
+          <w:tab w:val="num" w:pos="5040"/>
+        </w:tabs>
+        <w:ind w:left="5040" w:hanging="360"/>
+      </w:pPr>
+      <w:rPr>
+        <w:rFonts w:ascii="Wingdings" w:hAnsi="Wingdings" w:hint="default"/>
+        <w:sz w:val="20"/>
+      </w:rPr>
+    </w:lvl>
+    <w:lvl w:ilvl="7" w:tentative="1">
+      <w:start w:val="1"/>
+      <w:numFmt w:val="bullet"/>
+      <w:lvlText w:val=""/>
+      <w:lvlJc w:val="left"/>
+      <w:pPr>
+        <w:tabs>
+          <w:tab w:val="num" w:pos="5760"/>
+        </w:tabs>
+        <w:ind w:left="5760" w:hanging="360"/>
+      </w:pPr>
+      <w:rPr>
+        <w:rFonts w:ascii="Wingdings" w:hAnsi="Wingdings" w:hint="default"/>
+        <w:sz w:val="20"/>
+      </w:rPr>
+    </w:lvl>
+    <w:lvl w:ilvl="8" w:tentative="1">
+      <w:start w:val="1"/>
+      <w:numFmt w:val="bullet"/>
+      <w:lvlText w:val=""/>
+      <w:lvlJc w:val="left"/>
+      <w:pPr>
+        <w:tabs>
+          <w:tab w:val="num" w:pos="6480"/>
+        </w:tabs>
+        <w:ind w:left="6480" w:hanging="360"/>
+      </w:pPr>
+      <w:rPr>
+        <w:rFonts w:ascii="Wingdings" w:hAnsi="Wingdings" w:hint="default"/>
+        <w:sz w:val="20"/>
+      </w:rPr>
+    </w:lvl>
+  </w:abstractNum>
+  <w:abstractNum w:abstractNumId="26" w15:restartNumberingAfterBreak="0">
     <w:nsid w:val="7B734274"/>
     <w:multiLevelType w:val="hybridMultilevel"/>
     <w:tmpl w:val="FABCAA7A"/>
@@ -5298,22 +6036,22 @@
     <w:abstractNumId w:val="9"/>
   </w:num>
   <w:num w:numId="2" w16cid:durableId="795875977">
-    <w:abstractNumId w:val="19"/>
+    <w:abstractNumId w:val="20"/>
   </w:num>
   <w:num w:numId="3" w16cid:durableId="465897567">
-    <w:abstractNumId w:val="19"/>
+    <w:abstractNumId w:val="20"/>
   </w:num>
   <w:num w:numId="4" w16cid:durableId="398097285">
-    <w:abstractNumId w:val="19"/>
+    <w:abstractNumId w:val="20"/>
   </w:num>
   <w:num w:numId="5" w16cid:durableId="721446391">
-    <w:abstractNumId w:val="19"/>
+    <w:abstractNumId w:val="20"/>
   </w:num>
   <w:num w:numId="6" w16cid:durableId="1745030943">
     <w:abstractNumId w:val="8"/>
   </w:num>
   <w:num w:numId="7" w16cid:durableId="2128503810">
-    <w:abstractNumId w:val="24"/>
+    <w:abstractNumId w:val="26"/>
   </w:num>
   <w:num w:numId="8" w16cid:durableId="1533615325">
     <w:abstractNumId w:val="7"/>
@@ -5340,25 +6078,25 @@
     <w:abstractNumId w:val="0"/>
   </w:num>
   <w:num w:numId="16" w16cid:durableId="1374237069">
-    <w:abstractNumId w:val="21"/>
+    <w:abstractNumId w:val="22"/>
   </w:num>
   <w:num w:numId="17" w16cid:durableId="849374965">
-    <w:abstractNumId w:val="18"/>
+    <w:abstractNumId w:val="19"/>
   </w:num>
   <w:num w:numId="18" w16cid:durableId="1368412050">
-    <w:abstractNumId w:val="15"/>
+    <w:abstractNumId w:val="16"/>
   </w:num>
   <w:num w:numId="19" w16cid:durableId="1142772698">
-    <w:abstractNumId w:val="20"/>
+    <w:abstractNumId w:val="21"/>
   </w:num>
   <w:num w:numId="20" w16cid:durableId="811405050">
     <w:abstractNumId w:val="10"/>
   </w:num>
   <w:num w:numId="21" w16cid:durableId="1149202736">
-    <w:abstractNumId w:val="16"/>
+    <w:abstractNumId w:val="17"/>
   </w:num>
   <w:num w:numId="22" w16cid:durableId="282349983">
-    <w:abstractNumId w:val="23"/>
+    <w:abstractNumId w:val="24"/>
   </w:num>
   <w:num w:numId="23" w16cid:durableId="1174955727">
     <w:abstractNumId w:val="12"/>
@@ -5367,16 +6105,22 @@
     <w:abstractNumId w:val="14"/>
   </w:num>
   <w:num w:numId="25" w16cid:durableId="665715808">
-    <w:abstractNumId w:val="22"/>
+    <w:abstractNumId w:val="23"/>
   </w:num>
   <w:num w:numId="26" w16cid:durableId="494615076">
     <w:abstractNumId w:val="11"/>
   </w:num>
   <w:num w:numId="27" w16cid:durableId="1377462321">
-    <w:abstractNumId w:val="17"/>
+    <w:abstractNumId w:val="18"/>
   </w:num>
   <w:num w:numId="28" w16cid:durableId="2062973143">
     <w:abstractNumId w:val="13"/>
+  </w:num>
+  <w:num w:numId="29" w16cid:durableId="1403329003">
+    <w:abstractNumId w:val="25"/>
+  </w:num>
+  <w:num w:numId="30" w16cid:durableId="294068284">
+    <w:abstractNumId w:val="15"/>
   </w:num>
 </w:numbering>
 </file>
@@ -7879,6 +8623,7 @@
     <w:rsidRoot w:val="00FD7CF7"/>
     <w:rsid w:val="00025326"/>
     <w:rsid w:val="00041E79"/>
+    <w:rsid w:val="00092183"/>
     <w:rsid w:val="000D44BA"/>
     <w:rsid w:val="000F4AE6"/>
     <w:rsid w:val="00121E48"/>
@@ -7898,6 +8643,7 @@
     <w:rsid w:val="00A80C9D"/>
     <w:rsid w:val="00A86F88"/>
     <w:rsid w:val="00B506B8"/>
+    <w:rsid w:val="00BD20EB"/>
     <w:rsid w:val="00C45535"/>
     <w:rsid w:val="00D35DB1"/>
     <w:rsid w:val="00DD07E3"/>
@@ -8868,12 +9614,7 @@
 </file>
 
 <file path=customXml/item2.xml><?xml version="1.0" encoding="utf-8"?>
-<?mso-contentType ?>
-<FormTemplates xmlns="http://schemas.microsoft.com/sharepoint/v3/contenttype/forms">
-  <Display>DocumentLibraryForm</Display>
-  <Edit>DocumentLibraryForm</Edit>
-  <New>DocumentLibraryForm</New>
-</FormTemplates>
+<b:Sources xmlns:b="http://schemas.openxmlformats.org/officeDocument/2006/bibliography" xmlns="http://schemas.openxmlformats.org/officeDocument/2006/bibliography" SelectedStyle="/APASixthEditionOfficeOnline.xsl" StyleName="APA" Version="6"/>
 </file>
 
 <file path=customXml/item3.xml><?xml version="1.0" encoding="utf-8"?>
@@ -9177,7 +9918,12 @@
 </file>
 
 <file path=customXml/item4.xml><?xml version="1.0" encoding="utf-8"?>
-<b:Sources xmlns:b="http://schemas.openxmlformats.org/officeDocument/2006/bibliography" xmlns="http://schemas.openxmlformats.org/officeDocument/2006/bibliography" SelectedStyle="/APASixthEditionOfficeOnline.xsl" StyleName="APA" Version="6"/>
+<?mso-contentType ?>
+<FormTemplates xmlns="http://schemas.microsoft.com/sharepoint/v3/contenttype/forms">
+  <Display>DocumentLibraryForm</Display>
+  <Edit>DocumentLibraryForm</Edit>
+  <New>DocumentLibraryForm</New>
+</FormTemplates>
 </file>
 
 <file path=customXml/itemProps1.xml><?xml version="1.0" encoding="utf-8"?>
@@ -9193,9 +9939,9 @@
 </file>
 
 <file path=customXml/itemProps2.xml><?xml version="1.0" encoding="utf-8"?>
-<ds:datastoreItem xmlns:ds="http://schemas.openxmlformats.org/officeDocument/2006/customXml" ds:itemID="{268A88EA-2CD1-4EB5-AD27-A1454BEC753F}">
+<ds:datastoreItem xmlns:ds="http://schemas.openxmlformats.org/officeDocument/2006/customXml" ds:itemID="{C36A12F8-4A9B-4F64-B978-B0EE1FD97EBF}">
   <ds:schemaRefs>
-    <ds:schemaRef ds:uri="http://schemas.microsoft.com/sharepoint/v3/contenttype/forms"/>
+    <ds:schemaRef ds:uri="http://schemas.openxmlformats.org/officeDocument/2006/bibliography"/>
   </ds:schemaRefs>
 </ds:datastoreItem>
 </file>
@@ -9222,9 +9968,9 @@
 </file>
 
 <file path=customXml/itemProps4.xml><?xml version="1.0" encoding="utf-8"?>
-<ds:datastoreItem xmlns:ds="http://schemas.openxmlformats.org/officeDocument/2006/customXml" ds:itemID="{C36A12F8-4A9B-4F64-B978-B0EE1FD97EBF}">
+<ds:datastoreItem xmlns:ds="http://schemas.openxmlformats.org/officeDocument/2006/customXml" ds:itemID="{268A88EA-2CD1-4EB5-AD27-A1454BEC753F}">
   <ds:schemaRefs>
-    <ds:schemaRef ds:uri="http://schemas.openxmlformats.org/officeDocument/2006/bibliography"/>
+    <ds:schemaRef ds:uri="http://schemas.microsoft.com/sharepoint/v3/contenttype/forms"/>
   </ds:schemaRefs>
 </ds:datastoreItem>
 </file>

--- a/SONAURA.docx
+++ b/SONAURA.docx
@@ -824,6 +824,7 @@
           <w:showingPlcHdr/>
           <w15:appearance w15:val="hidden"/>
         </w:sdtPr>
+        <w:sdtEndPr/>
         <w:sdtContent>
           <w:r>
             <w:rPr>
@@ -1180,6 +1181,7 @@
                 </w:placeholder>
                 <w15:appearance w15:val="hidden"/>
               </w:sdtPr>
+              <w:sdtEndPr/>
               <w:sdtContent>
                 <w:r>
                   <w:rPr>
@@ -1227,6 +1229,7 @@
                 </w:placeholder>
                 <w15:appearance w15:val="hidden"/>
               </w:sdtPr>
+              <w:sdtEndPr/>
               <w:sdtContent>
                 <w:r>
                   <w:t>SOBRE LA APLICACIÓN WEB</w:t>
@@ -1919,6 +1922,7 @@
                 </w:placeholder>
                 <w15:appearance w15:val="hidden"/>
               </w:sdtPr>
+              <w:sdtEndPr/>
               <w:sdtContent>
                 <w:r>
                   <w:rPr>
@@ -1965,6 +1969,7 @@
                 </w:placeholder>
                 <w15:appearance w15:val="hidden"/>
               </w:sdtPr>
+              <w:sdtEndPr/>
               <w:sdtContent>
                 <w:r>
                   <w:t>ESPECIFICACION DE REQUISITOS DEL SISTEMA:</w:t>
@@ -2557,18 +2562,18 @@
         <mc:AlternateContent>
           <mc:Choice Requires="wps">
             <w:drawing>
-              <wp:anchor distT="0" distB="0" distL="114300" distR="114300" simplePos="0" relativeHeight="251677696" behindDoc="1" locked="1" layoutInCell="1" allowOverlap="1" wp14:anchorId="47D832B6" wp14:editId="4E12D290">
+              <wp:anchor distT="0" distB="0" distL="114300" distR="114300" simplePos="0" relativeHeight="251686912" behindDoc="1" locked="1" layoutInCell="1" allowOverlap="1" wp14:anchorId="65A0F6CF" wp14:editId="5AB2A44F">
                 <wp:simplePos x="0" y="0"/>
                 <wp:positionH relativeFrom="page">
-                  <wp:posOffset>-188595</wp:posOffset>
+                  <wp:align>left</wp:align>
                 </wp:positionH>
                 <wp:positionV relativeFrom="paragraph">
-                  <wp:posOffset>-7076440</wp:posOffset>
+                  <wp:posOffset>-6877685</wp:posOffset>
                 </wp:positionV>
-                <wp:extent cx="1544955" cy="18557240"/>
-                <wp:effectExtent l="0" t="0" r="0" b="0"/>
+                <wp:extent cx="1323975" cy="10828020"/>
+                <wp:effectExtent l="0" t="0" r="9525" b="0"/>
                 <wp:wrapNone/>
-                <wp:docPr id="366556837" name="Rectángulo 2">
+                <wp:docPr id="1598197688" name="Rectángulo 2">
                   <a:extLst xmlns:a="http://schemas.openxmlformats.org/drawingml/2006/main">
                     <a:ext uri="{C183D7F6-B498-43B3-948B-1728B52AA6E4}">
                       <adec:decorative xmlns:adec="http://schemas.microsoft.com/office/drawing/2017/decorative" val="1"/>
@@ -2583,7 +2588,7 @@
                       <wps:spPr>
                         <a:xfrm>
                           <a:off x="0" y="0"/>
-                          <a:ext cx="1544955" cy="18557240"/>
+                          <a:ext cx="1323975" cy="10828020"/>
                         </a:xfrm>
                         <a:prstGeom prst="rect">
                           <a:avLst/>
@@ -2624,7 +2629,7 @@
                               <w:rPr>
                                 <w:lang w:bidi="es-ES"/>
                               </w:rPr>
-                              <w:t>3</w:t>
+                              <w:t>4</w:t>
                             </w:r>
                           </w:p>
                           <w:p/>
@@ -2650,7 +2655,7 @@
           </mc:Choice>
           <mc:Fallback>
             <w:pict>
-              <v:rect w14:anchorId="47D832B6" id="_x0000_s1033" alt="&quot;&quot;" style="position:absolute;left:0;text-align:left;margin-left:-14.85pt;margin-top:-557.2pt;width:121.65pt;height:1461.2pt;z-index:-251638784;visibility:visible;mso-wrap-style:square;mso-width-percent:0;mso-height-percent:0;mso-wrap-distance-left:9pt;mso-wrap-distance-top:0;mso-wrap-distance-right:9pt;mso-wrap-distance-bottom:0;mso-position-horizontal:absolute;mso-position-horizontal-relative:page;mso-position-vertical:absolute;mso-position-vertical-relative:text;mso-width-percent:0;mso-height-percent:0;mso-width-relative:margin;mso-height-relative:margin;v-text-anchor:bottom" o:gfxdata="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" fillcolor="#404040 [2429]" stroked="f" strokeweight="1pt">
+              <v:rect w14:anchorId="65A0F6CF" id="_x0000_s1033" alt="&quot;&quot;" style="position:absolute;left:0;text-align:left;margin-left:0;margin-top:-541.55pt;width:104.25pt;height:852.6pt;z-index:-251629568;visibility:visible;mso-wrap-style:square;mso-width-percent:0;mso-height-percent:0;mso-wrap-distance-left:9pt;mso-wrap-distance-top:0;mso-wrap-distance-right:9pt;mso-wrap-distance-bottom:0;mso-position-horizontal:left;mso-position-horizontal-relative:page;mso-position-vertical:absolute;mso-position-vertical-relative:text;mso-width-percent:0;mso-height-percent:0;mso-width-relative:margin;mso-height-relative:margin;v-text-anchor:bottom" o:gfxdata="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" fillcolor="#404040 [2429]" stroked="f" strokeweight="1pt">
                 <v:textbox>
                   <w:txbxContent>
                     <w:p>
@@ -2661,7 +2666,7 @@
                         <w:rPr>
                           <w:lang w:bidi="es-ES"/>
                         </w:rPr>
-                        <w:t>3</w:t>
+                        <w:t>4</w:t>
                       </w:r>
                     </w:p>
                     <w:p/>
@@ -2754,161 +2759,24 @@
       </w:pPr>
       <w:r>
         <w:rPr>
-          <w:b/>
-          <w:bCs/>
-        </w:rPr>
-        <w:t>Rendimiento:</w:t>
-      </w:r>
-      <w:r>
-        <w:t xml:space="preserve"> La plataforma debe cargar en menos de 3 segundos para la mayoría de los usuarios.</w:t>
-      </w:r>
-    </w:p>
-    <w:p>
-      <w:pPr>
-        <w:numPr>
-          <w:ilvl w:val="0"/>
-          <w:numId w:val="28"/>
-        </w:numPr>
-      </w:pPr>
-      <w:r>
-        <w:rPr>
-          <w:b/>
-          <w:bCs/>
-        </w:rPr>
-        <w:t>Disponibilidad:</w:t>
-      </w:r>
-      <w:r>
-        <w:t xml:space="preserve"> El sistema debe estar disponible el 99% del tiempo.</w:t>
-      </w:r>
-    </w:p>
-    <w:p>
-      <w:pPr>
-        <w:numPr>
-          <w:ilvl w:val="0"/>
-          <w:numId w:val="28"/>
-        </w:numPr>
-      </w:pPr>
-      <w:r>
-        <w:rPr>
-          <w:b/>
-          <w:bCs/>
-        </w:rPr>
-        <w:t>Seguridad:</w:t>
-      </w:r>
-    </w:p>
-    <w:p>
-      <w:pPr>
-        <w:numPr>
-          <w:ilvl w:val="1"/>
-          <w:numId w:val="28"/>
-        </w:numPr>
-      </w:pPr>
-      <w:r>
-        <w:t>Cifrado de contraseñas.</w:t>
-      </w:r>
-    </w:p>
-    <w:p>
-      <w:pPr>
-        <w:numPr>
-          <w:ilvl w:val="1"/>
-          <w:numId w:val="28"/>
-        </w:numPr>
-      </w:pPr>
-      <w:r>
-        <w:t>Acceso restringido a funciones de administración.</w:t>
-      </w:r>
-    </w:p>
-    <w:p>
-      <w:pPr>
-        <w:numPr>
-          <w:ilvl w:val="1"/>
-          <w:numId w:val="28"/>
-        </w:numPr>
-      </w:pPr>
-      <w:r>
-        <w:t>Protección contra SPAM y contenido ofensivo en comentarios.</w:t>
-      </w:r>
-    </w:p>
-    <w:p>
-      <w:pPr>
-        <w:numPr>
-          <w:ilvl w:val="0"/>
-          <w:numId w:val="28"/>
-        </w:numPr>
-      </w:pPr>
-      <w:r>
-        <w:rPr>
-          <w:b/>
-          <w:bCs/>
-        </w:rPr>
-        <w:t>Escalabilidad:</w:t>
-      </w:r>
-      <w:r>
-        <w:t xml:space="preserve"> Debe permitir escalar en número de usuarios sin afectar el rendimiento.</w:t>
-      </w:r>
-    </w:p>
-    <w:p>
-      <w:pPr>
-        <w:numPr>
-          <w:ilvl w:val="0"/>
-          <w:numId w:val="28"/>
-        </w:numPr>
-      </w:pPr>
-      <w:r>
-        <w:rPr>
-          <w:b/>
-          <w:bCs/>
-        </w:rPr>
-        <w:t>Mantenibilidad:</w:t>
-      </w:r>
-      <w:r>
-        <w:t xml:space="preserve"> Código documentado y arquitectura modular para facilitar actualizaciones.</w:t>
-      </w:r>
-    </w:p>
-    <w:p>
-      <w:pPr>
-        <w:numPr>
-          <w:ilvl w:val="0"/>
-          <w:numId w:val="28"/>
-        </w:numPr>
-      </w:pPr>
-      <w:r>
-        <w:rPr>
-          <w:b/>
-          <w:bCs/>
-        </w:rPr>
-        <w:t>Compatibilidad:</w:t>
-      </w:r>
-      <w:r>
-        <w:t xml:space="preserve"> Funcionar correctamente en los principales navegadores (Chrome, Firefox, Edge, Safari) y en dispositivos móviles.</w:t>
-      </w:r>
-    </w:p>
-    <w:p>
-      <w:pPr>
-        <w:ind w:left="142"/>
-      </w:pPr>
-    </w:p>
-    <w:p>
-      <w:r>
-        <w:rPr>
           <w:noProof/>
           <w:lang w:bidi="es-ES"/>
         </w:rPr>
         <mc:AlternateContent>
           <mc:Choice Requires="wps">
             <w:drawing>
-              <wp:anchor distT="0" distB="0" distL="114300" distR="114300" simplePos="0" relativeHeight="251684864" behindDoc="1" locked="1" layoutInCell="1" allowOverlap="1" wp14:anchorId="6C75D3C0" wp14:editId="10CC9876">
+              <wp:anchor distT="0" distB="0" distL="114300" distR="114300" simplePos="0" relativeHeight="251688960" behindDoc="1" locked="1" layoutInCell="1" allowOverlap="1" wp14:anchorId="66879EF5" wp14:editId="23CBFB25">
                 <wp:simplePos x="0" y="0"/>
                 <wp:positionH relativeFrom="page">
-                  <wp:align>left</wp:align>
+                  <wp:posOffset>19050</wp:posOffset>
                 </wp:positionH>
                 <wp:positionV relativeFrom="paragraph">
-                  <wp:posOffset>-5436870</wp:posOffset>
+                  <wp:posOffset>-1162050</wp:posOffset>
                 </wp:positionV>
-                <wp:extent cx="1362710" cy="18557240"/>
-                <wp:effectExtent l="0" t="0" r="8890" b="0"/>
+                <wp:extent cx="1323975" cy="10828020"/>
+                <wp:effectExtent l="0" t="0" r="9525" b="0"/>
                 <wp:wrapNone/>
-                <wp:docPr id="1106984466" name="Rectángulo 2">
+                <wp:docPr id="449953162" name="Rectángulo 2">
                   <a:extLst xmlns:a="http://schemas.openxmlformats.org/drawingml/2006/main">
                     <a:ext uri="{C183D7F6-B498-43B3-948B-1728B52AA6E4}">
                       <adec:decorative xmlns:adec="http://schemas.microsoft.com/office/drawing/2017/decorative" val="1"/>
@@ -2923,7 +2791,7 @@
                       <wps:spPr>
                         <a:xfrm>
                           <a:off x="0" y="0"/>
-                          <a:ext cx="1362710" cy="18557240"/>
+                          <a:ext cx="1323975" cy="10828020"/>
                         </a:xfrm>
                         <a:prstGeom prst="rect">
                           <a:avLst/>
@@ -2964,7 +2832,7 @@
                               <w:rPr>
                                 <w:lang w:bidi="es-ES"/>
                               </w:rPr>
-                              <w:t>3</w:t>
+                              <w:t>5</w:t>
                             </w:r>
                           </w:p>
                           <w:p/>
@@ -2990,7 +2858,7 @@
           </mc:Choice>
           <mc:Fallback>
             <w:pict>
-              <v:rect w14:anchorId="6C75D3C0" id="_x0000_s1034" alt="&quot;&quot;" style="position:absolute;margin-left:0;margin-top:-428.1pt;width:107.3pt;height:1461.2pt;z-index:-251631616;visibility:visible;mso-wrap-style:square;mso-width-percent:0;mso-height-percent:0;mso-wrap-distance-left:9pt;mso-wrap-distance-top:0;mso-wrap-distance-right:9pt;mso-wrap-distance-bottom:0;mso-position-horizontal:left;mso-position-horizontal-relative:page;mso-position-vertical:absolute;mso-position-vertical-relative:text;mso-width-percent:0;mso-height-percent:0;mso-width-relative:margin;mso-height-relative:margin;v-text-anchor:bottom" o:gfxdata="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" fillcolor="#404040 [2429]" stroked="f" strokeweight="1pt">
+              <v:rect w14:anchorId="66879EF5" id="_x0000_s1034" alt="&quot;&quot;" style="position:absolute;left:0;text-align:left;margin-left:1.5pt;margin-top:-91.5pt;width:104.25pt;height:852.6pt;z-index:-251627520;visibility:visible;mso-wrap-style:square;mso-width-percent:0;mso-height-percent:0;mso-wrap-distance-left:9pt;mso-wrap-distance-top:0;mso-wrap-distance-right:9pt;mso-wrap-distance-bottom:0;mso-position-horizontal:absolute;mso-position-horizontal-relative:page;mso-position-vertical:absolute;mso-position-vertical-relative:text;mso-width-percent:0;mso-height-percent:0;mso-width-relative:margin;mso-height-relative:margin;v-text-anchor:bottom" o:gfxdata="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" fillcolor="#404040 [2429]" stroked="f" strokeweight="1pt">
                 <v:textbox>
                   <w:txbxContent>
                     <w:p>
@@ -3001,7 +2869,7 @@
                         <w:rPr>
                           <w:lang w:bidi="es-ES"/>
                         </w:rPr>
-                        <w:t>3</w:t>
+                        <w:t>5</w:t>
                       </w:r>
                     </w:p>
                     <w:p/>
@@ -3014,6 +2882,143 @@
           </mc:Fallback>
         </mc:AlternateContent>
       </w:r>
+      <w:r>
+        <w:rPr>
+          <w:b/>
+          <w:bCs/>
+        </w:rPr>
+        <w:t>Rendimiento:</w:t>
+      </w:r>
+      <w:r>
+        <w:t xml:space="preserve"> La plataforma debe cargar en menos de 3 segundos para la mayoría de los usuarios.</w:t>
+      </w:r>
+    </w:p>
+    <w:p>
+      <w:pPr>
+        <w:numPr>
+          <w:ilvl w:val="0"/>
+          <w:numId w:val="28"/>
+        </w:numPr>
+      </w:pPr>
+      <w:r>
+        <w:rPr>
+          <w:b/>
+          <w:bCs/>
+        </w:rPr>
+        <w:t>Disponibilidad:</w:t>
+      </w:r>
+      <w:r>
+        <w:t xml:space="preserve"> El sistema debe estar disponible el 99% del tiempo.</w:t>
+      </w:r>
+    </w:p>
+    <w:p>
+      <w:pPr>
+        <w:numPr>
+          <w:ilvl w:val="0"/>
+          <w:numId w:val="28"/>
+        </w:numPr>
+      </w:pPr>
+      <w:r>
+        <w:rPr>
+          <w:b/>
+          <w:bCs/>
+        </w:rPr>
+        <w:t>Seguridad:</w:t>
+      </w:r>
+    </w:p>
+    <w:p>
+      <w:pPr>
+        <w:numPr>
+          <w:ilvl w:val="1"/>
+          <w:numId w:val="28"/>
+        </w:numPr>
+      </w:pPr>
+      <w:r>
+        <w:t>Cifrado de contraseñas.</w:t>
+      </w:r>
+    </w:p>
+    <w:p>
+      <w:pPr>
+        <w:numPr>
+          <w:ilvl w:val="1"/>
+          <w:numId w:val="28"/>
+        </w:numPr>
+      </w:pPr>
+      <w:r>
+        <w:t>Acceso restringido a funciones de administración.</w:t>
+      </w:r>
+    </w:p>
+    <w:p>
+      <w:pPr>
+        <w:numPr>
+          <w:ilvl w:val="1"/>
+          <w:numId w:val="28"/>
+        </w:numPr>
+      </w:pPr>
+      <w:r>
+        <w:t>Protección contra SPAM y contenido ofensivo en comentarios.</w:t>
+      </w:r>
+    </w:p>
+    <w:p>
+      <w:pPr>
+        <w:numPr>
+          <w:ilvl w:val="0"/>
+          <w:numId w:val="28"/>
+        </w:numPr>
+      </w:pPr>
+      <w:r>
+        <w:rPr>
+          <w:b/>
+          <w:bCs/>
+        </w:rPr>
+        <w:t>Escalabilidad:</w:t>
+      </w:r>
+      <w:r>
+        <w:t xml:space="preserve"> Debe permitir escalar en número de usuarios sin afectar el rendimiento.</w:t>
+      </w:r>
+    </w:p>
+    <w:p>
+      <w:pPr>
+        <w:numPr>
+          <w:ilvl w:val="0"/>
+          <w:numId w:val="28"/>
+        </w:numPr>
+      </w:pPr>
+      <w:r>
+        <w:rPr>
+          <w:b/>
+          <w:bCs/>
+        </w:rPr>
+        <w:t>Mantenibilidad:</w:t>
+      </w:r>
+      <w:r>
+        <w:t xml:space="preserve"> Código documentado y arquitectura modular para facilitar actualizaciones.</w:t>
+      </w:r>
+    </w:p>
+    <w:p>
+      <w:pPr>
+        <w:numPr>
+          <w:ilvl w:val="0"/>
+          <w:numId w:val="28"/>
+        </w:numPr>
+      </w:pPr>
+      <w:r>
+        <w:rPr>
+          <w:b/>
+          <w:bCs/>
+        </w:rPr>
+        <w:t>Compatibilidad:</w:t>
+      </w:r>
+      <w:r>
+        <w:t xml:space="preserve"> Funcionar correctamente en los principales navegadores (Chrome, Firefox, Edge, Safari) y en dispositivos móviles.</w:t>
+      </w:r>
+    </w:p>
+    <w:p>
+      <w:pPr>
+        <w:ind w:left="142"/>
+      </w:pPr>
+    </w:p>
+    <w:p>
       <w:r>
         <w:rPr>
           <w:b/>
@@ -3248,6 +3253,131 @@
       </w:pPr>
       <w:r>
         <w:rPr>
+          <w:noProof/>
+          <w:lang w:bidi="es-ES"/>
+        </w:rPr>
+        <mc:AlternateContent>
+          <mc:Choice Requires="wps">
+            <w:drawing>
+              <wp:anchor distT="0" distB="0" distL="114300" distR="114300" simplePos="0" relativeHeight="251691008" behindDoc="1" locked="1" layoutInCell="1" allowOverlap="1" wp14:anchorId="58A61D6F" wp14:editId="32BEB024">
+                <wp:simplePos x="0" y="0"/>
+                <wp:positionH relativeFrom="page">
+                  <wp:align>left</wp:align>
+                </wp:positionH>
+                <wp:positionV relativeFrom="paragraph">
+                  <wp:posOffset>-4572000</wp:posOffset>
+                </wp:positionV>
+                <wp:extent cx="1323975" cy="10828020"/>
+                <wp:effectExtent l="0" t="0" r="9525" b="0"/>
+                <wp:wrapNone/>
+                <wp:docPr id="256919990" name="Rectángulo 2">
+                  <a:extLst xmlns:a="http://schemas.openxmlformats.org/drawingml/2006/main">
+                    <a:ext uri="{C183D7F6-B498-43B3-948B-1728B52AA6E4}">
+                      <adec:decorative xmlns:adec="http://schemas.microsoft.com/office/drawing/2017/decorative" val="1"/>
+                    </a:ext>
+                  </a:extLst>
+                </wp:docPr>
+                <wp:cNvGraphicFramePr/>
+                <a:graphic xmlns:a="http://schemas.openxmlformats.org/drawingml/2006/main">
+                  <a:graphicData uri="http://schemas.microsoft.com/office/word/2010/wordprocessingShape">
+                    <wps:wsp>
+                      <wps:cNvSpPr/>
+                      <wps:spPr>
+                        <a:xfrm>
+                          <a:off x="0" y="0"/>
+                          <a:ext cx="1323975" cy="10828020"/>
+                        </a:xfrm>
+                        <a:prstGeom prst="rect">
+                          <a:avLst/>
+                        </a:prstGeom>
+                        <a:solidFill>
+                          <a:schemeClr val="tx1">
+                            <a:lumMod val="75000"/>
+                            <a:lumOff val="25000"/>
+                          </a:schemeClr>
+                        </a:solidFill>
+                        <a:ln>
+                          <a:noFill/>
+                        </a:ln>
+                      </wps:spPr>
+                      <wps:style>
+                        <a:lnRef idx="2">
+                          <a:schemeClr val="accent1">
+                            <a:shade val="50000"/>
+                          </a:schemeClr>
+                        </a:lnRef>
+                        <a:fillRef idx="1">
+                          <a:schemeClr val="accent1"/>
+                        </a:fillRef>
+                        <a:effectRef idx="0">
+                          <a:schemeClr val="accent1"/>
+                        </a:effectRef>
+                        <a:fontRef idx="minor">
+                          <a:schemeClr val="lt1"/>
+                        </a:fontRef>
+                      </wps:style>
+                      <wps:txbx>
+                        <w:txbxContent>
+                          <w:p>
+                            <w:pPr>
+                              <w:pStyle w:val="Piedepginablanco"/>
+                            </w:pPr>
+                            <w:r>
+                              <w:rPr>
+                                <w:lang w:bidi="es-ES"/>
+                              </w:rPr>
+                              <w:t>6</w:t>
+                            </w:r>
+                          </w:p>
+                          <w:p/>
+                        </w:txbxContent>
+                      </wps:txbx>
+                      <wps:bodyPr rot="0" spcFirstLastPara="0" vertOverflow="overflow" horzOverflow="overflow" vert="horz" wrap="square" lIns="91440" tIns="45720" rIns="91440" bIns="45720" numCol="1" spcCol="0" rtlCol="0" fromWordArt="0" anchor="b" anchorCtr="0" forceAA="0" compatLnSpc="1">
+                        <a:prstTxWarp prst="textNoShape">
+                          <a:avLst/>
+                        </a:prstTxWarp>
+                        <a:noAutofit/>
+                      </wps:bodyPr>
+                    </wps:wsp>
+                  </a:graphicData>
+                </a:graphic>
+                <wp14:sizeRelH relativeFrom="margin">
+                  <wp14:pctWidth>0</wp14:pctWidth>
+                </wp14:sizeRelH>
+                <wp14:sizeRelV relativeFrom="margin">
+                  <wp14:pctHeight>0</wp14:pctHeight>
+                </wp14:sizeRelV>
+              </wp:anchor>
+            </w:drawing>
+          </mc:Choice>
+          <mc:Fallback>
+            <w:pict>
+              <v:rect w14:anchorId="58A61D6F" id="_x0000_s1035" alt="&quot;&quot;" style="position:absolute;left:0;text-align:left;margin-left:0;margin-top:-5in;width:104.25pt;height:852.6pt;z-index:-251625472;visibility:visible;mso-wrap-style:square;mso-width-percent:0;mso-height-percent:0;mso-wrap-distance-left:9pt;mso-wrap-distance-top:0;mso-wrap-distance-right:9pt;mso-wrap-distance-bottom:0;mso-position-horizontal:left;mso-position-horizontal-relative:page;mso-position-vertical:absolute;mso-position-vertical-relative:text;mso-width-percent:0;mso-height-percent:0;mso-width-relative:margin;mso-height-relative:margin;v-text-anchor:bottom" o:gfxdata="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" fillcolor="#404040 [2429]" stroked="f" strokeweight="1pt">
+                <v:textbox>
+                  <w:txbxContent>
+                    <w:p>
+                      <w:pPr>
+                        <w:pStyle w:val="Piedepginablanco"/>
+                      </w:pPr>
+                      <w:r>
+                        <w:rPr>
+                          <w:lang w:bidi="es-ES"/>
+                        </w:rPr>
+                        <w:t>6</w:t>
+                      </w:r>
+                    </w:p>
+                    <w:p/>
+                  </w:txbxContent>
+                </v:textbox>
+                <w10:wrap anchorx="page"/>
+                <w10:anchorlock/>
+              </v:rect>
+            </w:pict>
+          </mc:Fallback>
+        </mc:AlternateContent>
+      </w:r>
+      <w:r>
+        <w:rPr>
           <w:b/>
           <w:bCs/>
         </w:rPr>
@@ -3553,6 +3683,1097 @@
         <w:t xml:space="preserve"> modernas.</w:t>
       </w:r>
     </w:p>
+    <w:p>
+      <w:r>
+        <w:rPr>
+          <w:noProof/>
+          <w:lang w:bidi="es-ES"/>
+        </w:rPr>
+        <mc:AlternateContent>
+          <mc:Choice Requires="wps">
+            <w:drawing>
+              <wp:anchor distT="0" distB="0" distL="114300" distR="114300" simplePos="0" relativeHeight="251693056" behindDoc="1" locked="1" layoutInCell="1" allowOverlap="1" wp14:anchorId="0A27B900" wp14:editId="2ABB7FFF">
+                <wp:simplePos x="0" y="0"/>
+                <wp:positionH relativeFrom="page">
+                  <wp:align>left</wp:align>
+                </wp:positionH>
+                <wp:positionV relativeFrom="paragraph">
+                  <wp:posOffset>-7849235</wp:posOffset>
+                </wp:positionV>
+                <wp:extent cx="1323975" cy="10828020"/>
+                <wp:effectExtent l="0" t="0" r="9525" b="0"/>
+                <wp:wrapNone/>
+                <wp:docPr id="1687418042" name="Rectángulo 2">
+                  <a:extLst xmlns:a="http://schemas.openxmlformats.org/drawingml/2006/main">
+                    <a:ext uri="{C183D7F6-B498-43B3-948B-1728B52AA6E4}">
+                      <adec:decorative xmlns:adec="http://schemas.microsoft.com/office/drawing/2017/decorative" val="1"/>
+                    </a:ext>
+                  </a:extLst>
+                </wp:docPr>
+                <wp:cNvGraphicFramePr/>
+                <a:graphic xmlns:a="http://schemas.openxmlformats.org/drawingml/2006/main">
+                  <a:graphicData uri="http://schemas.microsoft.com/office/word/2010/wordprocessingShape">
+                    <wps:wsp>
+                      <wps:cNvSpPr/>
+                      <wps:spPr>
+                        <a:xfrm>
+                          <a:off x="0" y="0"/>
+                          <a:ext cx="1323975" cy="10828020"/>
+                        </a:xfrm>
+                        <a:prstGeom prst="rect">
+                          <a:avLst/>
+                        </a:prstGeom>
+                        <a:solidFill>
+                          <a:schemeClr val="tx1">
+                            <a:lumMod val="75000"/>
+                            <a:lumOff val="25000"/>
+                          </a:schemeClr>
+                        </a:solidFill>
+                        <a:ln>
+                          <a:noFill/>
+                        </a:ln>
+                      </wps:spPr>
+                      <wps:style>
+                        <a:lnRef idx="2">
+                          <a:schemeClr val="accent1">
+                            <a:shade val="50000"/>
+                          </a:schemeClr>
+                        </a:lnRef>
+                        <a:fillRef idx="1">
+                          <a:schemeClr val="accent1"/>
+                        </a:fillRef>
+                        <a:effectRef idx="0">
+                          <a:schemeClr val="accent1"/>
+                        </a:effectRef>
+                        <a:fontRef idx="minor">
+                          <a:schemeClr val="lt1"/>
+                        </a:fontRef>
+                      </wps:style>
+                      <wps:txbx>
+                        <w:txbxContent>
+                          <w:p>
+                            <w:pPr>
+                              <w:pStyle w:val="Piedepginablanco"/>
+                            </w:pPr>
+                            <w:r>
+                              <w:rPr>
+                                <w:lang w:bidi="es-ES"/>
+                              </w:rPr>
+                              <w:t>7</w:t>
+                            </w:r>
+                          </w:p>
+                          <w:p/>
+                        </w:txbxContent>
+                      </wps:txbx>
+                      <wps:bodyPr rot="0" spcFirstLastPara="0" vertOverflow="overflow" horzOverflow="overflow" vert="horz" wrap="square" lIns="91440" tIns="45720" rIns="91440" bIns="45720" numCol="1" spcCol="0" rtlCol="0" fromWordArt="0" anchor="b" anchorCtr="0" forceAA="0" compatLnSpc="1">
+                        <a:prstTxWarp prst="textNoShape">
+                          <a:avLst/>
+                        </a:prstTxWarp>
+                        <a:noAutofit/>
+                      </wps:bodyPr>
+                    </wps:wsp>
+                  </a:graphicData>
+                </a:graphic>
+                <wp14:sizeRelH relativeFrom="margin">
+                  <wp14:pctWidth>0</wp14:pctWidth>
+                </wp14:sizeRelH>
+                <wp14:sizeRelV relativeFrom="margin">
+                  <wp14:pctHeight>0</wp14:pctHeight>
+                </wp14:sizeRelV>
+              </wp:anchor>
+            </w:drawing>
+          </mc:Choice>
+          <mc:Fallback>
+            <w:pict>
+              <v:rect w14:anchorId="0A27B900" id="_x0000_s1036" alt="&quot;&quot;" style="position:absolute;margin-left:0;margin-top:-618.05pt;width:104.25pt;height:852.6pt;z-index:-251623424;visibility:visible;mso-wrap-style:square;mso-width-percent:0;mso-height-percent:0;mso-wrap-distance-left:9pt;mso-wrap-distance-top:0;mso-wrap-distance-right:9pt;mso-wrap-distance-bottom:0;mso-position-horizontal:left;mso-position-horizontal-relative:page;mso-position-vertical:absolute;mso-position-vertical-relative:text;mso-width-percent:0;mso-height-percent:0;mso-width-relative:margin;mso-height-relative:margin;v-text-anchor:bottom" o:gfxdata="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" fillcolor="#404040 [2429]" stroked="f" strokeweight="1pt">
+                <v:textbox>
+                  <w:txbxContent>
+                    <w:p>
+                      <w:pPr>
+                        <w:pStyle w:val="Piedepginablanco"/>
+                      </w:pPr>
+                      <w:r>
+                        <w:rPr>
+                          <w:lang w:bidi="es-ES"/>
+                        </w:rPr>
+                        <w:t>7</w:t>
+                      </w:r>
+                    </w:p>
+                    <w:p/>
+                  </w:txbxContent>
+                </v:textbox>
+                <w10:wrap anchorx="page"/>
+                <w10:anchorlock/>
+              </v:rect>
+            </w:pict>
+          </mc:Fallback>
+        </mc:AlternateContent>
+      </w:r>
+    </w:p>
+    <w:p/>
+    <w:p/>
+    <w:p/>
+    <w:p/>
+    <w:p>
+      <w:pPr>
+        <w:rPr>
+          <w:b/>
+          <w:bCs/>
+          <w:sz w:val="30"/>
+          <w:szCs w:val="30"/>
+        </w:rPr>
+      </w:pPr>
+      <w:r>
+        <w:rPr>
+          <w:b/>
+          <w:bCs/>
+          <w:sz w:val="30"/>
+          <w:szCs w:val="30"/>
+        </w:rPr>
+        <w:lastRenderedPageBreak/>
+        <w:t>Recursos Materiales</w:t>
+      </w:r>
+    </w:p>
+    <w:p>
+      <w:pPr>
+        <w:rPr>
+          <w:b/>
+          <w:bCs/>
+          <w:sz w:val="30"/>
+          <w:szCs w:val="30"/>
+        </w:rPr>
+      </w:pPr>
+    </w:p>
+    <w:tbl>
+      <w:tblPr>
+        <w:tblStyle w:val="Tablaconcuadrcula"/>
+        <w:tblW w:w="0" w:type="auto"/>
+        <w:tblLook w:val="04A0" w:firstRow="1" w:lastRow="0" w:firstColumn="1" w:lastColumn="0" w:noHBand="0" w:noVBand="1"/>
+      </w:tblPr>
+      <w:tblGrid>
+        <w:gridCol w:w="4148"/>
+        <w:gridCol w:w="4148"/>
+      </w:tblGrid>
+      <w:tr>
+        <w:tc>
+          <w:tcPr>
+            <w:tcW w:w="4148" w:type="dxa"/>
+          </w:tcPr>
+          <w:p>
+            <w:r>
+              <w:t>RECURSO</w:t>
+            </w:r>
+          </w:p>
+        </w:tc>
+        <w:tc>
+          <w:tcPr>
+            <w:tcW w:w="4148" w:type="dxa"/>
+          </w:tcPr>
+          <w:p>
+            <w:r>
+              <w:t>DESCRIPCIÓN</w:t>
+            </w:r>
+          </w:p>
+        </w:tc>
+      </w:tr>
+      <w:tr>
+        <w:tc>
+          <w:tcPr>
+            <w:tcW w:w="4148" w:type="dxa"/>
+          </w:tcPr>
+          <w:p>
+            <w:r>
+              <w:t>Servidor web (hosting)</w:t>
+            </w:r>
+          </w:p>
+        </w:tc>
+        <w:tc>
+          <w:tcPr>
+            <w:tcW w:w="4148" w:type="dxa"/>
+          </w:tcPr>
+          <w:tbl>
+            <w:tblPr>
+              <w:tblW w:w="0" w:type="auto"/>
+              <w:tblCellSpacing w:w="15" w:type="dxa"/>
+              <w:tblCellMar>
+                <w:top w:w="15" w:type="dxa"/>
+                <w:left w:w="15" w:type="dxa"/>
+                <w:bottom w:w="15" w:type="dxa"/>
+                <w:right w:w="15" w:type="dxa"/>
+              </w:tblCellMar>
+              <w:tblLook w:val="04A0" w:firstRow="1" w:lastRow="0" w:firstColumn="1" w:lastColumn="0" w:noHBand="0" w:noVBand="1"/>
+            </w:tblPr>
+            <w:tblGrid>
+              <w:gridCol w:w="96"/>
+            </w:tblGrid>
+            <w:tr>
+              <w:trPr>
+                <w:tblCellSpacing w:w="15" w:type="dxa"/>
+              </w:trPr>
+              <w:tc>
+                <w:tcPr>
+                  <w:tcW w:w="0" w:type="auto"/>
+                  <w:vAlign w:val="center"/>
+                  <w:hideMark/>
+                </w:tcPr>
+                <w:p/>
+              </w:tc>
+            </w:tr>
+          </w:tbl>
+          <w:p>
+            <w:pPr>
+              <w:rPr>
+                <w:vanish/>
+              </w:rPr>
+            </w:pPr>
+          </w:p>
+          <w:tbl>
+            <w:tblPr>
+              <w:tblW w:w="0" w:type="auto"/>
+              <w:tblCellSpacing w:w="15" w:type="dxa"/>
+              <w:tblCellMar>
+                <w:top w:w="15" w:type="dxa"/>
+                <w:left w:w="15" w:type="dxa"/>
+                <w:bottom w:w="15" w:type="dxa"/>
+                <w:right w:w="15" w:type="dxa"/>
+              </w:tblCellMar>
+              <w:tblLook w:val="04A0" w:firstRow="1" w:lastRow="0" w:firstColumn="1" w:lastColumn="0" w:noHBand="0" w:noVBand="1"/>
+            </w:tblPr>
+            <w:tblGrid>
+              <w:gridCol w:w="3552"/>
+            </w:tblGrid>
+            <w:tr>
+              <w:trPr>
+                <w:tblCellSpacing w:w="15" w:type="dxa"/>
+              </w:trPr>
+              <w:tc>
+                <w:tcPr>
+                  <w:tcW w:w="0" w:type="auto"/>
+                  <w:vAlign w:val="center"/>
+                  <w:hideMark/>
+                </w:tcPr>
+                <w:p>
+                  <w:r>
+                    <w:t>Para el despliegue de la aplicación</w:t>
+                  </w:r>
+                </w:p>
+              </w:tc>
+            </w:tr>
+          </w:tbl>
+          <w:p/>
+        </w:tc>
+      </w:tr>
+      <w:tr>
+        <w:tc>
+          <w:tcPr>
+            <w:tcW w:w="4148" w:type="dxa"/>
+          </w:tcPr>
+          <w:p>
+            <w:r>
+              <w:t>Herramientas de diseño</w:t>
+            </w:r>
+          </w:p>
+        </w:tc>
+        <w:tc>
+          <w:tcPr>
+            <w:tcW w:w="4148" w:type="dxa"/>
+          </w:tcPr>
+          <w:tbl>
+            <w:tblPr>
+              <w:tblW w:w="0" w:type="auto"/>
+              <w:tblCellSpacing w:w="15" w:type="dxa"/>
+              <w:tblCellMar>
+                <w:top w:w="15" w:type="dxa"/>
+                <w:left w:w="15" w:type="dxa"/>
+                <w:bottom w:w="15" w:type="dxa"/>
+                <w:right w:w="15" w:type="dxa"/>
+              </w:tblCellMar>
+              <w:tblLook w:val="04A0" w:firstRow="1" w:lastRow="0" w:firstColumn="1" w:lastColumn="0" w:noHBand="0" w:noVBand="1"/>
+            </w:tblPr>
+            <w:tblGrid>
+              <w:gridCol w:w="96"/>
+            </w:tblGrid>
+            <w:tr>
+              <w:trPr>
+                <w:tblCellSpacing w:w="15" w:type="dxa"/>
+              </w:trPr>
+              <w:tc>
+                <w:tcPr>
+                  <w:tcW w:w="0" w:type="auto"/>
+                  <w:vAlign w:val="center"/>
+                  <w:hideMark/>
+                </w:tcPr>
+                <w:p/>
+              </w:tc>
+            </w:tr>
+          </w:tbl>
+          <w:p>
+            <w:pPr>
+              <w:rPr>
+                <w:vanish/>
+              </w:rPr>
+            </w:pPr>
+          </w:p>
+          <w:tbl>
+            <w:tblPr>
+              <w:tblW w:w="0" w:type="auto"/>
+              <w:tblCellSpacing w:w="15" w:type="dxa"/>
+              <w:tblCellMar>
+                <w:top w:w="15" w:type="dxa"/>
+                <w:left w:w="15" w:type="dxa"/>
+                <w:bottom w:w="15" w:type="dxa"/>
+                <w:right w:w="15" w:type="dxa"/>
+              </w:tblCellMar>
+              <w:tblLook w:val="04A0" w:firstRow="1" w:lastRow="0" w:firstColumn="1" w:lastColumn="0" w:noHBand="0" w:noVBand="1"/>
+            </w:tblPr>
+            <w:tblGrid>
+              <w:gridCol w:w="686"/>
+            </w:tblGrid>
+            <w:tr>
+              <w:trPr>
+                <w:tblCellSpacing w:w="15" w:type="dxa"/>
+              </w:trPr>
+              <w:tc>
+                <w:tcPr>
+                  <w:tcW w:w="0" w:type="auto"/>
+                  <w:vAlign w:val="center"/>
+                  <w:hideMark/>
+                </w:tcPr>
+                <w:p>
+                  <w:proofErr w:type="spellStart"/>
+                  <w:r>
+                    <w:t>Figma</w:t>
+                  </w:r>
+                  <w:proofErr w:type="spellEnd"/>
+                </w:p>
+              </w:tc>
+            </w:tr>
+          </w:tbl>
+          <w:p/>
+        </w:tc>
+      </w:tr>
+      <w:tr>
+        <w:tc>
+          <w:tcPr>
+            <w:tcW w:w="4148" w:type="dxa"/>
+          </w:tcPr>
+          <w:p>
+            <w:r>
+              <w:t>Servicios en la nube</w:t>
+            </w:r>
+          </w:p>
+        </w:tc>
+        <w:tc>
+          <w:tcPr>
+            <w:tcW w:w="4148" w:type="dxa"/>
+          </w:tcPr>
+          <w:p>
+            <w:r>
+              <w:t>Base de datos, almacenamiento, sistema de autenticación</w:t>
+            </w:r>
+          </w:p>
+        </w:tc>
+      </w:tr>
+      <w:tr>
+        <w:trPr>
+          <w:trHeight w:val="828"/>
+        </w:trPr>
+        <w:tc>
+          <w:tcPr>
+            <w:tcW w:w="4148" w:type="dxa"/>
+          </w:tcPr>
+          <w:p>
+            <w:r>
+              <w:t>Dominios</w:t>
+            </w:r>
+          </w:p>
+        </w:tc>
+        <w:tc>
+          <w:tcPr>
+            <w:tcW w:w="4148" w:type="dxa"/>
+          </w:tcPr>
+          <w:p>
+            <w:r>
+              <w:t>Registro del nombre de dominio del blog</w:t>
+            </w:r>
+          </w:p>
+        </w:tc>
+      </w:tr>
+    </w:tbl>
+    <w:p/>
+    <w:p>
+      <w:pPr>
+        <w:rPr>
+          <w:b/>
+          <w:bCs/>
+          <w:sz w:val="30"/>
+          <w:szCs w:val="30"/>
+        </w:rPr>
+      </w:pPr>
+      <w:r>
+        <w:rPr>
+          <w:b/>
+          <w:bCs/>
+          <w:sz w:val="30"/>
+          <w:szCs w:val="30"/>
+        </w:rPr>
+        <w:t>Presupuesto Estimado</w:t>
+      </w:r>
+    </w:p>
+    <w:p>
+      <w:pPr>
+        <w:rPr>
+          <w:b/>
+          <w:bCs/>
+          <w:sz w:val="30"/>
+          <w:szCs w:val="30"/>
+        </w:rPr>
+      </w:pPr>
+      <w:r>
+        <w:rPr>
+          <w:b/>
+          <w:bCs/>
+        </w:rPr>
+        <w:t>Suel</w:t>
+      </w:r>
+      <w:r>
+        <w:rPr>
+          <w:b/>
+          <w:bCs/>
+        </w:rPr>
+        <w:t>dos</w:t>
+      </w:r>
+    </w:p>
+    <w:tbl>
+      <w:tblPr>
+        <w:tblStyle w:val="Tablaconcuadrcula"/>
+        <w:tblW w:w="0" w:type="auto"/>
+        <w:tblLook w:val="04A0" w:firstRow="1" w:lastRow="0" w:firstColumn="1" w:lastColumn="0" w:noHBand="0" w:noVBand="1"/>
+      </w:tblPr>
+      <w:tblGrid>
+        <w:gridCol w:w="4148"/>
+        <w:gridCol w:w="4148"/>
+      </w:tblGrid>
+      <w:tr>
+        <w:tc>
+          <w:tcPr>
+            <w:tcW w:w="4148" w:type="dxa"/>
+          </w:tcPr>
+          <w:p>
+            <w:r>
+              <w:t>Jefe de proyecto</w:t>
+            </w:r>
+          </w:p>
+        </w:tc>
+        <w:tc>
+          <w:tcPr>
+            <w:tcW w:w="4148" w:type="dxa"/>
+          </w:tcPr>
+          <w:p>
+            <w:pPr>
+              <w:jc w:val="center"/>
+            </w:pPr>
+            <w:r>
+              <w:t>3.255 €</w:t>
+            </w:r>
+          </w:p>
+        </w:tc>
+      </w:tr>
+      <w:tr>
+        <w:tc>
+          <w:tcPr>
+            <w:tcW w:w="4148" w:type="dxa"/>
+          </w:tcPr>
+          <w:p>
+            <w:r>
+              <w:t>Analista funcional</w:t>
+            </w:r>
+          </w:p>
+        </w:tc>
+        <w:tc>
+          <w:tcPr>
+            <w:tcW w:w="4148" w:type="dxa"/>
+          </w:tcPr>
+          <w:p>
+            <w:pPr>
+              <w:jc w:val="center"/>
+            </w:pPr>
+            <w:r>
+              <w:t>1.115 €</w:t>
+            </w:r>
+          </w:p>
+        </w:tc>
+      </w:tr>
+      <w:tr>
+        <w:tc>
+          <w:tcPr>
+            <w:tcW w:w="4148" w:type="dxa"/>
+          </w:tcPr>
+          <w:p>
+            <w:r>
+              <w:t>Diseñador UX/UI</w:t>
+            </w:r>
+          </w:p>
+        </w:tc>
+        <w:tc>
+          <w:tcPr>
+            <w:tcW w:w="4148" w:type="dxa"/>
+          </w:tcPr>
+          <w:p>
+            <w:pPr>
+              <w:jc w:val="center"/>
+            </w:pPr>
+            <w:r>
+              <w:t>930 €</w:t>
+            </w:r>
+          </w:p>
+        </w:tc>
+      </w:tr>
+      <w:tr>
+        <w:tc>
+          <w:tcPr>
+            <w:tcW w:w="4148" w:type="dxa"/>
+          </w:tcPr>
+          <w:p>
+            <w:r>
+              <w:t>Desarrollador</w:t>
+            </w:r>
+            <w:r>
+              <w:t xml:space="preserve"> Full </w:t>
+            </w:r>
+            <w:proofErr w:type="spellStart"/>
+            <w:r>
+              <w:t>Stack</w:t>
+            </w:r>
+            <w:proofErr w:type="spellEnd"/>
+          </w:p>
+        </w:tc>
+        <w:tc>
+          <w:tcPr>
+            <w:tcW w:w="4148" w:type="dxa"/>
+          </w:tcPr>
+          <w:p>
+            <w:pPr>
+              <w:jc w:val="center"/>
+            </w:pPr>
+            <w:r>
+              <w:t>2.790 €</w:t>
+            </w:r>
+          </w:p>
+        </w:tc>
+      </w:tr>
+      <w:tr>
+        <w:tc>
+          <w:tcPr>
+            <w:tcW w:w="4148" w:type="dxa"/>
+          </w:tcPr>
+          <w:p>
+            <w:proofErr w:type="spellStart"/>
+            <w:r>
+              <w:t>Testers</w:t>
+            </w:r>
+            <w:proofErr w:type="spellEnd"/>
+          </w:p>
+        </w:tc>
+        <w:tc>
+          <w:tcPr>
+            <w:tcW w:w="4148" w:type="dxa"/>
+          </w:tcPr>
+          <w:p>
+            <w:pPr>
+              <w:jc w:val="center"/>
+            </w:pPr>
+            <w:r>
+              <w:t>745 €</w:t>
+            </w:r>
+          </w:p>
+        </w:tc>
+      </w:tr>
+      <w:tr>
+        <w:tc>
+          <w:tcPr>
+            <w:tcW w:w="4148" w:type="dxa"/>
+          </w:tcPr>
+          <w:p>
+            <w:pPr>
+              <w:rPr>
+                <w:b/>
+                <w:bCs/>
+              </w:rPr>
+            </w:pPr>
+            <w:r>
+              <w:rPr>
+                <w:b/>
+                <w:bCs/>
+              </w:rPr>
+              <w:t>Subtotal sueldos</w:t>
+            </w:r>
+          </w:p>
+        </w:tc>
+        <w:tc>
+          <w:tcPr>
+            <w:tcW w:w="4148" w:type="dxa"/>
+          </w:tcPr>
+          <w:p>
+            <w:pPr>
+              <w:jc w:val="center"/>
+              <w:rPr>
+                <w:b/>
+                <w:bCs/>
+              </w:rPr>
+            </w:pPr>
+            <w:r>
+              <w:rPr>
+                <w:b/>
+                <w:bCs/>
+              </w:rPr>
+              <w:t>8835</w:t>
+            </w:r>
+            <w:r>
+              <w:rPr>
+                <w:b/>
+                <w:bCs/>
+              </w:rPr>
+              <w:t>€</w:t>
+            </w:r>
+          </w:p>
+        </w:tc>
+      </w:tr>
+    </w:tbl>
+    <w:p/>
+    <w:p>
+      <w:pPr>
+        <w:rPr>
+          <w:b/>
+          <w:bCs/>
+        </w:rPr>
+      </w:pPr>
+      <w:r>
+        <w:rPr>
+          <w:b/>
+          <w:bCs/>
+        </w:rPr>
+        <w:t>Infraestructura y Herramientas</w:t>
+      </w:r>
+    </w:p>
+    <w:tbl>
+      <w:tblPr>
+        <w:tblStyle w:val="Tablaconcuadrcula"/>
+        <w:tblW w:w="0" w:type="auto"/>
+        <w:tblLook w:val="04A0" w:firstRow="1" w:lastRow="0" w:firstColumn="1" w:lastColumn="0" w:noHBand="0" w:noVBand="1"/>
+      </w:tblPr>
+      <w:tblGrid>
+        <w:gridCol w:w="4148"/>
+        <w:gridCol w:w="4148"/>
+      </w:tblGrid>
+      <w:tr>
+        <w:tc>
+          <w:tcPr>
+            <w:tcW w:w="4148" w:type="dxa"/>
+          </w:tcPr>
+          <w:p>
+            <w:pPr>
+              <w:rPr>
+                <w:b/>
+                <w:bCs/>
+                <w:sz w:val="30"/>
+                <w:szCs w:val="30"/>
+              </w:rPr>
+            </w:pPr>
+            <w:r>
+              <w:t>Hosting</w:t>
+            </w:r>
+            <w:r>
+              <w:t xml:space="preserve"> (1 año)</w:t>
+            </w:r>
+          </w:p>
+        </w:tc>
+        <w:tc>
+          <w:tcPr>
+            <w:tcW w:w="4148" w:type="dxa"/>
+          </w:tcPr>
+          <w:p>
+            <w:pPr>
+              <w:jc w:val="center"/>
+              <w:rPr>
+                <w:b/>
+                <w:bCs/>
+                <w:sz w:val="30"/>
+                <w:szCs w:val="30"/>
+              </w:rPr>
+            </w:pPr>
+            <w:r>
+              <w:t>280€</w:t>
+            </w:r>
+          </w:p>
+        </w:tc>
+      </w:tr>
+      <w:tr>
+        <w:tc>
+          <w:tcPr>
+            <w:tcW w:w="4148" w:type="dxa"/>
+          </w:tcPr>
+          <w:p>
+            <w:pPr>
+              <w:rPr>
+                <w:b/>
+                <w:bCs/>
+                <w:sz w:val="30"/>
+                <w:szCs w:val="30"/>
+              </w:rPr>
+            </w:pPr>
+            <w:r>
+              <w:t>Dominio</w:t>
+            </w:r>
+            <w:r>
+              <w:t xml:space="preserve"> (1 año)</w:t>
+            </w:r>
+          </w:p>
+        </w:tc>
+        <w:tc>
+          <w:tcPr>
+            <w:tcW w:w="4148" w:type="dxa"/>
+          </w:tcPr>
+          <w:p>
+            <w:pPr>
+              <w:jc w:val="center"/>
+              <w:rPr>
+                <w:b/>
+                <w:bCs/>
+                <w:sz w:val="30"/>
+                <w:szCs w:val="30"/>
+              </w:rPr>
+            </w:pPr>
+            <w:r>
+              <w:t>14€</w:t>
+            </w:r>
+          </w:p>
+        </w:tc>
+      </w:tr>
+      <w:tr>
+        <w:tc>
+          <w:tcPr>
+            <w:tcW w:w="4148" w:type="dxa"/>
+          </w:tcPr>
+          <w:p>
+            <w:pPr>
+              <w:rPr>
+                <w:b/>
+                <w:bCs/>
+                <w:sz w:val="30"/>
+                <w:szCs w:val="30"/>
+              </w:rPr>
+            </w:pPr>
+            <w:r>
+              <w:t>Herramientas de diseño</w:t>
+            </w:r>
+          </w:p>
+        </w:tc>
+        <w:tc>
+          <w:tcPr>
+            <w:tcW w:w="4148" w:type="dxa"/>
+          </w:tcPr>
+          <w:p>
+            <w:pPr>
+              <w:jc w:val="center"/>
+              <w:rPr>
+                <w:b/>
+                <w:bCs/>
+                <w:sz w:val="30"/>
+                <w:szCs w:val="30"/>
+              </w:rPr>
+            </w:pPr>
+            <w:r>
+              <w:t>192</w:t>
+            </w:r>
+            <w:r>
+              <w:t>€</w:t>
+            </w:r>
+          </w:p>
+        </w:tc>
+      </w:tr>
+      <w:tr>
+        <w:tc>
+          <w:tcPr>
+            <w:tcW w:w="4148" w:type="dxa"/>
+          </w:tcPr>
+          <w:p>
+            <w:pPr>
+              <w:rPr>
+                <w:b/>
+                <w:bCs/>
+                <w:sz w:val="30"/>
+                <w:szCs w:val="30"/>
+              </w:rPr>
+            </w:pPr>
+            <w:r>
+              <w:t>Servicio</w:t>
+            </w:r>
+            <w:r>
+              <w:rPr>
+                <w:noProof/>
+                <w:lang w:bidi="es-ES"/>
+              </w:rPr>
+              <mc:AlternateContent>
+                <mc:Choice Requires="wps">
+                  <w:drawing>
+                    <wp:anchor distT="0" distB="0" distL="114300" distR="114300" simplePos="0" relativeHeight="251695104" behindDoc="1" locked="1" layoutInCell="1" allowOverlap="1" wp14:anchorId="77719690" wp14:editId="4B5A6FC3">
+                      <wp:simplePos x="0" y="0"/>
+                      <wp:positionH relativeFrom="page">
+                        <wp:posOffset>-1818005</wp:posOffset>
+                      </wp:positionH>
+                      <wp:positionV relativeFrom="paragraph">
+                        <wp:posOffset>-8106410</wp:posOffset>
+                      </wp:positionV>
+                      <wp:extent cx="1323975" cy="10828020"/>
+                      <wp:effectExtent l="0" t="0" r="9525" b="0"/>
+                      <wp:wrapNone/>
+                      <wp:docPr id="924544378" name="Rectángulo 2">
+                        <a:extLst xmlns:a="http://schemas.openxmlformats.org/drawingml/2006/main">
+                          <a:ext uri="{C183D7F6-B498-43B3-948B-1728B52AA6E4}">
+                            <adec:decorative xmlns:adec="http://schemas.microsoft.com/office/drawing/2017/decorative" val="1"/>
+                          </a:ext>
+                        </a:extLst>
+                      </wp:docPr>
+                      <wp:cNvGraphicFramePr/>
+                      <a:graphic xmlns:a="http://schemas.openxmlformats.org/drawingml/2006/main">
+                        <a:graphicData uri="http://schemas.microsoft.com/office/word/2010/wordprocessingShape">
+                          <wps:wsp>
+                            <wps:cNvSpPr/>
+                            <wps:spPr>
+                              <a:xfrm>
+                                <a:off x="0" y="0"/>
+                                <a:ext cx="1323975" cy="10828020"/>
+                              </a:xfrm>
+                              <a:prstGeom prst="rect">
+                                <a:avLst/>
+                              </a:prstGeom>
+                              <a:solidFill>
+                                <a:schemeClr val="tx1">
+                                  <a:lumMod val="75000"/>
+                                  <a:lumOff val="25000"/>
+                                </a:schemeClr>
+                              </a:solidFill>
+                              <a:ln>
+                                <a:noFill/>
+                              </a:ln>
+                            </wps:spPr>
+                            <wps:style>
+                              <a:lnRef idx="2">
+                                <a:schemeClr val="accent1">
+                                  <a:shade val="50000"/>
+                                </a:schemeClr>
+                              </a:lnRef>
+                              <a:fillRef idx="1">
+                                <a:schemeClr val="accent1"/>
+                              </a:fillRef>
+                              <a:effectRef idx="0">
+                                <a:schemeClr val="accent1"/>
+                              </a:effectRef>
+                              <a:fontRef idx="minor">
+                                <a:schemeClr val="lt1"/>
+                              </a:fontRef>
+                            </wps:style>
+                            <wps:txbx>
+                              <w:txbxContent>
+                                <w:p>
+                                  <w:pPr>
+                                    <w:pStyle w:val="Piedepginablanco"/>
+                                  </w:pPr>
+                                  <w:r>
+                                    <w:rPr>
+                                      <w:lang w:bidi="es-ES"/>
+                                    </w:rPr>
+                                    <w:t>8</w:t>
+                                  </w:r>
+                                </w:p>
+                                <w:p/>
+                              </w:txbxContent>
+                            </wps:txbx>
+                            <wps:bodyPr rot="0" spcFirstLastPara="0" vertOverflow="overflow" horzOverflow="overflow" vert="horz" wrap="square" lIns="91440" tIns="45720" rIns="91440" bIns="45720" numCol="1" spcCol="0" rtlCol="0" fromWordArt="0" anchor="b" anchorCtr="0" forceAA="0" compatLnSpc="1">
+                              <a:prstTxWarp prst="textNoShape">
+                                <a:avLst/>
+                              </a:prstTxWarp>
+                              <a:noAutofit/>
+                            </wps:bodyPr>
+                          </wps:wsp>
+                        </a:graphicData>
+                      </a:graphic>
+                      <wp14:sizeRelH relativeFrom="margin">
+                        <wp14:pctWidth>0</wp14:pctWidth>
+                      </wp14:sizeRelH>
+                      <wp14:sizeRelV relativeFrom="margin">
+                        <wp14:pctHeight>0</wp14:pctHeight>
+                      </wp14:sizeRelV>
+                    </wp:anchor>
+                  </w:drawing>
+                </mc:Choice>
+                <mc:Fallback>
+                  <w:pict>
+                    <v:rect w14:anchorId="77719690" id="_x0000_s1037" alt="&quot;&quot;" style="position:absolute;margin-left:-143.15pt;margin-top:-638.3pt;width:104.25pt;height:852.6pt;z-index:-251621376;visibility:visible;mso-wrap-style:square;mso-width-percent:0;mso-height-percent:0;mso-wrap-distance-left:9pt;mso-wrap-distance-top:0;mso-wrap-distance-right:9pt;mso-wrap-distance-bottom:0;mso-position-horizontal:absolute;mso-position-horizontal-relative:page;mso-position-vertical:absolute;mso-position-vertical-relative:text;mso-width-percent:0;mso-height-percent:0;mso-width-relative:margin;mso-height-relative:margin;v-text-anchor:bottom" o:gfxdata="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" fillcolor="#404040 [2429]" stroked="f" strokeweight="1pt">
+                      <v:textbox>
+                        <w:txbxContent>
+                          <w:p>
+                            <w:pPr>
+                              <w:pStyle w:val="Piedepginablanco"/>
+                            </w:pPr>
+                            <w:r>
+                              <w:rPr>
+                                <w:lang w:bidi="es-ES"/>
+                              </w:rPr>
+                              <w:t>8</w:t>
+                            </w:r>
+                          </w:p>
+                          <w:p/>
+                        </w:txbxContent>
+                      </v:textbox>
+                      <w10:wrap anchorx="page"/>
+                      <w10:anchorlock/>
+                    </v:rect>
+                  </w:pict>
+                </mc:Fallback>
+              </mc:AlternateContent>
+            </w:r>
+            <w:r>
+              <w:t>s en la nube</w:t>
+            </w:r>
+          </w:p>
+        </w:tc>
+        <w:tc>
+          <w:tcPr>
+            <w:tcW w:w="4148" w:type="dxa"/>
+          </w:tcPr>
+          <w:p>
+            <w:pPr>
+              <w:jc w:val="center"/>
+              <w:rPr>
+                <w:b/>
+                <w:bCs/>
+                <w:sz w:val="30"/>
+                <w:szCs w:val="30"/>
+              </w:rPr>
+            </w:pPr>
+            <w:r>
+              <w:t>279€</w:t>
+            </w:r>
+          </w:p>
+        </w:tc>
+      </w:tr>
+      <w:tr>
+        <w:tc>
+          <w:tcPr>
+            <w:tcW w:w="4148" w:type="dxa"/>
+          </w:tcPr>
+          <w:p>
+            <w:pPr>
+              <w:rPr>
+                <w:b/>
+                <w:bCs/>
+                <w:sz w:val="30"/>
+                <w:szCs w:val="30"/>
+              </w:rPr>
+            </w:pPr>
+            <w:r>
+              <w:rPr>
+                <w:b/>
+                <w:bCs/>
+              </w:rPr>
+              <w:t xml:space="preserve">Subtotal </w:t>
+            </w:r>
+            <w:r>
+              <w:rPr>
+                <w:b/>
+                <w:bCs/>
+              </w:rPr>
+              <w:t>herramientas</w:t>
+            </w:r>
+          </w:p>
+        </w:tc>
+        <w:tc>
+          <w:tcPr>
+            <w:tcW w:w="4148" w:type="dxa"/>
+          </w:tcPr>
+          <w:p>
+            <w:pPr>
+              <w:jc w:val="center"/>
+              <w:rPr>
+                <w:b/>
+                <w:bCs/>
+                <w:sz w:val="30"/>
+                <w:szCs w:val="30"/>
+              </w:rPr>
+            </w:pPr>
+            <w:r>
+              <w:rPr>
+                <w:b/>
+                <w:bCs/>
+              </w:rPr>
+              <w:t>765</w:t>
+            </w:r>
+            <w:r>
+              <w:rPr>
+                <w:b/>
+                <w:bCs/>
+              </w:rPr>
+              <w:t>€</w:t>
+            </w:r>
+          </w:p>
+        </w:tc>
+      </w:tr>
+    </w:tbl>
+    <w:p>
+      <w:pPr>
+        <w:rPr>
+          <w:b/>
+          <w:bCs/>
+          <w:sz w:val="30"/>
+          <w:szCs w:val="30"/>
+        </w:rPr>
+      </w:pPr>
+    </w:p>
+    <w:tbl>
+      <w:tblPr>
+        <w:tblStyle w:val="Tablaconcuadrcula"/>
+        <w:tblW w:w="0" w:type="auto"/>
+        <w:tblLook w:val="04A0" w:firstRow="1" w:lastRow="0" w:firstColumn="1" w:lastColumn="0" w:noHBand="0" w:noVBand="1"/>
+      </w:tblPr>
+      <w:tblGrid>
+        <w:gridCol w:w="8296"/>
+      </w:tblGrid>
+      <w:tr>
+        <w:tc>
+          <w:tcPr>
+            <w:tcW w:w="8296" w:type="dxa"/>
+          </w:tcPr>
+          <w:p>
+            <w:pPr>
+              <w:jc w:val="center"/>
+            </w:pPr>
+            <w:r>
+              <w:rPr>
+                <w:b/>
+                <w:bCs/>
+              </w:rPr>
+              <w:t>S</w:t>
+            </w:r>
+            <w:r>
+              <w:rPr>
+                <w:b/>
+                <w:bCs/>
+              </w:rPr>
+              <w:t xml:space="preserve">UBTOTAL ESTIMADO: </w:t>
+            </w:r>
+            <w:r>
+              <w:rPr>
+                <w:b/>
+                <w:bCs/>
+              </w:rPr>
+              <w:t>9€</w:t>
+            </w:r>
+          </w:p>
+        </w:tc>
+      </w:tr>
+    </w:tbl>
     <w:p/>
     <w:sectPr>
       <w:footerReference w:type="default" r:id="rId16"/>
@@ -8629,6 +9850,7 @@
     <w:rsid w:val="00121E48"/>
     <w:rsid w:val="001227FE"/>
     <w:rsid w:val="00292F68"/>
+    <w:rsid w:val="00352D52"/>
     <w:rsid w:val="00364CC0"/>
     <w:rsid w:val="003718C0"/>
     <w:rsid w:val="00494B77"/>
@@ -9594,6 +10816,10 @@
 </file>
 
 <file path=customXml/item1.xml><?xml version="1.0" encoding="utf-8"?>
+<b:Sources xmlns:b="http://schemas.openxmlformats.org/officeDocument/2006/bibliography" xmlns="http://schemas.openxmlformats.org/officeDocument/2006/bibliography" SelectedStyle="/APASixthEditionOfficeOnline.xsl" StyleName="APA" Version="6"/>
+</file>
+
+<file path=customXml/item2.xml><?xml version="1.0" encoding="utf-8"?>
 <p:properties xmlns:p="http://schemas.microsoft.com/office/2006/metadata/properties" xmlns:xsi="http://www.w3.org/2001/XMLSchema-instance" xmlns:pc="http://schemas.microsoft.com/office/infopath/2007/PartnerControls">
   <documentManagement>
     <_ip_UnifiedCompliancePolicyUIAction xmlns="http://schemas.microsoft.com/sharepoint/v3" xsi:nil="true"/>
@@ -9613,11 +10839,16 @@
 </p:properties>
 </file>
 
-<file path=customXml/item2.xml><?xml version="1.0" encoding="utf-8"?>
-<b:Sources xmlns:b="http://schemas.openxmlformats.org/officeDocument/2006/bibliography" xmlns="http://schemas.openxmlformats.org/officeDocument/2006/bibliography" SelectedStyle="/APASixthEditionOfficeOnline.xsl" StyleName="APA" Version="6"/>
+<file path=customXml/item3.xml><?xml version="1.0" encoding="utf-8"?>
+<?mso-contentType ?>
+<FormTemplates xmlns="http://schemas.microsoft.com/sharepoint/v3/contenttype/forms">
+  <Display>DocumentLibraryForm</Display>
+  <Edit>DocumentLibraryForm</Edit>
+  <New>DocumentLibraryForm</New>
+</FormTemplates>
 </file>
 
-<file path=customXml/item3.xml><?xml version="1.0" encoding="utf-8"?>
+<file path=customXml/item4.xml><?xml version="1.0" encoding="utf-8"?>
 <ct:contentTypeSchema xmlns:ct="http://schemas.microsoft.com/office/2006/metadata/contentType" xmlns:ma="http://schemas.microsoft.com/office/2006/metadata/properties/metaAttributes" ct:_="" ma:_="" ma:contentTypeName="Document" ma:contentTypeID="0x01010079F111ED35F8CC479449609E8A0923A6" ma:contentTypeVersion="26" ma:contentTypeDescription="Create a new document." ma:contentTypeScope="" ma:versionID="ac37c1753acd5e330d2062ccec26ea66">
   <xsd:schema xmlns:xsd="http://www.w3.org/2001/XMLSchema" xmlns:xs="http://www.w3.org/2001/XMLSchema" xmlns:p="http://schemas.microsoft.com/office/2006/metadata/properties" xmlns:ns1="http://schemas.microsoft.com/sharepoint/v3" xmlns:ns2="71af3243-3dd4-4a8d-8c0d-dd76da1f02a5" xmlns:ns3="16c05727-aa75-4e4a-9b5f-8a80a1165891" xmlns:ns4="230e9df3-be65-4c73-a93b-d1236ebd677e" targetNamespace="http://schemas.microsoft.com/office/2006/metadata/properties" ma:root="true" ma:fieldsID="3b340c7101c92c5120abd06486f94548" ns1:_="" ns2:_="" ns3:_="" ns4:_="">
     <xsd:import namespace="http://schemas.microsoft.com/sharepoint/v3"/>
@@ -9917,16 +11148,15 @@
 </ct:contentTypeSchema>
 </file>
 
-<file path=customXml/item4.xml><?xml version="1.0" encoding="utf-8"?>
-<?mso-contentType ?>
-<FormTemplates xmlns="http://schemas.microsoft.com/sharepoint/v3/contenttype/forms">
-  <Display>DocumentLibraryForm</Display>
-  <Edit>DocumentLibraryForm</Edit>
-  <New>DocumentLibraryForm</New>
-</FormTemplates>
+<file path=customXml/itemProps1.xml><?xml version="1.0" encoding="utf-8"?>
+<ds:datastoreItem xmlns:ds="http://schemas.openxmlformats.org/officeDocument/2006/customXml" ds:itemID="{C36A12F8-4A9B-4F64-B978-B0EE1FD97EBF}">
+  <ds:schemaRefs>
+    <ds:schemaRef ds:uri="http://schemas.openxmlformats.org/officeDocument/2006/bibliography"/>
+  </ds:schemaRefs>
+</ds:datastoreItem>
 </file>
 
-<file path=customXml/itemProps1.xml><?xml version="1.0" encoding="utf-8"?>
+<file path=customXml/itemProps2.xml><?xml version="1.0" encoding="utf-8"?>
 <ds:datastoreItem xmlns:ds="http://schemas.openxmlformats.org/officeDocument/2006/customXml" ds:itemID="{E046B6FE-75F5-4A4A-ADF9-3D55C2808F6A}">
   <ds:schemaRefs>
     <ds:schemaRef ds:uri="http://schemas.microsoft.com/office/2006/metadata/properties"/>
@@ -9938,15 +11168,15 @@
 </ds:datastoreItem>
 </file>
 
-<file path=customXml/itemProps2.xml><?xml version="1.0" encoding="utf-8"?>
-<ds:datastoreItem xmlns:ds="http://schemas.openxmlformats.org/officeDocument/2006/customXml" ds:itemID="{C36A12F8-4A9B-4F64-B978-B0EE1FD97EBF}">
+<file path=customXml/itemProps3.xml><?xml version="1.0" encoding="utf-8"?>
+<ds:datastoreItem xmlns:ds="http://schemas.openxmlformats.org/officeDocument/2006/customXml" ds:itemID="{268A88EA-2CD1-4EB5-AD27-A1454BEC753F}">
   <ds:schemaRefs>
-    <ds:schemaRef ds:uri="http://schemas.openxmlformats.org/officeDocument/2006/bibliography"/>
+    <ds:schemaRef ds:uri="http://schemas.microsoft.com/sharepoint/v3/contenttype/forms"/>
   </ds:schemaRefs>
 </ds:datastoreItem>
 </file>
 
-<file path=customXml/itemProps3.xml><?xml version="1.0" encoding="utf-8"?>
+<file path=customXml/itemProps4.xml><?xml version="1.0" encoding="utf-8"?>
 <ds:datastoreItem xmlns:ds="http://schemas.openxmlformats.org/officeDocument/2006/customXml" ds:itemID="{3B486F6C-1123-466C-A9D5-986F0A3EF9D1}">
   <ds:schemaRefs>
     <ds:schemaRef ds:uri="http://schemas.microsoft.com/office/2006/metadata/contentType"/>
@@ -9967,14 +11197,6 @@
 </ds:datastoreItem>
 </file>
 
-<file path=customXml/itemProps4.xml><?xml version="1.0" encoding="utf-8"?>
-<ds:datastoreItem xmlns:ds="http://schemas.openxmlformats.org/officeDocument/2006/customXml" ds:itemID="{268A88EA-2CD1-4EB5-AD27-A1454BEC753F}">
-  <ds:schemaRefs>
-    <ds:schemaRef ds:uri="http://schemas.microsoft.com/sharepoint/v3/contenttype/forms"/>
-  </ds:schemaRefs>
-</ds:datastoreItem>
-</file>
-
 <file path=docMetadata/LabelInfo.xml><?xml version="1.0" encoding="utf-8"?>
 <clbl:labelList xmlns:clbl="http://schemas.microsoft.com/office/2020/mipLabelMetadata"/>
 </file>
--- a/SONAURA.docx
+++ b/SONAURA.docx
@@ -824,7 +824,6 @@
           <w:showingPlcHdr/>
           <w15:appearance w15:val="hidden"/>
         </w:sdtPr>
-        <w:sdtEndPr/>
         <w:sdtContent>
           <w:r>
             <w:rPr>
@@ -1181,7 +1180,6 @@
                 </w:placeholder>
                 <w15:appearance w15:val="hidden"/>
               </w:sdtPr>
-              <w:sdtEndPr/>
               <w:sdtContent>
                 <w:r>
                   <w:rPr>
@@ -1229,7 +1227,6 @@
                 </w:placeholder>
                 <w15:appearance w15:val="hidden"/>
               </w:sdtPr>
-              <w:sdtEndPr/>
               <w:sdtContent>
                 <w:r>
                   <w:t>SOBRE LA APLICACIÓN WEB</w:t>
@@ -1922,7 +1919,6 @@
                 </w:placeholder>
                 <w15:appearance w15:val="hidden"/>
               </w:sdtPr>
-              <w:sdtEndPr/>
               <w:sdtContent>
                 <w:r>
                   <w:rPr>
@@ -1969,7 +1965,6 @@
                 </w:placeholder>
                 <w15:appearance w15:val="hidden"/>
               </w:sdtPr>
-              <w:sdtEndPr/>
               <w:sdtContent>
                 <w:r>
                   <w:t>ESPECIFICACION DE REQUISITOS DEL SISTEMA:</w:t>
@@ -1992,21 +1987,29 @@
         <w:rPr>
           <w:b/>
           <w:bCs/>
+          <w:sz w:val="24"/>
         </w:rPr>
       </w:pPr>
       <w:r>
         <w:rPr>
           <w:b/>
           <w:bCs/>
+          <w:sz w:val="24"/>
         </w:rPr>
-        <w:t>. Identificación de necesidades del cliente</w:t>
+        <w:t>Identificación de necesidades del cliente</w:t>
       </w:r>
     </w:p>
     <w:p>
       <w:pPr>
         <w:spacing w:before="0" w:after="200" w:line="312" w:lineRule="auto"/>
-      </w:pPr>
-      <w:r>
+        <w:rPr>
+          <w:sz w:val="24"/>
+        </w:rPr>
+      </w:pPr>
+      <w:r>
+        <w:rPr>
+          <w:sz w:val="24"/>
+        </w:rPr>
         <w:t>El cliente necesita una aplicación web que:</w:t>
       </w:r>
     </w:p>
@@ -2017,8 +2020,14 @@
           <w:numId w:val="23"/>
         </w:numPr>
         <w:spacing w:before="0" w:after="200" w:line="312" w:lineRule="auto"/>
-      </w:pPr>
-      <w:r>
+        <w:rPr>
+          <w:sz w:val="24"/>
+        </w:rPr>
+      </w:pPr>
+      <w:r>
+        <w:rPr>
+          <w:sz w:val="24"/>
+        </w:rPr>
         <w:t>Ayude a los usuarios a tomar decisiones informadas sobre qué películas o series ver.</w:t>
       </w:r>
     </w:p>
@@ -2029,8 +2038,14 @@
           <w:numId w:val="23"/>
         </w:numPr>
         <w:spacing w:before="0" w:after="200" w:line="312" w:lineRule="auto"/>
-      </w:pPr>
-      <w:r>
+        <w:rPr>
+          <w:sz w:val="24"/>
+        </w:rPr>
+      </w:pPr>
+      <w:r>
+        <w:rPr>
+          <w:sz w:val="24"/>
+        </w:rPr>
         <w:t>Sea visualmente atractiva, moderna y de uso intuitivo.</w:t>
       </w:r>
     </w:p>
@@ -2041,8 +2056,14 @@
           <w:numId w:val="23"/>
         </w:numPr>
         <w:spacing w:before="0" w:after="200" w:line="312" w:lineRule="auto"/>
-      </w:pPr>
-      <w:r>
+        <w:rPr>
+          <w:sz w:val="24"/>
+        </w:rPr>
+      </w:pPr>
+      <w:r>
+        <w:rPr>
+          <w:sz w:val="24"/>
+        </w:rPr>
         <w:t>Ofrezca contenido actualizado y confiable.</w:t>
       </w:r>
     </w:p>
@@ -2053,134 +2074,9 @@
           <w:numId w:val="23"/>
         </w:numPr>
         <w:spacing w:before="0" w:after="200" w:line="312" w:lineRule="auto"/>
-      </w:pPr>
-      <w:r>
-        <w:t>Permita interacción social (comentarios, valoraciones, opiniones).</w:t>
-      </w:r>
-    </w:p>
-    <w:p>
-      <w:pPr>
-        <w:numPr>
-          <w:ilvl w:val="0"/>
-          <w:numId w:val="23"/>
-        </w:numPr>
-        <w:spacing w:before="0" w:after="200" w:line="312" w:lineRule="auto"/>
-      </w:pPr>
-      <w:r>
-        <w:t>Tenga un sistema de suscripción premium para ofrecer funcionalidades avanzadas como listas personalizadas y un calendario de estrenos.</w:t>
-      </w:r>
-    </w:p>
-    <w:p>
-      <w:pPr>
-        <w:numPr>
-          <w:ilvl w:val="0"/>
-          <w:numId w:val="23"/>
-        </w:numPr>
-        <w:spacing w:before="0" w:after="200" w:line="312" w:lineRule="auto"/>
-      </w:pPr>
-      <w:r>
-        <w:t>Presente un top 5 actualizado y recomendaciones destacadas.</w:t>
-      </w:r>
-    </w:p>
-    <w:p>
-      <w:pPr>
-        <w:spacing w:before="0" w:after="200" w:line="312" w:lineRule="auto"/>
-      </w:pPr>
-    </w:p>
-    <w:p>
-      <w:pPr>
-        <w:spacing w:before="0" w:after="200" w:line="312" w:lineRule="auto"/>
         <w:rPr>
-          <w:b/>
-          <w:bCs/>
+          <w:sz w:val="24"/>
         </w:rPr>
-      </w:pPr>
-      <w:r>
-        <w:rPr>
-          <w:b/>
-          <w:bCs/>
-        </w:rPr>
-        <w:t>Requisitos funcionales</w:t>
-      </w:r>
-    </w:p>
-    <w:p>
-      <w:pPr>
-        <w:spacing w:before="0" w:after="200" w:line="312" w:lineRule="auto"/>
-      </w:pPr>
-      <w:r>
-        <w:t>El sistema debe permitir:</w:t>
-      </w:r>
-    </w:p>
-    <w:p>
-      <w:pPr>
-        <w:spacing w:before="0" w:after="200" w:line="312" w:lineRule="auto"/>
-        <w:rPr>
-          <w:b/>
-          <w:bCs/>
-        </w:rPr>
-      </w:pPr>
-      <w:r>
-        <w:rPr>
-          <w:b/>
-          <w:bCs/>
-        </w:rPr>
-        <w:t>2.1 Para usuarios anónimos (no registrados):</w:t>
-      </w:r>
-    </w:p>
-    <w:p>
-      <w:pPr>
-        <w:numPr>
-          <w:ilvl w:val="0"/>
-          <w:numId w:val="24"/>
-        </w:numPr>
-        <w:spacing w:before="0" w:after="200" w:line="312" w:lineRule="auto"/>
-      </w:pPr>
-      <w:r>
-        <w:t>Ver lista de películas y series.</w:t>
-      </w:r>
-    </w:p>
-    <w:p>
-      <w:pPr>
-        <w:numPr>
-          <w:ilvl w:val="0"/>
-          <w:numId w:val="24"/>
-        </w:numPr>
-        <w:spacing w:before="0" w:after="200" w:line="312" w:lineRule="auto"/>
-      </w:pPr>
-      <w:r>
-        <w:t>Consultar detalles de contenido.</w:t>
-      </w:r>
-    </w:p>
-    <w:p>
-      <w:pPr>
-        <w:numPr>
-          <w:ilvl w:val="0"/>
-          <w:numId w:val="24"/>
-        </w:numPr>
-        <w:spacing w:before="0" w:after="200" w:line="312" w:lineRule="auto"/>
-      </w:pPr>
-      <w:r>
-        <w:t>Ver el top 5 de mejor valoradas.</w:t>
-      </w:r>
-    </w:p>
-    <w:p>
-      <w:pPr>
-        <w:spacing w:before="0" w:after="200" w:line="312" w:lineRule="auto"/>
-      </w:pPr>
-    </w:p>
-    <w:p>
-      <w:pPr>
-        <w:spacing w:before="0" w:after="200" w:line="312" w:lineRule="auto"/>
-      </w:pPr>
-    </w:p>
-    <w:p>
-      <w:pPr>
-        <w:spacing w:before="0" w:after="200" w:line="312" w:lineRule="auto"/>
-      </w:pPr>
-    </w:p>
-    <w:p>
-      <w:pPr>
-        <w:spacing w:before="0" w:after="200" w:line="312" w:lineRule="auto"/>
       </w:pPr>
       <w:r>
         <w:rPr>
@@ -2190,18 +2086,18 @@
         <mc:AlternateContent>
           <mc:Choice Requires="wps">
             <w:drawing>
-              <wp:anchor distT="0" distB="0" distL="114300" distR="114300" simplePos="0" relativeHeight="251682816" behindDoc="1" locked="1" layoutInCell="1" allowOverlap="1" wp14:anchorId="0B38A93A" wp14:editId="32C9CF57">
+              <wp:anchor distT="0" distB="0" distL="114300" distR="114300" simplePos="0" relativeHeight="251699200" behindDoc="1" locked="1" layoutInCell="1" allowOverlap="1" wp14:anchorId="760E21C5" wp14:editId="06F57880">
                 <wp:simplePos x="0" y="0"/>
                 <wp:positionH relativeFrom="page">
-                  <wp:posOffset>46990</wp:posOffset>
+                  <wp:align>left</wp:align>
                 </wp:positionH>
                 <wp:positionV relativeFrom="paragraph">
-                  <wp:posOffset>-9288780</wp:posOffset>
+                  <wp:posOffset>-5078730</wp:posOffset>
                 </wp:positionV>
                 <wp:extent cx="1323975" cy="10828020"/>
                 <wp:effectExtent l="0" t="0" r="9525" b="0"/>
                 <wp:wrapNone/>
-                <wp:docPr id="126617488" name="Rectángulo 2">
+                <wp:docPr id="1500647186" name="Rectángulo 2">
                   <a:extLst xmlns:a="http://schemas.openxmlformats.org/drawingml/2006/main">
                     <a:ext uri="{C183D7F6-B498-43B3-948B-1728B52AA6E4}">
                       <adec:decorative xmlns:adec="http://schemas.microsoft.com/office/drawing/2017/decorative" val="1"/>
@@ -2283,7 +2179,7 @@
           </mc:Choice>
           <mc:Fallback>
             <w:pict>
-              <v:rect w14:anchorId="0B38A93A" id="_x0000_s1032" alt="&quot;&quot;" style="position:absolute;margin-left:3.7pt;margin-top:-731.4pt;width:104.25pt;height:852.6pt;z-index:-251633664;visibility:visible;mso-wrap-style:square;mso-width-percent:0;mso-height-percent:0;mso-wrap-distance-left:9pt;mso-wrap-distance-top:0;mso-wrap-distance-right:9pt;mso-wrap-distance-bottom:0;mso-position-horizontal:absolute;mso-position-horizontal-relative:page;mso-position-vertical:absolute;mso-position-vertical-relative:text;mso-width-percent:0;mso-height-percent:0;mso-width-relative:margin;mso-height-relative:margin;v-text-anchor:bottom" o:gfxdata="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" fillcolor="#404040 [2429]" stroked="f" strokeweight="1pt">
+              <v:rect w14:anchorId="760E21C5" id="_x0000_s1032" alt="&quot;&quot;" style="position:absolute;left:0;text-align:left;margin-left:0;margin-top:-399.9pt;width:104.25pt;height:852.6pt;z-index:-251617280;visibility:visible;mso-wrap-style:square;mso-width-percent:0;mso-height-percent:0;mso-wrap-distance-left:9pt;mso-wrap-distance-top:0;mso-wrap-distance-right:9pt;mso-wrap-distance-bottom:0;mso-position-horizontal:left;mso-position-horizontal-relative:page;mso-position-vertical:absolute;mso-position-vertical-relative:text;mso-width-percent:0;mso-height-percent:0;mso-width-relative:margin;mso-height-relative:margin;v-text-anchor:bottom" o:gfxdata="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" fillcolor="#404040 [2429]" stroked="f" strokeweight="1pt">
                 <v:textbox>
                   <w:txbxContent>
                     <w:p>
@@ -2307,6 +2203,53 @@
           </mc:Fallback>
         </mc:AlternateContent>
       </w:r>
+      <w:r>
+        <w:rPr>
+          <w:sz w:val="24"/>
+        </w:rPr>
+        <w:t>Permita interacción social (comentarios, valoraciones, opiniones).</w:t>
+      </w:r>
+    </w:p>
+    <w:p>
+      <w:pPr>
+        <w:numPr>
+          <w:ilvl w:val="0"/>
+          <w:numId w:val="23"/>
+        </w:numPr>
+        <w:spacing w:before="0" w:after="200" w:line="312" w:lineRule="auto"/>
+        <w:rPr>
+          <w:sz w:val="24"/>
+        </w:rPr>
+      </w:pPr>
+      <w:r>
+        <w:rPr>
+          <w:sz w:val="24"/>
+        </w:rPr>
+        <w:t>Tenga un sistema de suscripción premium para ofrecer funcionalidades avanzadas como listas personalizadas y un calendario de estrenos.</w:t>
+      </w:r>
+    </w:p>
+    <w:p>
+      <w:pPr>
+        <w:numPr>
+          <w:ilvl w:val="0"/>
+          <w:numId w:val="23"/>
+        </w:numPr>
+        <w:spacing w:before="0" w:after="200" w:line="312" w:lineRule="auto"/>
+        <w:rPr>
+          <w:sz w:val="24"/>
+        </w:rPr>
+      </w:pPr>
+      <w:r>
+        <w:rPr>
+          <w:sz w:val="24"/>
+        </w:rPr>
+        <w:t>Presente un top 5 actualizado y recomendaciones destacadas.</w:t>
+      </w:r>
+    </w:p>
+    <w:p>
+      <w:pPr>
+        <w:spacing w:before="0" w:after="200" w:line="312" w:lineRule="auto"/>
+      </w:pPr>
     </w:p>
     <w:p>
       <w:pPr>
@@ -2314,143 +2257,30 @@
         <w:rPr>
           <w:b/>
           <w:bCs/>
+          <w:sz w:val="24"/>
         </w:rPr>
       </w:pPr>
       <w:r>
         <w:rPr>
           <w:b/>
           <w:bCs/>
+          <w:sz w:val="24"/>
         </w:rPr>
-        <w:lastRenderedPageBreak/>
-        <w:t>2.2 Para usuarios registrados:</w:t>
+        <w:t>Requisitos funcionales</w:t>
       </w:r>
     </w:p>
     <w:p>
       <w:pPr>
-        <w:numPr>
-          <w:ilvl w:val="0"/>
-          <w:numId w:val="25"/>
-        </w:numPr>
         <w:spacing w:before="0" w:after="200" w:line="312" w:lineRule="auto"/>
-      </w:pPr>
-      <w:r>
-        <w:t>Registrarse e iniciar sesión.</w:t>
-      </w:r>
-    </w:p>
-    <w:p>
-      <w:pPr>
-        <w:numPr>
-          <w:ilvl w:val="0"/>
-          <w:numId w:val="25"/>
-        </w:numPr>
-        <w:spacing w:before="0" w:after="200" w:line="312" w:lineRule="auto"/>
-      </w:pPr>
-      <w:r>
-        <w:t>Consultar listas y detalles de películas/series.</w:t>
-      </w:r>
-    </w:p>
-    <w:p>
-      <w:pPr>
-        <w:numPr>
-          <w:ilvl w:val="0"/>
-          <w:numId w:val="25"/>
-        </w:numPr>
-        <w:spacing w:before="0" w:after="200" w:line="312" w:lineRule="auto"/>
-      </w:pPr>
-      <w:r>
-        <w:t>Ver el top 5.</w:t>
-      </w:r>
-    </w:p>
-    <w:p>
-      <w:pPr>
-        <w:numPr>
-          <w:ilvl w:val="0"/>
-          <w:numId w:val="25"/>
-        </w:numPr>
-        <w:spacing w:before="0" w:after="200" w:line="312" w:lineRule="auto"/>
-      </w:pPr>
-      <w:r>
-        <w:t>Valorar películas y series.</w:t>
-      </w:r>
-    </w:p>
-    <w:p>
-      <w:pPr>
-        <w:numPr>
-          <w:ilvl w:val="0"/>
-          <w:numId w:val="25"/>
-        </w:numPr>
-        <w:spacing w:before="0" w:after="200" w:line="312" w:lineRule="auto"/>
-      </w:pPr>
-      <w:r>
-        <w:t>Escribir comentarios.</w:t>
-      </w:r>
-    </w:p>
-    <w:p>
-      <w:pPr>
-        <w:numPr>
-          <w:ilvl w:val="0"/>
-          <w:numId w:val="25"/>
-        </w:numPr>
-        <w:spacing w:before="0" w:after="200" w:line="312" w:lineRule="auto"/>
-      </w:pPr>
-      <w:r>
-        <w:t>Editar su perfil.</w:t>
-      </w:r>
-    </w:p>
-    <w:p>
-      <w:pPr>
-        <w:numPr>
-          <w:ilvl w:val="0"/>
-          <w:numId w:val="25"/>
-        </w:numPr>
-        <w:spacing w:before="0" w:after="200" w:line="312" w:lineRule="auto"/>
-      </w:pPr>
-      <w:r>
-        <w:t>Suscribirse como usuario premium.</w:t>
-      </w:r>
-    </w:p>
-    <w:p>
-      <w:pPr>
-        <w:numPr>
-          <w:ilvl w:val="0"/>
-          <w:numId w:val="25"/>
-        </w:numPr>
-        <w:spacing w:before="0" w:after="200" w:line="312" w:lineRule="auto"/>
-      </w:pPr>
-      <w:r>
-        <w:t>Acceder a funciones premium.</w:t>
-      </w:r>
-    </w:p>
-    <w:p>
-      <w:pPr>
-        <w:numPr>
-          <w:ilvl w:val="0"/>
-          <w:numId w:val="25"/>
-        </w:numPr>
-        <w:spacing w:before="0" w:after="200" w:line="312" w:lineRule="auto"/>
-      </w:pPr>
-      <w:r>
-        <w:t>Anular la suscripción premium.</w:t>
-      </w:r>
-    </w:p>
-    <w:p>
-      <w:pPr>
-        <w:numPr>
-          <w:ilvl w:val="0"/>
-          <w:numId w:val="25"/>
-        </w:numPr>
-        <w:spacing w:before="0" w:after="200" w:line="312" w:lineRule="auto"/>
-      </w:pPr>
-      <w:r>
-        <w:t xml:space="preserve">Hacer </w:t>
-      </w:r>
-      <w:proofErr w:type="spellStart"/>
-      <w:r>
-        <w:t>logout</w:t>
-      </w:r>
-      <w:proofErr w:type="spellEnd"/>
-      <w:r>
-        <w:t>.</w:t>
+        <w:rPr>
+          <w:sz w:val="24"/>
+        </w:rPr>
+      </w:pPr>
+      <w:r>
+        <w:rPr>
+          <w:sz w:val="24"/>
+        </w:rPr>
+        <w:t>El sistema debe permitir:</w:t>
       </w:r>
     </w:p>
     <w:p>
@@ -2459,121 +2289,101 @@
         <w:rPr>
           <w:b/>
           <w:bCs/>
+          <w:sz w:val="24"/>
         </w:rPr>
       </w:pPr>
       <w:r>
         <w:rPr>
           <w:b/>
           <w:bCs/>
+          <w:sz w:val="24"/>
         </w:rPr>
-        <w:t>2.3 Para usuarios premium:</w:t>
+        <w:t>2.1 Para usuarios anónimos (no registrados):</w:t>
       </w:r>
     </w:p>
     <w:p>
       <w:pPr>
         <w:numPr>
           <w:ilvl w:val="0"/>
-          <w:numId w:val="26"/>
+          <w:numId w:val="24"/>
         </w:numPr>
         <w:spacing w:before="0" w:after="200" w:line="312" w:lineRule="auto"/>
-      </w:pPr>
-      <w:r>
-        <w:t>Acceso a funciones exclusivas como listas personalizadas y calendario de estrenos.</w:t>
+        <w:rPr>
+          <w:sz w:val="24"/>
+        </w:rPr>
+      </w:pPr>
+      <w:r>
+        <w:rPr>
+          <w:sz w:val="24"/>
+        </w:rPr>
+        <w:t>Ver lista de películas y series.</w:t>
       </w:r>
     </w:p>
     <w:p>
       <w:pPr>
+        <w:numPr>
+          <w:ilvl w:val="0"/>
+          <w:numId w:val="24"/>
+        </w:numPr>
         <w:spacing w:before="0" w:after="200" w:line="312" w:lineRule="auto"/>
         <w:rPr>
-          <w:b/>
-          <w:bCs/>
+          <w:sz w:val="24"/>
         </w:rPr>
       </w:pPr>
       <w:r>
         <w:rPr>
-          <w:b/>
-          <w:bCs/>
+          <w:sz w:val="24"/>
         </w:rPr>
-        <w:t>2.4 Para administradores:</w:t>
+        <w:t>Consultar detalles de contenido.</w:t>
       </w:r>
     </w:p>
     <w:p>
       <w:pPr>
         <w:numPr>
           <w:ilvl w:val="0"/>
-          <w:numId w:val="27"/>
+          <w:numId w:val="24"/>
         </w:numPr>
         <w:spacing w:before="0" w:after="200" w:line="312" w:lineRule="auto"/>
-      </w:pPr>
-      <w:r>
-        <w:t>Aprobar o eliminar contenido.</w:t>
+        <w:rPr>
+          <w:sz w:val="24"/>
+        </w:rPr>
+      </w:pPr>
+      <w:r>
+        <w:rPr>
+          <w:sz w:val="24"/>
+        </w:rPr>
+        <w:t>Ver el top 5 de mejor valoradas.</w:t>
       </w:r>
     </w:p>
     <w:p>
       <w:pPr>
-        <w:numPr>
-          <w:ilvl w:val="0"/>
-          <w:numId w:val="27"/>
-        </w:numPr>
         <w:spacing w:before="0" w:after="200" w:line="312" w:lineRule="auto"/>
-      </w:pPr>
-      <w:r>
-        <w:t>Gestionar usuarios.</w:t>
-      </w:r>
-    </w:p>
-    <w:p>
-      <w:pPr>
-        <w:numPr>
-          <w:ilvl w:val="0"/>
-          <w:numId w:val="27"/>
-        </w:numPr>
-        <w:spacing w:before="0" w:after="200" w:line="312" w:lineRule="auto"/>
-      </w:pPr>
-      <w:r>
-        <w:t>Eliminar comentarios.</w:t>
-      </w:r>
-    </w:p>
-    <w:p>
-      <w:pPr>
-        <w:numPr>
-          <w:ilvl w:val="0"/>
-          <w:numId w:val="27"/>
-        </w:numPr>
-        <w:spacing w:before="0" w:after="200" w:line="312" w:lineRule="auto"/>
-      </w:pPr>
-      <w:r>
-        <w:t>Modificar fichas de películas o series.</w:t>
-      </w:r>
-    </w:p>
-    <w:p>
-      <w:pPr>
-        <w:spacing w:before="0" w:after="200" w:line="312" w:lineRule="auto"/>
-      </w:pPr>
-    </w:p>
-    <w:p>
-      <w:pPr>
-        <w:ind w:left="142"/>
+        <w:ind w:left="360"/>
+        <w:rPr>
+          <w:sz w:val="24"/>
+        </w:rPr>
       </w:pPr>
       <w:r>
         <w:rPr>
           <w:noProof/>
           <w:lang w:bidi="es-ES"/>
         </w:rPr>
+        <w:lastRenderedPageBreak/>
         <mc:AlternateContent>
           <mc:Choice Requires="wps">
             <w:drawing>
-              <wp:anchor distT="0" distB="0" distL="114300" distR="114300" simplePos="0" relativeHeight="251686912" behindDoc="1" locked="1" layoutInCell="1" allowOverlap="1" wp14:anchorId="65A0F6CF" wp14:editId="5AB2A44F">
+              <wp:anchor distT="0" distB="0" distL="114300" distR="114300" simplePos="0" relativeHeight="251682816" behindDoc="1" locked="1" layoutInCell="1" allowOverlap="1" wp14:anchorId="0B38A93A" wp14:editId="758C615C">
                 <wp:simplePos x="0" y="0"/>
                 <wp:positionH relativeFrom="page">
-                  <wp:align>left</wp:align>
+                  <wp:posOffset>-635</wp:posOffset>
                 </wp:positionH>
                 <wp:positionV relativeFrom="paragraph">
-                  <wp:posOffset>-6877685</wp:posOffset>
+                  <wp:posOffset>-608965</wp:posOffset>
                 </wp:positionV>
                 <wp:extent cx="1323975" cy="10828020"/>
                 <wp:effectExtent l="0" t="0" r="9525" b="0"/>
                 <wp:wrapNone/>
-                <wp:docPr id="1598197688" name="Rectángulo 2">
+                <wp:docPr id="126617488" name="Rectángulo 2">
                   <a:extLst xmlns:a="http://schemas.openxmlformats.org/drawingml/2006/main">
                     <a:ext uri="{C183D7F6-B498-43B3-948B-1728B52AA6E4}">
                       <adec:decorative xmlns:adec="http://schemas.microsoft.com/office/drawing/2017/decorative" val="1"/>
@@ -2655,7 +2465,7 @@
           </mc:Choice>
           <mc:Fallback>
             <w:pict>
-              <v:rect w14:anchorId="65A0F6CF" id="_x0000_s1033" alt="&quot;&quot;" style="position:absolute;left:0;text-align:left;margin-left:0;margin-top:-541.55pt;width:104.25pt;height:852.6pt;z-index:-251629568;visibility:visible;mso-wrap-style:square;mso-width-percent:0;mso-height-percent:0;mso-wrap-distance-left:9pt;mso-wrap-distance-top:0;mso-wrap-distance-right:9pt;mso-wrap-distance-bottom:0;mso-position-horizontal:left;mso-position-horizontal-relative:page;mso-position-vertical:absolute;mso-position-vertical-relative:text;mso-width-percent:0;mso-height-percent:0;mso-width-relative:margin;mso-height-relative:margin;v-text-anchor:bottom" o:gfxdata="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" fillcolor="#404040 [2429]" stroked="f" strokeweight="1pt">
+              <v:rect w14:anchorId="0B38A93A" id="_x0000_s1033" alt="&quot;&quot;" style="position:absolute;left:0;text-align:left;margin-left:-.05pt;margin-top:-47.95pt;width:104.25pt;height:852.6pt;z-index:-251633664;visibility:visible;mso-wrap-style:square;mso-width-percent:0;mso-height-percent:0;mso-wrap-distance-left:9pt;mso-wrap-distance-top:0;mso-wrap-distance-right:9pt;mso-wrap-distance-bottom:0;mso-position-horizontal:absolute;mso-position-horizontal-relative:page;mso-position-vertical:absolute;mso-position-vertical-relative:text;mso-width-percent:0;mso-height-percent:0;mso-width-relative:margin;mso-height-relative:margin;v-text-anchor:bottom" o:gfxdata="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" fillcolor="#404040 [2429]" stroked="f" strokeweight="1pt">
                 <v:textbox>
                   <w:txbxContent>
                     <w:p>
@@ -2682,51 +2492,291 @@
     </w:p>
     <w:p>
       <w:pPr>
-        <w:ind w:left="142"/>
-      </w:pPr>
+        <w:spacing w:before="0" w:after="200" w:line="312" w:lineRule="auto"/>
+        <w:rPr>
+          <w:b/>
+          <w:bCs/>
+          <w:sz w:val="24"/>
+        </w:rPr>
+      </w:pPr>
+      <w:r>
+        <w:rPr>
+          <w:b/>
+          <w:bCs/>
+          <w:sz w:val="24"/>
+        </w:rPr>
+        <w:t>2.2 Para usuarios registrados:</w:t>
+      </w:r>
     </w:p>
     <w:p>
       <w:pPr>
-        <w:ind w:left="142"/>
-      </w:pPr>
+        <w:numPr>
+          <w:ilvl w:val="0"/>
+          <w:numId w:val="25"/>
+        </w:numPr>
+        <w:spacing w:before="0" w:after="200" w:line="312" w:lineRule="auto"/>
+      </w:pPr>
+      <w:r>
+        <w:t>Registrarse e iniciar sesión.</w:t>
+      </w:r>
     </w:p>
     <w:p>
       <w:pPr>
-        <w:ind w:left="142"/>
-      </w:pPr>
+        <w:numPr>
+          <w:ilvl w:val="0"/>
+          <w:numId w:val="25"/>
+        </w:numPr>
+        <w:spacing w:before="0" w:after="200" w:line="312" w:lineRule="auto"/>
+      </w:pPr>
+      <w:r>
+        <w:t>Consultar listas y detalles de películas/series.</w:t>
+      </w:r>
     </w:p>
     <w:p>
       <w:pPr>
-        <w:ind w:left="142"/>
-      </w:pPr>
+        <w:numPr>
+          <w:ilvl w:val="0"/>
+          <w:numId w:val="25"/>
+        </w:numPr>
+        <w:spacing w:before="0" w:after="200" w:line="312" w:lineRule="auto"/>
+      </w:pPr>
+      <w:r>
+        <w:t>Ver el top 5.</w:t>
+      </w:r>
     </w:p>
     <w:p>
       <w:pPr>
-        <w:ind w:left="142"/>
-      </w:pPr>
+        <w:numPr>
+          <w:ilvl w:val="0"/>
+          <w:numId w:val="25"/>
+        </w:numPr>
+        <w:spacing w:before="0" w:after="200" w:line="312" w:lineRule="auto"/>
+      </w:pPr>
+      <w:r>
+        <w:t>Valorar películas y series.</w:t>
+      </w:r>
     </w:p>
     <w:p>
       <w:pPr>
-        <w:ind w:left="142"/>
-      </w:pPr>
+        <w:numPr>
+          <w:ilvl w:val="0"/>
+          <w:numId w:val="25"/>
+        </w:numPr>
+        <w:spacing w:before="0" w:after="200" w:line="312" w:lineRule="auto"/>
+      </w:pPr>
+      <w:r>
+        <w:t>Escribir comentarios.</w:t>
+      </w:r>
     </w:p>
     <w:p>
       <w:pPr>
+        <w:numPr>
+          <w:ilvl w:val="0"/>
+          <w:numId w:val="25"/>
+        </w:numPr>
+        <w:spacing w:before="0" w:after="200" w:line="312" w:lineRule="auto"/>
+      </w:pPr>
+      <w:r>
+        <w:t>Editar su perfil.</w:t>
+      </w:r>
+    </w:p>
+    <w:p>
+      <w:pPr>
+        <w:numPr>
+          <w:ilvl w:val="0"/>
+          <w:numId w:val="25"/>
+        </w:numPr>
+        <w:spacing w:before="0" w:after="200" w:line="312" w:lineRule="auto"/>
+      </w:pPr>
+      <w:r>
+        <w:t>Suscribirse como usuario premium.</w:t>
+      </w:r>
+    </w:p>
+    <w:p>
+      <w:pPr>
+        <w:numPr>
+          <w:ilvl w:val="0"/>
+          <w:numId w:val="25"/>
+        </w:numPr>
+        <w:spacing w:before="0" w:after="200" w:line="312" w:lineRule="auto"/>
+      </w:pPr>
+      <w:r>
+        <w:t>Acceder a funciones premium.</w:t>
+      </w:r>
+    </w:p>
+    <w:p>
+      <w:pPr>
+        <w:numPr>
+          <w:ilvl w:val="0"/>
+          <w:numId w:val="25"/>
+        </w:numPr>
+        <w:spacing w:before="0" w:after="200" w:line="312" w:lineRule="auto"/>
+      </w:pPr>
+      <w:r>
+        <w:t>Anular la suscripción premium.</w:t>
+      </w:r>
+    </w:p>
+    <w:p>
+      <w:pPr>
+        <w:numPr>
+          <w:ilvl w:val="0"/>
+          <w:numId w:val="25"/>
+        </w:numPr>
+        <w:spacing w:before="0" w:after="200" w:line="312" w:lineRule="auto"/>
+      </w:pPr>
+      <w:r>
+        <w:t xml:space="preserve">Hacer </w:t>
+      </w:r>
+      <w:proofErr w:type="spellStart"/>
+      <w:r>
+        <w:t>logout</w:t>
+      </w:r>
+      <w:proofErr w:type="spellEnd"/>
+      <w:r>
+        <w:t>.</w:t>
+      </w:r>
+    </w:p>
+    <w:p>
+      <w:pPr>
+        <w:spacing w:before="0" w:after="200" w:line="312" w:lineRule="auto"/>
+        <w:rPr>
+          <w:b/>
+          <w:bCs/>
+          <w:sz w:val="24"/>
+        </w:rPr>
+      </w:pPr>
+      <w:r>
+        <w:rPr>
+          <w:b/>
+          <w:bCs/>
+          <w:sz w:val="24"/>
+        </w:rPr>
+        <w:t>2.3 Para usuarios premium:</w:t>
+      </w:r>
+    </w:p>
+    <w:p>
+      <w:pPr>
+        <w:numPr>
+          <w:ilvl w:val="0"/>
+          <w:numId w:val="26"/>
+        </w:numPr>
+        <w:spacing w:before="0" w:after="200" w:line="312" w:lineRule="auto"/>
+      </w:pPr>
+      <w:r>
+        <w:t>Acceso a funciones exclusivas como listas personalizadas y calendario de estrenos.</w:t>
+      </w:r>
+    </w:p>
+    <w:p>
+      <w:pPr>
+        <w:spacing w:before="0" w:after="200" w:line="312" w:lineRule="auto"/>
+        <w:rPr>
+          <w:b/>
+          <w:bCs/>
+          <w:sz w:val="24"/>
+        </w:rPr>
+      </w:pPr>
+      <w:r>
+        <w:rPr>
+          <w:b/>
+          <w:bCs/>
+          <w:sz w:val="24"/>
+        </w:rPr>
+        <w:t>2.4 Para administradores:</w:t>
+      </w:r>
+    </w:p>
+    <w:p>
+      <w:pPr>
+        <w:numPr>
+          <w:ilvl w:val="0"/>
+          <w:numId w:val="27"/>
+        </w:numPr>
+        <w:spacing w:before="0" w:after="200" w:line="312" w:lineRule="auto"/>
+      </w:pPr>
+      <w:r>
+        <w:t>Aprobar o eliminar contenido.</w:t>
+      </w:r>
+    </w:p>
+    <w:p>
+      <w:pPr>
+        <w:numPr>
+          <w:ilvl w:val="0"/>
+          <w:numId w:val="27"/>
+        </w:numPr>
+        <w:spacing w:before="0" w:after="200" w:line="312" w:lineRule="auto"/>
+      </w:pPr>
+      <w:r>
+        <w:t>Gestionar usuarios.</w:t>
+      </w:r>
+    </w:p>
+    <w:p>
+      <w:pPr>
+        <w:numPr>
+          <w:ilvl w:val="0"/>
+          <w:numId w:val="27"/>
+        </w:numPr>
+        <w:spacing w:before="0" w:after="200" w:line="312" w:lineRule="auto"/>
+      </w:pPr>
+      <w:r>
+        <w:t>Eliminar comentarios.</w:t>
+      </w:r>
+    </w:p>
+    <w:p>
+      <w:pPr>
+        <w:numPr>
+          <w:ilvl w:val="0"/>
+          <w:numId w:val="27"/>
+        </w:numPr>
+        <w:spacing w:before="0" w:after="200" w:line="312" w:lineRule="auto"/>
+      </w:pPr>
+      <w:r>
+        <w:t>Modificar fichas de películas o series.</w:t>
+      </w:r>
+    </w:p>
+    <w:p>
+      <w:pPr>
+        <w:spacing w:before="0" w:after="200" w:line="312" w:lineRule="auto"/>
+      </w:pPr>
+    </w:p>
+    <w:p>
+      <w:pPr>
         <w:ind w:left="142"/>
       </w:pPr>
     </w:p>
+    <w:p>
+      <w:pPr>
+        <w:ind w:left="142"/>
+      </w:pPr>
+    </w:p>
+    <w:p>
+      <w:pPr>
+        <w:ind w:left="142"/>
+      </w:pPr>
+    </w:p>
+    <w:p>
+      <w:pPr>
+        <w:ind w:left="142"/>
+      </w:pPr>
+    </w:p>
+    <w:p>
+      <w:pPr>
+        <w:ind w:left="142"/>
+      </w:pPr>
+    </w:p>
+    <w:p/>
     <w:p>
       <w:pPr>
         <w:ind w:left="142"/>
         <w:rPr>
           <w:b/>
           <w:bCs/>
+          <w:sz w:val="24"/>
         </w:rPr>
       </w:pPr>
       <w:r>
         <w:rPr>
           <w:b/>
           <w:bCs/>
+          <w:sz w:val="24"/>
         </w:rPr>
         <w:lastRenderedPageBreak/>
         <w:t>Requisitos no funcionales</w:t>
@@ -2765,13 +2815,13 @@
         <mc:AlternateContent>
           <mc:Choice Requires="wps">
             <w:drawing>
-              <wp:anchor distT="0" distB="0" distL="114300" distR="114300" simplePos="0" relativeHeight="251688960" behindDoc="1" locked="1" layoutInCell="1" allowOverlap="1" wp14:anchorId="66879EF5" wp14:editId="23CBFB25">
+              <wp:anchor distT="0" distB="0" distL="114300" distR="114300" simplePos="0" relativeHeight="251688960" behindDoc="1" locked="1" layoutInCell="1" allowOverlap="1" wp14:anchorId="66879EF5" wp14:editId="637A441D">
                 <wp:simplePos x="0" y="0"/>
                 <wp:positionH relativeFrom="page">
-                  <wp:posOffset>19050</wp:posOffset>
+                  <wp:align>left</wp:align>
                 </wp:positionH>
                 <wp:positionV relativeFrom="paragraph">
-                  <wp:posOffset>-1162050</wp:posOffset>
+                  <wp:posOffset>-1303020</wp:posOffset>
                 </wp:positionV>
                 <wp:extent cx="1323975" cy="10828020"/>
                 <wp:effectExtent l="0" t="0" r="9525" b="0"/>
@@ -2858,7 +2908,7 @@
           </mc:Choice>
           <mc:Fallback>
             <w:pict>
-              <v:rect w14:anchorId="66879EF5" id="_x0000_s1034" alt="&quot;&quot;" style="position:absolute;left:0;text-align:left;margin-left:1.5pt;margin-top:-91.5pt;width:104.25pt;height:852.6pt;z-index:-251627520;visibility:visible;mso-wrap-style:square;mso-width-percent:0;mso-height-percent:0;mso-wrap-distance-left:9pt;mso-wrap-distance-top:0;mso-wrap-distance-right:9pt;mso-wrap-distance-bottom:0;mso-position-horizontal:absolute;mso-position-horizontal-relative:page;mso-position-vertical:absolute;mso-position-vertical-relative:text;mso-width-percent:0;mso-height-percent:0;mso-width-relative:margin;mso-height-relative:margin;v-text-anchor:bottom" o:gfxdata="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" fillcolor="#404040 [2429]" stroked="f" strokeweight="1pt">
+              <v:rect w14:anchorId="66879EF5" id="_x0000_s1034" alt="&quot;&quot;" style="position:absolute;left:0;text-align:left;margin-left:0;margin-top:-102.6pt;width:104.25pt;height:852.6pt;z-index:-251627520;visibility:visible;mso-wrap-style:square;mso-width-percent:0;mso-height-percent:0;mso-wrap-distance-left:9pt;mso-wrap-distance-top:0;mso-wrap-distance-right:9pt;mso-wrap-distance-bottom:0;mso-position-horizontal:left;mso-position-horizontal-relative:page;mso-position-vertical:absolute;mso-position-vertical-relative:text;mso-width-percent:0;mso-height-percent:0;mso-width-relative:margin;mso-height-relative:margin;v-text-anchor:bottom" o:gfxdata="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" fillcolor="#404040 [2429]" stroked="f" strokeweight="1pt">
                 <v:textbox>
                   <w:txbxContent>
                     <w:p>
@@ -3127,14 +3177,23 @@
           <w:szCs w:val="32"/>
         </w:rPr>
       </w:pPr>
-      <w:r>
+    </w:p>
+    <w:p>
+      <w:pPr>
         <w:rPr>
           <w:b/>
           <w:bCs/>
           <w:sz w:val="32"/>
           <w:szCs w:val="32"/>
         </w:rPr>
-        <w:lastRenderedPageBreak/>
+      </w:pPr>
+      <w:r>
+        <w:rPr>
+          <w:b/>
+          <w:bCs/>
+          <w:sz w:val="32"/>
+          <w:szCs w:val="32"/>
+        </w:rPr>
         <w:t>Principios de Usabilidad y Accesibilidad</w:t>
       </w:r>
     </w:p>
@@ -3259,13 +3318,13 @@
         <mc:AlternateContent>
           <mc:Choice Requires="wps">
             <w:drawing>
-              <wp:anchor distT="0" distB="0" distL="114300" distR="114300" simplePos="0" relativeHeight="251691008" behindDoc="1" locked="1" layoutInCell="1" allowOverlap="1" wp14:anchorId="58A61D6F" wp14:editId="32BEB024">
+              <wp:anchor distT="0" distB="0" distL="114300" distR="114300" simplePos="0" relativeHeight="251691008" behindDoc="1" locked="1" layoutInCell="1" allowOverlap="1" wp14:anchorId="58A61D6F" wp14:editId="50034B33">
                 <wp:simplePos x="0" y="0"/>
                 <wp:positionH relativeFrom="page">
                   <wp:align>left</wp:align>
                 </wp:positionH>
                 <wp:positionV relativeFrom="paragraph">
-                  <wp:posOffset>-4572000</wp:posOffset>
+                  <wp:posOffset>-5059045</wp:posOffset>
                 </wp:positionV>
                 <wp:extent cx="1323975" cy="10828020"/>
                 <wp:effectExtent l="0" t="0" r="9525" b="0"/>
@@ -3352,7 +3411,7 @@
           </mc:Choice>
           <mc:Fallback>
             <w:pict>
-              <v:rect w14:anchorId="58A61D6F" id="_x0000_s1035" alt="&quot;&quot;" style="position:absolute;left:0;text-align:left;margin-left:0;margin-top:-5in;width:104.25pt;height:852.6pt;z-index:-251625472;visibility:visible;mso-wrap-style:square;mso-width-percent:0;mso-height-percent:0;mso-wrap-distance-left:9pt;mso-wrap-distance-top:0;mso-wrap-distance-right:9pt;mso-wrap-distance-bottom:0;mso-position-horizontal:left;mso-position-horizontal-relative:page;mso-position-vertical:absolute;mso-position-vertical-relative:text;mso-width-percent:0;mso-height-percent:0;mso-width-relative:margin;mso-height-relative:margin;v-text-anchor:bottom" o:gfxdata="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" fillcolor="#404040 [2429]" stroked="f" strokeweight="1pt">
+              <v:rect w14:anchorId="58A61D6F" id="_x0000_s1035" alt="&quot;&quot;" style="position:absolute;left:0;text-align:left;margin-left:0;margin-top:-398.35pt;width:104.25pt;height:852.6pt;z-index:-251625472;visibility:visible;mso-wrap-style:square;mso-width-percent:0;mso-height-percent:0;mso-wrap-distance-left:9pt;mso-wrap-distance-top:0;mso-wrap-distance-right:9pt;mso-wrap-distance-bottom:0;mso-position-horizontal:left;mso-position-horizontal-relative:page;mso-position-vertical:absolute;mso-position-vertical-relative:text;mso-width-percent:0;mso-height-percent:0;mso-width-relative:margin;mso-height-relative:margin;v-text-anchor:bottom" o:gfxdata="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" fillcolor="#404040 [2429]" stroked="f" strokeweight="1pt">
                 <v:textbox>
                   <w:txbxContent>
                     <w:p>
@@ -3440,54 +3499,6 @@
         <w:rPr>
           <w:b/>
           <w:bCs/>
-        </w:rPr>
-      </w:pPr>
-    </w:p>
-    <w:p>
-      <w:pPr>
-        <w:rPr>
-          <w:b/>
-          <w:bCs/>
-        </w:rPr>
-      </w:pPr>
-    </w:p>
-    <w:p>
-      <w:pPr>
-        <w:rPr>
-          <w:b/>
-          <w:bCs/>
-        </w:rPr>
-      </w:pPr>
-    </w:p>
-    <w:p>
-      <w:pPr>
-        <w:rPr>
-          <w:b/>
-          <w:bCs/>
-        </w:rPr>
-      </w:pPr>
-    </w:p>
-    <w:p>
-      <w:pPr>
-        <w:rPr>
-          <w:b/>
-          <w:bCs/>
-        </w:rPr>
-      </w:pPr>
-    </w:p>
-    <w:p>
-      <w:pPr>
-        <w:rPr>
-          <w:b/>
-          <w:bCs/>
-        </w:rPr>
-      </w:pPr>
-    </w:p>
-    <w:p>
-      <w:pPr>
-        <w:rPr>
-          <w:b/>
-          <w:bCs/>
           <w:sz w:val="30"/>
           <w:szCs w:val="30"/>
         </w:rPr>
@@ -3513,6 +3524,7 @@
           <w:b/>
           <w:bCs/>
         </w:rPr>
+        <w:lastRenderedPageBreak/>
         <w:t>Principios aplicados:</w:t>
       </w:r>
     </w:p>
@@ -3635,55 +3647,8 @@
         </w:numPr>
       </w:pPr>
       <w:r>
-        <w:t>Instrucciones visibles en las funcionalidades más avanzadas, como listas personalizadas o el calendario de seguimiento.</w:t>
-      </w:r>
-    </w:p>
-    <w:p>
-      <w:pPr>
-        <w:numPr>
-          <w:ilvl w:val="0"/>
-          <w:numId w:val="30"/>
-        </w:numPr>
-      </w:pPr>
-      <w:r>
-        <w:rPr>
-          <w:b/>
-          <w:bCs/>
-        </w:rPr>
-        <w:t>Robusto:</w:t>
-      </w:r>
-    </w:p>
-    <w:p>
-      <w:pPr>
-        <w:numPr>
-          <w:ilvl w:val="1"/>
-          <w:numId w:val="30"/>
-        </w:numPr>
-      </w:pPr>
-      <w:r>
-        <w:t>Uso correcto de etiquetas semánticas HTML para garantizar compatibilidad con lectores de pantalla.</w:t>
-      </w:r>
-    </w:p>
-    <w:p>
-      <w:pPr>
-        <w:numPr>
-          <w:ilvl w:val="1"/>
-          <w:numId w:val="30"/>
-        </w:numPr>
-      </w:pPr>
-      <w:r>
-        <w:t xml:space="preserve">La plataforma estará optimizada para su uso con tecnologías </w:t>
-      </w:r>
-      <w:proofErr w:type="spellStart"/>
-      <w:r>
-        <w:t>asistivas</w:t>
-      </w:r>
-      <w:proofErr w:type="spellEnd"/>
-      <w:r>
-        <w:t xml:space="preserve"> modernas.</w:t>
-      </w:r>
-    </w:p>
-    <w:p>
+        <w:t>Instruccio</w:t>
+      </w:r>
       <w:r>
         <w:rPr>
           <w:noProof/>
@@ -3692,13 +3657,13 @@
         <mc:AlternateContent>
           <mc:Choice Requires="wps">
             <w:drawing>
-              <wp:anchor distT="0" distB="0" distL="114300" distR="114300" simplePos="0" relativeHeight="251693056" behindDoc="1" locked="1" layoutInCell="1" allowOverlap="1" wp14:anchorId="0A27B900" wp14:editId="2ABB7FFF">
+              <wp:anchor distT="0" distB="0" distL="114300" distR="114300" simplePos="0" relativeHeight="251697152" behindDoc="1" locked="1" layoutInCell="1" allowOverlap="1" wp14:anchorId="75B307A7" wp14:editId="1C5612D2">
                 <wp:simplePos x="0" y="0"/>
                 <wp:positionH relativeFrom="page">
                   <wp:align>left</wp:align>
                 </wp:positionH>
                 <wp:positionV relativeFrom="paragraph">
-                  <wp:posOffset>-7849235</wp:posOffset>
+                  <wp:posOffset>-5661025</wp:posOffset>
                 </wp:positionV>
                 <wp:extent cx="1323975" cy="10828020"/>
                 <wp:effectExtent l="0" t="0" r="9525" b="0"/>
@@ -3785,7 +3750,7 @@
           </mc:Choice>
           <mc:Fallback>
             <w:pict>
-              <v:rect w14:anchorId="0A27B900" id="_x0000_s1036" alt="&quot;&quot;" style="position:absolute;margin-left:0;margin-top:-618.05pt;width:104.25pt;height:852.6pt;z-index:-251623424;visibility:visible;mso-wrap-style:square;mso-width-percent:0;mso-height-percent:0;mso-wrap-distance-left:9pt;mso-wrap-distance-top:0;mso-wrap-distance-right:9pt;mso-wrap-distance-bottom:0;mso-position-horizontal:left;mso-position-horizontal-relative:page;mso-position-vertical:absolute;mso-position-vertical-relative:text;mso-width-percent:0;mso-height-percent:0;mso-width-relative:margin;mso-height-relative:margin;v-text-anchor:bottom" o:gfxdata="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" fillcolor="#404040 [2429]" stroked="f" strokeweight="1pt">
+              <v:rect w14:anchorId="75B307A7" id="_x0000_s1036" alt="&quot;&quot;" style="position:absolute;left:0;text-align:left;margin-left:0;margin-top:-445.75pt;width:104.25pt;height:852.6pt;z-index:-251619328;visibility:visible;mso-wrap-style:square;mso-width-percent:0;mso-height-percent:0;mso-wrap-distance-left:9pt;mso-wrap-distance-top:0;mso-wrap-distance-right:9pt;mso-wrap-distance-bottom:0;mso-position-horizontal:left;mso-position-horizontal-relative:page;mso-position-vertical:absolute;mso-position-vertical-relative:text;mso-width-percent:0;mso-height-percent:0;mso-width-relative:margin;mso-height-relative:margin;v-text-anchor:bottom" o:gfxdata="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" fillcolor="#404040 [2429]" stroked="f" strokeweight="1pt">
                 <v:textbox>
                   <w:txbxContent>
                     <w:p>
@@ -3809,7 +3774,56 @@
           </mc:Fallback>
         </mc:AlternateContent>
       </w:r>
+      <w:r>
+        <w:t>nes visibles en las funcionalidades más avanzadas, como listas personalizadas o el calendario de seguimiento.</w:t>
+      </w:r>
     </w:p>
+    <w:p>
+      <w:pPr>
+        <w:numPr>
+          <w:ilvl w:val="0"/>
+          <w:numId w:val="30"/>
+        </w:numPr>
+      </w:pPr>
+      <w:r>
+        <w:rPr>
+          <w:b/>
+          <w:bCs/>
+        </w:rPr>
+        <w:t>Robusto:</w:t>
+      </w:r>
+    </w:p>
+    <w:p>
+      <w:pPr>
+        <w:numPr>
+          <w:ilvl w:val="1"/>
+          <w:numId w:val="30"/>
+        </w:numPr>
+      </w:pPr>
+      <w:r>
+        <w:t>Uso correcto de etiquetas semánticas HTML para garantizar compatibilidad con lectores de pantalla.</w:t>
+      </w:r>
+    </w:p>
+    <w:p>
+      <w:pPr>
+        <w:numPr>
+          <w:ilvl w:val="1"/>
+          <w:numId w:val="30"/>
+        </w:numPr>
+      </w:pPr>
+      <w:r>
+        <w:t xml:space="preserve">La plataforma estará optimizada para su uso con tecnologías </w:t>
+      </w:r>
+      <w:proofErr w:type="spellStart"/>
+      <w:r>
+        <w:t>asistivas</w:t>
+      </w:r>
+      <w:proofErr w:type="spellEnd"/>
+      <w:r>
+        <w:t xml:space="preserve"> modernas.</w:t>
+      </w:r>
+    </w:p>
+    <w:p/>
     <w:p/>
     <w:p/>
     <w:p/>
@@ -3830,7 +3844,6 @@
           <w:sz w:val="30"/>
           <w:szCs w:val="30"/>
         </w:rPr>
-        <w:lastRenderedPageBreak/>
         <w:t>Recursos Materiales</w:t>
       </w:r>
     </w:p>
@@ -3970,6 +3983,7 @@
           </w:tcPr>
           <w:p>
             <w:r>
+              <w:lastRenderedPageBreak/>
               <w:t>Herramientas de diseño</w:t>
             </w:r>
           </w:p>
@@ -4050,28 +4064,6 @@
             </w:tr>
           </w:tbl>
           <w:p/>
-        </w:tc>
-      </w:tr>
-      <w:tr>
-        <w:tc>
-          <w:tcPr>
-            <w:tcW w:w="4148" w:type="dxa"/>
-          </w:tcPr>
-          <w:p>
-            <w:r>
-              <w:t>Servicios en la nube</w:t>
-            </w:r>
-          </w:p>
-        </w:tc>
-        <w:tc>
-          <w:tcPr>
-            <w:tcW w:w="4148" w:type="dxa"/>
-          </w:tcPr>
-          <w:p>
-            <w:r>
-              <w:t>Base de datos, almacenamiento, sistema de autenticación</w:t>
-            </w:r>
-          </w:p>
         </w:tc>
       </w:tr>
       <w:tr>
@@ -4507,135 +4499,7 @@
               </w:rPr>
             </w:pPr>
             <w:r>
-              <w:t>Servicio</w:t>
-            </w:r>
-            <w:r>
-              <w:rPr>
-                <w:noProof/>
-                <w:lang w:bidi="es-ES"/>
-              </w:rPr>
-              <mc:AlternateContent>
-                <mc:Choice Requires="wps">
-                  <w:drawing>
-                    <wp:anchor distT="0" distB="0" distL="114300" distR="114300" simplePos="0" relativeHeight="251695104" behindDoc="1" locked="1" layoutInCell="1" allowOverlap="1" wp14:anchorId="77719690" wp14:editId="4B5A6FC3">
-                      <wp:simplePos x="0" y="0"/>
-                      <wp:positionH relativeFrom="page">
-                        <wp:posOffset>-1818005</wp:posOffset>
-                      </wp:positionH>
-                      <wp:positionV relativeFrom="paragraph">
-                        <wp:posOffset>-8106410</wp:posOffset>
-                      </wp:positionV>
-                      <wp:extent cx="1323975" cy="10828020"/>
-                      <wp:effectExtent l="0" t="0" r="9525" b="0"/>
-                      <wp:wrapNone/>
-                      <wp:docPr id="924544378" name="Rectángulo 2">
-                        <a:extLst xmlns:a="http://schemas.openxmlformats.org/drawingml/2006/main">
-                          <a:ext uri="{C183D7F6-B498-43B3-948B-1728B52AA6E4}">
-                            <adec:decorative xmlns:adec="http://schemas.microsoft.com/office/drawing/2017/decorative" val="1"/>
-                          </a:ext>
-                        </a:extLst>
-                      </wp:docPr>
-                      <wp:cNvGraphicFramePr/>
-                      <a:graphic xmlns:a="http://schemas.openxmlformats.org/drawingml/2006/main">
-                        <a:graphicData uri="http://schemas.microsoft.com/office/word/2010/wordprocessingShape">
-                          <wps:wsp>
-                            <wps:cNvSpPr/>
-                            <wps:spPr>
-                              <a:xfrm>
-                                <a:off x="0" y="0"/>
-                                <a:ext cx="1323975" cy="10828020"/>
-                              </a:xfrm>
-                              <a:prstGeom prst="rect">
-                                <a:avLst/>
-                              </a:prstGeom>
-                              <a:solidFill>
-                                <a:schemeClr val="tx1">
-                                  <a:lumMod val="75000"/>
-                                  <a:lumOff val="25000"/>
-                                </a:schemeClr>
-                              </a:solidFill>
-                              <a:ln>
-                                <a:noFill/>
-                              </a:ln>
-                            </wps:spPr>
-                            <wps:style>
-                              <a:lnRef idx="2">
-                                <a:schemeClr val="accent1">
-                                  <a:shade val="50000"/>
-                                </a:schemeClr>
-                              </a:lnRef>
-                              <a:fillRef idx="1">
-                                <a:schemeClr val="accent1"/>
-                              </a:fillRef>
-                              <a:effectRef idx="0">
-                                <a:schemeClr val="accent1"/>
-                              </a:effectRef>
-                              <a:fontRef idx="minor">
-                                <a:schemeClr val="lt1"/>
-                              </a:fontRef>
-                            </wps:style>
-                            <wps:txbx>
-                              <w:txbxContent>
-                                <w:p>
-                                  <w:pPr>
-                                    <w:pStyle w:val="Piedepginablanco"/>
-                                  </w:pPr>
-                                  <w:r>
-                                    <w:rPr>
-                                      <w:lang w:bidi="es-ES"/>
-                                    </w:rPr>
-                                    <w:t>8</w:t>
-                                  </w:r>
-                                </w:p>
-                                <w:p/>
-                              </w:txbxContent>
-                            </wps:txbx>
-                            <wps:bodyPr rot="0" spcFirstLastPara="0" vertOverflow="overflow" horzOverflow="overflow" vert="horz" wrap="square" lIns="91440" tIns="45720" rIns="91440" bIns="45720" numCol="1" spcCol="0" rtlCol="0" fromWordArt="0" anchor="b" anchorCtr="0" forceAA="0" compatLnSpc="1">
-                              <a:prstTxWarp prst="textNoShape">
-                                <a:avLst/>
-                              </a:prstTxWarp>
-                              <a:noAutofit/>
-                            </wps:bodyPr>
-                          </wps:wsp>
-                        </a:graphicData>
-                      </a:graphic>
-                      <wp14:sizeRelH relativeFrom="margin">
-                        <wp14:pctWidth>0</wp14:pctWidth>
-                      </wp14:sizeRelH>
-                      <wp14:sizeRelV relativeFrom="margin">
-                        <wp14:pctHeight>0</wp14:pctHeight>
-                      </wp14:sizeRelV>
-                    </wp:anchor>
-                  </w:drawing>
-                </mc:Choice>
-                <mc:Fallback>
-                  <w:pict>
-                    <v:rect w14:anchorId="77719690" id="_x0000_s1037" alt="&quot;&quot;" style="position:absolute;margin-left:-143.15pt;margin-top:-638.3pt;width:104.25pt;height:852.6pt;z-index:-251621376;visibility:visible;mso-wrap-style:square;mso-width-percent:0;mso-height-percent:0;mso-wrap-distance-left:9pt;mso-wrap-distance-top:0;mso-wrap-distance-right:9pt;mso-wrap-distance-bottom:0;mso-position-horizontal:absolute;mso-position-horizontal-relative:page;mso-position-vertical:absolute;mso-position-vertical-relative:text;mso-width-percent:0;mso-height-percent:0;mso-width-relative:margin;mso-height-relative:margin;v-text-anchor:bottom" o:gfxdata="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" fillcolor="#404040 [2429]" stroked="f" strokeweight="1pt">
-                      <v:textbox>
-                        <w:txbxContent>
-                          <w:p>
-                            <w:pPr>
-                              <w:pStyle w:val="Piedepginablanco"/>
-                            </w:pPr>
-                            <w:r>
-                              <w:rPr>
-                                <w:lang w:bidi="es-ES"/>
-                              </w:rPr>
-                              <w:t>8</w:t>
-                            </w:r>
-                          </w:p>
-                          <w:p/>
-                        </w:txbxContent>
-                      </v:textbox>
-                      <w10:wrap anchorx="page"/>
-                      <w10:anchorlock/>
-                    </v:rect>
-                  </w:pict>
-                </mc:Fallback>
-              </mc:AlternateContent>
-            </w:r>
-            <w:r>
-              <w:t>s en la nube</w:t>
+              <w:t>Servicios en la nube</w:t>
             </w:r>
           </w:p>
         </w:tc>
@@ -7966,6 +7830,7 @@
   <w:style w:type="character" w:default="1" w:styleId="Fuentedeprrafopredeter">
     <w:name w:val="Default Paragraph Font"/>
     <w:uiPriority w:val="1"/>
+    <w:semiHidden/>
     <w:unhideWhenUsed/>
   </w:style>
   <w:style w:type="table" w:default="1" w:styleId="Tablanormal">
@@ -9855,11 +9720,13 @@
     <w:rsid w:val="003718C0"/>
     <w:rsid w:val="00494B77"/>
     <w:rsid w:val="0050145C"/>
+    <w:rsid w:val="00557EF6"/>
     <w:rsid w:val="005A1988"/>
     <w:rsid w:val="00640AD2"/>
     <w:rsid w:val="006A7A1C"/>
     <w:rsid w:val="00706E66"/>
     <w:rsid w:val="007074DB"/>
+    <w:rsid w:val="00721ADF"/>
     <w:rsid w:val="00880F52"/>
     <w:rsid w:val="008C0080"/>
     <w:rsid w:val="00A80C9D"/>
@@ -10816,10 +10683,6 @@
 </file>
 
 <file path=customXml/item1.xml><?xml version="1.0" encoding="utf-8"?>
-<b:Sources xmlns:b="http://schemas.openxmlformats.org/officeDocument/2006/bibliography" xmlns="http://schemas.openxmlformats.org/officeDocument/2006/bibliography" SelectedStyle="/APASixthEditionOfficeOnline.xsl" StyleName="APA" Version="6"/>
-</file>
-
-<file path=customXml/item2.xml><?xml version="1.0" encoding="utf-8"?>
 <p:properties xmlns:p="http://schemas.microsoft.com/office/2006/metadata/properties" xmlns:xsi="http://www.w3.org/2001/XMLSchema-instance" xmlns:pc="http://schemas.microsoft.com/office/infopath/2007/PartnerControls">
   <documentManagement>
     <_ip_UnifiedCompliancePolicyUIAction xmlns="http://schemas.microsoft.com/sharepoint/v3" xsi:nil="true"/>
@@ -10839,16 +10702,11 @@
 </p:properties>
 </file>
 
-<file path=customXml/item3.xml><?xml version="1.0" encoding="utf-8"?>
-<?mso-contentType ?>
-<FormTemplates xmlns="http://schemas.microsoft.com/sharepoint/v3/contenttype/forms">
-  <Display>DocumentLibraryForm</Display>
-  <Edit>DocumentLibraryForm</Edit>
-  <New>DocumentLibraryForm</New>
-</FormTemplates>
+<file path=customXml/item2.xml><?xml version="1.0" encoding="utf-8"?>
+<b:Sources xmlns:b="http://schemas.openxmlformats.org/officeDocument/2006/bibliography" xmlns="http://schemas.openxmlformats.org/officeDocument/2006/bibliography" SelectedStyle="/APASixthEditionOfficeOnline.xsl" StyleName="APA" Version="6"/>
 </file>
 
-<file path=customXml/item4.xml><?xml version="1.0" encoding="utf-8"?>
+<file path=customXml/item3.xml><?xml version="1.0" encoding="utf-8"?>
 <ct:contentTypeSchema xmlns:ct="http://schemas.microsoft.com/office/2006/metadata/contentType" xmlns:ma="http://schemas.microsoft.com/office/2006/metadata/properties/metaAttributes" ct:_="" ma:_="" ma:contentTypeName="Document" ma:contentTypeID="0x01010079F111ED35F8CC479449609E8A0923A6" ma:contentTypeVersion="26" ma:contentTypeDescription="Create a new document." ma:contentTypeScope="" ma:versionID="ac37c1753acd5e330d2062ccec26ea66">
   <xsd:schema xmlns:xsd="http://www.w3.org/2001/XMLSchema" xmlns:xs="http://www.w3.org/2001/XMLSchema" xmlns:p="http://schemas.microsoft.com/office/2006/metadata/properties" xmlns:ns1="http://schemas.microsoft.com/sharepoint/v3" xmlns:ns2="71af3243-3dd4-4a8d-8c0d-dd76da1f02a5" xmlns:ns3="16c05727-aa75-4e4a-9b5f-8a80a1165891" xmlns:ns4="230e9df3-be65-4c73-a93b-d1236ebd677e" targetNamespace="http://schemas.microsoft.com/office/2006/metadata/properties" ma:root="true" ma:fieldsID="3b340c7101c92c5120abd06486f94548" ns1:_="" ns2:_="" ns3:_="" ns4:_="">
     <xsd:import namespace="http://schemas.microsoft.com/sharepoint/v3"/>
@@ -11148,15 +11006,16 @@
 </ct:contentTypeSchema>
 </file>
 
-<file path=customXml/itemProps1.xml><?xml version="1.0" encoding="utf-8"?>
-<ds:datastoreItem xmlns:ds="http://schemas.openxmlformats.org/officeDocument/2006/customXml" ds:itemID="{C36A12F8-4A9B-4F64-B978-B0EE1FD97EBF}">
-  <ds:schemaRefs>
-    <ds:schemaRef ds:uri="http://schemas.openxmlformats.org/officeDocument/2006/bibliography"/>
-  </ds:schemaRefs>
-</ds:datastoreItem>
+<file path=customXml/item4.xml><?xml version="1.0" encoding="utf-8"?>
+<?mso-contentType ?>
+<FormTemplates xmlns="http://schemas.microsoft.com/sharepoint/v3/contenttype/forms">
+  <Display>DocumentLibraryForm</Display>
+  <Edit>DocumentLibraryForm</Edit>
+  <New>DocumentLibraryForm</New>
+</FormTemplates>
 </file>
 
-<file path=customXml/itemProps2.xml><?xml version="1.0" encoding="utf-8"?>
+<file path=customXml/itemProps1.xml><?xml version="1.0" encoding="utf-8"?>
 <ds:datastoreItem xmlns:ds="http://schemas.openxmlformats.org/officeDocument/2006/customXml" ds:itemID="{E046B6FE-75F5-4A4A-ADF9-3D55C2808F6A}">
   <ds:schemaRefs>
     <ds:schemaRef ds:uri="http://schemas.microsoft.com/office/2006/metadata/properties"/>
@@ -11168,15 +11027,15 @@
 </ds:datastoreItem>
 </file>
 
-<file path=customXml/itemProps3.xml><?xml version="1.0" encoding="utf-8"?>
-<ds:datastoreItem xmlns:ds="http://schemas.openxmlformats.org/officeDocument/2006/customXml" ds:itemID="{268A88EA-2CD1-4EB5-AD27-A1454BEC753F}">
+<file path=customXml/itemProps2.xml><?xml version="1.0" encoding="utf-8"?>
+<ds:datastoreItem xmlns:ds="http://schemas.openxmlformats.org/officeDocument/2006/customXml" ds:itemID="{C36A12F8-4A9B-4F64-B978-B0EE1FD97EBF}">
   <ds:schemaRefs>
-    <ds:schemaRef ds:uri="http://schemas.microsoft.com/sharepoint/v3/contenttype/forms"/>
+    <ds:schemaRef ds:uri="http://schemas.openxmlformats.org/officeDocument/2006/bibliography"/>
   </ds:schemaRefs>
 </ds:datastoreItem>
 </file>
 
-<file path=customXml/itemProps4.xml><?xml version="1.0" encoding="utf-8"?>
+<file path=customXml/itemProps3.xml><?xml version="1.0" encoding="utf-8"?>
 <ds:datastoreItem xmlns:ds="http://schemas.openxmlformats.org/officeDocument/2006/customXml" ds:itemID="{3B486F6C-1123-466C-A9D5-986F0A3EF9D1}">
   <ds:schemaRefs>
     <ds:schemaRef ds:uri="http://schemas.microsoft.com/office/2006/metadata/contentType"/>
@@ -11197,6 +11056,14 @@
 </ds:datastoreItem>
 </file>
 
+<file path=customXml/itemProps4.xml><?xml version="1.0" encoding="utf-8"?>
+<ds:datastoreItem xmlns:ds="http://schemas.openxmlformats.org/officeDocument/2006/customXml" ds:itemID="{268A88EA-2CD1-4EB5-AD27-A1454BEC753F}">
+  <ds:schemaRefs>
+    <ds:schemaRef ds:uri="http://schemas.microsoft.com/sharepoint/v3/contenttype/forms"/>
+  </ds:schemaRefs>
+</ds:datastoreItem>
+</file>
+
 <file path=docMetadata/LabelInfo.xml><?xml version="1.0" encoding="utf-8"?>
 <clbl:labelList xmlns:clbl="http://schemas.microsoft.com/office/2020/mipLabelMetadata"/>
 </file>
--- a/SONAURA.docx
+++ b/SONAURA.docx
@@ -3657,13 +3657,13 @@
         <mc:AlternateContent>
           <mc:Choice Requires="wps">
             <w:drawing>
-              <wp:anchor distT="0" distB="0" distL="114300" distR="114300" simplePos="0" relativeHeight="251697152" behindDoc="1" locked="1" layoutInCell="1" allowOverlap="1" wp14:anchorId="75B307A7" wp14:editId="1C5612D2">
+              <wp:anchor distT="0" distB="0" distL="114300" distR="114300" simplePos="0" relativeHeight="251697152" behindDoc="1" locked="1" layoutInCell="1" allowOverlap="1" wp14:anchorId="75B307A7" wp14:editId="0AF4E2D8">
                 <wp:simplePos x="0" y="0"/>
                 <wp:positionH relativeFrom="page">
                   <wp:align>left</wp:align>
                 </wp:positionH>
                 <wp:positionV relativeFrom="paragraph">
-                  <wp:posOffset>-5661025</wp:posOffset>
+                  <wp:posOffset>-4305300</wp:posOffset>
                 </wp:positionV>
                 <wp:extent cx="1323975" cy="10828020"/>
                 <wp:effectExtent l="0" t="0" r="9525" b="0"/>
@@ -3750,7 +3750,7 @@
           </mc:Choice>
           <mc:Fallback>
             <w:pict>
-              <v:rect w14:anchorId="75B307A7" id="_x0000_s1036" alt="&quot;&quot;" style="position:absolute;left:0;text-align:left;margin-left:0;margin-top:-445.75pt;width:104.25pt;height:852.6pt;z-index:-251619328;visibility:visible;mso-wrap-style:square;mso-width-percent:0;mso-height-percent:0;mso-wrap-distance-left:9pt;mso-wrap-distance-top:0;mso-wrap-distance-right:9pt;mso-wrap-distance-bottom:0;mso-position-horizontal:left;mso-position-horizontal-relative:page;mso-position-vertical:absolute;mso-position-vertical-relative:text;mso-width-percent:0;mso-height-percent:0;mso-width-relative:margin;mso-height-relative:margin;v-text-anchor:bottom" o:gfxdata="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" fillcolor="#404040 [2429]" stroked="f" strokeweight="1pt">
+              <v:rect w14:anchorId="75B307A7" id="_x0000_s1036" alt="&quot;&quot;" style="position:absolute;left:0;text-align:left;margin-left:0;margin-top:-339pt;width:104.25pt;height:852.6pt;z-index:-251619328;visibility:visible;mso-wrap-style:square;mso-width-percent:0;mso-height-percent:0;mso-wrap-distance-left:9pt;mso-wrap-distance-top:0;mso-wrap-distance-right:9pt;mso-wrap-distance-bottom:0;mso-position-horizontal:left;mso-position-horizontal-relative:page;mso-position-vertical:absolute;mso-position-vertical-relative:text;mso-width-percent:0;mso-height-percent:0;mso-width-relative:margin;mso-height-relative:margin;v-text-anchor:bottom" o:gfxdata="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" fillcolor="#404040 [2429]" stroked="f" strokeweight="1pt">
                 <v:textbox>
                   <w:txbxContent>
                     <w:p>
@@ -3828,6 +3828,11 @@
     <w:p/>
     <w:p/>
     <w:p/>
+    <w:p/>
+    <w:p/>
+    <w:p/>
+    <w:p/>
+    <w:p/>
     <w:p>
       <w:pPr>
         <w:rPr>
@@ -3844,6 +3849,7 @@
           <w:sz w:val="30"/>
           <w:szCs w:val="30"/>
         </w:rPr>
+        <w:lastRenderedPageBreak/>
         <w:t>Recursos Materiales</w:t>
       </w:r>
     </w:p>
@@ -3983,7 +3989,6 @@
           </w:tcPr>
           <w:p>
             <w:r>
-              <w:lastRenderedPageBreak/>
               <w:t>Herramientas de diseño</w:t>
             </w:r>
           </w:p>
@@ -4092,7 +4097,133 @@
         </w:tc>
       </w:tr>
     </w:tbl>
-    <w:p/>
+    <w:p>
+      <w:r>
+        <w:rPr>
+          <w:noProof/>
+          <w:lang w:bidi="es-ES"/>
+        </w:rPr>
+        <mc:AlternateContent>
+          <mc:Choice Requires="wps">
+            <w:drawing>
+              <wp:anchor distT="0" distB="0" distL="114300" distR="114300" simplePos="0" relativeHeight="251701248" behindDoc="1" locked="1" layoutInCell="1" allowOverlap="1" wp14:anchorId="1E9E9CB0" wp14:editId="5477692B">
+                <wp:simplePos x="0" y="0"/>
+                <wp:positionH relativeFrom="page">
+                  <wp:align>left</wp:align>
+                </wp:positionH>
+                <wp:positionV relativeFrom="paragraph">
+                  <wp:posOffset>-2891155</wp:posOffset>
+                </wp:positionV>
+                <wp:extent cx="1323975" cy="10828020"/>
+                <wp:effectExtent l="0" t="0" r="9525" b="0"/>
+                <wp:wrapNone/>
+                <wp:docPr id="1310762053" name="Rectángulo 2">
+                  <a:extLst xmlns:a="http://schemas.openxmlformats.org/drawingml/2006/main">
+                    <a:ext uri="{C183D7F6-B498-43B3-948B-1728B52AA6E4}">
+                      <adec:decorative xmlns:adec="http://schemas.microsoft.com/office/drawing/2017/decorative" val="1"/>
+                    </a:ext>
+                  </a:extLst>
+                </wp:docPr>
+                <wp:cNvGraphicFramePr/>
+                <a:graphic xmlns:a="http://schemas.openxmlformats.org/drawingml/2006/main">
+                  <a:graphicData uri="http://schemas.microsoft.com/office/word/2010/wordprocessingShape">
+                    <wps:wsp>
+                      <wps:cNvSpPr/>
+                      <wps:spPr>
+                        <a:xfrm>
+                          <a:off x="0" y="0"/>
+                          <a:ext cx="1323975" cy="10828020"/>
+                        </a:xfrm>
+                        <a:prstGeom prst="rect">
+                          <a:avLst/>
+                        </a:prstGeom>
+                        <a:solidFill>
+                          <a:schemeClr val="tx1">
+                            <a:lumMod val="75000"/>
+                            <a:lumOff val="25000"/>
+                          </a:schemeClr>
+                        </a:solidFill>
+                        <a:ln>
+                          <a:noFill/>
+                        </a:ln>
+                      </wps:spPr>
+                      <wps:style>
+                        <a:lnRef idx="2">
+                          <a:schemeClr val="accent1">
+                            <a:shade val="50000"/>
+                          </a:schemeClr>
+                        </a:lnRef>
+                        <a:fillRef idx="1">
+                          <a:schemeClr val="accent1"/>
+                        </a:fillRef>
+                        <a:effectRef idx="0">
+                          <a:schemeClr val="accent1"/>
+                        </a:effectRef>
+                        <a:fontRef idx="minor">
+                          <a:schemeClr val="lt1"/>
+                        </a:fontRef>
+                      </wps:style>
+                      <wps:txbx>
+                        <w:txbxContent>
+                          <w:p>
+                            <w:pPr>
+                              <w:pStyle w:val="Piedepginablanco"/>
+                            </w:pPr>
+                            <w:r>
+                              <w:rPr>
+                                <w:lang w:bidi="es-ES"/>
+                              </w:rPr>
+                              <w:t>8</w:t>
+                            </w:r>
+                          </w:p>
+                          <w:p/>
+                        </w:txbxContent>
+                      </wps:txbx>
+                      <wps:bodyPr rot="0" spcFirstLastPara="0" vertOverflow="overflow" horzOverflow="overflow" vert="horz" wrap="square" lIns="91440" tIns="45720" rIns="91440" bIns="45720" numCol="1" spcCol="0" rtlCol="0" fromWordArt="0" anchor="b" anchorCtr="0" forceAA="0" compatLnSpc="1">
+                        <a:prstTxWarp prst="textNoShape">
+                          <a:avLst/>
+                        </a:prstTxWarp>
+                        <a:noAutofit/>
+                      </wps:bodyPr>
+                    </wps:wsp>
+                  </a:graphicData>
+                </a:graphic>
+                <wp14:sizeRelH relativeFrom="margin">
+                  <wp14:pctWidth>0</wp14:pctWidth>
+                </wp14:sizeRelH>
+                <wp14:sizeRelV relativeFrom="margin">
+                  <wp14:pctHeight>0</wp14:pctHeight>
+                </wp14:sizeRelV>
+              </wp:anchor>
+            </w:drawing>
+          </mc:Choice>
+          <mc:Fallback>
+            <w:pict>
+              <v:rect w14:anchorId="1E9E9CB0" id="_x0000_s1037" alt="&quot;&quot;" style="position:absolute;margin-left:0;margin-top:-227.65pt;width:104.25pt;height:852.6pt;z-index:-251615232;visibility:visible;mso-wrap-style:square;mso-width-percent:0;mso-height-percent:0;mso-wrap-distance-left:9pt;mso-wrap-distance-top:0;mso-wrap-distance-right:9pt;mso-wrap-distance-bottom:0;mso-position-horizontal:left;mso-position-horizontal-relative:page;mso-position-vertical:absolute;mso-position-vertical-relative:text;mso-width-percent:0;mso-height-percent:0;mso-width-relative:margin;mso-height-relative:margin;v-text-anchor:bottom" o:gfxdata="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" fillcolor="#404040 [2429]" stroked="f" strokeweight="1pt">
+                <v:textbox>
+                  <w:txbxContent>
+                    <w:p>
+                      <w:pPr>
+                        <w:pStyle w:val="Piedepginablanco"/>
+                      </w:pPr>
+                      <w:r>
+                        <w:rPr>
+                          <w:lang w:bidi="es-ES"/>
+                        </w:rPr>
+                        <w:t>8</w:t>
+                      </w:r>
+                    </w:p>
+                    <w:p/>
+                  </w:txbxContent>
+                </v:textbox>
+                <w10:wrap anchorx="page"/>
+                <w10:anchorlock/>
+              </v:rect>
+            </w:pict>
+          </mc:Fallback>
+        </mc:AlternateContent>
+      </w:r>
+    </w:p>
     <w:p>
       <w:pPr>
         <w:rPr>
@@ -7830,7 +7961,6 @@
   <w:style w:type="character" w:default="1" w:styleId="Fuentedeprrafopredeter">
     <w:name w:val="Default Paragraph Font"/>
     <w:uiPriority w:val="1"/>
-    <w:semiHidden/>
     <w:unhideWhenUsed/>
   </w:style>
   <w:style w:type="table" w:default="1" w:styleId="Tablanormal">
@@ -9715,6 +9845,7 @@
     <w:rsid w:val="00121E48"/>
     <w:rsid w:val="001227FE"/>
     <w:rsid w:val="00292F68"/>
+    <w:rsid w:val="00320DC9"/>
     <w:rsid w:val="00352D52"/>
     <w:rsid w:val="00364CC0"/>
     <w:rsid w:val="003718C0"/>
@@ -9731,6 +9862,7 @@
     <w:rsid w:val="008C0080"/>
     <w:rsid w:val="00A80C9D"/>
     <w:rsid w:val="00A86F88"/>
+    <w:rsid w:val="00B0134D"/>
     <w:rsid w:val="00B506B8"/>
     <w:rsid w:val="00BD20EB"/>
     <w:rsid w:val="00C45535"/>
@@ -10683,6 +10815,10 @@
 </file>
 
 <file path=customXml/item1.xml><?xml version="1.0" encoding="utf-8"?>
+<b:Sources xmlns:b="http://schemas.openxmlformats.org/officeDocument/2006/bibliography" xmlns="http://schemas.openxmlformats.org/officeDocument/2006/bibliography" SelectedStyle="/APASixthEditionOfficeOnline.xsl" StyleName="APA" Version="6"/>
+</file>
+
+<file path=customXml/item2.xml><?xml version="1.0" encoding="utf-8"?>
 <p:properties xmlns:p="http://schemas.microsoft.com/office/2006/metadata/properties" xmlns:xsi="http://www.w3.org/2001/XMLSchema-instance" xmlns:pc="http://schemas.microsoft.com/office/infopath/2007/PartnerControls">
   <documentManagement>
     <_ip_UnifiedCompliancePolicyUIAction xmlns="http://schemas.microsoft.com/sharepoint/v3" xsi:nil="true"/>
@@ -10702,11 +10838,16 @@
 </p:properties>
 </file>
 
-<file path=customXml/item2.xml><?xml version="1.0" encoding="utf-8"?>
-<b:Sources xmlns:b="http://schemas.openxmlformats.org/officeDocument/2006/bibliography" xmlns="http://schemas.openxmlformats.org/officeDocument/2006/bibliography" SelectedStyle="/APASixthEditionOfficeOnline.xsl" StyleName="APA" Version="6"/>
+<file path=customXml/item3.xml><?xml version="1.0" encoding="utf-8"?>
+<?mso-contentType ?>
+<FormTemplates xmlns="http://schemas.microsoft.com/sharepoint/v3/contenttype/forms">
+  <Display>DocumentLibraryForm</Display>
+  <Edit>DocumentLibraryForm</Edit>
+  <New>DocumentLibraryForm</New>
+</FormTemplates>
 </file>
 
-<file path=customXml/item3.xml><?xml version="1.0" encoding="utf-8"?>
+<file path=customXml/item4.xml><?xml version="1.0" encoding="utf-8"?>
 <ct:contentTypeSchema xmlns:ct="http://schemas.microsoft.com/office/2006/metadata/contentType" xmlns:ma="http://schemas.microsoft.com/office/2006/metadata/properties/metaAttributes" ct:_="" ma:_="" ma:contentTypeName="Document" ma:contentTypeID="0x01010079F111ED35F8CC479449609E8A0923A6" ma:contentTypeVersion="26" ma:contentTypeDescription="Create a new document." ma:contentTypeScope="" ma:versionID="ac37c1753acd5e330d2062ccec26ea66">
   <xsd:schema xmlns:xsd="http://www.w3.org/2001/XMLSchema" xmlns:xs="http://www.w3.org/2001/XMLSchema" xmlns:p="http://schemas.microsoft.com/office/2006/metadata/properties" xmlns:ns1="http://schemas.microsoft.com/sharepoint/v3" xmlns:ns2="71af3243-3dd4-4a8d-8c0d-dd76da1f02a5" xmlns:ns3="16c05727-aa75-4e4a-9b5f-8a80a1165891" xmlns:ns4="230e9df3-be65-4c73-a93b-d1236ebd677e" targetNamespace="http://schemas.microsoft.com/office/2006/metadata/properties" ma:root="true" ma:fieldsID="3b340c7101c92c5120abd06486f94548" ns1:_="" ns2:_="" ns3:_="" ns4:_="">
     <xsd:import namespace="http://schemas.microsoft.com/sharepoint/v3"/>
@@ -11006,16 +11147,15 @@
 </ct:contentTypeSchema>
 </file>
 
-<file path=customXml/item4.xml><?xml version="1.0" encoding="utf-8"?>
-<?mso-contentType ?>
-<FormTemplates xmlns="http://schemas.microsoft.com/sharepoint/v3/contenttype/forms">
-  <Display>DocumentLibraryForm</Display>
-  <Edit>DocumentLibraryForm</Edit>
-  <New>DocumentLibraryForm</New>
-</FormTemplates>
+<file path=customXml/itemProps1.xml><?xml version="1.0" encoding="utf-8"?>
+<ds:datastoreItem xmlns:ds="http://schemas.openxmlformats.org/officeDocument/2006/customXml" ds:itemID="{C36A12F8-4A9B-4F64-B978-B0EE1FD97EBF}">
+  <ds:schemaRefs>
+    <ds:schemaRef ds:uri="http://schemas.openxmlformats.org/officeDocument/2006/bibliography"/>
+  </ds:schemaRefs>
+</ds:datastoreItem>
 </file>
 
-<file path=customXml/itemProps1.xml><?xml version="1.0" encoding="utf-8"?>
+<file path=customXml/itemProps2.xml><?xml version="1.0" encoding="utf-8"?>
 <ds:datastoreItem xmlns:ds="http://schemas.openxmlformats.org/officeDocument/2006/customXml" ds:itemID="{E046B6FE-75F5-4A4A-ADF9-3D55C2808F6A}">
   <ds:schemaRefs>
     <ds:schemaRef ds:uri="http://schemas.microsoft.com/office/2006/metadata/properties"/>
@@ -11027,15 +11167,15 @@
 </ds:datastoreItem>
 </file>
 
-<file path=customXml/itemProps2.xml><?xml version="1.0" encoding="utf-8"?>
-<ds:datastoreItem xmlns:ds="http://schemas.openxmlformats.org/officeDocument/2006/customXml" ds:itemID="{C36A12F8-4A9B-4F64-B978-B0EE1FD97EBF}">
+<file path=customXml/itemProps3.xml><?xml version="1.0" encoding="utf-8"?>
+<ds:datastoreItem xmlns:ds="http://schemas.openxmlformats.org/officeDocument/2006/customXml" ds:itemID="{268A88EA-2CD1-4EB5-AD27-A1454BEC753F}">
   <ds:schemaRefs>
-    <ds:schemaRef ds:uri="http://schemas.openxmlformats.org/officeDocument/2006/bibliography"/>
+    <ds:schemaRef ds:uri="http://schemas.microsoft.com/sharepoint/v3/contenttype/forms"/>
   </ds:schemaRefs>
 </ds:datastoreItem>
 </file>
 
-<file path=customXml/itemProps3.xml><?xml version="1.0" encoding="utf-8"?>
+<file path=customXml/itemProps4.xml><?xml version="1.0" encoding="utf-8"?>
 <ds:datastoreItem xmlns:ds="http://schemas.openxmlformats.org/officeDocument/2006/customXml" ds:itemID="{3B486F6C-1123-466C-A9D5-986F0A3EF9D1}">
   <ds:schemaRefs>
     <ds:schemaRef ds:uri="http://schemas.microsoft.com/office/2006/metadata/contentType"/>
@@ -11056,14 +11196,6 @@
 </ds:datastoreItem>
 </file>
 
-<file path=customXml/itemProps4.xml><?xml version="1.0" encoding="utf-8"?>
-<ds:datastoreItem xmlns:ds="http://schemas.openxmlformats.org/officeDocument/2006/customXml" ds:itemID="{268A88EA-2CD1-4EB5-AD27-A1454BEC753F}">
-  <ds:schemaRefs>
-    <ds:schemaRef ds:uri="http://schemas.microsoft.com/sharepoint/v3/contenttype/forms"/>
-  </ds:schemaRefs>
-</ds:datastoreItem>
-</file>
-
 <file path=docMetadata/LabelInfo.xml><?xml version="1.0" encoding="utf-8"?>
 <clbl:labelList xmlns:clbl="http://schemas.microsoft.com/office/2020/mipLabelMetadata"/>
 </file>
--- a/SONAURA.docx
+++ b/SONAURA.docx
@@ -3,6 +3,8 @@
 <w:document xmlns:wpc="http://schemas.microsoft.com/office/word/2010/wordprocessingCanvas" xmlns:cx="http://schemas.microsoft.com/office/drawing/2014/chartex" xmlns:cx1="http://schemas.microsoft.com/office/drawing/2015/9/8/chartex" xmlns:cx2="http://schemas.microsoft.com/office/drawing/2015/10/21/chartex" xmlns:cx3="http://schemas.microsoft.com/office/drawing/2016/5/9/chartex" xmlns:cx4="http://schemas.microsoft.com/office/drawing/2016/5/10/chartex" xmlns:cx5="http://schemas.microsoft.com/office/drawing/2016/5/11/chartex" xmlns:cx6="http://schemas.microsoft.com/office/drawing/2016/5/12/chartex" xmlns:cx7="http://schemas.microsoft.com/office/drawing/2016/5/13/chartex" xmlns:cx8="http://schemas.microsoft.com/office/drawing/2016/5/14/chartex" xmlns:mc="http://schemas.openxmlformats.org/markup-compatibility/2006" xmlns:aink="http://schemas.microsoft.com/office/drawing/2016/ink" xmlns:am3d="http://schemas.microsoft.com/office/drawing/2017/model3d" xmlns:o="urn:schemas-microsoft-com:office:office" xmlns:oel="http://schemas.microsoft.com/office/2019/extlst" xmlns:r="http://schemas.openxmlformats.org/officeDocument/2006/relationships" xmlns:m="http://schemas.openxmlformats.org/officeDocument/2006/math" xmlns:v="urn:schemas-microsoft-com:vml" xmlns:wp14="http://schemas.microsoft.com/office/word/2010/wordprocessingDrawing" xmlns:wp="http://schemas.openxmlformats.org/drawingml/2006/wordprocessingDrawing" xmlns:w10="urn:schemas-microsoft-com:office:word" xmlns:w="http://schemas.openxmlformats.org/wordprocessingml/2006/main" xmlns:w14="http://schemas.microsoft.com/office/word/2010/wordml" xmlns:w15="http://schemas.microsoft.com/office/word/2012/wordml" xmlns:w16cex="http://schemas.microsoft.com/office/word/2018/wordml/cex" xmlns:w16cid="http://schemas.microsoft.com/office/word/2016/wordml/cid" xmlns:w16="http://schemas.microsoft.com/office/word/2018/wordml" xmlns:w16du="http://schemas.microsoft.com/office/word/2023/wordml/word16du" xmlns:w16sdtdh="http://schemas.microsoft.com/office/word/2020/wordml/sdtdatahash" xmlns:w16sdtfl="http://schemas.microsoft.com/office/word/2024/wordml/sdtformatlock" xmlns:w16se="http://schemas.microsoft.com/office/word/2015/wordml/symex" xmlns:wpg="http://schemas.microsoft.com/office/word/2010/wordprocessingGroup" xmlns:wpi="http://schemas.microsoft.com/office/word/2010/wordprocessingInk" xmlns:wne="http://schemas.microsoft.com/office/word/2006/wordml" xmlns:wps="http://schemas.microsoft.com/office/word/2010/wordprocessingShape" mc:Ignorable="w14 w15 w16se w16cid w16 w16cex w16sdtdh w16sdtfl w16du wp14">
   <w:body>
     <w:p>
+      <w:bookmarkStart w:id="0" w:name="_Hlk197676460"/>
+      <w:bookmarkEnd w:id="0"/>
       <w:r>
         <w:rPr>
           <w:noProof/>
@@ -1876,7 +1878,7 @@
     <w:tbl>
       <w:tblPr>
         <w:tblStyle w:val="Tablageneral"/>
-        <w:tblW w:w="8623" w:type="dxa"/>
+        <w:tblW w:w="9041" w:type="dxa"/>
         <w:tblLayout w:type="fixed"/>
         <w:tblCellMar>
           <w:right w:w="0" w:type="dxa"/>
@@ -1884,16 +1886,16 @@
         <w:tblLook w:val="0620" w:firstRow="1" w:lastRow="0" w:firstColumn="0" w:lastColumn="0" w:noHBand="1" w:noVBand="1"/>
       </w:tblPr>
       <w:tblGrid>
-        <w:gridCol w:w="8623"/>
+        <w:gridCol w:w="9041"/>
       </w:tblGrid>
       <w:tr>
         <w:trPr>
           <w:cnfStyle w:val="100000000000" w:firstRow="1" w:lastRow="0" w:firstColumn="0" w:lastColumn="0" w:oddVBand="0" w:evenVBand="0" w:oddHBand="0" w:evenHBand="0" w:firstRowFirstColumn="0" w:firstRowLastColumn="0" w:lastRowFirstColumn="0" w:lastRowLastColumn="0"/>
-          <w:trHeight w:val="1177"/>
+          <w:trHeight w:val="2154"/>
         </w:trPr>
         <w:tc>
           <w:tcPr>
-            <w:tcW w:w="8623" w:type="dxa"/>
+            <w:tcW w:w="9041" w:type="dxa"/>
             <w:tcBorders>
               <w:bottom w:val="single" w:sz="8" w:space="0" w:color="C9C9C9" w:themeColor="text2" w:themeTint="40"/>
             </w:tcBorders>
@@ -1942,11 +1944,11 @@
       </w:tr>
       <w:tr>
         <w:trPr>
-          <w:trHeight w:hRule="exact" w:val="806"/>
+          <w:trHeight w:hRule="exact" w:val="646"/>
         </w:trPr>
         <w:tc>
           <w:tcPr>
-            <w:tcW w:w="8623" w:type="dxa"/>
+            <w:tcW w:w="9041" w:type="dxa"/>
             <w:tcBorders>
               <w:top w:val="single" w:sz="8" w:space="0" w:color="C9C9C9" w:themeColor="text2" w:themeTint="40"/>
               <w:bottom w:val="nil"/>
@@ -1956,31 +1958,50 @@
           <w:p>
             <w:pPr>
               <w:pStyle w:val="Ttulo2"/>
-            </w:pPr>
-            <w:sdt>
-              <w:sdtPr>
-                <w:id w:val="-265540026"/>
-                <w:placeholder>
-                  <w:docPart w:val="54E40328D5D64C90A6EF8250521A599A"/>
-                </w:placeholder>
-                <w15:appearance w15:val="hidden"/>
-              </w:sdtPr>
-              <w:sdtContent>
-                <w:r>
-                  <w:t>ESPECIFICACION DE REQUISITOS DEL SISTEMA:</w:t>
-                </w:r>
-              </w:sdtContent>
-            </w:sdt>
-            <w:r>
               <w:rPr>
                 <w:lang w:bidi="es-ES"/>
               </w:rPr>
-              <w:t xml:space="preserve"> </w:t>
-            </w:r>
+            </w:pPr>
+          </w:p>
+          <w:p>
+            <w:pPr>
+              <w:rPr>
+                <w:lang w:bidi="es-ES"/>
+              </w:rPr>
+            </w:pPr>
           </w:p>
         </w:tc>
       </w:tr>
     </w:tbl>
+    <w:p>
+      <w:pPr>
+        <w:spacing w:before="0" w:after="200" w:line="312" w:lineRule="auto"/>
+        <w:rPr>
+          <w:b/>
+          <w:bCs/>
+          <w:sz w:val="28"/>
+          <w:szCs w:val="28"/>
+        </w:rPr>
+      </w:pPr>
+      <w:r>
+        <w:rPr>
+          <w:b/>
+          <w:bCs/>
+          <w:sz w:val="28"/>
+          <w:szCs w:val="28"/>
+        </w:rPr>
+        <w:t>ES</w:t>
+      </w:r>
+      <w:r>
+        <w:rPr>
+          <w:b/>
+          <w:bCs/>
+          <w:sz w:val="28"/>
+          <w:szCs w:val="28"/>
+        </w:rPr>
+        <w:t>PECIFICACIÓN DE REQUISITOS Y PLANIFICACIÓN:</w:t>
+      </w:r>
+    </w:p>
     <w:p>
       <w:pPr>
         <w:spacing w:before="0" w:after="200" w:line="312" w:lineRule="auto"/>
@@ -2352,6 +2373,7 @@
         <w:rPr>
           <w:sz w:val="24"/>
         </w:rPr>
+        <w:lastRenderedPageBreak/>
         <w:t>Ver el top 5 de mejor valoradas.</w:t>
       </w:r>
     </w:p>
@@ -2368,7 +2390,6 @@
           <w:noProof/>
           <w:lang w:bidi="es-ES"/>
         </w:rPr>
-        <w:lastRenderedPageBreak/>
         <mc:AlternateContent>
           <mc:Choice Requires="wps">
             <w:drawing>
@@ -2778,7 +2799,6 @@
           <w:bCs/>
           <w:sz w:val="24"/>
         </w:rPr>
-        <w:lastRenderedPageBreak/>
         <w:t>Requisitos no funcionales</w:t>
       </w:r>
     </w:p>
@@ -3069,12 +3089,16 @@
       </w:pPr>
     </w:p>
     <w:p>
-      <w:r>
-        <w:rPr>
-          <w:b/>
-          <w:bCs/>
-          <w:sz w:val="32"/>
-          <w:szCs w:val="32"/>
+      <w:pPr>
+        <w:rPr>
+          <w:sz w:val="24"/>
+        </w:rPr>
+      </w:pPr>
+      <w:r>
+        <w:rPr>
+          <w:b/>
+          <w:bCs/>
+          <w:sz w:val="24"/>
         </w:rPr>
         <w:t xml:space="preserve"> </w:t>
       </w:r>
@@ -3082,10 +3106,9 @@
         <w:rPr>
           <w:b/>
           <w:bCs/>
-          <w:sz w:val="32"/>
-          <w:szCs w:val="32"/>
-        </w:rPr>
-        <w:t>DIAGRAMA DE CASOS DE USO</w:t>
+          <w:sz w:val="24"/>
+        </w:rPr>
+        <w:t>Diagrama de casos de uso</w:t>
       </w:r>
     </w:p>
     <w:p>
@@ -3171,145 +3194,50 @@
     <w:p>
       <w:pPr>
         <w:rPr>
-          <w:b/>
-          <w:bCs/>
-          <w:sz w:val="32"/>
-          <w:szCs w:val="32"/>
-        </w:rPr>
-      </w:pPr>
-    </w:p>
-    <w:p>
-      <w:pPr>
-        <w:rPr>
-          <w:b/>
-          <w:bCs/>
-          <w:sz w:val="32"/>
-          <w:szCs w:val="32"/>
-        </w:rPr>
-      </w:pPr>
-      <w:r>
-        <w:rPr>
-          <w:b/>
-          <w:bCs/>
-          <w:sz w:val="32"/>
-          <w:szCs w:val="32"/>
-        </w:rPr>
-        <w:t>Principios de Usabilidad y Accesibilidad</w:t>
-      </w:r>
-    </w:p>
-    <w:p>
-      <w:pPr>
-        <w:rPr>
-          <w:b/>
-          <w:bCs/>
-          <w:sz w:val="30"/>
-          <w:szCs w:val="30"/>
-        </w:rPr>
-      </w:pPr>
-      <w:r>
-        <w:rPr>
-          <w:b/>
-          <w:bCs/>
-          <w:sz w:val="30"/>
-          <w:szCs w:val="30"/>
-        </w:rPr>
-        <w:t>Usabilidad</w:t>
-      </w:r>
-    </w:p>
-    <w:p>
-      <w:r>
-        <w:t>La usabilidad es un aspecto clave en el diseño de nuestro blog de entretenimiento, ya que influye directamente en la facilidad con la que los usuarios interactúan con la plataforma. Para garantizar una experiencia satisfactoria, nos basamos en principios reconocidos como los de Jakob Nielsen.</w:t>
-      </w:r>
-    </w:p>
-    <w:p>
-      <w:r>
-        <w:rPr>
-          <w:b/>
-          <w:bCs/>
-        </w:rPr>
-        <w:t>Principios aplicados:</w:t>
-      </w:r>
-    </w:p>
-    <w:p>
-      <w:pPr>
-        <w:numPr>
-          <w:ilvl w:val="0"/>
-          <w:numId w:val="29"/>
-        </w:numPr>
-      </w:pPr>
-      <w:r>
-        <w:rPr>
-          <w:b/>
-          <w:bCs/>
-        </w:rPr>
-        <w:t>Consistencia visual y funcional:</w:t>
-      </w:r>
-      <w:r>
+          <w:szCs w:val="20"/>
+        </w:rPr>
+      </w:pPr>
+      <w:r>
+        <w:rPr>
+          <w:szCs w:val="20"/>
+        </w:rPr>
+        <w:t>El diagrama muestra los casos de uso del sistema "Blog de Películas y Series", organizando las funcionalidades según cuatro tipos de usuarios: visitante, registrado, premium y administrador.</w:t>
+      </w:r>
+      <w:r>
+        <w:rPr>
+          <w:szCs w:val="20"/>
+        </w:rPr>
         <w:br/>
-        <w:t xml:space="preserve">Todos los elementos interactivos mantendrán un diseño coherente en todas las páginas. La navegación principal (Inicio, Películas, Series, </w:t>
-      </w:r>
-      <w:proofErr w:type="spellStart"/>
-      <w:r>
-        <w:t>Login</w:t>
-      </w:r>
-      <w:proofErr w:type="spellEnd"/>
-      <w:r>
-        <w:t>/</w:t>
-      </w:r>
-      <w:proofErr w:type="spellStart"/>
-      <w:r>
-        <w:t>Logout</w:t>
-      </w:r>
-      <w:proofErr w:type="spellEnd"/>
-      <w:r>
-        <w:t>) será uniforme y siempre visible.</w:t>
-      </w:r>
-    </w:p>
-    <w:p>
-      <w:pPr>
-        <w:numPr>
-          <w:ilvl w:val="0"/>
-          <w:numId w:val="29"/>
-        </w:numPr>
-      </w:pPr>
-      <w:r>
-        <w:rPr>
-          <w:b/>
-          <w:bCs/>
-        </w:rPr>
-        <w:t>Claridad en la interacción:</w:t>
-      </w:r>
-      <w:r>
+        <w:t>Un usuario visitante puede registrarse, iniciar sesión, ver la lista de películas y series y consultar el top 5 de contenidos mejor valorados.</w:t>
+      </w:r>
+      <w:r>
+        <w:rPr>
+          <w:szCs w:val="20"/>
+        </w:rPr>
         <w:br/>
-        <w:t>Los botones y acciones estarán claramente etiquetados. Se priorizará el uso de texto acompañado de iconos para evitar ambigüedades.</w:t>
-      </w:r>
-    </w:p>
-    <w:p>
-      <w:pPr>
-        <w:numPr>
-          <w:ilvl w:val="0"/>
-          <w:numId w:val="29"/>
-        </w:numPr>
-      </w:pPr>
-      <w:r>
-        <w:rPr>
-          <w:b/>
-          <w:bCs/>
-        </w:rPr>
-        <w:t>Retroalimentación inmediata:</w:t>
-      </w:r>
-      <w:r>
+        <w:t>Una vez registrado e identificado, el usuario registrado puede realizar todas las acciones del visitante, y además puede consultar los detalles de los contenidos, valorar películas y series, escribir comentarios, editar su perfil, suscribirse como usuario premium y cerrar sesión.</w:t>
+      </w:r>
+      <w:r>
+        <w:rPr>
+          <w:szCs w:val="20"/>
+        </w:rPr>
         <w:br/>
-        <w:t>El sistema ofrecerá mensajes o señales visuales (como animaciones o alertas) al realizar acciones como valorar una serie, seguir una película o guardar un cambio en una lista.</w:t>
-      </w:r>
-    </w:p>
-    <w:p>
-      <w:pPr>
-        <w:numPr>
-          <w:ilvl w:val="0"/>
-          <w:numId w:val="29"/>
-        </w:numPr>
-      </w:pPr>
+        <w:t>El usuario premium hereda todas las funciones del usuario registrado y tiene acceso a funciones exclusivas, como anular su suscripción premium.</w:t>
+      </w:r>
+      <w:r>
+        <w:rPr>
+          <w:szCs w:val="20"/>
+        </w:rPr>
+        <w:br/>
+        <w:t>Por otro lado, el administrador tiene permisos completos sobre el sistema. Puede aprobar o eliminar contenido, gestionar usuarios, eliminar comentarios, modificar fichas de contenido y también cerrar sesión.</w:t>
+      </w:r>
+      <w:r>
+        <w:rPr>
+          <w:szCs w:val="20"/>
+        </w:rPr>
+        <w:br/>
+        <w:t xml:space="preserve">Este sistema organiza los accesos de forma jerárquica, permitiendo que los usuarios ganen funcionalidades a medida que avanzan en el tipo de cuenta que poseen, </w:t>
+      </w:r>
       <w:r>
         <w:rPr>
           <w:noProof/>
@@ -3318,13 +3246,13 @@
         <mc:AlternateContent>
           <mc:Choice Requires="wps">
             <w:drawing>
-              <wp:anchor distT="0" distB="0" distL="114300" distR="114300" simplePos="0" relativeHeight="251691008" behindDoc="1" locked="1" layoutInCell="1" allowOverlap="1" wp14:anchorId="58A61D6F" wp14:editId="50034B33">
+              <wp:anchor distT="0" distB="0" distL="114300" distR="114300" simplePos="0" relativeHeight="251703296" behindDoc="1" locked="1" layoutInCell="1" allowOverlap="1" wp14:anchorId="5C6E6B79" wp14:editId="45009F93">
                 <wp:simplePos x="0" y="0"/>
                 <wp:positionH relativeFrom="page">
                   <wp:align>left</wp:align>
                 </wp:positionH>
                 <wp:positionV relativeFrom="paragraph">
-                  <wp:posOffset>-5059045</wp:posOffset>
+                  <wp:posOffset>-629920</wp:posOffset>
                 </wp:positionV>
                 <wp:extent cx="1323975" cy="10828020"/>
                 <wp:effectExtent l="0" t="0" r="9525" b="0"/>
@@ -3411,7 +3339,7 @@
           </mc:Choice>
           <mc:Fallback>
             <w:pict>
-              <v:rect w14:anchorId="58A61D6F" id="_x0000_s1035" alt="&quot;&quot;" style="position:absolute;left:0;text-align:left;margin-left:0;margin-top:-398.35pt;width:104.25pt;height:852.6pt;z-index:-251625472;visibility:visible;mso-wrap-style:square;mso-width-percent:0;mso-height-percent:0;mso-wrap-distance-left:9pt;mso-wrap-distance-top:0;mso-wrap-distance-right:9pt;mso-wrap-distance-bottom:0;mso-position-horizontal:left;mso-position-horizontal-relative:page;mso-position-vertical:absolute;mso-position-vertical-relative:text;mso-width-percent:0;mso-height-percent:0;mso-width-relative:margin;mso-height-relative:margin;v-text-anchor:bottom" o:gfxdata="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" fillcolor="#404040 [2429]" stroked="f" strokeweight="1pt">
+              <v:rect w14:anchorId="5C6E6B79" id="_x0000_s1035" alt="&quot;&quot;" style="position:absolute;margin-left:0;margin-top:-49.6pt;width:104.25pt;height:852.6pt;z-index:-251613184;visibility:visible;mso-wrap-style:square;mso-width-percent:0;mso-height-percent:0;mso-wrap-distance-left:9pt;mso-wrap-distance-top:0;mso-wrap-distance-right:9pt;mso-wrap-distance-bottom:0;mso-position-horizontal:left;mso-position-horizontal-relative:page;mso-position-vertical:absolute;mso-position-vertical-relative:text;mso-width-percent:0;mso-height-percent:0;mso-width-relative:margin;mso-height-relative:margin;v-text-anchor:bottom" o:gfxdata="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" fillcolor="#404040 [2429]" stroked="f" strokeweight="1pt">
                 <v:textbox>
                   <w:txbxContent>
                     <w:p>
@@ -3437,14 +3365,1010 @@
       </w:r>
       <w:r>
         <w:rPr>
-          <w:b/>
-          <w:bCs/>
-        </w:rPr>
-        <w:t>Prevención y recuperación de errores:</w:t>
-      </w:r>
-      <w:r>
-        <w:br/>
-        <w:t>Se implementarán validaciones en formularios y confirmaciones para acciones irreversibles (por ejemplo, eliminar contenido de una lista).</w:t>
+          <w:szCs w:val="20"/>
+        </w:rPr>
+        <w:t>mientras que el administrador posee control total sobre la plataforma.</w:t>
+      </w:r>
+    </w:p>
+    <w:tbl>
+      <w:tblPr>
+        <w:tblStyle w:val="Tablageneral"/>
+        <w:tblW w:w="8129" w:type="dxa"/>
+        <w:tblLayout w:type="fixed"/>
+        <w:tblCellMar>
+          <w:right w:w="0" w:type="dxa"/>
+        </w:tblCellMar>
+        <w:tblLook w:val="0620" w:firstRow="1" w:lastRow="0" w:firstColumn="0" w:lastColumn="0" w:noHBand="1" w:noVBand="1"/>
+      </w:tblPr>
+      <w:tblGrid>
+        <w:gridCol w:w="8129"/>
+      </w:tblGrid>
+      <w:tr>
+        <w:trPr>
+          <w:cnfStyle w:val="100000000000" w:firstRow="1" w:lastRow="0" w:firstColumn="0" w:lastColumn="0" w:oddVBand="0" w:evenVBand="0" w:oddHBand="0" w:evenHBand="0" w:firstRowFirstColumn="0" w:firstRowLastColumn="0" w:lastRowFirstColumn="0" w:lastRowLastColumn="0"/>
+          <w:trHeight w:hRule="exact" w:val="62"/>
+        </w:trPr>
+        <w:tc>
+          <w:tcPr>
+            <w:tcW w:w="8129" w:type="dxa"/>
+            <w:tcBorders>
+              <w:top w:val="single" w:sz="8" w:space="0" w:color="C9C9C9" w:themeColor="text2" w:themeTint="40"/>
+            </w:tcBorders>
+            <w:vAlign w:val="center"/>
+          </w:tcPr>
+          <w:p>
+            <w:pPr>
+              <w:pStyle w:val="Ttulo2"/>
+            </w:pPr>
+          </w:p>
+        </w:tc>
+      </w:tr>
+    </w:tbl>
+    <w:p>
+      <w:pPr>
+        <w:spacing w:before="0" w:after="200" w:line="312" w:lineRule="auto"/>
+        <w:rPr>
+          <w:b/>
+          <w:bCs/>
+          <w:sz w:val="28"/>
+          <w:szCs w:val="28"/>
+        </w:rPr>
+      </w:pPr>
+      <w:r>
+        <w:rPr>
+          <w:b/>
+          <w:bCs/>
+          <w:sz w:val="28"/>
+          <w:szCs w:val="28"/>
+        </w:rPr>
+        <w:t>GUÍA DE ESTILO DEL INTERFAZ:</w:t>
+      </w:r>
+    </w:p>
+    <w:p>
+      <w:pPr>
+        <w:rPr>
+          <w:b/>
+          <w:bCs/>
+          <w:sz w:val="28"/>
+          <w:szCs w:val="28"/>
+          <w:u w:val="single"/>
+        </w:rPr>
+      </w:pPr>
+      <w:r>
+        <w:rPr>
+          <w:b/>
+          <w:bCs/>
+          <w:sz w:val="28"/>
+          <w:szCs w:val="28"/>
+          <w:u w:val="single"/>
+        </w:rPr>
+        <w:t xml:space="preserve">Diseño del </w:t>
+      </w:r>
+      <w:proofErr w:type="spellStart"/>
+      <w:r>
+        <w:rPr>
+          <w:b/>
+          <w:bCs/>
+          <w:sz w:val="28"/>
+          <w:szCs w:val="28"/>
+          <w:u w:val="single"/>
+        </w:rPr>
+        <w:t>frontend</w:t>
+      </w:r>
+      <w:proofErr w:type="spellEnd"/>
+      <w:r>
+        <w:rPr>
+          <w:b/>
+          <w:bCs/>
+          <w:sz w:val="28"/>
+          <w:szCs w:val="28"/>
+          <w:u w:val="single"/>
+        </w:rPr>
+        <w:t>:</w:t>
+      </w:r>
+    </w:p>
+    <w:p>
+      <w:pPr>
+        <w:ind w:left="142"/>
+        <w:rPr>
+          <w:b/>
+          <w:bCs/>
+          <w:sz w:val="24"/>
+        </w:rPr>
+      </w:pPr>
+      <w:r>
+        <w:rPr>
+          <w:b/>
+          <w:bCs/>
+          <w:sz w:val="24"/>
+        </w:rPr>
+        <w:t>Página Principal:</w:t>
+      </w:r>
+    </w:p>
+    <w:p>
+      <w:pPr>
+        <w:spacing w:before="0" w:after="200" w:line="312" w:lineRule="auto"/>
+        <w:rPr>
+          <w:b/>
+          <w:bCs/>
+          <w:sz w:val="28"/>
+          <w:szCs w:val="28"/>
+        </w:rPr>
+      </w:pPr>
+      <w:r>
+        <w:rPr>
+          <w:b/>
+          <w:bCs/>
+          <w:sz w:val="28"/>
+          <w:szCs w:val="28"/>
+        </w:rPr>
+        <w:drawing>
+          <wp:anchor distT="0" distB="0" distL="114300" distR="114300" simplePos="0" relativeHeight="251704320" behindDoc="0" locked="0" layoutInCell="1" allowOverlap="1" wp14:anchorId="64413398" wp14:editId="1D70E2D7">
+            <wp:simplePos x="0" y="0"/>
+            <wp:positionH relativeFrom="column">
+              <wp:posOffset>-267970</wp:posOffset>
+            </wp:positionH>
+            <wp:positionV relativeFrom="paragraph">
+              <wp:posOffset>180340</wp:posOffset>
+            </wp:positionV>
+            <wp:extent cx="2490470" cy="5059045"/>
+            <wp:effectExtent l="0" t="0" r="5080" b="8255"/>
+            <wp:wrapNone/>
+            <wp:docPr id="1821736001" name="Imagen 1" descr="Pantalla de un video juego&#10;&#10;El contenido generado por IA puede ser incorrecto."/>
+            <wp:cNvGraphicFramePr>
+              <a:graphicFrameLocks xmlns:a="http://schemas.openxmlformats.org/drawingml/2006/main" noChangeAspect="1"/>
+            </wp:cNvGraphicFramePr>
+            <a:graphic xmlns:a="http://schemas.openxmlformats.org/drawingml/2006/main">
+              <a:graphicData uri="http://schemas.openxmlformats.org/drawingml/2006/picture">
+                <pic:pic xmlns:pic="http://schemas.openxmlformats.org/drawingml/2006/picture">
+                  <pic:nvPicPr>
+                    <pic:cNvPr id="1821736001" name="Imagen 1" descr="Pantalla de un video juego&#10;&#10;El contenido generado por IA puede ser incorrecto."/>
+                    <pic:cNvPicPr/>
+                  </pic:nvPicPr>
+                  <pic:blipFill>
+                    <a:blip r:embed="rId16">
+                      <a:extLst>
+                        <a:ext uri="{28A0092B-C50C-407E-A947-70E740481C1C}">
+                          <a14:useLocalDpi xmlns:a14="http://schemas.microsoft.com/office/drawing/2010/main" val="0"/>
+                        </a:ext>
+                      </a:extLst>
+                    </a:blip>
+                    <a:stretch>
+                      <a:fillRect/>
+                    </a:stretch>
+                  </pic:blipFill>
+                  <pic:spPr>
+                    <a:xfrm>
+                      <a:off x="0" y="0"/>
+                      <a:ext cx="2490470" cy="5059045"/>
+                    </a:xfrm>
+                    <a:prstGeom prst="rect">
+                      <a:avLst/>
+                    </a:prstGeom>
+                  </pic:spPr>
+                </pic:pic>
+              </a:graphicData>
+            </a:graphic>
+            <wp14:sizeRelH relativeFrom="margin">
+              <wp14:pctWidth>0</wp14:pctWidth>
+            </wp14:sizeRelH>
+            <wp14:sizeRelV relativeFrom="margin">
+              <wp14:pctHeight>0</wp14:pctHeight>
+            </wp14:sizeRelV>
+          </wp:anchor>
+        </w:drawing>
+      </w:r>
+    </w:p>
+    <w:p>
+      <w:pPr>
+        <w:spacing w:before="0" w:after="200" w:line="312" w:lineRule="auto"/>
+        <w:rPr>
+          <w:b/>
+          <w:bCs/>
+          <w:sz w:val="28"/>
+          <w:szCs w:val="28"/>
+        </w:rPr>
+      </w:pPr>
+    </w:p>
+    <w:p>
+      <w:pPr>
+        <w:spacing w:before="0" w:after="200" w:line="312" w:lineRule="auto"/>
+        <w:rPr>
+          <w:b/>
+          <w:bCs/>
+          <w:sz w:val="28"/>
+          <w:szCs w:val="28"/>
+        </w:rPr>
+      </w:pPr>
+    </w:p>
+    <w:p>
+      <w:pPr>
+        <w:spacing w:before="0" w:after="200" w:line="312" w:lineRule="auto"/>
+        <w:rPr>
+          <w:b/>
+          <w:bCs/>
+          <w:sz w:val="28"/>
+          <w:szCs w:val="28"/>
+        </w:rPr>
+      </w:pPr>
+    </w:p>
+    <w:p>
+      <w:pPr>
+        <w:spacing w:before="0" w:after="200" w:line="312" w:lineRule="auto"/>
+        <w:rPr>
+          <w:b/>
+          <w:bCs/>
+          <w:sz w:val="28"/>
+          <w:szCs w:val="28"/>
+        </w:rPr>
+      </w:pPr>
+    </w:p>
+    <w:p>
+      <w:pPr>
+        <w:spacing w:before="0" w:after="200" w:line="312" w:lineRule="auto"/>
+        <w:rPr>
+          <w:b/>
+          <w:bCs/>
+          <w:sz w:val="28"/>
+          <w:szCs w:val="28"/>
+        </w:rPr>
+      </w:pPr>
+    </w:p>
+    <w:p>
+      <w:pPr>
+        <w:spacing w:before="0" w:after="200" w:line="312" w:lineRule="auto"/>
+        <w:rPr>
+          <w:b/>
+          <w:bCs/>
+          <w:sz w:val="28"/>
+          <w:szCs w:val="28"/>
+        </w:rPr>
+      </w:pPr>
+    </w:p>
+    <w:p>
+      <w:pPr>
+        <w:spacing w:before="0" w:after="200" w:line="312" w:lineRule="auto"/>
+        <w:rPr>
+          <w:b/>
+          <w:bCs/>
+          <w:sz w:val="28"/>
+          <w:szCs w:val="28"/>
+        </w:rPr>
+      </w:pPr>
+    </w:p>
+    <w:p>
+      <w:pPr>
+        <w:spacing w:before="0" w:after="200" w:line="312" w:lineRule="auto"/>
+        <w:rPr>
+          <w:b/>
+          <w:bCs/>
+          <w:sz w:val="28"/>
+          <w:szCs w:val="28"/>
+        </w:rPr>
+      </w:pPr>
+    </w:p>
+    <w:p>
+      <w:pPr>
+        <w:spacing w:before="0" w:after="200" w:line="312" w:lineRule="auto"/>
+        <w:rPr>
+          <w:b/>
+          <w:bCs/>
+          <w:sz w:val="28"/>
+          <w:szCs w:val="28"/>
+        </w:rPr>
+      </w:pPr>
+    </w:p>
+    <w:p>
+      <w:pPr>
+        <w:spacing w:before="0" w:after="200" w:line="312" w:lineRule="auto"/>
+        <w:rPr>
+          <w:b/>
+          <w:bCs/>
+          <w:sz w:val="28"/>
+          <w:szCs w:val="28"/>
+        </w:rPr>
+      </w:pPr>
+    </w:p>
+    <w:p>
+      <w:pPr>
+        <w:spacing w:before="0" w:after="200" w:line="312" w:lineRule="auto"/>
+        <w:rPr>
+          <w:b/>
+          <w:bCs/>
+          <w:sz w:val="24"/>
+        </w:rPr>
+      </w:pPr>
+      <w:r>
+        <w:rPr>
+          <w:b/>
+          <w:bCs/>
+          <w:sz w:val="24"/>
+        </w:rPr>
+        <w:lastRenderedPageBreak/>
+        <w:t>Página de películas y series</w:t>
+      </w:r>
+    </w:p>
+    <w:p>
+      <w:pPr>
+        <w:spacing w:before="0" w:after="200" w:line="312" w:lineRule="auto"/>
+        <w:rPr>
+          <w:b/>
+          <w:bCs/>
+          <w:sz w:val="28"/>
+          <w:szCs w:val="28"/>
+        </w:rPr>
+      </w:pPr>
+      <w:r>
+        <w:rPr>
+          <w:b/>
+          <w:bCs/>
+          <w:sz w:val="28"/>
+          <w:szCs w:val="28"/>
+        </w:rPr>
+        <w:drawing>
+          <wp:inline distT="0" distB="0" distL="0" distR="0" wp14:anchorId="57FCF02D" wp14:editId="1D96D6A6">
+            <wp:extent cx="4430110" cy="2409198"/>
+            <wp:effectExtent l="0" t="0" r="8890" b="0"/>
+            <wp:docPr id="2145335911" name="Imagen 1" descr="Pantalla de juego de computadora&#10;&#10;El contenido generado por IA puede ser incorrecto."/>
+            <wp:cNvGraphicFramePr>
+              <a:graphicFrameLocks xmlns:a="http://schemas.openxmlformats.org/drawingml/2006/main" noChangeAspect="1"/>
+            </wp:cNvGraphicFramePr>
+            <a:graphic xmlns:a="http://schemas.openxmlformats.org/drawingml/2006/main">
+              <a:graphicData uri="http://schemas.openxmlformats.org/drawingml/2006/picture">
+                <pic:pic xmlns:pic="http://schemas.openxmlformats.org/drawingml/2006/picture">
+                  <pic:nvPicPr>
+                    <pic:cNvPr id="2145335911" name="Imagen 1" descr="Pantalla de juego de computadora&#10;&#10;El contenido generado por IA puede ser incorrecto."/>
+                    <pic:cNvPicPr/>
+                  </pic:nvPicPr>
+                  <pic:blipFill>
+                    <a:blip r:embed="rId17"/>
+                    <a:stretch>
+                      <a:fillRect/>
+                    </a:stretch>
+                  </pic:blipFill>
+                  <pic:spPr>
+                    <a:xfrm>
+                      <a:off x="0" y="0"/>
+                      <a:ext cx="4460047" cy="2425479"/>
+                    </a:xfrm>
+                    <a:prstGeom prst="rect">
+                      <a:avLst/>
+                    </a:prstGeom>
+                  </pic:spPr>
+                </pic:pic>
+              </a:graphicData>
+            </a:graphic>
+          </wp:inline>
+        </w:drawing>
+      </w:r>
+    </w:p>
+    <w:p>
+      <w:pPr>
+        <w:spacing w:before="0" w:after="200" w:line="312" w:lineRule="auto"/>
+        <w:rPr>
+          <w:b/>
+          <w:bCs/>
+          <w:sz w:val="24"/>
+        </w:rPr>
+      </w:pPr>
+      <w:proofErr w:type="spellStart"/>
+      <w:r>
+        <w:rPr>
+          <w:b/>
+          <w:bCs/>
+          <w:sz w:val="24"/>
+        </w:rPr>
+        <w:t>Info</w:t>
+      </w:r>
+      <w:proofErr w:type="spellEnd"/>
+      <w:r>
+        <w:rPr>
+          <w:b/>
+          <w:bCs/>
+          <w:sz w:val="24"/>
+        </w:rPr>
+        <w:t xml:space="preserve"> de cada </w:t>
+      </w:r>
+      <w:r>
+        <w:rPr>
+          <w:b/>
+          <w:bCs/>
+          <w:sz w:val="24"/>
+        </w:rPr>
+        <w:t>película/serie</w:t>
+      </w:r>
+      <w:r>
+        <w:rPr>
+          <w:b/>
+          <w:bCs/>
+          <w:sz w:val="24"/>
+        </w:rPr>
+        <w:t>:</w:t>
+      </w:r>
+    </w:p>
+    <w:p>
+      <w:pPr>
+        <w:spacing w:before="0" w:after="200" w:line="312" w:lineRule="auto"/>
+        <w:rPr>
+          <w:b/>
+          <w:bCs/>
+          <w:sz w:val="28"/>
+          <w:szCs w:val="28"/>
+        </w:rPr>
+      </w:pPr>
+      <w:r>
+        <w:rPr>
+          <w:b/>
+          <w:bCs/>
+          <w:sz w:val="28"/>
+          <w:szCs w:val="28"/>
+        </w:rPr>
+        <w:drawing>
+          <wp:inline distT="0" distB="0" distL="0" distR="0" wp14:anchorId="69426557" wp14:editId="63AA4A05">
+            <wp:extent cx="2459421" cy="5507101"/>
+            <wp:effectExtent l="0" t="0" r="0" b="0"/>
+            <wp:docPr id="682179403" name="Imagen 1" descr="Pantalla de computadora&#10;&#10;El contenido generado por IA puede ser incorrecto."/>
+            <wp:cNvGraphicFramePr>
+              <a:graphicFrameLocks xmlns:a="http://schemas.openxmlformats.org/drawingml/2006/main" noChangeAspect="1"/>
+            </wp:cNvGraphicFramePr>
+            <a:graphic xmlns:a="http://schemas.openxmlformats.org/drawingml/2006/main">
+              <a:graphicData uri="http://schemas.openxmlformats.org/drawingml/2006/picture">
+                <pic:pic xmlns:pic="http://schemas.openxmlformats.org/drawingml/2006/picture">
+                  <pic:nvPicPr>
+                    <pic:cNvPr id="682179403" name="Imagen 1" descr="Pantalla de computadora&#10;&#10;El contenido generado por IA puede ser incorrecto."/>
+                    <pic:cNvPicPr/>
+                  </pic:nvPicPr>
+                  <pic:blipFill>
+                    <a:blip r:embed="rId18"/>
+                    <a:stretch>
+                      <a:fillRect/>
+                    </a:stretch>
+                  </pic:blipFill>
+                  <pic:spPr>
+                    <a:xfrm>
+                      <a:off x="0" y="0"/>
+                      <a:ext cx="2474524" cy="5540919"/>
+                    </a:xfrm>
+                    <a:prstGeom prst="rect">
+                      <a:avLst/>
+                    </a:prstGeom>
+                  </pic:spPr>
+                </pic:pic>
+              </a:graphicData>
+            </a:graphic>
+          </wp:inline>
+        </w:drawing>
+      </w:r>
+    </w:p>
+    <w:p>
+      <w:pPr>
+        <w:spacing w:before="0" w:after="200" w:line="312" w:lineRule="auto"/>
+        <w:rPr>
+          <w:b/>
+          <w:bCs/>
+          <w:sz w:val="24"/>
+        </w:rPr>
+      </w:pPr>
+      <w:r>
+        <w:rPr>
+          <w:b/>
+          <w:bCs/>
+          <w:sz w:val="24"/>
+        </w:rPr>
+        <w:lastRenderedPageBreak/>
+        <w:t>Página Noticias:</w:t>
+      </w:r>
+    </w:p>
+    <w:p>
+      <w:pPr>
+        <w:spacing w:before="0" w:after="200" w:line="312" w:lineRule="auto"/>
+        <w:rPr>
+          <w:b/>
+          <w:bCs/>
+          <w:sz w:val="28"/>
+          <w:szCs w:val="28"/>
+        </w:rPr>
+      </w:pPr>
+      <w:r>
+        <w:rPr>
+          <w:b/>
+          <w:bCs/>
+          <w:sz w:val="28"/>
+          <w:szCs w:val="28"/>
+        </w:rPr>
+        <w:drawing>
+          <wp:inline distT="0" distB="0" distL="0" distR="0" wp14:anchorId="2CE02763" wp14:editId="6102989F">
+            <wp:extent cx="2341586" cy="5990897"/>
+            <wp:effectExtent l="0" t="0" r="1905" b="0"/>
+            <wp:docPr id="1035708748" name="Imagen 1" descr="Interfaz de usuario gráfica, Sitio web&#10;&#10;El contenido generado por IA puede ser incorrecto."/>
+            <wp:cNvGraphicFramePr>
+              <a:graphicFrameLocks xmlns:a="http://schemas.openxmlformats.org/drawingml/2006/main" noChangeAspect="1"/>
+            </wp:cNvGraphicFramePr>
+            <a:graphic xmlns:a="http://schemas.openxmlformats.org/drawingml/2006/main">
+              <a:graphicData uri="http://schemas.openxmlformats.org/drawingml/2006/picture">
+                <pic:pic xmlns:pic="http://schemas.openxmlformats.org/drawingml/2006/picture">
+                  <pic:nvPicPr>
+                    <pic:cNvPr id="1035708748" name="Imagen 1" descr="Interfaz de usuario gráfica, Sitio web&#10;&#10;El contenido generado por IA puede ser incorrecto."/>
+                    <pic:cNvPicPr/>
+                  </pic:nvPicPr>
+                  <pic:blipFill>
+                    <a:blip r:embed="rId19"/>
+                    <a:stretch>
+                      <a:fillRect/>
+                    </a:stretch>
+                  </pic:blipFill>
+                  <pic:spPr>
+                    <a:xfrm>
+                      <a:off x="0" y="0"/>
+                      <a:ext cx="2357888" cy="6032606"/>
+                    </a:xfrm>
+                    <a:prstGeom prst="rect">
+                      <a:avLst/>
+                    </a:prstGeom>
+                  </pic:spPr>
+                </pic:pic>
+              </a:graphicData>
+            </a:graphic>
+          </wp:inline>
+        </w:drawing>
+      </w:r>
+    </w:p>
+    <w:p>
+      <w:pPr>
+        <w:spacing w:before="0" w:after="200" w:line="312" w:lineRule="auto"/>
+        <w:rPr>
+          <w:b/>
+          <w:bCs/>
+          <w:sz w:val="24"/>
+        </w:rPr>
+      </w:pPr>
+      <w:r>
+        <w:rPr>
+          <w:b/>
+          <w:bCs/>
+          <w:sz w:val="24"/>
+        </w:rPr>
+        <w:t>Filtrados de noticias:</w:t>
+      </w:r>
+    </w:p>
+    <w:p>
+      <w:pPr>
+        <w:spacing w:before="0" w:after="200" w:line="312" w:lineRule="auto"/>
+        <w:rPr>
+          <w:b/>
+          <w:bCs/>
+          <w:sz w:val="28"/>
+          <w:szCs w:val="28"/>
+        </w:rPr>
+      </w:pPr>
+      <w:r>
+        <w:rPr>
+          <w:b/>
+          <w:bCs/>
+          <w:sz w:val="28"/>
+          <w:szCs w:val="28"/>
+        </w:rPr>
+        <w:drawing>
+          <wp:inline distT="0" distB="0" distL="0" distR="0" wp14:anchorId="3A050F1A" wp14:editId="65A436AB">
+            <wp:extent cx="5297214" cy="1987252"/>
+            <wp:effectExtent l="0" t="0" r="0" b="0"/>
+            <wp:docPr id="1249468299" name="Imagen 1" descr="Pantalla de un video juego&#10;&#10;El contenido generado por IA puede ser incorrecto."/>
+            <wp:cNvGraphicFramePr>
+              <a:graphicFrameLocks xmlns:a="http://schemas.openxmlformats.org/drawingml/2006/main" noChangeAspect="1"/>
+            </wp:cNvGraphicFramePr>
+            <a:graphic xmlns:a="http://schemas.openxmlformats.org/drawingml/2006/main">
+              <a:graphicData uri="http://schemas.openxmlformats.org/drawingml/2006/picture">
+                <pic:pic xmlns:pic="http://schemas.openxmlformats.org/drawingml/2006/picture">
+                  <pic:nvPicPr>
+                    <pic:cNvPr id="1249468299" name="Imagen 1" descr="Pantalla de un video juego&#10;&#10;El contenido generado por IA puede ser incorrecto."/>
+                    <pic:cNvPicPr/>
+                  </pic:nvPicPr>
+                  <pic:blipFill>
+                    <a:blip r:embed="rId20"/>
+                    <a:stretch>
+                      <a:fillRect/>
+                    </a:stretch>
+                  </pic:blipFill>
+                  <pic:spPr>
+                    <a:xfrm>
+                      <a:off x="0" y="0"/>
+                      <a:ext cx="5349701" cy="2006942"/>
+                    </a:xfrm>
+                    <a:prstGeom prst="rect">
+                      <a:avLst/>
+                    </a:prstGeom>
+                  </pic:spPr>
+                </pic:pic>
+              </a:graphicData>
+            </a:graphic>
+          </wp:inline>
+        </w:drawing>
+      </w:r>
+    </w:p>
+    <w:p>
+      <w:pPr>
+        <w:spacing w:before="0" w:after="200" w:line="312" w:lineRule="auto"/>
+        <w:rPr>
+          <w:b/>
+          <w:bCs/>
+          <w:sz w:val="24"/>
+        </w:rPr>
+      </w:pPr>
+      <w:r>
+        <w:rPr>
+          <w:b/>
+          <w:bCs/>
+          <w:sz w:val="24"/>
+        </w:rPr>
+        <w:lastRenderedPageBreak/>
+        <w:t>Página de información sobre el premium:</w:t>
+      </w:r>
+    </w:p>
+    <w:p>
+      <w:pPr>
+        <w:spacing w:before="0" w:after="200" w:line="312" w:lineRule="auto"/>
+        <w:rPr>
+          <w:b/>
+          <w:bCs/>
+          <w:sz w:val="28"/>
+          <w:szCs w:val="28"/>
+        </w:rPr>
+      </w:pPr>
+      <w:r>
+        <w:rPr>
+          <w:b/>
+          <w:bCs/>
+          <w:sz w:val="28"/>
+          <w:szCs w:val="28"/>
+        </w:rPr>
+        <w:drawing>
+          <wp:inline distT="0" distB="0" distL="0" distR="0" wp14:anchorId="4198A5C7" wp14:editId="1DEA25D6">
+            <wp:extent cx="3124636" cy="7725853"/>
+            <wp:effectExtent l="0" t="0" r="0" b="8890"/>
+            <wp:docPr id="1020444224" name="Imagen 1" descr="Interfaz de usuario gráfica&#10;&#10;El contenido generado por IA puede ser incorrecto."/>
+            <wp:cNvGraphicFramePr>
+              <a:graphicFrameLocks xmlns:a="http://schemas.openxmlformats.org/drawingml/2006/main" noChangeAspect="1"/>
+            </wp:cNvGraphicFramePr>
+            <a:graphic xmlns:a="http://schemas.openxmlformats.org/drawingml/2006/main">
+              <a:graphicData uri="http://schemas.openxmlformats.org/drawingml/2006/picture">
+                <pic:pic xmlns:pic="http://schemas.openxmlformats.org/drawingml/2006/picture">
+                  <pic:nvPicPr>
+                    <pic:cNvPr id="1020444224" name="Imagen 1" descr="Interfaz de usuario gráfica&#10;&#10;El contenido generado por IA puede ser incorrecto."/>
+                    <pic:cNvPicPr/>
+                  </pic:nvPicPr>
+                  <pic:blipFill>
+                    <a:blip r:embed="rId21"/>
+                    <a:stretch>
+                      <a:fillRect/>
+                    </a:stretch>
+                  </pic:blipFill>
+                  <pic:spPr>
+                    <a:xfrm>
+                      <a:off x="0" y="0"/>
+                      <a:ext cx="3124636" cy="7725853"/>
+                    </a:xfrm>
+                    <a:prstGeom prst="rect">
+                      <a:avLst/>
+                    </a:prstGeom>
+                  </pic:spPr>
+                </pic:pic>
+              </a:graphicData>
+            </a:graphic>
+          </wp:inline>
+        </w:drawing>
+      </w:r>
+    </w:p>
+    <w:p>
+      <w:pPr>
+        <w:spacing w:before="0" w:after="200" w:line="312" w:lineRule="auto"/>
+        <w:rPr>
+          <w:b/>
+          <w:bCs/>
+          <w:sz w:val="28"/>
+          <w:szCs w:val="28"/>
+        </w:rPr>
+      </w:pPr>
+    </w:p>
+    <w:p>
+      <w:pPr>
+        <w:spacing w:before="0" w:after="200" w:line="312" w:lineRule="auto"/>
+        <w:rPr>
+          <w:b/>
+          <w:bCs/>
+          <w:sz w:val="28"/>
+          <w:szCs w:val="28"/>
+        </w:rPr>
+      </w:pPr>
+    </w:p>
+    <w:p>
+      <w:pPr>
+        <w:spacing w:before="0" w:after="200" w:line="312" w:lineRule="auto"/>
+        <w:rPr>
+          <w:b/>
+          <w:bCs/>
+          <w:sz w:val="24"/>
+        </w:rPr>
+      </w:pPr>
+      <w:r>
+        <w:rPr>
+          <w:b/>
+          <w:bCs/>
+          <w:sz w:val="24"/>
+        </w:rPr>
+        <w:lastRenderedPageBreak/>
+        <w:t xml:space="preserve">Página de </w:t>
+      </w:r>
+      <w:proofErr w:type="spellStart"/>
+      <w:r>
+        <w:rPr>
+          <w:b/>
+          <w:bCs/>
+          <w:sz w:val="24"/>
+        </w:rPr>
+        <w:t>Login</w:t>
+      </w:r>
+      <w:proofErr w:type="spellEnd"/>
+      <w:r>
+        <w:rPr>
+          <w:b/>
+          <w:bCs/>
+          <w:sz w:val="24"/>
+        </w:rPr>
+        <w:t>:</w:t>
+      </w:r>
+    </w:p>
+    <w:p>
+      <w:pPr>
+        <w:spacing w:before="0" w:after="200" w:line="312" w:lineRule="auto"/>
+        <w:rPr>
+          <w:b/>
+          <w:bCs/>
+          <w:sz w:val="28"/>
+          <w:szCs w:val="28"/>
+        </w:rPr>
+      </w:pPr>
+      <w:r>
+        <w:rPr>
+          <w:b/>
+          <w:bCs/>
+          <w:sz w:val="28"/>
+          <w:szCs w:val="28"/>
+        </w:rPr>
+        <w:drawing>
+          <wp:inline distT="0" distB="0" distL="0" distR="0" wp14:anchorId="79573A8D" wp14:editId="7DB47FC0">
+            <wp:extent cx="5274310" cy="3411855"/>
+            <wp:effectExtent l="0" t="0" r="2540" b="0"/>
+            <wp:docPr id="60230140" name="Imagen 1" descr="Interfaz de usuario gráfica, Sitio web&#10;&#10;El contenido generado por IA puede ser incorrecto."/>
+            <wp:cNvGraphicFramePr>
+              <a:graphicFrameLocks xmlns:a="http://schemas.openxmlformats.org/drawingml/2006/main" noChangeAspect="1"/>
+            </wp:cNvGraphicFramePr>
+            <a:graphic xmlns:a="http://schemas.openxmlformats.org/drawingml/2006/main">
+              <a:graphicData uri="http://schemas.openxmlformats.org/drawingml/2006/picture">
+                <pic:pic xmlns:pic="http://schemas.openxmlformats.org/drawingml/2006/picture">
+                  <pic:nvPicPr>
+                    <pic:cNvPr id="60230140" name="Imagen 1" descr="Interfaz de usuario gráfica, Sitio web&#10;&#10;El contenido generado por IA puede ser incorrecto."/>
+                    <pic:cNvPicPr/>
+                  </pic:nvPicPr>
+                  <pic:blipFill>
+                    <a:blip r:embed="rId22"/>
+                    <a:stretch>
+                      <a:fillRect/>
+                    </a:stretch>
+                  </pic:blipFill>
+                  <pic:spPr>
+                    <a:xfrm>
+                      <a:off x="0" y="0"/>
+                      <a:ext cx="5274310" cy="3411855"/>
+                    </a:xfrm>
+                    <a:prstGeom prst="rect">
+                      <a:avLst/>
+                    </a:prstGeom>
+                  </pic:spPr>
+                </pic:pic>
+              </a:graphicData>
+            </a:graphic>
+          </wp:inline>
+        </w:drawing>
+      </w:r>
+    </w:p>
+    <w:p>
+      <w:pPr>
+        <w:spacing w:before="0" w:after="200" w:line="312" w:lineRule="auto"/>
+        <w:rPr>
+          <w:b/>
+          <w:bCs/>
+          <w:sz w:val="24"/>
+        </w:rPr>
+      </w:pPr>
+      <w:r>
+        <w:rPr>
+          <w:b/>
+          <w:bCs/>
+          <w:sz w:val="24"/>
+        </w:rPr>
+        <w:t>Página de registro:</w:t>
+      </w:r>
+    </w:p>
+    <w:p>
+      <w:pPr>
+        <w:spacing w:before="0" w:after="200" w:line="312" w:lineRule="auto"/>
+        <w:rPr>
+          <w:b/>
+          <w:bCs/>
+          <w:sz w:val="28"/>
+          <w:szCs w:val="28"/>
+        </w:rPr>
+      </w:pPr>
+      <w:r>
+        <w:rPr>
+          <w:b/>
+          <w:bCs/>
+          <w:sz w:val="28"/>
+          <w:szCs w:val="28"/>
+        </w:rPr>
+        <w:drawing>
+          <wp:inline distT="0" distB="0" distL="0" distR="0" wp14:anchorId="2B23358A" wp14:editId="582C093B">
+            <wp:extent cx="5274310" cy="3513455"/>
+            <wp:effectExtent l="0" t="0" r="2540" b="0"/>
+            <wp:docPr id="462427902" name="Imagen 1" descr="Interfaz de usuario gráfica, Sitio web&#10;&#10;El contenido generado por IA puede ser incorrecto."/>
+            <wp:cNvGraphicFramePr>
+              <a:graphicFrameLocks xmlns:a="http://schemas.openxmlformats.org/drawingml/2006/main" noChangeAspect="1"/>
+            </wp:cNvGraphicFramePr>
+            <a:graphic xmlns:a="http://schemas.openxmlformats.org/drawingml/2006/main">
+              <a:graphicData uri="http://schemas.openxmlformats.org/drawingml/2006/picture">
+                <pic:pic xmlns:pic="http://schemas.openxmlformats.org/drawingml/2006/picture">
+                  <pic:nvPicPr>
+                    <pic:cNvPr id="462427902" name="Imagen 1" descr="Interfaz de usuario gráfica, Sitio web&#10;&#10;El contenido generado por IA puede ser incorrecto."/>
+                    <pic:cNvPicPr/>
+                  </pic:nvPicPr>
+                  <pic:blipFill>
+                    <a:blip r:embed="rId23"/>
+                    <a:stretch>
+                      <a:fillRect/>
+                    </a:stretch>
+                  </pic:blipFill>
+                  <pic:spPr>
+                    <a:xfrm>
+                      <a:off x="0" y="0"/>
+                      <a:ext cx="5274310" cy="3513455"/>
+                    </a:xfrm>
+                    <a:prstGeom prst="rect">
+                      <a:avLst/>
+                    </a:prstGeom>
+                  </pic:spPr>
+                </pic:pic>
+              </a:graphicData>
+            </a:graphic>
+          </wp:inline>
+        </w:drawing>
+      </w:r>
+    </w:p>
+    <w:p>
+      <w:pPr>
+        <w:spacing w:before="0" w:after="200" w:line="312" w:lineRule="auto"/>
+        <w:rPr>
+          <w:b/>
+          <w:bCs/>
+          <w:szCs w:val="20"/>
+        </w:rPr>
+      </w:pPr>
+      <w:proofErr w:type="gramStart"/>
+      <w:r>
+        <w:rPr>
+          <w:b/>
+          <w:bCs/>
+          <w:szCs w:val="20"/>
+        </w:rPr>
+        <w:t>Link</w:t>
+      </w:r>
+      <w:proofErr w:type="gramEnd"/>
+      <w:r>
+        <w:rPr>
+          <w:b/>
+          <w:bCs/>
+          <w:szCs w:val="20"/>
+        </w:rPr>
+        <w:t xml:space="preserve"> del </w:t>
+      </w:r>
+      <w:proofErr w:type="spellStart"/>
+      <w:r>
+        <w:rPr>
+          <w:b/>
+          <w:bCs/>
+          <w:szCs w:val="20"/>
+        </w:rPr>
+        <w:t>figma</w:t>
+      </w:r>
+      <w:proofErr w:type="spellEnd"/>
+      <w:r>
+        <w:rPr>
+          <w:b/>
+          <w:bCs/>
+          <w:szCs w:val="20"/>
+        </w:rPr>
+        <w:t>:</w:t>
+      </w:r>
+    </w:p>
+    <w:p>
+      <w:pPr>
+        <w:spacing w:before="0" w:after="200" w:line="312" w:lineRule="auto"/>
+        <w:rPr>
+          <w:szCs w:val="20"/>
+        </w:rPr>
+      </w:pPr>
+      <w:hyperlink r:id="rId24" w:history="1">
+        <w:r>
+          <w:rPr>
+            <w:rStyle w:val="Hipervnculo"/>
+            <w:szCs w:val="20"/>
+          </w:rPr>
+          <w:t>https://www.figma.com/</w:t>
+        </w:r>
+        <w:r>
+          <w:rPr>
+            <w:rStyle w:val="Hipervnculo"/>
+            <w:szCs w:val="20"/>
+          </w:rPr>
+          <w:t>d</w:t>
+        </w:r>
+        <w:r>
+          <w:rPr>
+            <w:rStyle w:val="Hipervnculo"/>
+            <w:szCs w:val="20"/>
+          </w:rPr>
+          <w:t>esign/C0sj9dbzKaRpJshVfNWokc/TFG_SONAURA?node-id=0-1&amp;t=CzU8caVkRHuZb1jB-1</w:t>
+        </w:r>
+      </w:hyperlink>
+    </w:p>
+    <w:p>
+      <w:pPr>
+        <w:rPr>
+          <w:b/>
+          <w:bCs/>
+          <w:sz w:val="28"/>
+          <w:szCs w:val="28"/>
+        </w:rPr>
+      </w:pPr>
+      <w:r>
+        <w:rPr>
+          <w:b/>
+          <w:bCs/>
+          <w:sz w:val="28"/>
+          <w:szCs w:val="28"/>
+        </w:rPr>
+        <w:lastRenderedPageBreak/>
+        <w:t>Principios de Usabilidad y Accesibilidad</w:t>
+      </w:r>
+    </w:p>
+    <w:p>
+      <w:pPr>
+        <w:rPr>
+          <w:b/>
+          <w:bCs/>
+          <w:sz w:val="24"/>
+        </w:rPr>
+      </w:pPr>
+      <w:r>
+        <w:rPr>
+          <w:b/>
+          <w:bCs/>
+          <w:sz w:val="24"/>
+        </w:rPr>
+        <w:t>Usabilidad</w:t>
+      </w:r>
+    </w:p>
+    <w:p>
+      <w:r>
+        <w:t>La usabilidad es un aspecto clave en el diseño de nuestro blog de entretenimiento, ya que influye directamente en la facilidad con la que los usuarios interactúan con la plataforma. Para garantizar una experiencia satisfactoria, nos basamos en principios reconocidos como los de Jakob Nielsen.</w:t>
+      </w:r>
+    </w:p>
+    <w:p>
+      <w:r>
+        <w:rPr>
+          <w:b/>
+          <w:bCs/>
+        </w:rPr>
+        <w:t>Principios aplicados:</w:t>
       </w:r>
     </w:p>
     <w:p>
@@ -3459,11 +4383,27 @@
           <w:b/>
           <w:bCs/>
         </w:rPr>
-        <w:t>Navegación intuitiva:</w:t>
+        <w:t>Consistencia visual y funcional:</w:t>
       </w:r>
       <w:r>
         <w:br/>
-        <w:t>El usuario podrá moverse fácilmente entre secciones, con rutas claras de acceso y retorno, especialmente entre contenido relacionado (como temporadas de una serie o recomendaciones similares).</w:t>
+        <w:t xml:space="preserve">Todos los elementos interactivos mantendrán un diseño coherente en todas las páginas. La navegación principal (Inicio, Películas, Series, </w:t>
+      </w:r>
+      <w:proofErr w:type="spellStart"/>
+      <w:r>
+        <w:t>Login</w:t>
+      </w:r>
+      <w:proofErr w:type="spellEnd"/>
+      <w:r>
+        <w:t>/</w:t>
+      </w:r>
+      <w:proofErr w:type="spellStart"/>
+      <w:r>
+        <w:t>Logout</w:t>
+      </w:r>
+      <w:proofErr w:type="spellEnd"/>
+      <w:r>
+        <w:t>) será uniforme y siempre visible.</w:t>
       </w:r>
     </w:p>
     <w:p>
@@ -3478,6 +4418,87 @@
           <w:b/>
           <w:bCs/>
         </w:rPr>
+        <w:t>Claridad en la interacción:</w:t>
+      </w:r>
+      <w:r>
+        <w:br/>
+        <w:t>Los botones y acciones estarán claramente etiquetados. Se priorizará el uso de texto acompañado de iconos para evitar ambigüedades.</w:t>
+      </w:r>
+    </w:p>
+    <w:p>
+      <w:pPr>
+        <w:numPr>
+          <w:ilvl w:val="0"/>
+          <w:numId w:val="29"/>
+        </w:numPr>
+      </w:pPr>
+      <w:r>
+        <w:rPr>
+          <w:b/>
+          <w:bCs/>
+        </w:rPr>
+        <w:t>Retroalimentación inmediata:</w:t>
+      </w:r>
+      <w:r>
+        <w:br/>
+        <w:t>El sistema ofrecerá mensajes o señales visuales (como animaciones o alertas) al realizar acciones como valorar una serie, seguir una película o guardar un cambio en una lista.</w:t>
+      </w:r>
+    </w:p>
+    <w:p>
+      <w:pPr>
+        <w:numPr>
+          <w:ilvl w:val="0"/>
+          <w:numId w:val="29"/>
+        </w:numPr>
+      </w:pPr>
+      <w:r>
+        <w:rPr>
+          <w:b/>
+          <w:bCs/>
+        </w:rPr>
+        <w:t>Prevención y recuperación de errores:</w:t>
+      </w:r>
+      <w:r>
+        <w:br/>
+        <w:t>Se implementarán validaciones en formularios y confirmaciones para acciones irreversibles (por ejemplo, eliminar contenido de una lista).</w:t>
+      </w:r>
+    </w:p>
+    <w:p>
+      <w:pPr>
+        <w:ind w:left="720"/>
+      </w:pPr>
+    </w:p>
+    <w:p>
+      <w:pPr>
+        <w:numPr>
+          <w:ilvl w:val="0"/>
+          <w:numId w:val="29"/>
+        </w:numPr>
+      </w:pPr>
+      <w:r>
+        <w:rPr>
+          <w:b/>
+          <w:bCs/>
+        </w:rPr>
+        <w:t>Navegación intuitiva:</w:t>
+      </w:r>
+      <w:r>
+        <w:br/>
+        <w:t>El usuario podrá moverse fácilmente entre secciones, con rutas claras de acceso y retorno, especialmente entre contenido relacionado (como temporadas de una serie o recomendaciones similares).</w:t>
+      </w:r>
+    </w:p>
+    <w:p>
+      <w:pPr>
+        <w:numPr>
+          <w:ilvl w:val="0"/>
+          <w:numId w:val="29"/>
+        </w:numPr>
+      </w:pPr>
+      <w:r>
+        <w:rPr>
+          <w:b/>
+          <w:bCs/>
+        </w:rPr>
         <w:t>Adaptación a diferentes niveles de usuario:</w:t>
       </w:r>
       <w:r>
@@ -3485,31 +4506,51 @@
         <w:t>La interfaz será accesible y comprensible para usuarios nuevos, pero también incluirá atajos o funcionalidades adicionales para usuarios registrados y suscriptores.</w:t>
       </w:r>
     </w:p>
-    <w:p/>
-    <w:p>
-      <w:pPr>
-        <w:rPr>
-          <w:b/>
-          <w:bCs/>
-        </w:rPr>
-      </w:pPr>
-    </w:p>
-    <w:p>
-      <w:pPr>
-        <w:rPr>
-          <w:b/>
-          <w:bCs/>
-          <w:sz w:val="30"/>
-          <w:szCs w:val="30"/>
-        </w:rPr>
-      </w:pPr>
-      <w:r>
-        <w:rPr>
-          <w:b/>
-          <w:bCs/>
-          <w:sz w:val="30"/>
-          <w:szCs w:val="30"/>
-        </w:rPr>
+    <w:p>
+      <w:pPr>
+        <w:ind w:left="720"/>
+      </w:pPr>
+    </w:p>
+    <w:p>
+      <w:pPr>
+        <w:ind w:left="720"/>
+      </w:pPr>
+    </w:p>
+    <w:p>
+      <w:pPr>
+        <w:ind w:left="720"/>
+      </w:pPr>
+    </w:p>
+    <w:p>
+      <w:pPr>
+        <w:ind w:left="720"/>
+      </w:pPr>
+    </w:p>
+    <w:p>
+      <w:pPr>
+        <w:ind w:left="720"/>
+      </w:pPr>
+    </w:p>
+    <w:p>
+      <w:pPr>
+        <w:ind w:left="720"/>
+      </w:pPr>
+    </w:p>
+    <w:p>
+      <w:pPr>
+        <w:rPr>
+          <w:b/>
+          <w:bCs/>
+          <w:sz w:val="24"/>
+        </w:rPr>
+      </w:pPr>
+      <w:r>
+        <w:rPr>
+          <w:b/>
+          <w:bCs/>
+          <w:sz w:val="24"/>
+        </w:rPr>
+        <w:lastRenderedPageBreak/>
         <w:t>Accesibilidad</w:t>
       </w:r>
     </w:p>
@@ -3524,7 +4565,6 @@
           <w:b/>
           <w:bCs/>
         </w:rPr>
-        <w:lastRenderedPageBreak/>
         <w:t>Principios aplicados:</w:t>
       </w:r>
     </w:p>
@@ -3647,135 +4687,7 @@
         </w:numPr>
       </w:pPr>
       <w:r>
-        <w:t>Instruccio</w:t>
-      </w:r>
-      <w:r>
-        <w:rPr>
-          <w:noProof/>
-          <w:lang w:bidi="es-ES"/>
-        </w:rPr>
-        <mc:AlternateContent>
-          <mc:Choice Requires="wps">
-            <w:drawing>
-              <wp:anchor distT="0" distB="0" distL="114300" distR="114300" simplePos="0" relativeHeight="251697152" behindDoc="1" locked="1" layoutInCell="1" allowOverlap="1" wp14:anchorId="75B307A7" wp14:editId="0AF4E2D8">
-                <wp:simplePos x="0" y="0"/>
-                <wp:positionH relativeFrom="page">
-                  <wp:align>left</wp:align>
-                </wp:positionH>
-                <wp:positionV relativeFrom="paragraph">
-                  <wp:posOffset>-4305300</wp:posOffset>
-                </wp:positionV>
-                <wp:extent cx="1323975" cy="10828020"/>
-                <wp:effectExtent l="0" t="0" r="9525" b="0"/>
-                <wp:wrapNone/>
-                <wp:docPr id="1687418042" name="Rectángulo 2">
-                  <a:extLst xmlns:a="http://schemas.openxmlformats.org/drawingml/2006/main">
-                    <a:ext uri="{C183D7F6-B498-43B3-948B-1728B52AA6E4}">
-                      <adec:decorative xmlns:adec="http://schemas.microsoft.com/office/drawing/2017/decorative" val="1"/>
-                    </a:ext>
-                  </a:extLst>
-                </wp:docPr>
-                <wp:cNvGraphicFramePr/>
-                <a:graphic xmlns:a="http://schemas.openxmlformats.org/drawingml/2006/main">
-                  <a:graphicData uri="http://schemas.microsoft.com/office/word/2010/wordprocessingShape">
-                    <wps:wsp>
-                      <wps:cNvSpPr/>
-                      <wps:spPr>
-                        <a:xfrm>
-                          <a:off x="0" y="0"/>
-                          <a:ext cx="1323975" cy="10828020"/>
-                        </a:xfrm>
-                        <a:prstGeom prst="rect">
-                          <a:avLst/>
-                        </a:prstGeom>
-                        <a:solidFill>
-                          <a:schemeClr val="tx1">
-                            <a:lumMod val="75000"/>
-                            <a:lumOff val="25000"/>
-                          </a:schemeClr>
-                        </a:solidFill>
-                        <a:ln>
-                          <a:noFill/>
-                        </a:ln>
-                      </wps:spPr>
-                      <wps:style>
-                        <a:lnRef idx="2">
-                          <a:schemeClr val="accent1">
-                            <a:shade val="50000"/>
-                          </a:schemeClr>
-                        </a:lnRef>
-                        <a:fillRef idx="1">
-                          <a:schemeClr val="accent1"/>
-                        </a:fillRef>
-                        <a:effectRef idx="0">
-                          <a:schemeClr val="accent1"/>
-                        </a:effectRef>
-                        <a:fontRef idx="minor">
-                          <a:schemeClr val="lt1"/>
-                        </a:fontRef>
-                      </wps:style>
-                      <wps:txbx>
-                        <w:txbxContent>
-                          <w:p>
-                            <w:pPr>
-                              <w:pStyle w:val="Piedepginablanco"/>
-                            </w:pPr>
-                            <w:r>
-                              <w:rPr>
-                                <w:lang w:bidi="es-ES"/>
-                              </w:rPr>
-                              <w:t>7</w:t>
-                            </w:r>
-                          </w:p>
-                          <w:p/>
-                        </w:txbxContent>
-                      </wps:txbx>
-                      <wps:bodyPr rot="0" spcFirstLastPara="0" vertOverflow="overflow" horzOverflow="overflow" vert="horz" wrap="square" lIns="91440" tIns="45720" rIns="91440" bIns="45720" numCol="1" spcCol="0" rtlCol="0" fromWordArt="0" anchor="b" anchorCtr="0" forceAA="0" compatLnSpc="1">
-                        <a:prstTxWarp prst="textNoShape">
-                          <a:avLst/>
-                        </a:prstTxWarp>
-                        <a:noAutofit/>
-                      </wps:bodyPr>
-                    </wps:wsp>
-                  </a:graphicData>
-                </a:graphic>
-                <wp14:sizeRelH relativeFrom="margin">
-                  <wp14:pctWidth>0</wp14:pctWidth>
-                </wp14:sizeRelH>
-                <wp14:sizeRelV relativeFrom="margin">
-                  <wp14:pctHeight>0</wp14:pctHeight>
-                </wp14:sizeRelV>
-              </wp:anchor>
-            </w:drawing>
-          </mc:Choice>
-          <mc:Fallback>
-            <w:pict>
-              <v:rect w14:anchorId="75B307A7" id="_x0000_s1036" alt="&quot;&quot;" style="position:absolute;left:0;text-align:left;margin-left:0;margin-top:-339pt;width:104.25pt;height:852.6pt;z-index:-251619328;visibility:visible;mso-wrap-style:square;mso-width-percent:0;mso-height-percent:0;mso-wrap-distance-left:9pt;mso-wrap-distance-top:0;mso-wrap-distance-right:9pt;mso-wrap-distance-bottom:0;mso-position-horizontal:left;mso-position-horizontal-relative:page;mso-position-vertical:absolute;mso-position-vertical-relative:text;mso-width-percent:0;mso-height-percent:0;mso-width-relative:margin;mso-height-relative:margin;v-text-anchor:bottom" o:gfxdata="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" fillcolor="#404040 [2429]" stroked="f" strokeweight="1pt">
-                <v:textbox>
-                  <w:txbxContent>
-                    <w:p>
-                      <w:pPr>
-                        <w:pStyle w:val="Piedepginablanco"/>
-                      </w:pPr>
-                      <w:r>
-                        <w:rPr>
-                          <w:lang w:bidi="es-ES"/>
-                        </w:rPr>
-                        <w:t>7</w:t>
-                      </w:r>
-                    </w:p>
-                    <w:p/>
-                  </w:txbxContent>
-                </v:textbox>
-                <w10:wrap anchorx="page"/>
-                <w10:anchorlock/>
-              </v:rect>
-            </w:pict>
-          </mc:Fallback>
-        </mc:AlternateContent>
-      </w:r>
-      <w:r>
-        <w:t>nes visibles en las funcionalidades más avanzadas, como listas personalizadas o el calendario de seguimiento.</w:t>
+        <w:t>Instrucciones visibles en las funcionalidades más avanzadas, como listas personalizadas o el calendario de seguimiento.</w:t>
       </w:r>
     </w:p>
     <w:p>
@@ -3829,27 +4741,193 @@
     <w:p/>
     <w:p/>
     <w:p/>
+    <w:p>
+      <w:pPr>
+        <w:spacing w:before="0" w:after="200" w:line="312" w:lineRule="auto"/>
+        <w:rPr>
+          <w:b/>
+          <w:bCs/>
+          <w:sz w:val="24"/>
+        </w:rPr>
+      </w:pPr>
+      <w:r>
+        <w:lastRenderedPageBreak/>
+        <w:drawing>
+          <wp:anchor distT="0" distB="0" distL="114300" distR="114300" simplePos="0" relativeHeight="251705344" behindDoc="0" locked="0" layoutInCell="1" allowOverlap="1" wp14:anchorId="3310DDFB" wp14:editId="0DE60012">
+            <wp:simplePos x="0" y="0"/>
+            <wp:positionH relativeFrom="margin">
+              <wp:align>left</wp:align>
+            </wp:positionH>
+            <wp:positionV relativeFrom="paragraph">
+              <wp:posOffset>279070</wp:posOffset>
+            </wp:positionV>
+            <wp:extent cx="5658528" cy="961901"/>
+            <wp:effectExtent l="0" t="0" r="0" b="0"/>
+            <wp:wrapNone/>
+            <wp:docPr id="2083713243" name="Imagen 1" descr="Imagen que contiene biombo, juego, reloj&#10;&#10;El contenido generado por IA puede ser incorrecto."/>
+            <wp:cNvGraphicFramePr>
+              <a:graphicFrameLocks xmlns:a="http://schemas.openxmlformats.org/drawingml/2006/main" noChangeAspect="1"/>
+            </wp:cNvGraphicFramePr>
+            <a:graphic xmlns:a="http://schemas.openxmlformats.org/drawingml/2006/main">
+              <a:graphicData uri="http://schemas.openxmlformats.org/drawingml/2006/picture">
+                <pic:pic xmlns:pic="http://schemas.openxmlformats.org/drawingml/2006/picture">
+                  <pic:nvPicPr>
+                    <pic:cNvPr id="2083713243" name="Imagen 1" descr="Imagen que contiene biombo, juego, reloj&#10;&#10;El contenido generado por IA puede ser incorrecto."/>
+                    <pic:cNvPicPr/>
+                  </pic:nvPicPr>
+                  <pic:blipFill>
+                    <a:blip r:embed="rId25" cstate="print">
+                      <a:extLst>
+                        <a:ext uri="{28A0092B-C50C-407E-A947-70E740481C1C}">
+                          <a14:useLocalDpi xmlns:a14="http://schemas.microsoft.com/office/drawing/2010/main" val="0"/>
+                        </a:ext>
+                      </a:extLst>
+                    </a:blip>
+                    <a:stretch>
+                      <a:fillRect/>
+                    </a:stretch>
+                  </pic:blipFill>
+                  <pic:spPr>
+                    <a:xfrm>
+                      <a:off x="0" y="0"/>
+                      <a:ext cx="5658528" cy="961901"/>
+                    </a:xfrm>
+                    <a:prstGeom prst="rect">
+                      <a:avLst/>
+                    </a:prstGeom>
+                  </pic:spPr>
+                </pic:pic>
+              </a:graphicData>
+            </a:graphic>
+            <wp14:sizeRelH relativeFrom="margin">
+              <wp14:pctWidth>0</wp14:pctWidth>
+            </wp14:sizeRelH>
+            <wp14:sizeRelV relativeFrom="margin">
+              <wp14:pctHeight>0</wp14:pctHeight>
+            </wp14:sizeRelV>
+          </wp:anchor>
+        </w:drawing>
+      </w:r>
+      <w:r>
+        <w:rPr>
+          <w:b/>
+          <w:bCs/>
+          <w:sz w:val="24"/>
+        </w:rPr>
+        <w:t>PLANIFICACIÓN Y COSTES:</w:t>
+      </w:r>
+    </w:p>
+    <w:p>
+      <w:pPr>
+        <w:rPr>
+          <w:b/>
+          <w:bCs/>
+          <w:sz w:val="24"/>
+        </w:rPr>
+      </w:pPr>
+      <w:r>
+        <w:rPr>
+          <w:b/>
+          <w:bCs/>
+          <w:sz w:val="24"/>
+        </w:rPr>
+        <w:t>Diagrama de Gant</w:t>
+      </w:r>
+      <w:r>
+        <w:rPr>
+          <w:b/>
+          <w:bCs/>
+          <w:sz w:val="24"/>
+        </w:rPr>
+        <w:t>t con tareas:</w:t>
+      </w:r>
+    </w:p>
     <w:p/>
     <w:p/>
-    <w:p/>
-    <w:p/>
-    <w:p>
-      <w:pPr>
-        <w:rPr>
-          <w:b/>
-          <w:bCs/>
-          <w:sz w:val="30"/>
-          <w:szCs w:val="30"/>
-        </w:rPr>
-      </w:pPr>
-      <w:r>
-        <w:rPr>
-          <w:b/>
-          <w:bCs/>
-          <w:sz w:val="30"/>
-          <w:szCs w:val="30"/>
-        </w:rPr>
-        <w:lastRenderedPageBreak/>
+    <w:p>
+      <w:pPr>
+        <w:spacing w:before="0" w:after="200" w:line="312" w:lineRule="auto"/>
+        <w:rPr>
+          <w:b/>
+          <w:bCs/>
+          <w:szCs w:val="20"/>
+        </w:rPr>
+      </w:pPr>
+      <w:proofErr w:type="gramStart"/>
+      <w:r>
+        <w:rPr>
+          <w:b/>
+          <w:bCs/>
+          <w:szCs w:val="20"/>
+        </w:rPr>
+        <w:t>Link</w:t>
+      </w:r>
+      <w:proofErr w:type="gramEnd"/>
+      <w:r>
+        <w:rPr>
+          <w:b/>
+          <w:bCs/>
+          <w:szCs w:val="20"/>
+        </w:rPr>
+        <w:t xml:space="preserve"> del </w:t>
+      </w:r>
+      <w:proofErr w:type="spellStart"/>
+      <w:r>
+        <w:rPr>
+          <w:b/>
+          <w:bCs/>
+          <w:szCs w:val="20"/>
+        </w:rPr>
+        <w:t>figma</w:t>
+      </w:r>
+      <w:proofErr w:type="spellEnd"/>
+      <w:r>
+        <w:rPr>
+          <w:b/>
+          <w:bCs/>
+          <w:szCs w:val="20"/>
+        </w:rPr>
+        <w:t>:</w:t>
+      </w:r>
+    </w:p>
+    <w:p>
+      <w:hyperlink r:id="rId26" w:history="1">
+        <w:r>
+          <w:rPr>
+            <w:rStyle w:val="Hipervnculo"/>
+          </w:rPr>
+          <w:t>https://drive.google.com/drive/f</w:t>
+        </w:r>
+        <w:r>
+          <w:rPr>
+            <w:rStyle w:val="Hipervnculo"/>
+          </w:rPr>
+          <w:t>o</w:t>
+        </w:r>
+        <w:r>
+          <w:rPr>
+            <w:rStyle w:val="Hipervnculo"/>
+          </w:rPr>
+          <w:t>lders/1wRjZHs_ECa-b2mc8WhSdIt51SMgnP0YV?usp=sharing</w:t>
+        </w:r>
+      </w:hyperlink>
+    </w:p>
+    <w:p>
+      <w:pPr>
+        <w:rPr>
+          <w:b/>
+          <w:bCs/>
+          <w:sz w:val="28"/>
+          <w:szCs w:val="28"/>
+        </w:rPr>
+      </w:pPr>
+      <w:r>
+        <w:rPr>
+          <w:b/>
+          <w:bCs/>
+          <w:sz w:val="28"/>
+          <w:szCs w:val="28"/>
+        </w:rPr>
         <w:t>Recursos Materiales</w:t>
       </w:r>
     </w:p>
@@ -4097,148 +5175,22 @@
         </w:tc>
       </w:tr>
     </w:tbl>
-    <w:p>
-      <w:r>
-        <w:rPr>
-          <w:noProof/>
-          <w:lang w:bidi="es-ES"/>
-        </w:rPr>
-        <mc:AlternateContent>
-          <mc:Choice Requires="wps">
-            <w:drawing>
-              <wp:anchor distT="0" distB="0" distL="114300" distR="114300" simplePos="0" relativeHeight="251701248" behindDoc="1" locked="1" layoutInCell="1" allowOverlap="1" wp14:anchorId="1E9E9CB0" wp14:editId="5477692B">
-                <wp:simplePos x="0" y="0"/>
-                <wp:positionH relativeFrom="page">
-                  <wp:align>left</wp:align>
-                </wp:positionH>
-                <wp:positionV relativeFrom="paragraph">
-                  <wp:posOffset>-2891155</wp:posOffset>
-                </wp:positionV>
-                <wp:extent cx="1323975" cy="10828020"/>
-                <wp:effectExtent l="0" t="0" r="9525" b="0"/>
-                <wp:wrapNone/>
-                <wp:docPr id="1310762053" name="Rectángulo 2">
-                  <a:extLst xmlns:a="http://schemas.openxmlformats.org/drawingml/2006/main">
-                    <a:ext uri="{C183D7F6-B498-43B3-948B-1728B52AA6E4}">
-                      <adec:decorative xmlns:adec="http://schemas.microsoft.com/office/drawing/2017/decorative" val="1"/>
-                    </a:ext>
-                  </a:extLst>
-                </wp:docPr>
-                <wp:cNvGraphicFramePr/>
-                <a:graphic xmlns:a="http://schemas.openxmlformats.org/drawingml/2006/main">
-                  <a:graphicData uri="http://schemas.microsoft.com/office/word/2010/wordprocessingShape">
-                    <wps:wsp>
-                      <wps:cNvSpPr/>
-                      <wps:spPr>
-                        <a:xfrm>
-                          <a:off x="0" y="0"/>
-                          <a:ext cx="1323975" cy="10828020"/>
-                        </a:xfrm>
-                        <a:prstGeom prst="rect">
-                          <a:avLst/>
-                        </a:prstGeom>
-                        <a:solidFill>
-                          <a:schemeClr val="tx1">
-                            <a:lumMod val="75000"/>
-                            <a:lumOff val="25000"/>
-                          </a:schemeClr>
-                        </a:solidFill>
-                        <a:ln>
-                          <a:noFill/>
-                        </a:ln>
-                      </wps:spPr>
-                      <wps:style>
-                        <a:lnRef idx="2">
-                          <a:schemeClr val="accent1">
-                            <a:shade val="50000"/>
-                          </a:schemeClr>
-                        </a:lnRef>
-                        <a:fillRef idx="1">
-                          <a:schemeClr val="accent1"/>
-                        </a:fillRef>
-                        <a:effectRef idx="0">
-                          <a:schemeClr val="accent1"/>
-                        </a:effectRef>
-                        <a:fontRef idx="minor">
-                          <a:schemeClr val="lt1"/>
-                        </a:fontRef>
-                      </wps:style>
-                      <wps:txbx>
-                        <w:txbxContent>
-                          <w:p>
-                            <w:pPr>
-                              <w:pStyle w:val="Piedepginablanco"/>
-                            </w:pPr>
-                            <w:r>
-                              <w:rPr>
-                                <w:lang w:bidi="es-ES"/>
-                              </w:rPr>
-                              <w:t>8</w:t>
-                            </w:r>
-                          </w:p>
-                          <w:p/>
-                        </w:txbxContent>
-                      </wps:txbx>
-                      <wps:bodyPr rot="0" spcFirstLastPara="0" vertOverflow="overflow" horzOverflow="overflow" vert="horz" wrap="square" lIns="91440" tIns="45720" rIns="91440" bIns="45720" numCol="1" spcCol="0" rtlCol="0" fromWordArt="0" anchor="b" anchorCtr="0" forceAA="0" compatLnSpc="1">
-                        <a:prstTxWarp prst="textNoShape">
-                          <a:avLst/>
-                        </a:prstTxWarp>
-                        <a:noAutofit/>
-                      </wps:bodyPr>
-                    </wps:wsp>
-                  </a:graphicData>
-                </a:graphic>
-                <wp14:sizeRelH relativeFrom="margin">
-                  <wp14:pctWidth>0</wp14:pctWidth>
-                </wp14:sizeRelH>
-                <wp14:sizeRelV relativeFrom="margin">
-                  <wp14:pctHeight>0</wp14:pctHeight>
-                </wp14:sizeRelV>
-              </wp:anchor>
-            </w:drawing>
-          </mc:Choice>
-          <mc:Fallback>
-            <w:pict>
-              <v:rect w14:anchorId="1E9E9CB0" id="_x0000_s1037" alt="&quot;&quot;" style="position:absolute;margin-left:0;margin-top:-227.65pt;width:104.25pt;height:852.6pt;z-index:-251615232;visibility:visible;mso-wrap-style:square;mso-width-percent:0;mso-height-percent:0;mso-wrap-distance-left:9pt;mso-wrap-distance-top:0;mso-wrap-distance-right:9pt;mso-wrap-distance-bottom:0;mso-position-horizontal:left;mso-position-horizontal-relative:page;mso-position-vertical:absolute;mso-position-vertical-relative:text;mso-width-percent:0;mso-height-percent:0;mso-width-relative:margin;mso-height-relative:margin;v-text-anchor:bottom" o:gfxdata="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" fillcolor="#404040 [2429]" stroked="f" strokeweight="1pt">
-                <v:textbox>
-                  <w:txbxContent>
-                    <w:p>
-                      <w:pPr>
-                        <w:pStyle w:val="Piedepginablanco"/>
-                      </w:pPr>
-                      <w:r>
-                        <w:rPr>
-                          <w:lang w:bidi="es-ES"/>
-                        </w:rPr>
-                        <w:t>8</w:t>
-                      </w:r>
-                    </w:p>
-                    <w:p/>
-                  </w:txbxContent>
-                </v:textbox>
-                <w10:wrap anchorx="page"/>
-                <w10:anchorlock/>
-              </v:rect>
-            </w:pict>
-          </mc:Fallback>
-        </mc:AlternateContent>
-      </w:r>
-    </w:p>
-    <w:p>
-      <w:pPr>
-        <w:rPr>
-          <w:b/>
-          <w:bCs/>
-          <w:sz w:val="30"/>
-          <w:szCs w:val="30"/>
-        </w:rPr>
-      </w:pPr>
-      <w:r>
-        <w:rPr>
-          <w:b/>
-          <w:bCs/>
-          <w:sz w:val="30"/>
-          <w:szCs w:val="30"/>
+    <w:p/>
+    <w:p>
+      <w:pPr>
+        <w:rPr>
+          <w:b/>
+          <w:bCs/>
+          <w:sz w:val="28"/>
+          <w:szCs w:val="28"/>
+        </w:rPr>
+      </w:pPr>
+      <w:r>
+        <w:rPr>
+          <w:b/>
+          <w:bCs/>
+          <w:sz w:val="28"/>
+          <w:szCs w:val="28"/>
         </w:rPr>
         <w:t>Presupuesto Estimado</w:t>
       </w:r>
@@ -4332,11 +5284,7 @@
           <w:tcPr>
             <w:tcW w:w="4148" w:type="dxa"/>
           </w:tcPr>
-          <w:p>
-            <w:r>
-              <w:t>Diseñador UX/UI</w:t>
-            </w:r>
-          </w:p>
+          <w:p/>
         </w:tc>
         <w:tc>
           <w:tcPr>
@@ -4346,9 +5294,6 @@
             <w:pPr>
               <w:jc w:val="center"/>
             </w:pPr>
-            <w:r>
-              <w:t>930 €</w:t>
-            </w:r>
           </w:p>
         </w:tc>
       </w:tr>
@@ -4469,12 +5414,16 @@
         <w:rPr>
           <w:b/>
           <w:bCs/>
-        </w:rPr>
-      </w:pPr>
-      <w:r>
-        <w:rPr>
-          <w:b/>
-          <w:bCs/>
+          <w:sz w:val="28"/>
+          <w:szCs w:val="28"/>
+        </w:rPr>
+      </w:pPr>
+      <w:r>
+        <w:rPr>
+          <w:b/>
+          <w:bCs/>
+          <w:sz w:val="28"/>
+          <w:szCs w:val="28"/>
         </w:rPr>
         <w:t>Infraestructura y Herramientas</w:t>
       </w:r>
@@ -4588,6 +5537,7 @@
               </w:rPr>
             </w:pPr>
             <w:r>
+              <w:lastRenderedPageBreak/>
               <w:t>Herramientas de diseño</w:t>
             </w:r>
           </w:p>
@@ -4736,6 +5686,9 @@
         <w:gridCol w:w="8296"/>
       </w:tblGrid>
       <w:tr>
+        <w:trPr>
+          <w:trHeight w:val="566"/>
+        </w:trPr>
         <w:tc>
           <w:tcPr>
             <w:tcW w:w="8296" w:type="dxa"/>
@@ -4743,27 +5696,46 @@
           <w:p>
             <w:pPr>
               <w:jc w:val="center"/>
+              <w:rPr>
+                <w:sz w:val="28"/>
+                <w:szCs w:val="28"/>
+              </w:rPr>
             </w:pPr>
             <w:r>
               <w:rPr>
                 <w:b/>
                 <w:bCs/>
+                <w:sz w:val="28"/>
+                <w:szCs w:val="28"/>
               </w:rPr>
-              <w:t>S</w:t>
+              <w:t xml:space="preserve">SUBTOTAL ESTIMADO: </w:t>
             </w:r>
             <w:r>
               <w:rPr>
                 <w:b/>
                 <w:bCs/>
+                <w:sz w:val="28"/>
+                <w:szCs w:val="28"/>
               </w:rPr>
-              <w:t xml:space="preserve">UBTOTAL ESTIMADO: </w:t>
+              <w:t>9</w:t>
             </w:r>
             <w:r>
               <w:rPr>
                 <w:b/>
                 <w:bCs/>
+                <w:sz w:val="28"/>
+                <w:szCs w:val="28"/>
               </w:rPr>
-              <w:t>9€</w:t>
+              <w:t>591</w:t>
+            </w:r>
+            <w:r>
+              <w:rPr>
+                <w:b/>
+                <w:bCs/>
+                <w:sz w:val="28"/>
+                <w:szCs w:val="28"/>
+              </w:rPr>
+              <w:t>€</w:t>
             </w:r>
           </w:p>
         </w:tc>
@@ -4771,7 +5743,7 @@
     </w:tbl>
     <w:p/>
     <w:sectPr>
-      <w:footerReference w:type="default" r:id="rId16"/>
+      <w:footerReference w:type="default" r:id="rId27"/>
       <w:pgSz w:w="11906" w:h="16838" w:code="9"/>
       <w:pgMar w:top="720" w:right="720" w:bottom="720" w:left="2880" w:header="720" w:footer="432" w:gutter="0"/>
       <w:cols w:space="720"/>
@@ -8778,7 +9750,6 @@
     <w:name w:val="Hyperlink"/>
     <w:basedOn w:val="Fuentedeprrafopredeter"/>
     <w:uiPriority w:val="99"/>
-    <w:semiHidden/>
     <w:unhideWhenUsed/>
     <w:rsid w:val="00414F89"/>
     <w:rPr>
@@ -9287,6 +10258,18 @@
       <w:szCs w:val="44"/>
     </w:rPr>
   </w:style>
+  <w:style w:type="character" w:styleId="Mencinsinresolver">
+    <w:name w:val="Unresolved Mention"/>
+    <w:basedOn w:val="Fuentedeprrafopredeter"/>
+    <w:uiPriority w:val="99"/>
+    <w:semiHidden/>
+    <w:unhideWhenUsed/>
+    <w:rsid w:val="001E1029"/>
+    <w:rPr>
+      <w:color w:val="605E5C"/>
+      <w:shd w:val="clear" w:color="auto" w:fill="E1DFDD"/>
+    </w:rPr>
+  </w:style>
 </w:styles>
 </file>
 
@@ -9453,32 +10436,6 @@
         </w:p>
       </w:docPartBody>
     </w:docPart>
-    <w:docPart>
-      <w:docPartPr>
-        <w:name w:val="54E40328D5D64C90A6EF8250521A599A"/>
-        <w:category>
-          <w:name w:val="General"/>
-          <w:gallery w:val="placeholder"/>
-        </w:category>
-        <w:types>
-          <w:type w:val="bbPlcHdr"/>
-        </w:types>
-        <w:behaviors>
-          <w:behavior w:val="content"/>
-        </w:behaviors>
-        <w:guid w:val="{E685C75D-C22D-41A7-B1CE-9A23FAD5ADFC}"/>
-      </w:docPartPr>
-      <w:docPartBody>
-        <w:p>
-          <w:pPr>
-            <w:pStyle w:val="54E40328D5D64C90A6EF8250521A599A"/>
-          </w:pPr>
-          <w:r>
-            <w:t>Una recorrido de riesgo y recompensa</w:t>
-          </w:r>
-        </w:p>
-      </w:docPartBody>
-    </w:docPart>
   </w:docParts>
 </w:glossaryDocument>
 </file>
@@ -9844,6 +10801,7 @@
     <w:rsid w:val="000F4AE6"/>
     <w:rsid w:val="00121E48"/>
     <w:rsid w:val="001227FE"/>
+    <w:rsid w:val="0015202A"/>
     <w:rsid w:val="00292F68"/>
     <w:rsid w:val="00320DC9"/>
     <w:rsid w:val="00352D52"/>
@@ -9860,12 +10818,14 @@
     <w:rsid w:val="00721ADF"/>
     <w:rsid w:val="00880F52"/>
     <w:rsid w:val="008C0080"/>
+    <w:rsid w:val="0098294F"/>
     <w:rsid w:val="00A80C9D"/>
     <w:rsid w:val="00A86F88"/>
     <w:rsid w:val="00B0134D"/>
     <w:rsid w:val="00B506B8"/>
     <w:rsid w:val="00BD20EB"/>
     <w:rsid w:val="00C45535"/>
+    <w:rsid w:val="00C6441D"/>
     <w:rsid w:val="00D35DB1"/>
     <w:rsid w:val="00DD07E3"/>
     <w:rsid w:val="00E5104D"/>
@@ -10603,6 +11563,18 @@
       <w14:ligatures w14:val="standardContextual"/>
     </w:rPr>
   </w:style>
+  <w:style w:type="paragraph" w:customStyle="1" w:styleId="249DCEDF696348DBAAA48900D223A903">
+    <w:name w:val="249DCEDF696348DBAAA48900D223A903"/>
+    <w:rsid w:val="0098294F"/>
+    <w:pPr>
+      <w:spacing w:after="160" w:line="278" w:lineRule="auto"/>
+    </w:pPr>
+    <w:rPr>
+      <w:kern w:val="2"/>
+      <w:lang w:eastAsia="es-ES"/>
+      <w14:ligatures w14:val="standardContextual"/>
+    </w:rPr>
+  </w:style>
 </w:styles>
 </file>
 
@@ -10815,10 +11787,6 @@
 </file>
 
 <file path=customXml/item1.xml><?xml version="1.0" encoding="utf-8"?>
-<b:Sources xmlns:b="http://schemas.openxmlformats.org/officeDocument/2006/bibliography" xmlns="http://schemas.openxmlformats.org/officeDocument/2006/bibliography" SelectedStyle="/APASixthEditionOfficeOnline.xsl" StyleName="APA" Version="6"/>
-</file>
-
-<file path=customXml/item2.xml><?xml version="1.0" encoding="utf-8"?>
 <p:properties xmlns:p="http://schemas.microsoft.com/office/2006/metadata/properties" xmlns:xsi="http://www.w3.org/2001/XMLSchema-instance" xmlns:pc="http://schemas.microsoft.com/office/infopath/2007/PartnerControls">
   <documentManagement>
     <_ip_UnifiedCompliancePolicyUIAction xmlns="http://schemas.microsoft.com/sharepoint/v3" xsi:nil="true"/>
@@ -10838,16 +11806,11 @@
 </p:properties>
 </file>
 
-<file path=customXml/item3.xml><?xml version="1.0" encoding="utf-8"?>
-<?mso-contentType ?>
-<FormTemplates xmlns="http://schemas.microsoft.com/sharepoint/v3/contenttype/forms">
-  <Display>DocumentLibraryForm</Display>
-  <Edit>DocumentLibraryForm</Edit>
-  <New>DocumentLibraryForm</New>
-</FormTemplates>
+<file path=customXml/item2.xml><?xml version="1.0" encoding="utf-8"?>
+<b:Sources xmlns:b="http://schemas.openxmlformats.org/officeDocument/2006/bibliography" xmlns="http://schemas.openxmlformats.org/officeDocument/2006/bibliography" SelectedStyle="/APASixthEditionOfficeOnline.xsl" StyleName="APA" Version="6"/>
 </file>
 
-<file path=customXml/item4.xml><?xml version="1.0" encoding="utf-8"?>
+<file path=customXml/item3.xml><?xml version="1.0" encoding="utf-8"?>
 <ct:contentTypeSchema xmlns:ct="http://schemas.microsoft.com/office/2006/metadata/contentType" xmlns:ma="http://schemas.microsoft.com/office/2006/metadata/properties/metaAttributes" ct:_="" ma:_="" ma:contentTypeName="Document" ma:contentTypeID="0x01010079F111ED35F8CC479449609E8A0923A6" ma:contentTypeVersion="26" ma:contentTypeDescription="Create a new document." ma:contentTypeScope="" ma:versionID="ac37c1753acd5e330d2062ccec26ea66">
   <xsd:schema xmlns:xsd="http://www.w3.org/2001/XMLSchema" xmlns:xs="http://www.w3.org/2001/XMLSchema" xmlns:p="http://schemas.microsoft.com/office/2006/metadata/properties" xmlns:ns1="http://schemas.microsoft.com/sharepoint/v3" xmlns:ns2="71af3243-3dd4-4a8d-8c0d-dd76da1f02a5" xmlns:ns3="16c05727-aa75-4e4a-9b5f-8a80a1165891" xmlns:ns4="230e9df3-be65-4c73-a93b-d1236ebd677e" targetNamespace="http://schemas.microsoft.com/office/2006/metadata/properties" ma:root="true" ma:fieldsID="3b340c7101c92c5120abd06486f94548" ns1:_="" ns2:_="" ns3:_="" ns4:_="">
     <xsd:import namespace="http://schemas.microsoft.com/sharepoint/v3"/>
@@ -11147,15 +12110,16 @@
 </ct:contentTypeSchema>
 </file>
 
-<file path=customXml/itemProps1.xml><?xml version="1.0" encoding="utf-8"?>
-<ds:datastoreItem xmlns:ds="http://schemas.openxmlformats.org/officeDocument/2006/customXml" ds:itemID="{C36A12F8-4A9B-4F64-B978-B0EE1FD97EBF}">
-  <ds:schemaRefs>
-    <ds:schemaRef ds:uri="http://schemas.openxmlformats.org/officeDocument/2006/bibliography"/>
-  </ds:schemaRefs>
-</ds:datastoreItem>
+<file path=customXml/item4.xml><?xml version="1.0" encoding="utf-8"?>
+<?mso-contentType ?>
+<FormTemplates xmlns="http://schemas.microsoft.com/sharepoint/v3/contenttype/forms">
+  <Display>DocumentLibraryForm</Display>
+  <Edit>DocumentLibraryForm</Edit>
+  <New>DocumentLibraryForm</New>
+</FormTemplates>
 </file>
 
-<file path=customXml/itemProps2.xml><?xml version="1.0" encoding="utf-8"?>
+<file path=customXml/itemProps1.xml><?xml version="1.0" encoding="utf-8"?>
 <ds:datastoreItem xmlns:ds="http://schemas.openxmlformats.org/officeDocument/2006/customXml" ds:itemID="{E046B6FE-75F5-4A4A-ADF9-3D55C2808F6A}">
   <ds:schemaRefs>
     <ds:schemaRef ds:uri="http://schemas.microsoft.com/office/2006/metadata/properties"/>
@@ -11167,15 +12131,15 @@
 </ds:datastoreItem>
 </file>
 
-<file path=customXml/itemProps3.xml><?xml version="1.0" encoding="utf-8"?>
-<ds:datastoreItem xmlns:ds="http://schemas.openxmlformats.org/officeDocument/2006/customXml" ds:itemID="{268A88EA-2CD1-4EB5-AD27-A1454BEC753F}">
+<file path=customXml/itemProps2.xml><?xml version="1.0" encoding="utf-8"?>
+<ds:datastoreItem xmlns:ds="http://schemas.openxmlformats.org/officeDocument/2006/customXml" ds:itemID="{C36A12F8-4A9B-4F64-B978-B0EE1FD97EBF}">
   <ds:schemaRefs>
-    <ds:schemaRef ds:uri="http://schemas.microsoft.com/sharepoint/v3/contenttype/forms"/>
+    <ds:schemaRef ds:uri="http://schemas.openxmlformats.org/officeDocument/2006/bibliography"/>
   </ds:schemaRefs>
 </ds:datastoreItem>
 </file>
 
-<file path=customXml/itemProps4.xml><?xml version="1.0" encoding="utf-8"?>
+<file path=customXml/itemProps3.xml><?xml version="1.0" encoding="utf-8"?>
 <ds:datastoreItem xmlns:ds="http://schemas.openxmlformats.org/officeDocument/2006/customXml" ds:itemID="{3B486F6C-1123-466C-A9D5-986F0A3EF9D1}">
   <ds:schemaRefs>
     <ds:schemaRef ds:uri="http://schemas.microsoft.com/office/2006/metadata/contentType"/>
@@ -11196,6 +12160,14 @@
 </ds:datastoreItem>
 </file>
 
+<file path=customXml/itemProps4.xml><?xml version="1.0" encoding="utf-8"?>
+<ds:datastoreItem xmlns:ds="http://schemas.openxmlformats.org/officeDocument/2006/customXml" ds:itemID="{268A88EA-2CD1-4EB5-AD27-A1454BEC753F}">
+  <ds:schemaRefs>
+    <ds:schemaRef ds:uri="http://schemas.microsoft.com/sharepoint/v3/contenttype/forms"/>
+  </ds:schemaRefs>
+</ds:datastoreItem>
+</file>
+
 <file path=docMetadata/LabelInfo.xml><?xml version="1.0" encoding="utf-8"?>
 <clbl:labelList xmlns:clbl="http://schemas.microsoft.com/office/2020/mipLabelMetadata"/>
 </file>
--- a/SONAURA.docx
+++ b/SONAURA.docx
@@ -826,6 +826,7 @@
           <w:showingPlcHdr/>
           <w15:appearance w15:val="hidden"/>
         </w:sdtPr>
+        <w:sdtEndPr/>
         <w:sdtContent>
           <w:r>
             <w:rPr>
@@ -866,7 +867,7 @@
       </w:tblGrid>
       <w:tr>
         <w:trPr>
-          <w:trHeight w:val="1872"/>
+          <w:trHeight w:val="3310"/>
         </w:trPr>
         <w:tc>
           <w:tcPr>
@@ -896,6 +897,75 @@
             </w:pPr>
             <w:r>
               <w:t>INTRODUCCIÓN</w:t>
+            </w:r>
+          </w:p>
+          <w:p>
+            <w:pPr>
+              <w:pStyle w:val="TItledeTDC"/>
+              <w:rPr>
+                <w:sz w:val="24"/>
+                <w:szCs w:val="24"/>
+              </w:rPr>
+            </w:pPr>
+            <w:r>
+              <w:rPr>
+                <w:sz w:val="24"/>
+                <w:szCs w:val="24"/>
+              </w:rPr>
+              <w:t xml:space="preserve">  </w:t>
+            </w:r>
+            <w:r>
+              <w:rPr>
+                <w:sz w:val="24"/>
+                <w:szCs w:val="24"/>
+              </w:rPr>
+              <w:t>nECESIDADES DEL ENTORNO</w:t>
+            </w:r>
+          </w:p>
+          <w:p>
+            <w:pPr>
+              <w:pStyle w:val="TItledeTDC"/>
+              <w:rPr>
+                <w:sz w:val="24"/>
+                <w:szCs w:val="24"/>
+              </w:rPr>
+            </w:pPr>
+            <w:r>
+              <w:rPr>
+                <w:sz w:val="24"/>
+                <w:szCs w:val="24"/>
+              </w:rPr>
+              <w:t xml:space="preserve">  </w:t>
+            </w:r>
+            <w:r>
+              <w:rPr>
+                <w:sz w:val="24"/>
+                <w:szCs w:val="24"/>
+              </w:rPr>
+              <w:t>sOLUCIÓN EXISTENTE</w:t>
+            </w:r>
+          </w:p>
+          <w:p>
+            <w:pPr>
+              <w:pStyle w:val="TItledeTDC"/>
+              <w:rPr>
+                <w:sz w:val="24"/>
+                <w:szCs w:val="24"/>
+              </w:rPr>
+            </w:pPr>
+            <w:r>
+              <w:rPr>
+                <w:sz w:val="24"/>
+                <w:szCs w:val="24"/>
+              </w:rPr>
+              <w:t xml:space="preserve">  </w:t>
+            </w:r>
+            <w:r>
+              <w:rPr>
+                <w:sz w:val="24"/>
+                <w:szCs w:val="24"/>
+              </w:rPr>
+              <w:t>SOLUCIÓN SELECCIONADA</w:t>
             </w:r>
           </w:p>
         </w:tc>
@@ -938,6 +1008,204 @@
             </w:pPr>
             <w:r>
               <w:t>ESPECIFICACIÓN, GUIAS Y PLANIFICACIÓN</w:t>
+            </w:r>
+          </w:p>
+          <w:p>
+            <w:pPr>
+              <w:pStyle w:val="TItledeTDC"/>
+              <w:rPr>
+                <w:sz w:val="24"/>
+                <w:szCs w:val="24"/>
+              </w:rPr>
+            </w:pPr>
+            <w:r>
+              <w:rPr>
+                <w:sz w:val="24"/>
+                <w:szCs w:val="24"/>
+              </w:rPr>
+              <w:t xml:space="preserve">  </w:t>
+            </w:r>
+            <w:r>
+              <w:rPr>
+                <w:sz w:val="24"/>
+                <w:szCs w:val="24"/>
+              </w:rPr>
+              <w:t>IDENTIFICACIÓN DE NECESIDADES DEL CLIENTE</w:t>
+            </w:r>
+          </w:p>
+          <w:p>
+            <w:pPr>
+              <w:pStyle w:val="TItledeTDC"/>
+              <w:rPr>
+                <w:sz w:val="24"/>
+                <w:szCs w:val="24"/>
+              </w:rPr>
+            </w:pPr>
+            <w:r>
+              <w:rPr>
+                <w:sz w:val="24"/>
+                <w:szCs w:val="24"/>
+              </w:rPr>
+              <w:t xml:space="preserve">  </w:t>
+            </w:r>
+            <w:r>
+              <w:rPr>
+                <w:sz w:val="24"/>
+                <w:szCs w:val="24"/>
+              </w:rPr>
+              <w:t>REQUISITOS FUNCIONALES Y NO FUNCIONALES</w:t>
+            </w:r>
+            <w:r>
+              <w:rPr>
+                <w:sz w:val="24"/>
+                <w:szCs w:val="24"/>
+              </w:rPr>
+              <w:t xml:space="preserve"> </w:t>
+            </w:r>
+          </w:p>
+          <w:p>
+            <w:pPr>
+              <w:pStyle w:val="TItledeTDC"/>
+              <w:rPr>
+                <w:sz w:val="24"/>
+                <w:szCs w:val="24"/>
+              </w:rPr>
+            </w:pPr>
+            <w:r>
+              <w:rPr>
+                <w:sz w:val="24"/>
+                <w:szCs w:val="24"/>
+              </w:rPr>
+              <w:t xml:space="preserve">  </w:t>
+            </w:r>
+            <w:r>
+              <w:rPr>
+                <w:sz w:val="24"/>
+                <w:szCs w:val="24"/>
+              </w:rPr>
+              <w:t>DIAGRAMA DE CASOS DE USO</w:t>
+            </w:r>
+          </w:p>
+          <w:p>
+            <w:pPr>
+              <w:pStyle w:val="TItledeTDC"/>
+              <w:rPr>
+                <w:sz w:val="24"/>
+                <w:szCs w:val="24"/>
+              </w:rPr>
+            </w:pPr>
+            <w:r>
+              <w:rPr>
+                <w:sz w:val="24"/>
+                <w:szCs w:val="24"/>
+              </w:rPr>
+              <w:t xml:space="preserve">  </w:t>
+            </w:r>
+            <w:r>
+              <w:rPr>
+                <w:sz w:val="24"/>
+                <w:szCs w:val="24"/>
+              </w:rPr>
+              <w:t>DISEÑO DEL FRONTEND</w:t>
+            </w:r>
+          </w:p>
+          <w:p>
+            <w:pPr>
+              <w:pStyle w:val="TItledeTDC"/>
+              <w:rPr>
+                <w:sz w:val="24"/>
+                <w:szCs w:val="24"/>
+              </w:rPr>
+            </w:pPr>
+            <w:r>
+              <w:rPr>
+                <w:sz w:val="24"/>
+                <w:szCs w:val="24"/>
+              </w:rPr>
+              <w:t xml:space="preserve">  </w:t>
+            </w:r>
+            <w:r>
+              <w:rPr>
+                <w:sz w:val="24"/>
+                <w:szCs w:val="24"/>
+              </w:rPr>
+              <w:t>PRINCIPIOS DE USABILIDAD Y ACCESIBILIDAD</w:t>
+            </w:r>
+          </w:p>
+          <w:p>
+            <w:pPr>
+              <w:pStyle w:val="TItledeTDC"/>
+              <w:rPr>
+                <w:sz w:val="24"/>
+                <w:szCs w:val="24"/>
+              </w:rPr>
+            </w:pPr>
+            <w:r>
+              <w:rPr>
+                <w:sz w:val="24"/>
+                <w:szCs w:val="24"/>
+              </w:rPr>
+              <w:t xml:space="preserve">  </w:t>
+            </w:r>
+            <w:r>
+              <w:rPr>
+                <w:sz w:val="24"/>
+                <w:szCs w:val="24"/>
+              </w:rPr>
+              <w:t>DIAGRAMA DE GANTT CON TAREAS</w:t>
+            </w:r>
+          </w:p>
+          <w:p>
+            <w:pPr>
+              <w:pStyle w:val="TItledeTDC"/>
+              <w:rPr>
+                <w:sz w:val="24"/>
+                <w:szCs w:val="24"/>
+              </w:rPr>
+            </w:pPr>
+            <w:r>
+              <w:rPr>
+                <w:sz w:val="24"/>
+                <w:szCs w:val="24"/>
+              </w:rPr>
+              <w:t xml:space="preserve">  </w:t>
+            </w:r>
+            <w:r>
+              <w:rPr>
+                <w:sz w:val="24"/>
+                <w:szCs w:val="24"/>
+              </w:rPr>
+              <w:t>RECURSOS MATERIALES Y HUMANOS</w:t>
+            </w:r>
+            <w:r>
+              <w:rPr>
+                <w:sz w:val="24"/>
+                <w:szCs w:val="24"/>
+              </w:rPr>
+              <w:t xml:space="preserve"> </w:t>
+            </w:r>
+          </w:p>
+          <w:p>
+            <w:pPr>
+              <w:pStyle w:val="TItledeTDC"/>
+              <w:rPr>
+                <w:sz w:val="24"/>
+                <w:szCs w:val="24"/>
+              </w:rPr>
+            </w:pPr>
+            <w:r>
+              <w:rPr>
+                <w:sz w:val="24"/>
+                <w:szCs w:val="24"/>
+              </w:rPr>
+              <w:t xml:space="preserve">  </w:t>
+            </w:r>
+            <w:r>
+              <w:rPr>
+                <w:sz w:val="24"/>
+                <w:szCs w:val="24"/>
+              </w:rPr>
+              <w:t>PRESUPUESTO ESTIMADO</w:t>
             </w:r>
           </w:p>
         </w:tc>
@@ -1182,6 +1450,7 @@
                 </w:placeholder>
                 <w15:appearance w15:val="hidden"/>
               </w:sdtPr>
+              <w:sdtEndPr/>
               <w:sdtContent>
                 <w:r>
                   <w:rPr>
@@ -1229,6 +1498,7 @@
                 </w:placeholder>
                 <w15:appearance w15:val="hidden"/>
               </w:sdtPr>
+              <w:sdtEndPr/>
               <w:sdtContent>
                 <w:r>
                   <w:t>SOBRE LA APLICACIÓN WEB</w:t>
@@ -1304,8 +1574,7 @@
               </w:sdtPr>
               <w:sdtEndPr>
                 <w:rPr>
-                  <w:sz w:val="28"/>
-                  <w:szCs w:val="28"/>
+                  <w:sz w:val="24"/>
                 </w:rPr>
               </w:sdtEndPr>
               <w:sdtContent>
@@ -1320,8 +1589,7 @@
                 </w:r>
                 <w:r>
                   <w:rPr>
-                    <w:sz w:val="28"/>
-                    <w:szCs w:val="28"/>
+                    <w:sz w:val="24"/>
                   </w:rPr>
                   <w:t>Hoy en día, antes de ver una película o serie, es común buscar información para asegurarnos de que sea una buena elección.</w:t>
                 </w:r>
@@ -1329,50 +1597,43 @@
             </w:sdt>
             <w:r>
               <w:rPr>
-                <w:sz w:val="28"/>
-                <w:szCs w:val="28"/>
+                <w:sz w:val="24"/>
               </w:rPr>
               <w:t xml:space="preserve"> </w:t>
             </w:r>
             <w:r>
               <w:rPr>
-                <w:sz w:val="28"/>
-                <w:szCs w:val="28"/>
+                <w:sz w:val="24"/>
               </w:rPr>
               <w:t xml:space="preserve">Muchas veces tendemos a buscar </w:t>
             </w:r>
             <w:r>
               <w:rPr>
-                <w:sz w:val="28"/>
-                <w:szCs w:val="28"/>
+                <w:sz w:val="24"/>
               </w:rPr>
               <w:t>inspiración o recomendaciones sobre lo que ver en páginas anticuadas y antiguas en internet, pero la mayoría de las vece</w:t>
             </w:r>
             <w:r>
               <w:rPr>
-                <w:sz w:val="28"/>
-                <w:szCs w:val="28"/>
+                <w:sz w:val="24"/>
               </w:rPr>
               <w:t>s</w:t>
             </w:r>
             <w:r>
               <w:rPr>
-                <w:sz w:val="28"/>
-                <w:szCs w:val="28"/>
+                <w:sz w:val="24"/>
               </w:rPr>
               <w:t xml:space="preserve"> no conseguimos solucionar nuestr</w:t>
             </w:r>
             <w:r>
               <w:rPr>
-                <w:sz w:val="28"/>
-                <w:szCs w:val="28"/>
+                <w:sz w:val="24"/>
               </w:rPr>
               <w:t>a problemática</w:t>
             </w:r>
             <w:r>
               <w:rPr>
-                <w:sz w:val="28"/>
-                <w:szCs w:val="28"/>
+                <w:sz w:val="24"/>
               </w:rPr>
               <w:t>.</w:t>
             </w:r>
@@ -1413,91 +1674,78 @@
           <w:p>
             <w:pPr>
               <w:rPr>
-                <w:sz w:val="28"/>
-                <w:szCs w:val="28"/>
+                <w:sz w:val="24"/>
               </w:rPr>
             </w:pPr>
             <w:r>
               <w:rPr>
-                <w:sz w:val="28"/>
-                <w:szCs w:val="28"/>
+                <w:sz w:val="24"/>
               </w:rPr>
               <w:t xml:space="preserve">Actualmente, </w:t>
             </w:r>
             <w:r>
               <w:rPr>
-                <w:sz w:val="28"/>
-                <w:szCs w:val="28"/>
+                <w:sz w:val="24"/>
               </w:rPr>
               <w:t>existen diversas plataformas que intentan resolver esta necesidad</w:t>
             </w:r>
             <w:r>
               <w:rPr>
-                <w:sz w:val="28"/>
-                <w:szCs w:val="28"/>
+                <w:sz w:val="24"/>
               </w:rPr>
               <w:t xml:space="preserve"> como comunidades en redes sociales, foros especializado</w:t>
             </w:r>
             <w:r>
               <w:rPr>
-                <w:sz w:val="28"/>
-                <w:szCs w:val="28"/>
+                <w:sz w:val="24"/>
               </w:rPr>
               <w:t>s, ofreciendo reseñas, puntuaciones,</w:t>
             </w:r>
             <w:r>
               <w:rPr>
-                <w:sz w:val="28"/>
-                <w:szCs w:val="28"/>
+                <w:sz w:val="24"/>
               </w:rPr>
               <w:t xml:space="preserve"> </w:t>
             </w:r>
             <w:r>
               <w:rPr>
-                <w:sz w:val="28"/>
-                <w:szCs w:val="28"/>
+                <w:sz w:val="24"/>
               </w:rPr>
               <w:t xml:space="preserve">críticas profesionales y opiniones de usuarios. Sin embargo, muchas de estas páginas </w:t>
             </w:r>
             <w:r>
               <w:rPr>
-                <w:sz w:val="28"/>
-                <w:szCs w:val="28"/>
+                <w:sz w:val="24"/>
               </w:rPr>
               <w:t>tienen interfaces poco intuitivas</w:t>
             </w:r>
             <w:r>
               <w:rPr>
-                <w:sz w:val="28"/>
-                <w:szCs w:val="28"/>
+                <w:sz w:val="24"/>
               </w:rPr>
               <w:t xml:space="preserve"> o</w:t>
             </w:r>
             <w:r>
               <w:rPr>
-                <w:sz w:val="28"/>
-                <w:szCs w:val="28"/>
+                <w:sz w:val="24"/>
               </w:rPr>
               <w:t xml:space="preserve"> saturadas de publicidad</w:t>
             </w:r>
             <w:r>
               <w:rPr>
-                <w:sz w:val="28"/>
-                <w:szCs w:val="28"/>
+                <w:sz w:val="24"/>
               </w:rPr>
               <w:t xml:space="preserve">. Además </w:t>
             </w:r>
             <w:r>
               <w:rPr>
-                <w:sz w:val="28"/>
-                <w:szCs w:val="28"/>
+                <w:sz w:val="24"/>
               </w:rPr>
               <w:t xml:space="preserve">de contar con un contenido demasiado técnico y un contenido incapaz de estas actualizándose </w:t>
             </w:r>
             <w:r>
               <w:rPr>
-                <w:sz w:val="28"/>
-                <w:szCs w:val="28"/>
+                <w:sz w:val="24"/>
               </w:rPr>
               <w:t>constantemente, lo que dificulta una elección rápida y accesible para un usuario común.</w:t>
             </w:r>
@@ -1505,31 +1753,47 @@
           <w:p>
             <w:pPr>
               <w:rPr>
-                <w:sz w:val="28"/>
-                <w:szCs w:val="28"/>
+                <w:sz w:val="24"/>
               </w:rPr>
             </w:pPr>
             <w:r>
               <w:rPr>
-                <w:sz w:val="28"/>
-                <w:szCs w:val="28"/>
+                <w:sz w:val="24"/>
               </w:rPr>
               <w:t xml:space="preserve">Por tanto, aunque existan soluciones, estas no terminan de cubrir de forma efectiva la necesidad de una guía confiable, visualmente atractiva y adaptada a los hábitos actuales de consumo de </w:t>
             </w:r>
             <w:r>
               <w:rPr>
-                <w:sz w:val="28"/>
-                <w:szCs w:val="28"/>
+                <w:sz w:val="24"/>
               </w:rPr>
               <w:t>entretenimiento</w:t>
             </w:r>
             <w:r>
               <w:rPr>
-                <w:sz w:val="28"/>
-                <w:szCs w:val="28"/>
+                <w:sz w:val="24"/>
               </w:rPr>
               <w:t>.</w:t>
             </w:r>
+          </w:p>
+          <w:p>
+            <w:pPr>
+              <w:rPr>
+                <w:b/>
+                <w:bCs/>
+                <w:sz w:val="32"/>
+                <w:szCs w:val="32"/>
+              </w:rPr>
+            </w:pPr>
+          </w:p>
+          <w:p>
+            <w:pPr>
+              <w:rPr>
+                <w:b/>
+                <w:bCs/>
+                <w:sz w:val="32"/>
+                <w:szCs w:val="32"/>
+              </w:rPr>
+            </w:pPr>
           </w:p>
           <w:p>
             <w:pPr>
@@ -1606,14 +1870,12 @@
             <w:pPr>
               <w:spacing w:after="240"/>
               <w:rPr>
-                <w:sz w:val="28"/>
-                <w:szCs w:val="28"/>
+                <w:sz w:val="24"/>
               </w:rPr>
             </w:pPr>
             <w:r>
               <w:rPr>
-                <w:sz w:val="28"/>
-                <w:szCs w:val="28"/>
+                <w:sz w:val="24"/>
               </w:rPr>
               <w:t>Nuestro equipo ha identificado que dedicamos una parte considerable de nuestra rutina a decidir qué ver, por lo que surgió la idea de crear un blog que facilite esta tarea y ayude a los usuarios a tomar mejores decisiones de entretenimiento.</w:t>
             </w:r>
@@ -1622,63 +1884,61 @@
             <w:pPr>
               <w:spacing w:after="240"/>
               <w:rPr>
-                <w:sz w:val="28"/>
-                <w:szCs w:val="28"/>
+                <w:sz w:val="24"/>
               </w:rPr>
             </w:pPr>
             <w:r>
               <w:rPr>
-                <w:sz w:val="28"/>
-                <w:szCs w:val="28"/>
+                <w:sz w:val="24"/>
               </w:rPr>
               <w:t>La aplicación será un blog donde los usuarios podrán informarse, valorar y opinar sobre una amplia variedad de películas y series, cada una con su propio apartado. Además, ofreceremos funcionalidades mejoradas mediante una suscripción mensual, que incluirá acceso exclusivo a listas personalizadas y un calendario de estrenos.</w:t>
             </w:r>
           </w:p>
-          <w:p/>
+          <w:p>
+            <w:pPr>
+              <w:rPr>
+                <w:sz w:val="24"/>
+              </w:rPr>
+            </w:pPr>
+          </w:p>
           <w:p>
             <w:pPr>
               <w:spacing w:after="240"/>
               <w:rPr>
-                <w:sz w:val="28"/>
-                <w:szCs w:val="28"/>
+                <w:sz w:val="24"/>
               </w:rPr>
             </w:pPr>
             <w:r>
               <w:rPr>
-                <w:sz w:val="28"/>
-                <w:szCs w:val="28"/>
+                <w:sz w:val="24"/>
               </w:rPr>
               <w:t xml:space="preserve">La página de inicio mostrará un Top 5 de las películas o series mejor valoradas, junto con una barra de navegación con enlaces a las categorías de películas, series, inicio, </w:t>
             </w:r>
             <w:proofErr w:type="spellStart"/>
             <w:r>
               <w:rPr>
-                <w:sz w:val="28"/>
-                <w:szCs w:val="28"/>
+                <w:sz w:val="24"/>
               </w:rPr>
               <w:t>login</w:t>
             </w:r>
             <w:proofErr w:type="spellEnd"/>
             <w:r>
               <w:rPr>
-                <w:sz w:val="28"/>
-                <w:szCs w:val="28"/>
+                <w:sz w:val="24"/>
               </w:rPr>
               <w:t xml:space="preserve"> y </w:t>
             </w:r>
             <w:proofErr w:type="spellStart"/>
             <w:r>
               <w:rPr>
-                <w:sz w:val="28"/>
-                <w:szCs w:val="28"/>
+                <w:sz w:val="24"/>
               </w:rPr>
               <w:t>logout</w:t>
             </w:r>
             <w:proofErr w:type="spellEnd"/>
             <w:r>
               <w:rPr>
-                <w:sz w:val="28"/>
-                <w:szCs w:val="28"/>
+                <w:sz w:val="24"/>
               </w:rPr>
               <w:t>. También contará con una sección de noticias con novedades del mundo del cine y las series, entrevistas y recomendaciones semanales para mantener a los usuarios informados sobre los últimos estrenos y tendencias.</w:t>
             </w:r>
@@ -1719,13 +1979,13 @@
         <mc:AlternateContent>
           <mc:Choice Requires="wps">
             <w:drawing>
-              <wp:anchor distT="0" distB="0" distL="114300" distR="114300" simplePos="0" relativeHeight="251675648" behindDoc="1" locked="1" layoutInCell="1" allowOverlap="1" wp14:anchorId="4FBFBBF7" wp14:editId="5B73620D">
+              <wp:anchor distT="0" distB="0" distL="114300" distR="114300" simplePos="0" relativeHeight="251675648" behindDoc="1" locked="1" layoutInCell="1" allowOverlap="1" wp14:anchorId="4FBFBBF7" wp14:editId="7A3F3518">
                 <wp:simplePos x="0" y="0"/>
                 <wp:positionH relativeFrom="page">
                   <wp:align>left</wp:align>
                 </wp:positionH>
                 <wp:positionV relativeFrom="paragraph">
-                  <wp:posOffset>-6377940</wp:posOffset>
+                  <wp:posOffset>-6080125</wp:posOffset>
                 </wp:positionV>
                 <wp:extent cx="1377315" cy="10888980"/>
                 <wp:effectExtent l="0" t="0" r="0" b="7620"/>
@@ -1745,7 +2005,7 @@
                       <wps:spPr>
                         <a:xfrm>
                           <a:off x="0" y="0"/>
-                          <a:ext cx="1377538" cy="10888980"/>
+                          <a:ext cx="1377315" cy="10888980"/>
                         </a:xfrm>
                         <a:prstGeom prst="rect">
                           <a:avLst/>
@@ -1811,7 +2071,7 @@
           </mc:Choice>
           <mc:Fallback>
             <w:pict>
-              <v:rect w14:anchorId="4FBFBBF7" id="_x0000_s1031" alt="&quot;&quot;" style="position:absolute;left:0;text-align:left;margin-left:0;margin-top:-502.2pt;width:108.45pt;height:857.4pt;z-index:-251640832;visibility:visible;mso-wrap-style:square;mso-width-percent:0;mso-height-percent:0;mso-wrap-distance-left:9pt;mso-wrap-distance-top:0;mso-wrap-distance-right:9pt;mso-wrap-distance-bottom:0;mso-position-horizontal:left;mso-position-horizontal-relative:page;mso-position-vertical:absolute;mso-position-vertical-relative:text;mso-width-percent:0;mso-height-percent:0;mso-width-relative:margin;mso-height-relative:margin;v-text-anchor:bottom" o:gfxdata="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" fillcolor="#404040 [2429]" stroked="f" strokeweight="1pt">
+              <v:rect w14:anchorId="4FBFBBF7" id="_x0000_s1031" alt="&quot;&quot;" style="position:absolute;left:0;text-align:left;margin-left:0;margin-top:-478.75pt;width:108.45pt;height:857.4pt;z-index:-251640832;visibility:visible;mso-wrap-style:square;mso-width-percent:0;mso-height-percent:0;mso-wrap-distance-left:9pt;mso-wrap-distance-top:0;mso-wrap-distance-right:9pt;mso-wrap-distance-bottom:0;mso-position-horizontal:left;mso-position-horizontal-relative:page;mso-position-vertical:absolute;mso-position-vertical-relative:text;mso-width-percent:0;mso-height-percent:0;mso-width-relative:margin;mso-height-relative:margin;v-text-anchor:bottom" o:gfxdata="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" fillcolor="#404040 [2429]" stroked="f" strokeweight="1pt">
                 <v:textbox>
                   <w:txbxContent>
                     <w:p>
@@ -1921,6 +2181,7 @@
                 </w:placeholder>
                 <w15:appearance w15:val="hidden"/>
               </w:sdtPr>
+              <w:sdtEndPr/>
               <w:sdtContent>
                 <w:r>
                   <w:rPr>
@@ -2107,13 +2368,13 @@
         <mc:AlternateContent>
           <mc:Choice Requires="wps">
             <w:drawing>
-              <wp:anchor distT="0" distB="0" distL="114300" distR="114300" simplePos="0" relativeHeight="251699200" behindDoc="1" locked="1" layoutInCell="1" allowOverlap="1" wp14:anchorId="760E21C5" wp14:editId="06F57880">
+              <wp:anchor distT="0" distB="0" distL="114300" distR="114300" simplePos="0" relativeHeight="251699200" behindDoc="1" locked="1" layoutInCell="1" allowOverlap="1" wp14:anchorId="760E21C5" wp14:editId="66864154">
                 <wp:simplePos x="0" y="0"/>
                 <wp:positionH relativeFrom="page">
                   <wp:align>left</wp:align>
                 </wp:positionH>
                 <wp:positionV relativeFrom="paragraph">
-                  <wp:posOffset>-5078730</wp:posOffset>
+                  <wp:posOffset>-5361940</wp:posOffset>
                 </wp:positionV>
                 <wp:extent cx="1323975" cy="10828020"/>
                 <wp:effectExtent l="0" t="0" r="9525" b="0"/>
@@ -2200,7 +2461,7 @@
           </mc:Choice>
           <mc:Fallback>
             <w:pict>
-              <v:rect w14:anchorId="760E21C5" id="_x0000_s1032" alt="&quot;&quot;" style="position:absolute;left:0;text-align:left;margin-left:0;margin-top:-399.9pt;width:104.25pt;height:852.6pt;z-index:-251617280;visibility:visible;mso-wrap-style:square;mso-width-percent:0;mso-height-percent:0;mso-wrap-distance-left:9pt;mso-wrap-distance-top:0;mso-wrap-distance-right:9pt;mso-wrap-distance-bottom:0;mso-position-horizontal:left;mso-position-horizontal-relative:page;mso-position-vertical:absolute;mso-position-vertical-relative:text;mso-width-percent:0;mso-height-percent:0;mso-width-relative:margin;mso-height-relative:margin;v-text-anchor:bottom" o:gfxdata="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" fillcolor="#404040 [2429]" stroked="f" strokeweight="1pt">
+              <v:rect w14:anchorId="760E21C5" id="_x0000_s1032" alt="&quot;&quot;" style="position:absolute;left:0;text-align:left;margin-left:0;margin-top:-422.2pt;width:104.25pt;height:852.6pt;z-index:-251617280;visibility:visible;mso-wrap-style:square;mso-width-percent:0;mso-height-percent:0;mso-wrap-distance-left:9pt;mso-wrap-distance-top:0;mso-wrap-distance-right:9pt;mso-wrap-distance-bottom:0;mso-position-horizontal:left;mso-position-horizontal-relative:page;mso-position-vertical:absolute;mso-position-vertical-relative:text;mso-width-percent:0;mso-height-percent:0;mso-width-relative:margin;mso-height-relative:margin;v-text-anchor:bottom" o:gfxdata="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" fillcolor="#404040 [2429]" stroked="f" strokeweight="1pt">
                 <v:textbox>
                   <w:txbxContent>
                     <w:p>
@@ -2393,13 +2654,13 @@
         <mc:AlternateContent>
           <mc:Choice Requires="wps">
             <w:drawing>
-              <wp:anchor distT="0" distB="0" distL="114300" distR="114300" simplePos="0" relativeHeight="251682816" behindDoc="1" locked="1" layoutInCell="1" allowOverlap="1" wp14:anchorId="0B38A93A" wp14:editId="758C615C">
+              <wp:anchor distT="0" distB="0" distL="114300" distR="114300" simplePos="0" relativeHeight="251682816" behindDoc="1" locked="1" layoutInCell="1" allowOverlap="1" wp14:anchorId="0B38A93A" wp14:editId="4B2B7E17">
                 <wp:simplePos x="0" y="0"/>
                 <wp:positionH relativeFrom="page">
                   <wp:posOffset>-635</wp:posOffset>
                 </wp:positionH>
                 <wp:positionV relativeFrom="paragraph">
-                  <wp:posOffset>-608965</wp:posOffset>
+                  <wp:posOffset>-818515</wp:posOffset>
                 </wp:positionV>
                 <wp:extent cx="1323975" cy="10828020"/>
                 <wp:effectExtent l="0" t="0" r="9525" b="0"/>
@@ -2486,7 +2747,7 @@
           </mc:Choice>
           <mc:Fallback>
             <w:pict>
-              <v:rect w14:anchorId="0B38A93A" id="_x0000_s1033" alt="&quot;&quot;" style="position:absolute;left:0;text-align:left;margin-left:-.05pt;margin-top:-47.95pt;width:104.25pt;height:852.6pt;z-index:-251633664;visibility:visible;mso-wrap-style:square;mso-width-percent:0;mso-height-percent:0;mso-wrap-distance-left:9pt;mso-wrap-distance-top:0;mso-wrap-distance-right:9pt;mso-wrap-distance-bottom:0;mso-position-horizontal:absolute;mso-position-horizontal-relative:page;mso-position-vertical:absolute;mso-position-vertical-relative:text;mso-width-percent:0;mso-height-percent:0;mso-width-relative:margin;mso-height-relative:margin;v-text-anchor:bottom" o:gfxdata="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" fillcolor="#404040 [2429]" stroked="f" strokeweight="1pt">
+              <v:rect w14:anchorId="0B38A93A" id="_x0000_s1033" alt="&quot;&quot;" style="position:absolute;left:0;text-align:left;margin-left:-.05pt;margin-top:-64.45pt;width:104.25pt;height:852.6pt;z-index:-251633664;visibility:visible;mso-wrap-style:square;mso-width-percent:0;mso-height-percent:0;mso-wrap-distance-left:9pt;mso-wrap-distance-top:0;mso-wrap-distance-right:9pt;mso-wrap-distance-bottom:0;mso-position-horizontal:absolute;mso-position-horizontal-relative:page;mso-position-vertical:absolute;mso-position-vertical-relative:text;mso-width-percent:0;mso-height-percent:0;mso-width-relative:margin;mso-height-relative:margin;v-text-anchor:bottom" o:gfxdata="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" fillcolor="#404040 [2429]" stroked="f" strokeweight="1pt">
                 <v:textbox>
                   <w:txbxContent>
                     <w:p>
@@ -2835,13 +3096,13 @@
         <mc:AlternateContent>
           <mc:Choice Requires="wps">
             <w:drawing>
-              <wp:anchor distT="0" distB="0" distL="114300" distR="114300" simplePos="0" relativeHeight="251688960" behindDoc="1" locked="1" layoutInCell="1" allowOverlap="1" wp14:anchorId="66879EF5" wp14:editId="637A441D">
+              <wp:anchor distT="0" distB="0" distL="114300" distR="114300" simplePos="0" relativeHeight="251688960" behindDoc="1" locked="1" layoutInCell="1" allowOverlap="1" wp14:anchorId="66879EF5" wp14:editId="7836B435">
                 <wp:simplePos x="0" y="0"/>
                 <wp:positionH relativeFrom="page">
                   <wp:align>left</wp:align>
                 </wp:positionH>
                 <wp:positionV relativeFrom="paragraph">
-                  <wp:posOffset>-1303020</wp:posOffset>
+                  <wp:posOffset>-1474470</wp:posOffset>
                 </wp:positionV>
                 <wp:extent cx="1323975" cy="10828020"/>
                 <wp:effectExtent l="0" t="0" r="9525" b="0"/>
@@ -2928,7 +3189,7 @@
           </mc:Choice>
           <mc:Fallback>
             <w:pict>
-              <v:rect w14:anchorId="66879EF5" id="_x0000_s1034" alt="&quot;&quot;" style="position:absolute;left:0;text-align:left;margin-left:0;margin-top:-102.6pt;width:104.25pt;height:852.6pt;z-index:-251627520;visibility:visible;mso-wrap-style:square;mso-width-percent:0;mso-height-percent:0;mso-wrap-distance-left:9pt;mso-wrap-distance-top:0;mso-wrap-distance-right:9pt;mso-wrap-distance-bottom:0;mso-position-horizontal:left;mso-position-horizontal-relative:page;mso-position-vertical:absolute;mso-position-vertical-relative:text;mso-width-percent:0;mso-height-percent:0;mso-width-relative:margin;mso-height-relative:margin;v-text-anchor:bottom" o:gfxdata="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" fillcolor="#404040 [2429]" stroked="f" strokeweight="1pt">
+              <v:rect w14:anchorId="66879EF5" id="_x0000_s1034" alt="&quot;&quot;" style="position:absolute;left:0;text-align:left;margin-left:0;margin-top:-116.1pt;width:104.25pt;height:852.6pt;z-index:-251627520;visibility:visible;mso-wrap-style:square;mso-width-percent:0;mso-height-percent:0;mso-wrap-distance-left:9pt;mso-wrap-distance-top:0;mso-wrap-distance-right:9pt;mso-wrap-distance-bottom:0;mso-position-horizontal:left;mso-position-horizontal-relative:page;mso-position-vertical:absolute;mso-position-vertical-relative:text;mso-width-percent:0;mso-height-percent:0;mso-width-relative:margin;mso-height-relative:margin;v-text-anchor:bottom" o:gfxdata="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" fillcolor="#404040 [2429]" stroked="f" strokeweight="1pt">
                 <v:textbox>
                   <w:txbxContent>
                     <w:p>
@@ -3499,6 +3760,7 @@
         <w:rPr>
           <w:b/>
           <w:bCs/>
+          <w:noProof/>
           <w:sz w:val="28"/>
           <w:szCs w:val="28"/>
         </w:rPr>
@@ -3702,6 +3964,7 @@
         <w:rPr>
           <w:b/>
           <w:bCs/>
+          <w:noProof/>
           <w:sz w:val="28"/>
           <w:szCs w:val="28"/>
         </w:rPr>
@@ -3798,8 +4061,134 @@
       </w:pPr>
       <w:r>
         <w:rPr>
+          <w:noProof/>
+          <w:lang w:bidi="es-ES"/>
+        </w:rPr>
+        <mc:AlternateContent>
+          <mc:Choice Requires="wps">
+            <w:drawing>
+              <wp:anchor distT="0" distB="0" distL="114300" distR="114300" simplePos="0" relativeHeight="251707392" behindDoc="1" locked="1" layoutInCell="1" allowOverlap="1" wp14:anchorId="1AEA1CDF" wp14:editId="12D7B555">
+                <wp:simplePos x="0" y="0"/>
+                <wp:positionH relativeFrom="page">
+                  <wp:align>left</wp:align>
+                </wp:positionH>
+                <wp:positionV relativeFrom="paragraph">
+                  <wp:posOffset>-3790950</wp:posOffset>
+                </wp:positionV>
+                <wp:extent cx="1323975" cy="10828020"/>
+                <wp:effectExtent l="0" t="0" r="9525" b="0"/>
+                <wp:wrapNone/>
+                <wp:docPr id="1857560326" name="Rectángulo 2">
+                  <a:extLst xmlns:a="http://schemas.openxmlformats.org/drawingml/2006/main">
+                    <a:ext uri="{C183D7F6-B498-43B3-948B-1728B52AA6E4}">
+                      <adec:decorative xmlns:adec="http://schemas.microsoft.com/office/drawing/2017/decorative" val="1"/>
+                    </a:ext>
+                  </a:extLst>
+                </wp:docPr>
+                <wp:cNvGraphicFramePr/>
+                <a:graphic xmlns:a="http://schemas.openxmlformats.org/drawingml/2006/main">
+                  <a:graphicData uri="http://schemas.microsoft.com/office/word/2010/wordprocessingShape">
+                    <wps:wsp>
+                      <wps:cNvSpPr/>
+                      <wps:spPr>
+                        <a:xfrm>
+                          <a:off x="0" y="0"/>
+                          <a:ext cx="1323975" cy="10828020"/>
+                        </a:xfrm>
+                        <a:prstGeom prst="rect">
+                          <a:avLst/>
+                        </a:prstGeom>
+                        <a:solidFill>
+                          <a:schemeClr val="tx1">
+                            <a:lumMod val="75000"/>
+                            <a:lumOff val="25000"/>
+                          </a:schemeClr>
+                        </a:solidFill>
+                        <a:ln>
+                          <a:noFill/>
+                        </a:ln>
+                      </wps:spPr>
+                      <wps:style>
+                        <a:lnRef idx="2">
+                          <a:schemeClr val="accent1">
+                            <a:shade val="50000"/>
+                          </a:schemeClr>
+                        </a:lnRef>
+                        <a:fillRef idx="1">
+                          <a:schemeClr val="accent1"/>
+                        </a:fillRef>
+                        <a:effectRef idx="0">
+                          <a:schemeClr val="accent1"/>
+                        </a:effectRef>
+                        <a:fontRef idx="minor">
+                          <a:schemeClr val="lt1"/>
+                        </a:fontRef>
+                      </wps:style>
+                      <wps:txbx>
+                        <w:txbxContent>
+                          <w:p>
+                            <w:pPr>
+                              <w:pStyle w:val="Piedepginablanco"/>
+                            </w:pPr>
+                            <w:r>
+                              <w:rPr>
+                                <w:lang w:bidi="es-ES"/>
+                              </w:rPr>
+                              <w:t>7</w:t>
+                            </w:r>
+                          </w:p>
+                          <w:p/>
+                        </w:txbxContent>
+                      </wps:txbx>
+                      <wps:bodyPr rot="0" spcFirstLastPara="0" vertOverflow="overflow" horzOverflow="overflow" vert="horz" wrap="square" lIns="91440" tIns="45720" rIns="91440" bIns="45720" numCol="1" spcCol="0" rtlCol="0" fromWordArt="0" anchor="b" anchorCtr="0" forceAA="0" compatLnSpc="1">
+                        <a:prstTxWarp prst="textNoShape">
+                          <a:avLst/>
+                        </a:prstTxWarp>
+                        <a:noAutofit/>
+                      </wps:bodyPr>
+                    </wps:wsp>
+                  </a:graphicData>
+                </a:graphic>
+                <wp14:sizeRelH relativeFrom="margin">
+                  <wp14:pctWidth>0</wp14:pctWidth>
+                </wp14:sizeRelH>
+                <wp14:sizeRelV relativeFrom="margin">
+                  <wp14:pctHeight>0</wp14:pctHeight>
+                </wp14:sizeRelV>
+              </wp:anchor>
+            </w:drawing>
+          </mc:Choice>
+          <mc:Fallback>
+            <w:pict>
+              <v:rect w14:anchorId="1AEA1CDF" id="_x0000_s1036" alt="&quot;&quot;" style="position:absolute;margin-left:0;margin-top:-298.5pt;width:104.25pt;height:852.6pt;z-index:-251609088;visibility:visible;mso-wrap-style:square;mso-width-percent:0;mso-height-percent:0;mso-wrap-distance-left:9pt;mso-wrap-distance-top:0;mso-wrap-distance-right:9pt;mso-wrap-distance-bottom:0;mso-position-horizontal:left;mso-position-horizontal-relative:page;mso-position-vertical:absolute;mso-position-vertical-relative:text;mso-width-percent:0;mso-height-percent:0;mso-width-relative:margin;mso-height-relative:margin;v-text-anchor:bottom" o:gfxdata="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" fillcolor="#404040 [2429]" stroked="f" strokeweight="1pt">
+                <v:textbox>
+                  <w:txbxContent>
+                    <w:p>
+                      <w:pPr>
+                        <w:pStyle w:val="Piedepginablanco"/>
+                      </w:pPr>
+                      <w:r>
+                        <w:rPr>
+                          <w:lang w:bidi="es-ES"/>
+                        </w:rPr>
+                        <w:t>7</w:t>
+                      </w:r>
+                    </w:p>
+                    <w:p/>
+                  </w:txbxContent>
+                </v:textbox>
+                <w10:wrap anchorx="page"/>
+                <w10:anchorlock/>
+              </v:rect>
+            </w:pict>
+          </mc:Fallback>
+        </mc:AlternateContent>
+      </w:r>
+      <w:r>
+        <w:rPr>
           <w:b/>
           <w:bCs/>
+          <w:noProof/>
           <w:sz w:val="28"/>
           <w:szCs w:val="28"/>
         </w:rPr>
@@ -3871,8 +4260,134 @@
       </w:pPr>
       <w:r>
         <w:rPr>
+          <w:noProof/>
+          <w:lang w:bidi="es-ES"/>
+        </w:rPr>
+        <mc:AlternateContent>
+          <mc:Choice Requires="wps">
+            <w:drawing>
+              <wp:anchor distT="0" distB="0" distL="114300" distR="114300" simplePos="0" relativeHeight="251709440" behindDoc="1" locked="1" layoutInCell="1" allowOverlap="1" wp14:anchorId="2FE3111C" wp14:editId="2040BD82">
+                <wp:simplePos x="0" y="0"/>
+                <wp:positionH relativeFrom="page">
+                  <wp:align>left</wp:align>
+                </wp:positionH>
+                <wp:positionV relativeFrom="paragraph">
+                  <wp:posOffset>-819785</wp:posOffset>
+                </wp:positionV>
+                <wp:extent cx="1323975" cy="10828020"/>
+                <wp:effectExtent l="0" t="0" r="9525" b="0"/>
+                <wp:wrapNone/>
+                <wp:docPr id="746796560" name="Rectángulo 2">
+                  <a:extLst xmlns:a="http://schemas.openxmlformats.org/drawingml/2006/main">
+                    <a:ext uri="{C183D7F6-B498-43B3-948B-1728B52AA6E4}">
+                      <adec:decorative xmlns:adec="http://schemas.microsoft.com/office/drawing/2017/decorative" val="1"/>
+                    </a:ext>
+                  </a:extLst>
+                </wp:docPr>
+                <wp:cNvGraphicFramePr/>
+                <a:graphic xmlns:a="http://schemas.openxmlformats.org/drawingml/2006/main">
+                  <a:graphicData uri="http://schemas.microsoft.com/office/word/2010/wordprocessingShape">
+                    <wps:wsp>
+                      <wps:cNvSpPr/>
+                      <wps:spPr>
+                        <a:xfrm>
+                          <a:off x="0" y="0"/>
+                          <a:ext cx="1323975" cy="10828020"/>
+                        </a:xfrm>
+                        <a:prstGeom prst="rect">
+                          <a:avLst/>
+                        </a:prstGeom>
+                        <a:solidFill>
+                          <a:schemeClr val="tx1">
+                            <a:lumMod val="75000"/>
+                            <a:lumOff val="25000"/>
+                          </a:schemeClr>
+                        </a:solidFill>
+                        <a:ln>
+                          <a:noFill/>
+                        </a:ln>
+                      </wps:spPr>
+                      <wps:style>
+                        <a:lnRef idx="2">
+                          <a:schemeClr val="accent1">
+                            <a:shade val="50000"/>
+                          </a:schemeClr>
+                        </a:lnRef>
+                        <a:fillRef idx="1">
+                          <a:schemeClr val="accent1"/>
+                        </a:fillRef>
+                        <a:effectRef idx="0">
+                          <a:schemeClr val="accent1"/>
+                        </a:effectRef>
+                        <a:fontRef idx="minor">
+                          <a:schemeClr val="lt1"/>
+                        </a:fontRef>
+                      </wps:style>
+                      <wps:txbx>
+                        <w:txbxContent>
+                          <w:p>
+                            <w:pPr>
+                              <w:pStyle w:val="Piedepginablanco"/>
+                            </w:pPr>
+                            <w:r>
+                              <w:rPr>
+                                <w:lang w:bidi="es-ES"/>
+                              </w:rPr>
+                              <w:t>8</w:t>
+                            </w:r>
+                          </w:p>
+                          <w:p/>
+                        </w:txbxContent>
+                      </wps:txbx>
+                      <wps:bodyPr rot="0" spcFirstLastPara="0" vertOverflow="overflow" horzOverflow="overflow" vert="horz" wrap="square" lIns="91440" tIns="45720" rIns="91440" bIns="45720" numCol="1" spcCol="0" rtlCol="0" fromWordArt="0" anchor="b" anchorCtr="0" forceAA="0" compatLnSpc="1">
+                        <a:prstTxWarp prst="textNoShape">
+                          <a:avLst/>
+                        </a:prstTxWarp>
+                        <a:noAutofit/>
+                      </wps:bodyPr>
+                    </wps:wsp>
+                  </a:graphicData>
+                </a:graphic>
+                <wp14:sizeRelH relativeFrom="margin">
+                  <wp14:pctWidth>0</wp14:pctWidth>
+                </wp14:sizeRelH>
+                <wp14:sizeRelV relativeFrom="margin">
+                  <wp14:pctHeight>0</wp14:pctHeight>
+                </wp14:sizeRelV>
+              </wp:anchor>
+            </w:drawing>
+          </mc:Choice>
+          <mc:Fallback>
+            <w:pict>
+              <v:rect w14:anchorId="2FE3111C" id="_x0000_s1037" alt="&quot;&quot;" style="position:absolute;margin-left:0;margin-top:-64.55pt;width:104.25pt;height:852.6pt;z-index:-251607040;visibility:visible;mso-wrap-style:square;mso-width-percent:0;mso-height-percent:0;mso-wrap-distance-left:9pt;mso-wrap-distance-top:0;mso-wrap-distance-right:9pt;mso-wrap-distance-bottom:0;mso-position-horizontal:left;mso-position-horizontal-relative:page;mso-position-vertical:absolute;mso-position-vertical-relative:text;mso-width-percent:0;mso-height-percent:0;mso-width-relative:margin;mso-height-relative:margin;v-text-anchor:bottom" o:gfxdata="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" fillcolor="#404040 [2429]" stroked="f" strokeweight="1pt">
+                <v:textbox>
+                  <w:txbxContent>
+                    <w:p>
+                      <w:pPr>
+                        <w:pStyle w:val="Piedepginablanco"/>
+                      </w:pPr>
+                      <w:r>
+                        <w:rPr>
+                          <w:lang w:bidi="es-ES"/>
+                        </w:rPr>
+                        <w:t>8</w:t>
+                      </w:r>
+                    </w:p>
+                    <w:p/>
+                  </w:txbxContent>
+                </v:textbox>
+                <w10:wrap anchorx="page"/>
+                <w10:anchorlock/>
+              </v:rect>
+            </w:pict>
+          </mc:Fallback>
+        </mc:AlternateContent>
+      </w:r>
+      <w:r>
+        <w:rPr>
           <w:b/>
           <w:bCs/>
+          <w:noProof/>
           <w:sz w:val="28"/>
           <w:szCs w:val="28"/>
         </w:rPr>
@@ -3945,6 +4460,7 @@
         <w:rPr>
           <w:b/>
           <w:bCs/>
+          <w:noProof/>
           <w:sz w:val="28"/>
           <w:szCs w:val="28"/>
         </w:rPr>
@@ -4016,8 +4532,134 @@
       </w:pPr>
       <w:r>
         <w:rPr>
+          <w:noProof/>
+          <w:lang w:bidi="es-ES"/>
+        </w:rPr>
+        <mc:AlternateContent>
+          <mc:Choice Requires="wps">
+            <w:drawing>
+              <wp:anchor distT="0" distB="0" distL="114300" distR="114300" simplePos="0" relativeHeight="251711488" behindDoc="1" locked="1" layoutInCell="1" allowOverlap="1" wp14:anchorId="4264EEB8" wp14:editId="4D3FC775">
+                <wp:simplePos x="0" y="0"/>
+                <wp:positionH relativeFrom="page">
+                  <wp:align>left</wp:align>
+                </wp:positionH>
+                <wp:positionV relativeFrom="paragraph">
+                  <wp:posOffset>-972185</wp:posOffset>
+                </wp:positionV>
+                <wp:extent cx="1323975" cy="10828020"/>
+                <wp:effectExtent l="0" t="0" r="9525" b="0"/>
+                <wp:wrapNone/>
+                <wp:docPr id="102552838" name="Rectángulo 2">
+                  <a:extLst xmlns:a="http://schemas.openxmlformats.org/drawingml/2006/main">
+                    <a:ext uri="{C183D7F6-B498-43B3-948B-1728B52AA6E4}">
+                      <adec:decorative xmlns:adec="http://schemas.microsoft.com/office/drawing/2017/decorative" val="1"/>
+                    </a:ext>
+                  </a:extLst>
+                </wp:docPr>
+                <wp:cNvGraphicFramePr/>
+                <a:graphic xmlns:a="http://schemas.openxmlformats.org/drawingml/2006/main">
+                  <a:graphicData uri="http://schemas.microsoft.com/office/word/2010/wordprocessingShape">
+                    <wps:wsp>
+                      <wps:cNvSpPr/>
+                      <wps:spPr>
+                        <a:xfrm>
+                          <a:off x="0" y="0"/>
+                          <a:ext cx="1323975" cy="10828020"/>
+                        </a:xfrm>
+                        <a:prstGeom prst="rect">
+                          <a:avLst/>
+                        </a:prstGeom>
+                        <a:solidFill>
+                          <a:schemeClr val="tx1">
+                            <a:lumMod val="75000"/>
+                            <a:lumOff val="25000"/>
+                          </a:schemeClr>
+                        </a:solidFill>
+                        <a:ln>
+                          <a:noFill/>
+                        </a:ln>
+                      </wps:spPr>
+                      <wps:style>
+                        <a:lnRef idx="2">
+                          <a:schemeClr val="accent1">
+                            <a:shade val="50000"/>
+                          </a:schemeClr>
+                        </a:lnRef>
+                        <a:fillRef idx="1">
+                          <a:schemeClr val="accent1"/>
+                        </a:fillRef>
+                        <a:effectRef idx="0">
+                          <a:schemeClr val="accent1"/>
+                        </a:effectRef>
+                        <a:fontRef idx="minor">
+                          <a:schemeClr val="lt1"/>
+                        </a:fontRef>
+                      </wps:style>
+                      <wps:txbx>
+                        <w:txbxContent>
+                          <w:p>
+                            <w:pPr>
+                              <w:pStyle w:val="Piedepginablanco"/>
+                            </w:pPr>
+                            <w:r>
+                              <w:rPr>
+                                <w:lang w:bidi="es-ES"/>
+                              </w:rPr>
+                              <w:t>9</w:t>
+                            </w:r>
+                          </w:p>
+                          <w:p/>
+                        </w:txbxContent>
+                      </wps:txbx>
+                      <wps:bodyPr rot="0" spcFirstLastPara="0" vertOverflow="overflow" horzOverflow="overflow" vert="horz" wrap="square" lIns="91440" tIns="45720" rIns="91440" bIns="45720" numCol="1" spcCol="0" rtlCol="0" fromWordArt="0" anchor="b" anchorCtr="0" forceAA="0" compatLnSpc="1">
+                        <a:prstTxWarp prst="textNoShape">
+                          <a:avLst/>
+                        </a:prstTxWarp>
+                        <a:noAutofit/>
+                      </wps:bodyPr>
+                    </wps:wsp>
+                  </a:graphicData>
+                </a:graphic>
+                <wp14:sizeRelH relativeFrom="margin">
+                  <wp14:pctWidth>0</wp14:pctWidth>
+                </wp14:sizeRelH>
+                <wp14:sizeRelV relativeFrom="margin">
+                  <wp14:pctHeight>0</wp14:pctHeight>
+                </wp14:sizeRelV>
+              </wp:anchor>
+            </w:drawing>
+          </mc:Choice>
+          <mc:Fallback>
+            <w:pict>
+              <v:rect w14:anchorId="4264EEB8" id="_x0000_s1038" alt="&quot;&quot;" style="position:absolute;margin-left:0;margin-top:-76.55pt;width:104.25pt;height:852.6pt;z-index:-251604992;visibility:visible;mso-wrap-style:square;mso-width-percent:0;mso-height-percent:0;mso-wrap-distance-left:9pt;mso-wrap-distance-top:0;mso-wrap-distance-right:9pt;mso-wrap-distance-bottom:0;mso-position-horizontal:left;mso-position-horizontal-relative:page;mso-position-vertical:absolute;mso-position-vertical-relative:text;mso-width-percent:0;mso-height-percent:0;mso-width-relative:margin;mso-height-relative:margin;v-text-anchor:bottom" o:gfxdata="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" fillcolor="#404040 [2429]" stroked="f" strokeweight="1pt">
+                <v:textbox>
+                  <w:txbxContent>
+                    <w:p>
+                      <w:pPr>
+                        <w:pStyle w:val="Piedepginablanco"/>
+                      </w:pPr>
+                      <w:r>
+                        <w:rPr>
+                          <w:lang w:bidi="es-ES"/>
+                        </w:rPr>
+                        <w:t>9</w:t>
+                      </w:r>
+                    </w:p>
+                    <w:p/>
+                  </w:txbxContent>
+                </v:textbox>
+                <w10:wrap anchorx="page"/>
+                <w10:anchorlock/>
+              </v:rect>
+            </w:pict>
+          </mc:Fallback>
+        </mc:AlternateContent>
+      </w:r>
+      <w:r>
+        <w:rPr>
           <w:b/>
           <w:bCs/>
+          <w:noProof/>
           <w:sz w:val="28"/>
           <w:szCs w:val="28"/>
         </w:rPr>
@@ -4131,6 +4773,7 @@
         <w:rPr>
           <w:b/>
           <w:bCs/>
+          <w:noProof/>
           <w:sz w:val="28"/>
           <w:szCs w:val="28"/>
         </w:rPr>
@@ -4203,6 +4846,7 @@
         <w:rPr>
           <w:b/>
           <w:bCs/>
+          <w:noProof/>
           <w:sz w:val="28"/>
           <w:szCs w:val="28"/>
         </w:rPr>
@@ -4296,27 +4940,138 @@
           <w:szCs w:val="20"/>
         </w:rPr>
       </w:pPr>
+      <w:r>
+        <w:rPr>
+          <w:noProof/>
+          <w:lang w:bidi="es-ES"/>
+        </w:rPr>
+        <mc:AlternateContent>
+          <mc:Choice Requires="wps">
+            <w:drawing>
+              <wp:anchor distT="0" distB="0" distL="114300" distR="114300" simplePos="0" relativeHeight="251713536" behindDoc="1" locked="1" layoutInCell="1" allowOverlap="1" wp14:anchorId="5AD438BF" wp14:editId="611539F1">
+                <wp:simplePos x="0" y="0"/>
+                <wp:positionH relativeFrom="page">
+                  <wp:posOffset>38100</wp:posOffset>
+                </wp:positionH>
+                <wp:positionV relativeFrom="paragraph">
+                  <wp:posOffset>-8839835</wp:posOffset>
+                </wp:positionV>
+                <wp:extent cx="1323975" cy="10828020"/>
+                <wp:effectExtent l="0" t="0" r="9525" b="0"/>
+                <wp:wrapNone/>
+                <wp:docPr id="2060577524" name="Rectángulo 2">
+                  <a:extLst xmlns:a="http://schemas.openxmlformats.org/drawingml/2006/main">
+                    <a:ext uri="{C183D7F6-B498-43B3-948B-1728B52AA6E4}">
+                      <adec:decorative xmlns:adec="http://schemas.microsoft.com/office/drawing/2017/decorative" val="1"/>
+                    </a:ext>
+                  </a:extLst>
+                </wp:docPr>
+                <wp:cNvGraphicFramePr/>
+                <a:graphic xmlns:a="http://schemas.openxmlformats.org/drawingml/2006/main">
+                  <a:graphicData uri="http://schemas.microsoft.com/office/word/2010/wordprocessingShape">
+                    <wps:wsp>
+                      <wps:cNvSpPr/>
+                      <wps:spPr>
+                        <a:xfrm>
+                          <a:off x="0" y="0"/>
+                          <a:ext cx="1323975" cy="10828020"/>
+                        </a:xfrm>
+                        <a:prstGeom prst="rect">
+                          <a:avLst/>
+                        </a:prstGeom>
+                        <a:solidFill>
+                          <a:schemeClr val="tx1">
+                            <a:lumMod val="75000"/>
+                            <a:lumOff val="25000"/>
+                          </a:schemeClr>
+                        </a:solidFill>
+                        <a:ln>
+                          <a:noFill/>
+                        </a:ln>
+                      </wps:spPr>
+                      <wps:style>
+                        <a:lnRef idx="2">
+                          <a:schemeClr val="accent1">
+                            <a:shade val="50000"/>
+                          </a:schemeClr>
+                        </a:lnRef>
+                        <a:fillRef idx="1">
+                          <a:schemeClr val="accent1"/>
+                        </a:fillRef>
+                        <a:effectRef idx="0">
+                          <a:schemeClr val="accent1"/>
+                        </a:effectRef>
+                        <a:fontRef idx="minor">
+                          <a:schemeClr val="lt1"/>
+                        </a:fontRef>
+                      </wps:style>
+                      <wps:txbx>
+                        <w:txbxContent>
+                          <w:p>
+                            <w:pPr>
+                              <w:pStyle w:val="Piedepginablanco"/>
+                            </w:pPr>
+                            <w:r>
+                              <w:rPr>
+                                <w:lang w:bidi="es-ES"/>
+                              </w:rPr>
+                              <w:t>10</w:t>
+                            </w:r>
+                          </w:p>
+                          <w:p/>
+                        </w:txbxContent>
+                      </wps:txbx>
+                      <wps:bodyPr rot="0" spcFirstLastPara="0" vertOverflow="overflow" horzOverflow="overflow" vert="horz" wrap="square" lIns="91440" tIns="45720" rIns="91440" bIns="45720" numCol="1" spcCol="0" rtlCol="0" fromWordArt="0" anchor="b" anchorCtr="0" forceAA="0" compatLnSpc="1">
+                        <a:prstTxWarp prst="textNoShape">
+                          <a:avLst/>
+                        </a:prstTxWarp>
+                        <a:noAutofit/>
+                      </wps:bodyPr>
+                    </wps:wsp>
+                  </a:graphicData>
+                </a:graphic>
+                <wp14:sizeRelH relativeFrom="margin">
+                  <wp14:pctWidth>0</wp14:pctWidth>
+                </wp14:sizeRelH>
+                <wp14:sizeRelV relativeFrom="margin">
+                  <wp14:pctHeight>0</wp14:pctHeight>
+                </wp14:sizeRelV>
+              </wp:anchor>
+            </w:drawing>
+          </mc:Choice>
+          <mc:Fallback>
+            <w:pict>
+              <v:rect w14:anchorId="5AD438BF" id="_x0000_s1039" alt="&quot;&quot;" style="position:absolute;margin-left:3pt;margin-top:-696.05pt;width:104.25pt;height:852.6pt;z-index:-251602944;visibility:visible;mso-wrap-style:square;mso-width-percent:0;mso-height-percent:0;mso-wrap-distance-left:9pt;mso-wrap-distance-top:0;mso-wrap-distance-right:9pt;mso-wrap-distance-bottom:0;mso-position-horizontal:absolute;mso-position-horizontal-relative:page;mso-position-vertical:absolute;mso-position-vertical-relative:text;mso-width-percent:0;mso-height-percent:0;mso-width-relative:margin;mso-height-relative:margin;v-text-anchor:bottom" o:gfxdata="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" fillcolor="#404040 [2429]" stroked="f" strokeweight="1pt">
+                <v:textbox>
+                  <w:txbxContent>
+                    <w:p>
+                      <w:pPr>
+                        <w:pStyle w:val="Piedepginablanco"/>
+                      </w:pPr>
+                      <w:r>
+                        <w:rPr>
+                          <w:lang w:bidi="es-ES"/>
+                        </w:rPr>
+                        <w:t>10</w:t>
+                      </w:r>
+                    </w:p>
+                    <w:p/>
+                  </w:txbxContent>
+                </v:textbox>
+                <w10:wrap anchorx="page"/>
+                <w10:anchorlock/>
+              </v:rect>
+            </w:pict>
+          </mc:Fallback>
+        </mc:AlternateContent>
+      </w:r>
       <w:hyperlink r:id="rId24" w:history="1">
         <w:r>
           <w:rPr>
             <w:rStyle w:val="Hipervnculo"/>
             <w:szCs w:val="20"/>
           </w:rPr>
-          <w:t>https://www.figma.com/</w:t>
-        </w:r>
-        <w:r>
-          <w:rPr>
-            <w:rStyle w:val="Hipervnculo"/>
-            <w:szCs w:val="20"/>
-          </w:rPr>
-          <w:t>d</w:t>
-        </w:r>
-        <w:r>
-          <w:rPr>
-            <w:rStyle w:val="Hipervnculo"/>
-            <w:szCs w:val="20"/>
-          </w:rPr>
-          <w:t>esign/C0sj9dbzKaRpJshVfNWokc/TFG_SONAURA?node-id=0-1&amp;t=CzU8caVkRHuZb1jB-1</w:t>
+          <w:t>https://www.figma.com/design/C0sj9dbzKaRpJshVfNWokc/TFG_SONAURA?node-id=0-1&amp;t=CzU8caVkRHuZb1jB-1</w:t>
         </w:r>
       </w:hyperlink>
     </w:p>
@@ -4475,6 +5230,131 @@
           <w:numId w:val="29"/>
         </w:numPr>
       </w:pPr>
+      <w:r>
+        <w:rPr>
+          <w:noProof/>
+          <w:lang w:bidi="es-ES"/>
+        </w:rPr>
+        <mc:AlternateContent>
+          <mc:Choice Requires="wps">
+            <w:drawing>
+              <wp:anchor distT="0" distB="0" distL="114300" distR="114300" simplePos="0" relativeHeight="251715584" behindDoc="1" locked="1" layoutInCell="1" allowOverlap="1" wp14:anchorId="61E29BC6" wp14:editId="5A3AE856">
+                <wp:simplePos x="0" y="0"/>
+                <wp:positionH relativeFrom="page">
+                  <wp:align>left</wp:align>
+                </wp:positionH>
+                <wp:positionV relativeFrom="paragraph">
+                  <wp:posOffset>-5734685</wp:posOffset>
+                </wp:positionV>
+                <wp:extent cx="1323975" cy="10828020"/>
+                <wp:effectExtent l="0" t="0" r="9525" b="0"/>
+                <wp:wrapNone/>
+                <wp:docPr id="321963092" name="Rectángulo 2">
+                  <a:extLst xmlns:a="http://schemas.openxmlformats.org/drawingml/2006/main">
+                    <a:ext uri="{C183D7F6-B498-43B3-948B-1728B52AA6E4}">
+                      <adec:decorative xmlns:adec="http://schemas.microsoft.com/office/drawing/2017/decorative" val="1"/>
+                    </a:ext>
+                  </a:extLst>
+                </wp:docPr>
+                <wp:cNvGraphicFramePr/>
+                <a:graphic xmlns:a="http://schemas.openxmlformats.org/drawingml/2006/main">
+                  <a:graphicData uri="http://schemas.microsoft.com/office/word/2010/wordprocessingShape">
+                    <wps:wsp>
+                      <wps:cNvSpPr/>
+                      <wps:spPr>
+                        <a:xfrm>
+                          <a:off x="0" y="0"/>
+                          <a:ext cx="1323975" cy="10828020"/>
+                        </a:xfrm>
+                        <a:prstGeom prst="rect">
+                          <a:avLst/>
+                        </a:prstGeom>
+                        <a:solidFill>
+                          <a:schemeClr val="tx1">
+                            <a:lumMod val="75000"/>
+                            <a:lumOff val="25000"/>
+                          </a:schemeClr>
+                        </a:solidFill>
+                        <a:ln>
+                          <a:noFill/>
+                        </a:ln>
+                      </wps:spPr>
+                      <wps:style>
+                        <a:lnRef idx="2">
+                          <a:schemeClr val="accent1">
+                            <a:shade val="50000"/>
+                          </a:schemeClr>
+                        </a:lnRef>
+                        <a:fillRef idx="1">
+                          <a:schemeClr val="accent1"/>
+                        </a:fillRef>
+                        <a:effectRef idx="0">
+                          <a:schemeClr val="accent1"/>
+                        </a:effectRef>
+                        <a:fontRef idx="minor">
+                          <a:schemeClr val="lt1"/>
+                        </a:fontRef>
+                      </wps:style>
+                      <wps:txbx>
+                        <w:txbxContent>
+                          <w:p>
+                            <w:pPr>
+                              <w:pStyle w:val="Piedepginablanco"/>
+                            </w:pPr>
+                            <w:r>
+                              <w:rPr>
+                                <w:lang w:bidi="es-ES"/>
+                              </w:rPr>
+                              <w:t>11</w:t>
+                            </w:r>
+                          </w:p>
+                          <w:p/>
+                        </w:txbxContent>
+                      </wps:txbx>
+                      <wps:bodyPr rot="0" spcFirstLastPara="0" vertOverflow="overflow" horzOverflow="overflow" vert="horz" wrap="square" lIns="91440" tIns="45720" rIns="91440" bIns="45720" numCol="1" spcCol="0" rtlCol="0" fromWordArt="0" anchor="b" anchorCtr="0" forceAA="0" compatLnSpc="1">
+                        <a:prstTxWarp prst="textNoShape">
+                          <a:avLst/>
+                        </a:prstTxWarp>
+                        <a:noAutofit/>
+                      </wps:bodyPr>
+                    </wps:wsp>
+                  </a:graphicData>
+                </a:graphic>
+                <wp14:sizeRelH relativeFrom="margin">
+                  <wp14:pctWidth>0</wp14:pctWidth>
+                </wp14:sizeRelH>
+                <wp14:sizeRelV relativeFrom="margin">
+                  <wp14:pctHeight>0</wp14:pctHeight>
+                </wp14:sizeRelV>
+              </wp:anchor>
+            </w:drawing>
+          </mc:Choice>
+          <mc:Fallback>
+            <w:pict>
+              <v:rect w14:anchorId="61E29BC6" id="_x0000_s1040" alt="&quot;&quot;" style="position:absolute;left:0;text-align:left;margin-left:0;margin-top:-451.55pt;width:104.25pt;height:852.6pt;z-index:-251600896;visibility:visible;mso-wrap-style:square;mso-width-percent:0;mso-height-percent:0;mso-wrap-distance-left:9pt;mso-wrap-distance-top:0;mso-wrap-distance-right:9pt;mso-wrap-distance-bottom:0;mso-position-horizontal:left;mso-position-horizontal-relative:page;mso-position-vertical:absolute;mso-position-vertical-relative:text;mso-width-percent:0;mso-height-percent:0;mso-width-relative:margin;mso-height-relative:margin;v-text-anchor:bottom" o:gfxdata="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" fillcolor="#404040 [2429]" stroked="f" strokeweight="1pt">
+                <v:textbox>
+                  <w:txbxContent>
+                    <w:p>
+                      <w:pPr>
+                        <w:pStyle w:val="Piedepginablanco"/>
+                      </w:pPr>
+                      <w:r>
+                        <w:rPr>
+                          <w:lang w:bidi="es-ES"/>
+                        </w:rPr>
+                        <w:t>11</w:t>
+                      </w:r>
+                    </w:p>
+                    <w:p/>
+                  </w:txbxContent>
+                </v:textbox>
+                <w10:wrap anchorx="page"/>
+                <w10:anchorlock/>
+              </v:rect>
+            </w:pict>
+          </mc:Fallback>
+        </mc:AlternateContent>
+      </w:r>
       <w:r>
         <w:rPr>
           <w:b/>
@@ -4740,7 +5620,133 @@
     <w:p/>
     <w:p/>
     <w:p/>
-    <w:p/>
+    <w:p>
+      <w:r>
+        <w:rPr>
+          <w:noProof/>
+          <w:lang w:bidi="es-ES"/>
+        </w:rPr>
+        <mc:AlternateContent>
+          <mc:Choice Requires="wps">
+            <w:drawing>
+              <wp:anchor distT="0" distB="0" distL="114300" distR="114300" simplePos="0" relativeHeight="251717632" behindDoc="1" locked="1" layoutInCell="1" allowOverlap="1" wp14:anchorId="3EDA2407" wp14:editId="79BE8342">
+                <wp:simplePos x="0" y="0"/>
+                <wp:positionH relativeFrom="page">
+                  <wp:align>left</wp:align>
+                </wp:positionH>
+                <wp:positionV relativeFrom="paragraph">
+                  <wp:posOffset>-9163685</wp:posOffset>
+                </wp:positionV>
+                <wp:extent cx="1323975" cy="10828020"/>
+                <wp:effectExtent l="0" t="0" r="9525" b="0"/>
+                <wp:wrapNone/>
+                <wp:docPr id="1487285743" name="Rectángulo 2">
+                  <a:extLst xmlns:a="http://schemas.openxmlformats.org/drawingml/2006/main">
+                    <a:ext uri="{C183D7F6-B498-43B3-948B-1728B52AA6E4}">
+                      <adec:decorative xmlns:adec="http://schemas.microsoft.com/office/drawing/2017/decorative" val="1"/>
+                    </a:ext>
+                  </a:extLst>
+                </wp:docPr>
+                <wp:cNvGraphicFramePr/>
+                <a:graphic xmlns:a="http://schemas.openxmlformats.org/drawingml/2006/main">
+                  <a:graphicData uri="http://schemas.microsoft.com/office/word/2010/wordprocessingShape">
+                    <wps:wsp>
+                      <wps:cNvSpPr/>
+                      <wps:spPr>
+                        <a:xfrm>
+                          <a:off x="0" y="0"/>
+                          <a:ext cx="1323975" cy="10828020"/>
+                        </a:xfrm>
+                        <a:prstGeom prst="rect">
+                          <a:avLst/>
+                        </a:prstGeom>
+                        <a:solidFill>
+                          <a:schemeClr val="tx1">
+                            <a:lumMod val="75000"/>
+                            <a:lumOff val="25000"/>
+                          </a:schemeClr>
+                        </a:solidFill>
+                        <a:ln>
+                          <a:noFill/>
+                        </a:ln>
+                      </wps:spPr>
+                      <wps:style>
+                        <a:lnRef idx="2">
+                          <a:schemeClr val="accent1">
+                            <a:shade val="50000"/>
+                          </a:schemeClr>
+                        </a:lnRef>
+                        <a:fillRef idx="1">
+                          <a:schemeClr val="accent1"/>
+                        </a:fillRef>
+                        <a:effectRef idx="0">
+                          <a:schemeClr val="accent1"/>
+                        </a:effectRef>
+                        <a:fontRef idx="minor">
+                          <a:schemeClr val="lt1"/>
+                        </a:fontRef>
+                      </wps:style>
+                      <wps:txbx>
+                        <w:txbxContent>
+                          <w:p>
+                            <w:pPr>
+                              <w:pStyle w:val="Piedepginablanco"/>
+                            </w:pPr>
+                            <w:r>
+                              <w:rPr>
+                                <w:lang w:bidi="es-ES"/>
+                              </w:rPr>
+                              <w:t>12</w:t>
+                            </w:r>
+                          </w:p>
+                          <w:p/>
+                        </w:txbxContent>
+                      </wps:txbx>
+                      <wps:bodyPr rot="0" spcFirstLastPara="0" vertOverflow="overflow" horzOverflow="overflow" vert="horz" wrap="square" lIns="91440" tIns="45720" rIns="91440" bIns="45720" numCol="1" spcCol="0" rtlCol="0" fromWordArt="0" anchor="b" anchorCtr="0" forceAA="0" compatLnSpc="1">
+                        <a:prstTxWarp prst="textNoShape">
+                          <a:avLst/>
+                        </a:prstTxWarp>
+                        <a:noAutofit/>
+                      </wps:bodyPr>
+                    </wps:wsp>
+                  </a:graphicData>
+                </a:graphic>
+                <wp14:sizeRelH relativeFrom="margin">
+                  <wp14:pctWidth>0</wp14:pctWidth>
+                </wp14:sizeRelH>
+                <wp14:sizeRelV relativeFrom="margin">
+                  <wp14:pctHeight>0</wp14:pctHeight>
+                </wp14:sizeRelV>
+              </wp:anchor>
+            </w:drawing>
+          </mc:Choice>
+          <mc:Fallback>
+            <w:pict>
+              <v:rect w14:anchorId="3EDA2407" id="_x0000_s1041" alt="&quot;&quot;" style="position:absolute;margin-left:0;margin-top:-721.55pt;width:104.25pt;height:852.6pt;z-index:-251598848;visibility:visible;mso-wrap-style:square;mso-width-percent:0;mso-height-percent:0;mso-wrap-distance-left:9pt;mso-wrap-distance-top:0;mso-wrap-distance-right:9pt;mso-wrap-distance-bottom:0;mso-position-horizontal:left;mso-position-horizontal-relative:page;mso-position-vertical:absolute;mso-position-vertical-relative:text;mso-width-percent:0;mso-height-percent:0;mso-width-relative:margin;mso-height-relative:margin;v-text-anchor:bottom" o:gfxdata="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" fillcolor="#404040 [2429]" stroked="f" strokeweight="1pt">
+                <v:textbox>
+                  <w:txbxContent>
+                    <w:p>
+                      <w:pPr>
+                        <w:pStyle w:val="Piedepginablanco"/>
+                      </w:pPr>
+                      <w:r>
+                        <w:rPr>
+                          <w:lang w:bidi="es-ES"/>
+                        </w:rPr>
+                        <w:t>12</w:t>
+                      </w:r>
+                    </w:p>
+                    <w:p/>
+                  </w:txbxContent>
+                </v:textbox>
+                <w10:wrap anchorx="page"/>
+                <w10:anchorlock/>
+              </v:rect>
+            </w:pict>
+          </mc:Fallback>
+        </mc:AlternateContent>
+      </w:r>
+    </w:p>
     <w:p>
       <w:pPr>
         <w:spacing w:before="0" w:after="200" w:line="312" w:lineRule="auto"/>
@@ -4751,9 +5757,12 @@
         </w:rPr>
       </w:pPr>
       <w:r>
+        <w:rPr>
+          <w:noProof/>
+        </w:rPr>
         <w:lastRenderedPageBreak/>
         <w:drawing>
-          <wp:anchor distT="0" distB="0" distL="114300" distR="114300" simplePos="0" relativeHeight="251705344" behindDoc="0" locked="0" layoutInCell="1" allowOverlap="1" wp14:anchorId="3310DDFB" wp14:editId="0DE60012">
+          <wp:anchor distT="0" distB="0" distL="114300" distR="114300" simplePos="0" relativeHeight="251705344" behindDoc="0" locked="0" layoutInCell="1" allowOverlap="1" wp14:anchorId="3310DDFB" wp14:editId="3E58E6D8">
             <wp:simplePos x="0" y="0"/>
             <wp:positionH relativeFrom="margin">
               <wp:align>left</wp:align>
@@ -4896,19 +5905,7 @@
           <w:rPr>
             <w:rStyle w:val="Hipervnculo"/>
           </w:rPr>
-          <w:t>https://drive.google.com/drive/f</w:t>
-        </w:r>
-        <w:r>
-          <w:rPr>
-            <w:rStyle w:val="Hipervnculo"/>
-          </w:rPr>
-          <w:t>o</w:t>
-        </w:r>
-        <w:r>
-          <w:rPr>
-            <w:rStyle w:val="Hipervnculo"/>
-          </w:rPr>
-          <w:t>lders/1wRjZHs_ECa-b2mc8WhSdIt51SMgnP0YV?usp=sharing</w:t>
+          <w:t>https://drive.google.com/drive/folders/1wRjZHs_ECa-b2mc8WhSdIt51SMgnP0YV?usp=sharing</w:t>
         </w:r>
       </w:hyperlink>
     </w:p>
@@ -5204,6 +6201,131 @@
           <w:szCs w:val="30"/>
         </w:rPr>
       </w:pPr>
+      <w:r>
+        <w:rPr>
+          <w:noProof/>
+          <w:lang w:bidi="es-ES"/>
+        </w:rPr>
+        <mc:AlternateContent>
+          <mc:Choice Requires="wps">
+            <w:drawing>
+              <wp:anchor distT="0" distB="0" distL="114300" distR="114300" simplePos="0" relativeHeight="251719680" behindDoc="1" locked="1" layoutInCell="1" allowOverlap="1" wp14:anchorId="74FBD0F2" wp14:editId="728E27DA">
+                <wp:simplePos x="0" y="0"/>
+                <wp:positionH relativeFrom="page">
+                  <wp:align>left</wp:align>
+                </wp:positionH>
+                <wp:positionV relativeFrom="paragraph">
+                  <wp:posOffset>-5467350</wp:posOffset>
+                </wp:positionV>
+                <wp:extent cx="1323975" cy="10828020"/>
+                <wp:effectExtent l="0" t="0" r="9525" b="0"/>
+                <wp:wrapNone/>
+                <wp:docPr id="728379392" name="Rectángulo 2">
+                  <a:extLst xmlns:a="http://schemas.openxmlformats.org/drawingml/2006/main">
+                    <a:ext uri="{C183D7F6-B498-43B3-948B-1728B52AA6E4}">
+                      <adec:decorative xmlns:adec="http://schemas.microsoft.com/office/drawing/2017/decorative" val="1"/>
+                    </a:ext>
+                  </a:extLst>
+                </wp:docPr>
+                <wp:cNvGraphicFramePr/>
+                <a:graphic xmlns:a="http://schemas.openxmlformats.org/drawingml/2006/main">
+                  <a:graphicData uri="http://schemas.microsoft.com/office/word/2010/wordprocessingShape">
+                    <wps:wsp>
+                      <wps:cNvSpPr/>
+                      <wps:spPr>
+                        <a:xfrm>
+                          <a:off x="0" y="0"/>
+                          <a:ext cx="1323975" cy="10828020"/>
+                        </a:xfrm>
+                        <a:prstGeom prst="rect">
+                          <a:avLst/>
+                        </a:prstGeom>
+                        <a:solidFill>
+                          <a:schemeClr val="tx1">
+                            <a:lumMod val="75000"/>
+                            <a:lumOff val="25000"/>
+                          </a:schemeClr>
+                        </a:solidFill>
+                        <a:ln>
+                          <a:noFill/>
+                        </a:ln>
+                      </wps:spPr>
+                      <wps:style>
+                        <a:lnRef idx="2">
+                          <a:schemeClr val="accent1">
+                            <a:shade val="50000"/>
+                          </a:schemeClr>
+                        </a:lnRef>
+                        <a:fillRef idx="1">
+                          <a:schemeClr val="accent1"/>
+                        </a:fillRef>
+                        <a:effectRef idx="0">
+                          <a:schemeClr val="accent1"/>
+                        </a:effectRef>
+                        <a:fontRef idx="minor">
+                          <a:schemeClr val="lt1"/>
+                        </a:fontRef>
+                      </wps:style>
+                      <wps:txbx>
+                        <w:txbxContent>
+                          <w:p>
+                            <w:pPr>
+                              <w:pStyle w:val="Piedepginablanco"/>
+                            </w:pPr>
+                            <w:r>
+                              <w:rPr>
+                                <w:lang w:bidi="es-ES"/>
+                              </w:rPr>
+                              <w:t>13</w:t>
+                            </w:r>
+                          </w:p>
+                          <w:p/>
+                        </w:txbxContent>
+                      </wps:txbx>
+                      <wps:bodyPr rot="0" spcFirstLastPara="0" vertOverflow="overflow" horzOverflow="overflow" vert="horz" wrap="square" lIns="91440" tIns="45720" rIns="91440" bIns="45720" numCol="1" spcCol="0" rtlCol="0" fromWordArt="0" anchor="b" anchorCtr="0" forceAA="0" compatLnSpc="1">
+                        <a:prstTxWarp prst="textNoShape">
+                          <a:avLst/>
+                        </a:prstTxWarp>
+                        <a:noAutofit/>
+                      </wps:bodyPr>
+                    </wps:wsp>
+                  </a:graphicData>
+                </a:graphic>
+                <wp14:sizeRelH relativeFrom="margin">
+                  <wp14:pctWidth>0</wp14:pctWidth>
+                </wp14:sizeRelH>
+                <wp14:sizeRelV relativeFrom="margin">
+                  <wp14:pctHeight>0</wp14:pctHeight>
+                </wp14:sizeRelV>
+              </wp:anchor>
+            </w:drawing>
+          </mc:Choice>
+          <mc:Fallback>
+            <w:pict>
+              <v:rect w14:anchorId="74FBD0F2" id="_x0000_s1042" alt="&quot;&quot;" style="position:absolute;margin-left:0;margin-top:-430.5pt;width:104.25pt;height:852.6pt;z-index:-251596800;visibility:visible;mso-wrap-style:square;mso-width-percent:0;mso-height-percent:0;mso-wrap-distance-left:9pt;mso-wrap-distance-top:0;mso-wrap-distance-right:9pt;mso-wrap-distance-bottom:0;mso-position-horizontal:left;mso-position-horizontal-relative:page;mso-position-vertical:absolute;mso-position-vertical-relative:text;mso-width-percent:0;mso-height-percent:0;mso-width-relative:margin;mso-height-relative:margin;v-text-anchor:bottom" o:gfxdata="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" fillcolor="#404040 [2429]" stroked="f" strokeweight="1pt">
+                <v:textbox>
+                  <w:txbxContent>
+                    <w:p>
+                      <w:pPr>
+                        <w:pStyle w:val="Piedepginablanco"/>
+                      </w:pPr>
+                      <w:r>
+                        <w:rPr>
+                          <w:lang w:bidi="es-ES"/>
+                        </w:rPr>
+                        <w:t>13</w:t>
+                      </w:r>
+                    </w:p>
+                    <w:p/>
+                  </w:txbxContent>
+                </v:textbox>
+                <w10:wrap anchorx="page"/>
+                <w10:anchorlock/>
+              </v:rect>
+            </w:pict>
+          </mc:Fallback>
+        </mc:AlternateContent>
+      </w:r>
       <w:r>
         <w:rPr>
           <w:b/>
@@ -5741,7 +6863,133 @@
         </w:tc>
       </w:tr>
     </w:tbl>
-    <w:p/>
+    <w:p>
+      <w:r>
+        <w:rPr>
+          <w:noProof/>
+          <w:lang w:bidi="es-ES"/>
+        </w:rPr>
+        <mc:AlternateContent>
+          <mc:Choice Requires="wps">
+            <w:drawing>
+              <wp:anchor distT="0" distB="0" distL="114300" distR="114300" simplePos="0" relativeHeight="251721728" behindDoc="1" locked="1" layoutInCell="1" allowOverlap="1" wp14:anchorId="0875440F" wp14:editId="0FAA7D8F">
+                <wp:simplePos x="0" y="0"/>
+                <wp:positionH relativeFrom="page">
+                  <wp:align>left</wp:align>
+                </wp:positionH>
+                <wp:positionV relativeFrom="paragraph">
+                  <wp:posOffset>-2324100</wp:posOffset>
+                </wp:positionV>
+                <wp:extent cx="1323975" cy="10828020"/>
+                <wp:effectExtent l="0" t="0" r="9525" b="0"/>
+                <wp:wrapNone/>
+                <wp:docPr id="1266176713" name="Rectángulo 2">
+                  <a:extLst xmlns:a="http://schemas.openxmlformats.org/drawingml/2006/main">
+                    <a:ext uri="{C183D7F6-B498-43B3-948B-1728B52AA6E4}">
+                      <adec:decorative xmlns:adec="http://schemas.microsoft.com/office/drawing/2017/decorative" val="1"/>
+                    </a:ext>
+                  </a:extLst>
+                </wp:docPr>
+                <wp:cNvGraphicFramePr/>
+                <a:graphic xmlns:a="http://schemas.openxmlformats.org/drawingml/2006/main">
+                  <a:graphicData uri="http://schemas.microsoft.com/office/word/2010/wordprocessingShape">
+                    <wps:wsp>
+                      <wps:cNvSpPr/>
+                      <wps:spPr>
+                        <a:xfrm>
+                          <a:off x="0" y="0"/>
+                          <a:ext cx="1323975" cy="10828020"/>
+                        </a:xfrm>
+                        <a:prstGeom prst="rect">
+                          <a:avLst/>
+                        </a:prstGeom>
+                        <a:solidFill>
+                          <a:schemeClr val="tx1">
+                            <a:lumMod val="75000"/>
+                            <a:lumOff val="25000"/>
+                          </a:schemeClr>
+                        </a:solidFill>
+                        <a:ln>
+                          <a:noFill/>
+                        </a:ln>
+                      </wps:spPr>
+                      <wps:style>
+                        <a:lnRef idx="2">
+                          <a:schemeClr val="accent1">
+                            <a:shade val="50000"/>
+                          </a:schemeClr>
+                        </a:lnRef>
+                        <a:fillRef idx="1">
+                          <a:schemeClr val="accent1"/>
+                        </a:fillRef>
+                        <a:effectRef idx="0">
+                          <a:schemeClr val="accent1"/>
+                        </a:effectRef>
+                        <a:fontRef idx="minor">
+                          <a:schemeClr val="lt1"/>
+                        </a:fontRef>
+                      </wps:style>
+                      <wps:txbx>
+                        <w:txbxContent>
+                          <w:p>
+                            <w:pPr>
+                              <w:pStyle w:val="Piedepginablanco"/>
+                            </w:pPr>
+                            <w:r>
+                              <w:rPr>
+                                <w:lang w:bidi="es-ES"/>
+                              </w:rPr>
+                              <w:t>14</w:t>
+                            </w:r>
+                          </w:p>
+                          <w:p/>
+                        </w:txbxContent>
+                      </wps:txbx>
+                      <wps:bodyPr rot="0" spcFirstLastPara="0" vertOverflow="overflow" horzOverflow="overflow" vert="horz" wrap="square" lIns="91440" tIns="45720" rIns="91440" bIns="45720" numCol="1" spcCol="0" rtlCol="0" fromWordArt="0" anchor="b" anchorCtr="0" forceAA="0" compatLnSpc="1">
+                        <a:prstTxWarp prst="textNoShape">
+                          <a:avLst/>
+                        </a:prstTxWarp>
+                        <a:noAutofit/>
+                      </wps:bodyPr>
+                    </wps:wsp>
+                  </a:graphicData>
+                </a:graphic>
+                <wp14:sizeRelH relativeFrom="margin">
+                  <wp14:pctWidth>0</wp14:pctWidth>
+                </wp14:sizeRelH>
+                <wp14:sizeRelV relativeFrom="margin">
+                  <wp14:pctHeight>0</wp14:pctHeight>
+                </wp14:sizeRelV>
+              </wp:anchor>
+            </w:drawing>
+          </mc:Choice>
+          <mc:Fallback>
+            <w:pict>
+              <v:rect w14:anchorId="0875440F" id="_x0000_s1043" alt="&quot;&quot;" style="position:absolute;margin-left:0;margin-top:-183pt;width:104.25pt;height:852.6pt;z-index:-251594752;visibility:visible;mso-wrap-style:square;mso-width-percent:0;mso-height-percent:0;mso-wrap-distance-left:9pt;mso-wrap-distance-top:0;mso-wrap-distance-right:9pt;mso-wrap-distance-bottom:0;mso-position-horizontal:left;mso-position-horizontal-relative:page;mso-position-vertical:absolute;mso-position-vertical-relative:text;mso-width-percent:0;mso-height-percent:0;mso-width-relative:margin;mso-height-relative:margin;v-text-anchor:bottom" o:gfxdata="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" fillcolor="#404040 [2429]" stroked="f" strokeweight="1pt">
+                <v:textbox>
+                  <w:txbxContent>
+                    <w:p>
+                      <w:pPr>
+                        <w:pStyle w:val="Piedepginablanco"/>
+                      </w:pPr>
+                      <w:r>
+                        <w:rPr>
+                          <w:lang w:bidi="es-ES"/>
+                        </w:rPr>
+                        <w:t>14</w:t>
+                      </w:r>
+                    </w:p>
+                    <w:p/>
+                  </w:txbxContent>
+                </v:textbox>
+                <w10:wrap anchorx="page"/>
+                <w10:anchorlock/>
+              </v:rect>
+            </w:pict>
+          </mc:Fallback>
+        </mc:AlternateContent>
+      </w:r>
+    </w:p>
     <w:sectPr>
       <w:footerReference w:type="default" r:id="rId27"/>
       <w:pgSz w:w="11906" w:h="16838" w:code="9"/>
@@ -8933,6 +10181,7 @@
   <w:style w:type="character" w:default="1" w:styleId="Fuentedeprrafopredeter">
     <w:name w:val="Default Paragraph Font"/>
     <w:uiPriority w:val="1"/>
+    <w:semiHidden/>
     <w:unhideWhenUsed/>
   </w:style>
   <w:style w:type="table" w:default="1" w:styleId="Tablanormal">
@@ -10796,6 +12045,7 @@
     <w:rsidRoot w:val="00FD7CF7"/>
     <w:rsid w:val="00025326"/>
     <w:rsid w:val="00041E79"/>
+    <w:rsid w:val="0007375E"/>
     <w:rsid w:val="00092183"/>
     <w:rsid w:val="000D44BA"/>
     <w:rsid w:val="000F4AE6"/>
@@ -11551,30 +12801,6 @@
       <w14:ligatures w14:val="standardContextual"/>
     </w:rPr>
   </w:style>
-  <w:style w:type="paragraph" w:customStyle="1" w:styleId="54E40328D5D64C90A6EF8250521A599A">
-    <w:name w:val="54E40328D5D64C90A6EF8250521A599A"/>
-    <w:rsid w:val="0050145C"/>
-    <w:pPr>
-      <w:spacing w:after="160" w:line="278" w:lineRule="auto"/>
-    </w:pPr>
-    <w:rPr>
-      <w:kern w:val="2"/>
-      <w:lang w:eastAsia="es-ES"/>
-      <w14:ligatures w14:val="standardContextual"/>
-    </w:rPr>
-  </w:style>
-  <w:style w:type="paragraph" w:customStyle="1" w:styleId="249DCEDF696348DBAAA48900D223A903">
-    <w:name w:val="249DCEDF696348DBAAA48900D223A903"/>
-    <w:rsid w:val="0098294F"/>
-    <w:pPr>
-      <w:spacing w:after="160" w:line="278" w:lineRule="auto"/>
-    </w:pPr>
-    <w:rPr>
-      <w:kern w:val="2"/>
-      <w:lang w:eastAsia="es-ES"/>
-      <w14:ligatures w14:val="standardContextual"/>
-    </w:rPr>
-  </w:style>
 </w:styles>
 </file>
 
@@ -11787,6 +13013,10 @@
 </file>
 
 <file path=customXml/item1.xml><?xml version="1.0" encoding="utf-8"?>
+<b:Sources xmlns:b="http://schemas.openxmlformats.org/officeDocument/2006/bibliography" xmlns="http://schemas.openxmlformats.org/officeDocument/2006/bibliography" SelectedStyle="/APASixthEditionOfficeOnline.xsl" StyleName="APA" Version="6"/>
+</file>
+
+<file path=customXml/item2.xml><?xml version="1.0" encoding="utf-8"?>
 <p:properties xmlns:p="http://schemas.microsoft.com/office/2006/metadata/properties" xmlns:xsi="http://www.w3.org/2001/XMLSchema-instance" xmlns:pc="http://schemas.microsoft.com/office/infopath/2007/PartnerControls">
   <documentManagement>
     <_ip_UnifiedCompliancePolicyUIAction xmlns="http://schemas.microsoft.com/sharepoint/v3" xsi:nil="true"/>
@@ -11806,11 +13036,16 @@
 </p:properties>
 </file>
 
-<file path=customXml/item2.xml><?xml version="1.0" encoding="utf-8"?>
-<b:Sources xmlns:b="http://schemas.openxmlformats.org/officeDocument/2006/bibliography" xmlns="http://schemas.openxmlformats.org/officeDocument/2006/bibliography" SelectedStyle="/APASixthEditionOfficeOnline.xsl" StyleName="APA" Version="6"/>
+<file path=customXml/item3.xml><?xml version="1.0" encoding="utf-8"?>
+<?mso-contentType ?>
+<FormTemplates xmlns="http://schemas.microsoft.com/sharepoint/v3/contenttype/forms">
+  <Display>DocumentLibraryForm</Display>
+  <Edit>DocumentLibraryForm</Edit>
+  <New>DocumentLibraryForm</New>
+</FormTemplates>
 </file>
 
-<file path=customXml/item3.xml><?xml version="1.0" encoding="utf-8"?>
+<file path=customXml/item4.xml><?xml version="1.0" encoding="utf-8"?>
 <ct:contentTypeSchema xmlns:ct="http://schemas.microsoft.com/office/2006/metadata/contentType" xmlns:ma="http://schemas.microsoft.com/office/2006/metadata/properties/metaAttributes" ct:_="" ma:_="" ma:contentTypeName="Document" ma:contentTypeID="0x01010079F111ED35F8CC479449609E8A0923A6" ma:contentTypeVersion="26" ma:contentTypeDescription="Create a new document." ma:contentTypeScope="" ma:versionID="ac37c1753acd5e330d2062ccec26ea66">
   <xsd:schema xmlns:xsd="http://www.w3.org/2001/XMLSchema" xmlns:xs="http://www.w3.org/2001/XMLSchema" xmlns:p="http://schemas.microsoft.com/office/2006/metadata/properties" xmlns:ns1="http://schemas.microsoft.com/sharepoint/v3" xmlns:ns2="71af3243-3dd4-4a8d-8c0d-dd76da1f02a5" xmlns:ns3="16c05727-aa75-4e4a-9b5f-8a80a1165891" xmlns:ns4="230e9df3-be65-4c73-a93b-d1236ebd677e" targetNamespace="http://schemas.microsoft.com/office/2006/metadata/properties" ma:root="true" ma:fieldsID="3b340c7101c92c5120abd06486f94548" ns1:_="" ns2:_="" ns3:_="" ns4:_="">
     <xsd:import namespace="http://schemas.microsoft.com/sharepoint/v3"/>
@@ -12110,16 +13345,15 @@
 </ct:contentTypeSchema>
 </file>
 
-<file path=customXml/item4.xml><?xml version="1.0" encoding="utf-8"?>
-<?mso-contentType ?>
-<FormTemplates xmlns="http://schemas.microsoft.com/sharepoint/v3/contenttype/forms">
-  <Display>DocumentLibraryForm</Display>
-  <Edit>DocumentLibraryForm</Edit>
-  <New>DocumentLibraryForm</New>
-</FormTemplates>
+<file path=customXml/itemProps1.xml><?xml version="1.0" encoding="utf-8"?>
+<ds:datastoreItem xmlns:ds="http://schemas.openxmlformats.org/officeDocument/2006/customXml" ds:itemID="{C36A12F8-4A9B-4F64-B978-B0EE1FD97EBF}">
+  <ds:schemaRefs>
+    <ds:schemaRef ds:uri="http://schemas.openxmlformats.org/officeDocument/2006/bibliography"/>
+  </ds:schemaRefs>
+</ds:datastoreItem>
 </file>
 
-<file path=customXml/itemProps1.xml><?xml version="1.0" encoding="utf-8"?>
+<file path=customXml/itemProps2.xml><?xml version="1.0" encoding="utf-8"?>
 <ds:datastoreItem xmlns:ds="http://schemas.openxmlformats.org/officeDocument/2006/customXml" ds:itemID="{E046B6FE-75F5-4A4A-ADF9-3D55C2808F6A}">
   <ds:schemaRefs>
     <ds:schemaRef ds:uri="http://schemas.microsoft.com/office/2006/metadata/properties"/>
@@ -12131,15 +13365,15 @@
 </ds:datastoreItem>
 </file>
 
-<file path=customXml/itemProps2.xml><?xml version="1.0" encoding="utf-8"?>
-<ds:datastoreItem xmlns:ds="http://schemas.openxmlformats.org/officeDocument/2006/customXml" ds:itemID="{C36A12F8-4A9B-4F64-B978-B0EE1FD97EBF}">
+<file path=customXml/itemProps3.xml><?xml version="1.0" encoding="utf-8"?>
+<ds:datastoreItem xmlns:ds="http://schemas.openxmlformats.org/officeDocument/2006/customXml" ds:itemID="{268A88EA-2CD1-4EB5-AD27-A1454BEC753F}">
   <ds:schemaRefs>
-    <ds:schemaRef ds:uri="http://schemas.openxmlformats.org/officeDocument/2006/bibliography"/>
+    <ds:schemaRef ds:uri="http://schemas.microsoft.com/sharepoint/v3/contenttype/forms"/>
   </ds:schemaRefs>
 </ds:datastoreItem>
 </file>
 
-<file path=customXml/itemProps3.xml><?xml version="1.0" encoding="utf-8"?>
+<file path=customXml/itemProps4.xml><?xml version="1.0" encoding="utf-8"?>
 <ds:datastoreItem xmlns:ds="http://schemas.openxmlformats.org/officeDocument/2006/customXml" ds:itemID="{3B486F6C-1123-466C-A9D5-986F0A3EF9D1}">
   <ds:schemaRefs>
     <ds:schemaRef ds:uri="http://schemas.microsoft.com/office/2006/metadata/contentType"/>
@@ -12160,14 +13394,6 @@
 </ds:datastoreItem>
 </file>
 
-<file path=customXml/itemProps4.xml><?xml version="1.0" encoding="utf-8"?>
-<ds:datastoreItem xmlns:ds="http://schemas.openxmlformats.org/officeDocument/2006/customXml" ds:itemID="{268A88EA-2CD1-4EB5-AD27-A1454BEC753F}">
-  <ds:schemaRefs>
-    <ds:schemaRef ds:uri="http://schemas.microsoft.com/sharepoint/v3/contenttype/forms"/>
-  </ds:schemaRefs>
-</ds:datastoreItem>
-</file>
-
 <file path=docMetadata/LabelInfo.xml><?xml version="1.0" encoding="utf-8"?>
 <clbl:labelList xmlns:clbl="http://schemas.microsoft.com/office/2020/mipLabelMetadata"/>
 </file>
--- a/SONAURA.docx
+++ b/SONAURA.docx
@@ -717,102 +717,7 @@
         <w:tab/>
       </w:r>
     </w:p>
-    <w:p>
-      <w:r>
-        <w:rPr>
-          <w:noProof/>
-          <w:lang w:bidi="es-ES"/>
-        </w:rPr>
-        <w:lastRenderedPageBreak/>
-        <mc:AlternateContent>
-          <mc:Choice Requires="wps">
-            <w:drawing>
-              <wp:anchor distT="0" distB="0" distL="114300" distR="114300" simplePos="0" relativeHeight="251661312" behindDoc="1" locked="1" layoutInCell="1" allowOverlap="1" wp14:anchorId="299AA4D0" wp14:editId="7494392B">
-                <wp:simplePos x="0" y="0"/>
-                <wp:positionH relativeFrom="page">
-                  <wp:posOffset>0</wp:posOffset>
-                </wp:positionH>
-                <wp:positionV relativeFrom="paragraph">
-                  <wp:posOffset>-457200</wp:posOffset>
-                </wp:positionV>
-                <wp:extent cx="1371600" cy="10829925"/>
-                <wp:effectExtent l="0" t="0" r="0" b="9525"/>
-                <wp:wrapNone/>
-                <wp:docPr id="1797619370" name="Rectángulo 14">
-                  <a:extLst xmlns:a="http://schemas.openxmlformats.org/drawingml/2006/main">
-                    <a:ext uri="{C183D7F6-B498-43B3-948B-1728B52AA6E4}">
-                      <adec:decorative xmlns:adec="http://schemas.microsoft.com/office/drawing/2017/decorative" val="1"/>
-                    </a:ext>
-                  </a:extLst>
-                </wp:docPr>
-                <wp:cNvGraphicFramePr/>
-                <a:graphic xmlns:a="http://schemas.openxmlformats.org/drawingml/2006/main">
-                  <a:graphicData uri="http://schemas.microsoft.com/office/word/2010/wordprocessingShape">
-                    <wps:wsp>
-                      <wps:cNvSpPr/>
-                      <wps:spPr>
-                        <a:xfrm>
-                          <a:off x="0" y="0"/>
-                          <a:ext cx="1371600" cy="10829925"/>
-                        </a:xfrm>
-                        <a:prstGeom prst="rect">
-                          <a:avLst/>
-                        </a:prstGeom>
-                        <a:solidFill>
-                          <a:schemeClr val="tx1">
-                            <a:lumMod val="75000"/>
-                            <a:lumOff val="25000"/>
-                          </a:schemeClr>
-                        </a:solidFill>
-                        <a:ln>
-                          <a:noFill/>
-                        </a:ln>
-                      </wps:spPr>
-                      <wps:style>
-                        <a:lnRef idx="2">
-                          <a:schemeClr val="accent1">
-                            <a:shade val="50000"/>
-                          </a:schemeClr>
-                        </a:lnRef>
-                        <a:fillRef idx="1">
-                          <a:schemeClr val="accent1"/>
-                        </a:fillRef>
-                        <a:effectRef idx="0">
-                          <a:schemeClr val="accent1"/>
-                        </a:effectRef>
-                        <a:fontRef idx="minor">
-                          <a:schemeClr val="lt1"/>
-                        </a:fontRef>
-                      </wps:style>
-                      <wps:bodyPr rot="0" spcFirstLastPara="0" vertOverflow="overflow" horzOverflow="overflow" vert="horz" wrap="square" lIns="91440" tIns="45720" rIns="91440" bIns="45720" numCol="1" spcCol="0" rtlCol="0" fromWordArt="0" anchor="ctr" anchorCtr="0" forceAA="0" compatLnSpc="1">
-                        <a:prstTxWarp prst="textNoShape">
-                          <a:avLst/>
-                        </a:prstTxWarp>
-                        <a:noAutofit/>
-                      </wps:bodyPr>
-                    </wps:wsp>
-                  </a:graphicData>
-                </a:graphic>
-                <wp14:sizeRelH relativeFrom="margin">
-                  <wp14:pctWidth>0</wp14:pctWidth>
-                </wp14:sizeRelH>
-                <wp14:sizeRelV relativeFrom="margin">
-                  <wp14:pctHeight>0</wp14:pctHeight>
-                </wp14:sizeRelV>
-              </wp:anchor>
-            </w:drawing>
-          </mc:Choice>
-          <mc:Fallback>
-            <w:pict>
-              <v:rect w14:anchorId="1B59AB68" id="Rectángulo 14" o:spid="_x0000_s1026" alt="&quot;&quot;" style="position:absolute;margin-left:0;margin-top:-36pt;width:108pt;height:852.75pt;z-index:-251655168;visibility:visible;mso-wrap-style:square;mso-width-percent:0;mso-height-percent:0;mso-wrap-distance-left:9pt;mso-wrap-distance-top:0;mso-wrap-distance-right:9pt;mso-wrap-distance-bottom:0;mso-position-horizontal:absolute;mso-position-horizontal-relative:page;mso-position-vertical:absolute;mso-position-vertical-relative:text;mso-width-percent:0;mso-height-percent:0;mso-width-relative:margin;mso-height-relative:margin;v-text-anchor:middle" o:gfxdata="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" fillcolor="#404040 [2429]" stroked="f" strokeweight="1pt">
-                <w10:wrap anchorx="page"/>
-                <w10:anchorlock/>
-              </v:rect>
-            </w:pict>
-          </mc:Fallback>
-        </mc:AlternateContent>
-      </w:r>
-    </w:p>
+    <w:p/>
     <w:p>
       <w:pPr>
         <w:pStyle w:val="TtuloTDC"/>
@@ -902,9 +807,10 @@
           <w:p>
             <w:pPr>
               <w:pStyle w:val="TItledeTDC"/>
+              <w:spacing w:before="120" w:after="120"/>
               <w:rPr>
-                <w:sz w:val="24"/>
-                <w:szCs w:val="24"/>
+                <w:sz w:val="20"/>
+                <w:szCs w:val="20"/>
               </w:rPr>
             </w:pPr>
             <w:r>
@@ -916,8 +822,8 @@
             </w:r>
             <w:r>
               <w:rPr>
-                <w:sz w:val="24"/>
-                <w:szCs w:val="24"/>
+                <w:sz w:val="20"/>
+                <w:szCs w:val="20"/>
               </w:rPr>
               <w:t>nECESIDADES DEL ENTORNO</w:t>
             </w:r>
@@ -925,6 +831,31 @@
           <w:p>
             <w:pPr>
               <w:pStyle w:val="TItledeTDC"/>
+              <w:spacing w:before="120" w:after="120"/>
+              <w:rPr>
+                <w:sz w:val="20"/>
+                <w:szCs w:val="20"/>
+              </w:rPr>
+            </w:pPr>
+            <w:r>
+              <w:rPr>
+                <w:sz w:val="20"/>
+                <w:szCs w:val="20"/>
+              </w:rPr>
+              <w:t xml:space="preserve">  </w:t>
+            </w:r>
+            <w:r>
+              <w:rPr>
+                <w:sz w:val="20"/>
+                <w:szCs w:val="20"/>
+              </w:rPr>
+              <w:t>sOLUCIÓN EXISTENTE</w:t>
+            </w:r>
+          </w:p>
+          <w:p>
+            <w:pPr>
+              <w:pStyle w:val="TItledeTDC"/>
+              <w:spacing w:before="120" w:after="120"/>
               <w:rPr>
                 <w:sz w:val="24"/>
                 <w:szCs w:val="24"/>
@@ -932,38 +863,15 @@
             </w:pPr>
             <w:r>
               <w:rPr>
-                <w:sz w:val="24"/>
-                <w:szCs w:val="24"/>
+                <w:sz w:val="20"/>
+                <w:szCs w:val="20"/>
               </w:rPr>
               <w:t xml:space="preserve">  </w:t>
             </w:r>
             <w:r>
               <w:rPr>
-                <w:sz w:val="24"/>
-                <w:szCs w:val="24"/>
-              </w:rPr>
-              <w:t>sOLUCIÓN EXISTENTE</w:t>
-            </w:r>
-          </w:p>
-          <w:p>
-            <w:pPr>
-              <w:pStyle w:val="TItledeTDC"/>
-              <w:rPr>
-                <w:sz w:val="24"/>
-                <w:szCs w:val="24"/>
-              </w:rPr>
-            </w:pPr>
-            <w:r>
-              <w:rPr>
-                <w:sz w:val="24"/>
-                <w:szCs w:val="24"/>
-              </w:rPr>
-              <w:t xml:space="preserve">  </w:t>
-            </w:r>
-            <w:r>
-              <w:rPr>
-                <w:sz w:val="24"/>
-                <w:szCs w:val="24"/>
+                <w:sz w:val="20"/>
+                <w:szCs w:val="20"/>
               </w:rPr>
               <w:t>SOLUCIÓN SELECCIONADA</w:t>
             </w:r>
@@ -991,6 +899,133 @@
             </w:r>
             <w:r>
               <w:rPr>
+                <w:noProof/>
+                <w:sz w:val="20"/>
+                <w:szCs w:val="20"/>
+                <w:lang w:bidi="es-ES"/>
+              </w:rPr>
+              <mc:AlternateContent>
+                <mc:Choice Requires="wps">
+                  <w:drawing>
+                    <wp:anchor distT="0" distB="0" distL="114300" distR="114300" simplePos="0" relativeHeight="251729920" behindDoc="1" locked="1" layoutInCell="1" allowOverlap="1" wp14:anchorId="05E4CB63" wp14:editId="235094C9">
+                      <wp:simplePos x="0" y="0"/>
+                      <wp:positionH relativeFrom="page">
+                        <wp:posOffset>-1823720</wp:posOffset>
+                      </wp:positionH>
+                      <wp:positionV relativeFrom="paragraph">
+                        <wp:posOffset>-5674995</wp:posOffset>
+                      </wp:positionV>
+                      <wp:extent cx="1323975" cy="10828020"/>
+                      <wp:effectExtent l="0" t="0" r="9525" b="0"/>
+                      <wp:wrapNone/>
+                      <wp:docPr id="681040943" name="Rectángulo 2">
+                        <a:extLst xmlns:a="http://schemas.openxmlformats.org/drawingml/2006/main">
+                          <a:ext uri="{C183D7F6-B498-43B3-948B-1728B52AA6E4}">
+                            <adec:decorative xmlns:adec="http://schemas.microsoft.com/office/drawing/2017/decorative" val="1"/>
+                          </a:ext>
+                        </a:extLst>
+                      </wp:docPr>
+                      <wp:cNvGraphicFramePr/>
+                      <a:graphic xmlns:a="http://schemas.openxmlformats.org/drawingml/2006/main">
+                        <a:graphicData uri="http://schemas.microsoft.com/office/word/2010/wordprocessingShape">
+                          <wps:wsp>
+                            <wps:cNvSpPr/>
+                            <wps:spPr>
+                              <a:xfrm>
+                                <a:off x="0" y="0"/>
+                                <a:ext cx="1323975" cy="10828020"/>
+                              </a:xfrm>
+                              <a:prstGeom prst="rect">
+                                <a:avLst/>
+                              </a:prstGeom>
+                              <a:solidFill>
+                                <a:schemeClr val="tx1">
+                                  <a:lumMod val="75000"/>
+                                  <a:lumOff val="25000"/>
+                                </a:schemeClr>
+                              </a:solidFill>
+                              <a:ln>
+                                <a:noFill/>
+                              </a:ln>
+                            </wps:spPr>
+                            <wps:style>
+                              <a:lnRef idx="2">
+                                <a:schemeClr val="accent1">
+                                  <a:shade val="50000"/>
+                                </a:schemeClr>
+                              </a:lnRef>
+                              <a:fillRef idx="1">
+                                <a:schemeClr val="accent1"/>
+                              </a:fillRef>
+                              <a:effectRef idx="0">
+                                <a:schemeClr val="accent1"/>
+                              </a:effectRef>
+                              <a:fontRef idx="minor">
+                                <a:schemeClr val="lt1"/>
+                              </a:fontRef>
+                            </wps:style>
+                            <wps:txbx>
+                              <w:txbxContent>
+                                <w:p>
+                                  <w:pPr>
+                                    <w:pStyle w:val="Piedepginablanco"/>
+                                  </w:pPr>
+                                  <w:r>
+                                    <w:rPr>
+                                      <w:lang w:bidi="es-ES"/>
+                                    </w:rPr>
+                                    <w:t>1</w:t>
+                                  </w:r>
+                                </w:p>
+                                <w:p/>
+                              </w:txbxContent>
+                            </wps:txbx>
+                            <wps:bodyPr rot="0" spcFirstLastPara="0" vertOverflow="overflow" horzOverflow="overflow" vert="horz" wrap="square" lIns="91440" tIns="45720" rIns="91440" bIns="45720" numCol="1" spcCol="0" rtlCol="0" fromWordArt="0" anchor="b" anchorCtr="0" forceAA="0" compatLnSpc="1">
+                              <a:prstTxWarp prst="textNoShape">
+                                <a:avLst/>
+                              </a:prstTxWarp>
+                              <a:noAutofit/>
+                            </wps:bodyPr>
+                          </wps:wsp>
+                        </a:graphicData>
+                      </a:graphic>
+                      <wp14:sizeRelH relativeFrom="margin">
+                        <wp14:pctWidth>0</wp14:pctWidth>
+                      </wp14:sizeRelH>
+                      <wp14:sizeRelV relativeFrom="margin">
+                        <wp14:pctHeight>0</wp14:pctHeight>
+                      </wp14:sizeRelV>
+                    </wp:anchor>
+                  </w:drawing>
+                </mc:Choice>
+                <mc:Fallback>
+                  <w:pict>
+                    <v:rect w14:anchorId="05E4CB63" id="Rectángulo 2" o:spid="_x0000_s1030" alt="&quot;&quot;" style="position:absolute;left:0;text-align:left;margin-left:-143.6pt;margin-top:-446.85pt;width:104.25pt;height:852.6pt;z-index:-251586560;visibility:visible;mso-wrap-style:square;mso-width-percent:0;mso-height-percent:0;mso-wrap-distance-left:9pt;mso-wrap-distance-top:0;mso-wrap-distance-right:9pt;mso-wrap-distance-bottom:0;mso-position-horizontal:absolute;mso-position-horizontal-relative:page;mso-position-vertical:absolute;mso-position-vertical-relative:text;mso-width-percent:0;mso-height-percent:0;mso-width-relative:margin;mso-height-relative:margin;v-text-anchor:bottom" o:gfxdata="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" fillcolor="#404040 [2429]" stroked="f" strokeweight="1pt">
+                      <v:textbox>
+                        <w:txbxContent>
+                          <w:p>
+                            <w:pPr>
+                              <w:pStyle w:val="Piedepginablanco"/>
+                            </w:pPr>
+                            <w:r>
+                              <w:rPr>
+                                <w:lang w:bidi="es-ES"/>
+                              </w:rPr>
+                              <w:t>1</w:t>
+                            </w:r>
+                          </w:p>
+                          <w:p/>
+                        </w:txbxContent>
+                      </v:textbox>
+                      <w10:wrap anchorx="page"/>
+                      <w10:anchorlock/>
+                    </v:rect>
+                  </w:pict>
+                </mc:Fallback>
+              </mc:AlternateContent>
+            </w:r>
+            <w:r>
+              <w:rPr>
                 <w:lang w:bidi="es-ES"/>
               </w:rPr>
               <w:t>2</w:t>
@@ -1013,9 +1048,10 @@
           <w:p>
             <w:pPr>
               <w:pStyle w:val="TItledeTDC"/>
+              <w:spacing w:before="120" w:after="120"/>
               <w:rPr>
-                <w:sz w:val="24"/>
-                <w:szCs w:val="24"/>
+                <w:sz w:val="20"/>
+                <w:szCs w:val="20"/>
               </w:rPr>
             </w:pPr>
             <w:r>
@@ -1027,8 +1063,8 @@
             </w:r>
             <w:r>
               <w:rPr>
-                <w:sz w:val="24"/>
-                <w:szCs w:val="24"/>
+                <w:sz w:val="20"/>
+                <w:szCs w:val="20"/>
               </w:rPr>
               <w:t>IDENTIFICACIÓN DE NECESIDADES DEL CLIENTE</w:t>
             </w:r>
@@ -1036,6 +1072,165 @@
           <w:p>
             <w:pPr>
               <w:pStyle w:val="TItledeTDC"/>
+              <w:spacing w:before="120" w:after="120"/>
+              <w:rPr>
+                <w:sz w:val="20"/>
+                <w:szCs w:val="20"/>
+              </w:rPr>
+            </w:pPr>
+            <w:r>
+              <w:rPr>
+                <w:sz w:val="20"/>
+                <w:szCs w:val="20"/>
+              </w:rPr>
+              <w:t xml:space="preserve">  </w:t>
+            </w:r>
+            <w:r>
+              <w:rPr>
+                <w:sz w:val="20"/>
+                <w:szCs w:val="20"/>
+              </w:rPr>
+              <w:t>REQUISITOS FUNCIONALES Y NO FUNCIONALES</w:t>
+            </w:r>
+            <w:r>
+              <w:rPr>
+                <w:sz w:val="20"/>
+                <w:szCs w:val="20"/>
+              </w:rPr>
+              <w:t xml:space="preserve"> </w:t>
+            </w:r>
+          </w:p>
+          <w:p>
+            <w:pPr>
+              <w:pStyle w:val="TItledeTDC"/>
+              <w:spacing w:before="120" w:after="120"/>
+              <w:rPr>
+                <w:sz w:val="20"/>
+                <w:szCs w:val="20"/>
+              </w:rPr>
+            </w:pPr>
+            <w:r>
+              <w:rPr>
+                <w:sz w:val="20"/>
+                <w:szCs w:val="20"/>
+              </w:rPr>
+              <w:t xml:space="preserve">  </w:t>
+            </w:r>
+            <w:r>
+              <w:rPr>
+                <w:sz w:val="20"/>
+                <w:szCs w:val="20"/>
+              </w:rPr>
+              <w:t>DIAGRAMA DE CASOS DE USO</w:t>
+            </w:r>
+          </w:p>
+          <w:p>
+            <w:pPr>
+              <w:pStyle w:val="TItledeTDC"/>
+              <w:spacing w:before="120" w:after="120"/>
+              <w:rPr>
+                <w:sz w:val="20"/>
+                <w:szCs w:val="20"/>
+              </w:rPr>
+            </w:pPr>
+            <w:r>
+              <w:rPr>
+                <w:sz w:val="20"/>
+                <w:szCs w:val="20"/>
+              </w:rPr>
+              <w:t xml:space="preserve">  </w:t>
+            </w:r>
+            <w:r>
+              <w:rPr>
+                <w:sz w:val="20"/>
+                <w:szCs w:val="20"/>
+              </w:rPr>
+              <w:t>DISEÑO DEL FRONTEND</w:t>
+            </w:r>
+          </w:p>
+          <w:p>
+            <w:pPr>
+              <w:pStyle w:val="TItledeTDC"/>
+              <w:spacing w:before="120" w:after="120"/>
+              <w:rPr>
+                <w:sz w:val="20"/>
+                <w:szCs w:val="20"/>
+              </w:rPr>
+            </w:pPr>
+            <w:r>
+              <w:rPr>
+                <w:sz w:val="20"/>
+                <w:szCs w:val="20"/>
+              </w:rPr>
+              <w:t xml:space="preserve">  </w:t>
+            </w:r>
+            <w:r>
+              <w:rPr>
+                <w:sz w:val="20"/>
+                <w:szCs w:val="20"/>
+              </w:rPr>
+              <w:t>PRINCIPIOS DE USABILIDAD Y ACCESIBILIDAD</w:t>
+            </w:r>
+          </w:p>
+          <w:p>
+            <w:pPr>
+              <w:pStyle w:val="TItledeTDC"/>
+              <w:spacing w:before="120" w:after="120"/>
+              <w:rPr>
+                <w:sz w:val="20"/>
+                <w:szCs w:val="20"/>
+              </w:rPr>
+            </w:pPr>
+            <w:r>
+              <w:rPr>
+                <w:sz w:val="20"/>
+                <w:szCs w:val="20"/>
+              </w:rPr>
+              <w:t xml:space="preserve">  </w:t>
+            </w:r>
+            <w:r>
+              <w:rPr>
+                <w:sz w:val="20"/>
+                <w:szCs w:val="20"/>
+              </w:rPr>
+              <w:t>DIAGRAMA DE GANTT CON TAREAS</w:t>
+            </w:r>
+          </w:p>
+          <w:p>
+            <w:pPr>
+              <w:pStyle w:val="TItledeTDC"/>
+              <w:spacing w:before="120" w:after="120"/>
+              <w:rPr>
+                <w:sz w:val="20"/>
+                <w:szCs w:val="20"/>
+              </w:rPr>
+            </w:pPr>
+            <w:r>
+              <w:rPr>
+                <w:sz w:val="20"/>
+                <w:szCs w:val="20"/>
+              </w:rPr>
+              <w:t xml:space="preserve">  </w:t>
+            </w:r>
+            <w:r>
+              <w:rPr>
+                <w:sz w:val="20"/>
+                <w:szCs w:val="20"/>
+              </w:rPr>
+              <w:t>RECURSOS MATERIALES Y HUMANOS</w:t>
+            </w:r>
+            <w:r>
+              <w:rPr>
+                <w:sz w:val="20"/>
+                <w:szCs w:val="20"/>
+              </w:rPr>
+              <w:t xml:space="preserve"> </w:t>
+            </w:r>
+          </w:p>
+          <w:p>
+            <w:pPr>
+              <w:pStyle w:val="TItledeTDC"/>
+              <w:spacing w:before="120" w:after="120"/>
               <w:rPr>
                 <w:sz w:val="24"/>
                 <w:szCs w:val="24"/>
@@ -1043,167 +1238,15 @@
             </w:pPr>
             <w:r>
               <w:rPr>
-                <w:sz w:val="24"/>
-                <w:szCs w:val="24"/>
+                <w:sz w:val="20"/>
+                <w:szCs w:val="20"/>
               </w:rPr>
               <w:t xml:space="preserve">  </w:t>
             </w:r>
             <w:r>
               <w:rPr>
-                <w:sz w:val="24"/>
-                <w:szCs w:val="24"/>
-              </w:rPr>
-              <w:t>REQUISITOS FUNCIONALES Y NO FUNCIONALES</w:t>
-            </w:r>
-            <w:r>
-              <w:rPr>
-                <w:sz w:val="24"/>
-                <w:szCs w:val="24"/>
-              </w:rPr>
-              <w:t xml:space="preserve"> </w:t>
-            </w:r>
-          </w:p>
-          <w:p>
-            <w:pPr>
-              <w:pStyle w:val="TItledeTDC"/>
-              <w:rPr>
-                <w:sz w:val="24"/>
-                <w:szCs w:val="24"/>
-              </w:rPr>
-            </w:pPr>
-            <w:r>
-              <w:rPr>
-                <w:sz w:val="24"/>
-                <w:szCs w:val="24"/>
-              </w:rPr>
-              <w:t xml:space="preserve">  </w:t>
-            </w:r>
-            <w:r>
-              <w:rPr>
-                <w:sz w:val="24"/>
-                <w:szCs w:val="24"/>
-              </w:rPr>
-              <w:t>DIAGRAMA DE CASOS DE USO</w:t>
-            </w:r>
-          </w:p>
-          <w:p>
-            <w:pPr>
-              <w:pStyle w:val="TItledeTDC"/>
-              <w:rPr>
-                <w:sz w:val="24"/>
-                <w:szCs w:val="24"/>
-              </w:rPr>
-            </w:pPr>
-            <w:r>
-              <w:rPr>
-                <w:sz w:val="24"/>
-                <w:szCs w:val="24"/>
-              </w:rPr>
-              <w:t xml:space="preserve">  </w:t>
-            </w:r>
-            <w:r>
-              <w:rPr>
-                <w:sz w:val="24"/>
-                <w:szCs w:val="24"/>
-              </w:rPr>
-              <w:t>DISEÑO DEL FRONTEND</w:t>
-            </w:r>
-          </w:p>
-          <w:p>
-            <w:pPr>
-              <w:pStyle w:val="TItledeTDC"/>
-              <w:rPr>
-                <w:sz w:val="24"/>
-                <w:szCs w:val="24"/>
-              </w:rPr>
-            </w:pPr>
-            <w:r>
-              <w:rPr>
-                <w:sz w:val="24"/>
-                <w:szCs w:val="24"/>
-              </w:rPr>
-              <w:t xml:space="preserve">  </w:t>
-            </w:r>
-            <w:r>
-              <w:rPr>
-                <w:sz w:val="24"/>
-                <w:szCs w:val="24"/>
-              </w:rPr>
-              <w:t>PRINCIPIOS DE USABILIDAD Y ACCESIBILIDAD</w:t>
-            </w:r>
-          </w:p>
-          <w:p>
-            <w:pPr>
-              <w:pStyle w:val="TItledeTDC"/>
-              <w:rPr>
-                <w:sz w:val="24"/>
-                <w:szCs w:val="24"/>
-              </w:rPr>
-            </w:pPr>
-            <w:r>
-              <w:rPr>
-                <w:sz w:val="24"/>
-                <w:szCs w:val="24"/>
-              </w:rPr>
-              <w:t xml:space="preserve">  </w:t>
-            </w:r>
-            <w:r>
-              <w:rPr>
-                <w:sz w:val="24"/>
-                <w:szCs w:val="24"/>
-              </w:rPr>
-              <w:t>DIAGRAMA DE GANTT CON TAREAS</w:t>
-            </w:r>
-          </w:p>
-          <w:p>
-            <w:pPr>
-              <w:pStyle w:val="TItledeTDC"/>
-              <w:rPr>
-                <w:sz w:val="24"/>
-                <w:szCs w:val="24"/>
-              </w:rPr>
-            </w:pPr>
-            <w:r>
-              <w:rPr>
-                <w:sz w:val="24"/>
-                <w:szCs w:val="24"/>
-              </w:rPr>
-              <w:t xml:space="preserve">  </w:t>
-            </w:r>
-            <w:r>
-              <w:rPr>
-                <w:sz w:val="24"/>
-                <w:szCs w:val="24"/>
-              </w:rPr>
-              <w:t>RECURSOS MATERIALES Y HUMANOS</w:t>
-            </w:r>
-            <w:r>
-              <w:rPr>
-                <w:sz w:val="24"/>
-                <w:szCs w:val="24"/>
-              </w:rPr>
-              <w:t xml:space="preserve"> </w:t>
-            </w:r>
-          </w:p>
-          <w:p>
-            <w:pPr>
-              <w:pStyle w:val="TItledeTDC"/>
-              <w:rPr>
-                <w:sz w:val="24"/>
-                <w:szCs w:val="24"/>
-              </w:rPr>
-            </w:pPr>
-            <w:r>
-              <w:rPr>
-                <w:sz w:val="24"/>
-                <w:szCs w:val="24"/>
-              </w:rPr>
-              <w:t xml:space="preserve">  </w:t>
-            </w:r>
-            <w:r>
-              <w:rPr>
-                <w:sz w:val="24"/>
-                <w:szCs w:val="24"/>
+                <w:sz w:val="20"/>
+                <w:szCs w:val="20"/>
               </w:rPr>
               <w:t>PRESUPUESTO ESTIMADO</w:t>
             </w:r>
@@ -1225,183 +1268,7 @@
         </w:sectPr>
       </w:pPr>
     </w:p>
-    <w:p>
-      <w:r>
-        <w:rPr>
-          <w:noProof/>
-          <w:lang w:bidi="es-ES"/>
-        </w:rPr>
-        <w:lastRenderedPageBreak/>
-        <mc:AlternateContent>
-          <mc:Choice Requires="wps">
-            <w:drawing>
-              <wp:anchor distT="0" distB="0" distL="114300" distR="114300" simplePos="0" relativeHeight="251663360" behindDoc="1" locked="1" layoutInCell="1" allowOverlap="1" wp14:anchorId="15801C00" wp14:editId="67630199">
-                <wp:simplePos x="0" y="0"/>
-                <wp:positionH relativeFrom="column">
-                  <wp:posOffset>-1828800</wp:posOffset>
-                </wp:positionH>
-                <wp:positionV relativeFrom="paragraph">
-                  <wp:posOffset>-457200</wp:posOffset>
-                </wp:positionV>
-                <wp:extent cx="1371600" cy="10817860"/>
-                <wp:effectExtent l="0" t="0" r="0" b="2540"/>
-                <wp:wrapNone/>
-                <wp:docPr id="1" name="Rectángulo 2">
-                  <a:extLst xmlns:a="http://schemas.openxmlformats.org/drawingml/2006/main">
-                    <a:ext uri="{C183D7F6-B498-43B3-948B-1728B52AA6E4}">
-                      <adec:decorative xmlns:adec="http://schemas.microsoft.com/office/drawing/2017/decorative" val="1"/>
-                    </a:ext>
-                  </a:extLst>
-                </wp:docPr>
-                <wp:cNvGraphicFramePr/>
-                <a:graphic xmlns:a="http://schemas.openxmlformats.org/drawingml/2006/main">
-                  <a:graphicData uri="http://schemas.microsoft.com/office/word/2010/wordprocessingShape">
-                    <wps:wsp>
-                      <wps:cNvSpPr/>
-                      <wps:spPr>
-                        <a:xfrm>
-                          <a:off x="0" y="0"/>
-                          <a:ext cx="1371600" cy="10817860"/>
-                        </a:xfrm>
-                        <a:prstGeom prst="rect">
-                          <a:avLst/>
-                        </a:prstGeom>
-                        <a:solidFill>
-                          <a:schemeClr val="tx1">
-                            <a:lumMod val="75000"/>
-                            <a:lumOff val="25000"/>
-                          </a:schemeClr>
-                        </a:solidFill>
-                        <a:ln>
-                          <a:noFill/>
-                        </a:ln>
-                      </wps:spPr>
-                      <wps:style>
-                        <a:lnRef idx="2">
-                          <a:schemeClr val="accent1">
-                            <a:shade val="50000"/>
-                          </a:schemeClr>
-                        </a:lnRef>
-                        <a:fillRef idx="1">
-                          <a:schemeClr val="accent1"/>
-                        </a:fillRef>
-                        <a:effectRef idx="0">
-                          <a:schemeClr val="accent1"/>
-                        </a:effectRef>
-                        <a:fontRef idx="minor">
-                          <a:schemeClr val="lt1"/>
-                        </a:fontRef>
-                      </wps:style>
-                      <wps:txbx>
-                        <w:txbxContent>
-                          <w:p>
-                            <w:pPr>
-                              <w:pStyle w:val="Piedepginablanco"/>
-                            </w:pPr>
-                            <w:r>
-                              <w:rPr>
-                                <w:lang w:bidi="es-ES"/>
-                              </w:rPr>
-                              <w:fldChar w:fldCharType="begin"/>
-                            </w:r>
-                            <w:r>
-                              <w:rPr>
-                                <w:lang w:bidi="es-ES"/>
-                              </w:rPr>
-                              <w:instrText xml:space="preserve"> PAGE   \* MERGEFORMAT </w:instrText>
-                            </w:r>
-                            <w:r>
-                              <w:rPr>
-                                <w:lang w:bidi="es-ES"/>
-                              </w:rPr>
-                              <w:fldChar w:fldCharType="separate"/>
-                            </w:r>
-                            <w:r>
-                              <w:rPr>
-                                <w:noProof/>
-                                <w:lang w:bidi="es-ES"/>
-                              </w:rPr>
-                              <w:t>1</w:t>
-                            </w:r>
-                            <w:r>
-                              <w:rPr>
-                                <w:noProof/>
-                                <w:lang w:bidi="es-ES"/>
-                              </w:rPr>
-                              <w:fldChar w:fldCharType="end"/>
-                            </w:r>
-                          </w:p>
-                        </w:txbxContent>
-                      </wps:txbx>
-                      <wps:bodyPr rot="0" spcFirstLastPara="0" vertOverflow="overflow" horzOverflow="overflow" vert="horz" wrap="square" lIns="91440" tIns="45720" rIns="91440" bIns="45720" numCol="1" spcCol="0" rtlCol="0" fromWordArt="0" anchor="b" anchorCtr="0" forceAA="0" compatLnSpc="1">
-                        <a:prstTxWarp prst="textNoShape">
-                          <a:avLst/>
-                        </a:prstTxWarp>
-                        <a:noAutofit/>
-                      </wps:bodyPr>
-                    </wps:wsp>
-                  </a:graphicData>
-                </a:graphic>
-                <wp14:sizeRelH relativeFrom="margin">
-                  <wp14:pctWidth>0</wp14:pctWidth>
-                </wp14:sizeRelH>
-                <wp14:sizeRelV relativeFrom="margin">
-                  <wp14:pctHeight>0</wp14:pctHeight>
-                </wp14:sizeRelV>
-              </wp:anchor>
-            </w:drawing>
-          </mc:Choice>
-          <mc:Fallback>
-            <w:pict>
-              <v:rect w14:anchorId="15801C00" id="Rectángulo 2" o:spid="_x0000_s1030" alt="&quot;&quot;" style="position:absolute;margin-left:-2in;margin-top:-36pt;width:108pt;height:851.8pt;z-index:-251653120;visibility:visible;mso-wrap-style:square;mso-width-percent:0;mso-height-percent:0;mso-wrap-distance-left:9pt;mso-wrap-distance-top:0;mso-wrap-distance-right:9pt;mso-wrap-distance-bottom:0;mso-position-horizontal:absolute;mso-position-horizontal-relative:text;mso-position-vertical:absolute;mso-position-vertical-relative:text;mso-width-percent:0;mso-height-percent:0;mso-width-relative:margin;mso-height-relative:margin;v-text-anchor:bottom" o:gfxdata="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" fillcolor="#404040 [2429]" stroked="f" strokeweight="1pt">
-                <v:textbox>
-                  <w:txbxContent>
-                    <w:p>
-                      <w:pPr>
-                        <w:pStyle w:val="Piedepginablanco"/>
-                      </w:pPr>
-                      <w:r>
-                        <w:rPr>
-                          <w:lang w:bidi="es-ES"/>
-                        </w:rPr>
-                        <w:fldChar w:fldCharType="begin"/>
-                      </w:r>
-                      <w:r>
-                        <w:rPr>
-                          <w:lang w:bidi="es-ES"/>
-                        </w:rPr>
-                        <w:instrText xml:space="preserve"> PAGE   \* MERGEFORMAT </w:instrText>
-                      </w:r>
-                      <w:r>
-                        <w:rPr>
-                          <w:lang w:bidi="es-ES"/>
-                        </w:rPr>
-                        <w:fldChar w:fldCharType="separate"/>
-                      </w:r>
-                      <w:r>
-                        <w:rPr>
-                          <w:noProof/>
-                          <w:lang w:bidi="es-ES"/>
-                        </w:rPr>
-                        <w:t>1</w:t>
-                      </w:r>
-                      <w:r>
-                        <w:rPr>
-                          <w:noProof/>
-                          <w:lang w:bidi="es-ES"/>
-                        </w:rPr>
-                        <w:fldChar w:fldCharType="end"/>
-                      </w:r>
-                    </w:p>
-                  </w:txbxContent>
-                </v:textbox>
-                <w10:anchorlock/>
-              </v:rect>
-            </w:pict>
-          </mc:Fallback>
-        </mc:AlternateContent>
-      </w:r>
-    </w:p>
+    <w:p/>
     <w:tbl>
       <w:tblPr>
         <w:tblStyle w:val="Tablageneral"/>
@@ -1741,7 +1608,139 @@
               <w:rPr>
                 <w:sz w:val="24"/>
               </w:rPr>
-              <w:t xml:space="preserve">de contar con un contenido demasiado técnico y un contenido incapaz de estas actualizándose </w:t>
+              <w:t>de contar con un contenido demasiado técnico y un contenido i</w:t>
+            </w:r>
+            <w:r>
+              <w:rPr>
+                <w:noProof/>
+                <w:szCs w:val="20"/>
+                <w:lang w:bidi="es-ES"/>
+              </w:rPr>
+              <mc:AlternateContent>
+                <mc:Choice Requires="wps">
+                  <w:drawing>
+                    <wp:anchor distT="0" distB="0" distL="114300" distR="114300" simplePos="0" relativeHeight="251727872" behindDoc="1" locked="1" layoutInCell="1" allowOverlap="1" wp14:anchorId="7C9F2C7F" wp14:editId="480021BC">
+                      <wp:simplePos x="0" y="0"/>
+                      <wp:positionH relativeFrom="page">
+                        <wp:posOffset>-1828800</wp:posOffset>
+                      </wp:positionH>
+                      <wp:positionV relativeFrom="paragraph">
+                        <wp:posOffset>-4768215</wp:posOffset>
+                      </wp:positionV>
+                      <wp:extent cx="1323975" cy="10828020"/>
+                      <wp:effectExtent l="0" t="0" r="9525" b="0"/>
+                      <wp:wrapNone/>
+                      <wp:docPr id="1138006128" name="Rectángulo 2">
+                        <a:extLst xmlns:a="http://schemas.openxmlformats.org/drawingml/2006/main">
+                          <a:ext uri="{C183D7F6-B498-43B3-948B-1728B52AA6E4}">
+                            <adec:decorative xmlns:adec="http://schemas.microsoft.com/office/drawing/2017/decorative" val="1"/>
+                          </a:ext>
+                        </a:extLst>
+                      </wp:docPr>
+                      <wp:cNvGraphicFramePr/>
+                      <a:graphic xmlns:a="http://schemas.openxmlformats.org/drawingml/2006/main">
+                        <a:graphicData uri="http://schemas.microsoft.com/office/word/2010/wordprocessingShape">
+                          <wps:wsp>
+                            <wps:cNvSpPr/>
+                            <wps:spPr>
+                              <a:xfrm>
+                                <a:off x="0" y="0"/>
+                                <a:ext cx="1323975" cy="10828020"/>
+                              </a:xfrm>
+                              <a:prstGeom prst="rect">
+                                <a:avLst/>
+                              </a:prstGeom>
+                              <a:solidFill>
+                                <a:schemeClr val="tx1">
+                                  <a:lumMod val="75000"/>
+                                  <a:lumOff val="25000"/>
+                                </a:schemeClr>
+                              </a:solidFill>
+                              <a:ln>
+                                <a:noFill/>
+                              </a:ln>
+                            </wps:spPr>
+                            <wps:style>
+                              <a:lnRef idx="2">
+                                <a:schemeClr val="accent1">
+                                  <a:shade val="50000"/>
+                                </a:schemeClr>
+                              </a:lnRef>
+                              <a:fillRef idx="1">
+                                <a:schemeClr val="accent1"/>
+                              </a:fillRef>
+                              <a:effectRef idx="0">
+                                <a:schemeClr val="accent1"/>
+                              </a:effectRef>
+                              <a:fontRef idx="minor">
+                                <a:schemeClr val="lt1"/>
+                              </a:fontRef>
+                            </wps:style>
+                            <wps:txbx>
+                              <w:txbxContent>
+                                <w:p>
+                                  <w:pPr>
+                                    <w:pStyle w:val="Piedepginablanco"/>
+                                  </w:pPr>
+                                  <w:r>
+                                    <w:rPr>
+                                      <w:lang w:bidi="es-ES"/>
+                                    </w:rPr>
+                                    <w:t>2</w:t>
+                                  </w:r>
+                                </w:p>
+                                <w:p/>
+                              </w:txbxContent>
+                            </wps:txbx>
+                            <wps:bodyPr rot="0" spcFirstLastPara="0" vertOverflow="overflow" horzOverflow="overflow" vert="horz" wrap="square" lIns="91440" tIns="45720" rIns="91440" bIns="45720" numCol="1" spcCol="0" rtlCol="0" fromWordArt="0" anchor="b" anchorCtr="0" forceAA="0" compatLnSpc="1">
+                              <a:prstTxWarp prst="textNoShape">
+                                <a:avLst/>
+                              </a:prstTxWarp>
+                              <a:noAutofit/>
+                            </wps:bodyPr>
+                          </wps:wsp>
+                        </a:graphicData>
+                      </a:graphic>
+                      <wp14:sizeRelH relativeFrom="margin">
+                        <wp14:pctWidth>0</wp14:pctWidth>
+                      </wp14:sizeRelH>
+                      <wp14:sizeRelV relativeFrom="margin">
+                        <wp14:pctHeight>0</wp14:pctHeight>
+                      </wp14:sizeRelV>
+                    </wp:anchor>
+                  </w:drawing>
+                </mc:Choice>
+                <mc:Fallback>
+                  <w:pict>
+                    <v:rect w14:anchorId="7C9F2C7F" id="_x0000_s1031" alt="&quot;&quot;" style="position:absolute;margin-left:-2in;margin-top:-375.45pt;width:104.25pt;height:852.6pt;z-index:-251588608;visibility:visible;mso-wrap-style:square;mso-width-percent:0;mso-height-percent:0;mso-wrap-distance-left:9pt;mso-wrap-distance-top:0;mso-wrap-distance-right:9pt;mso-wrap-distance-bottom:0;mso-position-horizontal:absolute;mso-position-horizontal-relative:page;mso-position-vertical:absolute;mso-position-vertical-relative:text;mso-width-percent:0;mso-height-percent:0;mso-width-relative:margin;mso-height-relative:margin;v-text-anchor:bottom" o:gfxdata="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" fillcolor="#404040 [2429]" stroked="f" strokeweight="1pt">
+                      <v:textbox>
+                        <w:txbxContent>
+                          <w:p>
+                            <w:pPr>
+                              <w:pStyle w:val="Piedepginablanco"/>
+                            </w:pPr>
+                            <w:r>
+                              <w:rPr>
+                                <w:lang w:bidi="es-ES"/>
+                              </w:rPr>
+                              <w:t>2</w:t>
+                            </w:r>
+                          </w:p>
+                          <w:p/>
+                        </w:txbxContent>
+                      </v:textbox>
+                      <w10:wrap anchorx="page"/>
+                      <w10:anchorlock/>
+                    </v:rect>
+                  </w:pict>
+                </mc:Fallback>
+              </mc:AlternateContent>
+            </w:r>
+            <w:r>
+              <w:rPr>
+                <w:sz w:val="24"/>
+              </w:rPr>
+              <w:t xml:space="preserve">ncapaz de estas actualizándose </w:t>
             </w:r>
             <w:r>
               <w:rPr>
@@ -1912,35 +1911,7 @@
               <w:rPr>
                 <w:sz w:val="24"/>
               </w:rPr>
-              <w:t xml:space="preserve">La página de inicio mostrará un Top 5 de las películas o series mejor valoradas, junto con una barra de navegación con enlaces a las categorías de películas, series, inicio, </w:t>
-            </w:r>
-            <w:proofErr w:type="spellStart"/>
-            <w:r>
-              <w:rPr>
-                <w:sz w:val="24"/>
-              </w:rPr>
-              <w:t>login</w:t>
-            </w:r>
-            <w:proofErr w:type="spellEnd"/>
-            <w:r>
-              <w:rPr>
-                <w:sz w:val="24"/>
-              </w:rPr>
-              <w:t xml:space="preserve"> y </w:t>
-            </w:r>
-            <w:proofErr w:type="spellStart"/>
-            <w:r>
-              <w:rPr>
-                <w:sz w:val="24"/>
-              </w:rPr>
-              <w:t>logout</w:t>
-            </w:r>
-            <w:proofErr w:type="spellEnd"/>
-            <w:r>
-              <w:rPr>
-                <w:sz w:val="24"/>
-              </w:rPr>
-              <w:t>. También contará con una sección de noticias con novedades del mundo del cine y las series, entrevistas y recomendaciones semanales para mantener a los usuarios informados sobre los últimos estrenos y tendencias.</w:t>
+              <w:t>La página de inicio mostrará un Top 5 de las películas o series mejor valoradas, junto con una barra de navegación con enlaces a las categorías de películas, series, inicio, login y logout. También contará con una sección de noticias con novedades del mundo del cine y las series, entrevistas y recomendaciones semanales para mantener a los usuarios informados sobre los últimos estrenos y tendencias.</w:t>
             </w:r>
           </w:p>
           <w:p/>
@@ -1974,23 +1945,24 @@
       <w:r>
         <w:rPr>
           <w:noProof/>
+          <w:szCs w:val="20"/>
           <w:lang w:bidi="es-ES"/>
         </w:rPr>
         <mc:AlternateContent>
           <mc:Choice Requires="wps">
             <w:drawing>
-              <wp:anchor distT="0" distB="0" distL="114300" distR="114300" simplePos="0" relativeHeight="251675648" behindDoc="1" locked="1" layoutInCell="1" allowOverlap="1" wp14:anchorId="4FBFBBF7" wp14:editId="7A3F3518">
+              <wp:anchor distT="0" distB="0" distL="114300" distR="114300" simplePos="0" relativeHeight="251725824" behindDoc="1" locked="1" layoutInCell="1" allowOverlap="1" wp14:anchorId="2E3A0730" wp14:editId="3780520B">
                 <wp:simplePos x="0" y="0"/>
                 <wp:positionH relativeFrom="page">
                   <wp:align>left</wp:align>
                 </wp:positionH>
                 <wp:positionV relativeFrom="paragraph">
-                  <wp:posOffset>-6080125</wp:posOffset>
+                  <wp:posOffset>-6007100</wp:posOffset>
                 </wp:positionV>
-                <wp:extent cx="1377315" cy="10888980"/>
-                <wp:effectExtent l="0" t="0" r="0" b="7620"/>
+                <wp:extent cx="1323975" cy="10828020"/>
+                <wp:effectExtent l="0" t="0" r="9525" b="0"/>
                 <wp:wrapNone/>
-                <wp:docPr id="2128784141" name="Rectángulo 2">
+                <wp:docPr id="1397560877" name="Rectángulo 2">
                   <a:extLst xmlns:a="http://schemas.openxmlformats.org/drawingml/2006/main">
                     <a:ext uri="{C183D7F6-B498-43B3-948B-1728B52AA6E4}">
                       <adec:decorative xmlns:adec="http://schemas.microsoft.com/office/drawing/2017/decorative" val="1"/>
@@ -2005,7 +1977,7 @@
                       <wps:spPr>
                         <a:xfrm>
                           <a:off x="0" y="0"/>
-                          <a:ext cx="1377315" cy="10888980"/>
+                          <a:ext cx="1323975" cy="10828020"/>
                         </a:xfrm>
                         <a:prstGeom prst="rect">
                           <a:avLst/>
@@ -2046,9 +2018,10 @@
                               <w:rPr>
                                 <w:lang w:bidi="es-ES"/>
                               </w:rPr>
-                              <w:t>2</w:t>
+                              <w:t>3</w:t>
                             </w:r>
                           </w:p>
+                          <w:p/>
                         </w:txbxContent>
                       </wps:txbx>
                       <wps:bodyPr rot="0" spcFirstLastPara="0" vertOverflow="overflow" horzOverflow="overflow" vert="horz" wrap="square" lIns="91440" tIns="45720" rIns="91440" bIns="45720" numCol="1" spcCol="0" rtlCol="0" fromWordArt="0" anchor="b" anchorCtr="0" forceAA="0" compatLnSpc="1">
@@ -2071,7 +2044,7 @@
           </mc:Choice>
           <mc:Fallback>
             <w:pict>
-              <v:rect w14:anchorId="4FBFBBF7" id="_x0000_s1031" alt="&quot;&quot;" style="position:absolute;left:0;text-align:left;margin-left:0;margin-top:-478.75pt;width:108.45pt;height:857.4pt;z-index:-251640832;visibility:visible;mso-wrap-style:square;mso-width-percent:0;mso-height-percent:0;mso-wrap-distance-left:9pt;mso-wrap-distance-top:0;mso-wrap-distance-right:9pt;mso-wrap-distance-bottom:0;mso-position-horizontal:left;mso-position-horizontal-relative:page;mso-position-vertical:absolute;mso-position-vertical-relative:text;mso-width-percent:0;mso-height-percent:0;mso-width-relative:margin;mso-height-relative:margin;v-text-anchor:bottom" o:gfxdata="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" fillcolor="#404040 [2429]" stroked="f" strokeweight="1pt">
+              <v:rect w14:anchorId="2E3A0730" id="_x0000_s1032" alt="&quot;&quot;" style="position:absolute;left:0;text-align:left;margin-left:0;margin-top:-473pt;width:104.25pt;height:852.6pt;z-index:-251590656;visibility:visible;mso-wrap-style:square;mso-width-percent:0;mso-height-percent:0;mso-wrap-distance-left:9pt;mso-wrap-distance-top:0;mso-wrap-distance-right:9pt;mso-wrap-distance-bottom:0;mso-position-horizontal:left;mso-position-horizontal-relative:page;mso-position-vertical:absolute;mso-position-vertical-relative:text;mso-width-percent:0;mso-height-percent:0;mso-width-relative:margin;mso-height-relative:margin;v-text-anchor:bottom" o:gfxdata="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" fillcolor="#404040 [2429]" stroked="f" strokeweight="1pt">
                 <v:textbox>
                   <w:txbxContent>
                     <w:p>
@@ -2082,9 +2055,10 @@
                         <w:rPr>
                           <w:lang w:bidi="es-ES"/>
                         </w:rPr>
-                        <w:t>2</w:t>
+                        <w:t>3</w:t>
                       </w:r>
                     </w:p>
+                    <w:p/>
                   </w:txbxContent>
                 </v:textbox>
                 <w10:wrap anchorx="page"/>
@@ -2285,12 +2259,12 @@
       <w:pPr>
         <w:spacing w:before="0" w:after="200" w:line="312" w:lineRule="auto"/>
         <w:rPr>
-          <w:sz w:val="24"/>
-        </w:rPr>
-      </w:pPr>
-      <w:r>
-        <w:rPr>
-          <w:sz w:val="24"/>
+          <w:szCs w:val="20"/>
+        </w:rPr>
+      </w:pPr>
+      <w:r>
+        <w:rPr>
+          <w:szCs w:val="20"/>
         </w:rPr>
         <w:t>El cliente necesita una aplicación web que:</w:t>
       </w:r>
@@ -2303,12 +2277,12 @@
         </w:numPr>
         <w:spacing w:before="0" w:after="200" w:line="312" w:lineRule="auto"/>
         <w:rPr>
-          <w:sz w:val="24"/>
-        </w:rPr>
-      </w:pPr>
-      <w:r>
-        <w:rPr>
-          <w:sz w:val="24"/>
+          <w:szCs w:val="20"/>
+        </w:rPr>
+      </w:pPr>
+      <w:r>
+        <w:rPr>
+          <w:szCs w:val="20"/>
         </w:rPr>
         <w:t>Ayude a los usuarios a tomar decisiones informadas sobre qué películas o series ver.</w:t>
       </w:r>
@@ -2321,12 +2295,12 @@
         </w:numPr>
         <w:spacing w:before="0" w:after="200" w:line="312" w:lineRule="auto"/>
         <w:rPr>
-          <w:sz w:val="24"/>
-        </w:rPr>
-      </w:pPr>
-      <w:r>
-        <w:rPr>
-          <w:sz w:val="24"/>
+          <w:szCs w:val="20"/>
+        </w:rPr>
+      </w:pPr>
+      <w:r>
+        <w:rPr>
+          <w:szCs w:val="20"/>
         </w:rPr>
         <w:t>Sea visualmente atractiva, moderna y de uso intuitivo.</w:t>
       </w:r>
@@ -2339,12 +2313,12 @@
         </w:numPr>
         <w:spacing w:before="0" w:after="200" w:line="312" w:lineRule="auto"/>
         <w:rPr>
-          <w:sz w:val="24"/>
-        </w:rPr>
-      </w:pPr>
-      <w:r>
-        <w:rPr>
-          <w:sz w:val="24"/>
+          <w:szCs w:val="20"/>
+        </w:rPr>
+      </w:pPr>
+      <w:r>
+        <w:rPr>
+          <w:szCs w:val="20"/>
         </w:rPr>
         <w:t>Ofrezca contenido actualizado y confiable.</w:t>
       </w:r>
@@ -2357,24 +2331,25 @@
         </w:numPr>
         <w:spacing w:before="0" w:after="200" w:line="312" w:lineRule="auto"/>
         <w:rPr>
-          <w:sz w:val="24"/>
+          <w:szCs w:val="20"/>
         </w:rPr>
       </w:pPr>
       <w:r>
         <w:rPr>
           <w:noProof/>
+          <w:szCs w:val="20"/>
           <w:lang w:bidi="es-ES"/>
         </w:rPr>
         <mc:AlternateContent>
           <mc:Choice Requires="wps">
             <w:drawing>
-              <wp:anchor distT="0" distB="0" distL="114300" distR="114300" simplePos="0" relativeHeight="251699200" behindDoc="1" locked="1" layoutInCell="1" allowOverlap="1" wp14:anchorId="760E21C5" wp14:editId="66864154">
+              <wp:anchor distT="0" distB="0" distL="114300" distR="114300" simplePos="0" relativeHeight="251699200" behindDoc="1" locked="1" layoutInCell="1" allowOverlap="1" wp14:anchorId="760E21C5" wp14:editId="2B7DC5DC">
                 <wp:simplePos x="0" y="0"/>
                 <wp:positionH relativeFrom="page">
                   <wp:align>left</wp:align>
                 </wp:positionH>
                 <wp:positionV relativeFrom="paragraph">
-                  <wp:posOffset>-5361940</wp:posOffset>
+                  <wp:posOffset>-5424805</wp:posOffset>
                 </wp:positionV>
                 <wp:extent cx="1323975" cy="10828020"/>
                 <wp:effectExtent l="0" t="0" r="9525" b="0"/>
@@ -2435,7 +2410,7 @@
                               <w:rPr>
                                 <w:lang w:bidi="es-ES"/>
                               </w:rPr>
-                              <w:t>3</w:t>
+                              <w:t>4</w:t>
                             </w:r>
                           </w:p>
                           <w:p/>
@@ -2461,7 +2436,7 @@
           </mc:Choice>
           <mc:Fallback>
             <w:pict>
-              <v:rect w14:anchorId="760E21C5" id="_x0000_s1032" alt="&quot;&quot;" style="position:absolute;left:0;text-align:left;margin-left:0;margin-top:-422.2pt;width:104.25pt;height:852.6pt;z-index:-251617280;visibility:visible;mso-wrap-style:square;mso-width-percent:0;mso-height-percent:0;mso-wrap-distance-left:9pt;mso-wrap-distance-top:0;mso-wrap-distance-right:9pt;mso-wrap-distance-bottom:0;mso-position-horizontal:left;mso-position-horizontal-relative:page;mso-position-vertical:absolute;mso-position-vertical-relative:text;mso-width-percent:0;mso-height-percent:0;mso-width-relative:margin;mso-height-relative:margin;v-text-anchor:bottom" o:gfxdata="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" fillcolor="#404040 [2429]" stroked="f" strokeweight="1pt">
+              <v:rect w14:anchorId="760E21C5" id="_x0000_s1033" alt="&quot;&quot;" style="position:absolute;left:0;text-align:left;margin-left:0;margin-top:-427.15pt;width:104.25pt;height:852.6pt;z-index:-251617280;visibility:visible;mso-wrap-style:square;mso-width-percent:0;mso-height-percent:0;mso-wrap-distance-left:9pt;mso-wrap-distance-top:0;mso-wrap-distance-right:9pt;mso-wrap-distance-bottom:0;mso-position-horizontal:left;mso-position-horizontal-relative:page;mso-position-vertical:absolute;mso-position-vertical-relative:text;mso-width-percent:0;mso-height-percent:0;mso-width-relative:margin;mso-height-relative:margin;v-text-anchor:bottom" o:gfxdata="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" fillcolor="#404040 [2429]" stroked="f" strokeweight="1pt">
                 <v:textbox>
                   <w:txbxContent>
                     <w:p>
@@ -2472,7 +2447,7 @@
                         <w:rPr>
                           <w:lang w:bidi="es-ES"/>
                         </w:rPr>
-                        <w:t>3</w:t>
+                        <w:t>4</w:t>
                       </w:r>
                     </w:p>
                     <w:p/>
@@ -2487,7 +2462,7 @@
       </w:r>
       <w:r>
         <w:rPr>
-          <w:sz w:val="24"/>
+          <w:szCs w:val="20"/>
         </w:rPr>
         <w:t>Permita interacción social (comentarios, valoraciones, opiniones).</w:t>
       </w:r>
@@ -2500,12 +2475,12 @@
         </w:numPr>
         <w:spacing w:before="0" w:after="200" w:line="312" w:lineRule="auto"/>
         <w:rPr>
-          <w:sz w:val="24"/>
-        </w:rPr>
-      </w:pPr>
-      <w:r>
-        <w:rPr>
-          <w:sz w:val="24"/>
+          <w:szCs w:val="20"/>
+        </w:rPr>
+      </w:pPr>
+      <w:r>
+        <w:rPr>
+          <w:szCs w:val="20"/>
         </w:rPr>
         <w:t>Tenga un sistema de suscripción premium para ofrecer funcionalidades avanzadas como listas personalizadas y un calendario de estrenos.</w:t>
       </w:r>
@@ -2518,12 +2493,12 @@
         </w:numPr>
         <w:spacing w:before="0" w:after="200" w:line="312" w:lineRule="auto"/>
         <w:rPr>
-          <w:sz w:val="24"/>
-        </w:rPr>
-      </w:pPr>
-      <w:r>
-        <w:rPr>
-          <w:sz w:val="24"/>
+          <w:szCs w:val="20"/>
+        </w:rPr>
+      </w:pPr>
+      <w:r>
+        <w:rPr>
+          <w:szCs w:val="20"/>
         </w:rPr>
         <w:t>Presente un top 5 actualizado y recomendaciones destacadas.</w:t>
       </w:r>
@@ -2555,12 +2530,12 @@
       <w:pPr>
         <w:spacing w:before="0" w:after="200" w:line="312" w:lineRule="auto"/>
         <w:rPr>
-          <w:sz w:val="24"/>
-        </w:rPr>
-      </w:pPr>
-      <w:r>
-        <w:rPr>
-          <w:sz w:val="24"/>
+          <w:szCs w:val="20"/>
+        </w:rPr>
+      </w:pPr>
+      <w:r>
+        <w:rPr>
+          <w:szCs w:val="20"/>
         </w:rPr>
         <w:t>El sistema debe permitir:</w:t>
       </w:r>
@@ -2591,12 +2566,12 @@
         </w:numPr>
         <w:spacing w:before="0" w:after="200" w:line="312" w:lineRule="auto"/>
         <w:rPr>
-          <w:sz w:val="24"/>
-        </w:rPr>
-      </w:pPr>
-      <w:r>
-        <w:rPr>
-          <w:sz w:val="24"/>
+          <w:szCs w:val="20"/>
+        </w:rPr>
+      </w:pPr>
+      <w:r>
+        <w:rPr>
+          <w:szCs w:val="20"/>
         </w:rPr>
         <w:t>Ver lista de películas y series.</w:t>
       </w:r>
@@ -2609,12 +2584,12 @@
         </w:numPr>
         <w:spacing w:before="0" w:after="200" w:line="312" w:lineRule="auto"/>
         <w:rPr>
-          <w:sz w:val="24"/>
-        </w:rPr>
-      </w:pPr>
-      <w:r>
-        <w:rPr>
-          <w:sz w:val="24"/>
+          <w:szCs w:val="20"/>
+        </w:rPr>
+      </w:pPr>
+      <w:r>
+        <w:rPr>
+          <w:szCs w:val="20"/>
         </w:rPr>
         <w:t>Consultar detalles de contenido.</w:t>
       </w:r>
@@ -2627,16 +2602,24 @@
         </w:numPr>
         <w:spacing w:before="0" w:after="200" w:line="312" w:lineRule="auto"/>
         <w:rPr>
+          <w:szCs w:val="20"/>
+        </w:rPr>
+      </w:pPr>
+      <w:r>
+        <w:rPr>
+          <w:szCs w:val="20"/>
+        </w:rPr>
+        <w:t>Ver el top 5 de mejor valoradas.</w:t>
+      </w:r>
+    </w:p>
+    <w:p>
+      <w:pPr>
+        <w:spacing w:before="0" w:after="200" w:line="312" w:lineRule="auto"/>
+        <w:ind w:left="360"/>
+        <w:rPr>
           <w:sz w:val="24"/>
         </w:rPr>
       </w:pPr>
-      <w:r>
-        <w:rPr>
-          <w:sz w:val="24"/>
-        </w:rPr>
-        <w:lastRenderedPageBreak/>
-        <w:t>Ver el top 5 de mejor valoradas.</w:t>
-      </w:r>
     </w:p>
     <w:p>
       <w:pPr>
@@ -2654,7 +2637,7 @@
         <mc:AlternateContent>
           <mc:Choice Requires="wps">
             <w:drawing>
-              <wp:anchor distT="0" distB="0" distL="114300" distR="114300" simplePos="0" relativeHeight="251682816" behindDoc="1" locked="1" layoutInCell="1" allowOverlap="1" wp14:anchorId="0B38A93A" wp14:editId="4B2B7E17">
+              <wp:anchor distT="0" distB="0" distL="114300" distR="114300" simplePos="0" relativeHeight="251682816" behindDoc="1" locked="1" layoutInCell="1" allowOverlap="1" wp14:anchorId="0B38A93A" wp14:editId="3ED574C0">
                 <wp:simplePos x="0" y="0"/>
                 <wp:positionH relativeFrom="page">
                   <wp:posOffset>-635</wp:posOffset>
@@ -2747,7 +2730,7 @@
           </mc:Choice>
           <mc:Fallback>
             <w:pict>
-              <v:rect w14:anchorId="0B38A93A" id="_x0000_s1033" alt="&quot;&quot;" style="position:absolute;left:0;text-align:left;margin-left:-.05pt;margin-top:-64.45pt;width:104.25pt;height:852.6pt;z-index:-251633664;visibility:visible;mso-wrap-style:square;mso-width-percent:0;mso-height-percent:0;mso-wrap-distance-left:9pt;mso-wrap-distance-top:0;mso-wrap-distance-right:9pt;mso-wrap-distance-bottom:0;mso-position-horizontal:absolute;mso-position-horizontal-relative:page;mso-position-vertical:absolute;mso-position-vertical-relative:text;mso-width-percent:0;mso-height-percent:0;mso-width-relative:margin;mso-height-relative:margin;v-text-anchor:bottom" o:gfxdata="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" fillcolor="#404040 [2429]" stroked="f" strokeweight="1pt">
+              <v:rect w14:anchorId="0B38A93A" id="_x0000_s1034" alt="&quot;&quot;" style="position:absolute;left:0;text-align:left;margin-left:-.05pt;margin-top:-64.45pt;width:104.25pt;height:852.6pt;z-index:-251633664;visibility:visible;mso-wrap-style:square;mso-width-percent:0;mso-height-percent:0;mso-wrap-distance-left:9pt;mso-wrap-distance-top:0;mso-wrap-distance-right:9pt;mso-wrap-distance-bottom:0;mso-position-horizontal:absolute;mso-position-horizontal-relative:page;mso-position-vertical:absolute;mso-position-vertical-relative:text;mso-width-percent:0;mso-height-percent:0;mso-width-relative:margin;mso-height-relative:margin;v-text-anchor:bottom" o:gfxdata="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" fillcolor="#404040 [2429]" stroked="f" strokeweight="1pt">
                 <v:textbox>
                   <w:txbxContent>
                     <w:p>
@@ -2787,6 +2770,7 @@
           <w:bCs/>
           <w:sz w:val="24"/>
         </w:rPr>
+        <w:lastRenderedPageBreak/>
         <w:t>2.2 Para usuarios registrados:</w:t>
       </w:r>
     </w:p>
@@ -2907,15 +2891,7 @@
         <w:spacing w:before="0" w:after="200" w:line="312" w:lineRule="auto"/>
       </w:pPr>
       <w:r>
-        <w:t xml:space="preserve">Hacer </w:t>
-      </w:r>
-      <w:proofErr w:type="spellStart"/>
-      <w:r>
-        <w:t>logout</w:t>
-      </w:r>
-      <w:proofErr w:type="spellEnd"/>
-      <w:r>
-        <w:t>.</w:t>
+        <w:t>Hacer logout.</w:t>
       </w:r>
     </w:p>
     <w:p>
@@ -3043,51 +3019,6 @@
       <w:pPr>
         <w:ind w:left="142"/>
       </w:pPr>
-    </w:p>
-    <w:p/>
-    <w:p>
-      <w:pPr>
-        <w:ind w:left="142"/>
-        <w:rPr>
-          <w:b/>
-          <w:bCs/>
-          <w:sz w:val="24"/>
-        </w:rPr>
-      </w:pPr>
-      <w:r>
-        <w:rPr>
-          <w:b/>
-          <w:bCs/>
-          <w:sz w:val="24"/>
-        </w:rPr>
-        <w:t>Requisitos no funcionales</w:t>
-      </w:r>
-    </w:p>
-    <w:p>
-      <w:pPr>
-        <w:numPr>
-          <w:ilvl w:val="0"/>
-          <w:numId w:val="28"/>
-        </w:numPr>
-      </w:pPr>
-      <w:r>
-        <w:rPr>
-          <w:b/>
-          <w:bCs/>
-        </w:rPr>
-        <w:t>Usabilidad:</w:t>
-      </w:r>
-      <w:r>
-        <w:t xml:space="preserve"> Interfaz limpia, intuitiva y moderna. Navegación clara con acceso rápido al contenido.</w:t>
-      </w:r>
-    </w:p>
-    <w:p>
-      <w:pPr>
-        <w:numPr>
-          <w:ilvl w:val="0"/>
-          <w:numId w:val="28"/>
-        </w:numPr>
-      </w:pPr>
       <w:r>
         <w:rPr>
           <w:noProof/>
@@ -3096,18 +3027,18 @@
         <mc:AlternateContent>
           <mc:Choice Requires="wps">
             <w:drawing>
-              <wp:anchor distT="0" distB="0" distL="114300" distR="114300" simplePos="0" relativeHeight="251688960" behindDoc="1" locked="1" layoutInCell="1" allowOverlap="1" wp14:anchorId="66879EF5" wp14:editId="7836B435">
+              <wp:anchor distT="0" distB="0" distL="114300" distR="114300" simplePos="0" relativeHeight="251723776" behindDoc="1" locked="1" layoutInCell="1" allowOverlap="1" wp14:anchorId="6D78D17B" wp14:editId="6AFA2D83">
                 <wp:simplePos x="0" y="0"/>
                 <wp:positionH relativeFrom="page">
                   <wp:align>left</wp:align>
                 </wp:positionH>
                 <wp:positionV relativeFrom="paragraph">
-                  <wp:posOffset>-1474470</wp:posOffset>
+                  <wp:posOffset>-8234045</wp:posOffset>
                 </wp:positionV>
                 <wp:extent cx="1323975" cy="10828020"/>
                 <wp:effectExtent l="0" t="0" r="9525" b="0"/>
                 <wp:wrapNone/>
-                <wp:docPr id="449953162" name="Rectángulo 2">
+                <wp:docPr id="682339140" name="Rectángulo 2">
                   <a:extLst xmlns:a="http://schemas.openxmlformats.org/drawingml/2006/main">
                     <a:ext uri="{C183D7F6-B498-43B3-948B-1728B52AA6E4}">
                       <adec:decorative xmlns:adec="http://schemas.microsoft.com/office/drawing/2017/decorative" val="1"/>
@@ -3189,7 +3120,7 @@
           </mc:Choice>
           <mc:Fallback>
             <w:pict>
-              <v:rect w14:anchorId="66879EF5" id="_x0000_s1034" alt="&quot;&quot;" style="position:absolute;left:0;text-align:left;margin-left:0;margin-top:-116.1pt;width:104.25pt;height:852.6pt;z-index:-251627520;visibility:visible;mso-wrap-style:square;mso-width-percent:0;mso-height-percent:0;mso-wrap-distance-left:9pt;mso-wrap-distance-top:0;mso-wrap-distance-right:9pt;mso-wrap-distance-bottom:0;mso-position-horizontal:left;mso-position-horizontal-relative:page;mso-position-vertical:absolute;mso-position-vertical-relative:text;mso-width-percent:0;mso-height-percent:0;mso-width-relative:margin;mso-height-relative:margin;v-text-anchor:bottom" o:gfxdata="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" fillcolor="#404040 [2429]" stroked="f" strokeweight="1pt">
+              <v:rect w14:anchorId="6D78D17B" id="_x0000_s1035" alt="&quot;&quot;" style="position:absolute;left:0;text-align:left;margin-left:0;margin-top:-648.35pt;width:104.25pt;height:852.6pt;z-index:-251592704;visibility:visible;mso-wrap-style:square;mso-width-percent:0;mso-height-percent:0;mso-wrap-distance-left:9pt;mso-wrap-distance-top:0;mso-wrap-distance-right:9pt;mso-wrap-distance-bottom:0;mso-position-horizontal:left;mso-position-horizontal-relative:page;mso-position-vertical:absolute;mso-position-vertical-relative:text;mso-width-percent:0;mso-height-percent:0;mso-width-relative:margin;mso-height-relative:margin;v-text-anchor:bottom" o:gfxdata="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" fillcolor="#404040 [2429]" stroked="f" strokeweight="1pt">
                 <v:textbox>
                   <w:txbxContent>
                     <w:p>
@@ -3213,15 +3144,34 @@
           </mc:Fallback>
         </mc:AlternateContent>
       </w:r>
-      <w:r>
+    </w:p>
+    <w:p>
+      <w:pPr>
+        <w:ind w:left="142"/>
+      </w:pPr>
+    </w:p>
+    <w:p>
+      <w:pPr>
+        <w:ind w:left="142"/>
+      </w:pPr>
+    </w:p>
+    <w:p/>
+    <w:p>
+      <w:pPr>
+        <w:ind w:left="142"/>
         <w:rPr>
           <w:b/>
           <w:bCs/>
-        </w:rPr>
-        <w:t>Rendimiento:</w:t>
-      </w:r>
-      <w:r>
-        <w:t xml:space="preserve"> La plataforma debe cargar en menos de 3 segundos para la mayoría de los usuarios.</w:t>
+          <w:sz w:val="24"/>
+        </w:rPr>
+      </w:pPr>
+      <w:r>
+        <w:rPr>
+          <w:b/>
+          <w:bCs/>
+          <w:sz w:val="24"/>
+        </w:rPr>
+        <w:t>Requisitos no funcionales</w:t>
       </w:r>
     </w:p>
     <w:p>
@@ -3236,10 +3186,10 @@
           <w:b/>
           <w:bCs/>
         </w:rPr>
-        <w:t>Disponibilidad:</w:t>
-      </w:r>
-      <w:r>
-        <w:t xml:space="preserve"> El sistema debe estar disponible el 99% del tiempo.</w:t>
+        <w:t>Usabilidad:</w:t>
+      </w:r>
+      <w:r>
+        <w:t xml:space="preserve"> Interfaz limpia, intuitiva y moderna. Navegación clara con acceso rápido al contenido.</w:t>
       </w:r>
     </w:p>
     <w:p>
@@ -3251,274 +3201,24 @@
       </w:pPr>
       <w:r>
         <w:rPr>
-          <w:b/>
-          <w:bCs/>
-        </w:rPr>
-        <w:t>Seguridad:</w:t>
-      </w:r>
-    </w:p>
-    <w:p>
-      <w:pPr>
-        <w:numPr>
-          <w:ilvl w:val="1"/>
-          <w:numId w:val="28"/>
-        </w:numPr>
-      </w:pPr>
-      <w:r>
-        <w:t>Cifrado de contraseñas.</w:t>
-      </w:r>
-    </w:p>
-    <w:p>
-      <w:pPr>
-        <w:numPr>
-          <w:ilvl w:val="1"/>
-          <w:numId w:val="28"/>
-        </w:numPr>
-      </w:pPr>
-      <w:r>
-        <w:t>Acceso restringido a funciones de administración.</w:t>
-      </w:r>
-    </w:p>
-    <w:p>
-      <w:pPr>
-        <w:numPr>
-          <w:ilvl w:val="1"/>
-          <w:numId w:val="28"/>
-        </w:numPr>
-      </w:pPr>
-      <w:r>
-        <w:t>Protección contra SPAM y contenido ofensivo en comentarios.</w:t>
-      </w:r>
-    </w:p>
-    <w:p>
-      <w:pPr>
-        <w:numPr>
-          <w:ilvl w:val="0"/>
-          <w:numId w:val="28"/>
-        </w:numPr>
-      </w:pPr>
-      <w:r>
-        <w:rPr>
-          <w:b/>
-          <w:bCs/>
-        </w:rPr>
-        <w:t>Escalabilidad:</w:t>
-      </w:r>
-      <w:r>
-        <w:t xml:space="preserve"> Debe permitir escalar en número de usuarios sin afectar el rendimiento.</w:t>
-      </w:r>
-    </w:p>
-    <w:p>
-      <w:pPr>
-        <w:numPr>
-          <w:ilvl w:val="0"/>
-          <w:numId w:val="28"/>
-        </w:numPr>
-      </w:pPr>
-      <w:r>
-        <w:rPr>
-          <w:b/>
-          <w:bCs/>
-        </w:rPr>
-        <w:t>Mantenibilidad:</w:t>
-      </w:r>
-      <w:r>
-        <w:t xml:space="preserve"> Código documentado y arquitectura modular para facilitar actualizaciones.</w:t>
-      </w:r>
-    </w:p>
-    <w:p>
-      <w:pPr>
-        <w:numPr>
-          <w:ilvl w:val="0"/>
-          <w:numId w:val="28"/>
-        </w:numPr>
-      </w:pPr>
-      <w:r>
-        <w:rPr>
-          <w:b/>
-          <w:bCs/>
-        </w:rPr>
-        <w:t>Compatibilidad:</w:t>
-      </w:r>
-      <w:r>
-        <w:t xml:space="preserve"> Funcionar correctamente en los principales navegadores (Chrome, Firefox, Edge, Safari) y en dispositivos móviles.</w:t>
-      </w:r>
-    </w:p>
-    <w:p>
-      <w:pPr>
-        <w:ind w:left="142"/>
-      </w:pPr>
-    </w:p>
-    <w:p>
-      <w:pPr>
-        <w:rPr>
-          <w:sz w:val="24"/>
-        </w:rPr>
-      </w:pPr>
-      <w:r>
-        <w:rPr>
-          <w:b/>
-          <w:bCs/>
-          <w:sz w:val="24"/>
-        </w:rPr>
-        <w:t xml:space="preserve"> </w:t>
-      </w:r>
-      <w:r>
-        <w:rPr>
-          <w:b/>
-          <w:bCs/>
-          <w:sz w:val="24"/>
-        </w:rPr>
-        <w:t>Diagrama de casos de uso</w:t>
-      </w:r>
-    </w:p>
-    <w:p>
-      <w:r>
-        <w:rPr>
-          <w:noProof/>
-        </w:rPr>
-        <w:drawing>
-          <wp:anchor distT="0" distB="0" distL="114300" distR="114300" simplePos="0" relativeHeight="251678720" behindDoc="0" locked="0" layoutInCell="1" allowOverlap="1" wp14:anchorId="2EABA91E" wp14:editId="2CAE620E">
-            <wp:simplePos x="0" y="0"/>
-            <wp:positionH relativeFrom="margin">
-              <wp:align>right</wp:align>
-            </wp:positionH>
-            <wp:positionV relativeFrom="paragraph">
-              <wp:posOffset>40005</wp:posOffset>
-            </wp:positionV>
-            <wp:extent cx="5272405" cy="4690745"/>
-            <wp:effectExtent l="0" t="0" r="4445" b="0"/>
-            <wp:wrapNone/>
-            <wp:docPr id="1351879061" name="Imagen 19"/>
-            <wp:cNvGraphicFramePr>
-              <a:graphicFrameLocks xmlns:a="http://schemas.openxmlformats.org/drawingml/2006/main" noChangeAspect="1"/>
-            </wp:cNvGraphicFramePr>
-            <a:graphic xmlns:a="http://schemas.openxmlformats.org/drawingml/2006/main">
-              <a:graphicData uri="http://schemas.openxmlformats.org/drawingml/2006/picture">
-                <pic:pic xmlns:pic="http://schemas.openxmlformats.org/drawingml/2006/picture">
-                  <pic:nvPicPr>
-                    <pic:cNvPr id="0" name="Picture 47"/>
-                    <pic:cNvPicPr>
-                      <a:picLocks noChangeAspect="1" noChangeArrowheads="1"/>
-                    </pic:cNvPicPr>
-                  </pic:nvPicPr>
-                  <pic:blipFill>
-                    <a:blip r:embed="rId15">
-                      <a:extLst>
-                        <a:ext uri="{28A0092B-C50C-407E-A947-70E740481C1C}">
-                          <a14:useLocalDpi xmlns:a14="http://schemas.microsoft.com/office/drawing/2010/main" val="0"/>
-                        </a:ext>
-                      </a:extLst>
-                    </a:blip>
-                    <a:srcRect/>
-                    <a:stretch>
-                      <a:fillRect/>
-                    </a:stretch>
-                  </pic:blipFill>
-                  <pic:spPr bwMode="auto">
-                    <a:xfrm>
-                      <a:off x="0" y="0"/>
-                      <a:ext cx="5272405" cy="4690745"/>
-                    </a:xfrm>
-                    <a:prstGeom prst="rect">
-                      <a:avLst/>
-                    </a:prstGeom>
-                    <a:noFill/>
-                    <a:ln>
-                      <a:noFill/>
-                    </a:ln>
-                  </pic:spPr>
-                </pic:pic>
-              </a:graphicData>
-            </a:graphic>
-            <wp14:sizeRelH relativeFrom="margin">
-              <wp14:pctWidth>0</wp14:pctWidth>
-            </wp14:sizeRelH>
-            <wp14:sizeRelV relativeFrom="margin">
-              <wp14:pctHeight>0</wp14:pctHeight>
-            </wp14:sizeRelV>
-          </wp:anchor>
-        </w:drawing>
-      </w:r>
-    </w:p>
-    <w:p/>
-    <w:p/>
-    <w:p/>
-    <w:p/>
-    <w:p/>
-    <w:p/>
-    <w:p/>
-    <w:p/>
-    <w:p/>
-    <w:p/>
-    <w:p/>
-    <w:p>
-      <w:pPr>
-        <w:rPr>
-          <w:szCs w:val="20"/>
-        </w:rPr>
-      </w:pPr>
-      <w:r>
-        <w:rPr>
-          <w:szCs w:val="20"/>
-        </w:rPr>
-        <w:t>El diagrama muestra los casos de uso del sistema "Blog de Películas y Series", organizando las funcionalidades según cuatro tipos de usuarios: visitante, registrado, premium y administrador.</w:t>
-      </w:r>
-      <w:r>
-        <w:rPr>
-          <w:szCs w:val="20"/>
-        </w:rPr>
-        <w:br/>
-        <w:t>Un usuario visitante puede registrarse, iniciar sesión, ver la lista de películas y series y consultar el top 5 de contenidos mejor valorados.</w:t>
-      </w:r>
-      <w:r>
-        <w:rPr>
-          <w:szCs w:val="20"/>
-        </w:rPr>
-        <w:br/>
-        <w:t>Una vez registrado e identificado, el usuario registrado puede realizar todas las acciones del visitante, y además puede consultar los detalles de los contenidos, valorar películas y series, escribir comentarios, editar su perfil, suscribirse como usuario premium y cerrar sesión.</w:t>
-      </w:r>
-      <w:r>
-        <w:rPr>
-          <w:szCs w:val="20"/>
-        </w:rPr>
-        <w:br/>
-        <w:t>El usuario premium hereda todas las funciones del usuario registrado y tiene acceso a funciones exclusivas, como anular su suscripción premium.</w:t>
-      </w:r>
-      <w:r>
-        <w:rPr>
-          <w:szCs w:val="20"/>
-        </w:rPr>
-        <w:br/>
-        <w:t>Por otro lado, el administrador tiene permisos completos sobre el sistema. Puede aprobar o eliminar contenido, gestionar usuarios, eliminar comentarios, modificar fichas de contenido y también cerrar sesión.</w:t>
-      </w:r>
-      <w:r>
-        <w:rPr>
-          <w:szCs w:val="20"/>
-        </w:rPr>
-        <w:br/>
-        <w:t xml:space="preserve">Este sistema organiza los accesos de forma jerárquica, permitiendo que los usuarios ganen funcionalidades a medida que avanzan en el tipo de cuenta que poseen, </w:t>
-      </w:r>
-      <w:r>
-        <w:rPr>
           <w:noProof/>
           <w:lang w:bidi="es-ES"/>
         </w:rPr>
         <mc:AlternateContent>
           <mc:Choice Requires="wps">
             <w:drawing>
-              <wp:anchor distT="0" distB="0" distL="114300" distR="114300" simplePos="0" relativeHeight="251703296" behindDoc="1" locked="1" layoutInCell="1" allowOverlap="1" wp14:anchorId="5C6E6B79" wp14:editId="45009F93">
+              <wp:anchor distT="0" distB="0" distL="114300" distR="114300" simplePos="0" relativeHeight="251688960" behindDoc="1" locked="1" layoutInCell="1" allowOverlap="1" wp14:anchorId="66879EF5" wp14:editId="4E814CE5">
                 <wp:simplePos x="0" y="0"/>
                 <wp:positionH relativeFrom="page">
                   <wp:align>left</wp:align>
                 </wp:positionH>
                 <wp:positionV relativeFrom="paragraph">
-                  <wp:posOffset>-629920</wp:posOffset>
+                  <wp:posOffset>-1476375</wp:posOffset>
                 </wp:positionV>
                 <wp:extent cx="1323975" cy="10828020"/>
                 <wp:effectExtent l="0" t="0" r="9525" b="0"/>
                 <wp:wrapNone/>
-                <wp:docPr id="256919990" name="Rectángulo 2">
+                <wp:docPr id="449953162" name="Rectángulo 2">
                   <a:extLst xmlns:a="http://schemas.openxmlformats.org/drawingml/2006/main">
                     <a:ext uri="{C183D7F6-B498-43B3-948B-1728B52AA6E4}">
                       <adec:decorative xmlns:adec="http://schemas.microsoft.com/office/drawing/2017/decorative" val="1"/>
@@ -3600,7 +3300,7 @@
           </mc:Choice>
           <mc:Fallback>
             <w:pict>
-              <v:rect w14:anchorId="5C6E6B79" id="_x0000_s1035" alt="&quot;&quot;" style="position:absolute;margin-left:0;margin-top:-49.6pt;width:104.25pt;height:852.6pt;z-index:-251613184;visibility:visible;mso-wrap-style:square;mso-width-percent:0;mso-height-percent:0;mso-wrap-distance-left:9pt;mso-wrap-distance-top:0;mso-wrap-distance-right:9pt;mso-wrap-distance-bottom:0;mso-position-horizontal:left;mso-position-horizontal-relative:page;mso-position-vertical:absolute;mso-position-vertical-relative:text;mso-width-percent:0;mso-height-percent:0;mso-width-relative:margin;mso-height-relative:margin;v-text-anchor:bottom" o:gfxdata="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" fillcolor="#404040 [2429]" stroked="f" strokeweight="1pt">
+              <v:rect w14:anchorId="66879EF5" id="_x0000_s1036" alt="&quot;&quot;" style="position:absolute;left:0;text-align:left;margin-left:0;margin-top:-116.25pt;width:104.25pt;height:852.6pt;z-index:-251627520;visibility:visible;mso-wrap-style:square;mso-width-percent:0;mso-height-percent:0;mso-wrap-distance-left:9pt;mso-wrap-distance-top:0;mso-wrap-distance-right:9pt;mso-wrap-distance-bottom:0;mso-position-horizontal:left;mso-position-horizontal-relative:page;mso-position-vertical:absolute;mso-position-vertical-relative:text;mso-width-percent:0;mso-height-percent:0;mso-width-relative:margin;mso-height-relative:margin;v-text-anchor:bottom" o:gfxdata="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" fillcolor="#404040 [2429]" stroked="f" strokeweight="1pt">
                 <v:textbox>
                   <w:txbxContent>
                     <w:p>
@@ -3626,157 +3326,181 @@
       </w:r>
       <w:r>
         <w:rPr>
-          <w:szCs w:val="20"/>
-        </w:rPr>
-        <w:t>mientras que el administrador posee control total sobre la plataforma.</w:t>
-      </w:r>
-    </w:p>
-    <w:tbl>
-      <w:tblPr>
-        <w:tblStyle w:val="Tablageneral"/>
-        <w:tblW w:w="8129" w:type="dxa"/>
-        <w:tblLayout w:type="fixed"/>
-        <w:tblCellMar>
-          <w:right w:w="0" w:type="dxa"/>
-        </w:tblCellMar>
-        <w:tblLook w:val="0620" w:firstRow="1" w:lastRow="0" w:firstColumn="0" w:lastColumn="0" w:noHBand="1" w:noVBand="1"/>
-      </w:tblPr>
-      <w:tblGrid>
-        <w:gridCol w:w="8129"/>
-      </w:tblGrid>
-      <w:tr>
-        <w:trPr>
-          <w:cnfStyle w:val="100000000000" w:firstRow="1" w:lastRow="0" w:firstColumn="0" w:lastColumn="0" w:oddVBand="0" w:evenVBand="0" w:oddHBand="0" w:evenHBand="0" w:firstRowFirstColumn="0" w:firstRowLastColumn="0" w:lastRowFirstColumn="0" w:lastRowLastColumn="0"/>
-          <w:trHeight w:hRule="exact" w:val="62"/>
-        </w:trPr>
-        <w:tc>
-          <w:tcPr>
-            <w:tcW w:w="8129" w:type="dxa"/>
-            <w:tcBorders>
-              <w:top w:val="single" w:sz="8" w:space="0" w:color="C9C9C9" w:themeColor="text2" w:themeTint="40"/>
-            </w:tcBorders>
-            <w:vAlign w:val="center"/>
-          </w:tcPr>
-          <w:p>
-            <w:pPr>
-              <w:pStyle w:val="Ttulo2"/>
-            </w:pPr>
-          </w:p>
-        </w:tc>
-      </w:tr>
-    </w:tbl>
-    <w:p>
-      <w:pPr>
-        <w:spacing w:before="0" w:after="200" w:line="312" w:lineRule="auto"/>
-        <w:rPr>
           <w:b/>
           <w:bCs/>
-          <w:sz w:val="28"/>
-          <w:szCs w:val="28"/>
-        </w:rPr>
+        </w:rPr>
+        <w:t>Rendimiento:</w:t>
+      </w:r>
+      <w:r>
+        <w:t xml:space="preserve"> La plataforma debe cargar en menos de 3 segundos para la mayoría de los usuarios.</w:t>
+      </w:r>
+    </w:p>
+    <w:p>
+      <w:pPr>
+        <w:numPr>
+          <w:ilvl w:val="0"/>
+          <w:numId w:val="28"/>
+        </w:numPr>
       </w:pPr>
       <w:r>
         <w:rPr>
           <w:b/>
           <w:bCs/>
-          <w:sz w:val="28"/>
-          <w:szCs w:val="28"/>
-        </w:rPr>
-        <w:t>GUÍA DE ESTILO DEL INTERFAZ:</w:t>
-      </w:r>
-    </w:p>
-    <w:p>
-      <w:pPr>
+        </w:rPr>
+        <w:t>Disponibilidad:</w:t>
+      </w:r>
+      <w:r>
+        <w:t xml:space="preserve"> El sistema debe estar disponible el 99% del tiempo.</w:t>
+      </w:r>
+    </w:p>
+    <w:p>
+      <w:pPr>
+        <w:numPr>
+          <w:ilvl w:val="0"/>
+          <w:numId w:val="28"/>
+        </w:numPr>
+      </w:pPr>
+      <w:r>
         <w:rPr>
           <w:b/>
           <w:bCs/>
-          <w:sz w:val="28"/>
-          <w:szCs w:val="28"/>
-          <w:u w:val="single"/>
-        </w:rPr>
+        </w:rPr>
+        <w:t>Seguridad:</w:t>
+      </w:r>
+    </w:p>
+    <w:p>
+      <w:pPr>
+        <w:numPr>
+          <w:ilvl w:val="1"/>
+          <w:numId w:val="28"/>
+        </w:numPr>
+      </w:pPr>
+      <w:r>
+        <w:t>Cifrado de contraseñas.</w:t>
+      </w:r>
+    </w:p>
+    <w:p>
+      <w:pPr>
+        <w:numPr>
+          <w:ilvl w:val="1"/>
+          <w:numId w:val="28"/>
+        </w:numPr>
+      </w:pPr>
+      <w:r>
+        <w:t>Acceso restringido a funciones de administración.</w:t>
+      </w:r>
+    </w:p>
+    <w:p>
+      <w:pPr>
+        <w:numPr>
+          <w:ilvl w:val="1"/>
+          <w:numId w:val="28"/>
+        </w:numPr>
+      </w:pPr>
+      <w:r>
+        <w:t>Protección contra SPAM y contenido ofensivo en comentarios.</w:t>
+      </w:r>
+    </w:p>
+    <w:p>
+      <w:pPr>
+        <w:numPr>
+          <w:ilvl w:val="0"/>
+          <w:numId w:val="28"/>
+        </w:numPr>
       </w:pPr>
       <w:r>
         <w:rPr>
           <w:b/>
           <w:bCs/>
-          <w:sz w:val="28"/>
-          <w:szCs w:val="28"/>
-          <w:u w:val="single"/>
-        </w:rPr>
-        <w:t xml:space="preserve">Diseño del </w:t>
-      </w:r>
-      <w:proofErr w:type="spellStart"/>
+        </w:rPr>
+        <w:t>Escalabilidad:</w:t>
+      </w:r>
+      <w:r>
+        <w:t xml:space="preserve"> Debe permitir escalar en número de usuarios sin afectar el rendimiento.</w:t>
+      </w:r>
+    </w:p>
+    <w:p>
+      <w:pPr>
+        <w:numPr>
+          <w:ilvl w:val="0"/>
+          <w:numId w:val="28"/>
+        </w:numPr>
+      </w:pPr>
       <w:r>
         <w:rPr>
           <w:b/>
           <w:bCs/>
-          <w:sz w:val="28"/>
-          <w:szCs w:val="28"/>
-          <w:u w:val="single"/>
-        </w:rPr>
-        <w:t>frontend</w:t>
-      </w:r>
-      <w:proofErr w:type="spellEnd"/>
+        </w:rPr>
+        <w:t>Mantenibilidad:</w:t>
+      </w:r>
+      <w:r>
+        <w:t xml:space="preserve"> Código documentado y arquitectura modular para facilitar actualizaciones.</w:t>
+      </w:r>
+    </w:p>
+    <w:p>
+      <w:pPr>
+        <w:numPr>
+          <w:ilvl w:val="0"/>
+          <w:numId w:val="28"/>
+        </w:numPr>
+      </w:pPr>
       <w:r>
         <w:rPr>
           <w:b/>
           <w:bCs/>
-          <w:sz w:val="28"/>
-          <w:szCs w:val="28"/>
-          <w:u w:val="single"/>
-        </w:rPr>
-        <w:t>:</w:t>
+        </w:rPr>
+        <w:t>Compatibilidad:</w:t>
+      </w:r>
+      <w:r>
+        <w:t xml:space="preserve"> Funcionar correctamente en los principales navegadores (Chrome, Firefox, Edge, Safari) y en dispositivos móviles.</w:t>
       </w:r>
     </w:p>
     <w:p>
       <w:pPr>
         <w:ind w:left="142"/>
+      </w:pPr>
+    </w:p>
+    <w:p>
+      <w:pPr>
+        <w:rPr>
+          <w:sz w:val="24"/>
+        </w:rPr>
+      </w:pPr>
+      <w:r>
         <w:rPr>
           <w:b/>
           <w:bCs/>
           <w:sz w:val="24"/>
         </w:rPr>
-      </w:pPr>
+        <w:t xml:space="preserve"> </w:t>
+      </w:r>
       <w:r>
         <w:rPr>
           <w:b/>
           <w:bCs/>
           <w:sz w:val="24"/>
         </w:rPr>
-        <w:t>Página Principal:</w:t>
-      </w:r>
-    </w:p>
-    <w:p>
-      <w:pPr>
-        <w:spacing w:before="0" w:after="200" w:line="312" w:lineRule="auto"/>
-        <w:rPr>
-          <w:b/>
-          <w:bCs/>
-          <w:sz w:val="28"/>
-          <w:szCs w:val="28"/>
-        </w:rPr>
-      </w:pPr>
-      <w:r>
-        <w:rPr>
-          <w:b/>
-          <w:bCs/>
+        <w:t>Diagrama de casos de uso</w:t>
+      </w:r>
+    </w:p>
+    <w:p>
+      <w:r>
+        <w:rPr>
           <w:noProof/>
-          <w:sz w:val="28"/>
-          <w:szCs w:val="28"/>
         </w:rPr>
         <w:drawing>
-          <wp:anchor distT="0" distB="0" distL="114300" distR="114300" simplePos="0" relativeHeight="251704320" behindDoc="0" locked="0" layoutInCell="1" allowOverlap="1" wp14:anchorId="64413398" wp14:editId="1D70E2D7">
+          <wp:anchor distT="0" distB="0" distL="114300" distR="114300" simplePos="0" relativeHeight="251678720" behindDoc="0" locked="0" layoutInCell="1" allowOverlap="1" wp14:anchorId="2EABA91E" wp14:editId="2CAE620E">
             <wp:simplePos x="0" y="0"/>
-            <wp:positionH relativeFrom="column">
-              <wp:posOffset>-267970</wp:posOffset>
+            <wp:positionH relativeFrom="margin">
+              <wp:align>right</wp:align>
             </wp:positionH>
             <wp:positionV relativeFrom="paragraph">
-              <wp:posOffset>180340</wp:posOffset>
+              <wp:posOffset>40005</wp:posOffset>
             </wp:positionV>
-            <wp:extent cx="2490470" cy="5059045"/>
-            <wp:effectExtent l="0" t="0" r="5080" b="8255"/>
+            <wp:extent cx="5272405" cy="4690745"/>
+            <wp:effectExtent l="0" t="0" r="4445" b="0"/>
             <wp:wrapNone/>
-            <wp:docPr id="1821736001" name="Imagen 1" descr="Pantalla de un video juego&#10;&#10;El contenido generado por IA puede ser incorrecto."/>
+            <wp:docPr id="1351879061" name="Imagen 19"/>
             <wp:cNvGraphicFramePr>
               <a:graphicFrameLocks xmlns:a="http://schemas.openxmlformats.org/drawingml/2006/main" noChangeAspect="1"/>
             </wp:cNvGraphicFramePr>
@@ -3784,29 +3508,36 @@
               <a:graphicData uri="http://schemas.openxmlformats.org/drawingml/2006/picture">
                 <pic:pic xmlns:pic="http://schemas.openxmlformats.org/drawingml/2006/picture">
                   <pic:nvPicPr>
-                    <pic:cNvPr id="1821736001" name="Imagen 1" descr="Pantalla de un video juego&#10;&#10;El contenido generado por IA puede ser incorrecto."/>
-                    <pic:cNvPicPr/>
+                    <pic:cNvPr id="0" name="Picture 47"/>
+                    <pic:cNvPicPr>
+                      <a:picLocks noChangeAspect="1" noChangeArrowheads="1"/>
+                    </pic:cNvPicPr>
                   </pic:nvPicPr>
                   <pic:blipFill>
-                    <a:blip r:embed="rId16">
+                    <a:blip r:embed="rId15">
                       <a:extLst>
                         <a:ext uri="{28A0092B-C50C-407E-A947-70E740481C1C}">
                           <a14:useLocalDpi xmlns:a14="http://schemas.microsoft.com/office/drawing/2010/main" val="0"/>
                         </a:ext>
                       </a:extLst>
                     </a:blip>
+                    <a:srcRect/>
                     <a:stretch>
                       <a:fillRect/>
                     </a:stretch>
                   </pic:blipFill>
-                  <pic:spPr>
+                  <pic:spPr bwMode="auto">
                     <a:xfrm>
                       <a:off x="0" y="0"/>
-                      <a:ext cx="2490470" cy="5059045"/>
+                      <a:ext cx="5272405" cy="4690745"/>
                     </a:xfrm>
                     <a:prstGeom prst="rect">
                       <a:avLst/>
                     </a:prstGeom>
+                    <a:noFill/>
+                    <a:ln>
+                      <a:noFill/>
+                    </a:ln>
                   </pic:spPr>
                 </pic:pic>
               </a:graphicData>
@@ -3821,244 +3552,64 @@
         </w:drawing>
       </w:r>
     </w:p>
-    <w:p>
-      <w:pPr>
-        <w:spacing w:before="0" w:after="200" w:line="312" w:lineRule="auto"/>
-        <w:rPr>
-          <w:b/>
-          <w:bCs/>
-          <w:sz w:val="28"/>
-          <w:szCs w:val="28"/>
-        </w:rPr>
-      </w:pPr>
-    </w:p>
-    <w:p>
-      <w:pPr>
-        <w:spacing w:before="0" w:after="200" w:line="312" w:lineRule="auto"/>
-        <w:rPr>
-          <w:b/>
-          <w:bCs/>
-          <w:sz w:val="28"/>
-          <w:szCs w:val="28"/>
-        </w:rPr>
-      </w:pPr>
-    </w:p>
-    <w:p>
-      <w:pPr>
-        <w:spacing w:before="0" w:after="200" w:line="312" w:lineRule="auto"/>
-        <w:rPr>
-          <w:b/>
-          <w:bCs/>
-          <w:sz w:val="28"/>
-          <w:szCs w:val="28"/>
-        </w:rPr>
-      </w:pPr>
-    </w:p>
-    <w:p>
-      <w:pPr>
-        <w:spacing w:before="0" w:after="200" w:line="312" w:lineRule="auto"/>
-        <w:rPr>
-          <w:b/>
-          <w:bCs/>
-          <w:sz w:val="28"/>
-          <w:szCs w:val="28"/>
-        </w:rPr>
-      </w:pPr>
-    </w:p>
-    <w:p>
-      <w:pPr>
-        <w:spacing w:before="0" w:after="200" w:line="312" w:lineRule="auto"/>
-        <w:rPr>
-          <w:b/>
-          <w:bCs/>
-          <w:sz w:val="28"/>
-          <w:szCs w:val="28"/>
-        </w:rPr>
-      </w:pPr>
-    </w:p>
-    <w:p>
-      <w:pPr>
-        <w:spacing w:before="0" w:after="200" w:line="312" w:lineRule="auto"/>
-        <w:rPr>
-          <w:b/>
-          <w:bCs/>
-          <w:sz w:val="28"/>
-          <w:szCs w:val="28"/>
-        </w:rPr>
-      </w:pPr>
-    </w:p>
-    <w:p>
-      <w:pPr>
-        <w:spacing w:before="0" w:after="200" w:line="312" w:lineRule="auto"/>
-        <w:rPr>
-          <w:b/>
-          <w:bCs/>
-          <w:sz w:val="28"/>
-          <w:szCs w:val="28"/>
-        </w:rPr>
-      </w:pPr>
-    </w:p>
-    <w:p>
-      <w:pPr>
-        <w:spacing w:before="0" w:after="200" w:line="312" w:lineRule="auto"/>
-        <w:rPr>
-          <w:b/>
-          <w:bCs/>
-          <w:sz w:val="28"/>
-          <w:szCs w:val="28"/>
-        </w:rPr>
-      </w:pPr>
-    </w:p>
-    <w:p>
-      <w:pPr>
-        <w:spacing w:before="0" w:after="200" w:line="312" w:lineRule="auto"/>
-        <w:rPr>
-          <w:b/>
-          <w:bCs/>
-          <w:sz w:val="28"/>
-          <w:szCs w:val="28"/>
-        </w:rPr>
-      </w:pPr>
-    </w:p>
-    <w:p>
-      <w:pPr>
-        <w:spacing w:before="0" w:after="200" w:line="312" w:lineRule="auto"/>
-        <w:rPr>
-          <w:b/>
-          <w:bCs/>
-          <w:sz w:val="28"/>
-          <w:szCs w:val="28"/>
-        </w:rPr>
-      </w:pPr>
-    </w:p>
-    <w:p>
-      <w:pPr>
-        <w:spacing w:before="0" w:after="200" w:line="312" w:lineRule="auto"/>
-        <w:rPr>
-          <w:b/>
-          <w:bCs/>
-          <w:sz w:val="24"/>
-        </w:rPr>
-      </w:pPr>
-      <w:r>
-        <w:rPr>
-          <w:b/>
-          <w:bCs/>
-          <w:sz w:val="24"/>
-        </w:rPr>
-        <w:lastRenderedPageBreak/>
-        <w:t>Página de películas y series</w:t>
-      </w:r>
-    </w:p>
-    <w:p>
-      <w:pPr>
-        <w:spacing w:before="0" w:after="200" w:line="312" w:lineRule="auto"/>
-        <w:rPr>
-          <w:b/>
-          <w:bCs/>
-          <w:sz w:val="28"/>
-          <w:szCs w:val="28"/>
-        </w:rPr>
-      </w:pPr>
-      <w:r>
-        <w:rPr>
-          <w:b/>
-          <w:bCs/>
-          <w:noProof/>
-          <w:sz w:val="28"/>
-          <w:szCs w:val="28"/>
-        </w:rPr>
-        <w:drawing>
-          <wp:inline distT="0" distB="0" distL="0" distR="0" wp14:anchorId="57FCF02D" wp14:editId="1D96D6A6">
-            <wp:extent cx="4430110" cy="2409198"/>
-            <wp:effectExtent l="0" t="0" r="8890" b="0"/>
-            <wp:docPr id="2145335911" name="Imagen 1" descr="Pantalla de juego de computadora&#10;&#10;El contenido generado por IA puede ser incorrecto."/>
-            <wp:cNvGraphicFramePr>
-              <a:graphicFrameLocks xmlns:a="http://schemas.openxmlformats.org/drawingml/2006/main" noChangeAspect="1"/>
-            </wp:cNvGraphicFramePr>
-            <a:graphic xmlns:a="http://schemas.openxmlformats.org/drawingml/2006/main">
-              <a:graphicData uri="http://schemas.openxmlformats.org/drawingml/2006/picture">
-                <pic:pic xmlns:pic="http://schemas.openxmlformats.org/drawingml/2006/picture">
-                  <pic:nvPicPr>
-                    <pic:cNvPr id="2145335911" name="Imagen 1" descr="Pantalla de juego de computadora&#10;&#10;El contenido generado por IA puede ser incorrecto."/>
-                    <pic:cNvPicPr/>
-                  </pic:nvPicPr>
-                  <pic:blipFill>
-                    <a:blip r:embed="rId17"/>
-                    <a:stretch>
-                      <a:fillRect/>
-                    </a:stretch>
-                  </pic:blipFill>
-                  <pic:spPr>
-                    <a:xfrm>
-                      <a:off x="0" y="0"/>
-                      <a:ext cx="4460047" cy="2425479"/>
-                    </a:xfrm>
-                    <a:prstGeom prst="rect">
-                      <a:avLst/>
-                    </a:prstGeom>
-                  </pic:spPr>
-                </pic:pic>
-              </a:graphicData>
-            </a:graphic>
-          </wp:inline>
-        </w:drawing>
-      </w:r>
-    </w:p>
-    <w:p>
-      <w:pPr>
-        <w:spacing w:before="0" w:after="200" w:line="312" w:lineRule="auto"/>
-        <w:rPr>
-          <w:b/>
-          <w:bCs/>
-          <w:sz w:val="24"/>
-        </w:rPr>
-      </w:pPr>
-      <w:proofErr w:type="spellStart"/>
-      <w:r>
-        <w:rPr>
-          <w:b/>
-          <w:bCs/>
-          <w:sz w:val="24"/>
-        </w:rPr>
-        <w:t>Info</w:t>
-      </w:r>
-      <w:proofErr w:type="spellEnd"/>
-      <w:r>
-        <w:rPr>
-          <w:b/>
-          <w:bCs/>
-          <w:sz w:val="24"/>
-        </w:rPr>
-        <w:t xml:space="preserve"> de cada </w:t>
-      </w:r>
-      <w:r>
-        <w:rPr>
-          <w:b/>
-          <w:bCs/>
-          <w:sz w:val="24"/>
-        </w:rPr>
-        <w:t>película/serie</w:t>
-      </w:r>
-      <w:r>
-        <w:rPr>
-          <w:b/>
-          <w:bCs/>
-          <w:sz w:val="24"/>
-        </w:rPr>
-        <w:t>:</w:t>
-      </w:r>
-    </w:p>
-    <w:p>
-      <w:pPr>
-        <w:spacing w:before="0" w:after="200" w:line="312" w:lineRule="auto"/>
-        <w:rPr>
-          <w:b/>
-          <w:bCs/>
-          <w:sz w:val="28"/>
-          <w:szCs w:val="28"/>
-        </w:rPr>
-      </w:pPr>
+    <w:p/>
+    <w:p/>
+    <w:p/>
+    <w:p/>
+    <w:p/>
+    <w:p/>
+    <w:p/>
+    <w:p/>
+    <w:p/>
+    <w:p/>
+    <w:p/>
+    <w:p>
+      <w:pPr>
+        <w:rPr>
+          <w:szCs w:val="20"/>
+        </w:rPr>
+      </w:pPr>
+      <w:r>
+        <w:rPr>
+          <w:szCs w:val="20"/>
+        </w:rPr>
+        <w:t>El diagrama muestra los casos de uso del sistema "Blog de Películas y Series", organizando las funcionalidades según cuatro tipos de usuarios: visitante, registrado, premium y administrador.</w:t>
+      </w:r>
+      <w:r>
+        <w:rPr>
+          <w:szCs w:val="20"/>
+        </w:rPr>
+        <w:br/>
+        <w:t>Un usuario visitante puede registrarse, iniciar sesión, ver la lista de películas y series y consultar el top 5 de contenidos mejor valorados.</w:t>
+      </w:r>
+      <w:r>
+        <w:rPr>
+          <w:szCs w:val="20"/>
+        </w:rPr>
+        <w:br/>
+        <w:t>Una vez registrado e identificado, el usuario registrado puede realizar todas las acciones del visitante, y además puede consultar los detalles de los contenidos, valorar películas y series, escribir comentarios, editar su perfil, suscribirse como usuario premium y cerrar sesión.</w:t>
+      </w:r>
+      <w:r>
+        <w:rPr>
+          <w:szCs w:val="20"/>
+        </w:rPr>
+        <w:br/>
+        <w:t>El usuario premium hereda todas las funciones del usuario registrado y tiene acceso a funciones exclusivas, como anular su suscripción premium.</w:t>
+      </w:r>
+      <w:r>
+        <w:rPr>
+          <w:szCs w:val="20"/>
+        </w:rPr>
+        <w:br/>
+        <w:t>Por otro lado, el administrador tiene permisos completos sobre el sistema. Puede aprobar o eliminar contenido, gestionar usuarios, eliminar comentarios, modificar fichas de contenido y también cerrar sesión.</w:t>
+      </w:r>
+      <w:r>
+        <w:rPr>
+          <w:szCs w:val="20"/>
+        </w:rPr>
+        <w:br/>
+        <w:t xml:space="preserve">Este sistema organiza los accesos de forma jerárquica, permitiendo que los usuarios ganen funcionalidades a medida que avanzan en el tipo de cuenta que poseen, </w:t>
+      </w:r>
       <w:r>
         <w:rPr>
           <w:noProof/>
@@ -4067,18 +3618,18 @@
         <mc:AlternateContent>
           <mc:Choice Requires="wps">
             <w:drawing>
-              <wp:anchor distT="0" distB="0" distL="114300" distR="114300" simplePos="0" relativeHeight="251707392" behindDoc="1" locked="1" layoutInCell="1" allowOverlap="1" wp14:anchorId="1AEA1CDF" wp14:editId="12D7B555">
+              <wp:anchor distT="0" distB="0" distL="114300" distR="114300" simplePos="0" relativeHeight="251703296" behindDoc="1" locked="1" layoutInCell="1" allowOverlap="1" wp14:anchorId="5C6E6B79" wp14:editId="56FD0C15">
                 <wp:simplePos x="0" y="0"/>
                 <wp:positionH relativeFrom="page">
                   <wp:align>left</wp:align>
                 </wp:positionH>
                 <wp:positionV relativeFrom="paragraph">
-                  <wp:posOffset>-3790950</wp:posOffset>
+                  <wp:posOffset>-639445</wp:posOffset>
                 </wp:positionV>
                 <wp:extent cx="1323975" cy="10828020"/>
                 <wp:effectExtent l="0" t="0" r="9525" b="0"/>
                 <wp:wrapNone/>
-                <wp:docPr id="1857560326" name="Rectángulo 2">
+                <wp:docPr id="256919990" name="Rectángulo 2">
                   <a:extLst xmlns:a="http://schemas.openxmlformats.org/drawingml/2006/main">
                     <a:ext uri="{C183D7F6-B498-43B3-948B-1728B52AA6E4}">
                       <adec:decorative xmlns:adec="http://schemas.microsoft.com/office/drawing/2017/decorative" val="1"/>
@@ -4160,7 +3711,7 @@
           </mc:Choice>
           <mc:Fallback>
             <w:pict>
-              <v:rect w14:anchorId="1AEA1CDF" id="_x0000_s1036" alt="&quot;&quot;" style="position:absolute;margin-left:0;margin-top:-298.5pt;width:104.25pt;height:852.6pt;z-index:-251609088;visibility:visible;mso-wrap-style:square;mso-width-percent:0;mso-height-percent:0;mso-wrap-distance-left:9pt;mso-wrap-distance-top:0;mso-wrap-distance-right:9pt;mso-wrap-distance-bottom:0;mso-position-horizontal:left;mso-position-horizontal-relative:page;mso-position-vertical:absolute;mso-position-vertical-relative:text;mso-width-percent:0;mso-height-percent:0;mso-width-relative:margin;mso-height-relative:margin;v-text-anchor:bottom" o:gfxdata="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" fillcolor="#404040 [2429]" stroked="f" strokeweight="1pt">
+              <v:rect w14:anchorId="5C6E6B79" id="_x0000_s1037" alt="&quot;&quot;" style="position:absolute;margin-left:0;margin-top:-50.35pt;width:104.25pt;height:852.6pt;z-index:-251613184;visibility:visible;mso-wrap-style:square;mso-width-percent:0;mso-height-percent:0;mso-wrap-distance-left:9pt;mso-wrap-distance-top:0;mso-wrap-distance-right:9pt;mso-wrap-distance-bottom:0;mso-position-horizontal:left;mso-position-horizontal-relative:page;mso-position-vertical:absolute;mso-position-vertical-relative:text;mso-width-percent:0;mso-height-percent:0;mso-width-relative:margin;mso-height-relative:margin;v-text-anchor:bottom" o:gfxdata="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" fillcolor="#404040 [2429]" stroked="f" strokeweight="1pt">
                 <v:textbox>
                   <w:txbxContent>
                     <w:p>
@@ -4186,6 +3737,116 @@
       </w:r>
       <w:r>
         <w:rPr>
+          <w:szCs w:val="20"/>
+        </w:rPr>
+        <w:t>mientras que el administrador posee control total sobre la plataforma.</w:t>
+      </w:r>
+    </w:p>
+    <w:tbl>
+      <w:tblPr>
+        <w:tblStyle w:val="Tablageneral"/>
+        <w:tblW w:w="8129" w:type="dxa"/>
+        <w:tblLayout w:type="fixed"/>
+        <w:tblCellMar>
+          <w:right w:w="0" w:type="dxa"/>
+        </w:tblCellMar>
+        <w:tblLook w:val="0620" w:firstRow="1" w:lastRow="0" w:firstColumn="0" w:lastColumn="0" w:noHBand="1" w:noVBand="1"/>
+      </w:tblPr>
+      <w:tblGrid>
+        <w:gridCol w:w="8129"/>
+      </w:tblGrid>
+      <w:tr>
+        <w:trPr>
+          <w:cnfStyle w:val="100000000000" w:firstRow="1" w:lastRow="0" w:firstColumn="0" w:lastColumn="0" w:oddVBand="0" w:evenVBand="0" w:oddHBand="0" w:evenHBand="0" w:firstRowFirstColumn="0" w:firstRowLastColumn="0" w:lastRowFirstColumn="0" w:lastRowLastColumn="0"/>
+          <w:trHeight w:hRule="exact" w:val="62"/>
+        </w:trPr>
+        <w:tc>
+          <w:tcPr>
+            <w:tcW w:w="8129" w:type="dxa"/>
+            <w:tcBorders>
+              <w:top w:val="single" w:sz="8" w:space="0" w:color="C9C9C9" w:themeColor="text2" w:themeTint="40"/>
+            </w:tcBorders>
+            <w:vAlign w:val="center"/>
+          </w:tcPr>
+          <w:p>
+            <w:pPr>
+              <w:pStyle w:val="Ttulo2"/>
+            </w:pPr>
+          </w:p>
+        </w:tc>
+      </w:tr>
+    </w:tbl>
+    <w:p>
+      <w:pPr>
+        <w:spacing w:before="0" w:after="200" w:line="312" w:lineRule="auto"/>
+        <w:rPr>
+          <w:b/>
+          <w:bCs/>
+          <w:sz w:val="28"/>
+          <w:szCs w:val="28"/>
+        </w:rPr>
+      </w:pPr>
+      <w:r>
+        <w:rPr>
+          <w:b/>
+          <w:bCs/>
+          <w:sz w:val="28"/>
+          <w:szCs w:val="28"/>
+        </w:rPr>
+        <w:t>GUÍA DE ESTILO DEL INTERFAZ:</w:t>
+      </w:r>
+    </w:p>
+    <w:p>
+      <w:pPr>
+        <w:rPr>
+          <w:b/>
+          <w:bCs/>
+          <w:sz w:val="28"/>
+          <w:szCs w:val="28"/>
+          <w:u w:val="single"/>
+        </w:rPr>
+      </w:pPr>
+      <w:r>
+        <w:rPr>
+          <w:b/>
+          <w:bCs/>
+          <w:sz w:val="28"/>
+          <w:szCs w:val="28"/>
+          <w:u w:val="single"/>
+        </w:rPr>
+        <w:t>Diseño del frontend:</w:t>
+      </w:r>
+    </w:p>
+    <w:p>
+      <w:pPr>
+        <w:ind w:left="142"/>
+        <w:rPr>
+          <w:b/>
+          <w:bCs/>
+          <w:sz w:val="24"/>
+        </w:rPr>
+      </w:pPr>
+      <w:r>
+        <w:rPr>
+          <w:b/>
+          <w:bCs/>
+          <w:sz w:val="24"/>
+        </w:rPr>
+        <w:t>Página Principal:</w:t>
+      </w:r>
+    </w:p>
+    <w:p>
+      <w:pPr>
+        <w:spacing w:before="0" w:after="200" w:line="312" w:lineRule="auto"/>
+        <w:rPr>
+          <w:b/>
+          <w:bCs/>
+          <w:sz w:val="28"/>
+          <w:szCs w:val="28"/>
+        </w:rPr>
+      </w:pPr>
+      <w:r>
+        <w:rPr>
           <w:b/>
           <w:bCs/>
           <w:noProof/>
@@ -4193,10 +3854,18 @@
           <w:szCs w:val="28"/>
         </w:rPr>
         <w:drawing>
-          <wp:inline distT="0" distB="0" distL="0" distR="0" wp14:anchorId="69426557" wp14:editId="63AA4A05">
-            <wp:extent cx="2459421" cy="5507101"/>
-            <wp:effectExtent l="0" t="0" r="0" b="0"/>
-            <wp:docPr id="682179403" name="Imagen 1" descr="Pantalla de computadora&#10;&#10;El contenido generado por IA puede ser incorrecto."/>
+          <wp:anchor distT="0" distB="0" distL="114300" distR="114300" simplePos="0" relativeHeight="251704320" behindDoc="0" locked="0" layoutInCell="1" allowOverlap="1" wp14:anchorId="64413398" wp14:editId="1DAF2317">
+            <wp:simplePos x="0" y="0"/>
+            <wp:positionH relativeFrom="margin">
+              <wp:align>center</wp:align>
+            </wp:positionH>
+            <wp:positionV relativeFrom="paragraph">
+              <wp:posOffset>133044</wp:posOffset>
+            </wp:positionV>
+            <wp:extent cx="2490470" cy="5059045"/>
+            <wp:effectExtent l="0" t="0" r="5080" b="8255"/>
+            <wp:wrapNone/>
+            <wp:docPr id="1821736001" name="Imagen 1" descr="Pantalla de un video juego&#10;&#10;El contenido generado por IA puede ser incorrecto."/>
             <wp:cNvGraphicFramePr>
               <a:graphicFrameLocks xmlns:a="http://schemas.openxmlformats.org/drawingml/2006/main" noChangeAspect="1"/>
             </wp:cNvGraphicFramePr>
@@ -4204,11 +3873,17 @@
               <a:graphicData uri="http://schemas.openxmlformats.org/drawingml/2006/picture">
                 <pic:pic xmlns:pic="http://schemas.openxmlformats.org/drawingml/2006/picture">
                   <pic:nvPicPr>
-                    <pic:cNvPr id="682179403" name="Imagen 1" descr="Pantalla de computadora&#10;&#10;El contenido generado por IA puede ser incorrecto."/>
+                    <pic:cNvPr id="1821736001" name="Imagen 1" descr="Pantalla de un video juego&#10;&#10;El contenido generado por IA puede ser incorrecto."/>
                     <pic:cNvPicPr/>
                   </pic:nvPicPr>
                   <pic:blipFill>
-                    <a:blip r:embed="rId18"/>
+                    <a:blip r:embed="rId16">
+                      <a:extLst>
+                        <a:ext uri="{28A0092B-C50C-407E-A947-70E740481C1C}">
+                          <a14:useLocalDpi xmlns:a14="http://schemas.microsoft.com/office/drawing/2010/main" val="0"/>
+                        </a:ext>
+                      </a:extLst>
+                    </a:blip>
                     <a:stretch>
                       <a:fillRect/>
                     </a:stretch>
@@ -4216,7 +3891,197 @@
                   <pic:spPr>
                     <a:xfrm>
                       <a:off x="0" y="0"/>
-                      <a:ext cx="2474524" cy="5540919"/>
+                      <a:ext cx="2490470" cy="5059045"/>
+                    </a:xfrm>
+                    <a:prstGeom prst="rect">
+                      <a:avLst/>
+                    </a:prstGeom>
+                  </pic:spPr>
+                </pic:pic>
+              </a:graphicData>
+            </a:graphic>
+            <wp14:sizeRelH relativeFrom="margin">
+              <wp14:pctWidth>0</wp14:pctWidth>
+            </wp14:sizeRelH>
+            <wp14:sizeRelV relativeFrom="margin">
+              <wp14:pctHeight>0</wp14:pctHeight>
+            </wp14:sizeRelV>
+          </wp:anchor>
+        </w:drawing>
+      </w:r>
+    </w:p>
+    <w:p>
+      <w:pPr>
+        <w:spacing w:before="0" w:after="200" w:line="312" w:lineRule="auto"/>
+        <w:rPr>
+          <w:b/>
+          <w:bCs/>
+          <w:sz w:val="28"/>
+          <w:szCs w:val="28"/>
+        </w:rPr>
+      </w:pPr>
+    </w:p>
+    <w:p>
+      <w:pPr>
+        <w:spacing w:before="0" w:after="200" w:line="312" w:lineRule="auto"/>
+        <w:rPr>
+          <w:b/>
+          <w:bCs/>
+          <w:sz w:val="28"/>
+          <w:szCs w:val="28"/>
+        </w:rPr>
+      </w:pPr>
+    </w:p>
+    <w:p>
+      <w:pPr>
+        <w:spacing w:before="0" w:after="200" w:line="312" w:lineRule="auto"/>
+        <w:rPr>
+          <w:b/>
+          <w:bCs/>
+          <w:sz w:val="28"/>
+          <w:szCs w:val="28"/>
+        </w:rPr>
+      </w:pPr>
+    </w:p>
+    <w:p>
+      <w:pPr>
+        <w:spacing w:before="0" w:after="200" w:line="312" w:lineRule="auto"/>
+        <w:rPr>
+          <w:b/>
+          <w:bCs/>
+          <w:sz w:val="28"/>
+          <w:szCs w:val="28"/>
+        </w:rPr>
+      </w:pPr>
+    </w:p>
+    <w:p>
+      <w:pPr>
+        <w:spacing w:before="0" w:after="200" w:line="312" w:lineRule="auto"/>
+        <w:rPr>
+          <w:b/>
+          <w:bCs/>
+          <w:sz w:val="28"/>
+          <w:szCs w:val="28"/>
+        </w:rPr>
+      </w:pPr>
+    </w:p>
+    <w:p>
+      <w:pPr>
+        <w:spacing w:before="0" w:after="200" w:line="312" w:lineRule="auto"/>
+        <w:rPr>
+          <w:b/>
+          <w:bCs/>
+          <w:sz w:val="28"/>
+          <w:szCs w:val="28"/>
+        </w:rPr>
+      </w:pPr>
+    </w:p>
+    <w:p>
+      <w:pPr>
+        <w:spacing w:before="0" w:after="200" w:line="312" w:lineRule="auto"/>
+        <w:rPr>
+          <w:b/>
+          <w:bCs/>
+          <w:sz w:val="28"/>
+          <w:szCs w:val="28"/>
+        </w:rPr>
+      </w:pPr>
+    </w:p>
+    <w:p>
+      <w:pPr>
+        <w:spacing w:before="0" w:after="200" w:line="312" w:lineRule="auto"/>
+        <w:rPr>
+          <w:b/>
+          <w:bCs/>
+          <w:sz w:val="28"/>
+          <w:szCs w:val="28"/>
+        </w:rPr>
+      </w:pPr>
+    </w:p>
+    <w:p>
+      <w:pPr>
+        <w:spacing w:before="0" w:after="200" w:line="312" w:lineRule="auto"/>
+        <w:rPr>
+          <w:b/>
+          <w:bCs/>
+          <w:sz w:val="28"/>
+          <w:szCs w:val="28"/>
+        </w:rPr>
+      </w:pPr>
+    </w:p>
+    <w:p>
+      <w:pPr>
+        <w:spacing w:before="0" w:after="200" w:line="312" w:lineRule="auto"/>
+        <w:rPr>
+          <w:b/>
+          <w:bCs/>
+          <w:sz w:val="28"/>
+          <w:szCs w:val="28"/>
+        </w:rPr>
+      </w:pPr>
+    </w:p>
+    <w:p>
+      <w:pPr>
+        <w:spacing w:before="0" w:after="200" w:line="312" w:lineRule="auto"/>
+        <w:rPr>
+          <w:b/>
+          <w:bCs/>
+          <w:sz w:val="24"/>
+        </w:rPr>
+      </w:pPr>
+      <w:r>
+        <w:rPr>
+          <w:b/>
+          <w:bCs/>
+          <w:sz w:val="24"/>
+        </w:rPr>
+        <w:lastRenderedPageBreak/>
+        <w:t>Página de películas y series</w:t>
+      </w:r>
+    </w:p>
+    <w:p>
+      <w:pPr>
+        <w:spacing w:before="0" w:after="200" w:line="312" w:lineRule="auto"/>
+        <w:rPr>
+          <w:b/>
+          <w:bCs/>
+          <w:sz w:val="28"/>
+          <w:szCs w:val="28"/>
+        </w:rPr>
+      </w:pPr>
+      <w:r>
+        <w:rPr>
+          <w:b/>
+          <w:bCs/>
+          <w:noProof/>
+          <w:sz w:val="28"/>
+          <w:szCs w:val="28"/>
+        </w:rPr>
+        <w:drawing>
+          <wp:inline distT="0" distB="0" distL="0" distR="0" wp14:anchorId="57FCF02D" wp14:editId="4AB31562">
+            <wp:extent cx="4327451" cy="2353370"/>
+            <wp:effectExtent l="0" t="0" r="0" b="8890"/>
+            <wp:docPr id="2145335911" name="Imagen 1" descr="Pantalla de juego de computadora&#10;&#10;El contenido generado por IA puede ser incorrecto."/>
+            <wp:cNvGraphicFramePr>
+              <a:graphicFrameLocks xmlns:a="http://schemas.openxmlformats.org/drawingml/2006/main" noChangeAspect="1"/>
+            </wp:cNvGraphicFramePr>
+            <a:graphic xmlns:a="http://schemas.openxmlformats.org/drawingml/2006/main">
+              <a:graphicData uri="http://schemas.openxmlformats.org/drawingml/2006/picture">
+                <pic:pic xmlns:pic="http://schemas.openxmlformats.org/drawingml/2006/picture">
+                  <pic:nvPicPr>
+                    <pic:cNvPr id="2145335911" name="Imagen 1" descr="Pantalla de juego de computadora&#10;&#10;El contenido generado por IA puede ser incorrecto."/>
+                    <pic:cNvPicPr/>
+                  </pic:nvPicPr>
+                  <pic:blipFill>
+                    <a:blip r:embed="rId17"/>
+                    <a:stretch>
+                      <a:fillRect/>
+                    </a:stretch>
+                  </pic:blipFill>
+                  <pic:spPr>
+                    <a:xfrm>
+                      <a:off x="0" y="0"/>
+                      <a:ext cx="4359528" cy="2370814"/>
                     </a:xfrm>
                     <a:prstGeom prst="rect">
                       <a:avLst/>
@@ -4244,13 +4109,29 @@
           <w:bCs/>
           <w:sz w:val="24"/>
         </w:rPr>
-        <w:lastRenderedPageBreak/>
-        <w:t>Página Noticias:</w:t>
+        <w:t xml:space="preserve">Info de cada </w:t>
+      </w:r>
+      <w:r>
+        <w:rPr>
+          <w:b/>
+          <w:bCs/>
+          <w:sz w:val="24"/>
+        </w:rPr>
+        <w:t>película/serie</w:t>
+      </w:r>
+      <w:r>
+        <w:rPr>
+          <w:b/>
+          <w:bCs/>
+          <w:sz w:val="24"/>
+        </w:rPr>
+        <w:t>:</w:t>
       </w:r>
     </w:p>
     <w:p>
       <w:pPr>
         <w:spacing w:before="0" w:after="200" w:line="312" w:lineRule="auto"/>
+        <w:jc w:val="center"/>
         <w:rPr>
           <w:b/>
           <w:bCs/>
@@ -4266,18 +4147,18 @@
         <mc:AlternateContent>
           <mc:Choice Requires="wps">
             <w:drawing>
-              <wp:anchor distT="0" distB="0" distL="114300" distR="114300" simplePos="0" relativeHeight="251709440" behindDoc="1" locked="1" layoutInCell="1" allowOverlap="1" wp14:anchorId="2FE3111C" wp14:editId="2040BD82">
+              <wp:anchor distT="0" distB="0" distL="114300" distR="114300" simplePos="0" relativeHeight="251707392" behindDoc="1" locked="1" layoutInCell="1" allowOverlap="1" wp14:anchorId="1AEA1CDF" wp14:editId="149D39C8">
                 <wp:simplePos x="0" y="0"/>
                 <wp:positionH relativeFrom="page">
                   <wp:align>left</wp:align>
                 </wp:positionH>
                 <wp:positionV relativeFrom="paragraph">
-                  <wp:posOffset>-819785</wp:posOffset>
+                  <wp:posOffset>-3823970</wp:posOffset>
                 </wp:positionV>
                 <wp:extent cx="1323975" cy="10828020"/>
                 <wp:effectExtent l="0" t="0" r="9525" b="0"/>
                 <wp:wrapNone/>
-                <wp:docPr id="746796560" name="Rectángulo 2">
+                <wp:docPr id="1857560326" name="Rectángulo 2">
                   <a:extLst xmlns:a="http://schemas.openxmlformats.org/drawingml/2006/main">
                     <a:ext uri="{C183D7F6-B498-43B3-948B-1728B52AA6E4}">
                       <adec:decorative xmlns:adec="http://schemas.microsoft.com/office/drawing/2017/decorative" val="1"/>
@@ -4359,7 +4240,7 @@
           </mc:Choice>
           <mc:Fallback>
             <w:pict>
-              <v:rect w14:anchorId="2FE3111C" id="_x0000_s1037" alt="&quot;&quot;" style="position:absolute;margin-left:0;margin-top:-64.55pt;width:104.25pt;height:852.6pt;z-index:-251607040;visibility:visible;mso-wrap-style:square;mso-width-percent:0;mso-height-percent:0;mso-wrap-distance-left:9pt;mso-wrap-distance-top:0;mso-wrap-distance-right:9pt;mso-wrap-distance-bottom:0;mso-position-horizontal:left;mso-position-horizontal-relative:page;mso-position-vertical:absolute;mso-position-vertical-relative:text;mso-width-percent:0;mso-height-percent:0;mso-width-relative:margin;mso-height-relative:margin;v-text-anchor:bottom" o:gfxdata="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" fillcolor="#404040 [2429]" stroked="f" strokeweight="1pt">
+              <v:rect w14:anchorId="1AEA1CDF" id="_x0000_s1038" alt="&quot;&quot;" style="position:absolute;left:0;text-align:left;margin-left:0;margin-top:-301.1pt;width:104.25pt;height:852.6pt;z-index:-251609088;visibility:visible;mso-wrap-style:square;mso-width-percent:0;mso-height-percent:0;mso-wrap-distance-left:9pt;mso-wrap-distance-top:0;mso-wrap-distance-right:9pt;mso-wrap-distance-bottom:0;mso-position-horizontal:left;mso-position-horizontal-relative:page;mso-position-vertical:absolute;mso-position-vertical-relative:text;mso-width-percent:0;mso-height-percent:0;mso-width-relative:margin;mso-height-relative:margin;v-text-anchor:bottom" o:gfxdata="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" fillcolor="#404040 [2429]" stroked="f" strokeweight="1pt">
                 <v:textbox>
                   <w:txbxContent>
                     <w:p>
@@ -4392,10 +4273,10 @@
           <w:szCs w:val="28"/>
         </w:rPr>
         <w:drawing>
-          <wp:inline distT="0" distB="0" distL="0" distR="0" wp14:anchorId="2CE02763" wp14:editId="6102989F">
-            <wp:extent cx="2341586" cy="5990897"/>
-            <wp:effectExtent l="0" t="0" r="1905" b="0"/>
-            <wp:docPr id="1035708748" name="Imagen 1" descr="Interfaz de usuario gráfica, Sitio web&#10;&#10;El contenido generado por IA puede ser incorrecto."/>
+          <wp:inline distT="0" distB="0" distL="0" distR="0" wp14:anchorId="69426557" wp14:editId="33B97CE5">
+            <wp:extent cx="2359957" cy="5284381"/>
+            <wp:effectExtent l="0" t="0" r="2540" b="0"/>
+            <wp:docPr id="682179403" name="Imagen 1" descr="Pantalla de computadora&#10;&#10;El contenido generado por IA puede ser incorrecto."/>
             <wp:cNvGraphicFramePr>
               <a:graphicFrameLocks xmlns:a="http://schemas.openxmlformats.org/drawingml/2006/main" noChangeAspect="1"/>
             </wp:cNvGraphicFramePr>
@@ -4403,11 +4284,11 @@
               <a:graphicData uri="http://schemas.openxmlformats.org/drawingml/2006/picture">
                 <pic:pic xmlns:pic="http://schemas.openxmlformats.org/drawingml/2006/picture">
                   <pic:nvPicPr>
-                    <pic:cNvPr id="1035708748" name="Imagen 1" descr="Interfaz de usuario gráfica, Sitio web&#10;&#10;El contenido generado por IA puede ser incorrecto."/>
+                    <pic:cNvPr id="682179403" name="Imagen 1" descr="Pantalla de computadora&#10;&#10;El contenido generado por IA puede ser incorrecto."/>
                     <pic:cNvPicPr/>
                   </pic:nvPicPr>
                   <pic:blipFill>
-                    <a:blip r:embed="rId19"/>
+                    <a:blip r:embed="rId18"/>
                     <a:stretch>
                       <a:fillRect/>
                     </a:stretch>
@@ -4415,7 +4296,7 @@
                   <pic:spPr>
                     <a:xfrm>
                       <a:off x="0" y="0"/>
-                      <a:ext cx="2357888" cy="6032606"/>
+                      <a:ext cx="2383907" cy="5338010"/>
                     </a:xfrm>
                     <a:prstGeom prst="rect">
                       <a:avLst/>
@@ -4431,24 +4312,7 @@
     <w:p>
       <w:pPr>
         <w:spacing w:before="0" w:after="200" w:line="312" w:lineRule="auto"/>
-        <w:rPr>
-          <w:b/>
-          <w:bCs/>
-          <w:sz w:val="24"/>
-        </w:rPr>
-      </w:pPr>
-      <w:r>
-        <w:rPr>
-          <w:b/>
-          <w:bCs/>
-          <w:sz w:val="24"/>
-        </w:rPr>
-        <w:t>Filtrados de noticias:</w:t>
-      </w:r>
-    </w:p>
-    <w:p>
-      <w:pPr>
-        <w:spacing w:before="0" w:after="200" w:line="312" w:lineRule="auto"/>
+        <w:jc w:val="center"/>
         <w:rPr>
           <w:b/>
           <w:bCs/>
@@ -4456,50 +4320,6 @@
           <w:szCs w:val="28"/>
         </w:rPr>
       </w:pPr>
-      <w:r>
-        <w:rPr>
-          <w:b/>
-          <w:bCs/>
-          <w:noProof/>
-          <w:sz w:val="28"/>
-          <w:szCs w:val="28"/>
-        </w:rPr>
-        <w:drawing>
-          <wp:inline distT="0" distB="0" distL="0" distR="0" wp14:anchorId="3A050F1A" wp14:editId="65A436AB">
-            <wp:extent cx="5297214" cy="1987252"/>
-            <wp:effectExtent l="0" t="0" r="0" b="0"/>
-            <wp:docPr id="1249468299" name="Imagen 1" descr="Pantalla de un video juego&#10;&#10;El contenido generado por IA puede ser incorrecto."/>
-            <wp:cNvGraphicFramePr>
-              <a:graphicFrameLocks xmlns:a="http://schemas.openxmlformats.org/drawingml/2006/main" noChangeAspect="1"/>
-            </wp:cNvGraphicFramePr>
-            <a:graphic xmlns:a="http://schemas.openxmlformats.org/drawingml/2006/main">
-              <a:graphicData uri="http://schemas.openxmlformats.org/drawingml/2006/picture">
-                <pic:pic xmlns:pic="http://schemas.openxmlformats.org/drawingml/2006/picture">
-                  <pic:nvPicPr>
-                    <pic:cNvPr id="1249468299" name="Imagen 1" descr="Pantalla de un video juego&#10;&#10;El contenido generado por IA puede ser incorrecto."/>
-                    <pic:cNvPicPr/>
-                  </pic:nvPicPr>
-                  <pic:blipFill>
-                    <a:blip r:embed="rId20"/>
-                    <a:stretch>
-                      <a:fillRect/>
-                    </a:stretch>
-                  </pic:blipFill>
-                  <pic:spPr>
-                    <a:xfrm>
-                      <a:off x="0" y="0"/>
-                      <a:ext cx="5349701" cy="2006942"/>
-                    </a:xfrm>
-                    <a:prstGeom prst="rect">
-                      <a:avLst/>
-                    </a:prstGeom>
-                  </pic:spPr>
-                </pic:pic>
-              </a:graphicData>
-            </a:graphic>
-          </wp:inline>
-        </w:drawing>
-      </w:r>
     </w:p>
     <w:p>
       <w:pPr>
@@ -4517,12 +4337,13 @@
           <w:sz w:val="24"/>
         </w:rPr>
         <w:lastRenderedPageBreak/>
-        <w:t>Página de información sobre el premium:</w:t>
+        <w:t>Página Noticias:</w:t>
       </w:r>
     </w:p>
     <w:p>
       <w:pPr>
         <w:spacing w:before="0" w:after="200" w:line="312" w:lineRule="auto"/>
+        <w:jc w:val="center"/>
         <w:rPr>
           <w:b/>
           <w:bCs/>
@@ -4538,18 +4359,18 @@
         <mc:AlternateContent>
           <mc:Choice Requires="wps">
             <w:drawing>
-              <wp:anchor distT="0" distB="0" distL="114300" distR="114300" simplePos="0" relativeHeight="251711488" behindDoc="1" locked="1" layoutInCell="1" allowOverlap="1" wp14:anchorId="4264EEB8" wp14:editId="4D3FC775">
+              <wp:anchor distT="0" distB="0" distL="114300" distR="114300" simplePos="0" relativeHeight="251709440" behindDoc="1" locked="1" layoutInCell="1" allowOverlap="1" wp14:anchorId="2FE3111C" wp14:editId="2D843935">
                 <wp:simplePos x="0" y="0"/>
                 <wp:positionH relativeFrom="page">
                   <wp:align>left</wp:align>
                 </wp:positionH>
                 <wp:positionV relativeFrom="paragraph">
-                  <wp:posOffset>-972185</wp:posOffset>
+                  <wp:posOffset>-819785</wp:posOffset>
                 </wp:positionV>
                 <wp:extent cx="1323975" cy="10828020"/>
                 <wp:effectExtent l="0" t="0" r="9525" b="0"/>
                 <wp:wrapNone/>
-                <wp:docPr id="102552838" name="Rectángulo 2">
+                <wp:docPr id="746796560" name="Rectángulo 2">
                   <a:extLst xmlns:a="http://schemas.openxmlformats.org/drawingml/2006/main">
                     <a:ext uri="{C183D7F6-B498-43B3-948B-1728B52AA6E4}">
                       <adec:decorative xmlns:adec="http://schemas.microsoft.com/office/drawing/2017/decorative" val="1"/>
@@ -4631,7 +4452,7 @@
           </mc:Choice>
           <mc:Fallback>
             <w:pict>
-              <v:rect w14:anchorId="4264EEB8" id="_x0000_s1038" alt="&quot;&quot;" style="position:absolute;margin-left:0;margin-top:-76.55pt;width:104.25pt;height:852.6pt;z-index:-251604992;visibility:visible;mso-wrap-style:square;mso-width-percent:0;mso-height-percent:0;mso-wrap-distance-left:9pt;mso-wrap-distance-top:0;mso-wrap-distance-right:9pt;mso-wrap-distance-bottom:0;mso-position-horizontal:left;mso-position-horizontal-relative:page;mso-position-vertical:absolute;mso-position-vertical-relative:text;mso-width-percent:0;mso-height-percent:0;mso-width-relative:margin;mso-height-relative:margin;v-text-anchor:bottom" o:gfxdata="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" fillcolor="#404040 [2429]" stroked="f" strokeweight="1pt">
+              <v:rect w14:anchorId="2FE3111C" id="_x0000_s1039" alt="&quot;&quot;" style="position:absolute;left:0;text-align:left;margin-left:0;margin-top:-64.55pt;width:104.25pt;height:852.6pt;z-index:-251607040;visibility:visible;mso-wrap-style:square;mso-width-percent:0;mso-height-percent:0;mso-wrap-distance-left:9pt;mso-wrap-distance-top:0;mso-wrap-distance-right:9pt;mso-wrap-distance-bottom:0;mso-position-horizontal:left;mso-position-horizontal-relative:page;mso-position-vertical:absolute;mso-position-vertical-relative:text;mso-width-percent:0;mso-height-percent:0;mso-width-relative:margin;mso-height-relative:margin;v-text-anchor:bottom" o:gfxdata="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" fillcolor="#404040 [2429]" stroked="f" strokeweight="1pt">
                 <v:textbox>
                   <w:txbxContent>
                     <w:p>
@@ -4664,10 +4485,10 @@
           <w:szCs w:val="28"/>
         </w:rPr>
         <w:drawing>
-          <wp:inline distT="0" distB="0" distL="0" distR="0" wp14:anchorId="4198A5C7" wp14:editId="1DEA25D6">
-            <wp:extent cx="3124636" cy="7725853"/>
-            <wp:effectExtent l="0" t="0" r="0" b="8890"/>
-            <wp:docPr id="1020444224" name="Imagen 1" descr="Interfaz de usuario gráfica&#10;&#10;El contenido generado por IA puede ser incorrecto."/>
+          <wp:inline distT="0" distB="0" distL="0" distR="0" wp14:anchorId="2CE02763" wp14:editId="6102989F">
+            <wp:extent cx="2341586" cy="5990897"/>
+            <wp:effectExtent l="0" t="0" r="1905" b="0"/>
+            <wp:docPr id="1035708748" name="Imagen 1" descr="Interfaz de usuario gráfica, Sitio web&#10;&#10;El contenido generado por IA puede ser incorrecto."/>
             <wp:cNvGraphicFramePr>
               <a:graphicFrameLocks xmlns:a="http://schemas.openxmlformats.org/drawingml/2006/main" noChangeAspect="1"/>
             </wp:cNvGraphicFramePr>
@@ -4675,11 +4496,11 @@
               <a:graphicData uri="http://schemas.openxmlformats.org/drawingml/2006/picture">
                 <pic:pic xmlns:pic="http://schemas.openxmlformats.org/drawingml/2006/picture">
                   <pic:nvPicPr>
-                    <pic:cNvPr id="1020444224" name="Imagen 1" descr="Interfaz de usuario gráfica&#10;&#10;El contenido generado por IA puede ser incorrecto."/>
+                    <pic:cNvPr id="1035708748" name="Imagen 1" descr="Interfaz de usuario gráfica, Sitio web&#10;&#10;El contenido generado por IA puede ser incorrecto."/>
                     <pic:cNvPicPr/>
                   </pic:nvPicPr>
                   <pic:blipFill>
-                    <a:blip r:embed="rId21"/>
+                    <a:blip r:embed="rId19"/>
                     <a:stretch>
                       <a:fillRect/>
                     </a:stretch>
@@ -4687,7 +4508,7 @@
                   <pic:spPr>
                     <a:xfrm>
                       <a:off x="0" y="0"/>
-                      <a:ext cx="3124636" cy="7725853"/>
+                      <a:ext cx="2357888" cy="6032606"/>
                     </a:xfrm>
                     <a:prstGeom prst="rect">
                       <a:avLst/>
@@ -4706,62 +4527,22 @@
         <w:rPr>
           <w:b/>
           <w:bCs/>
-          <w:sz w:val="28"/>
-          <w:szCs w:val="28"/>
-        </w:rPr>
-      </w:pPr>
-    </w:p>
-    <w:p>
-      <w:pPr>
-        <w:spacing w:before="0" w:after="200" w:line="312" w:lineRule="auto"/>
-        <w:rPr>
-          <w:b/>
-          <w:bCs/>
-          <w:sz w:val="28"/>
-          <w:szCs w:val="28"/>
-        </w:rPr>
-      </w:pPr>
-    </w:p>
-    <w:p>
-      <w:pPr>
-        <w:spacing w:before="0" w:after="200" w:line="312" w:lineRule="auto"/>
+          <w:sz w:val="24"/>
+        </w:rPr>
+      </w:pPr>
+      <w:r>
         <w:rPr>
           <w:b/>
           <w:bCs/>
           <w:sz w:val="24"/>
         </w:rPr>
-      </w:pPr>
-      <w:r>
-        <w:rPr>
-          <w:b/>
-          <w:bCs/>
-          <w:sz w:val="24"/>
-        </w:rPr>
-        <w:lastRenderedPageBreak/>
-        <w:t xml:space="preserve">Página de </w:t>
-      </w:r>
-      <w:proofErr w:type="spellStart"/>
-      <w:r>
-        <w:rPr>
-          <w:b/>
-          <w:bCs/>
-          <w:sz w:val="24"/>
-        </w:rPr>
-        <w:t>Login</w:t>
-      </w:r>
-      <w:proofErr w:type="spellEnd"/>
-      <w:r>
-        <w:rPr>
-          <w:b/>
-          <w:bCs/>
-          <w:sz w:val="24"/>
-        </w:rPr>
-        <w:t>:</w:t>
+        <w:t>Filtrados de noticias:</w:t>
       </w:r>
     </w:p>
     <w:p>
       <w:pPr>
         <w:spacing w:before="0" w:after="200" w:line="312" w:lineRule="auto"/>
+        <w:jc w:val="center"/>
         <w:rPr>
           <w:b/>
           <w:bCs/>
@@ -4778,10 +4559,10 @@
           <w:szCs w:val="28"/>
         </w:rPr>
         <w:drawing>
-          <wp:inline distT="0" distB="0" distL="0" distR="0" wp14:anchorId="79573A8D" wp14:editId="7DB47FC0">
-            <wp:extent cx="5274310" cy="3411855"/>
-            <wp:effectExtent l="0" t="0" r="2540" b="0"/>
-            <wp:docPr id="60230140" name="Imagen 1" descr="Interfaz de usuario gráfica, Sitio web&#10;&#10;El contenido generado por IA puede ser incorrecto."/>
+          <wp:inline distT="0" distB="0" distL="0" distR="0" wp14:anchorId="3A050F1A" wp14:editId="65A436AB">
+            <wp:extent cx="5297214" cy="1987252"/>
+            <wp:effectExtent l="0" t="0" r="0" b="0"/>
+            <wp:docPr id="1249468299" name="Imagen 1" descr="Pantalla de un video juego&#10;&#10;El contenido generado por IA puede ser incorrecto."/>
             <wp:cNvGraphicFramePr>
               <a:graphicFrameLocks xmlns:a="http://schemas.openxmlformats.org/drawingml/2006/main" noChangeAspect="1"/>
             </wp:cNvGraphicFramePr>
@@ -4789,11 +4570,11 @@
               <a:graphicData uri="http://schemas.openxmlformats.org/drawingml/2006/picture">
                 <pic:pic xmlns:pic="http://schemas.openxmlformats.org/drawingml/2006/picture">
                   <pic:nvPicPr>
-                    <pic:cNvPr id="60230140" name="Imagen 1" descr="Interfaz de usuario gráfica, Sitio web&#10;&#10;El contenido generado por IA puede ser incorrecto."/>
+                    <pic:cNvPr id="1249468299" name="Imagen 1" descr="Pantalla de un video juego&#10;&#10;El contenido generado por IA puede ser incorrecto."/>
                     <pic:cNvPicPr/>
                   </pic:nvPicPr>
                   <pic:blipFill>
-                    <a:blip r:embed="rId22"/>
+                    <a:blip r:embed="rId20"/>
                     <a:stretch>
                       <a:fillRect/>
                     </a:stretch>
@@ -4801,7 +4582,7 @@
                   <pic:spPr>
                     <a:xfrm>
                       <a:off x="0" y="0"/>
-                      <a:ext cx="5274310" cy="3411855"/>
+                      <a:ext cx="5349701" cy="2006942"/>
                     </a:xfrm>
                     <a:prstGeom prst="rect">
                       <a:avLst/>
@@ -4820,21 +4601,33 @@
         <w:rPr>
           <w:b/>
           <w:bCs/>
-          <w:sz w:val="24"/>
-        </w:rPr>
-      </w:pPr>
-      <w:r>
+          <w:sz w:val="28"/>
+          <w:szCs w:val="28"/>
+        </w:rPr>
+      </w:pPr>
+    </w:p>
+    <w:p>
+      <w:pPr>
+        <w:spacing w:before="0" w:after="200" w:line="312" w:lineRule="auto"/>
         <w:rPr>
           <w:b/>
           <w:bCs/>
           <w:sz w:val="24"/>
         </w:rPr>
-        <w:t>Página de registro:</w:t>
+      </w:pPr>
+      <w:r>
+        <w:rPr>
+          <w:b/>
+          <w:bCs/>
+          <w:sz w:val="24"/>
+        </w:rPr>
+        <w:t>Página de información sobre el premium:</w:t>
       </w:r>
     </w:p>
     <w:p>
       <w:pPr>
         <w:spacing w:before="0" w:after="200" w:line="312" w:lineRule="auto"/>
+        <w:jc w:val="center"/>
         <w:rPr>
           <w:b/>
           <w:bCs/>
@@ -4844,122 +4637,24 @@
       </w:pPr>
       <w:r>
         <w:rPr>
-          <w:b/>
-          <w:bCs/>
-          <w:noProof/>
-          <w:sz w:val="28"/>
-          <w:szCs w:val="28"/>
-        </w:rPr>
-        <w:drawing>
-          <wp:inline distT="0" distB="0" distL="0" distR="0" wp14:anchorId="2B23358A" wp14:editId="582C093B">
-            <wp:extent cx="5274310" cy="3513455"/>
-            <wp:effectExtent l="0" t="0" r="2540" b="0"/>
-            <wp:docPr id="462427902" name="Imagen 1" descr="Interfaz de usuario gráfica, Sitio web&#10;&#10;El contenido generado por IA puede ser incorrecto."/>
-            <wp:cNvGraphicFramePr>
-              <a:graphicFrameLocks xmlns:a="http://schemas.openxmlformats.org/drawingml/2006/main" noChangeAspect="1"/>
-            </wp:cNvGraphicFramePr>
-            <a:graphic xmlns:a="http://schemas.openxmlformats.org/drawingml/2006/main">
-              <a:graphicData uri="http://schemas.openxmlformats.org/drawingml/2006/picture">
-                <pic:pic xmlns:pic="http://schemas.openxmlformats.org/drawingml/2006/picture">
-                  <pic:nvPicPr>
-                    <pic:cNvPr id="462427902" name="Imagen 1" descr="Interfaz de usuario gráfica, Sitio web&#10;&#10;El contenido generado por IA puede ser incorrecto."/>
-                    <pic:cNvPicPr/>
-                  </pic:nvPicPr>
-                  <pic:blipFill>
-                    <a:blip r:embed="rId23"/>
-                    <a:stretch>
-                      <a:fillRect/>
-                    </a:stretch>
-                  </pic:blipFill>
-                  <pic:spPr>
-                    <a:xfrm>
-                      <a:off x="0" y="0"/>
-                      <a:ext cx="5274310" cy="3513455"/>
-                    </a:xfrm>
-                    <a:prstGeom prst="rect">
-                      <a:avLst/>
-                    </a:prstGeom>
-                  </pic:spPr>
-                </pic:pic>
-              </a:graphicData>
-            </a:graphic>
-          </wp:inline>
-        </w:drawing>
-      </w:r>
-    </w:p>
-    <w:p>
-      <w:pPr>
-        <w:spacing w:before="0" w:after="200" w:line="312" w:lineRule="auto"/>
-        <w:rPr>
-          <w:b/>
-          <w:bCs/>
-          <w:szCs w:val="20"/>
-        </w:rPr>
-      </w:pPr>
-      <w:proofErr w:type="gramStart"/>
-      <w:r>
-        <w:rPr>
-          <w:b/>
-          <w:bCs/>
-          <w:szCs w:val="20"/>
-        </w:rPr>
-        <w:t>Link</w:t>
-      </w:r>
-      <w:proofErr w:type="gramEnd"/>
-      <w:r>
-        <w:rPr>
-          <w:b/>
-          <w:bCs/>
-          <w:szCs w:val="20"/>
-        </w:rPr>
-        <w:t xml:space="preserve"> del </w:t>
-      </w:r>
-      <w:proofErr w:type="spellStart"/>
-      <w:r>
-        <w:rPr>
-          <w:b/>
-          <w:bCs/>
-          <w:szCs w:val="20"/>
-        </w:rPr>
-        <w:t>figma</w:t>
-      </w:r>
-      <w:proofErr w:type="spellEnd"/>
-      <w:r>
-        <w:rPr>
-          <w:b/>
-          <w:bCs/>
-          <w:szCs w:val="20"/>
-        </w:rPr>
-        <w:t>:</w:t>
-      </w:r>
-    </w:p>
-    <w:p>
-      <w:pPr>
-        <w:spacing w:before="0" w:after="200" w:line="312" w:lineRule="auto"/>
-        <w:rPr>
-          <w:szCs w:val="20"/>
-        </w:rPr>
-      </w:pPr>
-      <w:r>
-        <w:rPr>
           <w:noProof/>
           <w:lang w:bidi="es-ES"/>
         </w:rPr>
         <mc:AlternateContent>
           <mc:Choice Requires="wps">
             <w:drawing>
-              <wp:anchor distT="0" distB="0" distL="114300" distR="114300" simplePos="0" relativeHeight="251713536" behindDoc="1" locked="1" layoutInCell="1" allowOverlap="1" wp14:anchorId="5AD438BF" wp14:editId="611539F1">
+              <wp:anchor distT="0" distB="0" distL="114300" distR="114300" simplePos="0" relativeHeight="251711488" behindDoc="1" locked="1" layoutInCell="1" allowOverlap="1" wp14:anchorId="4264EEB8" wp14:editId="1D0E05BE">
                 <wp:simplePos x="0" y="0"/>
                 <wp:positionH relativeFrom="page">
-                  <wp:posOffset>38100</wp:posOffset>
+                  <wp:align>left</wp:align>
                 </wp:positionH>
                 <wp:positionV relativeFrom="paragraph">
-                  <wp:posOffset>-8839835</wp:posOffset>
+                  <wp:posOffset>-1238885</wp:posOffset>
                 </wp:positionV>
                 <wp:extent cx="1323975" cy="10828020"/>
                 <wp:effectExtent l="0" t="0" r="9525" b="0"/>
                 <wp:wrapNone/>
-                <wp:docPr id="2060577524" name="Rectángulo 2">
+                <wp:docPr id="102552838" name="Rectángulo 2">
                   <a:extLst xmlns:a="http://schemas.openxmlformats.org/drawingml/2006/main">
                     <a:ext uri="{C183D7F6-B498-43B3-948B-1728B52AA6E4}">
                       <adec:decorative xmlns:adec="http://schemas.microsoft.com/office/drawing/2017/decorative" val="1"/>
@@ -5041,7 +4736,7 @@
           </mc:Choice>
           <mc:Fallback>
             <w:pict>
-              <v:rect w14:anchorId="5AD438BF" id="_x0000_s1039" alt="&quot;&quot;" style="position:absolute;margin-left:3pt;margin-top:-696.05pt;width:104.25pt;height:852.6pt;z-index:-251602944;visibility:visible;mso-wrap-style:square;mso-width-percent:0;mso-height-percent:0;mso-wrap-distance-left:9pt;mso-wrap-distance-top:0;mso-wrap-distance-right:9pt;mso-wrap-distance-bottom:0;mso-position-horizontal:absolute;mso-position-horizontal-relative:page;mso-position-vertical:absolute;mso-position-vertical-relative:text;mso-width-percent:0;mso-height-percent:0;mso-width-relative:margin;mso-height-relative:margin;v-text-anchor:bottom" o:gfxdata="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" fillcolor="#404040 [2429]" stroked="f" strokeweight="1pt">
+              <v:rect w14:anchorId="4264EEB8" id="_x0000_s1040" alt="&quot;&quot;" style="position:absolute;left:0;text-align:left;margin-left:0;margin-top:-97.55pt;width:104.25pt;height:852.6pt;z-index:-251604992;visibility:visible;mso-wrap-style:square;mso-width-percent:0;mso-height-percent:0;mso-wrap-distance-left:9pt;mso-wrap-distance-top:0;mso-wrap-distance-right:9pt;mso-wrap-distance-bottom:0;mso-position-horizontal:left;mso-position-horizontal-relative:page;mso-position-vertical:absolute;mso-position-vertical-relative:text;mso-width-percent:0;mso-height-percent:0;mso-width-relative:margin;mso-height-relative:margin;v-text-anchor:bottom" o:gfxdata="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" fillcolor="#404040 [2429]" stroked="f" strokeweight="1pt">
                 <v:textbox>
                   <w:txbxContent>
                     <w:p>
@@ -5065,18 +4760,54 @@
           </mc:Fallback>
         </mc:AlternateContent>
       </w:r>
-      <w:hyperlink r:id="rId24" w:history="1">
-        <w:r>
-          <w:rPr>
-            <w:rStyle w:val="Hipervnculo"/>
-            <w:szCs w:val="20"/>
-          </w:rPr>
-          <w:t>https://www.figma.com/design/C0sj9dbzKaRpJshVfNWokc/TFG_SONAURA?node-id=0-1&amp;t=CzU8caVkRHuZb1jB-1</w:t>
-        </w:r>
-      </w:hyperlink>
-    </w:p>
-    <w:p>
-      <w:pPr>
+      <w:r>
+        <w:rPr>
+          <w:b/>
+          <w:bCs/>
+          <w:noProof/>
+          <w:sz w:val="28"/>
+          <w:szCs w:val="28"/>
+        </w:rPr>
+        <w:drawing>
+          <wp:inline distT="0" distB="0" distL="0" distR="0" wp14:anchorId="4198A5C7" wp14:editId="1DEA25D6">
+            <wp:extent cx="3124636" cy="7725853"/>
+            <wp:effectExtent l="0" t="0" r="0" b="8890"/>
+            <wp:docPr id="1020444224" name="Imagen 1" descr="Interfaz de usuario gráfica&#10;&#10;El contenido generado por IA puede ser incorrecto."/>
+            <wp:cNvGraphicFramePr>
+              <a:graphicFrameLocks xmlns:a="http://schemas.openxmlformats.org/drawingml/2006/main" noChangeAspect="1"/>
+            </wp:cNvGraphicFramePr>
+            <a:graphic xmlns:a="http://schemas.openxmlformats.org/drawingml/2006/main">
+              <a:graphicData uri="http://schemas.openxmlformats.org/drawingml/2006/picture">
+                <pic:pic xmlns:pic="http://schemas.openxmlformats.org/drawingml/2006/picture">
+                  <pic:nvPicPr>
+                    <pic:cNvPr id="1020444224" name="Imagen 1" descr="Interfaz de usuario gráfica&#10;&#10;El contenido generado por IA puede ser incorrecto."/>
+                    <pic:cNvPicPr/>
+                  </pic:nvPicPr>
+                  <pic:blipFill>
+                    <a:blip r:embed="rId21"/>
+                    <a:stretch>
+                      <a:fillRect/>
+                    </a:stretch>
+                  </pic:blipFill>
+                  <pic:spPr>
+                    <a:xfrm>
+                      <a:off x="0" y="0"/>
+                      <a:ext cx="3124636" cy="7725853"/>
+                    </a:xfrm>
+                    <a:prstGeom prst="rect">
+                      <a:avLst/>
+                    </a:prstGeom>
+                  </pic:spPr>
+                </pic:pic>
+              </a:graphicData>
+            </a:graphic>
+          </wp:inline>
+        </w:drawing>
+      </w:r>
+    </w:p>
+    <w:p>
+      <w:pPr>
+        <w:spacing w:before="0" w:after="200" w:line="312" w:lineRule="auto"/>
         <w:rPr>
           <w:b/>
           <w:bCs/>
@@ -5084,19 +4815,84 @@
           <w:szCs w:val="28"/>
         </w:rPr>
       </w:pPr>
-      <w:r>
+    </w:p>
+    <w:p>
+      <w:pPr>
+        <w:spacing w:before="0" w:after="200" w:line="312" w:lineRule="auto"/>
+        <w:rPr>
+          <w:b/>
+          <w:bCs/>
+          <w:sz w:val="24"/>
+        </w:rPr>
+      </w:pPr>
+      <w:r>
+        <w:rPr>
+          <w:b/>
+          <w:bCs/>
+          <w:sz w:val="24"/>
+        </w:rPr>
+        <w:lastRenderedPageBreak/>
+        <w:t>Página de Login:</w:t>
+      </w:r>
+    </w:p>
+    <w:p>
+      <w:pPr>
+        <w:spacing w:before="0" w:after="200" w:line="312" w:lineRule="auto"/>
         <w:rPr>
           <w:b/>
           <w:bCs/>
           <w:sz w:val="28"/>
           <w:szCs w:val="28"/>
         </w:rPr>
-        <w:lastRenderedPageBreak/>
-        <w:t>Principios de Usabilidad y Accesibilidad</w:t>
-      </w:r>
-    </w:p>
-    <w:p>
-      <w:pPr>
+      </w:pPr>
+      <w:r>
+        <w:rPr>
+          <w:b/>
+          <w:bCs/>
+          <w:noProof/>
+          <w:sz w:val="28"/>
+          <w:szCs w:val="28"/>
+        </w:rPr>
+        <w:drawing>
+          <wp:inline distT="0" distB="0" distL="0" distR="0" wp14:anchorId="79573A8D" wp14:editId="411CC807">
+            <wp:extent cx="5274310" cy="3411855"/>
+            <wp:effectExtent l="0" t="0" r="2540" b="0"/>
+            <wp:docPr id="60230140" name="Imagen 1" descr="Interfaz de usuario gráfica, Sitio web&#10;&#10;El contenido generado por IA puede ser incorrecto."/>
+            <wp:cNvGraphicFramePr>
+              <a:graphicFrameLocks xmlns:a="http://schemas.openxmlformats.org/drawingml/2006/main" noChangeAspect="1"/>
+            </wp:cNvGraphicFramePr>
+            <a:graphic xmlns:a="http://schemas.openxmlformats.org/drawingml/2006/main">
+              <a:graphicData uri="http://schemas.openxmlformats.org/drawingml/2006/picture">
+                <pic:pic xmlns:pic="http://schemas.openxmlformats.org/drawingml/2006/picture">
+                  <pic:nvPicPr>
+                    <pic:cNvPr id="60230140" name="Imagen 1" descr="Interfaz de usuario gráfica, Sitio web&#10;&#10;El contenido generado por IA puede ser incorrecto."/>
+                    <pic:cNvPicPr/>
+                  </pic:nvPicPr>
+                  <pic:blipFill>
+                    <a:blip r:embed="rId22"/>
+                    <a:stretch>
+                      <a:fillRect/>
+                    </a:stretch>
+                  </pic:blipFill>
+                  <pic:spPr>
+                    <a:xfrm>
+                      <a:off x="0" y="0"/>
+                      <a:ext cx="5274310" cy="3411855"/>
+                    </a:xfrm>
+                    <a:prstGeom prst="rect">
+                      <a:avLst/>
+                    </a:prstGeom>
+                  </pic:spPr>
+                </pic:pic>
+              </a:graphicData>
+            </a:graphic>
+          </wp:inline>
+        </w:drawing>
+      </w:r>
+    </w:p>
+    <w:p>
+      <w:pPr>
+        <w:spacing w:before="0" w:after="200" w:line="312" w:lineRule="auto"/>
         <w:rPr>
           <w:b/>
           <w:bCs/>
@@ -5105,151 +4901,24 @@
       </w:pPr>
       <w:r>
         <w:rPr>
-          <w:b/>
-          <w:bCs/>
-          <w:sz w:val="24"/>
-        </w:rPr>
-        <w:t>Usabilidad</w:t>
-      </w:r>
-    </w:p>
-    <w:p>
-      <w:r>
-        <w:t>La usabilidad es un aspecto clave en el diseño de nuestro blog de entretenimiento, ya que influye directamente en la facilidad con la que los usuarios interactúan con la plataforma. Para garantizar una experiencia satisfactoria, nos basamos en principios reconocidos como los de Jakob Nielsen.</w:t>
-      </w:r>
-    </w:p>
-    <w:p>
-      <w:r>
-        <w:rPr>
-          <w:b/>
-          <w:bCs/>
-        </w:rPr>
-        <w:t>Principios aplicados:</w:t>
-      </w:r>
-    </w:p>
-    <w:p>
-      <w:pPr>
-        <w:numPr>
-          <w:ilvl w:val="0"/>
-          <w:numId w:val="29"/>
-        </w:numPr>
-      </w:pPr>
-      <w:r>
-        <w:rPr>
-          <w:b/>
-          <w:bCs/>
-        </w:rPr>
-        <w:t>Consistencia visual y funcional:</w:t>
-      </w:r>
-      <w:r>
-        <w:br/>
-        <w:t xml:space="preserve">Todos los elementos interactivos mantendrán un diseño coherente en todas las páginas. La navegación principal (Inicio, Películas, Series, </w:t>
-      </w:r>
-      <w:proofErr w:type="spellStart"/>
-      <w:r>
-        <w:t>Login</w:t>
-      </w:r>
-      <w:proofErr w:type="spellEnd"/>
-      <w:r>
-        <w:t>/</w:t>
-      </w:r>
-      <w:proofErr w:type="spellStart"/>
-      <w:r>
-        <w:t>Logout</w:t>
-      </w:r>
-      <w:proofErr w:type="spellEnd"/>
-      <w:r>
-        <w:t>) será uniforme y siempre visible.</w:t>
-      </w:r>
-    </w:p>
-    <w:p>
-      <w:pPr>
-        <w:numPr>
-          <w:ilvl w:val="0"/>
-          <w:numId w:val="29"/>
-        </w:numPr>
-      </w:pPr>
-      <w:r>
-        <w:rPr>
-          <w:b/>
-          <w:bCs/>
-        </w:rPr>
-        <w:t>Claridad en la interacción:</w:t>
-      </w:r>
-      <w:r>
-        <w:br/>
-        <w:t>Los botones y acciones estarán claramente etiquetados. Se priorizará el uso de texto acompañado de iconos para evitar ambigüedades.</w:t>
-      </w:r>
-    </w:p>
-    <w:p>
-      <w:pPr>
-        <w:numPr>
-          <w:ilvl w:val="0"/>
-          <w:numId w:val="29"/>
-        </w:numPr>
-      </w:pPr>
-      <w:r>
-        <w:rPr>
-          <w:b/>
-          <w:bCs/>
-        </w:rPr>
-        <w:t>Retroalimentación inmediata:</w:t>
-      </w:r>
-      <w:r>
-        <w:br/>
-        <w:t>El sistema ofrecerá mensajes o señales visuales (como animaciones o alertas) al realizar acciones como valorar una serie, seguir una película o guardar un cambio en una lista.</w:t>
-      </w:r>
-    </w:p>
-    <w:p>
-      <w:pPr>
-        <w:numPr>
-          <w:ilvl w:val="0"/>
-          <w:numId w:val="29"/>
-        </w:numPr>
-      </w:pPr>
-      <w:r>
-        <w:rPr>
-          <w:b/>
-          <w:bCs/>
-        </w:rPr>
-        <w:t>Prevención y recuperación de errores:</w:t>
-      </w:r>
-      <w:r>
-        <w:br/>
-        <w:t>Se implementarán validaciones en formularios y confirmaciones para acciones irreversibles (por ejemplo, eliminar contenido de una lista).</w:t>
-      </w:r>
-    </w:p>
-    <w:p>
-      <w:pPr>
-        <w:ind w:left="720"/>
-      </w:pPr>
-    </w:p>
-    <w:p>
-      <w:pPr>
-        <w:numPr>
-          <w:ilvl w:val="0"/>
-          <w:numId w:val="29"/>
-        </w:numPr>
-      </w:pPr>
-      <w:r>
-        <w:rPr>
           <w:noProof/>
           <w:lang w:bidi="es-ES"/>
         </w:rPr>
         <mc:AlternateContent>
           <mc:Choice Requires="wps">
             <w:drawing>
-              <wp:anchor distT="0" distB="0" distL="114300" distR="114300" simplePos="0" relativeHeight="251715584" behindDoc="1" locked="1" layoutInCell="1" allowOverlap="1" wp14:anchorId="61E29BC6" wp14:editId="5A3AE856">
+              <wp:anchor distT="0" distB="0" distL="114300" distR="114300" simplePos="0" relativeHeight="251738112" behindDoc="1" locked="1" layoutInCell="1" allowOverlap="1" wp14:anchorId="6349116C" wp14:editId="0B518658">
                 <wp:simplePos x="0" y="0"/>
                 <wp:positionH relativeFrom="page">
                   <wp:align>left</wp:align>
                 </wp:positionH>
                 <wp:positionV relativeFrom="paragraph">
-                  <wp:posOffset>-5734685</wp:posOffset>
+                  <wp:posOffset>-4431030</wp:posOffset>
                 </wp:positionV>
                 <wp:extent cx="1323975" cy="10828020"/>
                 <wp:effectExtent l="0" t="0" r="9525" b="0"/>
                 <wp:wrapNone/>
-                <wp:docPr id="321963092" name="Rectángulo 2">
+                <wp:docPr id="1727685176" name="Rectángulo 2">
                   <a:extLst xmlns:a="http://schemas.openxmlformats.org/drawingml/2006/main">
                     <a:ext uri="{C183D7F6-B498-43B3-948B-1728B52AA6E4}">
                       <adec:decorative xmlns:adec="http://schemas.microsoft.com/office/drawing/2017/decorative" val="1"/>
@@ -5305,7 +4974,13 @@
                               <w:rPr>
                                 <w:lang w:bidi="es-ES"/>
                               </w:rPr>
-                              <w:t>11</w:t>
+                              <w:t>1</w:t>
+                            </w:r>
+                            <w:r>
+                              <w:rPr>
+                                <w:lang w:bidi="es-ES"/>
+                              </w:rPr>
+                              <w:t>1</w:t>
                             </w:r>
                           </w:p>
                           <w:p/>
@@ -5331,7 +5006,7 @@
           </mc:Choice>
           <mc:Fallback>
             <w:pict>
-              <v:rect w14:anchorId="61E29BC6" id="_x0000_s1040" alt="&quot;&quot;" style="position:absolute;left:0;text-align:left;margin-left:0;margin-top:-451.55pt;width:104.25pt;height:852.6pt;z-index:-251600896;visibility:visible;mso-wrap-style:square;mso-width-percent:0;mso-height-percent:0;mso-wrap-distance-left:9pt;mso-wrap-distance-top:0;mso-wrap-distance-right:9pt;mso-wrap-distance-bottom:0;mso-position-horizontal:left;mso-position-horizontal-relative:page;mso-position-vertical:absolute;mso-position-vertical-relative:text;mso-width-percent:0;mso-height-percent:0;mso-width-relative:margin;mso-height-relative:margin;v-text-anchor:bottom" o:gfxdata="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" fillcolor="#404040 [2429]" stroked="f" strokeweight="1pt">
+              <v:rect w14:anchorId="6349116C" id="_x0000_s1041" alt="&quot;&quot;" style="position:absolute;margin-left:0;margin-top:-348.9pt;width:104.25pt;height:852.6pt;z-index:-251578368;visibility:visible;mso-wrap-style:square;mso-width-percent:0;mso-height-percent:0;mso-wrap-distance-left:9pt;mso-wrap-distance-top:0;mso-wrap-distance-right:9pt;mso-wrap-distance-bottom:0;mso-position-horizontal:left;mso-position-horizontal-relative:page;mso-position-vertical:absolute;mso-position-vertical-relative:text;mso-width-percent:0;mso-height-percent:0;mso-width-relative:margin;mso-height-relative:margin;v-text-anchor:bottom" o:gfxdata="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" fillcolor="#404040 [2429]" stroked="f" strokeweight="1pt">
                 <v:textbox>
                   <w:txbxContent>
                     <w:p>
@@ -5342,7 +5017,13 @@
                         <w:rPr>
                           <w:lang w:bidi="es-ES"/>
                         </w:rPr>
-                        <w:t>11</w:t>
+                        <w:t>1</w:t>
+                      </w:r>
+                      <w:r>
+                        <w:rPr>
+                          <w:lang w:bidi="es-ES"/>
+                        </w:rPr>
+                        <w:t>1</w:t>
                       </w:r>
                     </w:p>
                     <w:p/>
@@ -5359,12 +5040,150 @@
         <w:rPr>
           <w:b/>
           <w:bCs/>
-        </w:rPr>
-        <w:t>Navegación intuitiva:</w:t>
-      </w:r>
-      <w:r>
-        <w:br/>
-        <w:t>El usuario podrá moverse fácilmente entre secciones, con rutas claras de acceso y retorno, especialmente entre contenido relacionado (como temporadas de una serie o recomendaciones similares).</w:t>
+          <w:sz w:val="24"/>
+        </w:rPr>
+        <w:t>Página de registro:</w:t>
+      </w:r>
+    </w:p>
+    <w:p>
+      <w:pPr>
+        <w:spacing w:before="0" w:after="200" w:line="312" w:lineRule="auto"/>
+        <w:rPr>
+          <w:b/>
+          <w:bCs/>
+          <w:sz w:val="28"/>
+          <w:szCs w:val="28"/>
+        </w:rPr>
+      </w:pPr>
+      <w:r>
+        <w:rPr>
+          <w:b/>
+          <w:bCs/>
+          <w:noProof/>
+          <w:sz w:val="28"/>
+          <w:szCs w:val="28"/>
+        </w:rPr>
+        <w:drawing>
+          <wp:inline distT="0" distB="0" distL="0" distR="0" wp14:anchorId="2B23358A" wp14:editId="582C093B">
+            <wp:extent cx="5274310" cy="3513455"/>
+            <wp:effectExtent l="0" t="0" r="2540" b="0"/>
+            <wp:docPr id="462427902" name="Imagen 1" descr="Interfaz de usuario gráfica, Sitio web&#10;&#10;El contenido generado por IA puede ser incorrecto."/>
+            <wp:cNvGraphicFramePr>
+              <a:graphicFrameLocks xmlns:a="http://schemas.openxmlformats.org/drawingml/2006/main" noChangeAspect="1"/>
+            </wp:cNvGraphicFramePr>
+            <a:graphic xmlns:a="http://schemas.openxmlformats.org/drawingml/2006/main">
+              <a:graphicData uri="http://schemas.openxmlformats.org/drawingml/2006/picture">
+                <pic:pic xmlns:pic="http://schemas.openxmlformats.org/drawingml/2006/picture">
+                  <pic:nvPicPr>
+                    <pic:cNvPr id="462427902" name="Imagen 1" descr="Interfaz de usuario gráfica, Sitio web&#10;&#10;El contenido generado por IA puede ser incorrecto."/>
+                    <pic:cNvPicPr/>
+                  </pic:nvPicPr>
+                  <pic:blipFill>
+                    <a:blip r:embed="rId23"/>
+                    <a:stretch>
+                      <a:fillRect/>
+                    </a:stretch>
+                  </pic:blipFill>
+                  <pic:spPr>
+                    <a:xfrm>
+                      <a:off x="0" y="0"/>
+                      <a:ext cx="5274310" cy="3513455"/>
+                    </a:xfrm>
+                    <a:prstGeom prst="rect">
+                      <a:avLst/>
+                    </a:prstGeom>
+                  </pic:spPr>
+                </pic:pic>
+              </a:graphicData>
+            </a:graphic>
+          </wp:inline>
+        </w:drawing>
+      </w:r>
+    </w:p>
+    <w:p>
+      <w:pPr>
+        <w:spacing w:before="0" w:after="200" w:line="312" w:lineRule="auto"/>
+        <w:rPr>
+          <w:b/>
+          <w:bCs/>
+          <w:szCs w:val="20"/>
+        </w:rPr>
+      </w:pPr>
+      <w:r>
+        <w:rPr>
+          <w:b/>
+          <w:bCs/>
+          <w:szCs w:val="20"/>
+        </w:rPr>
+        <w:t>Link del figma:</w:t>
+      </w:r>
+    </w:p>
+    <w:p>
+      <w:pPr>
+        <w:spacing w:before="0" w:after="200" w:line="312" w:lineRule="auto"/>
+        <w:rPr>
+          <w:szCs w:val="20"/>
+        </w:rPr>
+      </w:pPr>
+      <w:hyperlink r:id="rId24" w:history="1">
+        <w:r>
+          <w:rPr>
+            <w:rStyle w:val="Hipervnculo"/>
+            <w:szCs w:val="20"/>
+          </w:rPr>
+          <w:t>https://www.figma.com/design/C0sj9dbzKaRpJshVfNWokc/TFG_SONAURA?node-id=0-1&amp;t=CzU8caVkRHuZb1jB-1</w:t>
+        </w:r>
+      </w:hyperlink>
+    </w:p>
+    <w:p>
+      <w:pPr>
+        <w:rPr>
+          <w:b/>
+          <w:bCs/>
+          <w:sz w:val="28"/>
+          <w:szCs w:val="28"/>
+        </w:rPr>
+      </w:pPr>
+      <w:r>
+        <w:rPr>
+          <w:b/>
+          <w:bCs/>
+          <w:sz w:val="28"/>
+          <w:szCs w:val="28"/>
+        </w:rPr>
+        <w:lastRenderedPageBreak/>
+        <w:t>Principios de Usabilidad y Accesibilidad</w:t>
+      </w:r>
+    </w:p>
+    <w:p>
+      <w:pPr>
+        <w:rPr>
+          <w:b/>
+          <w:bCs/>
+          <w:sz w:val="24"/>
+        </w:rPr>
+      </w:pPr>
+      <w:r>
+        <w:rPr>
+          <w:b/>
+          <w:bCs/>
+          <w:sz w:val="24"/>
+        </w:rPr>
+        <w:t>Usabilidad</w:t>
+      </w:r>
+    </w:p>
+    <w:p>
+      <w:r>
+        <w:t>La usabilidad es un aspecto clave en el diseño de nuestro blog de entretenimiento, ya que influye directamente en la facilidad con la que los usuarios interactúan con la plataforma. Para garantizar una experiencia satisfactoria, nos basamos en principios reconocidos como los de Jakob Nielsen.</w:t>
+      </w:r>
+    </w:p>
+    <w:p>
+      <w:r>
+        <w:rPr>
+          <w:b/>
+          <w:bCs/>
+        </w:rPr>
+        <w:t>Principios aplicados:</w:t>
       </w:r>
     </w:p>
     <w:p>
@@ -5376,271 +5195,24 @@
       </w:pPr>
       <w:r>
         <w:rPr>
-          <w:b/>
-          <w:bCs/>
-        </w:rPr>
-        <w:t>Adaptación a diferentes niveles de usuario:</w:t>
-      </w:r>
-      <w:r>
-        <w:br/>
-        <w:t>La interfaz será accesible y comprensible para usuarios nuevos, pero también incluirá atajos o funcionalidades adicionales para usuarios registrados y suscriptores.</w:t>
-      </w:r>
-    </w:p>
-    <w:p>
-      <w:pPr>
-        <w:ind w:left="720"/>
-      </w:pPr>
-    </w:p>
-    <w:p>
-      <w:pPr>
-        <w:ind w:left="720"/>
-      </w:pPr>
-    </w:p>
-    <w:p>
-      <w:pPr>
-        <w:ind w:left="720"/>
-      </w:pPr>
-    </w:p>
-    <w:p>
-      <w:pPr>
-        <w:ind w:left="720"/>
-      </w:pPr>
-    </w:p>
-    <w:p>
-      <w:pPr>
-        <w:ind w:left="720"/>
-      </w:pPr>
-    </w:p>
-    <w:p>
-      <w:pPr>
-        <w:ind w:left="720"/>
-      </w:pPr>
-    </w:p>
-    <w:p>
-      <w:pPr>
-        <w:rPr>
-          <w:b/>
-          <w:bCs/>
-          <w:sz w:val="24"/>
-        </w:rPr>
-      </w:pPr>
-      <w:r>
-        <w:rPr>
-          <w:b/>
-          <w:bCs/>
-          <w:sz w:val="24"/>
-        </w:rPr>
-        <w:lastRenderedPageBreak/>
-        <w:t>Accesibilidad</w:t>
-      </w:r>
-    </w:p>
-    <w:p>
-      <w:r>
-        <w:t>El diseño accesible es fundamental para que cualquier persona, independientemente de sus capacidades físicas o cognitivas, pueda utilizar la aplicación correctamente. Nos basamos en las directrices de accesibilidad WCAG 2.1.</w:t>
-      </w:r>
-    </w:p>
-    <w:p>
-      <w:r>
-        <w:rPr>
-          <w:b/>
-          <w:bCs/>
-        </w:rPr>
-        <w:t>Principios aplicados:</w:t>
-      </w:r>
-    </w:p>
-    <w:p>
-      <w:pPr>
-        <w:numPr>
-          <w:ilvl w:val="0"/>
-          <w:numId w:val="30"/>
-        </w:numPr>
-      </w:pPr>
-      <w:r>
-        <w:rPr>
-          <w:b/>
-          <w:bCs/>
-        </w:rPr>
-        <w:t>Perceptible:</w:t>
-      </w:r>
-    </w:p>
-    <w:p>
-      <w:pPr>
-        <w:numPr>
-          <w:ilvl w:val="1"/>
-          <w:numId w:val="30"/>
-        </w:numPr>
-      </w:pPr>
-      <w:r>
-        <w:t>Uso de alto contraste entre texto y fondo para facilitar la lectura.</w:t>
-      </w:r>
-    </w:p>
-    <w:p>
-      <w:pPr>
-        <w:numPr>
-          <w:ilvl w:val="1"/>
-          <w:numId w:val="30"/>
-        </w:numPr>
-      </w:pPr>
-      <w:r>
-        <w:t>Inclusión de texto alternativo en todas las imágenes (como portadas o banners).</w:t>
-      </w:r>
-    </w:p>
-    <w:p>
-      <w:pPr>
-        <w:numPr>
-          <w:ilvl w:val="1"/>
-          <w:numId w:val="30"/>
-        </w:numPr>
-      </w:pPr>
-      <w:r>
-        <w:t>Subtítulos o transcripciones para cualquier contenido audiovisual que se incorpore.</w:t>
-      </w:r>
-    </w:p>
-    <w:p>
-      <w:pPr>
-        <w:numPr>
-          <w:ilvl w:val="0"/>
-          <w:numId w:val="30"/>
-        </w:numPr>
-      </w:pPr>
-      <w:r>
-        <w:rPr>
-          <w:b/>
-          <w:bCs/>
-        </w:rPr>
-        <w:t>Operable:</w:t>
-      </w:r>
-    </w:p>
-    <w:p>
-      <w:pPr>
-        <w:numPr>
-          <w:ilvl w:val="1"/>
-          <w:numId w:val="30"/>
-        </w:numPr>
-      </w:pPr>
-      <w:r>
-        <w:t>Todos los botones, menús y formularios podrán utilizarse completamente mediante teclado.</w:t>
-      </w:r>
-    </w:p>
-    <w:p>
-      <w:pPr>
-        <w:numPr>
-          <w:ilvl w:val="1"/>
-          <w:numId w:val="30"/>
-        </w:numPr>
-      </w:pPr>
-      <w:r>
-        <w:t>Áreas táctiles suficientemente grandes para su uso en dispositivos móviles.</w:t>
-      </w:r>
-    </w:p>
-    <w:p>
-      <w:pPr>
-        <w:numPr>
-          <w:ilvl w:val="0"/>
-          <w:numId w:val="30"/>
-        </w:numPr>
-      </w:pPr>
-      <w:r>
-        <w:rPr>
-          <w:b/>
-          <w:bCs/>
-        </w:rPr>
-        <w:t>Comprensible:</w:t>
-      </w:r>
-    </w:p>
-    <w:p>
-      <w:pPr>
-        <w:numPr>
-          <w:ilvl w:val="1"/>
-          <w:numId w:val="30"/>
-        </w:numPr>
-      </w:pPr>
-      <w:r>
-        <w:t>Lenguaje claro y directo en todos los textos y etiquetas.</w:t>
-      </w:r>
-    </w:p>
-    <w:p>
-      <w:pPr>
-        <w:numPr>
-          <w:ilvl w:val="1"/>
-          <w:numId w:val="30"/>
-        </w:numPr>
-      </w:pPr>
-      <w:r>
-        <w:t>Instrucciones visibles en las funcionalidades más avanzadas, como listas personalizadas o el calendario de seguimiento.</w:t>
-      </w:r>
-    </w:p>
-    <w:p>
-      <w:pPr>
-        <w:numPr>
-          <w:ilvl w:val="0"/>
-          <w:numId w:val="30"/>
-        </w:numPr>
-      </w:pPr>
-      <w:r>
-        <w:rPr>
-          <w:b/>
-          <w:bCs/>
-        </w:rPr>
-        <w:t>Robusto:</w:t>
-      </w:r>
-    </w:p>
-    <w:p>
-      <w:pPr>
-        <w:numPr>
-          <w:ilvl w:val="1"/>
-          <w:numId w:val="30"/>
-        </w:numPr>
-      </w:pPr>
-      <w:r>
-        <w:t>Uso correcto de etiquetas semánticas HTML para garantizar compatibilidad con lectores de pantalla.</w:t>
-      </w:r>
-    </w:p>
-    <w:p>
-      <w:pPr>
-        <w:numPr>
-          <w:ilvl w:val="1"/>
-          <w:numId w:val="30"/>
-        </w:numPr>
-      </w:pPr>
-      <w:r>
-        <w:t xml:space="preserve">La plataforma estará optimizada para su uso con tecnologías </w:t>
-      </w:r>
-      <w:proofErr w:type="spellStart"/>
-      <w:r>
-        <w:t>asistivas</w:t>
-      </w:r>
-      <w:proofErr w:type="spellEnd"/>
-      <w:r>
-        <w:t xml:space="preserve"> modernas.</w:t>
-      </w:r>
-    </w:p>
-    <w:p/>
-    <w:p/>
-    <w:p/>
-    <w:p/>
-    <w:p/>
-    <w:p>
-      <w:r>
-        <w:rPr>
           <w:noProof/>
           <w:lang w:bidi="es-ES"/>
         </w:rPr>
         <mc:AlternateContent>
           <mc:Choice Requires="wps">
             <w:drawing>
-              <wp:anchor distT="0" distB="0" distL="114300" distR="114300" simplePos="0" relativeHeight="251717632" behindDoc="1" locked="1" layoutInCell="1" allowOverlap="1" wp14:anchorId="3EDA2407" wp14:editId="79BE8342">
+              <wp:anchor distT="0" distB="0" distL="114300" distR="114300" simplePos="0" relativeHeight="251734016" behindDoc="1" locked="1" layoutInCell="1" allowOverlap="1" wp14:anchorId="1B3E023C" wp14:editId="156BD46D">
                 <wp:simplePos x="0" y="0"/>
                 <wp:positionH relativeFrom="page">
                   <wp:align>left</wp:align>
                 </wp:positionH>
                 <wp:positionV relativeFrom="paragraph">
-                  <wp:posOffset>-9163685</wp:posOffset>
+                  <wp:posOffset>-2317115</wp:posOffset>
                 </wp:positionV>
                 <wp:extent cx="1323975" cy="10828020"/>
                 <wp:effectExtent l="0" t="0" r="9525" b="0"/>
                 <wp:wrapNone/>
-                <wp:docPr id="1487285743" name="Rectángulo 2">
+                <wp:docPr id="1934866527" name="Rectángulo 2">
                   <a:extLst xmlns:a="http://schemas.openxmlformats.org/drawingml/2006/main">
                     <a:ext uri="{C183D7F6-B498-43B3-948B-1728B52AA6E4}">
                       <adec:decorative xmlns:adec="http://schemas.microsoft.com/office/drawing/2017/decorative" val="1"/>
@@ -5696,7 +5268,13 @@
                               <w:rPr>
                                 <w:lang w:bidi="es-ES"/>
                               </w:rPr>
-                              <w:t>12</w:t>
+                              <w:t>1</w:t>
+                            </w:r>
+                            <w:r>
+                              <w:rPr>
+                                <w:lang w:bidi="es-ES"/>
+                              </w:rPr>
+                              <w:t>2</w:t>
                             </w:r>
                           </w:p>
                           <w:p/>
@@ -5722,7 +5300,7 @@
           </mc:Choice>
           <mc:Fallback>
             <w:pict>
-              <v:rect w14:anchorId="3EDA2407" id="_x0000_s1041" alt="&quot;&quot;" style="position:absolute;margin-left:0;margin-top:-721.55pt;width:104.25pt;height:852.6pt;z-index:-251598848;visibility:visible;mso-wrap-style:square;mso-width-percent:0;mso-height-percent:0;mso-wrap-distance-left:9pt;mso-wrap-distance-top:0;mso-wrap-distance-right:9pt;mso-wrap-distance-bottom:0;mso-position-horizontal:left;mso-position-horizontal-relative:page;mso-position-vertical:absolute;mso-position-vertical-relative:text;mso-width-percent:0;mso-height-percent:0;mso-width-relative:margin;mso-height-relative:margin;v-text-anchor:bottom" o:gfxdata="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" fillcolor="#404040 [2429]" stroked="f" strokeweight="1pt">
+              <v:rect w14:anchorId="1B3E023C" id="_x0000_s1042" alt="&quot;&quot;" style="position:absolute;left:0;text-align:left;margin-left:0;margin-top:-182.45pt;width:104.25pt;height:852.6pt;z-index:-251582464;visibility:visible;mso-wrap-style:square;mso-width-percent:0;mso-height-percent:0;mso-wrap-distance-left:9pt;mso-wrap-distance-top:0;mso-wrap-distance-right:9pt;mso-wrap-distance-bottom:0;mso-position-horizontal:left;mso-position-horizontal-relative:page;mso-position-vertical:absolute;mso-position-vertical-relative:text;mso-width-percent:0;mso-height-percent:0;mso-width-relative:margin;mso-height-relative:margin;v-text-anchor:bottom" o:gfxdata="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" fillcolor="#404040 [2429]" stroked="f" strokeweight="1pt">
                 <v:textbox>
                   <w:txbxContent>
                     <w:p>
@@ -5733,7 +5311,13 @@
                         <w:rPr>
                           <w:lang w:bidi="es-ES"/>
                         </w:rPr>
-                        <w:t>12</w:t>
+                        <w:t>1</w:t>
+                      </w:r>
+                      <w:r>
+                        <w:rPr>
+                          <w:lang w:bidi="es-ES"/>
+                        </w:rPr>
+                        <w:t>2</w:t>
                       </w:r>
                     </w:p>
                     <w:p/>
@@ -5746,10 +5330,122 @@
           </mc:Fallback>
         </mc:AlternateContent>
       </w:r>
-    </w:p>
-    <w:p>
-      <w:pPr>
-        <w:spacing w:before="0" w:after="200" w:line="312" w:lineRule="auto"/>
+      <w:r>
+        <w:rPr>
+          <w:b/>
+          <w:bCs/>
+        </w:rPr>
+        <w:t>Consistencia visual y funcional:</w:t>
+      </w:r>
+      <w:r>
+        <w:br/>
+        <w:t>Todos los elementos interactivos mantendrán un diseño coherente en todas las páginas. La navegación principal (Inicio, Películas, Series, Login/Logout) será uniforme y siempre visible.</w:t>
+      </w:r>
+    </w:p>
+    <w:p>
+      <w:pPr>
+        <w:numPr>
+          <w:ilvl w:val="0"/>
+          <w:numId w:val="29"/>
+        </w:numPr>
+      </w:pPr>
+      <w:r>
+        <w:rPr>
+          <w:b/>
+          <w:bCs/>
+        </w:rPr>
+        <w:t>Claridad en la interacción:</w:t>
+      </w:r>
+      <w:r>
+        <w:br/>
+        <w:t>Los botones y acciones estarán claramente etiquetados. Se priorizará el uso de texto acompañado de iconos para evitar ambigüedades.</w:t>
+      </w:r>
+    </w:p>
+    <w:p>
+      <w:pPr>
+        <w:numPr>
+          <w:ilvl w:val="0"/>
+          <w:numId w:val="29"/>
+        </w:numPr>
+      </w:pPr>
+      <w:r>
+        <w:rPr>
+          <w:b/>
+          <w:bCs/>
+        </w:rPr>
+        <w:t>Retroalimentación inmediata:</w:t>
+      </w:r>
+      <w:r>
+        <w:br/>
+        <w:t>El sistema ofrecerá mensajes o señales visuales (como animaciones o alertas) al realizar acciones como valorar una serie, seguir una película o guardar un cambio en una lista.</w:t>
+      </w:r>
+    </w:p>
+    <w:p>
+      <w:pPr>
+        <w:numPr>
+          <w:ilvl w:val="0"/>
+          <w:numId w:val="29"/>
+        </w:numPr>
+      </w:pPr>
+      <w:r>
+        <w:rPr>
+          <w:b/>
+          <w:bCs/>
+        </w:rPr>
+        <w:t>Prevención y recuperación de errores:</w:t>
+      </w:r>
+      <w:r>
+        <w:br/>
+        <w:t>Se implementarán validaciones en formularios y confirmaciones para acciones irreversibles (por ejemplo, eliminar contenido de una lista).</w:t>
+      </w:r>
+    </w:p>
+    <w:p>
+      <w:pPr>
+        <w:numPr>
+          <w:ilvl w:val="0"/>
+          <w:numId w:val="29"/>
+        </w:numPr>
+      </w:pPr>
+      <w:r>
+        <w:rPr>
+          <w:b/>
+          <w:bCs/>
+        </w:rPr>
+        <w:t>Navegación intuitiva:</w:t>
+      </w:r>
+      <w:r>
+        <w:br/>
+        <w:t>El usuario podrá moverse fácilmente entre secciones, con rutas claras de acceso y retorno, especialmente entre contenido relacionado (como temporadas de una serie o recomendaciones similares).</w:t>
+      </w:r>
+    </w:p>
+    <w:p>
+      <w:pPr>
+        <w:numPr>
+          <w:ilvl w:val="0"/>
+          <w:numId w:val="29"/>
+        </w:numPr>
+      </w:pPr>
+      <w:r>
+        <w:rPr>
+          <w:b/>
+          <w:bCs/>
+        </w:rPr>
+        <w:t>Adaptación a diferentes niveles de usuario:</w:t>
+      </w:r>
+      <w:r>
+        <w:br/>
+        <w:t>La interfaz será accesible y comprensible para usuarios nuevos, pero también incluirá atajos o funcionalidades adicionales para usuarios registrados y suscriptores.</w:t>
+      </w:r>
+    </w:p>
+    <w:p/>
+    <w:p/>
+    <w:p/>
+    <w:p/>
+    <w:p/>
+    <w:p/>
+    <w:p/>
+    <w:p>
+      <w:pPr>
         <w:rPr>
           <w:b/>
           <w:bCs/>
@@ -5758,11 +5454,334 @@
       </w:pPr>
       <w:r>
         <w:rPr>
+          <w:b/>
+          <w:bCs/>
+          <w:sz w:val="24"/>
+        </w:rPr>
+        <w:lastRenderedPageBreak/>
+        <w:t>Accesibilidad</w:t>
+      </w:r>
+    </w:p>
+    <w:p>
+      <w:r>
+        <w:t>El diseño accesible es fundamental para que cualquier persona, independientemente de sus capacidades físicas o cognitivas, pueda utilizar la aplicación correctamente. Nos basamos en las directrices de accesibilidad WCAG 2.1.</w:t>
+      </w:r>
+    </w:p>
+    <w:p>
+      <w:r>
+        <w:rPr>
+          <w:b/>
+          <w:bCs/>
+        </w:rPr>
+        <w:t>Principios aplicados:</w:t>
+      </w:r>
+    </w:p>
+    <w:p>
+      <w:pPr>
+        <w:numPr>
+          <w:ilvl w:val="0"/>
+          <w:numId w:val="30"/>
+        </w:numPr>
+      </w:pPr>
+      <w:r>
+        <w:rPr>
+          <w:b/>
+          <w:bCs/>
+        </w:rPr>
+        <w:t>Perceptible:</w:t>
+      </w:r>
+    </w:p>
+    <w:p>
+      <w:pPr>
+        <w:numPr>
+          <w:ilvl w:val="1"/>
+          <w:numId w:val="30"/>
+        </w:numPr>
+      </w:pPr>
+      <w:r>
+        <w:t>Uso de alto contraste entre texto y fondo para facilitar la lectura.</w:t>
+      </w:r>
+    </w:p>
+    <w:p>
+      <w:pPr>
+        <w:numPr>
+          <w:ilvl w:val="1"/>
+          <w:numId w:val="30"/>
+        </w:numPr>
+      </w:pPr>
+      <w:r>
+        <w:t>Inclusión de texto alternativo en todas las imágenes (como portadas o banners).</w:t>
+      </w:r>
+    </w:p>
+    <w:p>
+      <w:pPr>
+        <w:numPr>
+          <w:ilvl w:val="1"/>
+          <w:numId w:val="30"/>
+        </w:numPr>
+      </w:pPr>
+      <w:r>
+        <w:t>Subtítulos o transcripciones para cualquier contenido audiovisual que se incorpore.</w:t>
+      </w:r>
+    </w:p>
+    <w:p>
+      <w:pPr>
+        <w:numPr>
+          <w:ilvl w:val="0"/>
+          <w:numId w:val="30"/>
+        </w:numPr>
+      </w:pPr>
+      <w:r>
+        <w:rPr>
+          <w:b/>
+          <w:bCs/>
+        </w:rPr>
+        <w:t>Operable:</w:t>
+      </w:r>
+    </w:p>
+    <w:p>
+      <w:pPr>
+        <w:numPr>
+          <w:ilvl w:val="1"/>
+          <w:numId w:val="30"/>
+        </w:numPr>
+      </w:pPr>
+      <w:r>
+        <w:t>Todos los botones, menús y formularios podrán utilizarse completamente mediante teclado.</w:t>
+      </w:r>
+    </w:p>
+    <w:p>
+      <w:pPr>
+        <w:numPr>
+          <w:ilvl w:val="1"/>
+          <w:numId w:val="30"/>
+        </w:numPr>
+      </w:pPr>
+      <w:r>
+        <w:rPr>
+          <w:noProof/>
+          <w:lang w:bidi="es-ES"/>
+        </w:rPr>
+        <mc:AlternateContent>
+          <mc:Choice Requires="wps">
+            <w:drawing>
+              <wp:anchor distT="0" distB="0" distL="114300" distR="114300" simplePos="0" relativeHeight="251736064" behindDoc="1" locked="1" layoutInCell="1" allowOverlap="1" wp14:anchorId="2F5AA015" wp14:editId="2EE97BE8">
+                <wp:simplePos x="0" y="0"/>
+                <wp:positionH relativeFrom="page">
+                  <wp:align>left</wp:align>
+                </wp:positionH>
+                <wp:positionV relativeFrom="paragraph">
+                  <wp:posOffset>-4414520</wp:posOffset>
+                </wp:positionV>
+                <wp:extent cx="1323975" cy="10828020"/>
+                <wp:effectExtent l="0" t="0" r="9525" b="0"/>
+                <wp:wrapNone/>
+                <wp:docPr id="1604433042" name="Rectángulo 2">
+                  <a:extLst xmlns:a="http://schemas.openxmlformats.org/drawingml/2006/main">
+                    <a:ext uri="{C183D7F6-B498-43B3-948B-1728B52AA6E4}">
+                      <adec:decorative xmlns:adec="http://schemas.microsoft.com/office/drawing/2017/decorative" val="1"/>
+                    </a:ext>
+                  </a:extLst>
+                </wp:docPr>
+                <wp:cNvGraphicFramePr/>
+                <a:graphic xmlns:a="http://schemas.openxmlformats.org/drawingml/2006/main">
+                  <a:graphicData uri="http://schemas.microsoft.com/office/word/2010/wordprocessingShape">
+                    <wps:wsp>
+                      <wps:cNvSpPr/>
+                      <wps:spPr>
+                        <a:xfrm>
+                          <a:off x="0" y="0"/>
+                          <a:ext cx="1323975" cy="10828020"/>
+                        </a:xfrm>
+                        <a:prstGeom prst="rect">
+                          <a:avLst/>
+                        </a:prstGeom>
+                        <a:solidFill>
+                          <a:schemeClr val="tx1">
+                            <a:lumMod val="75000"/>
+                            <a:lumOff val="25000"/>
+                          </a:schemeClr>
+                        </a:solidFill>
+                        <a:ln>
+                          <a:noFill/>
+                        </a:ln>
+                      </wps:spPr>
+                      <wps:style>
+                        <a:lnRef idx="2">
+                          <a:schemeClr val="accent1">
+                            <a:shade val="50000"/>
+                          </a:schemeClr>
+                        </a:lnRef>
+                        <a:fillRef idx="1">
+                          <a:schemeClr val="accent1"/>
+                        </a:fillRef>
+                        <a:effectRef idx="0">
+                          <a:schemeClr val="accent1"/>
+                        </a:effectRef>
+                        <a:fontRef idx="minor">
+                          <a:schemeClr val="lt1"/>
+                        </a:fontRef>
+                      </wps:style>
+                      <wps:txbx>
+                        <w:txbxContent>
+                          <w:p>
+                            <w:pPr>
+                              <w:pStyle w:val="Piedepginablanco"/>
+                            </w:pPr>
+                            <w:r>
+                              <w:rPr>
+                                <w:lang w:bidi="es-ES"/>
+                              </w:rPr>
+                              <w:t>13</w:t>
+                            </w:r>
+                          </w:p>
+                          <w:p/>
+                        </w:txbxContent>
+                      </wps:txbx>
+                      <wps:bodyPr rot="0" spcFirstLastPara="0" vertOverflow="overflow" horzOverflow="overflow" vert="horz" wrap="square" lIns="91440" tIns="45720" rIns="91440" bIns="45720" numCol="1" spcCol="0" rtlCol="0" fromWordArt="0" anchor="b" anchorCtr="0" forceAA="0" compatLnSpc="1">
+                        <a:prstTxWarp prst="textNoShape">
+                          <a:avLst/>
+                        </a:prstTxWarp>
+                        <a:noAutofit/>
+                      </wps:bodyPr>
+                    </wps:wsp>
+                  </a:graphicData>
+                </a:graphic>
+                <wp14:sizeRelH relativeFrom="margin">
+                  <wp14:pctWidth>0</wp14:pctWidth>
+                </wp14:sizeRelH>
+                <wp14:sizeRelV relativeFrom="margin">
+                  <wp14:pctHeight>0</wp14:pctHeight>
+                </wp14:sizeRelV>
+              </wp:anchor>
+            </w:drawing>
+          </mc:Choice>
+          <mc:Fallback>
+            <w:pict>
+              <v:rect w14:anchorId="2F5AA015" id="_x0000_s1043" alt="&quot;&quot;" style="position:absolute;left:0;text-align:left;margin-left:0;margin-top:-347.6pt;width:104.25pt;height:852.6pt;z-index:-251580416;visibility:visible;mso-wrap-style:square;mso-width-percent:0;mso-height-percent:0;mso-wrap-distance-left:9pt;mso-wrap-distance-top:0;mso-wrap-distance-right:9pt;mso-wrap-distance-bottom:0;mso-position-horizontal:left;mso-position-horizontal-relative:page;mso-position-vertical:absolute;mso-position-vertical-relative:text;mso-width-percent:0;mso-height-percent:0;mso-width-relative:margin;mso-height-relative:margin;v-text-anchor:bottom" o:gfxdata="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" fillcolor="#404040 [2429]" stroked="f" strokeweight="1pt">
+                <v:textbox>
+                  <w:txbxContent>
+                    <w:p>
+                      <w:pPr>
+                        <w:pStyle w:val="Piedepginablanco"/>
+                      </w:pPr>
+                      <w:r>
+                        <w:rPr>
+                          <w:lang w:bidi="es-ES"/>
+                        </w:rPr>
+                        <w:t>13</w:t>
+                      </w:r>
+                    </w:p>
+                    <w:p/>
+                  </w:txbxContent>
+                </v:textbox>
+                <w10:wrap anchorx="page"/>
+                <w10:anchorlock/>
+              </v:rect>
+            </w:pict>
+          </mc:Fallback>
+        </mc:AlternateContent>
+      </w:r>
+      <w:r>
+        <w:t>Áreas táctiles suficientemente grandes para su uso en dispositivos móviles.</w:t>
+      </w:r>
+    </w:p>
+    <w:p>
+      <w:pPr>
+        <w:numPr>
+          <w:ilvl w:val="0"/>
+          <w:numId w:val="30"/>
+        </w:numPr>
+      </w:pPr>
+      <w:r>
+        <w:rPr>
+          <w:b/>
+          <w:bCs/>
+        </w:rPr>
+        <w:t>Comprensible:</w:t>
+      </w:r>
+    </w:p>
+    <w:p>
+      <w:pPr>
+        <w:numPr>
+          <w:ilvl w:val="1"/>
+          <w:numId w:val="30"/>
+        </w:numPr>
+      </w:pPr>
+      <w:r>
+        <w:t>Lenguaje claro y directo en todos los textos y etiquetas.</w:t>
+      </w:r>
+    </w:p>
+    <w:p>
+      <w:pPr>
+        <w:numPr>
+          <w:ilvl w:val="1"/>
+          <w:numId w:val="30"/>
+        </w:numPr>
+      </w:pPr>
+      <w:r>
+        <w:t>Instrucciones visibles en las funcionalidades más avanzadas, como listas personalizadas o el calendario de seguimiento.</w:t>
+      </w:r>
+    </w:p>
+    <w:p>
+      <w:pPr>
+        <w:numPr>
+          <w:ilvl w:val="0"/>
+          <w:numId w:val="30"/>
+        </w:numPr>
+      </w:pPr>
+      <w:r>
+        <w:rPr>
+          <w:b/>
+          <w:bCs/>
+        </w:rPr>
+        <w:t>Robusto:</w:t>
+      </w:r>
+    </w:p>
+    <w:p>
+      <w:pPr>
+        <w:numPr>
+          <w:ilvl w:val="1"/>
+          <w:numId w:val="30"/>
+        </w:numPr>
+      </w:pPr>
+      <w:r>
+        <w:t>Uso correcto de etiquetas semánticas HTML para garantizar compatibilidad con lectores de pantalla.</w:t>
+      </w:r>
+    </w:p>
+    <w:p>
+      <w:pPr>
+        <w:numPr>
+          <w:ilvl w:val="1"/>
+          <w:numId w:val="30"/>
+        </w:numPr>
+      </w:pPr>
+      <w:r>
+        <w:t>La plataforma estará optimizada para su uso con tecnologías asistivas modernas.</w:t>
+      </w:r>
+    </w:p>
+    <w:p/>
+    <w:p/>
+    <w:p/>
+    <w:p/>
+    <w:p/>
+    <w:p/>
+    <w:p>
+      <w:pPr>
+        <w:spacing w:before="0" w:after="200" w:line="312" w:lineRule="auto"/>
+        <w:rPr>
+          <w:b/>
+          <w:bCs/>
+          <w:sz w:val="24"/>
+        </w:rPr>
+      </w:pPr>
+      <w:r>
+        <w:rPr>
           <w:noProof/>
         </w:rPr>
         <w:lastRenderedPageBreak/>
         <w:drawing>
-          <wp:anchor distT="0" distB="0" distL="114300" distR="114300" simplePos="0" relativeHeight="251705344" behindDoc="0" locked="0" layoutInCell="1" allowOverlap="1" wp14:anchorId="3310DDFB" wp14:editId="3E58E6D8">
+          <wp:anchor distT="0" distB="0" distL="114300" distR="114300" simplePos="0" relativeHeight="251705344" behindDoc="0" locked="0" layoutInCell="1" allowOverlap="1" wp14:anchorId="3310DDFB" wp14:editId="75E892AC">
             <wp:simplePos x="0" y="0"/>
             <wp:positionH relativeFrom="margin">
               <wp:align>left</wp:align>
@@ -5862,41 +5881,13 @@
           <w:szCs w:val="20"/>
         </w:rPr>
       </w:pPr>
-      <w:proofErr w:type="gramStart"/>
       <w:r>
         <w:rPr>
           <w:b/>
           <w:bCs/>
           <w:szCs w:val="20"/>
         </w:rPr>
-        <w:t>Link</w:t>
-      </w:r>
-      <w:proofErr w:type="gramEnd"/>
-      <w:r>
-        <w:rPr>
-          <w:b/>
-          <w:bCs/>
-          <w:szCs w:val="20"/>
-        </w:rPr>
-        <w:t xml:space="preserve"> del </w:t>
-      </w:r>
-      <w:proofErr w:type="spellStart"/>
-      <w:r>
-        <w:rPr>
-          <w:b/>
-          <w:bCs/>
-          <w:szCs w:val="20"/>
-        </w:rPr>
-        <w:t>figma</w:t>
-      </w:r>
-      <w:proofErr w:type="spellEnd"/>
-      <w:r>
-        <w:rPr>
-          <w:b/>
-          <w:bCs/>
-          <w:szCs w:val="20"/>
-        </w:rPr>
-        <w:t>:</w:t>
+        <w:t>Link del figma:</w:t>
       </w:r>
     </w:p>
     <w:p>
@@ -5909,6 +5900,7 @@
         </w:r>
       </w:hyperlink>
     </w:p>
+    <w:p/>
     <w:p>
       <w:pPr>
         <w:rPr>
@@ -6134,11 +6126,9 @@
                   <w:hideMark/>
                 </w:tcPr>
                 <w:p>
-                  <w:proofErr w:type="spellStart"/>
                   <w:r>
                     <w:t>Figma</w:t>
                   </w:r>
-                  <w:proofErr w:type="spellEnd"/>
                 </w:p>
               </w:tc>
             </w:tr>
@@ -6209,13 +6199,13 @@
         <mc:AlternateContent>
           <mc:Choice Requires="wps">
             <w:drawing>
-              <wp:anchor distT="0" distB="0" distL="114300" distR="114300" simplePos="0" relativeHeight="251719680" behindDoc="1" locked="1" layoutInCell="1" allowOverlap="1" wp14:anchorId="74FBD0F2" wp14:editId="728E27DA">
+              <wp:anchor distT="0" distB="0" distL="114300" distR="114300" simplePos="0" relativeHeight="251719680" behindDoc="1" locked="1" layoutInCell="1" allowOverlap="1" wp14:anchorId="74FBD0F2" wp14:editId="6E5F5A15">
                 <wp:simplePos x="0" y="0"/>
                 <wp:positionH relativeFrom="page">
                   <wp:align>left</wp:align>
                 </wp:positionH>
                 <wp:positionV relativeFrom="paragraph">
-                  <wp:posOffset>-5467350</wp:posOffset>
+                  <wp:posOffset>-5829935</wp:posOffset>
                 </wp:positionV>
                 <wp:extent cx="1323975" cy="10828020"/>
                 <wp:effectExtent l="0" t="0" r="9525" b="0"/>
@@ -6276,7 +6266,13 @@
                               <w:rPr>
                                 <w:lang w:bidi="es-ES"/>
                               </w:rPr>
-                              <w:t>13</w:t>
+                              <w:t>1</w:t>
+                            </w:r>
+                            <w:r>
+                              <w:rPr>
+                                <w:lang w:bidi="es-ES"/>
+                              </w:rPr>
+                              <w:t>4</w:t>
                             </w:r>
                           </w:p>
                           <w:p/>
@@ -6302,7 +6298,7 @@
           </mc:Choice>
           <mc:Fallback>
             <w:pict>
-              <v:rect w14:anchorId="74FBD0F2" id="_x0000_s1042" alt="&quot;&quot;" style="position:absolute;margin-left:0;margin-top:-430.5pt;width:104.25pt;height:852.6pt;z-index:-251596800;visibility:visible;mso-wrap-style:square;mso-width-percent:0;mso-height-percent:0;mso-wrap-distance-left:9pt;mso-wrap-distance-top:0;mso-wrap-distance-right:9pt;mso-wrap-distance-bottom:0;mso-position-horizontal:left;mso-position-horizontal-relative:page;mso-position-vertical:absolute;mso-position-vertical-relative:text;mso-width-percent:0;mso-height-percent:0;mso-width-relative:margin;mso-height-relative:margin;v-text-anchor:bottom" o:gfxdata="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" fillcolor="#404040 [2429]" stroked="f" strokeweight="1pt">
+              <v:rect w14:anchorId="74FBD0F2" id="_x0000_s1044" alt="&quot;&quot;" style="position:absolute;margin-left:0;margin-top:-459.05pt;width:104.25pt;height:852.6pt;z-index:-251596800;visibility:visible;mso-wrap-style:square;mso-width-percent:0;mso-height-percent:0;mso-wrap-distance-left:9pt;mso-wrap-distance-top:0;mso-wrap-distance-right:9pt;mso-wrap-distance-bottom:0;mso-position-horizontal:left;mso-position-horizontal-relative:page;mso-position-vertical:absolute;mso-position-vertical-relative:text;mso-width-percent:0;mso-height-percent:0;mso-width-relative:margin;mso-height-relative:margin;v-text-anchor:bottom" o:gfxdata="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" fillcolor="#404040 [2429]" stroked="f" strokeweight="1pt">
                 <v:textbox>
                   <w:txbxContent>
                     <w:p>
@@ -6313,7 +6309,13 @@
                         <w:rPr>
                           <w:lang w:bidi="es-ES"/>
                         </w:rPr>
-                        <w:t>13</w:t>
+                        <w:t>1</w:t>
+                      </w:r>
+                      <w:r>
+                        <w:rPr>
+                          <w:lang w:bidi="es-ES"/>
+                        </w:rPr>
+                        <w:t>4</w:t>
                       </w:r>
                     </w:p>
                     <w:p/>
@@ -6406,36 +6408,13 @@
           <w:tcPr>
             <w:tcW w:w="4148" w:type="dxa"/>
           </w:tcPr>
-          <w:p/>
-        </w:tc>
-        <w:tc>
-          <w:tcPr>
-            <w:tcW w:w="4148" w:type="dxa"/>
-          </w:tcPr>
-          <w:p>
-            <w:pPr>
-              <w:jc w:val="center"/>
-            </w:pPr>
-          </w:p>
-        </w:tc>
-      </w:tr>
-      <w:tr>
-        <w:tc>
-          <w:tcPr>
-            <w:tcW w:w="4148" w:type="dxa"/>
-          </w:tcPr>
           <w:p>
             <w:r>
               <w:t>Desarrollador</w:t>
             </w:r>
             <w:r>
-              <w:t xml:space="preserve"> Full </w:t>
+              <w:t xml:space="preserve"> Full Stack</w:t>
             </w:r>
-            <w:proofErr w:type="spellStart"/>
-            <w:r>
-              <w:t>Stack</w:t>
-            </w:r>
-            <w:proofErr w:type="spellEnd"/>
           </w:p>
         </w:tc>
         <w:tc>
@@ -6458,11 +6437,9 @@
             <w:tcW w:w="4148" w:type="dxa"/>
           </w:tcPr>
           <w:p>
-            <w:proofErr w:type="spellStart"/>
             <w:r>
               <w:t>Testers</w:t>
             </w:r>
-            <w:proofErr w:type="spellEnd"/>
           </w:p>
         </w:tc>
         <w:tc>
@@ -6531,6 +6508,9 @@
       </w:tr>
     </w:tbl>
     <w:p/>
+    <w:p/>
+    <w:p/>
+    <w:p/>
     <w:p>
       <w:pPr>
         <w:rPr>
@@ -6547,6 +6527,7 @@
           <w:sz w:val="28"/>
           <w:szCs w:val="28"/>
         </w:rPr>
+        <w:lastRenderedPageBreak/>
         <w:t>Infraestructura y Herramientas</w:t>
       </w:r>
     </w:p>
@@ -6659,7 +6640,6 @@
               </w:rPr>
             </w:pPr>
             <w:r>
-              <w:lastRenderedPageBreak/>
               <w:t>Herramientas de diseño</w:t>
             </w:r>
           </w:p>
@@ -6872,13 +6852,13 @@
         <mc:AlternateContent>
           <mc:Choice Requires="wps">
             <w:drawing>
-              <wp:anchor distT="0" distB="0" distL="114300" distR="114300" simplePos="0" relativeHeight="251721728" behindDoc="1" locked="1" layoutInCell="1" allowOverlap="1" wp14:anchorId="0875440F" wp14:editId="0FAA7D8F">
+              <wp:anchor distT="0" distB="0" distL="114300" distR="114300" simplePos="0" relativeHeight="251721728" behindDoc="1" locked="1" layoutInCell="1" allowOverlap="1" wp14:anchorId="0875440F" wp14:editId="689C2C41">
                 <wp:simplePos x="0" y="0"/>
                 <wp:positionH relativeFrom="page">
                   <wp:align>left</wp:align>
                 </wp:positionH>
                 <wp:positionV relativeFrom="paragraph">
-                  <wp:posOffset>-2324100</wp:posOffset>
+                  <wp:posOffset>-3190875</wp:posOffset>
                 </wp:positionV>
                 <wp:extent cx="1323975" cy="10828020"/>
                 <wp:effectExtent l="0" t="0" r="9525" b="0"/>
@@ -6939,7 +6919,13 @@
                               <w:rPr>
                                 <w:lang w:bidi="es-ES"/>
                               </w:rPr>
-                              <w:t>14</w:t>
+                              <w:t>1</w:t>
+                            </w:r>
+                            <w:r>
+                              <w:rPr>
+                                <w:lang w:bidi="es-ES"/>
+                              </w:rPr>
+                              <w:t>5</w:t>
                             </w:r>
                           </w:p>
                           <w:p/>
@@ -6965,7 +6951,7 @@
           </mc:Choice>
           <mc:Fallback>
             <w:pict>
-              <v:rect w14:anchorId="0875440F" id="_x0000_s1043" alt="&quot;&quot;" style="position:absolute;margin-left:0;margin-top:-183pt;width:104.25pt;height:852.6pt;z-index:-251594752;visibility:visible;mso-wrap-style:square;mso-width-percent:0;mso-height-percent:0;mso-wrap-distance-left:9pt;mso-wrap-distance-top:0;mso-wrap-distance-right:9pt;mso-wrap-distance-bottom:0;mso-position-horizontal:left;mso-position-horizontal-relative:page;mso-position-vertical:absolute;mso-position-vertical-relative:text;mso-width-percent:0;mso-height-percent:0;mso-width-relative:margin;mso-height-relative:margin;v-text-anchor:bottom" o:gfxdata="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" fillcolor="#404040 [2429]" stroked="f" strokeweight="1pt">
+              <v:rect w14:anchorId="0875440F" id="_x0000_s1045" alt="&quot;&quot;" style="position:absolute;margin-left:0;margin-top:-251.25pt;width:104.25pt;height:852.6pt;z-index:-251594752;visibility:visible;mso-wrap-style:square;mso-width-percent:0;mso-height-percent:0;mso-wrap-distance-left:9pt;mso-wrap-distance-top:0;mso-wrap-distance-right:9pt;mso-wrap-distance-bottom:0;mso-position-horizontal:left;mso-position-horizontal-relative:page;mso-position-vertical:absolute;mso-position-vertical-relative:text;mso-width-percent:0;mso-height-percent:0;mso-width-relative:margin;mso-height-relative:margin;v-text-anchor:bottom" o:gfxdata="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" fillcolor="#404040 [2429]" stroked="f" strokeweight="1pt">
                 <v:textbox>
                   <w:txbxContent>
                     <w:p>
@@ -6976,7 +6962,13 @@
                         <w:rPr>
                           <w:lang w:bidi="es-ES"/>
                         </w:rPr>
-                        <w:t>14</w:t>
+                        <w:t>1</w:t>
+                      </w:r>
+                      <w:r>
+                        <w:rPr>
+                          <w:lang w:bidi="es-ES"/>
+                        </w:rPr>
+                        <w:t>5</w:t>
                       </w:r>
                     </w:p>
                     <w:p/>
@@ -12063,6 +12055,7 @@
     <w:rsid w:val="005A1988"/>
     <w:rsid w:val="00640AD2"/>
     <w:rsid w:val="006A7A1C"/>
+    <w:rsid w:val="006C1EB0"/>
     <w:rsid w:val="00706E66"/>
     <w:rsid w:val="007074DB"/>
     <w:rsid w:val="00721ADF"/>
@@ -13013,10 +13006,6 @@
 </file>
 
 <file path=customXml/item1.xml><?xml version="1.0" encoding="utf-8"?>
-<b:Sources xmlns:b="http://schemas.openxmlformats.org/officeDocument/2006/bibliography" xmlns="http://schemas.openxmlformats.org/officeDocument/2006/bibliography" SelectedStyle="/APASixthEditionOfficeOnline.xsl" StyleName="APA" Version="6"/>
-</file>
-
-<file path=customXml/item2.xml><?xml version="1.0" encoding="utf-8"?>
 <p:properties xmlns:p="http://schemas.microsoft.com/office/2006/metadata/properties" xmlns:xsi="http://www.w3.org/2001/XMLSchema-instance" xmlns:pc="http://schemas.microsoft.com/office/infopath/2007/PartnerControls">
   <documentManagement>
     <_ip_UnifiedCompliancePolicyUIAction xmlns="http://schemas.microsoft.com/sharepoint/v3" xsi:nil="true"/>
@@ -13036,16 +13025,11 @@
 </p:properties>
 </file>
 
-<file path=customXml/item3.xml><?xml version="1.0" encoding="utf-8"?>
-<?mso-contentType ?>
-<FormTemplates xmlns="http://schemas.microsoft.com/sharepoint/v3/contenttype/forms">
-  <Display>DocumentLibraryForm</Display>
-  <Edit>DocumentLibraryForm</Edit>
-  <New>DocumentLibraryForm</New>
-</FormTemplates>
+<file path=customXml/item2.xml><?xml version="1.0" encoding="utf-8"?>
+<b:Sources xmlns:b="http://schemas.openxmlformats.org/officeDocument/2006/bibliography" xmlns="http://schemas.openxmlformats.org/officeDocument/2006/bibliography" SelectedStyle="/APASixthEditionOfficeOnline.xsl" StyleName="APA" Version="6"/>
 </file>
 
-<file path=customXml/item4.xml><?xml version="1.0" encoding="utf-8"?>
+<file path=customXml/item3.xml><?xml version="1.0" encoding="utf-8"?>
 <ct:contentTypeSchema xmlns:ct="http://schemas.microsoft.com/office/2006/metadata/contentType" xmlns:ma="http://schemas.microsoft.com/office/2006/metadata/properties/metaAttributes" ct:_="" ma:_="" ma:contentTypeName="Document" ma:contentTypeID="0x01010079F111ED35F8CC479449609E8A0923A6" ma:contentTypeVersion="26" ma:contentTypeDescription="Create a new document." ma:contentTypeScope="" ma:versionID="ac37c1753acd5e330d2062ccec26ea66">
   <xsd:schema xmlns:xsd="http://www.w3.org/2001/XMLSchema" xmlns:xs="http://www.w3.org/2001/XMLSchema" xmlns:p="http://schemas.microsoft.com/office/2006/metadata/properties" xmlns:ns1="http://schemas.microsoft.com/sharepoint/v3" xmlns:ns2="71af3243-3dd4-4a8d-8c0d-dd76da1f02a5" xmlns:ns3="16c05727-aa75-4e4a-9b5f-8a80a1165891" xmlns:ns4="230e9df3-be65-4c73-a93b-d1236ebd677e" targetNamespace="http://schemas.microsoft.com/office/2006/metadata/properties" ma:root="true" ma:fieldsID="3b340c7101c92c5120abd06486f94548" ns1:_="" ns2:_="" ns3:_="" ns4:_="">
     <xsd:import namespace="http://schemas.microsoft.com/sharepoint/v3"/>
@@ -13345,15 +13329,16 @@
 </ct:contentTypeSchema>
 </file>
 
-<file path=customXml/itemProps1.xml><?xml version="1.0" encoding="utf-8"?>
-<ds:datastoreItem xmlns:ds="http://schemas.openxmlformats.org/officeDocument/2006/customXml" ds:itemID="{C36A12F8-4A9B-4F64-B978-B0EE1FD97EBF}">
-  <ds:schemaRefs>
-    <ds:schemaRef ds:uri="http://schemas.openxmlformats.org/officeDocument/2006/bibliography"/>
-  </ds:schemaRefs>
-</ds:datastoreItem>
+<file path=customXml/item4.xml><?xml version="1.0" encoding="utf-8"?>
+<?mso-contentType ?>
+<FormTemplates xmlns="http://schemas.microsoft.com/sharepoint/v3/contenttype/forms">
+  <Display>DocumentLibraryForm</Display>
+  <Edit>DocumentLibraryForm</Edit>
+  <New>DocumentLibraryForm</New>
+</FormTemplates>
 </file>
 
-<file path=customXml/itemProps2.xml><?xml version="1.0" encoding="utf-8"?>
+<file path=customXml/itemProps1.xml><?xml version="1.0" encoding="utf-8"?>
 <ds:datastoreItem xmlns:ds="http://schemas.openxmlformats.org/officeDocument/2006/customXml" ds:itemID="{E046B6FE-75F5-4A4A-ADF9-3D55C2808F6A}">
   <ds:schemaRefs>
     <ds:schemaRef ds:uri="http://schemas.microsoft.com/office/2006/metadata/properties"/>
@@ -13365,15 +13350,15 @@
 </ds:datastoreItem>
 </file>
 
-<file path=customXml/itemProps3.xml><?xml version="1.0" encoding="utf-8"?>
-<ds:datastoreItem xmlns:ds="http://schemas.openxmlformats.org/officeDocument/2006/customXml" ds:itemID="{268A88EA-2CD1-4EB5-AD27-A1454BEC753F}">
+<file path=customXml/itemProps2.xml><?xml version="1.0" encoding="utf-8"?>
+<ds:datastoreItem xmlns:ds="http://schemas.openxmlformats.org/officeDocument/2006/customXml" ds:itemID="{C36A12F8-4A9B-4F64-B978-B0EE1FD97EBF}">
   <ds:schemaRefs>
-    <ds:schemaRef ds:uri="http://schemas.microsoft.com/sharepoint/v3/contenttype/forms"/>
+    <ds:schemaRef ds:uri="http://schemas.openxmlformats.org/officeDocument/2006/bibliography"/>
   </ds:schemaRefs>
 </ds:datastoreItem>
 </file>
 
-<file path=customXml/itemProps4.xml><?xml version="1.0" encoding="utf-8"?>
+<file path=customXml/itemProps3.xml><?xml version="1.0" encoding="utf-8"?>
 <ds:datastoreItem xmlns:ds="http://schemas.openxmlformats.org/officeDocument/2006/customXml" ds:itemID="{3B486F6C-1123-466C-A9D5-986F0A3EF9D1}">
   <ds:schemaRefs>
     <ds:schemaRef ds:uri="http://schemas.microsoft.com/office/2006/metadata/contentType"/>
@@ -13394,6 +13379,14 @@
 </ds:datastoreItem>
 </file>
 
+<file path=customXml/itemProps4.xml><?xml version="1.0" encoding="utf-8"?>
+<ds:datastoreItem xmlns:ds="http://schemas.openxmlformats.org/officeDocument/2006/customXml" ds:itemID="{268A88EA-2CD1-4EB5-AD27-A1454BEC753F}">
+  <ds:schemaRefs>
+    <ds:schemaRef ds:uri="http://schemas.microsoft.com/sharepoint/v3/contenttype/forms"/>
+  </ds:schemaRefs>
+</ds:datastoreItem>
+</file>
+
 <file path=docMetadata/LabelInfo.xml><?xml version="1.0" encoding="utf-8"?>
 <clbl:labelList xmlns:clbl="http://schemas.microsoft.com/office/2020/mipLabelMetadata"/>
 </file>
--- a/SONAURA.docx
+++ b/SONAURA.docx
@@ -826,7 +826,6 @@
           <w:showingPlcHdr/>
           <w15:appearance w15:val="hidden"/>
         </w:sdtPr>
-        <w:sdtEndPr/>
         <w:sdtContent>
           <w:r>
             <w:rPr>
@@ -1450,7 +1449,6 @@
                 </w:placeholder>
                 <w15:appearance w15:val="hidden"/>
               </w:sdtPr>
-              <w:sdtEndPr/>
               <w:sdtContent>
                 <w:r>
                   <w:rPr>
@@ -1498,7 +1496,6 @@
                 </w:placeholder>
                 <w15:appearance w15:val="hidden"/>
               </w:sdtPr>
-              <w:sdtEndPr/>
               <w:sdtContent>
                 <w:r>
                   <w:t>SOBRE LA APLICACIÓN WEB</w:t>
@@ -2181,7 +2178,6 @@
                 </w:placeholder>
                 <w15:appearance w15:val="hidden"/>
               </w:sdtPr>
-              <w:sdtEndPr/>
               <w:sdtContent>
                 <w:r>
                   <w:rPr>
@@ -5762,7 +5758,7 @@
         </w:rPr>
         <w:lastRenderedPageBreak/>
         <w:drawing>
-          <wp:anchor distT="0" distB="0" distL="114300" distR="114300" simplePos="0" relativeHeight="251705344" behindDoc="0" locked="0" layoutInCell="1" allowOverlap="1" wp14:anchorId="3310DDFB" wp14:editId="3E58E6D8">
+          <wp:anchor distT="0" distB="0" distL="114300" distR="114300" simplePos="0" relativeHeight="251705344" behindDoc="0" locked="0" layoutInCell="1" allowOverlap="1" wp14:anchorId="3310DDFB" wp14:editId="2E95CD87">
             <wp:simplePos x="0" y="0"/>
             <wp:positionH relativeFrom="margin">
               <wp:align>left</wp:align>
@@ -6429,13 +6425,8 @@
               <w:t>Desarrollador</w:t>
             </w:r>
             <w:r>
-              <w:t xml:space="preserve"> Full </w:t>
+              <w:t xml:space="preserve"> Full Stack</w:t>
             </w:r>
-            <w:proofErr w:type="spellStart"/>
-            <w:r>
-              <w:t>Stack</w:t>
-            </w:r>
-            <w:proofErr w:type="spellEnd"/>
           </w:p>
         </w:tc>
         <w:tc>
@@ -12066,12 +12057,14 @@
     <w:rsid w:val="00706E66"/>
     <w:rsid w:val="007074DB"/>
     <w:rsid w:val="00721ADF"/>
+    <w:rsid w:val="007A04E3"/>
     <w:rsid w:val="00880F52"/>
     <w:rsid w:val="008C0080"/>
     <w:rsid w:val="0098294F"/>
     <w:rsid w:val="00A80C9D"/>
     <w:rsid w:val="00A86F88"/>
     <w:rsid w:val="00B0134D"/>
+    <w:rsid w:val="00B36636"/>
     <w:rsid w:val="00B506B8"/>
     <w:rsid w:val="00BD20EB"/>
     <w:rsid w:val="00C45535"/>
@@ -13013,10 +13006,6 @@
 </file>
 
 <file path=customXml/item1.xml><?xml version="1.0" encoding="utf-8"?>
-<b:Sources xmlns:b="http://schemas.openxmlformats.org/officeDocument/2006/bibliography" xmlns="http://schemas.openxmlformats.org/officeDocument/2006/bibliography" SelectedStyle="/APASixthEditionOfficeOnline.xsl" StyleName="APA" Version="6"/>
-</file>
-
-<file path=customXml/item2.xml><?xml version="1.0" encoding="utf-8"?>
 <p:properties xmlns:p="http://schemas.microsoft.com/office/2006/metadata/properties" xmlns:xsi="http://www.w3.org/2001/XMLSchema-instance" xmlns:pc="http://schemas.microsoft.com/office/infopath/2007/PartnerControls">
   <documentManagement>
     <_ip_UnifiedCompliancePolicyUIAction xmlns="http://schemas.microsoft.com/sharepoint/v3" xsi:nil="true"/>
@@ -13036,16 +13025,11 @@
 </p:properties>
 </file>
 
-<file path=customXml/item3.xml><?xml version="1.0" encoding="utf-8"?>
-<?mso-contentType ?>
-<FormTemplates xmlns="http://schemas.microsoft.com/sharepoint/v3/contenttype/forms">
-  <Display>DocumentLibraryForm</Display>
-  <Edit>DocumentLibraryForm</Edit>
-  <New>DocumentLibraryForm</New>
-</FormTemplates>
+<file path=customXml/item2.xml><?xml version="1.0" encoding="utf-8"?>
+<b:Sources xmlns:b="http://schemas.openxmlformats.org/officeDocument/2006/bibliography" xmlns="http://schemas.openxmlformats.org/officeDocument/2006/bibliography" SelectedStyle="/APASixthEditionOfficeOnline.xsl" StyleName="APA" Version="6"/>
 </file>
 
-<file path=customXml/item4.xml><?xml version="1.0" encoding="utf-8"?>
+<file path=customXml/item3.xml><?xml version="1.0" encoding="utf-8"?>
 <ct:contentTypeSchema xmlns:ct="http://schemas.microsoft.com/office/2006/metadata/contentType" xmlns:ma="http://schemas.microsoft.com/office/2006/metadata/properties/metaAttributes" ct:_="" ma:_="" ma:contentTypeName="Document" ma:contentTypeID="0x01010079F111ED35F8CC479449609E8A0923A6" ma:contentTypeVersion="26" ma:contentTypeDescription="Create a new document." ma:contentTypeScope="" ma:versionID="ac37c1753acd5e330d2062ccec26ea66">
   <xsd:schema xmlns:xsd="http://www.w3.org/2001/XMLSchema" xmlns:xs="http://www.w3.org/2001/XMLSchema" xmlns:p="http://schemas.microsoft.com/office/2006/metadata/properties" xmlns:ns1="http://schemas.microsoft.com/sharepoint/v3" xmlns:ns2="71af3243-3dd4-4a8d-8c0d-dd76da1f02a5" xmlns:ns3="16c05727-aa75-4e4a-9b5f-8a80a1165891" xmlns:ns4="230e9df3-be65-4c73-a93b-d1236ebd677e" targetNamespace="http://schemas.microsoft.com/office/2006/metadata/properties" ma:root="true" ma:fieldsID="3b340c7101c92c5120abd06486f94548" ns1:_="" ns2:_="" ns3:_="" ns4:_="">
     <xsd:import namespace="http://schemas.microsoft.com/sharepoint/v3"/>
@@ -13345,15 +13329,16 @@
 </ct:contentTypeSchema>
 </file>
 
-<file path=customXml/itemProps1.xml><?xml version="1.0" encoding="utf-8"?>
-<ds:datastoreItem xmlns:ds="http://schemas.openxmlformats.org/officeDocument/2006/customXml" ds:itemID="{C36A12F8-4A9B-4F64-B978-B0EE1FD97EBF}">
-  <ds:schemaRefs>
-    <ds:schemaRef ds:uri="http://schemas.openxmlformats.org/officeDocument/2006/bibliography"/>
-  </ds:schemaRefs>
-</ds:datastoreItem>
+<file path=customXml/item4.xml><?xml version="1.0" encoding="utf-8"?>
+<?mso-contentType ?>
+<FormTemplates xmlns="http://schemas.microsoft.com/sharepoint/v3/contenttype/forms">
+  <Display>DocumentLibraryForm</Display>
+  <Edit>DocumentLibraryForm</Edit>
+  <New>DocumentLibraryForm</New>
+</FormTemplates>
 </file>
 
-<file path=customXml/itemProps2.xml><?xml version="1.0" encoding="utf-8"?>
+<file path=customXml/itemProps1.xml><?xml version="1.0" encoding="utf-8"?>
 <ds:datastoreItem xmlns:ds="http://schemas.openxmlformats.org/officeDocument/2006/customXml" ds:itemID="{E046B6FE-75F5-4A4A-ADF9-3D55C2808F6A}">
   <ds:schemaRefs>
     <ds:schemaRef ds:uri="http://schemas.microsoft.com/office/2006/metadata/properties"/>
@@ -13365,15 +13350,15 @@
 </ds:datastoreItem>
 </file>
 
-<file path=customXml/itemProps3.xml><?xml version="1.0" encoding="utf-8"?>
-<ds:datastoreItem xmlns:ds="http://schemas.openxmlformats.org/officeDocument/2006/customXml" ds:itemID="{268A88EA-2CD1-4EB5-AD27-A1454BEC753F}">
+<file path=customXml/itemProps2.xml><?xml version="1.0" encoding="utf-8"?>
+<ds:datastoreItem xmlns:ds="http://schemas.openxmlformats.org/officeDocument/2006/customXml" ds:itemID="{C36A12F8-4A9B-4F64-B978-B0EE1FD97EBF}">
   <ds:schemaRefs>
-    <ds:schemaRef ds:uri="http://schemas.microsoft.com/sharepoint/v3/contenttype/forms"/>
+    <ds:schemaRef ds:uri="http://schemas.openxmlformats.org/officeDocument/2006/bibliography"/>
   </ds:schemaRefs>
 </ds:datastoreItem>
 </file>
 
-<file path=customXml/itemProps4.xml><?xml version="1.0" encoding="utf-8"?>
+<file path=customXml/itemProps3.xml><?xml version="1.0" encoding="utf-8"?>
 <ds:datastoreItem xmlns:ds="http://schemas.openxmlformats.org/officeDocument/2006/customXml" ds:itemID="{3B486F6C-1123-466C-A9D5-986F0A3EF9D1}">
   <ds:schemaRefs>
     <ds:schemaRef ds:uri="http://schemas.microsoft.com/office/2006/metadata/contentType"/>
@@ -13394,6 +13379,14 @@
 </ds:datastoreItem>
 </file>
 
+<file path=customXml/itemProps4.xml><?xml version="1.0" encoding="utf-8"?>
+<ds:datastoreItem xmlns:ds="http://schemas.openxmlformats.org/officeDocument/2006/customXml" ds:itemID="{268A88EA-2CD1-4EB5-AD27-A1454BEC753F}">
+  <ds:schemaRefs>
+    <ds:schemaRef ds:uri="http://schemas.microsoft.com/sharepoint/v3/contenttype/forms"/>
+  </ds:schemaRefs>
+</ds:datastoreItem>
+</file>
+
 <file path=docMetadata/LabelInfo.xml><?xml version="1.0" encoding="utf-8"?>
 <clbl:labelList xmlns:clbl="http://schemas.microsoft.com/office/2020/mipLabelMetadata"/>
 </file>
--- a/SONAURA.docx
+++ b/SONAURA.docx
@@ -6,6 +6,9 @@
       <w:bookmarkStart w:id="0" w:name="_Hlk198115595"/>
       <w:bookmarkEnd w:id="0"/>
       <w:r>
+        <w:rPr>
+          <w:noProof/>
+        </w:rPr>
         <w:drawing>
           <wp:anchor distT="0" distB="0" distL="114300" distR="114300" simplePos="0" relativeHeight="251658240" behindDoc="1" locked="0" layoutInCell="1" allowOverlap="1" wp14:anchorId="10482CC4" wp14:editId="4B0BB2B5">
             <wp:simplePos x="0" y="0"/>
@@ -2416,9 +2419,6 @@
     <w:p>
       <w:pPr>
         <w:spacing w:after="200" w:line="312" w:lineRule="auto"/>
-        <w:rPr>
-          <w:szCs w:val="20"/>
-        </w:rPr>
       </w:pPr>
       <w:hyperlink r:id="rId17" w:history="1">
         <w:r>
@@ -2429,6 +2429,1311 @@
           <w:t>https://www.figma.com/design/C0sj9dbzKaRpJshVfNWokc/TFG_SONAURA?node-id=0-1&amp;t=CzU8caVkRHuZb1jB-1</w:t>
         </w:r>
       </w:hyperlink>
+    </w:p>
+    <w:p>
+      <w:pPr>
+        <w:spacing w:after="200" w:line="312" w:lineRule="auto"/>
+      </w:pPr>
+    </w:p>
+    <w:p>
+      <w:pPr>
+        <w:spacing w:after="200" w:line="312" w:lineRule="auto"/>
+      </w:pPr>
+    </w:p>
+    <w:p>
+      <w:pPr>
+        <w:spacing w:after="200" w:line="312" w:lineRule="auto"/>
+        <w:rPr>
+          <w:szCs w:val="20"/>
+        </w:rPr>
+      </w:pPr>
+      <w:proofErr w:type="spellStart"/>
+      <w:r>
+        <w:rPr>
+          <w:szCs w:val="20"/>
+        </w:rPr>
+        <w:lastRenderedPageBreak/>
+        <w:t>Tecnologias</w:t>
+      </w:r>
+      <w:proofErr w:type="spellEnd"/>
+      <w:r>
+        <w:rPr>
+          <w:szCs w:val="20"/>
+        </w:rPr>
+        <w:t xml:space="preserve"> utilizadas</w:t>
+      </w:r>
+    </w:p>
+    <w:p>
+      <w:r>
+        <w:t xml:space="preserve">Para el desarrollo de la aplicación web se han empleado distintas tecnologías divididas en tres niveles principales: </w:t>
+      </w:r>
+      <w:proofErr w:type="spellStart"/>
+      <w:r>
+        <w:rPr>
+          <w:b/>
+          <w:bCs/>
+        </w:rPr>
+        <w:t>frontend</w:t>
+      </w:r>
+      <w:proofErr w:type="spellEnd"/>
+      <w:r>
+        <w:t xml:space="preserve">, </w:t>
+      </w:r>
+      <w:proofErr w:type="spellStart"/>
+      <w:r>
+        <w:rPr>
+          <w:b/>
+          <w:bCs/>
+        </w:rPr>
+        <w:t>backend</w:t>
+      </w:r>
+      <w:proofErr w:type="spellEnd"/>
+      <w:r>
+        <w:t xml:space="preserve"> y </w:t>
+      </w:r>
+      <w:r>
+        <w:rPr>
+          <w:b/>
+          <w:bCs/>
+        </w:rPr>
+        <w:t>base de datos</w:t>
+      </w:r>
+      <w:r>
+        <w:t>, además del uso de herramientas y servicios adicionales para complementar el sistema.</w:t>
+      </w:r>
+    </w:p>
+    <w:p/>
+    <w:p>
+      <w:pPr>
+        <w:rPr>
+          <w:b/>
+          <w:bCs/>
+        </w:rPr>
+      </w:pPr>
+      <w:r>
+        <w:rPr>
+          <w:b/>
+          <w:bCs/>
+        </w:rPr>
+        <w:t xml:space="preserve">▪ </w:t>
+      </w:r>
+      <w:proofErr w:type="spellStart"/>
+      <w:r>
+        <w:rPr>
+          <w:b/>
+          <w:bCs/>
+        </w:rPr>
+        <w:t>Frontend</w:t>
+      </w:r>
+      <w:proofErr w:type="spellEnd"/>
+    </w:p>
+    <w:p>
+      <w:r>
+        <w:t xml:space="preserve">El </w:t>
+      </w:r>
+      <w:proofErr w:type="spellStart"/>
+      <w:r>
+        <w:t>frontend</w:t>
+      </w:r>
+      <w:proofErr w:type="spellEnd"/>
+      <w:r>
+        <w:t xml:space="preserve"> de la aplicación está construido utilizando tecnologías estándar del desarrollo web: </w:t>
+      </w:r>
+      <w:r>
+        <w:rPr>
+          <w:b/>
+          <w:bCs/>
+        </w:rPr>
+        <w:t>HTML5</w:t>
+      </w:r>
+      <w:r>
+        <w:t xml:space="preserve">, </w:t>
+      </w:r>
+      <w:r>
+        <w:rPr>
+          <w:b/>
+          <w:bCs/>
+        </w:rPr>
+        <w:t>CSS3</w:t>
+      </w:r>
+      <w:r>
+        <w:t xml:space="preserve"> y </w:t>
+      </w:r>
+      <w:r>
+        <w:rPr>
+          <w:b/>
+          <w:bCs/>
+        </w:rPr>
+        <w:t>JavaScript</w:t>
+      </w:r>
+      <w:r>
+        <w:t>.</w:t>
+      </w:r>
+    </w:p>
+    <w:p>
+      <w:pPr>
+        <w:numPr>
+          <w:ilvl w:val="0"/>
+          <w:numId w:val="12"/>
+        </w:numPr>
+      </w:pPr>
+      <w:r>
+        <w:t xml:space="preserve">Se utiliza </w:t>
+      </w:r>
+      <w:r>
+        <w:rPr>
+          <w:b/>
+          <w:bCs/>
+        </w:rPr>
+        <w:t>HTML5</w:t>
+      </w:r>
+      <w:r>
+        <w:t xml:space="preserve"> para estructurar el contenido de las vistas de forma semántica. Cada plantilla está organizada en secciones (&lt;</w:t>
+      </w:r>
+      <w:proofErr w:type="spellStart"/>
+      <w:r>
+        <w:t>header</w:t>
+      </w:r>
+      <w:proofErr w:type="spellEnd"/>
+      <w:r>
+        <w:t>&gt;, &lt;</w:t>
+      </w:r>
+      <w:proofErr w:type="spellStart"/>
+      <w:r>
+        <w:t>section</w:t>
+      </w:r>
+      <w:proofErr w:type="spellEnd"/>
+      <w:r>
+        <w:t>&gt;, &lt;</w:t>
+      </w:r>
+      <w:proofErr w:type="spellStart"/>
+      <w:r>
+        <w:t>footer</w:t>
+      </w:r>
+      <w:proofErr w:type="spellEnd"/>
+      <w:r>
+        <w:t>&gt;, etc.) que permiten una navegación intuitiva y una mejor accesibilidad.</w:t>
+      </w:r>
+    </w:p>
+    <w:p>
+      <w:pPr>
+        <w:numPr>
+          <w:ilvl w:val="0"/>
+          <w:numId w:val="12"/>
+        </w:numPr>
+      </w:pPr>
+      <w:r>
+        <w:t xml:space="preserve">Los estilos están gestionados mediante </w:t>
+      </w:r>
+      <w:r>
+        <w:rPr>
+          <w:b/>
+          <w:bCs/>
+        </w:rPr>
+        <w:t>CSS personalizado</w:t>
+      </w:r>
+      <w:r>
+        <w:t xml:space="preserve"> (ej. noticias.css), que define variables globales </w:t>
+      </w:r>
+      <w:proofErr w:type="gramStart"/>
+      <w:r>
+        <w:t>(:</w:t>
+      </w:r>
+      <w:proofErr w:type="spellStart"/>
+      <w:r>
+        <w:t>root</w:t>
+      </w:r>
+      <w:proofErr w:type="spellEnd"/>
+      <w:proofErr w:type="gramEnd"/>
+      <w:r>
+        <w:t>) para colores, tipografía, sombras y bordes, permitiendo mantener coherencia visual en todas las páginas. También se incluyen efectos visuales avanzados como animaciones, fondos dinámicos (estrellas, nubes, luces), y botones con gradientes o estados interactivos.</w:t>
+      </w:r>
+    </w:p>
+    <w:p>
+      <w:pPr>
+        <w:numPr>
+          <w:ilvl w:val="0"/>
+          <w:numId w:val="12"/>
+        </w:numPr>
+      </w:pPr>
+      <w:r>
+        <w:t xml:space="preserve">Se emplea </w:t>
+      </w:r>
+      <w:r>
+        <w:rPr>
+          <w:b/>
+          <w:bCs/>
+        </w:rPr>
+        <w:t>JavaScript</w:t>
+      </w:r>
+      <w:r>
+        <w:t xml:space="preserve"> puro para manejar la interactividad del usuario: pestañas de navegación, </w:t>
+      </w:r>
+      <w:proofErr w:type="spellStart"/>
+      <w:r>
+        <w:t>overlays</w:t>
+      </w:r>
+      <w:proofErr w:type="spellEnd"/>
+      <w:r>
+        <w:t xml:space="preserve"> de búsqueda, efectos visuales en botones, filtrado de contenidos, entre otros.</w:t>
+      </w:r>
+    </w:p>
+    <w:p>
+      <w:pPr>
+        <w:numPr>
+          <w:ilvl w:val="0"/>
+          <w:numId w:val="12"/>
+        </w:numPr>
+      </w:pPr>
+      <w:r>
+        <w:t>Se integran también recursos externos como:</w:t>
+      </w:r>
+    </w:p>
+    <w:p>
+      <w:pPr>
+        <w:numPr>
+          <w:ilvl w:val="1"/>
+          <w:numId w:val="12"/>
+        </w:numPr>
+      </w:pPr>
+      <w:r>
+        <w:rPr>
+          <w:b/>
+          <w:bCs/>
+        </w:rPr>
+        <w:t xml:space="preserve">Google </w:t>
+      </w:r>
+      <w:proofErr w:type="spellStart"/>
+      <w:r>
+        <w:rPr>
+          <w:b/>
+          <w:bCs/>
+        </w:rPr>
+        <w:t>Fonts</w:t>
+      </w:r>
+      <w:proofErr w:type="spellEnd"/>
+      <w:r>
+        <w:t xml:space="preserve"> para una tipografía consistente (Outfit).</w:t>
+      </w:r>
+    </w:p>
+    <w:p>
+      <w:pPr>
+        <w:numPr>
+          <w:ilvl w:val="1"/>
+          <w:numId w:val="12"/>
+        </w:numPr>
+      </w:pPr>
+      <w:r>
+        <w:rPr>
+          <w:b/>
+          <w:bCs/>
+        </w:rPr>
+        <w:t xml:space="preserve">Font </w:t>
+      </w:r>
+      <w:proofErr w:type="spellStart"/>
+      <w:r>
+        <w:rPr>
+          <w:b/>
+          <w:bCs/>
+        </w:rPr>
+        <w:t>Awesome</w:t>
+      </w:r>
+      <w:proofErr w:type="spellEnd"/>
+      <w:r>
+        <w:t xml:space="preserve"> para iconografía vectorial.</w:t>
+      </w:r>
+    </w:p>
+    <w:p>
+      <w:pPr>
+        <w:numPr>
+          <w:ilvl w:val="1"/>
+          <w:numId w:val="12"/>
+        </w:numPr>
+      </w:pPr>
+      <w:proofErr w:type="spellStart"/>
+      <w:r>
+        <w:t>APIs</w:t>
+      </w:r>
+      <w:proofErr w:type="spellEnd"/>
+      <w:r>
+        <w:t xml:space="preserve"> visuales o de búsqueda si se requiere integrar contenido dinámico más adelante.</w:t>
+      </w:r>
+    </w:p>
+    <w:p/>
+    <w:p>
+      <w:pPr>
+        <w:rPr>
+          <w:b/>
+          <w:bCs/>
+        </w:rPr>
+      </w:pPr>
+      <w:r>
+        <w:rPr>
+          <w:b/>
+          <w:bCs/>
+        </w:rPr>
+        <w:t xml:space="preserve">▪ </w:t>
+      </w:r>
+      <w:proofErr w:type="spellStart"/>
+      <w:r>
+        <w:rPr>
+          <w:b/>
+          <w:bCs/>
+        </w:rPr>
+        <w:t>Backend</w:t>
+      </w:r>
+      <w:proofErr w:type="spellEnd"/>
+    </w:p>
+    <w:p>
+      <w:r>
+        <w:t xml:space="preserve">El </w:t>
+      </w:r>
+      <w:proofErr w:type="spellStart"/>
+      <w:r>
+        <w:t>backend</w:t>
+      </w:r>
+      <w:proofErr w:type="spellEnd"/>
+      <w:r>
+        <w:t xml:space="preserve"> de la aplicación está desarrollado utilizando el </w:t>
+      </w:r>
+      <w:proofErr w:type="spellStart"/>
+      <w:r>
+        <w:t>framework</w:t>
+      </w:r>
+      <w:proofErr w:type="spellEnd"/>
+      <w:r>
+        <w:t xml:space="preserve"> </w:t>
+      </w:r>
+      <w:r>
+        <w:rPr>
+          <w:b/>
+          <w:bCs/>
+        </w:rPr>
+        <w:t>Django</w:t>
+      </w:r>
+      <w:r>
+        <w:t xml:space="preserve">, basado en el lenguaje de programación </w:t>
+      </w:r>
+      <w:r>
+        <w:rPr>
+          <w:b/>
+          <w:bCs/>
+        </w:rPr>
+        <w:t>Python</w:t>
+      </w:r>
+      <w:r>
+        <w:t>.</w:t>
+      </w:r>
+    </w:p>
+    <w:p>
+      <w:pPr>
+        <w:numPr>
+          <w:ilvl w:val="0"/>
+          <w:numId w:val="13"/>
+        </w:numPr>
+      </w:pPr>
+      <w:r>
+        <w:t xml:space="preserve">Django proporciona una estructura robusta de desarrollo basada en el patrón </w:t>
+      </w:r>
+      <w:r>
+        <w:rPr>
+          <w:b/>
+          <w:bCs/>
+        </w:rPr>
+        <w:t>MTV (</w:t>
+      </w:r>
+      <w:proofErr w:type="spellStart"/>
+      <w:r>
+        <w:rPr>
+          <w:b/>
+          <w:bCs/>
+        </w:rPr>
+        <w:t>Model</w:t>
+      </w:r>
+      <w:proofErr w:type="spellEnd"/>
+      <w:r>
+        <w:rPr>
+          <w:b/>
+          <w:bCs/>
+        </w:rPr>
+        <w:t>-</w:t>
+      </w:r>
+      <w:proofErr w:type="spellStart"/>
+      <w:r>
+        <w:rPr>
+          <w:b/>
+          <w:bCs/>
+        </w:rPr>
+        <w:t>Template</w:t>
+      </w:r>
+      <w:proofErr w:type="spellEnd"/>
+      <w:r>
+        <w:rPr>
+          <w:b/>
+          <w:bCs/>
+        </w:rPr>
+        <w:t>-View)</w:t>
+      </w:r>
+      <w:r>
+        <w:t>, que permite separar la lógica de negocio, la presentación de datos y la interacción del usuario.</w:t>
+      </w:r>
+    </w:p>
+    <w:p>
+      <w:pPr>
+        <w:numPr>
+          <w:ilvl w:val="0"/>
+          <w:numId w:val="13"/>
+        </w:numPr>
+      </w:pPr>
+      <w:r>
+        <w:t xml:space="preserve">Se utilizan </w:t>
+      </w:r>
+      <w:proofErr w:type="spellStart"/>
+      <w:r>
+        <w:rPr>
+          <w:b/>
+          <w:bCs/>
+        </w:rPr>
+        <w:t>views</w:t>
+      </w:r>
+      <w:proofErr w:type="spellEnd"/>
+      <w:r>
+        <w:t xml:space="preserve"> para gestionar las solicitudes HTTP, </w:t>
+      </w:r>
+      <w:proofErr w:type="spellStart"/>
+      <w:r>
+        <w:rPr>
+          <w:b/>
+          <w:bCs/>
+        </w:rPr>
+        <w:t>templates</w:t>
+      </w:r>
+      <w:proofErr w:type="spellEnd"/>
+      <w:r>
+        <w:t xml:space="preserve"> para renderizar contenido dinámico en HTML, y </w:t>
+      </w:r>
+      <w:proofErr w:type="spellStart"/>
+      <w:r>
+        <w:rPr>
+          <w:b/>
+          <w:bCs/>
+        </w:rPr>
+        <w:t>models</w:t>
+      </w:r>
+      <w:proofErr w:type="spellEnd"/>
+      <w:r>
+        <w:t xml:space="preserve"> para definir y gestionar las tablas de la base de datos a través de su sistema ORM.</w:t>
+      </w:r>
+    </w:p>
+    <w:p>
+      <w:pPr>
+        <w:numPr>
+          <w:ilvl w:val="0"/>
+          <w:numId w:val="13"/>
+        </w:numPr>
+      </w:pPr>
+      <w:r>
+        <w:t xml:space="preserve">El sistema de autenticación y permisos, gestión de usuarios, panel de administración y manejo de formularios ya están incorporados por el </w:t>
+      </w:r>
+      <w:proofErr w:type="spellStart"/>
+      <w:r>
+        <w:t>framework</w:t>
+      </w:r>
+      <w:proofErr w:type="spellEnd"/>
+      <w:r>
+        <w:t>, lo cual acelera el desarrollo y mejora la seguridad.</w:t>
+      </w:r>
+    </w:p>
+    <w:p/>
+    <w:p/>
+    <w:p>
+      <w:pPr>
+        <w:rPr>
+          <w:b/>
+          <w:bCs/>
+        </w:rPr>
+      </w:pPr>
+      <w:r>
+        <w:rPr>
+          <w:b/>
+          <w:bCs/>
+        </w:rPr>
+        <w:lastRenderedPageBreak/>
+        <w:t>▪ Base de datos</w:t>
+      </w:r>
+    </w:p>
+    <w:p>
+      <w:r>
+        <w:t xml:space="preserve">La base de datos utilizada es </w:t>
+      </w:r>
+      <w:r>
+        <w:rPr>
+          <w:b/>
+          <w:bCs/>
+        </w:rPr>
+        <w:t>MySQL</w:t>
+      </w:r>
+      <w:r>
+        <w:t>, un sistema de gestión de bases de datos relacional que se integra fácilmente con Django a través del ORM (</w:t>
+      </w:r>
+      <w:proofErr w:type="spellStart"/>
+      <w:r>
+        <w:t>Object</w:t>
+      </w:r>
+      <w:proofErr w:type="spellEnd"/>
+      <w:r>
+        <w:t xml:space="preserve"> </w:t>
+      </w:r>
+      <w:proofErr w:type="spellStart"/>
+      <w:r>
+        <w:t>Relational</w:t>
+      </w:r>
+      <w:proofErr w:type="spellEnd"/>
+      <w:r>
+        <w:t xml:space="preserve"> </w:t>
+      </w:r>
+      <w:proofErr w:type="spellStart"/>
+      <w:r>
+        <w:t>Mapping</w:t>
+      </w:r>
+      <w:proofErr w:type="spellEnd"/>
+      <w:r>
+        <w:t>).</w:t>
+      </w:r>
+    </w:p>
+    <w:p>
+      <w:pPr>
+        <w:numPr>
+          <w:ilvl w:val="0"/>
+          <w:numId w:val="14"/>
+        </w:numPr>
+      </w:pPr>
+      <w:r>
+        <w:t xml:space="preserve">Las entidades (como noticias, usuarios, categorías, etc.) están representadas como clases en el modelo de Django, y el </w:t>
+      </w:r>
+      <w:proofErr w:type="spellStart"/>
+      <w:r>
+        <w:t>framework</w:t>
+      </w:r>
+      <w:proofErr w:type="spellEnd"/>
+      <w:r>
+        <w:t xml:space="preserve"> se encarga de traducirlas a tablas relacionales.</w:t>
+      </w:r>
+    </w:p>
+    <w:p>
+      <w:pPr>
+        <w:numPr>
+          <w:ilvl w:val="0"/>
+          <w:numId w:val="14"/>
+        </w:numPr>
+      </w:pPr>
+      <w:r>
+        <w:t>Las relaciones entre datos (uno a muchos, muchos a muchos) se gestionan de forma sencilla desde el modelo y se reflejan automáticamente en la base de datos sin necesidad de escribir SQL manual.</w:t>
+      </w:r>
+    </w:p>
+    <w:p/>
+    <w:p>
+      <w:pPr>
+        <w:rPr>
+          <w:b/>
+          <w:bCs/>
+        </w:rPr>
+      </w:pPr>
+      <w:r>
+        <w:rPr>
+          <w:b/>
+          <w:bCs/>
+        </w:rPr>
+        <w:t>▪ Herramientas y servicios externos</w:t>
+      </w:r>
+    </w:p>
+    <w:p>
+      <w:r>
+        <w:t>Además de las tecnologías principales, se utilizan herramientas complementarias que enriquecen la funcionalidad y experiencia del usuario:</w:t>
+      </w:r>
+    </w:p>
+    <w:p>
+      <w:pPr>
+        <w:numPr>
+          <w:ilvl w:val="0"/>
+          <w:numId w:val="15"/>
+        </w:numPr>
+      </w:pPr>
+      <w:proofErr w:type="spellStart"/>
+      <w:r>
+        <w:rPr>
+          <w:b/>
+          <w:bCs/>
+        </w:rPr>
+        <w:t>APIs</w:t>
+      </w:r>
+      <w:proofErr w:type="spellEnd"/>
+      <w:r>
+        <w:rPr>
+          <w:b/>
+          <w:bCs/>
+        </w:rPr>
+        <w:t xml:space="preserve"> externas</w:t>
+      </w:r>
+      <w:r>
+        <w:t xml:space="preserve"> para funcionalidades como búsqueda inteligente, integración con servicios de correo electrónico, redes sociales, o recomendaciones automáticas.</w:t>
+      </w:r>
+    </w:p>
+    <w:p>
+      <w:pPr>
+        <w:numPr>
+          <w:ilvl w:val="0"/>
+          <w:numId w:val="15"/>
+        </w:numPr>
+      </w:pPr>
+      <w:proofErr w:type="spellStart"/>
+      <w:r>
+        <w:rPr>
+          <w:b/>
+          <w:bCs/>
+        </w:rPr>
+        <w:t>CDNs</w:t>
+      </w:r>
+      <w:proofErr w:type="spellEnd"/>
+      <w:r>
+        <w:t xml:space="preserve"> para cargar recursos estáticos (iconos, fuentes, imágenes) de forma rápida y eficiente.</w:t>
+      </w:r>
+    </w:p>
+    <w:p>
+      <w:pPr>
+        <w:numPr>
+          <w:ilvl w:val="0"/>
+          <w:numId w:val="15"/>
+        </w:numPr>
+      </w:pPr>
+      <w:r>
+        <w:rPr>
+          <w:b/>
+          <w:bCs/>
+        </w:rPr>
+        <w:t>Panel de administración de Django</w:t>
+      </w:r>
+      <w:r>
+        <w:t>, personalizado para gestionar el contenido de las vistas desde un entorno gráfico interno.</w:t>
+      </w:r>
+    </w:p>
+    <w:p/>
+    <w:p/>
+    <w:p/>
+    <w:p/>
+    <w:p/>
+    <w:p/>
+    <w:p/>
+    <w:p/>
+    <w:p/>
+    <w:p/>
+    <w:p/>
+    <w:p/>
+    <w:p/>
+    <w:p/>
+    <w:p/>
+    <w:p/>
+    <w:p>
+      <w:r>
+        <w:lastRenderedPageBreak/>
+        <w:t>Estructura del código y lógica de almacenamiento</w:t>
+      </w:r>
+    </w:p>
+    <w:p>
+      <w:r>
+        <w:t xml:space="preserve">El proyecto </w:t>
+      </w:r>
+      <w:proofErr w:type="spellStart"/>
+      <w:r>
+        <w:t>proyecto_sonaura</w:t>
+      </w:r>
+      <w:proofErr w:type="spellEnd"/>
+      <w:r>
+        <w:t xml:space="preserve"> ha sido desarrollado utilizando el </w:t>
+      </w:r>
+      <w:proofErr w:type="spellStart"/>
+      <w:r>
+        <w:t>framework</w:t>
+      </w:r>
+      <w:proofErr w:type="spellEnd"/>
+      <w:r>
+        <w:t xml:space="preserve"> Django, siguiendo una estructura modular y coherente que permite una separación clara entre las distintas capas del sistema: lógica, presentación y datos.</w:t>
+      </w:r>
+    </w:p>
+    <w:p/>
+    <w:p>
+      <w:pPr>
+        <w:rPr>
+          <w:b/>
+          <w:bCs/>
+        </w:rPr>
+      </w:pPr>
+      <w:r>
+        <w:rPr>
+          <w:b/>
+          <w:bCs/>
+        </w:rPr>
+        <w:t>▪ Estructura del código</w:t>
+      </w:r>
+    </w:p>
+    <w:p>
+      <w:r>
+        <w:t>La organización del proyecto sigue el patrón habitual de Django, con una carpeta raíz para la configuración general del proyecto, una aplicación principal llamada base, una carpeta de plantillas HTML (</w:t>
+      </w:r>
+      <w:proofErr w:type="spellStart"/>
+      <w:r>
+        <w:t>templates</w:t>
+      </w:r>
+      <w:proofErr w:type="spellEnd"/>
+      <w:r>
+        <w:t>) y otra de recursos estáticos (</w:t>
+      </w:r>
+      <w:proofErr w:type="spellStart"/>
+      <w:r>
+        <w:t>static</w:t>
+      </w:r>
+      <w:proofErr w:type="spellEnd"/>
+      <w:r>
+        <w:t>).</w:t>
+      </w:r>
+    </w:p>
+    <w:p/>
+    <w:p>
+      <w:proofErr w:type="spellStart"/>
+      <w:r>
+        <w:t>proyecto_sonaura</w:t>
+      </w:r>
+      <w:proofErr w:type="spellEnd"/>
+      <w:r>
+        <w:t>/</w:t>
+      </w:r>
+    </w:p>
+    <w:p>
+      <w:r>
+        <w:t>│</w:t>
+      </w:r>
+    </w:p>
+    <w:p>
+      <w:r>
+        <w:t>├── manage.py                          ← Herramienta de gestión de Django</w:t>
+      </w:r>
+    </w:p>
+    <w:p>
+      <w:r>
+        <w:t>├── db.sqlite3                         ← Base de datos local en SQLite</w:t>
+      </w:r>
+    </w:p>
+    <w:p>
+      <w:r>
+        <w:t>│</w:t>
+      </w:r>
+    </w:p>
+    <w:p>
+      <w:r>
+        <w:t xml:space="preserve">├── </w:t>
+      </w:r>
+      <w:proofErr w:type="spellStart"/>
+      <w:r>
+        <w:t>proyecto_sonaura</w:t>
+      </w:r>
+      <w:proofErr w:type="spellEnd"/>
+      <w:r>
+        <w:t>/                  ← Configuración del proyecto</w:t>
+      </w:r>
+    </w:p>
+    <w:p>
+      <w:r>
+        <w:t>│   ├── settings.py                    ← Configuración general</w:t>
+      </w:r>
+    </w:p>
+    <w:p>
+      <w:r>
+        <w:t>│   ├── urls.py                        ← Enrutador principal</w:t>
+      </w:r>
+    </w:p>
+    <w:p>
+      <w:r>
+        <w:t>│   ├── wsgi.py / asgi.py              ← Interfaces para despliegue</w:t>
+      </w:r>
+    </w:p>
+    <w:p>
+      <w:r>
+        <w:t>│</w:t>
+      </w:r>
+    </w:p>
+    <w:p>
+      <w:r>
+        <w:t>├── base/                              ← Aplicación principal del sistema</w:t>
+      </w:r>
+    </w:p>
+    <w:p>
+      <w:r>
+        <w:t>│   ├── models.py                      ← Definición de modelos de datos</w:t>
+      </w:r>
+    </w:p>
+    <w:p>
+      <w:r>
+        <w:t>│   ├── views.py                       ← Lógica de cada vista del sistema</w:t>
+      </w:r>
+    </w:p>
+    <w:p>
+      <w:r>
+        <w:t>│   ├── urls.py                        ← Rutas específicas de esta aplicación</w:t>
+      </w:r>
+    </w:p>
+    <w:p>
+      <w:r>
+        <w:t xml:space="preserve">│   ├── admin.py                       ← Registro de modelos en el panel </w:t>
+      </w:r>
+      <w:proofErr w:type="spellStart"/>
+      <w:r>
+        <w:t>admin</w:t>
+      </w:r>
+      <w:proofErr w:type="spellEnd"/>
+    </w:p>
+    <w:p>
+      <w:r>
+        <w:t xml:space="preserve">│   ├── </w:t>
+      </w:r>
+      <w:proofErr w:type="spellStart"/>
+      <w:r>
+        <w:t>migrations</w:t>
+      </w:r>
+      <w:proofErr w:type="spellEnd"/>
+      <w:r>
+        <w:t>/                    ← Archivos de migración de base de datos</w:t>
+      </w:r>
+    </w:p>
+    <w:p>
+      <w:r>
+        <w:t xml:space="preserve">│   └── </w:t>
+      </w:r>
+      <w:proofErr w:type="spellStart"/>
+      <w:r>
+        <w:t>templates</w:t>
+      </w:r>
+      <w:proofErr w:type="spellEnd"/>
+      <w:r>
+        <w:t>/base/               ← Plantillas HTML para cada vista</w:t>
+      </w:r>
+    </w:p>
+    <w:p>
+      <w:r>
+        <w:t>│</w:t>
+      </w:r>
+    </w:p>
+    <w:p>
+      <w:r>
+        <w:t xml:space="preserve">├── </w:t>
+      </w:r>
+      <w:proofErr w:type="spellStart"/>
+      <w:r>
+        <w:t>static</w:t>
+      </w:r>
+      <w:proofErr w:type="spellEnd"/>
+      <w:r>
+        <w:t>/                            ← Archivos estáticos compartidos</w:t>
+      </w:r>
+    </w:p>
+    <w:p>
+      <w:r>
+        <w:t xml:space="preserve">│   ├── </w:t>
+      </w:r>
+      <w:proofErr w:type="spellStart"/>
+      <w:r>
+        <w:t>css</w:t>
+      </w:r>
+      <w:proofErr w:type="spellEnd"/>
+      <w:r>
+        <w:t>/base/                      ← Estilos CSS personalizados</w:t>
+      </w:r>
+    </w:p>
+    <w:p>
+      <w:r>
+        <w:t xml:space="preserve">│   └── </w:t>
+      </w:r>
+      <w:proofErr w:type="spellStart"/>
+      <w:r>
+        <w:t>js</w:t>
+      </w:r>
+      <w:proofErr w:type="spellEnd"/>
+      <w:r>
+        <w:t>/base/                       ← Scripts JavaScript y Bootstrap</w:t>
+      </w:r>
+    </w:p>
+    <w:p/>
+    <w:p/>
+    <w:p/>
+    <w:p>
+      <w:pPr>
+        <w:rPr>
+          <w:b/>
+          <w:bCs/>
+        </w:rPr>
+      </w:pPr>
+      <w:r>
+        <w:rPr>
+          <w:b/>
+          <w:bCs/>
+        </w:rPr>
+        <w:lastRenderedPageBreak/>
+        <w:t>▪ Lógica de funcionamiento</w:t>
+      </w:r>
+    </w:p>
+    <w:p>
+      <w:r>
+        <w:t xml:space="preserve">El proyecto sigue el patrón </w:t>
+      </w:r>
+      <w:r>
+        <w:rPr>
+          <w:b/>
+          <w:bCs/>
+        </w:rPr>
+        <w:t>MTV (</w:t>
+      </w:r>
+      <w:proofErr w:type="spellStart"/>
+      <w:r>
+        <w:rPr>
+          <w:b/>
+          <w:bCs/>
+        </w:rPr>
+        <w:t>Model</w:t>
+      </w:r>
+      <w:proofErr w:type="spellEnd"/>
+      <w:r>
+        <w:rPr>
+          <w:b/>
+          <w:bCs/>
+        </w:rPr>
+        <w:t xml:space="preserve"> - </w:t>
+      </w:r>
+      <w:proofErr w:type="spellStart"/>
+      <w:r>
+        <w:rPr>
+          <w:b/>
+          <w:bCs/>
+        </w:rPr>
+        <w:t>Template</w:t>
+      </w:r>
+      <w:proofErr w:type="spellEnd"/>
+      <w:r>
+        <w:rPr>
+          <w:b/>
+          <w:bCs/>
+        </w:rPr>
+        <w:t xml:space="preserve"> - View)</w:t>
+      </w:r>
+      <w:r>
+        <w:t xml:space="preserve"> que propone Django:</w:t>
+      </w:r>
+    </w:p>
+    <w:p>
+      <w:pPr>
+        <w:numPr>
+          <w:ilvl w:val="0"/>
+          <w:numId w:val="16"/>
+        </w:numPr>
+      </w:pPr>
+      <w:r>
+        <w:rPr>
+          <w:b/>
+          <w:bCs/>
+        </w:rPr>
+        <w:t>Modelo (</w:t>
+      </w:r>
+      <w:proofErr w:type="spellStart"/>
+      <w:r>
+        <w:rPr>
+          <w:b/>
+          <w:bCs/>
+        </w:rPr>
+        <w:t>Model</w:t>
+      </w:r>
+      <w:proofErr w:type="spellEnd"/>
+      <w:r>
+        <w:rPr>
+          <w:b/>
+          <w:bCs/>
+        </w:rPr>
+        <w:t>)</w:t>
+      </w:r>
+      <w:r>
+        <w:br/>
+        <w:t>Se define en models.py y representa las estructuras de datos de la base de datos, como películas, series, noticias o usuarios.</w:t>
+      </w:r>
+    </w:p>
+    <w:p>
+      <w:pPr>
+        <w:numPr>
+          <w:ilvl w:val="0"/>
+          <w:numId w:val="16"/>
+        </w:numPr>
+      </w:pPr>
+      <w:r>
+        <w:rPr>
+          <w:b/>
+          <w:bCs/>
+        </w:rPr>
+        <w:t>Vista (View)</w:t>
+      </w:r>
+      <w:r>
+        <w:br/>
+        <w:t>En views.py se encuentran las funciones que procesan las solicitudes de los usuarios. Cada vista consulta la base de datos (si es necesario), aplica lógica y devuelve una respuesta basada en una plantilla HTML.</w:t>
+      </w:r>
+    </w:p>
+    <w:p>
+      <w:pPr>
+        <w:numPr>
+          <w:ilvl w:val="0"/>
+          <w:numId w:val="16"/>
+        </w:numPr>
+      </w:pPr>
+      <w:r>
+        <w:rPr>
+          <w:b/>
+          <w:bCs/>
+        </w:rPr>
+        <w:t>Plantilla (</w:t>
+      </w:r>
+      <w:proofErr w:type="spellStart"/>
+      <w:r>
+        <w:rPr>
+          <w:b/>
+          <w:bCs/>
+        </w:rPr>
+        <w:t>Template</w:t>
+      </w:r>
+      <w:proofErr w:type="spellEnd"/>
+      <w:r>
+        <w:rPr>
+          <w:b/>
+          <w:bCs/>
+        </w:rPr>
+        <w:t>)</w:t>
+      </w:r>
+      <w:r>
+        <w:br/>
+        <w:t xml:space="preserve">Las vistas se muestran al usuario final a través de las plantillas en </w:t>
+      </w:r>
+      <w:proofErr w:type="spellStart"/>
+      <w:r>
+        <w:t>templates</w:t>
+      </w:r>
+      <w:proofErr w:type="spellEnd"/>
+      <w:r>
+        <w:t>/base/. Estas plantillas heredan de base.html y utilizan variables y estructuras de control proporcionadas por Django (</w:t>
+      </w:r>
+      <w:proofErr w:type="gramStart"/>
+      <w:r>
+        <w:t>{{ }</w:t>
+      </w:r>
+      <w:proofErr w:type="gramEnd"/>
+      <w:r>
+        <w:t>}, {% %}) para mostrar contenido dinámico.</w:t>
+      </w:r>
+    </w:p>
+    <w:p/>
+    <w:p/>
+    <w:p>
+      <w:pPr>
+        <w:rPr>
+          <w:b/>
+          <w:bCs/>
+        </w:rPr>
+      </w:pPr>
+      <w:r>
+        <w:rPr>
+          <w:b/>
+          <w:bCs/>
+        </w:rPr>
+        <w:t>▪ Flujo de funcionamiento del sistema</w:t>
+      </w:r>
+    </w:p>
+    <w:p>
+      <w:r>
+        <w:t>El flujo típico de una solicitud es el siguiente:</w:t>
+      </w:r>
+    </w:p>
+    <w:p>
+      <w:pPr>
+        <w:numPr>
+          <w:ilvl w:val="0"/>
+          <w:numId w:val="17"/>
+        </w:numPr>
+      </w:pPr>
+      <w:r>
+        <w:t>El usuario accede a una URL específica, por ejemplo /noticias.</w:t>
+      </w:r>
+    </w:p>
+    <w:p>
+      <w:pPr>
+        <w:numPr>
+          <w:ilvl w:val="0"/>
+          <w:numId w:val="17"/>
+        </w:numPr>
+      </w:pPr>
+      <w:r>
+        <w:t>El enrutador (urls.py) redirige esa solicitud a una función correspondiente en views.py.</w:t>
+      </w:r>
+    </w:p>
+    <w:p>
+      <w:pPr>
+        <w:numPr>
+          <w:ilvl w:val="0"/>
+          <w:numId w:val="17"/>
+        </w:numPr>
+      </w:pPr>
+      <w:r>
+        <w:t>La función consulta los modelos si necesita acceder a la base de datos.</w:t>
+      </w:r>
+    </w:p>
+    <w:p>
+      <w:pPr>
+        <w:numPr>
+          <w:ilvl w:val="0"/>
+          <w:numId w:val="17"/>
+        </w:numPr>
+      </w:pPr>
+      <w:r>
+        <w:t>Los datos obtenidos se pasan a una plantilla HTML como contexto.</w:t>
+      </w:r>
+    </w:p>
+    <w:p>
+      <w:pPr>
+        <w:numPr>
+          <w:ilvl w:val="0"/>
+          <w:numId w:val="17"/>
+        </w:numPr>
+      </w:pPr>
+      <w:r>
+        <w:t>La plantilla se renderiza y se envía como respuesta al navegador.</w:t>
+      </w:r>
+    </w:p>
+    <w:p>
+      <w:pPr>
+        <w:numPr>
+          <w:ilvl w:val="0"/>
+          <w:numId w:val="17"/>
+        </w:numPr>
+      </w:pPr>
+      <w:r>
+        <w:t>El navegador muestra la interfaz final, aplicando los estilos definidos en los archivos CSS.</w:t>
+      </w:r>
+    </w:p>
+    <w:p>
+      <w:r>
+        <w:t>Este flujo permite mantener una arquitectura limpia y facilita el desarrollo de nuevas funcionalidades, ya que cada parte del sistema está separada y es reutilizable.</w:t>
+      </w:r>
+    </w:p>
+    <w:p/>
+    <w:p>
+      <w:pPr>
+        <w:rPr>
+          <w:b/>
+          <w:bCs/>
+        </w:rPr>
+      </w:pPr>
+      <w:r>
+        <w:rPr>
+          <w:b/>
+          <w:bCs/>
+        </w:rPr>
+        <w:t>▪ Interfaz y experiencia de usuario</w:t>
+      </w:r>
+    </w:p>
+    <w:p>
+      <w:r>
+        <w:t>La aplicación cuenta con una interfaz moderna y dinámica gracias a:</w:t>
+      </w:r>
+    </w:p>
+    <w:p>
+      <w:pPr>
+        <w:numPr>
+          <w:ilvl w:val="0"/>
+          <w:numId w:val="18"/>
+        </w:numPr>
+      </w:pPr>
+      <w:r>
+        <w:t xml:space="preserve">Uso de </w:t>
+      </w:r>
+      <w:r>
+        <w:rPr>
+          <w:b/>
+          <w:bCs/>
+        </w:rPr>
+        <w:t>plantillas reutilizables</w:t>
+      </w:r>
+      <w:r>
+        <w:t>.</w:t>
+      </w:r>
+    </w:p>
+    <w:p>
+      <w:pPr>
+        <w:numPr>
+          <w:ilvl w:val="0"/>
+          <w:numId w:val="18"/>
+        </w:numPr>
+      </w:pPr>
+      <w:r>
+        <w:t xml:space="preserve">Estilos personalizados mediante </w:t>
+      </w:r>
+      <w:r>
+        <w:rPr>
+          <w:b/>
+          <w:bCs/>
+        </w:rPr>
+        <w:t>CSS modular</w:t>
+      </w:r>
+      <w:r>
+        <w:t>.</w:t>
+      </w:r>
+    </w:p>
+    <w:p>
+      <w:pPr>
+        <w:numPr>
+          <w:ilvl w:val="0"/>
+          <w:numId w:val="18"/>
+        </w:numPr>
+      </w:pPr>
+      <w:r>
+        <w:t xml:space="preserve">Integración de </w:t>
+      </w:r>
+      <w:r>
+        <w:rPr>
+          <w:b/>
+          <w:bCs/>
+        </w:rPr>
+        <w:t>Bootstrap</w:t>
+      </w:r>
+      <w:r>
+        <w:t xml:space="preserve"> para diseño responsivo.</w:t>
+      </w:r>
+    </w:p>
+    <w:p>
+      <w:pPr>
+        <w:numPr>
+          <w:ilvl w:val="0"/>
+          <w:numId w:val="18"/>
+        </w:numPr>
+      </w:pPr>
+      <w:r>
+        <w:t xml:space="preserve">Uso de </w:t>
+      </w:r>
+      <w:r>
+        <w:rPr>
+          <w:b/>
+          <w:bCs/>
+        </w:rPr>
+        <w:t>JavaScript</w:t>
+      </w:r>
+      <w:r>
+        <w:t xml:space="preserve"> para interacciones como pestañas, búsqueda y efectos visuales.</w:t>
+      </w:r>
+    </w:p>
+    <w:p>
+      <w:r>
+        <w:t>Esta estructura permite una navegación fluida y una experiencia atractiva tanto en escritorio como en dispositivos móviles.</w:t>
+      </w:r>
     </w:p>
     <w:p/>
     <w:sectPr>
@@ -2727,6 +4032,155 @@
     </w:lvl>
   </w:abstractNum>
   <w:abstractNum w:abstractNumId="1" w15:restartNumberingAfterBreak="0">
+    <w:nsid w:val="05485ABE"/>
+    <w:multiLevelType w:val="multilevel"/>
+    <w:tmpl w:val="04544E0E"/>
+    <w:lvl w:ilvl="0">
+      <w:start w:val="1"/>
+      <w:numFmt w:val="bullet"/>
+      <w:lvlText w:val=""/>
+      <w:lvlJc w:val="left"/>
+      <w:pPr>
+        <w:tabs>
+          <w:tab w:val="num" w:pos="720"/>
+        </w:tabs>
+        <w:ind w:left="720" w:hanging="360"/>
+      </w:pPr>
+      <w:rPr>
+        <w:rFonts w:ascii="Symbol" w:hAnsi="Symbol" w:hint="default"/>
+        <w:sz w:val="20"/>
+      </w:rPr>
+    </w:lvl>
+    <w:lvl w:ilvl="1" w:tentative="1">
+      <w:start w:val="1"/>
+      <w:numFmt w:val="bullet"/>
+      <w:lvlText w:val="o"/>
+      <w:lvlJc w:val="left"/>
+      <w:pPr>
+        <w:tabs>
+          <w:tab w:val="num" w:pos="1440"/>
+        </w:tabs>
+        <w:ind w:left="1440" w:hanging="360"/>
+      </w:pPr>
+      <w:rPr>
+        <w:rFonts w:ascii="Courier New" w:hAnsi="Courier New" w:hint="default"/>
+        <w:sz w:val="20"/>
+      </w:rPr>
+    </w:lvl>
+    <w:lvl w:ilvl="2" w:tentative="1">
+      <w:start w:val="1"/>
+      <w:numFmt w:val="bullet"/>
+      <w:lvlText w:val=""/>
+      <w:lvlJc w:val="left"/>
+      <w:pPr>
+        <w:tabs>
+          <w:tab w:val="num" w:pos="2160"/>
+        </w:tabs>
+        <w:ind w:left="2160" w:hanging="360"/>
+      </w:pPr>
+      <w:rPr>
+        <w:rFonts w:ascii="Wingdings" w:hAnsi="Wingdings" w:hint="default"/>
+        <w:sz w:val="20"/>
+      </w:rPr>
+    </w:lvl>
+    <w:lvl w:ilvl="3" w:tentative="1">
+      <w:start w:val="1"/>
+      <w:numFmt w:val="bullet"/>
+      <w:lvlText w:val=""/>
+      <w:lvlJc w:val="left"/>
+      <w:pPr>
+        <w:tabs>
+          <w:tab w:val="num" w:pos="2880"/>
+        </w:tabs>
+        <w:ind w:left="2880" w:hanging="360"/>
+      </w:pPr>
+      <w:rPr>
+        <w:rFonts w:ascii="Wingdings" w:hAnsi="Wingdings" w:hint="default"/>
+        <w:sz w:val="20"/>
+      </w:rPr>
+    </w:lvl>
+    <w:lvl w:ilvl="4" w:tentative="1">
+      <w:start w:val="1"/>
+      <w:numFmt w:val="bullet"/>
+      <w:lvlText w:val=""/>
+      <w:lvlJc w:val="left"/>
+      <w:pPr>
+        <w:tabs>
+          <w:tab w:val="num" w:pos="3600"/>
+        </w:tabs>
+        <w:ind w:left="3600" w:hanging="360"/>
+      </w:pPr>
+      <w:rPr>
+        <w:rFonts w:ascii="Wingdings" w:hAnsi="Wingdings" w:hint="default"/>
+        <w:sz w:val="20"/>
+      </w:rPr>
+    </w:lvl>
+    <w:lvl w:ilvl="5" w:tentative="1">
+      <w:start w:val="1"/>
+      <w:numFmt w:val="bullet"/>
+      <w:lvlText w:val=""/>
+      <w:lvlJc w:val="left"/>
+      <w:pPr>
+        <w:tabs>
+          <w:tab w:val="num" w:pos="4320"/>
+        </w:tabs>
+        <w:ind w:left="4320" w:hanging="360"/>
+      </w:pPr>
+      <w:rPr>
+        <w:rFonts w:ascii="Wingdings" w:hAnsi="Wingdings" w:hint="default"/>
+        <w:sz w:val="20"/>
+      </w:rPr>
+    </w:lvl>
+    <w:lvl w:ilvl="6" w:tentative="1">
+      <w:start w:val="1"/>
+      <w:numFmt w:val="bullet"/>
+      <w:lvlText w:val=""/>
+      <w:lvlJc w:val="left"/>
+      <w:pPr>
+        <w:tabs>
+          <w:tab w:val="num" w:pos="5040"/>
+        </w:tabs>
+        <w:ind w:left="5040" w:hanging="360"/>
+      </w:pPr>
+      <w:rPr>
+        <w:rFonts w:ascii="Wingdings" w:hAnsi="Wingdings" w:hint="default"/>
+        <w:sz w:val="20"/>
+      </w:rPr>
+    </w:lvl>
+    <w:lvl w:ilvl="7" w:tentative="1">
+      <w:start w:val="1"/>
+      <w:numFmt w:val="bullet"/>
+      <w:lvlText w:val=""/>
+      <w:lvlJc w:val="left"/>
+      <w:pPr>
+        <w:tabs>
+          <w:tab w:val="num" w:pos="5760"/>
+        </w:tabs>
+        <w:ind w:left="5760" w:hanging="360"/>
+      </w:pPr>
+      <w:rPr>
+        <w:rFonts w:ascii="Wingdings" w:hAnsi="Wingdings" w:hint="default"/>
+        <w:sz w:val="20"/>
+      </w:rPr>
+    </w:lvl>
+    <w:lvl w:ilvl="8" w:tentative="1">
+      <w:start w:val="1"/>
+      <w:numFmt w:val="bullet"/>
+      <w:lvlText w:val=""/>
+      <w:lvlJc w:val="left"/>
+      <w:pPr>
+        <w:tabs>
+          <w:tab w:val="num" w:pos="6480"/>
+        </w:tabs>
+        <w:ind w:left="6480" w:hanging="360"/>
+      </w:pPr>
+      <w:rPr>
+        <w:rFonts w:ascii="Wingdings" w:hAnsi="Wingdings" w:hint="default"/>
+        <w:sz w:val="20"/>
+      </w:rPr>
+    </w:lvl>
+  </w:abstractNum>
+  <w:abstractNum w:abstractNumId="2" w15:restartNumberingAfterBreak="0">
     <w:nsid w:val="0B2C4B9B"/>
     <w:multiLevelType w:val="multilevel"/>
     <w:tmpl w:val="73DEA602"/>
@@ -2875,7 +4329,120 @@
       </w:rPr>
     </w:lvl>
   </w:abstractNum>
-  <w:abstractNum w:abstractNumId="2" w15:restartNumberingAfterBreak="0">
+  <w:abstractNum w:abstractNumId="3" w15:restartNumberingAfterBreak="0">
+    <w:nsid w:val="0E05140B"/>
+    <w:multiLevelType w:val="multilevel"/>
+    <w:tmpl w:val="37261D52"/>
+    <w:lvl w:ilvl="0">
+      <w:start w:val="1"/>
+      <w:numFmt w:val="decimal"/>
+      <w:lvlText w:val="%1."/>
+      <w:lvlJc w:val="left"/>
+      <w:pPr>
+        <w:tabs>
+          <w:tab w:val="num" w:pos="720"/>
+        </w:tabs>
+        <w:ind w:left="720" w:hanging="360"/>
+      </w:pPr>
+    </w:lvl>
+    <w:lvl w:ilvl="1" w:tentative="1">
+      <w:start w:val="1"/>
+      <w:numFmt w:val="decimal"/>
+      <w:lvlText w:val="%2."/>
+      <w:lvlJc w:val="left"/>
+      <w:pPr>
+        <w:tabs>
+          <w:tab w:val="num" w:pos="1440"/>
+        </w:tabs>
+        <w:ind w:left="1440" w:hanging="360"/>
+      </w:pPr>
+    </w:lvl>
+    <w:lvl w:ilvl="2" w:tentative="1">
+      <w:start w:val="1"/>
+      <w:numFmt w:val="decimal"/>
+      <w:lvlText w:val="%3."/>
+      <w:lvlJc w:val="left"/>
+      <w:pPr>
+        <w:tabs>
+          <w:tab w:val="num" w:pos="2160"/>
+        </w:tabs>
+        <w:ind w:left="2160" w:hanging="360"/>
+      </w:pPr>
+    </w:lvl>
+    <w:lvl w:ilvl="3" w:tentative="1">
+      <w:start w:val="1"/>
+      <w:numFmt w:val="decimal"/>
+      <w:lvlText w:val="%4."/>
+      <w:lvlJc w:val="left"/>
+      <w:pPr>
+        <w:tabs>
+          <w:tab w:val="num" w:pos="2880"/>
+        </w:tabs>
+        <w:ind w:left="2880" w:hanging="360"/>
+      </w:pPr>
+    </w:lvl>
+    <w:lvl w:ilvl="4" w:tentative="1">
+      <w:start w:val="1"/>
+      <w:numFmt w:val="decimal"/>
+      <w:lvlText w:val="%5."/>
+      <w:lvlJc w:val="left"/>
+      <w:pPr>
+        <w:tabs>
+          <w:tab w:val="num" w:pos="3600"/>
+        </w:tabs>
+        <w:ind w:left="3600" w:hanging="360"/>
+      </w:pPr>
+    </w:lvl>
+    <w:lvl w:ilvl="5" w:tentative="1">
+      <w:start w:val="1"/>
+      <w:numFmt w:val="decimal"/>
+      <w:lvlText w:val="%6."/>
+      <w:lvlJc w:val="left"/>
+      <w:pPr>
+        <w:tabs>
+          <w:tab w:val="num" w:pos="4320"/>
+        </w:tabs>
+        <w:ind w:left="4320" w:hanging="360"/>
+      </w:pPr>
+    </w:lvl>
+    <w:lvl w:ilvl="6" w:tentative="1">
+      <w:start w:val="1"/>
+      <w:numFmt w:val="decimal"/>
+      <w:lvlText w:val="%7."/>
+      <w:lvlJc w:val="left"/>
+      <w:pPr>
+        <w:tabs>
+          <w:tab w:val="num" w:pos="5040"/>
+        </w:tabs>
+        <w:ind w:left="5040" w:hanging="360"/>
+      </w:pPr>
+    </w:lvl>
+    <w:lvl w:ilvl="7" w:tentative="1">
+      <w:start w:val="1"/>
+      <w:numFmt w:val="decimal"/>
+      <w:lvlText w:val="%8."/>
+      <w:lvlJc w:val="left"/>
+      <w:pPr>
+        <w:tabs>
+          <w:tab w:val="num" w:pos="5760"/>
+        </w:tabs>
+        <w:ind w:left="5760" w:hanging="360"/>
+      </w:pPr>
+    </w:lvl>
+    <w:lvl w:ilvl="8" w:tentative="1">
+      <w:start w:val="1"/>
+      <w:numFmt w:val="decimal"/>
+      <w:lvlText w:val="%9."/>
+      <w:lvlJc w:val="left"/>
+      <w:pPr>
+        <w:tabs>
+          <w:tab w:val="num" w:pos="6480"/>
+        </w:tabs>
+        <w:ind w:left="6480" w:hanging="360"/>
+      </w:pPr>
+    </w:lvl>
+  </w:abstractNum>
+  <w:abstractNum w:abstractNumId="4" w15:restartNumberingAfterBreak="0">
     <w:nsid w:val="0E520A33"/>
     <w:multiLevelType w:val="multilevel"/>
     <w:tmpl w:val="DCBA6552"/>
@@ -3024,7 +4591,7 @@
       </w:rPr>
     </w:lvl>
   </w:abstractNum>
-  <w:abstractNum w:abstractNumId="3" w15:restartNumberingAfterBreak="0">
+  <w:abstractNum w:abstractNumId="5" w15:restartNumberingAfterBreak="0">
     <w:nsid w:val="1BF8428A"/>
     <w:multiLevelType w:val="multilevel"/>
     <w:tmpl w:val="F33612C2"/>
@@ -3173,7 +4740,7 @@
       </w:rPr>
     </w:lvl>
   </w:abstractNum>
-  <w:abstractNum w:abstractNumId="4" w15:restartNumberingAfterBreak="0">
+  <w:abstractNum w:abstractNumId="6" w15:restartNumberingAfterBreak="0">
     <w:nsid w:val="20B912F2"/>
     <w:multiLevelType w:val="multilevel"/>
     <w:tmpl w:val="152C7CF8"/>
@@ -3322,7 +4889,418 @@
       </w:rPr>
     </w:lvl>
   </w:abstractNum>
-  <w:abstractNum w:abstractNumId="5" w15:restartNumberingAfterBreak="0">
+  <w:abstractNum w:abstractNumId="7" w15:restartNumberingAfterBreak="0">
+    <w:nsid w:val="279B181E"/>
+    <w:multiLevelType w:val="multilevel"/>
+    <w:tmpl w:val="F31AC864"/>
+    <w:lvl w:ilvl="0">
+      <w:start w:val="1"/>
+      <w:numFmt w:val="decimal"/>
+      <w:lvlText w:val="%1."/>
+      <w:lvlJc w:val="left"/>
+      <w:pPr>
+        <w:tabs>
+          <w:tab w:val="num" w:pos="720"/>
+        </w:tabs>
+        <w:ind w:left="720" w:hanging="360"/>
+      </w:pPr>
+    </w:lvl>
+    <w:lvl w:ilvl="1" w:tentative="1">
+      <w:start w:val="1"/>
+      <w:numFmt w:val="decimal"/>
+      <w:lvlText w:val="%2."/>
+      <w:lvlJc w:val="left"/>
+      <w:pPr>
+        <w:tabs>
+          <w:tab w:val="num" w:pos="1440"/>
+        </w:tabs>
+        <w:ind w:left="1440" w:hanging="360"/>
+      </w:pPr>
+    </w:lvl>
+    <w:lvl w:ilvl="2" w:tentative="1">
+      <w:start w:val="1"/>
+      <w:numFmt w:val="decimal"/>
+      <w:lvlText w:val="%3."/>
+      <w:lvlJc w:val="left"/>
+      <w:pPr>
+        <w:tabs>
+          <w:tab w:val="num" w:pos="2160"/>
+        </w:tabs>
+        <w:ind w:left="2160" w:hanging="360"/>
+      </w:pPr>
+    </w:lvl>
+    <w:lvl w:ilvl="3" w:tentative="1">
+      <w:start w:val="1"/>
+      <w:numFmt w:val="decimal"/>
+      <w:lvlText w:val="%4."/>
+      <w:lvlJc w:val="left"/>
+      <w:pPr>
+        <w:tabs>
+          <w:tab w:val="num" w:pos="2880"/>
+        </w:tabs>
+        <w:ind w:left="2880" w:hanging="360"/>
+      </w:pPr>
+    </w:lvl>
+    <w:lvl w:ilvl="4" w:tentative="1">
+      <w:start w:val="1"/>
+      <w:numFmt w:val="decimal"/>
+      <w:lvlText w:val="%5."/>
+      <w:lvlJc w:val="left"/>
+      <w:pPr>
+        <w:tabs>
+          <w:tab w:val="num" w:pos="3600"/>
+        </w:tabs>
+        <w:ind w:left="3600" w:hanging="360"/>
+      </w:pPr>
+    </w:lvl>
+    <w:lvl w:ilvl="5" w:tentative="1">
+      <w:start w:val="1"/>
+      <w:numFmt w:val="decimal"/>
+      <w:lvlText w:val="%6."/>
+      <w:lvlJc w:val="left"/>
+      <w:pPr>
+        <w:tabs>
+          <w:tab w:val="num" w:pos="4320"/>
+        </w:tabs>
+        <w:ind w:left="4320" w:hanging="360"/>
+      </w:pPr>
+    </w:lvl>
+    <w:lvl w:ilvl="6" w:tentative="1">
+      <w:start w:val="1"/>
+      <w:numFmt w:val="decimal"/>
+      <w:lvlText w:val="%7."/>
+      <w:lvlJc w:val="left"/>
+      <w:pPr>
+        <w:tabs>
+          <w:tab w:val="num" w:pos="5040"/>
+        </w:tabs>
+        <w:ind w:left="5040" w:hanging="360"/>
+      </w:pPr>
+    </w:lvl>
+    <w:lvl w:ilvl="7" w:tentative="1">
+      <w:start w:val="1"/>
+      <w:numFmt w:val="decimal"/>
+      <w:lvlText w:val="%8."/>
+      <w:lvlJc w:val="left"/>
+      <w:pPr>
+        <w:tabs>
+          <w:tab w:val="num" w:pos="5760"/>
+        </w:tabs>
+        <w:ind w:left="5760" w:hanging="360"/>
+      </w:pPr>
+    </w:lvl>
+    <w:lvl w:ilvl="8" w:tentative="1">
+      <w:start w:val="1"/>
+      <w:numFmt w:val="decimal"/>
+      <w:lvlText w:val="%9."/>
+      <w:lvlJc w:val="left"/>
+      <w:pPr>
+        <w:tabs>
+          <w:tab w:val="num" w:pos="6480"/>
+        </w:tabs>
+        <w:ind w:left="6480" w:hanging="360"/>
+      </w:pPr>
+    </w:lvl>
+  </w:abstractNum>
+  <w:abstractNum w:abstractNumId="8" w15:restartNumberingAfterBreak="0">
+    <w:nsid w:val="288351C6"/>
+    <w:multiLevelType w:val="multilevel"/>
+    <w:tmpl w:val="C15C7716"/>
+    <w:lvl w:ilvl="0">
+      <w:start w:val="1"/>
+      <w:numFmt w:val="bullet"/>
+      <w:lvlText w:val=""/>
+      <w:lvlJc w:val="left"/>
+      <w:pPr>
+        <w:tabs>
+          <w:tab w:val="num" w:pos="720"/>
+        </w:tabs>
+        <w:ind w:left="720" w:hanging="360"/>
+      </w:pPr>
+      <w:rPr>
+        <w:rFonts w:ascii="Symbol" w:hAnsi="Symbol" w:hint="default"/>
+        <w:sz w:val="20"/>
+      </w:rPr>
+    </w:lvl>
+    <w:lvl w:ilvl="1">
+      <w:start w:val="1"/>
+      <w:numFmt w:val="bullet"/>
+      <w:lvlText w:val="o"/>
+      <w:lvlJc w:val="left"/>
+      <w:pPr>
+        <w:tabs>
+          <w:tab w:val="num" w:pos="1440"/>
+        </w:tabs>
+        <w:ind w:left="1440" w:hanging="360"/>
+      </w:pPr>
+      <w:rPr>
+        <w:rFonts w:ascii="Courier New" w:hAnsi="Courier New" w:hint="default"/>
+        <w:sz w:val="20"/>
+      </w:rPr>
+    </w:lvl>
+    <w:lvl w:ilvl="2" w:tentative="1">
+      <w:start w:val="1"/>
+      <w:numFmt w:val="bullet"/>
+      <w:lvlText w:val=""/>
+      <w:lvlJc w:val="left"/>
+      <w:pPr>
+        <w:tabs>
+          <w:tab w:val="num" w:pos="2160"/>
+        </w:tabs>
+        <w:ind w:left="2160" w:hanging="360"/>
+      </w:pPr>
+      <w:rPr>
+        <w:rFonts w:ascii="Wingdings" w:hAnsi="Wingdings" w:hint="default"/>
+        <w:sz w:val="20"/>
+      </w:rPr>
+    </w:lvl>
+    <w:lvl w:ilvl="3" w:tentative="1">
+      <w:start w:val="1"/>
+      <w:numFmt w:val="bullet"/>
+      <w:lvlText w:val=""/>
+      <w:lvlJc w:val="left"/>
+      <w:pPr>
+        <w:tabs>
+          <w:tab w:val="num" w:pos="2880"/>
+        </w:tabs>
+        <w:ind w:left="2880" w:hanging="360"/>
+      </w:pPr>
+      <w:rPr>
+        <w:rFonts w:ascii="Wingdings" w:hAnsi="Wingdings" w:hint="default"/>
+        <w:sz w:val="20"/>
+      </w:rPr>
+    </w:lvl>
+    <w:lvl w:ilvl="4" w:tentative="1">
+      <w:start w:val="1"/>
+      <w:numFmt w:val="bullet"/>
+      <w:lvlText w:val=""/>
+      <w:lvlJc w:val="left"/>
+      <w:pPr>
+        <w:tabs>
+          <w:tab w:val="num" w:pos="3600"/>
+        </w:tabs>
+        <w:ind w:left="3600" w:hanging="360"/>
+      </w:pPr>
+      <w:rPr>
+        <w:rFonts w:ascii="Wingdings" w:hAnsi="Wingdings" w:hint="default"/>
+        <w:sz w:val="20"/>
+      </w:rPr>
+    </w:lvl>
+    <w:lvl w:ilvl="5" w:tentative="1">
+      <w:start w:val="1"/>
+      <w:numFmt w:val="bullet"/>
+      <w:lvlText w:val=""/>
+      <w:lvlJc w:val="left"/>
+      <w:pPr>
+        <w:tabs>
+          <w:tab w:val="num" w:pos="4320"/>
+        </w:tabs>
+        <w:ind w:left="4320" w:hanging="360"/>
+      </w:pPr>
+      <w:rPr>
+        <w:rFonts w:ascii="Wingdings" w:hAnsi="Wingdings" w:hint="default"/>
+        <w:sz w:val="20"/>
+      </w:rPr>
+    </w:lvl>
+    <w:lvl w:ilvl="6" w:tentative="1">
+      <w:start w:val="1"/>
+      <w:numFmt w:val="bullet"/>
+      <w:lvlText w:val=""/>
+      <w:lvlJc w:val="left"/>
+      <w:pPr>
+        <w:tabs>
+          <w:tab w:val="num" w:pos="5040"/>
+        </w:tabs>
+        <w:ind w:left="5040" w:hanging="360"/>
+      </w:pPr>
+      <w:rPr>
+        <w:rFonts w:ascii="Wingdings" w:hAnsi="Wingdings" w:hint="default"/>
+        <w:sz w:val="20"/>
+      </w:rPr>
+    </w:lvl>
+    <w:lvl w:ilvl="7" w:tentative="1">
+      <w:start w:val="1"/>
+      <w:numFmt w:val="bullet"/>
+      <w:lvlText w:val=""/>
+      <w:lvlJc w:val="left"/>
+      <w:pPr>
+        <w:tabs>
+          <w:tab w:val="num" w:pos="5760"/>
+        </w:tabs>
+        <w:ind w:left="5760" w:hanging="360"/>
+      </w:pPr>
+      <w:rPr>
+        <w:rFonts w:ascii="Wingdings" w:hAnsi="Wingdings" w:hint="default"/>
+        <w:sz w:val="20"/>
+      </w:rPr>
+    </w:lvl>
+    <w:lvl w:ilvl="8" w:tentative="1">
+      <w:start w:val="1"/>
+      <w:numFmt w:val="bullet"/>
+      <w:lvlText w:val=""/>
+      <w:lvlJc w:val="left"/>
+      <w:pPr>
+        <w:tabs>
+          <w:tab w:val="num" w:pos="6480"/>
+        </w:tabs>
+        <w:ind w:left="6480" w:hanging="360"/>
+      </w:pPr>
+      <w:rPr>
+        <w:rFonts w:ascii="Wingdings" w:hAnsi="Wingdings" w:hint="default"/>
+        <w:sz w:val="20"/>
+      </w:rPr>
+    </w:lvl>
+  </w:abstractNum>
+  <w:abstractNum w:abstractNumId="9" w15:restartNumberingAfterBreak="0">
+    <w:nsid w:val="29E449CE"/>
+    <w:multiLevelType w:val="multilevel"/>
+    <w:tmpl w:val="6A800A0C"/>
+    <w:lvl w:ilvl="0">
+      <w:start w:val="1"/>
+      <w:numFmt w:val="bullet"/>
+      <w:lvlText w:val=""/>
+      <w:lvlJc w:val="left"/>
+      <w:pPr>
+        <w:tabs>
+          <w:tab w:val="num" w:pos="720"/>
+        </w:tabs>
+        <w:ind w:left="720" w:hanging="360"/>
+      </w:pPr>
+      <w:rPr>
+        <w:rFonts w:ascii="Symbol" w:hAnsi="Symbol" w:hint="default"/>
+        <w:sz w:val="20"/>
+      </w:rPr>
+    </w:lvl>
+    <w:lvl w:ilvl="1" w:tentative="1">
+      <w:start w:val="1"/>
+      <w:numFmt w:val="bullet"/>
+      <w:lvlText w:val="o"/>
+      <w:lvlJc w:val="left"/>
+      <w:pPr>
+        <w:tabs>
+          <w:tab w:val="num" w:pos="1440"/>
+        </w:tabs>
+        <w:ind w:left="1440" w:hanging="360"/>
+      </w:pPr>
+      <w:rPr>
+        <w:rFonts w:ascii="Courier New" w:hAnsi="Courier New" w:hint="default"/>
+        <w:sz w:val="20"/>
+      </w:rPr>
+    </w:lvl>
+    <w:lvl w:ilvl="2" w:tentative="1">
+      <w:start w:val="1"/>
+      <w:numFmt w:val="bullet"/>
+      <w:lvlText w:val=""/>
+      <w:lvlJc w:val="left"/>
+      <w:pPr>
+        <w:tabs>
+          <w:tab w:val="num" w:pos="2160"/>
+        </w:tabs>
+        <w:ind w:left="2160" w:hanging="360"/>
+      </w:pPr>
+      <w:rPr>
+        <w:rFonts w:ascii="Wingdings" w:hAnsi="Wingdings" w:hint="default"/>
+        <w:sz w:val="20"/>
+      </w:rPr>
+    </w:lvl>
+    <w:lvl w:ilvl="3" w:tentative="1">
+      <w:start w:val="1"/>
+      <w:numFmt w:val="bullet"/>
+      <w:lvlText w:val=""/>
+      <w:lvlJc w:val="left"/>
+      <w:pPr>
+        <w:tabs>
+          <w:tab w:val="num" w:pos="2880"/>
+        </w:tabs>
+        <w:ind w:left="2880" w:hanging="360"/>
+      </w:pPr>
+      <w:rPr>
+        <w:rFonts w:ascii="Wingdings" w:hAnsi="Wingdings" w:hint="default"/>
+        <w:sz w:val="20"/>
+      </w:rPr>
+    </w:lvl>
+    <w:lvl w:ilvl="4" w:tentative="1">
+      <w:start w:val="1"/>
+      <w:numFmt w:val="bullet"/>
+      <w:lvlText w:val=""/>
+      <w:lvlJc w:val="left"/>
+      <w:pPr>
+        <w:tabs>
+          <w:tab w:val="num" w:pos="3600"/>
+        </w:tabs>
+        <w:ind w:left="3600" w:hanging="360"/>
+      </w:pPr>
+      <w:rPr>
+        <w:rFonts w:ascii="Wingdings" w:hAnsi="Wingdings" w:hint="default"/>
+        <w:sz w:val="20"/>
+      </w:rPr>
+    </w:lvl>
+    <w:lvl w:ilvl="5" w:tentative="1">
+      <w:start w:val="1"/>
+      <w:numFmt w:val="bullet"/>
+      <w:lvlText w:val=""/>
+      <w:lvlJc w:val="left"/>
+      <w:pPr>
+        <w:tabs>
+          <w:tab w:val="num" w:pos="4320"/>
+        </w:tabs>
+        <w:ind w:left="4320" w:hanging="360"/>
+      </w:pPr>
+      <w:rPr>
+        <w:rFonts w:ascii="Wingdings" w:hAnsi="Wingdings" w:hint="default"/>
+        <w:sz w:val="20"/>
+      </w:rPr>
+    </w:lvl>
+    <w:lvl w:ilvl="6" w:tentative="1">
+      <w:start w:val="1"/>
+      <w:numFmt w:val="bullet"/>
+      <w:lvlText w:val=""/>
+      <w:lvlJc w:val="left"/>
+      <w:pPr>
+        <w:tabs>
+          <w:tab w:val="num" w:pos="5040"/>
+        </w:tabs>
+        <w:ind w:left="5040" w:hanging="360"/>
+      </w:pPr>
+      <w:rPr>
+        <w:rFonts w:ascii="Wingdings" w:hAnsi="Wingdings" w:hint="default"/>
+        <w:sz w:val="20"/>
+      </w:rPr>
+    </w:lvl>
+    <w:lvl w:ilvl="7" w:tentative="1">
+      <w:start w:val="1"/>
+      <w:numFmt w:val="bullet"/>
+      <w:lvlText w:val=""/>
+      <w:lvlJc w:val="left"/>
+      <w:pPr>
+        <w:tabs>
+          <w:tab w:val="num" w:pos="5760"/>
+        </w:tabs>
+        <w:ind w:left="5760" w:hanging="360"/>
+      </w:pPr>
+      <w:rPr>
+        <w:rFonts w:ascii="Wingdings" w:hAnsi="Wingdings" w:hint="default"/>
+        <w:sz w:val="20"/>
+      </w:rPr>
+    </w:lvl>
+    <w:lvl w:ilvl="8" w:tentative="1">
+      <w:start w:val="1"/>
+      <w:numFmt w:val="bullet"/>
+      <w:lvlText w:val=""/>
+      <w:lvlJc w:val="left"/>
+      <w:pPr>
+        <w:tabs>
+          <w:tab w:val="num" w:pos="6480"/>
+        </w:tabs>
+        <w:ind w:left="6480" w:hanging="360"/>
+      </w:pPr>
+      <w:rPr>
+        <w:rFonts w:ascii="Wingdings" w:hAnsi="Wingdings" w:hint="default"/>
+        <w:sz w:val="20"/>
+      </w:rPr>
+    </w:lvl>
+  </w:abstractNum>
+  <w:abstractNum w:abstractNumId="10" w15:restartNumberingAfterBreak="0">
     <w:nsid w:val="44B46514"/>
     <w:multiLevelType w:val="multilevel"/>
     <w:tmpl w:val="1BF84968"/>
@@ -3471,7 +5449,7 @@
       </w:rPr>
     </w:lvl>
   </w:abstractNum>
-  <w:abstractNum w:abstractNumId="6" w15:restartNumberingAfterBreak="0">
+  <w:abstractNum w:abstractNumId="11" w15:restartNumberingAfterBreak="0">
     <w:nsid w:val="463A6B65"/>
     <w:multiLevelType w:val="hybridMultilevel"/>
     <w:tmpl w:val="C3182A16"/>
@@ -3560,7 +5538,7 @@
       </w:pPr>
     </w:lvl>
   </w:abstractNum>
-  <w:abstractNum w:abstractNumId="7" w15:restartNumberingAfterBreak="0">
+  <w:abstractNum w:abstractNumId="12" w15:restartNumberingAfterBreak="0">
     <w:nsid w:val="4BFD68D4"/>
     <w:multiLevelType w:val="multilevel"/>
     <w:tmpl w:val="0C0A001F"/>
@@ -3646,7 +5624,7 @@
       </w:pPr>
     </w:lvl>
   </w:abstractNum>
-  <w:abstractNum w:abstractNumId="8" w15:restartNumberingAfterBreak="0">
+  <w:abstractNum w:abstractNumId="13" w15:restartNumberingAfterBreak="0">
     <w:nsid w:val="4CCD0E40"/>
     <w:multiLevelType w:val="hybridMultilevel"/>
     <w:tmpl w:val="C6728500"/>
@@ -3738,7 +5716,7 @@
       </w:pPr>
     </w:lvl>
   </w:abstractNum>
-  <w:abstractNum w:abstractNumId="9" w15:restartNumberingAfterBreak="0">
+  <w:abstractNum w:abstractNumId="14" w15:restartNumberingAfterBreak="0">
     <w:nsid w:val="55402CDC"/>
     <w:multiLevelType w:val="multilevel"/>
     <w:tmpl w:val="411EA902"/>
@@ -3887,7 +5865,305 @@
       </w:rPr>
     </w:lvl>
   </w:abstractNum>
-  <w:abstractNum w:abstractNumId="10" w15:restartNumberingAfterBreak="0">
+  <w:abstractNum w:abstractNumId="15" w15:restartNumberingAfterBreak="0">
+    <w:nsid w:val="5E287069"/>
+    <w:multiLevelType w:val="multilevel"/>
+    <w:tmpl w:val="9544DF0C"/>
+    <w:lvl w:ilvl="0">
+      <w:start w:val="1"/>
+      <w:numFmt w:val="bullet"/>
+      <w:lvlText w:val=""/>
+      <w:lvlJc w:val="left"/>
+      <w:pPr>
+        <w:tabs>
+          <w:tab w:val="num" w:pos="720"/>
+        </w:tabs>
+        <w:ind w:left="720" w:hanging="360"/>
+      </w:pPr>
+      <w:rPr>
+        <w:rFonts w:ascii="Symbol" w:hAnsi="Symbol" w:hint="default"/>
+        <w:sz w:val="20"/>
+      </w:rPr>
+    </w:lvl>
+    <w:lvl w:ilvl="1" w:tentative="1">
+      <w:start w:val="1"/>
+      <w:numFmt w:val="bullet"/>
+      <w:lvlText w:val="o"/>
+      <w:lvlJc w:val="left"/>
+      <w:pPr>
+        <w:tabs>
+          <w:tab w:val="num" w:pos="1440"/>
+        </w:tabs>
+        <w:ind w:left="1440" w:hanging="360"/>
+      </w:pPr>
+      <w:rPr>
+        <w:rFonts w:ascii="Courier New" w:hAnsi="Courier New" w:hint="default"/>
+        <w:sz w:val="20"/>
+      </w:rPr>
+    </w:lvl>
+    <w:lvl w:ilvl="2" w:tentative="1">
+      <w:start w:val="1"/>
+      <w:numFmt w:val="bullet"/>
+      <w:lvlText w:val=""/>
+      <w:lvlJc w:val="left"/>
+      <w:pPr>
+        <w:tabs>
+          <w:tab w:val="num" w:pos="2160"/>
+        </w:tabs>
+        <w:ind w:left="2160" w:hanging="360"/>
+      </w:pPr>
+      <w:rPr>
+        <w:rFonts w:ascii="Wingdings" w:hAnsi="Wingdings" w:hint="default"/>
+        <w:sz w:val="20"/>
+      </w:rPr>
+    </w:lvl>
+    <w:lvl w:ilvl="3" w:tentative="1">
+      <w:start w:val="1"/>
+      <w:numFmt w:val="bullet"/>
+      <w:lvlText w:val=""/>
+      <w:lvlJc w:val="left"/>
+      <w:pPr>
+        <w:tabs>
+          <w:tab w:val="num" w:pos="2880"/>
+        </w:tabs>
+        <w:ind w:left="2880" w:hanging="360"/>
+      </w:pPr>
+      <w:rPr>
+        <w:rFonts w:ascii="Wingdings" w:hAnsi="Wingdings" w:hint="default"/>
+        <w:sz w:val="20"/>
+      </w:rPr>
+    </w:lvl>
+    <w:lvl w:ilvl="4" w:tentative="1">
+      <w:start w:val="1"/>
+      <w:numFmt w:val="bullet"/>
+      <w:lvlText w:val=""/>
+      <w:lvlJc w:val="left"/>
+      <w:pPr>
+        <w:tabs>
+          <w:tab w:val="num" w:pos="3600"/>
+        </w:tabs>
+        <w:ind w:left="3600" w:hanging="360"/>
+      </w:pPr>
+      <w:rPr>
+        <w:rFonts w:ascii="Wingdings" w:hAnsi="Wingdings" w:hint="default"/>
+        <w:sz w:val="20"/>
+      </w:rPr>
+    </w:lvl>
+    <w:lvl w:ilvl="5" w:tentative="1">
+      <w:start w:val="1"/>
+      <w:numFmt w:val="bullet"/>
+      <w:lvlText w:val=""/>
+      <w:lvlJc w:val="left"/>
+      <w:pPr>
+        <w:tabs>
+          <w:tab w:val="num" w:pos="4320"/>
+        </w:tabs>
+        <w:ind w:left="4320" w:hanging="360"/>
+      </w:pPr>
+      <w:rPr>
+        <w:rFonts w:ascii="Wingdings" w:hAnsi="Wingdings" w:hint="default"/>
+        <w:sz w:val="20"/>
+      </w:rPr>
+    </w:lvl>
+    <w:lvl w:ilvl="6" w:tentative="1">
+      <w:start w:val="1"/>
+      <w:numFmt w:val="bullet"/>
+      <w:lvlText w:val=""/>
+      <w:lvlJc w:val="left"/>
+      <w:pPr>
+        <w:tabs>
+          <w:tab w:val="num" w:pos="5040"/>
+        </w:tabs>
+        <w:ind w:left="5040" w:hanging="360"/>
+      </w:pPr>
+      <w:rPr>
+        <w:rFonts w:ascii="Wingdings" w:hAnsi="Wingdings" w:hint="default"/>
+        <w:sz w:val="20"/>
+      </w:rPr>
+    </w:lvl>
+    <w:lvl w:ilvl="7" w:tentative="1">
+      <w:start w:val="1"/>
+      <w:numFmt w:val="bullet"/>
+      <w:lvlText w:val=""/>
+      <w:lvlJc w:val="left"/>
+      <w:pPr>
+        <w:tabs>
+          <w:tab w:val="num" w:pos="5760"/>
+        </w:tabs>
+        <w:ind w:left="5760" w:hanging="360"/>
+      </w:pPr>
+      <w:rPr>
+        <w:rFonts w:ascii="Wingdings" w:hAnsi="Wingdings" w:hint="default"/>
+        <w:sz w:val="20"/>
+      </w:rPr>
+    </w:lvl>
+    <w:lvl w:ilvl="8" w:tentative="1">
+      <w:start w:val="1"/>
+      <w:numFmt w:val="bullet"/>
+      <w:lvlText w:val=""/>
+      <w:lvlJc w:val="left"/>
+      <w:pPr>
+        <w:tabs>
+          <w:tab w:val="num" w:pos="6480"/>
+        </w:tabs>
+        <w:ind w:left="6480" w:hanging="360"/>
+      </w:pPr>
+      <w:rPr>
+        <w:rFonts w:ascii="Wingdings" w:hAnsi="Wingdings" w:hint="default"/>
+        <w:sz w:val="20"/>
+      </w:rPr>
+    </w:lvl>
+  </w:abstractNum>
+  <w:abstractNum w:abstractNumId="16" w15:restartNumberingAfterBreak="0">
+    <w:nsid w:val="69F94942"/>
+    <w:multiLevelType w:val="multilevel"/>
+    <w:tmpl w:val="3AAAEF12"/>
+    <w:lvl w:ilvl="0">
+      <w:start w:val="1"/>
+      <w:numFmt w:val="bullet"/>
+      <w:lvlText w:val=""/>
+      <w:lvlJc w:val="left"/>
+      <w:pPr>
+        <w:tabs>
+          <w:tab w:val="num" w:pos="720"/>
+        </w:tabs>
+        <w:ind w:left="720" w:hanging="360"/>
+      </w:pPr>
+      <w:rPr>
+        <w:rFonts w:ascii="Symbol" w:hAnsi="Symbol" w:hint="default"/>
+        <w:sz w:val="20"/>
+      </w:rPr>
+    </w:lvl>
+    <w:lvl w:ilvl="1" w:tentative="1">
+      <w:start w:val="1"/>
+      <w:numFmt w:val="bullet"/>
+      <w:lvlText w:val="o"/>
+      <w:lvlJc w:val="left"/>
+      <w:pPr>
+        <w:tabs>
+          <w:tab w:val="num" w:pos="1440"/>
+        </w:tabs>
+        <w:ind w:left="1440" w:hanging="360"/>
+      </w:pPr>
+      <w:rPr>
+        <w:rFonts w:ascii="Courier New" w:hAnsi="Courier New" w:hint="default"/>
+        <w:sz w:val="20"/>
+      </w:rPr>
+    </w:lvl>
+    <w:lvl w:ilvl="2" w:tentative="1">
+      <w:start w:val="1"/>
+      <w:numFmt w:val="bullet"/>
+      <w:lvlText w:val=""/>
+      <w:lvlJc w:val="left"/>
+      <w:pPr>
+        <w:tabs>
+          <w:tab w:val="num" w:pos="2160"/>
+        </w:tabs>
+        <w:ind w:left="2160" w:hanging="360"/>
+      </w:pPr>
+      <w:rPr>
+        <w:rFonts w:ascii="Wingdings" w:hAnsi="Wingdings" w:hint="default"/>
+        <w:sz w:val="20"/>
+      </w:rPr>
+    </w:lvl>
+    <w:lvl w:ilvl="3" w:tentative="1">
+      <w:start w:val="1"/>
+      <w:numFmt w:val="bullet"/>
+      <w:lvlText w:val=""/>
+      <w:lvlJc w:val="left"/>
+      <w:pPr>
+        <w:tabs>
+          <w:tab w:val="num" w:pos="2880"/>
+        </w:tabs>
+        <w:ind w:left="2880" w:hanging="360"/>
+      </w:pPr>
+      <w:rPr>
+        <w:rFonts w:ascii="Wingdings" w:hAnsi="Wingdings" w:hint="default"/>
+        <w:sz w:val="20"/>
+      </w:rPr>
+    </w:lvl>
+    <w:lvl w:ilvl="4" w:tentative="1">
+      <w:start w:val="1"/>
+      <w:numFmt w:val="bullet"/>
+      <w:lvlText w:val=""/>
+      <w:lvlJc w:val="left"/>
+      <w:pPr>
+        <w:tabs>
+          <w:tab w:val="num" w:pos="3600"/>
+        </w:tabs>
+        <w:ind w:left="3600" w:hanging="360"/>
+      </w:pPr>
+      <w:rPr>
+        <w:rFonts w:ascii="Wingdings" w:hAnsi="Wingdings" w:hint="default"/>
+        <w:sz w:val="20"/>
+      </w:rPr>
+    </w:lvl>
+    <w:lvl w:ilvl="5" w:tentative="1">
+      <w:start w:val="1"/>
+      <w:numFmt w:val="bullet"/>
+      <w:lvlText w:val=""/>
+      <w:lvlJc w:val="left"/>
+      <w:pPr>
+        <w:tabs>
+          <w:tab w:val="num" w:pos="4320"/>
+        </w:tabs>
+        <w:ind w:left="4320" w:hanging="360"/>
+      </w:pPr>
+      <w:rPr>
+        <w:rFonts w:ascii="Wingdings" w:hAnsi="Wingdings" w:hint="default"/>
+        <w:sz w:val="20"/>
+      </w:rPr>
+    </w:lvl>
+    <w:lvl w:ilvl="6" w:tentative="1">
+      <w:start w:val="1"/>
+      <w:numFmt w:val="bullet"/>
+      <w:lvlText w:val=""/>
+      <w:lvlJc w:val="left"/>
+      <w:pPr>
+        <w:tabs>
+          <w:tab w:val="num" w:pos="5040"/>
+        </w:tabs>
+        <w:ind w:left="5040" w:hanging="360"/>
+      </w:pPr>
+      <w:rPr>
+        <w:rFonts w:ascii="Wingdings" w:hAnsi="Wingdings" w:hint="default"/>
+        <w:sz w:val="20"/>
+      </w:rPr>
+    </w:lvl>
+    <w:lvl w:ilvl="7" w:tentative="1">
+      <w:start w:val="1"/>
+      <w:numFmt w:val="bullet"/>
+      <w:lvlText w:val=""/>
+      <w:lvlJc w:val="left"/>
+      <w:pPr>
+        <w:tabs>
+          <w:tab w:val="num" w:pos="5760"/>
+        </w:tabs>
+        <w:ind w:left="5760" w:hanging="360"/>
+      </w:pPr>
+      <w:rPr>
+        <w:rFonts w:ascii="Wingdings" w:hAnsi="Wingdings" w:hint="default"/>
+        <w:sz w:val="20"/>
+      </w:rPr>
+    </w:lvl>
+    <w:lvl w:ilvl="8" w:tentative="1">
+      <w:start w:val="1"/>
+      <w:numFmt w:val="bullet"/>
+      <w:lvlText w:val=""/>
+      <w:lvlJc w:val="left"/>
+      <w:pPr>
+        <w:tabs>
+          <w:tab w:val="num" w:pos="6480"/>
+        </w:tabs>
+        <w:ind w:left="6480" w:hanging="360"/>
+      </w:pPr>
+      <w:rPr>
+        <w:rFonts w:ascii="Wingdings" w:hAnsi="Wingdings" w:hint="default"/>
+        <w:sz w:val="20"/>
+      </w:rPr>
+    </w:lvl>
+  </w:abstractNum>
+  <w:abstractNum w:abstractNumId="17" w15:restartNumberingAfterBreak="0">
     <w:nsid w:val="782F700D"/>
     <w:multiLevelType w:val="hybridMultilevel"/>
     <w:tmpl w:val="B52CD9F2"/>
@@ -3980,37 +6256,58 @@
     </w:lvl>
   </w:abstractNum>
   <w:num w:numId="1" w16cid:durableId="1000548098">
-    <w:abstractNumId w:val="6"/>
+    <w:abstractNumId w:val="11"/>
   </w:num>
   <w:num w:numId="2" w16cid:durableId="600071370">
-    <w:abstractNumId w:val="10"/>
+    <w:abstractNumId w:val="17"/>
   </w:num>
   <w:num w:numId="3" w16cid:durableId="1723476624">
     <w:abstractNumId w:val="0"/>
   </w:num>
   <w:num w:numId="4" w16cid:durableId="848906026">
+    <w:abstractNumId w:val="13"/>
+  </w:num>
+  <w:num w:numId="5" w16cid:durableId="1872182641">
+    <w:abstractNumId w:val="12"/>
+  </w:num>
+  <w:num w:numId="6" w16cid:durableId="1174955727">
+    <w:abstractNumId w:val="4"/>
+  </w:num>
+  <w:num w:numId="7" w16cid:durableId="1412004423">
+    <w:abstractNumId w:val="6"/>
+  </w:num>
+  <w:num w:numId="8" w16cid:durableId="665715808">
+    <w:abstractNumId w:val="14"/>
+  </w:num>
+  <w:num w:numId="9" w16cid:durableId="494615076">
+    <w:abstractNumId w:val="2"/>
+  </w:num>
+  <w:num w:numId="10" w16cid:durableId="1377462321">
+    <w:abstractNumId w:val="10"/>
+  </w:num>
+  <w:num w:numId="11" w16cid:durableId="2062973143">
+    <w:abstractNumId w:val="5"/>
+  </w:num>
+  <w:num w:numId="12" w16cid:durableId="1915160603">
     <w:abstractNumId w:val="8"/>
   </w:num>
-  <w:num w:numId="5" w16cid:durableId="1872182641">
+  <w:num w:numId="13" w16cid:durableId="1674991753">
+    <w:abstractNumId w:val="1"/>
+  </w:num>
+  <w:num w:numId="14" w16cid:durableId="1870989968">
+    <w:abstractNumId w:val="9"/>
+  </w:num>
+  <w:num w:numId="15" w16cid:durableId="813303738">
+    <w:abstractNumId w:val="15"/>
+  </w:num>
+  <w:num w:numId="16" w16cid:durableId="203718278">
     <w:abstractNumId w:val="7"/>
   </w:num>
-  <w:num w:numId="6" w16cid:durableId="1174955727">
-    <w:abstractNumId w:val="2"/>
+  <w:num w:numId="17" w16cid:durableId="627273719">
+    <w:abstractNumId w:val="3"/>
   </w:num>
-  <w:num w:numId="7" w16cid:durableId="1412004423">
-    <w:abstractNumId w:val="4"/>
-  </w:num>
-  <w:num w:numId="8" w16cid:durableId="665715808">
-    <w:abstractNumId w:val="9"/>
-  </w:num>
-  <w:num w:numId="9" w16cid:durableId="494615076">
-    <w:abstractNumId w:val="1"/>
-  </w:num>
-  <w:num w:numId="10" w16cid:durableId="1377462321">
-    <w:abstractNumId w:val="5"/>
-  </w:num>
-  <w:num w:numId="11" w16cid:durableId="2062973143">
-    <w:abstractNumId w:val="3"/>
+  <w:num w:numId="18" w16cid:durableId="133256980">
+    <w:abstractNumId w:val="16"/>
   </w:num>
 </w:numbering>
 </file>
@@ -4624,7 +6921,6 @@
   <w:style w:type="character" w:default="1" w:styleId="Fuentedeprrafopredeter">
     <w:name w:val="Default Paragraph Font"/>
     <w:uiPriority w:val="1"/>
-    <w:semiHidden/>
     <w:unhideWhenUsed/>
   </w:style>
   <w:style w:type="table" w:default="1" w:styleId="Tablanormal">
@@ -5288,7 +7584,9 @@
   <w:rsids>
     <w:rsidRoot w:val="00B435E7"/>
     <w:rsid w:val="007C0F66"/>
+    <w:rsid w:val="0090447A"/>
     <w:rsid w:val="00B435E7"/>
+    <w:rsid w:val="00BF0F30"/>
   </w:rsids>
   <m:mathPr>
     <m:mathFont m:val="Cambria Math"/>
@@ -5739,18 +8037,6 @@
     <w:semiHidden/>
     <w:unhideWhenUsed/>
   </w:style>
-  <w:style w:type="paragraph" w:customStyle="1" w:styleId="0A9772E48D584CB3BD5B05B07466A487">
-    <w:name w:val="0A9772E48D584CB3BD5B05B07466A487"/>
-    <w:rsid w:val="00B435E7"/>
-  </w:style>
-  <w:style w:type="paragraph" w:customStyle="1" w:styleId="87F1E18CEC1643399247C5639E3CC448">
-    <w:name w:val="87F1E18CEC1643399247C5639E3CC448"/>
-    <w:rsid w:val="00B435E7"/>
-  </w:style>
-  <w:style w:type="paragraph" w:customStyle="1" w:styleId="EF510935F3984C1DBBE336163B088BA8">
-    <w:name w:val="EF510935F3984C1DBBE336163B088BA8"/>
-    <w:rsid w:val="00B435E7"/>
-  </w:style>
   <w:style w:type="paragraph" w:customStyle="1" w:styleId="EE80BE21451E48A0A339C8A2BE567630">
     <w:name w:val="EE80BE21451E48A0A339C8A2BE567630"/>
     <w:rsid w:val="00B435E7"/>

--- a/SONAURA.docx
+++ b/SONAURA.docx
@@ -7443,7 +7443,7 @@
           <w:szCs w:val="24"/>
         </w:rPr>
         <w:drawing>
-          <wp:inline distT="0" distB="0" distL="0" distR="0" wp14:anchorId="39A8B3D5" wp14:editId="3A40FA68">
+          <wp:inline distT="0" distB="0" distL="0" distR="0" wp14:anchorId="39A8B3D5" wp14:editId="790CF9C2">
             <wp:extent cx="5778500" cy="3380531"/>
             <wp:effectExtent l="0" t="0" r="0" b="0"/>
             <wp:docPr id="1403864523" name="Imagen 7" descr="Esquemático&#10;&#10;El contenido generado por IA puede ser incorrecto."/>
@@ -11825,19 +11825,11 @@
           <w:rFonts w:eastAsiaTheme="majorEastAsia"/>
         </w:rPr>
       </w:pPr>
-      <w:proofErr w:type="spellStart"/>
       <w:r>
         <w:rPr>
           <w:rFonts w:eastAsiaTheme="majorEastAsia"/>
         </w:rPr>
-        <w:t>Email</w:t>
-      </w:r>
-      <w:proofErr w:type="spellEnd"/>
-      <w:r>
-        <w:rPr>
-          <w:rFonts w:eastAsiaTheme="majorEastAsia"/>
-        </w:rPr>
-        <w:t xml:space="preserve"> mal formado</w:t>
+        <w:t>Email mal formado</w:t>
       </w:r>
     </w:p>
     <w:p>
@@ -12618,11 +12610,20 @@
           <w:rStyle w:val="nfasissutil"/>
           <w:i/>
           <w:iCs/>
-          <w:color w:val="auto"/>
           <w:sz w:val="20"/>
           <w:szCs w:val="20"/>
         </w:rPr>
       </w:pPr>
+      <w:r>
+        <w:rPr>
+          <w:rStyle w:val="nfasissutil"/>
+          <w:i/>
+          <w:iCs/>
+          <w:sz w:val="20"/>
+          <w:szCs w:val="20"/>
+        </w:rPr>
+        <w:t>LOGIN</w:t>
+      </w:r>
     </w:p>
     <w:tbl>
       <w:tblPr>
@@ -13873,6 +13874,3667 @@
           <w:color w:val="auto"/>
           <w:sz w:val="20"/>
           <w:szCs w:val="20"/>
+        </w:rPr>
+      </w:pPr>
+    </w:p>
+    <w:p>
+      <w:pPr>
+        <w:pStyle w:val="TTULODEAPARTADOS"/>
+        <w:rPr>
+          <w:rStyle w:val="nfasissutil"/>
+          <w:i/>
+          <w:iCs/>
+          <w:color w:val="auto"/>
+          <w:sz w:val="20"/>
+          <w:szCs w:val="20"/>
+        </w:rPr>
+      </w:pPr>
+    </w:p>
+    <w:p>
+      <w:pPr>
+        <w:pStyle w:val="TTULODEAPARTADOS"/>
+        <w:rPr>
+          <w:rStyle w:val="nfasissutil"/>
+          <w:i/>
+          <w:iCs/>
+          <w:color w:val="auto"/>
+          <w:sz w:val="20"/>
+          <w:szCs w:val="20"/>
+        </w:rPr>
+      </w:pPr>
+    </w:p>
+    <w:p>
+      <w:pPr>
+        <w:pStyle w:val="TTULODEAPARTADOS"/>
+        <w:rPr>
+          <w:rStyle w:val="nfasissutil"/>
+          <w:i/>
+          <w:iCs/>
+          <w:color w:val="auto"/>
+          <w:sz w:val="20"/>
+          <w:szCs w:val="20"/>
+        </w:rPr>
+      </w:pPr>
+    </w:p>
+    <w:p>
+      <w:pPr>
+        <w:pStyle w:val="TTULODEAPARTADOS"/>
+        <w:rPr>
+          <w:rStyle w:val="nfasissutil"/>
+          <w:i/>
+          <w:iCs/>
+          <w:color w:val="auto"/>
+          <w:sz w:val="20"/>
+          <w:szCs w:val="20"/>
+        </w:rPr>
+      </w:pPr>
+    </w:p>
+    <w:p>
+      <w:pPr>
+        <w:rPr>
+          <w:rStyle w:val="nfasissutil"/>
+          <w:rFonts w:asciiTheme="majorHAnsi" w:eastAsiaTheme="majorEastAsia" w:hAnsiTheme="majorHAnsi" w:cstheme="majorBidi"/>
+          <w:b/>
+          <w:color w:val="auto"/>
+          <w:sz w:val="20"/>
+          <w:szCs w:val="20"/>
+        </w:rPr>
+      </w:pPr>
+      <w:r>
+        <w:rPr>
+          <w:rStyle w:val="nfasissutil"/>
+          <w:i w:val="0"/>
+          <w:iCs w:val="0"/>
+          <w:color w:val="auto"/>
+          <w:sz w:val="20"/>
+          <w:szCs w:val="20"/>
+        </w:rPr>
+        <w:br w:type="page"/>
+      </w:r>
+    </w:p>
+    <w:p>
+      <w:pPr>
+        <w:pStyle w:val="TTULODEAPARTADOS"/>
+        <w:rPr>
+          <w:rStyle w:val="nfasissutil"/>
+          <w:i/>
+          <w:iCs/>
+          <w:sz w:val="20"/>
+          <w:szCs w:val="20"/>
+        </w:rPr>
+      </w:pPr>
+      <w:r>
+        <w:rPr>
+          <w:rStyle w:val="nfasissutil"/>
+          <w:i/>
+          <w:iCs/>
+          <w:sz w:val="20"/>
+          <w:szCs w:val="20"/>
+        </w:rPr>
+        <w:lastRenderedPageBreak/>
+        <w:t>REGISTRO DE USUARIO</w:t>
+      </w:r>
+    </w:p>
+    <w:tbl>
+      <w:tblPr>
+        <w:tblStyle w:val="Tablaconcuadrcula6concolores-nfasis2"/>
+        <w:tblW w:w="0" w:type="auto"/>
+        <w:tblLook w:val="04A0" w:firstRow="1" w:lastRow="0" w:firstColumn="1" w:lastColumn="0" w:noHBand="0" w:noVBand="1"/>
+      </w:tblPr>
+      <w:tblGrid>
+        <w:gridCol w:w="972"/>
+        <w:gridCol w:w="1372"/>
+        <w:gridCol w:w="1567"/>
+        <w:gridCol w:w="1400"/>
+        <w:gridCol w:w="1304"/>
+        <w:gridCol w:w="1879"/>
+      </w:tblGrid>
+      <w:tr>
+        <w:trPr>
+          <w:cnfStyle w:val="100000000000" w:firstRow="1" w:lastRow="0" w:firstColumn="0" w:lastColumn="0" w:oddVBand="0" w:evenVBand="0" w:oddHBand="0" w:evenHBand="0" w:firstRowFirstColumn="0" w:firstRowLastColumn="0" w:lastRowFirstColumn="0" w:lastRowLastColumn="0"/>
+        </w:trPr>
+        <w:tc>
+          <w:tcPr>
+            <w:cnfStyle w:val="001000000000" w:firstRow="0" w:lastRow="0" w:firstColumn="1" w:lastColumn="0" w:oddVBand="0" w:evenVBand="0" w:oddHBand="0" w:evenHBand="0" w:firstRowFirstColumn="0" w:firstRowLastColumn="0" w:lastRowFirstColumn="0" w:lastRowLastColumn="0"/>
+            <w:tcW w:w="1415" w:type="dxa"/>
+          </w:tcPr>
+          <w:p>
+            <w:pPr>
+              <w:rPr>
+                <w:color w:val="404040" w:themeColor="text1" w:themeTint="BF"/>
+                <w:szCs w:val="18"/>
+              </w:rPr>
+            </w:pPr>
+            <w:r>
+              <w:rPr>
+                <w:color w:val="404040" w:themeColor="text1" w:themeTint="BF"/>
+                <w:szCs w:val="18"/>
+              </w:rPr>
+              <w:t>ID</w:t>
+            </w:r>
+          </w:p>
+          <w:p>
+            <w:pPr>
+              <w:rPr>
+                <w:rStyle w:val="nfasissutil"/>
+                <w:i w:val="0"/>
+                <w:iCs w:val="0"/>
+                <w:color w:val="404040" w:themeColor="text1" w:themeTint="BF"/>
+                <w:szCs w:val="18"/>
+              </w:rPr>
+            </w:pPr>
+          </w:p>
+        </w:tc>
+        <w:tc>
+          <w:tcPr>
+            <w:tcW w:w="1415" w:type="dxa"/>
+          </w:tcPr>
+          <w:p>
+            <w:pPr>
+              <w:cnfStyle w:val="100000000000" w:firstRow="1" w:lastRow="0" w:firstColumn="0" w:lastColumn="0" w:oddVBand="0" w:evenVBand="0" w:oddHBand="0" w:evenHBand="0" w:firstRowFirstColumn="0" w:firstRowLastColumn="0" w:lastRowFirstColumn="0" w:lastRowLastColumn="0"/>
+              <w:rPr>
+                <w:rStyle w:val="nfasissutil"/>
+                <w:i w:val="0"/>
+                <w:iCs w:val="0"/>
+                <w:color w:val="404040" w:themeColor="text1" w:themeTint="BF"/>
+                <w:szCs w:val="18"/>
+              </w:rPr>
+            </w:pPr>
+            <w:r>
+              <w:rPr>
+                <w:color w:val="404040" w:themeColor="text1" w:themeTint="BF"/>
+                <w:szCs w:val="18"/>
+              </w:rPr>
+              <w:t>Nombre</w:t>
+            </w:r>
+          </w:p>
+        </w:tc>
+        <w:tc>
+          <w:tcPr>
+            <w:tcW w:w="1416" w:type="dxa"/>
+          </w:tcPr>
+          <w:p>
+            <w:pPr>
+              <w:cnfStyle w:val="100000000000" w:firstRow="1" w:lastRow="0" w:firstColumn="0" w:lastColumn="0" w:oddVBand="0" w:evenVBand="0" w:oddHBand="0" w:evenHBand="0" w:firstRowFirstColumn="0" w:firstRowLastColumn="0" w:lastRowFirstColumn="0" w:lastRowLastColumn="0"/>
+              <w:rPr>
+                <w:rStyle w:val="nfasissutil"/>
+                <w:i w:val="0"/>
+                <w:iCs w:val="0"/>
+                <w:color w:val="404040" w:themeColor="text1" w:themeTint="BF"/>
+                <w:szCs w:val="18"/>
+              </w:rPr>
+            </w:pPr>
+            <w:r>
+              <w:rPr>
+                <w:color w:val="404040" w:themeColor="text1" w:themeTint="BF"/>
+                <w:szCs w:val="18"/>
+              </w:rPr>
+              <w:t>Precondiciones</w:t>
+            </w:r>
+          </w:p>
+        </w:tc>
+        <w:tc>
+          <w:tcPr>
+            <w:tcW w:w="1416" w:type="dxa"/>
+          </w:tcPr>
+          <w:p>
+            <w:pPr>
+              <w:cnfStyle w:val="100000000000" w:firstRow="1" w:lastRow="0" w:firstColumn="0" w:lastColumn="0" w:oddVBand="0" w:evenVBand="0" w:oddHBand="0" w:evenHBand="0" w:firstRowFirstColumn="0" w:firstRowLastColumn="0" w:lastRowFirstColumn="0" w:lastRowLastColumn="0"/>
+              <w:rPr>
+                <w:rStyle w:val="nfasissutil"/>
+                <w:i w:val="0"/>
+                <w:iCs w:val="0"/>
+                <w:color w:val="404040" w:themeColor="text1" w:themeTint="BF"/>
+                <w:szCs w:val="18"/>
+              </w:rPr>
+            </w:pPr>
+            <w:r>
+              <w:rPr>
+                <w:color w:val="404040" w:themeColor="text1" w:themeTint="BF"/>
+                <w:szCs w:val="18"/>
+              </w:rPr>
+              <w:t>Entradas</w:t>
+            </w:r>
+          </w:p>
+        </w:tc>
+        <w:tc>
+          <w:tcPr>
+            <w:tcW w:w="1416" w:type="dxa"/>
+          </w:tcPr>
+          <w:p>
+            <w:pPr>
+              <w:cnfStyle w:val="100000000000" w:firstRow="1" w:lastRow="0" w:firstColumn="0" w:lastColumn="0" w:oddVBand="0" w:evenVBand="0" w:oddHBand="0" w:evenHBand="0" w:firstRowFirstColumn="0" w:firstRowLastColumn="0" w:lastRowFirstColumn="0" w:lastRowLastColumn="0"/>
+              <w:rPr>
+                <w:rStyle w:val="nfasissutil"/>
+                <w:i w:val="0"/>
+                <w:iCs w:val="0"/>
+                <w:color w:val="404040" w:themeColor="text1" w:themeTint="BF"/>
+                <w:szCs w:val="18"/>
+              </w:rPr>
+            </w:pPr>
+            <w:r>
+              <w:rPr>
+                <w:color w:val="404040" w:themeColor="text1" w:themeTint="BF"/>
+                <w:szCs w:val="18"/>
+              </w:rPr>
+              <w:t>Pasos</w:t>
+            </w:r>
+          </w:p>
+        </w:tc>
+        <w:tc>
+          <w:tcPr>
+            <w:tcW w:w="1416" w:type="dxa"/>
+          </w:tcPr>
+          <w:p>
+            <w:pPr>
+              <w:cnfStyle w:val="100000000000" w:firstRow="1" w:lastRow="0" w:firstColumn="0" w:lastColumn="0" w:oddVBand="0" w:evenVBand="0" w:oddHBand="0" w:evenHBand="0" w:firstRowFirstColumn="0" w:firstRowLastColumn="0" w:lastRowFirstColumn="0" w:lastRowLastColumn="0"/>
+              <w:rPr>
+                <w:rStyle w:val="nfasissutil"/>
+                <w:i w:val="0"/>
+                <w:iCs w:val="0"/>
+                <w:color w:val="404040" w:themeColor="text1" w:themeTint="BF"/>
+                <w:szCs w:val="18"/>
+              </w:rPr>
+            </w:pPr>
+            <w:r>
+              <w:rPr>
+                <w:color w:val="404040" w:themeColor="text1" w:themeTint="BF"/>
+                <w:szCs w:val="18"/>
+              </w:rPr>
+              <w:t>Resultado Esperado</w:t>
+            </w:r>
+          </w:p>
+        </w:tc>
+      </w:tr>
+      <w:tr>
+        <w:trPr>
+          <w:cnfStyle w:val="000000100000" w:firstRow="0" w:lastRow="0" w:firstColumn="0" w:lastColumn="0" w:oddVBand="0" w:evenVBand="0" w:oddHBand="1" w:evenHBand="0" w:firstRowFirstColumn="0" w:firstRowLastColumn="0" w:lastRowFirstColumn="0" w:lastRowLastColumn="0"/>
+        </w:trPr>
+        <w:tc>
+          <w:tcPr>
+            <w:cnfStyle w:val="001000000000" w:firstRow="0" w:lastRow="0" w:firstColumn="1" w:lastColumn="0" w:oddVBand="0" w:evenVBand="0" w:oddHBand="0" w:evenHBand="0" w:firstRowFirstColumn="0" w:firstRowLastColumn="0" w:lastRowFirstColumn="0" w:lastRowLastColumn="0"/>
+            <w:tcW w:w="1415" w:type="dxa"/>
+          </w:tcPr>
+          <w:p>
+            <w:pPr>
+              <w:rPr>
+                <w:rStyle w:val="nfasissutil"/>
+                <w:i w:val="0"/>
+                <w:iCs w:val="0"/>
+                <w:color w:val="404040" w:themeColor="text1" w:themeTint="BF"/>
+                <w:szCs w:val="18"/>
+              </w:rPr>
+            </w:pPr>
+            <w:r>
+              <w:rPr>
+                <w:color w:val="404040" w:themeColor="text1" w:themeTint="BF"/>
+                <w:szCs w:val="18"/>
+              </w:rPr>
+              <w:t>05</w:t>
+            </w:r>
+          </w:p>
+        </w:tc>
+        <w:tc>
+          <w:tcPr>
+            <w:tcW w:w="1415" w:type="dxa"/>
+          </w:tcPr>
+          <w:p>
+            <w:pPr>
+              <w:cnfStyle w:val="000000100000" w:firstRow="0" w:lastRow="0" w:firstColumn="0" w:lastColumn="0" w:oddVBand="0" w:evenVBand="0" w:oddHBand="1" w:evenHBand="0" w:firstRowFirstColumn="0" w:firstRowLastColumn="0" w:lastRowFirstColumn="0" w:lastRowLastColumn="0"/>
+              <w:rPr>
+                <w:rStyle w:val="nfasissutil"/>
+                <w:i w:val="0"/>
+                <w:iCs w:val="0"/>
+                <w:color w:val="404040" w:themeColor="text1" w:themeTint="BF"/>
+                <w:szCs w:val="18"/>
+              </w:rPr>
+            </w:pPr>
+            <w:r>
+              <w:rPr>
+                <w:color w:val="404040" w:themeColor="text1" w:themeTint="BF"/>
+                <w:szCs w:val="18"/>
+              </w:rPr>
+              <w:t>Registro exitoso</w:t>
+            </w:r>
+          </w:p>
+        </w:tc>
+        <w:tc>
+          <w:tcPr>
+            <w:tcW w:w="1416" w:type="dxa"/>
+          </w:tcPr>
+          <w:p>
+            <w:pPr>
+              <w:cnfStyle w:val="000000100000" w:firstRow="0" w:lastRow="0" w:firstColumn="0" w:lastColumn="0" w:oddVBand="0" w:evenVBand="0" w:oddHBand="1" w:evenHBand="0" w:firstRowFirstColumn="0" w:firstRowLastColumn="0" w:lastRowFirstColumn="0" w:lastRowLastColumn="0"/>
+              <w:rPr>
+                <w:rStyle w:val="nfasissutil"/>
+                <w:i w:val="0"/>
+                <w:iCs w:val="0"/>
+                <w:color w:val="404040" w:themeColor="text1" w:themeTint="BF"/>
+                <w:szCs w:val="18"/>
+              </w:rPr>
+            </w:pPr>
+            <w:r>
+              <w:rPr>
+                <w:color w:val="404040" w:themeColor="text1" w:themeTint="BF"/>
+                <w:szCs w:val="18"/>
+              </w:rPr>
+              <w:t>Usuario no registrado</w:t>
+            </w:r>
+          </w:p>
+        </w:tc>
+        <w:tc>
+          <w:tcPr>
+            <w:tcW w:w="1416" w:type="dxa"/>
+          </w:tcPr>
+          <w:p>
+            <w:pPr>
+              <w:cnfStyle w:val="000000100000" w:firstRow="0" w:lastRow="0" w:firstColumn="0" w:lastColumn="0" w:oddVBand="0" w:evenVBand="0" w:oddHBand="1" w:evenHBand="0" w:firstRowFirstColumn="0" w:firstRowLastColumn="0" w:lastRowFirstColumn="0" w:lastRowLastColumn="0"/>
+              <w:rPr>
+                <w:rStyle w:val="nfasissutil"/>
+                <w:i w:val="0"/>
+                <w:iCs w:val="0"/>
+                <w:color w:val="404040" w:themeColor="text1" w:themeTint="BF"/>
+                <w:szCs w:val="18"/>
+              </w:rPr>
+            </w:pPr>
+            <w:r>
+              <w:rPr>
+                <w:color w:val="404040" w:themeColor="text1" w:themeTint="BF"/>
+                <w:szCs w:val="18"/>
+              </w:rPr>
+              <w:t xml:space="preserve">Nombre, apellidos, </w:t>
+            </w:r>
+            <w:proofErr w:type="spellStart"/>
+            <w:r>
+              <w:rPr>
+                <w:color w:val="404040" w:themeColor="text1" w:themeTint="BF"/>
+                <w:szCs w:val="18"/>
+              </w:rPr>
+              <w:t>username</w:t>
+            </w:r>
+            <w:proofErr w:type="spellEnd"/>
+            <w:r>
+              <w:rPr>
+                <w:color w:val="404040" w:themeColor="text1" w:themeTint="BF"/>
+                <w:szCs w:val="18"/>
+              </w:rPr>
+              <w:t xml:space="preserve"> único, email único, contraseñas iguales</w:t>
+            </w:r>
+          </w:p>
+        </w:tc>
+        <w:tc>
+          <w:tcPr>
+            <w:tcW w:w="1416" w:type="dxa"/>
+          </w:tcPr>
+          <w:p>
+            <w:pPr>
+              <w:cnfStyle w:val="000000100000" w:firstRow="0" w:lastRow="0" w:firstColumn="0" w:lastColumn="0" w:oddVBand="0" w:evenVBand="0" w:oddHBand="1" w:evenHBand="0" w:firstRowFirstColumn="0" w:firstRowLastColumn="0" w:lastRowFirstColumn="0" w:lastRowLastColumn="0"/>
+              <w:rPr>
+                <w:rStyle w:val="nfasissutil"/>
+                <w:i w:val="0"/>
+                <w:iCs w:val="0"/>
+                <w:color w:val="404040" w:themeColor="text1" w:themeTint="BF"/>
+                <w:szCs w:val="18"/>
+              </w:rPr>
+            </w:pPr>
+            <w:r>
+              <w:rPr>
+                <w:color w:val="404040" w:themeColor="text1" w:themeTint="BF"/>
+                <w:szCs w:val="18"/>
+              </w:rPr>
+              <w:t>Llenar y enviar formulario de registro</w:t>
+            </w:r>
+          </w:p>
+        </w:tc>
+        <w:tc>
+          <w:tcPr>
+            <w:tcW w:w="1416" w:type="dxa"/>
+          </w:tcPr>
+          <w:p>
+            <w:pPr>
+              <w:cnfStyle w:val="000000100000" w:firstRow="0" w:lastRow="0" w:firstColumn="0" w:lastColumn="0" w:oddVBand="0" w:evenVBand="0" w:oddHBand="1" w:evenHBand="0" w:firstRowFirstColumn="0" w:firstRowLastColumn="0" w:lastRowFirstColumn="0" w:lastRowLastColumn="0"/>
+              <w:rPr>
+                <w:rStyle w:val="nfasissutil"/>
+                <w:i w:val="0"/>
+                <w:iCs w:val="0"/>
+                <w:color w:val="404040" w:themeColor="text1" w:themeTint="BF"/>
+                <w:szCs w:val="18"/>
+              </w:rPr>
+            </w:pPr>
+            <w:r>
+              <w:rPr>
+                <w:color w:val="404040" w:themeColor="text1" w:themeTint="BF"/>
+                <w:szCs w:val="18"/>
+              </w:rPr>
+              <w:t>Crea usuario, inicia sesión automáticamente, redirige a inicio</w:t>
+            </w:r>
+          </w:p>
+        </w:tc>
+      </w:tr>
+      <w:tr>
+        <w:tc>
+          <w:tcPr>
+            <w:cnfStyle w:val="001000000000" w:firstRow="0" w:lastRow="0" w:firstColumn="1" w:lastColumn="0" w:oddVBand="0" w:evenVBand="0" w:oddHBand="0" w:evenHBand="0" w:firstRowFirstColumn="0" w:firstRowLastColumn="0" w:lastRowFirstColumn="0" w:lastRowLastColumn="0"/>
+            <w:tcW w:w="1415" w:type="dxa"/>
+          </w:tcPr>
+          <w:p>
+            <w:pPr>
+              <w:rPr>
+                <w:rStyle w:val="nfasissutil"/>
+                <w:i w:val="0"/>
+                <w:iCs w:val="0"/>
+                <w:color w:val="404040" w:themeColor="text1" w:themeTint="BF"/>
+                <w:szCs w:val="18"/>
+              </w:rPr>
+            </w:pPr>
+            <w:r>
+              <w:rPr>
+                <w:color w:val="404040" w:themeColor="text1" w:themeTint="BF"/>
+                <w:szCs w:val="18"/>
+              </w:rPr>
+              <w:t>06</w:t>
+            </w:r>
+          </w:p>
+        </w:tc>
+        <w:tc>
+          <w:tcPr>
+            <w:tcW w:w="1415" w:type="dxa"/>
+          </w:tcPr>
+          <w:p>
+            <w:pPr>
+              <w:cnfStyle w:val="000000000000" w:firstRow="0" w:lastRow="0" w:firstColumn="0" w:lastColumn="0" w:oddVBand="0" w:evenVBand="0" w:oddHBand="0" w:evenHBand="0" w:firstRowFirstColumn="0" w:firstRowLastColumn="0" w:lastRowFirstColumn="0" w:lastRowLastColumn="0"/>
+              <w:rPr>
+                <w:rStyle w:val="nfasissutil"/>
+                <w:i w:val="0"/>
+                <w:iCs w:val="0"/>
+                <w:color w:val="404040" w:themeColor="text1" w:themeTint="BF"/>
+                <w:szCs w:val="18"/>
+              </w:rPr>
+            </w:pPr>
+            <w:r>
+              <w:rPr>
+                <w:color w:val="404040" w:themeColor="text1" w:themeTint="BF"/>
+                <w:szCs w:val="18"/>
+              </w:rPr>
+              <w:t>Contraseñas no coinciden</w:t>
+            </w:r>
+          </w:p>
+        </w:tc>
+        <w:tc>
+          <w:tcPr>
+            <w:tcW w:w="1416" w:type="dxa"/>
+          </w:tcPr>
+          <w:p>
+            <w:pPr>
+              <w:cnfStyle w:val="000000000000" w:firstRow="0" w:lastRow="0" w:firstColumn="0" w:lastColumn="0" w:oddVBand="0" w:evenVBand="0" w:oddHBand="0" w:evenHBand="0" w:firstRowFirstColumn="0" w:firstRowLastColumn="0" w:lastRowFirstColumn="0" w:lastRowLastColumn="0"/>
+              <w:rPr>
+                <w:rStyle w:val="nfasissutil"/>
+                <w:i w:val="0"/>
+                <w:iCs w:val="0"/>
+                <w:color w:val="404040" w:themeColor="text1" w:themeTint="BF"/>
+                <w:szCs w:val="18"/>
+              </w:rPr>
+            </w:pPr>
+            <w:r>
+              <w:rPr>
+                <w:color w:val="404040" w:themeColor="text1" w:themeTint="BF"/>
+                <w:szCs w:val="18"/>
+              </w:rPr>
+              <w:t>Ninguno</w:t>
+            </w:r>
+          </w:p>
+        </w:tc>
+        <w:tc>
+          <w:tcPr>
+            <w:tcW w:w="1416" w:type="dxa"/>
+          </w:tcPr>
+          <w:p>
+            <w:pPr>
+              <w:cnfStyle w:val="000000000000" w:firstRow="0" w:lastRow="0" w:firstColumn="0" w:lastColumn="0" w:oddVBand="0" w:evenVBand="0" w:oddHBand="0" w:evenHBand="0" w:firstRowFirstColumn="0" w:firstRowLastColumn="0" w:lastRowFirstColumn="0" w:lastRowLastColumn="0"/>
+              <w:rPr>
+                <w:rStyle w:val="nfasissutil"/>
+                <w:i w:val="0"/>
+                <w:iCs w:val="0"/>
+                <w:color w:val="404040" w:themeColor="text1" w:themeTint="BF"/>
+                <w:szCs w:val="18"/>
+              </w:rPr>
+            </w:pPr>
+            <w:r>
+              <w:rPr>
+                <w:color w:val="404040" w:themeColor="text1" w:themeTint="BF"/>
+                <w:szCs w:val="18"/>
+              </w:rPr>
+              <w:t>Contraseña y confirmación distintas</w:t>
+            </w:r>
+          </w:p>
+        </w:tc>
+        <w:tc>
+          <w:tcPr>
+            <w:tcW w:w="1416" w:type="dxa"/>
+          </w:tcPr>
+          <w:p>
+            <w:pPr>
+              <w:cnfStyle w:val="000000000000" w:firstRow="0" w:lastRow="0" w:firstColumn="0" w:lastColumn="0" w:oddVBand="0" w:evenVBand="0" w:oddHBand="0" w:evenHBand="0" w:firstRowFirstColumn="0" w:firstRowLastColumn="0" w:lastRowFirstColumn="0" w:lastRowLastColumn="0"/>
+              <w:rPr>
+                <w:rStyle w:val="nfasissutil"/>
+                <w:i w:val="0"/>
+                <w:iCs w:val="0"/>
+                <w:color w:val="404040" w:themeColor="text1" w:themeTint="BF"/>
+                <w:szCs w:val="18"/>
+              </w:rPr>
+            </w:pPr>
+            <w:r>
+              <w:rPr>
+                <w:color w:val="404040" w:themeColor="text1" w:themeTint="BF"/>
+                <w:szCs w:val="18"/>
+              </w:rPr>
+              <w:t>Llenar y enviar formulario de registro</w:t>
+            </w:r>
+          </w:p>
+        </w:tc>
+        <w:tc>
+          <w:tcPr>
+            <w:tcW w:w="1416" w:type="dxa"/>
+          </w:tcPr>
+          <w:p>
+            <w:pPr>
+              <w:cnfStyle w:val="000000000000" w:firstRow="0" w:lastRow="0" w:firstColumn="0" w:lastColumn="0" w:oddVBand="0" w:evenVBand="0" w:oddHBand="0" w:evenHBand="0" w:firstRowFirstColumn="0" w:firstRowLastColumn="0" w:lastRowFirstColumn="0" w:lastRowLastColumn="0"/>
+              <w:rPr>
+                <w:rStyle w:val="nfasissutil"/>
+                <w:i w:val="0"/>
+                <w:iCs w:val="0"/>
+                <w:color w:val="404040" w:themeColor="text1" w:themeTint="BF"/>
+                <w:szCs w:val="18"/>
+              </w:rPr>
+            </w:pPr>
+            <w:r>
+              <w:rPr>
+                <w:color w:val="404040" w:themeColor="text1" w:themeTint="BF"/>
+                <w:szCs w:val="18"/>
+              </w:rPr>
+              <w:t>Muestra: "Las contraseñas no coinciden"</w:t>
+            </w:r>
+          </w:p>
+        </w:tc>
+      </w:tr>
+      <w:tr>
+        <w:trPr>
+          <w:cnfStyle w:val="000000100000" w:firstRow="0" w:lastRow="0" w:firstColumn="0" w:lastColumn="0" w:oddVBand="0" w:evenVBand="0" w:oddHBand="1" w:evenHBand="0" w:firstRowFirstColumn="0" w:firstRowLastColumn="0" w:lastRowFirstColumn="0" w:lastRowLastColumn="0"/>
+        </w:trPr>
+        <w:tc>
+          <w:tcPr>
+            <w:cnfStyle w:val="001000000000" w:firstRow="0" w:lastRow="0" w:firstColumn="1" w:lastColumn="0" w:oddVBand="0" w:evenVBand="0" w:oddHBand="0" w:evenHBand="0" w:firstRowFirstColumn="0" w:firstRowLastColumn="0" w:lastRowFirstColumn="0" w:lastRowLastColumn="0"/>
+            <w:tcW w:w="1415" w:type="dxa"/>
+          </w:tcPr>
+          <w:p>
+            <w:pPr>
+              <w:rPr>
+                <w:rStyle w:val="nfasissutil"/>
+                <w:i w:val="0"/>
+                <w:iCs w:val="0"/>
+                <w:color w:val="404040" w:themeColor="text1" w:themeTint="BF"/>
+                <w:szCs w:val="18"/>
+              </w:rPr>
+            </w:pPr>
+            <w:r>
+              <w:rPr>
+                <w:color w:val="404040" w:themeColor="text1" w:themeTint="BF"/>
+                <w:szCs w:val="18"/>
+              </w:rPr>
+              <w:t>07</w:t>
+            </w:r>
+          </w:p>
+        </w:tc>
+        <w:tc>
+          <w:tcPr>
+            <w:tcW w:w="1415" w:type="dxa"/>
+          </w:tcPr>
+          <w:tbl>
+            <w:tblPr>
+              <w:tblW w:w="0" w:type="auto"/>
+              <w:tblCellSpacing w:w="15" w:type="dxa"/>
+              <w:tblCellMar>
+                <w:top w:w="15" w:type="dxa"/>
+                <w:left w:w="15" w:type="dxa"/>
+                <w:bottom w:w="15" w:type="dxa"/>
+                <w:right w:w="15" w:type="dxa"/>
+              </w:tblCellMar>
+              <w:tblLook w:val="04A0" w:firstRow="1" w:lastRow="0" w:firstColumn="1" w:lastColumn="0" w:noHBand="0" w:noVBand="1"/>
+            </w:tblPr>
+            <w:tblGrid>
+              <w:gridCol w:w="96"/>
+            </w:tblGrid>
+            <w:tr>
+              <w:trPr>
+                <w:tblCellSpacing w:w="15" w:type="dxa"/>
+              </w:trPr>
+              <w:tc>
+                <w:tcPr>
+                  <w:tcW w:w="0" w:type="auto"/>
+                  <w:vAlign w:val="center"/>
+                  <w:hideMark/>
+                </w:tcPr>
+                <w:p>
+                  <w:pPr>
+                    <w:rPr>
+                      <w:color w:val="404040" w:themeColor="text1" w:themeTint="BF"/>
+                      <w:szCs w:val="18"/>
+                    </w:rPr>
+                  </w:pPr>
+                </w:p>
+              </w:tc>
+            </w:tr>
+          </w:tbl>
+          <w:p>
+            <w:pPr>
+              <w:cnfStyle w:val="000000100000" w:firstRow="0" w:lastRow="0" w:firstColumn="0" w:lastColumn="0" w:oddVBand="0" w:evenVBand="0" w:oddHBand="1" w:evenHBand="0" w:firstRowFirstColumn="0" w:firstRowLastColumn="0" w:lastRowFirstColumn="0" w:lastRowLastColumn="0"/>
+              <w:rPr>
+                <w:vanish/>
+                <w:color w:val="404040" w:themeColor="text1" w:themeTint="BF"/>
+                <w:szCs w:val="18"/>
+              </w:rPr>
+            </w:pPr>
+          </w:p>
+          <w:tbl>
+            <w:tblPr>
+              <w:tblW w:w="0" w:type="auto"/>
+              <w:tblCellSpacing w:w="15" w:type="dxa"/>
+              <w:tblCellMar>
+                <w:top w:w="15" w:type="dxa"/>
+                <w:left w:w="15" w:type="dxa"/>
+                <w:bottom w:w="15" w:type="dxa"/>
+                <w:right w:w="15" w:type="dxa"/>
+              </w:tblCellMar>
+              <w:tblLook w:val="04A0" w:firstRow="1" w:lastRow="0" w:firstColumn="1" w:lastColumn="0" w:noHBand="0" w:noVBand="1"/>
+            </w:tblPr>
+            <w:tblGrid>
+              <w:gridCol w:w="1156"/>
+            </w:tblGrid>
+            <w:tr>
+              <w:trPr>
+                <w:tblCellSpacing w:w="15" w:type="dxa"/>
+              </w:trPr>
+              <w:tc>
+                <w:tcPr>
+                  <w:tcW w:w="0" w:type="auto"/>
+                  <w:vAlign w:val="center"/>
+                  <w:hideMark/>
+                </w:tcPr>
+                <w:p>
+                  <w:pPr>
+                    <w:rPr>
+                      <w:color w:val="404040" w:themeColor="text1" w:themeTint="BF"/>
+                      <w:szCs w:val="18"/>
+                    </w:rPr>
+                  </w:pPr>
+                  <w:proofErr w:type="spellStart"/>
+                  <w:r>
+                    <w:rPr>
+                      <w:color w:val="404040" w:themeColor="text1" w:themeTint="BF"/>
+                      <w:szCs w:val="18"/>
+                    </w:rPr>
+                    <w:t>Username</w:t>
+                  </w:r>
+                  <w:proofErr w:type="spellEnd"/>
+                  <w:r>
+                    <w:rPr>
+                      <w:color w:val="404040" w:themeColor="text1" w:themeTint="BF"/>
+                      <w:szCs w:val="18"/>
+                    </w:rPr>
+                    <w:t xml:space="preserve"> ya registrado</w:t>
+                  </w:r>
+                </w:p>
+              </w:tc>
+            </w:tr>
+          </w:tbl>
+          <w:p>
+            <w:pPr>
+              <w:cnfStyle w:val="000000100000" w:firstRow="0" w:lastRow="0" w:firstColumn="0" w:lastColumn="0" w:oddVBand="0" w:evenVBand="0" w:oddHBand="1" w:evenHBand="0" w:firstRowFirstColumn="0" w:firstRowLastColumn="0" w:lastRowFirstColumn="0" w:lastRowLastColumn="0"/>
+              <w:rPr>
+                <w:rStyle w:val="nfasissutil"/>
+                <w:i w:val="0"/>
+                <w:iCs w:val="0"/>
+                <w:color w:val="404040" w:themeColor="text1" w:themeTint="BF"/>
+                <w:szCs w:val="18"/>
+              </w:rPr>
+            </w:pPr>
+          </w:p>
+        </w:tc>
+        <w:tc>
+          <w:tcPr>
+            <w:tcW w:w="1416" w:type="dxa"/>
+          </w:tcPr>
+          <w:p>
+            <w:pPr>
+              <w:cnfStyle w:val="000000100000" w:firstRow="0" w:lastRow="0" w:firstColumn="0" w:lastColumn="0" w:oddVBand="0" w:evenVBand="0" w:oddHBand="1" w:evenHBand="0" w:firstRowFirstColumn="0" w:firstRowLastColumn="0" w:lastRowFirstColumn="0" w:lastRowLastColumn="0"/>
+              <w:rPr>
+                <w:rStyle w:val="nfasissutil"/>
+                <w:i w:val="0"/>
+                <w:iCs w:val="0"/>
+                <w:color w:val="404040" w:themeColor="text1" w:themeTint="BF"/>
+                <w:szCs w:val="18"/>
+              </w:rPr>
+            </w:pPr>
+            <w:proofErr w:type="spellStart"/>
+            <w:r>
+              <w:rPr>
+                <w:color w:val="404040" w:themeColor="text1" w:themeTint="BF"/>
+                <w:szCs w:val="18"/>
+              </w:rPr>
+              <w:t>Username</w:t>
+            </w:r>
+            <w:proofErr w:type="spellEnd"/>
+            <w:r>
+              <w:rPr>
+                <w:color w:val="404040" w:themeColor="text1" w:themeTint="BF"/>
+                <w:szCs w:val="18"/>
+              </w:rPr>
+              <w:t xml:space="preserve"> ya usado</w:t>
+            </w:r>
+          </w:p>
+        </w:tc>
+        <w:tc>
+          <w:tcPr>
+            <w:tcW w:w="1416" w:type="dxa"/>
+          </w:tcPr>
+          <w:p>
+            <w:pPr>
+              <w:cnfStyle w:val="000000100000" w:firstRow="0" w:lastRow="0" w:firstColumn="0" w:lastColumn="0" w:oddVBand="0" w:evenVBand="0" w:oddHBand="1" w:evenHBand="0" w:firstRowFirstColumn="0" w:firstRowLastColumn="0" w:lastRowFirstColumn="0" w:lastRowLastColumn="0"/>
+              <w:rPr>
+                <w:rStyle w:val="nfasissutil"/>
+                <w:i w:val="0"/>
+                <w:iCs w:val="0"/>
+                <w:color w:val="404040" w:themeColor="text1" w:themeTint="BF"/>
+                <w:szCs w:val="18"/>
+              </w:rPr>
+            </w:pPr>
+            <w:r>
+              <w:rPr>
+                <w:color w:val="404040" w:themeColor="text1" w:themeTint="BF"/>
+                <w:szCs w:val="18"/>
+              </w:rPr>
+              <w:t xml:space="preserve">Campos válidos excepto </w:t>
+            </w:r>
+            <w:proofErr w:type="spellStart"/>
+            <w:r>
+              <w:rPr>
+                <w:color w:val="404040" w:themeColor="text1" w:themeTint="BF"/>
+                <w:szCs w:val="18"/>
+              </w:rPr>
+              <w:t>username</w:t>
+            </w:r>
+            <w:proofErr w:type="spellEnd"/>
+          </w:p>
+        </w:tc>
+        <w:tc>
+          <w:tcPr>
+            <w:tcW w:w="1416" w:type="dxa"/>
+          </w:tcPr>
+          <w:p>
+            <w:pPr>
+              <w:cnfStyle w:val="000000100000" w:firstRow="0" w:lastRow="0" w:firstColumn="0" w:lastColumn="0" w:oddVBand="0" w:evenVBand="0" w:oddHBand="1" w:evenHBand="0" w:firstRowFirstColumn="0" w:firstRowLastColumn="0" w:lastRowFirstColumn="0" w:lastRowLastColumn="0"/>
+              <w:rPr>
+                <w:rStyle w:val="nfasissutil"/>
+                <w:i w:val="0"/>
+                <w:iCs w:val="0"/>
+                <w:color w:val="404040" w:themeColor="text1" w:themeTint="BF"/>
+                <w:szCs w:val="18"/>
+              </w:rPr>
+            </w:pPr>
+            <w:r>
+              <w:rPr>
+                <w:color w:val="404040" w:themeColor="text1" w:themeTint="BF"/>
+                <w:szCs w:val="18"/>
+              </w:rPr>
+              <w:t>Llenar y enviar formulario de registro</w:t>
+            </w:r>
+          </w:p>
+        </w:tc>
+        <w:tc>
+          <w:tcPr>
+            <w:tcW w:w="1416" w:type="dxa"/>
+          </w:tcPr>
+          <w:p>
+            <w:pPr>
+              <w:cnfStyle w:val="000000100000" w:firstRow="0" w:lastRow="0" w:firstColumn="0" w:lastColumn="0" w:oddVBand="0" w:evenVBand="0" w:oddHBand="1" w:evenHBand="0" w:firstRowFirstColumn="0" w:firstRowLastColumn="0" w:lastRowFirstColumn="0" w:lastRowLastColumn="0"/>
+              <w:rPr>
+                <w:rStyle w:val="nfasissutil"/>
+                <w:i w:val="0"/>
+                <w:iCs w:val="0"/>
+                <w:color w:val="404040" w:themeColor="text1" w:themeTint="BF"/>
+                <w:szCs w:val="18"/>
+              </w:rPr>
+            </w:pPr>
+            <w:r>
+              <w:rPr>
+                <w:color w:val="404040" w:themeColor="text1" w:themeTint="BF"/>
+                <w:szCs w:val="18"/>
+              </w:rPr>
+              <w:t>Muestra: "Este nombre de usuario ya está en uso"</w:t>
+            </w:r>
+          </w:p>
+        </w:tc>
+      </w:tr>
+      <w:tr>
+        <w:tc>
+          <w:tcPr>
+            <w:cnfStyle w:val="001000000000" w:firstRow="0" w:lastRow="0" w:firstColumn="1" w:lastColumn="0" w:oddVBand="0" w:evenVBand="0" w:oddHBand="0" w:evenHBand="0" w:firstRowFirstColumn="0" w:firstRowLastColumn="0" w:lastRowFirstColumn="0" w:lastRowLastColumn="0"/>
+            <w:tcW w:w="1415" w:type="dxa"/>
+          </w:tcPr>
+          <w:p>
+            <w:pPr>
+              <w:rPr>
+                <w:rStyle w:val="nfasissutil"/>
+                <w:i w:val="0"/>
+                <w:iCs w:val="0"/>
+                <w:color w:val="404040" w:themeColor="text1" w:themeTint="BF"/>
+                <w:szCs w:val="18"/>
+              </w:rPr>
+            </w:pPr>
+            <w:r>
+              <w:rPr>
+                <w:color w:val="404040" w:themeColor="text1" w:themeTint="BF"/>
+                <w:szCs w:val="18"/>
+              </w:rPr>
+              <w:t>08</w:t>
+            </w:r>
+          </w:p>
+        </w:tc>
+        <w:tc>
+          <w:tcPr>
+            <w:tcW w:w="1415" w:type="dxa"/>
+          </w:tcPr>
+          <w:p>
+            <w:pPr>
+              <w:cnfStyle w:val="000000000000" w:firstRow="0" w:lastRow="0" w:firstColumn="0" w:lastColumn="0" w:oddVBand="0" w:evenVBand="0" w:oddHBand="0" w:evenHBand="0" w:firstRowFirstColumn="0" w:firstRowLastColumn="0" w:lastRowFirstColumn="0" w:lastRowLastColumn="0"/>
+              <w:rPr>
+                <w:rStyle w:val="nfasissutil"/>
+                <w:i w:val="0"/>
+                <w:iCs w:val="0"/>
+                <w:color w:val="404040" w:themeColor="text1" w:themeTint="BF"/>
+                <w:szCs w:val="18"/>
+              </w:rPr>
+            </w:pPr>
+            <w:r>
+              <w:rPr>
+                <w:color w:val="404040" w:themeColor="text1" w:themeTint="BF"/>
+                <w:szCs w:val="18"/>
+              </w:rPr>
+              <w:t>Email ya registrado</w:t>
+            </w:r>
+          </w:p>
+        </w:tc>
+        <w:tc>
+          <w:tcPr>
+            <w:tcW w:w="1416" w:type="dxa"/>
+          </w:tcPr>
+          <w:p>
+            <w:pPr>
+              <w:cnfStyle w:val="000000000000" w:firstRow="0" w:lastRow="0" w:firstColumn="0" w:lastColumn="0" w:oddVBand="0" w:evenVBand="0" w:oddHBand="0" w:evenHBand="0" w:firstRowFirstColumn="0" w:firstRowLastColumn="0" w:lastRowFirstColumn="0" w:lastRowLastColumn="0"/>
+              <w:rPr>
+                <w:rStyle w:val="nfasissutil"/>
+                <w:i w:val="0"/>
+                <w:iCs w:val="0"/>
+                <w:color w:val="404040" w:themeColor="text1" w:themeTint="BF"/>
+                <w:szCs w:val="18"/>
+              </w:rPr>
+            </w:pPr>
+            <w:r>
+              <w:rPr>
+                <w:color w:val="404040" w:themeColor="text1" w:themeTint="BF"/>
+                <w:szCs w:val="18"/>
+              </w:rPr>
+              <w:t>Email ya usado</w:t>
+            </w:r>
+          </w:p>
+        </w:tc>
+        <w:tc>
+          <w:tcPr>
+            <w:tcW w:w="1416" w:type="dxa"/>
+          </w:tcPr>
+          <w:p>
+            <w:pPr>
+              <w:cnfStyle w:val="000000000000" w:firstRow="0" w:lastRow="0" w:firstColumn="0" w:lastColumn="0" w:oddVBand="0" w:evenVBand="0" w:oddHBand="0" w:evenHBand="0" w:firstRowFirstColumn="0" w:firstRowLastColumn="0" w:lastRowFirstColumn="0" w:lastRowLastColumn="0"/>
+              <w:rPr>
+                <w:rStyle w:val="nfasissutil"/>
+                <w:i w:val="0"/>
+                <w:iCs w:val="0"/>
+                <w:color w:val="404040" w:themeColor="text1" w:themeTint="BF"/>
+                <w:szCs w:val="18"/>
+              </w:rPr>
+            </w:pPr>
+            <w:r>
+              <w:rPr>
+                <w:color w:val="404040" w:themeColor="text1" w:themeTint="BF"/>
+                <w:szCs w:val="18"/>
+              </w:rPr>
+              <w:t>Campos válidos excepto email</w:t>
+            </w:r>
+          </w:p>
+        </w:tc>
+        <w:tc>
+          <w:tcPr>
+            <w:tcW w:w="1416" w:type="dxa"/>
+          </w:tcPr>
+          <w:p>
+            <w:pPr>
+              <w:cnfStyle w:val="000000000000" w:firstRow="0" w:lastRow="0" w:firstColumn="0" w:lastColumn="0" w:oddVBand="0" w:evenVBand="0" w:oddHBand="0" w:evenHBand="0" w:firstRowFirstColumn="0" w:firstRowLastColumn="0" w:lastRowFirstColumn="0" w:lastRowLastColumn="0"/>
+              <w:rPr>
+                <w:rStyle w:val="nfasissutil"/>
+                <w:i w:val="0"/>
+                <w:iCs w:val="0"/>
+                <w:color w:val="404040" w:themeColor="text1" w:themeTint="BF"/>
+                <w:szCs w:val="18"/>
+              </w:rPr>
+            </w:pPr>
+            <w:r>
+              <w:rPr>
+                <w:color w:val="404040" w:themeColor="text1" w:themeTint="BF"/>
+                <w:szCs w:val="18"/>
+              </w:rPr>
+              <w:t>Llenar y enviar formulario de registro</w:t>
+            </w:r>
+          </w:p>
+        </w:tc>
+        <w:tc>
+          <w:tcPr>
+            <w:tcW w:w="1416" w:type="dxa"/>
+          </w:tcPr>
+          <w:p>
+            <w:pPr>
+              <w:cnfStyle w:val="000000000000" w:firstRow="0" w:lastRow="0" w:firstColumn="0" w:lastColumn="0" w:oddVBand="0" w:evenVBand="0" w:oddHBand="0" w:evenHBand="0" w:firstRowFirstColumn="0" w:firstRowLastColumn="0" w:lastRowFirstColumn="0" w:lastRowLastColumn="0"/>
+              <w:rPr>
+                <w:rStyle w:val="nfasissutil"/>
+                <w:i w:val="0"/>
+                <w:iCs w:val="0"/>
+                <w:color w:val="404040" w:themeColor="text1" w:themeTint="BF"/>
+                <w:szCs w:val="18"/>
+              </w:rPr>
+            </w:pPr>
+            <w:r>
+              <w:rPr>
+                <w:color w:val="404040" w:themeColor="text1" w:themeTint="BF"/>
+                <w:szCs w:val="18"/>
+              </w:rPr>
+              <w:t>Muestra: "Este correo electrónico ya está registrado"</w:t>
+            </w:r>
+          </w:p>
+        </w:tc>
+      </w:tr>
+      <w:tr>
+        <w:trPr>
+          <w:cnfStyle w:val="000000100000" w:firstRow="0" w:lastRow="0" w:firstColumn="0" w:lastColumn="0" w:oddVBand="0" w:evenVBand="0" w:oddHBand="1" w:evenHBand="0" w:firstRowFirstColumn="0" w:firstRowLastColumn="0" w:lastRowFirstColumn="0" w:lastRowLastColumn="0"/>
+        </w:trPr>
+        <w:tc>
+          <w:tcPr>
+            <w:cnfStyle w:val="001000000000" w:firstRow="0" w:lastRow="0" w:firstColumn="1" w:lastColumn="0" w:oddVBand="0" w:evenVBand="0" w:oddHBand="0" w:evenHBand="0" w:firstRowFirstColumn="0" w:firstRowLastColumn="0" w:lastRowFirstColumn="0" w:lastRowLastColumn="0"/>
+            <w:tcW w:w="1415" w:type="dxa"/>
+          </w:tcPr>
+          <w:p>
+            <w:pPr>
+              <w:rPr>
+                <w:rStyle w:val="nfasissutil"/>
+                <w:i w:val="0"/>
+                <w:iCs w:val="0"/>
+                <w:color w:val="404040" w:themeColor="text1" w:themeTint="BF"/>
+                <w:szCs w:val="18"/>
+              </w:rPr>
+            </w:pPr>
+            <w:r>
+              <w:rPr>
+                <w:color w:val="404040" w:themeColor="text1" w:themeTint="BF"/>
+                <w:szCs w:val="18"/>
+              </w:rPr>
+              <w:t>09</w:t>
+            </w:r>
+          </w:p>
+        </w:tc>
+        <w:tc>
+          <w:tcPr>
+            <w:tcW w:w="1415" w:type="dxa"/>
+          </w:tcPr>
+          <w:tbl>
+            <w:tblPr>
+              <w:tblW w:w="0" w:type="auto"/>
+              <w:tblCellSpacing w:w="15" w:type="dxa"/>
+              <w:tblCellMar>
+                <w:top w:w="15" w:type="dxa"/>
+                <w:left w:w="15" w:type="dxa"/>
+                <w:bottom w:w="15" w:type="dxa"/>
+                <w:right w:w="15" w:type="dxa"/>
+              </w:tblCellMar>
+              <w:tblLook w:val="04A0" w:firstRow="1" w:lastRow="0" w:firstColumn="1" w:lastColumn="0" w:noHBand="0" w:noVBand="1"/>
+            </w:tblPr>
+            <w:tblGrid>
+              <w:gridCol w:w="96"/>
+            </w:tblGrid>
+            <w:tr>
+              <w:trPr>
+                <w:tblCellSpacing w:w="15" w:type="dxa"/>
+              </w:trPr>
+              <w:tc>
+                <w:tcPr>
+                  <w:tcW w:w="0" w:type="auto"/>
+                  <w:vAlign w:val="center"/>
+                  <w:hideMark/>
+                </w:tcPr>
+                <w:p>
+                  <w:pPr>
+                    <w:rPr>
+                      <w:color w:val="404040" w:themeColor="text1" w:themeTint="BF"/>
+                      <w:szCs w:val="18"/>
+                    </w:rPr>
+                  </w:pPr>
+                </w:p>
+              </w:tc>
+            </w:tr>
+          </w:tbl>
+          <w:p>
+            <w:pPr>
+              <w:cnfStyle w:val="000000100000" w:firstRow="0" w:lastRow="0" w:firstColumn="0" w:lastColumn="0" w:oddVBand="0" w:evenVBand="0" w:oddHBand="1" w:evenHBand="0" w:firstRowFirstColumn="0" w:firstRowLastColumn="0" w:lastRowFirstColumn="0" w:lastRowLastColumn="0"/>
+              <w:rPr>
+                <w:vanish/>
+                <w:color w:val="404040" w:themeColor="text1" w:themeTint="BF"/>
+                <w:szCs w:val="18"/>
+              </w:rPr>
+            </w:pPr>
+          </w:p>
+          <w:tbl>
+            <w:tblPr>
+              <w:tblW w:w="0" w:type="auto"/>
+              <w:tblCellSpacing w:w="15" w:type="dxa"/>
+              <w:tblCellMar>
+                <w:top w:w="15" w:type="dxa"/>
+                <w:left w:w="15" w:type="dxa"/>
+                <w:bottom w:w="15" w:type="dxa"/>
+                <w:right w:w="15" w:type="dxa"/>
+              </w:tblCellMar>
+              <w:tblLook w:val="04A0" w:firstRow="1" w:lastRow="0" w:firstColumn="1" w:lastColumn="0" w:noHBand="0" w:noVBand="1"/>
+            </w:tblPr>
+            <w:tblGrid>
+              <w:gridCol w:w="1156"/>
+            </w:tblGrid>
+            <w:tr>
+              <w:trPr>
+                <w:tblCellSpacing w:w="15" w:type="dxa"/>
+              </w:trPr>
+              <w:tc>
+                <w:tcPr>
+                  <w:tcW w:w="0" w:type="auto"/>
+                  <w:vAlign w:val="center"/>
+                  <w:hideMark/>
+                </w:tcPr>
+                <w:p>
+                  <w:pPr>
+                    <w:rPr>
+                      <w:color w:val="404040" w:themeColor="text1" w:themeTint="BF"/>
+                      <w:szCs w:val="18"/>
+                    </w:rPr>
+                  </w:pPr>
+                  <w:r>
+                    <w:rPr>
+                      <w:color w:val="404040" w:themeColor="text1" w:themeTint="BF"/>
+                      <w:szCs w:val="18"/>
+                    </w:rPr>
+                    <w:t>Campos vacíos</w:t>
+                  </w:r>
+                </w:p>
+              </w:tc>
+            </w:tr>
+          </w:tbl>
+          <w:p>
+            <w:pPr>
+              <w:cnfStyle w:val="000000100000" w:firstRow="0" w:lastRow="0" w:firstColumn="0" w:lastColumn="0" w:oddVBand="0" w:evenVBand="0" w:oddHBand="1" w:evenHBand="0" w:firstRowFirstColumn="0" w:firstRowLastColumn="0" w:lastRowFirstColumn="0" w:lastRowLastColumn="0"/>
+              <w:rPr>
+                <w:rStyle w:val="nfasissutil"/>
+                <w:i w:val="0"/>
+                <w:iCs w:val="0"/>
+                <w:color w:val="404040" w:themeColor="text1" w:themeTint="BF"/>
+                <w:szCs w:val="18"/>
+              </w:rPr>
+            </w:pPr>
+          </w:p>
+        </w:tc>
+        <w:tc>
+          <w:tcPr>
+            <w:tcW w:w="1416" w:type="dxa"/>
+          </w:tcPr>
+          <w:p>
+            <w:pPr>
+              <w:cnfStyle w:val="000000100000" w:firstRow="0" w:lastRow="0" w:firstColumn="0" w:lastColumn="0" w:oddVBand="0" w:evenVBand="0" w:oddHBand="1" w:evenHBand="0" w:firstRowFirstColumn="0" w:firstRowLastColumn="0" w:lastRowFirstColumn="0" w:lastRowLastColumn="0"/>
+              <w:rPr>
+                <w:rStyle w:val="nfasissutil"/>
+                <w:i w:val="0"/>
+                <w:iCs w:val="0"/>
+                <w:color w:val="404040" w:themeColor="text1" w:themeTint="BF"/>
+                <w:szCs w:val="18"/>
+              </w:rPr>
+            </w:pPr>
+            <w:r>
+              <w:rPr>
+                <w:color w:val="404040" w:themeColor="text1" w:themeTint="BF"/>
+                <w:szCs w:val="18"/>
+              </w:rPr>
+              <w:t>Ninguno</w:t>
+            </w:r>
+          </w:p>
+        </w:tc>
+        <w:tc>
+          <w:tcPr>
+            <w:tcW w:w="1416" w:type="dxa"/>
+          </w:tcPr>
+          <w:p>
+            <w:pPr>
+              <w:cnfStyle w:val="000000100000" w:firstRow="0" w:lastRow="0" w:firstColumn="0" w:lastColumn="0" w:oddVBand="0" w:evenVBand="0" w:oddHBand="1" w:evenHBand="0" w:firstRowFirstColumn="0" w:firstRowLastColumn="0" w:lastRowFirstColumn="0" w:lastRowLastColumn="0"/>
+              <w:rPr>
+                <w:rStyle w:val="nfasissutil"/>
+                <w:i w:val="0"/>
+                <w:iCs w:val="0"/>
+                <w:color w:val="404040" w:themeColor="text1" w:themeTint="BF"/>
+                <w:szCs w:val="18"/>
+              </w:rPr>
+            </w:pPr>
+            <w:r>
+              <w:rPr>
+                <w:color w:val="404040" w:themeColor="text1" w:themeTint="BF"/>
+                <w:szCs w:val="18"/>
+              </w:rPr>
+              <w:t>Campos vacíos</w:t>
+            </w:r>
+          </w:p>
+        </w:tc>
+        <w:tc>
+          <w:tcPr>
+            <w:tcW w:w="1416" w:type="dxa"/>
+          </w:tcPr>
+          <w:tbl>
+            <w:tblPr>
+              <w:tblW w:w="0" w:type="auto"/>
+              <w:tblCellSpacing w:w="15" w:type="dxa"/>
+              <w:tblCellMar>
+                <w:top w:w="15" w:type="dxa"/>
+                <w:left w:w="15" w:type="dxa"/>
+                <w:bottom w:w="15" w:type="dxa"/>
+                <w:right w:w="15" w:type="dxa"/>
+              </w:tblCellMar>
+              <w:tblLook w:val="04A0" w:firstRow="1" w:lastRow="0" w:firstColumn="1" w:lastColumn="0" w:noHBand="0" w:noVBand="1"/>
+            </w:tblPr>
+            <w:tblGrid>
+              <w:gridCol w:w="96"/>
+            </w:tblGrid>
+            <w:tr>
+              <w:trPr>
+                <w:tblCellSpacing w:w="15" w:type="dxa"/>
+              </w:trPr>
+              <w:tc>
+                <w:tcPr>
+                  <w:tcW w:w="0" w:type="auto"/>
+                  <w:vAlign w:val="center"/>
+                  <w:hideMark/>
+                </w:tcPr>
+                <w:p>
+                  <w:pPr>
+                    <w:rPr>
+                      <w:color w:val="404040" w:themeColor="text1" w:themeTint="BF"/>
+                      <w:szCs w:val="18"/>
+                    </w:rPr>
+                  </w:pPr>
+                </w:p>
+              </w:tc>
+            </w:tr>
+          </w:tbl>
+          <w:p>
+            <w:pPr>
+              <w:cnfStyle w:val="000000100000" w:firstRow="0" w:lastRow="0" w:firstColumn="0" w:lastColumn="0" w:oddVBand="0" w:evenVBand="0" w:oddHBand="1" w:evenHBand="0" w:firstRowFirstColumn="0" w:firstRowLastColumn="0" w:lastRowFirstColumn="0" w:lastRowLastColumn="0"/>
+              <w:rPr>
+                <w:vanish/>
+                <w:color w:val="404040" w:themeColor="text1" w:themeTint="BF"/>
+                <w:szCs w:val="18"/>
+              </w:rPr>
+            </w:pPr>
+          </w:p>
+          <w:tbl>
+            <w:tblPr>
+              <w:tblW w:w="0" w:type="auto"/>
+              <w:tblCellSpacing w:w="15" w:type="dxa"/>
+              <w:tblCellMar>
+                <w:top w:w="15" w:type="dxa"/>
+                <w:left w:w="15" w:type="dxa"/>
+                <w:bottom w:w="15" w:type="dxa"/>
+                <w:right w:w="15" w:type="dxa"/>
+              </w:tblCellMar>
+              <w:tblLook w:val="04A0" w:firstRow="1" w:lastRow="0" w:firstColumn="1" w:lastColumn="0" w:noHBand="0" w:noVBand="1"/>
+            </w:tblPr>
+            <w:tblGrid>
+              <w:gridCol w:w="1052"/>
+            </w:tblGrid>
+            <w:tr>
+              <w:trPr>
+                <w:tblCellSpacing w:w="15" w:type="dxa"/>
+              </w:trPr>
+              <w:tc>
+                <w:tcPr>
+                  <w:tcW w:w="0" w:type="auto"/>
+                  <w:vAlign w:val="center"/>
+                  <w:hideMark/>
+                </w:tcPr>
+                <w:p>
+                  <w:pPr>
+                    <w:rPr>
+                      <w:color w:val="404040" w:themeColor="text1" w:themeTint="BF"/>
+                      <w:szCs w:val="18"/>
+                    </w:rPr>
+                  </w:pPr>
+                  <w:r>
+                    <w:rPr>
+                      <w:color w:val="404040" w:themeColor="text1" w:themeTint="BF"/>
+                      <w:szCs w:val="18"/>
+                    </w:rPr>
+                    <w:t>Pulsar "Registrar" sin llenar campos</w:t>
+                  </w:r>
+                </w:p>
+              </w:tc>
+            </w:tr>
+          </w:tbl>
+          <w:p>
+            <w:pPr>
+              <w:cnfStyle w:val="000000100000" w:firstRow="0" w:lastRow="0" w:firstColumn="0" w:lastColumn="0" w:oddVBand="0" w:evenVBand="0" w:oddHBand="1" w:evenHBand="0" w:firstRowFirstColumn="0" w:firstRowLastColumn="0" w:lastRowFirstColumn="0" w:lastRowLastColumn="0"/>
+              <w:rPr>
+                <w:rStyle w:val="nfasissutil"/>
+                <w:i w:val="0"/>
+                <w:iCs w:val="0"/>
+                <w:color w:val="404040" w:themeColor="text1" w:themeTint="BF"/>
+                <w:szCs w:val="18"/>
+              </w:rPr>
+            </w:pPr>
+          </w:p>
+        </w:tc>
+        <w:tc>
+          <w:tcPr>
+            <w:tcW w:w="1416" w:type="dxa"/>
+          </w:tcPr>
+          <w:p>
+            <w:pPr>
+              <w:cnfStyle w:val="000000100000" w:firstRow="0" w:lastRow="0" w:firstColumn="0" w:lastColumn="0" w:oddVBand="0" w:evenVBand="0" w:oddHBand="1" w:evenHBand="0" w:firstRowFirstColumn="0" w:firstRowLastColumn="0" w:lastRowFirstColumn="0" w:lastRowLastColumn="0"/>
+              <w:rPr>
+                <w:rStyle w:val="nfasissutil"/>
+                <w:i w:val="0"/>
+                <w:iCs w:val="0"/>
+                <w:color w:val="404040" w:themeColor="text1" w:themeTint="BF"/>
+                <w:szCs w:val="18"/>
+              </w:rPr>
+            </w:pPr>
+            <w:r>
+              <w:rPr>
+                <w:color w:val="404040" w:themeColor="text1" w:themeTint="BF"/>
+                <w:szCs w:val="18"/>
+              </w:rPr>
+              <w:t>Muestra validaciones por campo</w:t>
+            </w:r>
+          </w:p>
+        </w:tc>
+      </w:tr>
+      <w:tr>
+        <w:tc>
+          <w:tcPr>
+            <w:cnfStyle w:val="001000000000" w:firstRow="0" w:lastRow="0" w:firstColumn="1" w:lastColumn="0" w:oddVBand="0" w:evenVBand="0" w:oddHBand="0" w:evenHBand="0" w:firstRowFirstColumn="0" w:firstRowLastColumn="0" w:lastRowFirstColumn="0" w:lastRowLastColumn="0"/>
+            <w:tcW w:w="1415" w:type="dxa"/>
+          </w:tcPr>
+          <w:p>
+            <w:pPr>
+              <w:rPr>
+                <w:color w:val="404040" w:themeColor="text1" w:themeTint="BF"/>
+                <w:szCs w:val="18"/>
+              </w:rPr>
+            </w:pPr>
+            <w:r>
+              <w:rPr>
+                <w:color w:val="404040" w:themeColor="text1" w:themeTint="BF"/>
+                <w:szCs w:val="18"/>
+              </w:rPr>
+              <w:t>10</w:t>
+            </w:r>
+          </w:p>
+        </w:tc>
+        <w:tc>
+          <w:tcPr>
+            <w:tcW w:w="1415" w:type="dxa"/>
+          </w:tcPr>
+          <w:p>
+            <w:pPr>
+              <w:cnfStyle w:val="000000000000" w:firstRow="0" w:lastRow="0" w:firstColumn="0" w:lastColumn="0" w:oddVBand="0" w:evenVBand="0" w:oddHBand="0" w:evenHBand="0" w:firstRowFirstColumn="0" w:firstRowLastColumn="0" w:lastRowFirstColumn="0" w:lastRowLastColumn="0"/>
+              <w:rPr>
+                <w:color w:val="404040" w:themeColor="text1" w:themeTint="BF"/>
+                <w:szCs w:val="18"/>
+              </w:rPr>
+            </w:pPr>
+            <w:r>
+              <w:rPr>
+                <w:color w:val="404040" w:themeColor="text1" w:themeTint="BF"/>
+                <w:szCs w:val="18"/>
+              </w:rPr>
+              <w:t>Email inválido</w:t>
+            </w:r>
+          </w:p>
+        </w:tc>
+        <w:tc>
+          <w:tcPr>
+            <w:tcW w:w="1416" w:type="dxa"/>
+          </w:tcPr>
+          <w:p>
+            <w:pPr>
+              <w:cnfStyle w:val="000000000000" w:firstRow="0" w:lastRow="0" w:firstColumn="0" w:lastColumn="0" w:oddVBand="0" w:evenVBand="0" w:oddHBand="0" w:evenHBand="0" w:firstRowFirstColumn="0" w:firstRowLastColumn="0" w:lastRowFirstColumn="0" w:lastRowLastColumn="0"/>
+              <w:rPr>
+                <w:color w:val="404040" w:themeColor="text1" w:themeTint="BF"/>
+                <w:szCs w:val="18"/>
+              </w:rPr>
+            </w:pPr>
+            <w:r>
+              <w:rPr>
+                <w:color w:val="404040" w:themeColor="text1" w:themeTint="BF"/>
+                <w:szCs w:val="18"/>
+              </w:rPr>
+              <w:t>Ninguno</w:t>
+            </w:r>
+          </w:p>
+        </w:tc>
+        <w:tc>
+          <w:tcPr>
+            <w:tcW w:w="1416" w:type="dxa"/>
+          </w:tcPr>
+          <w:p>
+            <w:pPr>
+              <w:cnfStyle w:val="000000000000" w:firstRow="0" w:lastRow="0" w:firstColumn="0" w:lastColumn="0" w:oddVBand="0" w:evenVBand="0" w:oddHBand="0" w:evenHBand="0" w:firstRowFirstColumn="0" w:firstRowLastColumn="0" w:lastRowFirstColumn="0" w:lastRowLastColumn="0"/>
+              <w:rPr>
+                <w:color w:val="404040" w:themeColor="text1" w:themeTint="BF"/>
+                <w:szCs w:val="18"/>
+              </w:rPr>
+            </w:pPr>
+            <w:r>
+              <w:rPr>
+                <w:color w:val="404040" w:themeColor="text1" w:themeTint="BF"/>
+                <w:szCs w:val="18"/>
+              </w:rPr>
+              <w:t>Email mal formado</w:t>
+            </w:r>
+          </w:p>
+        </w:tc>
+        <w:tc>
+          <w:tcPr>
+            <w:tcW w:w="1416" w:type="dxa"/>
+          </w:tcPr>
+          <w:p>
+            <w:pPr>
+              <w:cnfStyle w:val="000000000000" w:firstRow="0" w:lastRow="0" w:firstColumn="0" w:lastColumn="0" w:oddVBand="0" w:evenVBand="0" w:oddHBand="0" w:evenHBand="0" w:firstRowFirstColumn="0" w:firstRowLastColumn="0" w:lastRowFirstColumn="0" w:lastRowLastColumn="0"/>
+              <w:rPr>
+                <w:color w:val="404040" w:themeColor="text1" w:themeTint="BF"/>
+                <w:szCs w:val="18"/>
+              </w:rPr>
+            </w:pPr>
+            <w:r>
+              <w:rPr>
+                <w:color w:val="404040" w:themeColor="text1" w:themeTint="BF"/>
+                <w:szCs w:val="18"/>
+              </w:rPr>
+              <w:t>Llenar y enviar formulario de registro</w:t>
+            </w:r>
+          </w:p>
+        </w:tc>
+        <w:tc>
+          <w:tcPr>
+            <w:tcW w:w="1416" w:type="dxa"/>
+          </w:tcPr>
+          <w:p>
+            <w:pPr>
+              <w:cnfStyle w:val="000000000000" w:firstRow="0" w:lastRow="0" w:firstColumn="0" w:lastColumn="0" w:oddVBand="0" w:evenVBand="0" w:oddHBand="0" w:evenHBand="0" w:firstRowFirstColumn="0" w:firstRowLastColumn="0" w:lastRowFirstColumn="0" w:lastRowLastColumn="0"/>
+              <w:rPr>
+                <w:color w:val="404040" w:themeColor="text1" w:themeTint="BF"/>
+                <w:szCs w:val="18"/>
+              </w:rPr>
+            </w:pPr>
+            <w:r>
+              <w:rPr>
+                <w:color w:val="404040" w:themeColor="text1" w:themeTint="BF"/>
+                <w:szCs w:val="18"/>
+              </w:rPr>
+              <w:t>Muestra: "Por favor ingresa un correo válido"</w:t>
+            </w:r>
+          </w:p>
+        </w:tc>
+      </w:tr>
+      <w:tr>
+        <w:trPr>
+          <w:cnfStyle w:val="000000100000" w:firstRow="0" w:lastRow="0" w:firstColumn="0" w:lastColumn="0" w:oddVBand="0" w:evenVBand="0" w:oddHBand="1" w:evenHBand="0" w:firstRowFirstColumn="0" w:firstRowLastColumn="0" w:lastRowFirstColumn="0" w:lastRowLastColumn="0"/>
+        </w:trPr>
+        <w:tc>
+          <w:tcPr>
+            <w:cnfStyle w:val="001000000000" w:firstRow="0" w:lastRow="0" w:firstColumn="1" w:lastColumn="0" w:oddVBand="0" w:evenVBand="0" w:oddHBand="0" w:evenHBand="0" w:firstRowFirstColumn="0" w:firstRowLastColumn="0" w:lastRowFirstColumn="0" w:lastRowLastColumn="0"/>
+            <w:tcW w:w="1415" w:type="dxa"/>
+          </w:tcPr>
+          <w:p>
+            <w:pPr>
+              <w:rPr>
+                <w:color w:val="404040" w:themeColor="text1" w:themeTint="BF"/>
+                <w:szCs w:val="18"/>
+              </w:rPr>
+            </w:pPr>
+            <w:r>
+              <w:rPr>
+                <w:color w:val="404040" w:themeColor="text1" w:themeTint="BF"/>
+                <w:szCs w:val="18"/>
+              </w:rPr>
+              <w:t>11</w:t>
+            </w:r>
+          </w:p>
+        </w:tc>
+        <w:tc>
+          <w:tcPr>
+            <w:tcW w:w="1415" w:type="dxa"/>
+          </w:tcPr>
+          <w:tbl>
+            <w:tblPr>
+              <w:tblW w:w="0" w:type="auto"/>
+              <w:tblCellSpacing w:w="15" w:type="dxa"/>
+              <w:tblCellMar>
+                <w:top w:w="15" w:type="dxa"/>
+                <w:left w:w="15" w:type="dxa"/>
+                <w:bottom w:w="15" w:type="dxa"/>
+                <w:right w:w="15" w:type="dxa"/>
+              </w:tblCellMar>
+              <w:tblLook w:val="04A0" w:firstRow="1" w:lastRow="0" w:firstColumn="1" w:lastColumn="0" w:noHBand="0" w:noVBand="1"/>
+            </w:tblPr>
+            <w:tblGrid>
+              <w:gridCol w:w="96"/>
+            </w:tblGrid>
+            <w:tr>
+              <w:trPr>
+                <w:tblCellSpacing w:w="15" w:type="dxa"/>
+              </w:trPr>
+              <w:tc>
+                <w:tcPr>
+                  <w:tcW w:w="0" w:type="auto"/>
+                  <w:vAlign w:val="center"/>
+                  <w:hideMark/>
+                </w:tcPr>
+                <w:p>
+                  <w:pPr>
+                    <w:rPr>
+                      <w:color w:val="404040" w:themeColor="text1" w:themeTint="BF"/>
+                      <w:szCs w:val="18"/>
+                    </w:rPr>
+                  </w:pPr>
+                </w:p>
+              </w:tc>
+            </w:tr>
+          </w:tbl>
+          <w:p>
+            <w:pPr>
+              <w:cnfStyle w:val="000000100000" w:firstRow="0" w:lastRow="0" w:firstColumn="0" w:lastColumn="0" w:oddVBand="0" w:evenVBand="0" w:oddHBand="1" w:evenHBand="0" w:firstRowFirstColumn="0" w:firstRowLastColumn="0" w:lastRowFirstColumn="0" w:lastRowLastColumn="0"/>
+              <w:rPr>
+                <w:vanish/>
+                <w:color w:val="404040" w:themeColor="text1" w:themeTint="BF"/>
+                <w:szCs w:val="18"/>
+              </w:rPr>
+            </w:pPr>
+          </w:p>
+          <w:tbl>
+            <w:tblPr>
+              <w:tblW w:w="0" w:type="auto"/>
+              <w:tblCellSpacing w:w="15" w:type="dxa"/>
+              <w:tblCellMar>
+                <w:top w:w="15" w:type="dxa"/>
+                <w:left w:w="15" w:type="dxa"/>
+                <w:bottom w:w="15" w:type="dxa"/>
+                <w:right w:w="15" w:type="dxa"/>
+              </w:tblCellMar>
+              <w:tblLook w:val="04A0" w:firstRow="1" w:lastRow="0" w:firstColumn="1" w:lastColumn="0" w:noHBand="0" w:noVBand="1"/>
+            </w:tblPr>
+            <w:tblGrid>
+              <w:gridCol w:w="1156"/>
+            </w:tblGrid>
+            <w:tr>
+              <w:trPr>
+                <w:tblCellSpacing w:w="15" w:type="dxa"/>
+              </w:trPr>
+              <w:tc>
+                <w:tcPr>
+                  <w:tcW w:w="0" w:type="auto"/>
+                  <w:vAlign w:val="center"/>
+                  <w:hideMark/>
+                </w:tcPr>
+                <w:p>
+                  <w:pPr>
+                    <w:rPr>
+                      <w:color w:val="404040" w:themeColor="text1" w:themeTint="BF"/>
+                      <w:szCs w:val="18"/>
+                    </w:rPr>
+                  </w:pPr>
+                  <w:r>
+                    <w:rPr>
+                      <w:color w:val="404040" w:themeColor="text1" w:themeTint="BF"/>
+                      <w:szCs w:val="18"/>
+                    </w:rPr>
+                    <w:t>Excepción BD</w:t>
+                  </w:r>
+                </w:p>
+              </w:tc>
+            </w:tr>
+          </w:tbl>
+          <w:p>
+            <w:pPr>
+              <w:cnfStyle w:val="000000100000" w:firstRow="0" w:lastRow="0" w:firstColumn="0" w:lastColumn="0" w:oddVBand="0" w:evenVBand="0" w:oddHBand="1" w:evenHBand="0" w:firstRowFirstColumn="0" w:firstRowLastColumn="0" w:lastRowFirstColumn="0" w:lastRowLastColumn="0"/>
+              <w:rPr>
+                <w:color w:val="404040" w:themeColor="text1" w:themeTint="BF"/>
+                <w:szCs w:val="18"/>
+              </w:rPr>
+            </w:pPr>
+          </w:p>
+        </w:tc>
+        <w:tc>
+          <w:tcPr>
+            <w:tcW w:w="1416" w:type="dxa"/>
+          </w:tcPr>
+          <w:tbl>
+            <w:tblPr>
+              <w:tblW w:w="0" w:type="auto"/>
+              <w:tblCellSpacing w:w="15" w:type="dxa"/>
+              <w:tblCellMar>
+                <w:top w:w="15" w:type="dxa"/>
+                <w:left w:w="15" w:type="dxa"/>
+                <w:bottom w:w="15" w:type="dxa"/>
+                <w:right w:w="15" w:type="dxa"/>
+              </w:tblCellMar>
+              <w:tblLook w:val="04A0" w:firstRow="1" w:lastRow="0" w:firstColumn="1" w:lastColumn="0" w:noHBand="0" w:noVBand="1"/>
+            </w:tblPr>
+            <w:tblGrid>
+              <w:gridCol w:w="96"/>
+            </w:tblGrid>
+            <w:tr>
+              <w:trPr>
+                <w:tblCellSpacing w:w="15" w:type="dxa"/>
+              </w:trPr>
+              <w:tc>
+                <w:tcPr>
+                  <w:tcW w:w="0" w:type="auto"/>
+                  <w:vAlign w:val="center"/>
+                  <w:hideMark/>
+                </w:tcPr>
+                <w:p>
+                  <w:pPr>
+                    <w:rPr>
+                      <w:color w:val="404040" w:themeColor="text1" w:themeTint="BF"/>
+                      <w:szCs w:val="18"/>
+                    </w:rPr>
+                  </w:pPr>
+                </w:p>
+              </w:tc>
+            </w:tr>
+          </w:tbl>
+          <w:p>
+            <w:pPr>
+              <w:cnfStyle w:val="000000100000" w:firstRow="0" w:lastRow="0" w:firstColumn="0" w:lastColumn="0" w:oddVBand="0" w:evenVBand="0" w:oddHBand="1" w:evenHBand="0" w:firstRowFirstColumn="0" w:firstRowLastColumn="0" w:lastRowFirstColumn="0" w:lastRowLastColumn="0"/>
+              <w:rPr>
+                <w:vanish/>
+                <w:color w:val="404040" w:themeColor="text1" w:themeTint="BF"/>
+                <w:szCs w:val="18"/>
+              </w:rPr>
+            </w:pPr>
+          </w:p>
+          <w:tbl>
+            <w:tblPr>
+              <w:tblW w:w="0" w:type="auto"/>
+              <w:tblCellSpacing w:w="15" w:type="dxa"/>
+              <w:tblCellMar>
+                <w:top w:w="15" w:type="dxa"/>
+                <w:left w:w="15" w:type="dxa"/>
+                <w:bottom w:w="15" w:type="dxa"/>
+                <w:right w:w="15" w:type="dxa"/>
+              </w:tblCellMar>
+              <w:tblLook w:val="04A0" w:firstRow="1" w:lastRow="0" w:firstColumn="1" w:lastColumn="0" w:noHBand="0" w:noVBand="1"/>
+            </w:tblPr>
+            <w:tblGrid>
+              <w:gridCol w:w="1349"/>
+            </w:tblGrid>
+            <w:tr>
+              <w:trPr>
+                <w:tblCellSpacing w:w="15" w:type="dxa"/>
+              </w:trPr>
+              <w:tc>
+                <w:tcPr>
+                  <w:tcW w:w="0" w:type="auto"/>
+                  <w:vAlign w:val="center"/>
+                  <w:hideMark/>
+                </w:tcPr>
+                <w:p>
+                  <w:pPr>
+                    <w:rPr>
+                      <w:color w:val="404040" w:themeColor="text1" w:themeTint="BF"/>
+                      <w:szCs w:val="18"/>
+                    </w:rPr>
+                  </w:pPr>
+                  <w:r>
+                    <w:rPr>
+                      <w:color w:val="404040" w:themeColor="text1" w:themeTint="BF"/>
+                      <w:szCs w:val="18"/>
+                    </w:rPr>
+                    <w:t>Error forzado en la base de datos</w:t>
+                  </w:r>
+                </w:p>
+              </w:tc>
+            </w:tr>
+          </w:tbl>
+          <w:p>
+            <w:pPr>
+              <w:cnfStyle w:val="000000100000" w:firstRow="0" w:lastRow="0" w:firstColumn="0" w:lastColumn="0" w:oddVBand="0" w:evenVBand="0" w:oddHBand="1" w:evenHBand="0" w:firstRowFirstColumn="0" w:firstRowLastColumn="0" w:lastRowFirstColumn="0" w:lastRowLastColumn="0"/>
+              <w:rPr>
+                <w:color w:val="404040" w:themeColor="text1" w:themeTint="BF"/>
+                <w:szCs w:val="18"/>
+              </w:rPr>
+            </w:pPr>
+          </w:p>
+        </w:tc>
+        <w:tc>
+          <w:tcPr>
+            <w:tcW w:w="1416" w:type="dxa"/>
+          </w:tcPr>
+          <w:p>
+            <w:pPr>
+              <w:cnfStyle w:val="000000100000" w:firstRow="0" w:lastRow="0" w:firstColumn="0" w:lastColumn="0" w:oddVBand="0" w:evenVBand="0" w:oddHBand="1" w:evenHBand="0" w:firstRowFirstColumn="0" w:firstRowLastColumn="0" w:lastRowFirstColumn="0" w:lastRowLastColumn="0"/>
+              <w:rPr>
+                <w:color w:val="404040" w:themeColor="text1" w:themeTint="BF"/>
+                <w:szCs w:val="18"/>
+              </w:rPr>
+            </w:pPr>
+            <w:r>
+              <w:rPr>
+                <w:color w:val="404040" w:themeColor="text1" w:themeTint="BF"/>
+                <w:szCs w:val="18"/>
+              </w:rPr>
+              <w:t>Datos válidos</w:t>
+            </w:r>
+          </w:p>
+        </w:tc>
+        <w:tc>
+          <w:tcPr>
+            <w:tcW w:w="1416" w:type="dxa"/>
+          </w:tcPr>
+          <w:p>
+            <w:pPr>
+              <w:cnfStyle w:val="000000100000" w:firstRow="0" w:lastRow="0" w:firstColumn="0" w:lastColumn="0" w:oddVBand="0" w:evenVBand="0" w:oddHBand="1" w:evenHBand="0" w:firstRowFirstColumn="0" w:firstRowLastColumn="0" w:lastRowFirstColumn="0" w:lastRowLastColumn="0"/>
+              <w:rPr>
+                <w:color w:val="404040" w:themeColor="text1" w:themeTint="BF"/>
+                <w:szCs w:val="18"/>
+              </w:rPr>
+            </w:pPr>
+            <w:r>
+              <w:rPr>
+                <w:color w:val="404040" w:themeColor="text1" w:themeTint="BF"/>
+                <w:szCs w:val="18"/>
+              </w:rPr>
+              <w:t>Llenar y enviar formulario de registro</w:t>
+            </w:r>
+          </w:p>
+        </w:tc>
+        <w:tc>
+          <w:tcPr>
+            <w:tcW w:w="1416" w:type="dxa"/>
+          </w:tcPr>
+          <w:tbl>
+            <w:tblPr>
+              <w:tblW w:w="0" w:type="auto"/>
+              <w:tblCellSpacing w:w="15" w:type="dxa"/>
+              <w:tblCellMar>
+                <w:top w:w="15" w:type="dxa"/>
+                <w:left w:w="15" w:type="dxa"/>
+                <w:bottom w:w="15" w:type="dxa"/>
+                <w:right w:w="15" w:type="dxa"/>
+              </w:tblCellMar>
+              <w:tblLook w:val="04A0" w:firstRow="1" w:lastRow="0" w:firstColumn="1" w:lastColumn="0" w:noHBand="0" w:noVBand="1"/>
+            </w:tblPr>
+            <w:tblGrid>
+              <w:gridCol w:w="96"/>
+            </w:tblGrid>
+            <w:tr>
+              <w:trPr>
+                <w:tblCellSpacing w:w="15" w:type="dxa"/>
+              </w:trPr>
+              <w:tc>
+                <w:tcPr>
+                  <w:tcW w:w="0" w:type="auto"/>
+                  <w:vAlign w:val="center"/>
+                  <w:hideMark/>
+                </w:tcPr>
+                <w:p>
+                  <w:pPr>
+                    <w:rPr>
+                      <w:color w:val="404040" w:themeColor="text1" w:themeTint="BF"/>
+                      <w:szCs w:val="18"/>
+                    </w:rPr>
+                  </w:pPr>
+                </w:p>
+              </w:tc>
+            </w:tr>
+          </w:tbl>
+          <w:p>
+            <w:pPr>
+              <w:cnfStyle w:val="000000100000" w:firstRow="0" w:lastRow="0" w:firstColumn="0" w:lastColumn="0" w:oddVBand="0" w:evenVBand="0" w:oddHBand="1" w:evenHBand="0" w:firstRowFirstColumn="0" w:firstRowLastColumn="0" w:lastRowFirstColumn="0" w:lastRowLastColumn="0"/>
+              <w:rPr>
+                <w:vanish/>
+                <w:color w:val="404040" w:themeColor="text1" w:themeTint="BF"/>
+                <w:szCs w:val="18"/>
+              </w:rPr>
+            </w:pPr>
+          </w:p>
+          <w:tbl>
+            <w:tblPr>
+              <w:tblW w:w="0" w:type="auto"/>
+              <w:tblCellSpacing w:w="15" w:type="dxa"/>
+              <w:tblCellMar>
+                <w:top w:w="15" w:type="dxa"/>
+                <w:left w:w="15" w:type="dxa"/>
+                <w:bottom w:w="15" w:type="dxa"/>
+                <w:right w:w="15" w:type="dxa"/>
+              </w:tblCellMar>
+              <w:tblLook w:val="04A0" w:firstRow="1" w:lastRow="0" w:firstColumn="1" w:lastColumn="0" w:noHBand="0" w:noVBand="1"/>
+            </w:tblPr>
+            <w:tblGrid>
+              <w:gridCol w:w="1663"/>
+            </w:tblGrid>
+            <w:tr>
+              <w:trPr>
+                <w:tblCellSpacing w:w="15" w:type="dxa"/>
+              </w:trPr>
+              <w:tc>
+                <w:tcPr>
+                  <w:tcW w:w="0" w:type="auto"/>
+                  <w:vAlign w:val="center"/>
+                  <w:hideMark/>
+                </w:tcPr>
+                <w:p>
+                  <w:pPr>
+                    <w:rPr>
+                      <w:color w:val="404040" w:themeColor="text1" w:themeTint="BF"/>
+                      <w:szCs w:val="18"/>
+                    </w:rPr>
+                  </w:pPr>
+                  <w:r>
+                    <w:rPr>
+                      <w:color w:val="404040" w:themeColor="text1" w:themeTint="BF"/>
+                      <w:szCs w:val="18"/>
+                    </w:rPr>
+                    <w:t>Muestra: "Error al crear el usuario"</w:t>
+                  </w:r>
+                </w:p>
+              </w:tc>
+            </w:tr>
+          </w:tbl>
+          <w:p>
+            <w:pPr>
+              <w:cnfStyle w:val="000000100000" w:firstRow="0" w:lastRow="0" w:firstColumn="0" w:lastColumn="0" w:oddVBand="0" w:evenVBand="0" w:oddHBand="1" w:evenHBand="0" w:firstRowFirstColumn="0" w:firstRowLastColumn="0" w:lastRowFirstColumn="0" w:lastRowLastColumn="0"/>
+              <w:rPr>
+                <w:color w:val="404040" w:themeColor="text1" w:themeTint="BF"/>
+                <w:szCs w:val="18"/>
+              </w:rPr>
+            </w:pPr>
+          </w:p>
+        </w:tc>
+      </w:tr>
+    </w:tbl>
+    <w:p>
+      <w:pPr>
+        <w:pStyle w:val="TTULODEAPARTADOS"/>
+        <w:rPr>
+          <w:rStyle w:val="nfasissutil"/>
+          <w:i/>
+          <w:iCs/>
+          <w:color w:val="auto"/>
+          <w:sz w:val="20"/>
+          <w:szCs w:val="20"/>
+        </w:rPr>
+      </w:pPr>
+    </w:p>
+    <w:p>
+      <w:pPr>
+        <w:pStyle w:val="TTULODEAPARTADOS"/>
+        <w:rPr>
+          <w:sz w:val="20"/>
+          <w:szCs w:val="22"/>
+        </w:rPr>
+      </w:pPr>
+      <w:r>
+        <w:rPr>
+          <w:sz w:val="20"/>
+          <w:szCs w:val="22"/>
+        </w:rPr>
+        <w:t>CAMBIO DE CONTRASEÑA CON CÓDIGO</w:t>
+      </w:r>
+    </w:p>
+    <w:tbl>
+      <w:tblPr>
+        <w:tblStyle w:val="Tablaconcuadrcula6concolores-nfasis2"/>
+        <w:tblW w:w="0" w:type="auto"/>
+        <w:tblLook w:val="04A0" w:firstRow="1" w:lastRow="0" w:firstColumn="1" w:lastColumn="0" w:noHBand="0" w:noVBand="1"/>
+      </w:tblPr>
+      <w:tblGrid>
+        <w:gridCol w:w="1061"/>
+        <w:gridCol w:w="1757"/>
+        <w:gridCol w:w="1567"/>
+        <w:gridCol w:w="1395"/>
+        <w:gridCol w:w="1339"/>
+        <w:gridCol w:w="1375"/>
+      </w:tblGrid>
+      <w:tr>
+        <w:trPr>
+          <w:cnfStyle w:val="100000000000" w:firstRow="1" w:lastRow="0" w:firstColumn="0" w:lastColumn="0" w:oddVBand="0" w:evenVBand="0" w:oddHBand="0" w:evenHBand="0" w:firstRowFirstColumn="0" w:firstRowLastColumn="0" w:lastRowFirstColumn="0" w:lastRowLastColumn="0"/>
+        </w:trPr>
+        <w:tc>
+          <w:tcPr>
+            <w:cnfStyle w:val="001000000000" w:firstRow="0" w:lastRow="0" w:firstColumn="1" w:lastColumn="0" w:oddVBand="0" w:evenVBand="0" w:oddHBand="0" w:evenHBand="0" w:firstRowFirstColumn="0" w:firstRowLastColumn="0" w:lastRowFirstColumn="0" w:lastRowLastColumn="0"/>
+            <w:tcW w:w="1328" w:type="dxa"/>
+          </w:tcPr>
+          <w:p>
+            <w:pPr>
+              <w:rPr>
+                <w:color w:val="404040" w:themeColor="text1" w:themeTint="BF"/>
+                <w:szCs w:val="18"/>
+              </w:rPr>
+            </w:pPr>
+            <w:r>
+              <w:rPr>
+                <w:color w:val="404040" w:themeColor="text1" w:themeTint="BF"/>
+                <w:szCs w:val="18"/>
+              </w:rPr>
+              <w:t>ID</w:t>
+            </w:r>
+          </w:p>
+          <w:p>
+            <w:pPr>
+              <w:rPr>
+                <w:rStyle w:val="nfasissutil"/>
+                <w:i w:val="0"/>
+                <w:iCs w:val="0"/>
+                <w:color w:val="404040" w:themeColor="text1" w:themeTint="BF"/>
+                <w:szCs w:val="18"/>
+              </w:rPr>
+            </w:pPr>
+          </w:p>
+        </w:tc>
+        <w:tc>
+          <w:tcPr>
+            <w:tcW w:w="1605" w:type="dxa"/>
+          </w:tcPr>
+          <w:p>
+            <w:pPr>
+              <w:cnfStyle w:val="100000000000" w:firstRow="1" w:lastRow="0" w:firstColumn="0" w:lastColumn="0" w:oddVBand="0" w:evenVBand="0" w:oddHBand="0" w:evenHBand="0" w:firstRowFirstColumn="0" w:firstRowLastColumn="0" w:lastRowFirstColumn="0" w:lastRowLastColumn="0"/>
+              <w:rPr>
+                <w:rStyle w:val="nfasissutil"/>
+                <w:i w:val="0"/>
+                <w:iCs w:val="0"/>
+                <w:color w:val="404040" w:themeColor="text1" w:themeTint="BF"/>
+                <w:szCs w:val="18"/>
+              </w:rPr>
+            </w:pPr>
+            <w:r>
+              <w:rPr>
+                <w:color w:val="404040" w:themeColor="text1" w:themeTint="BF"/>
+                <w:szCs w:val="18"/>
+              </w:rPr>
+              <w:t>Nombre</w:t>
+            </w:r>
+          </w:p>
+        </w:tc>
+        <w:tc>
+          <w:tcPr>
+            <w:tcW w:w="1373" w:type="dxa"/>
+          </w:tcPr>
+          <w:p>
+            <w:pPr>
+              <w:cnfStyle w:val="100000000000" w:firstRow="1" w:lastRow="0" w:firstColumn="0" w:lastColumn="0" w:oddVBand="0" w:evenVBand="0" w:oddHBand="0" w:evenHBand="0" w:firstRowFirstColumn="0" w:firstRowLastColumn="0" w:lastRowFirstColumn="0" w:lastRowLastColumn="0"/>
+              <w:rPr>
+                <w:rStyle w:val="nfasissutil"/>
+                <w:i w:val="0"/>
+                <w:iCs w:val="0"/>
+                <w:color w:val="404040" w:themeColor="text1" w:themeTint="BF"/>
+                <w:szCs w:val="18"/>
+              </w:rPr>
+            </w:pPr>
+            <w:r>
+              <w:rPr>
+                <w:color w:val="404040" w:themeColor="text1" w:themeTint="BF"/>
+                <w:szCs w:val="18"/>
+              </w:rPr>
+              <w:t>Precondiciones</w:t>
+            </w:r>
+          </w:p>
+        </w:tc>
+        <w:tc>
+          <w:tcPr>
+            <w:tcW w:w="1402" w:type="dxa"/>
+          </w:tcPr>
+          <w:p>
+            <w:pPr>
+              <w:cnfStyle w:val="100000000000" w:firstRow="1" w:lastRow="0" w:firstColumn="0" w:lastColumn="0" w:oddVBand="0" w:evenVBand="0" w:oddHBand="0" w:evenHBand="0" w:firstRowFirstColumn="0" w:firstRowLastColumn="0" w:lastRowFirstColumn="0" w:lastRowLastColumn="0"/>
+              <w:rPr>
+                <w:rStyle w:val="nfasissutil"/>
+                <w:i w:val="0"/>
+                <w:iCs w:val="0"/>
+                <w:color w:val="404040" w:themeColor="text1" w:themeTint="BF"/>
+                <w:szCs w:val="18"/>
+              </w:rPr>
+            </w:pPr>
+            <w:r>
+              <w:rPr>
+                <w:color w:val="404040" w:themeColor="text1" w:themeTint="BF"/>
+                <w:szCs w:val="18"/>
+              </w:rPr>
+              <w:t>Entradas</w:t>
+            </w:r>
+          </w:p>
+        </w:tc>
+        <w:tc>
+          <w:tcPr>
+            <w:tcW w:w="1389" w:type="dxa"/>
+          </w:tcPr>
+          <w:p>
+            <w:pPr>
+              <w:cnfStyle w:val="100000000000" w:firstRow="1" w:lastRow="0" w:firstColumn="0" w:lastColumn="0" w:oddVBand="0" w:evenVBand="0" w:oddHBand="0" w:evenHBand="0" w:firstRowFirstColumn="0" w:firstRowLastColumn="0" w:lastRowFirstColumn="0" w:lastRowLastColumn="0"/>
+              <w:rPr>
+                <w:rStyle w:val="nfasissutil"/>
+                <w:i w:val="0"/>
+                <w:iCs w:val="0"/>
+                <w:color w:val="404040" w:themeColor="text1" w:themeTint="BF"/>
+                <w:szCs w:val="18"/>
+              </w:rPr>
+            </w:pPr>
+            <w:r>
+              <w:rPr>
+                <w:color w:val="404040" w:themeColor="text1" w:themeTint="BF"/>
+                <w:szCs w:val="18"/>
+              </w:rPr>
+              <w:t>Pasos</w:t>
+            </w:r>
+          </w:p>
+        </w:tc>
+        <w:tc>
+          <w:tcPr>
+            <w:tcW w:w="1397" w:type="dxa"/>
+          </w:tcPr>
+          <w:p>
+            <w:pPr>
+              <w:cnfStyle w:val="100000000000" w:firstRow="1" w:lastRow="0" w:firstColumn="0" w:lastColumn="0" w:oddVBand="0" w:evenVBand="0" w:oddHBand="0" w:evenHBand="0" w:firstRowFirstColumn="0" w:firstRowLastColumn="0" w:lastRowFirstColumn="0" w:lastRowLastColumn="0"/>
+              <w:rPr>
+                <w:rStyle w:val="nfasissutil"/>
+                <w:i w:val="0"/>
+                <w:iCs w:val="0"/>
+                <w:color w:val="404040" w:themeColor="text1" w:themeTint="BF"/>
+                <w:szCs w:val="18"/>
+              </w:rPr>
+            </w:pPr>
+            <w:r>
+              <w:rPr>
+                <w:color w:val="404040" w:themeColor="text1" w:themeTint="BF"/>
+                <w:szCs w:val="18"/>
+              </w:rPr>
+              <w:t>Resultado Esperado</w:t>
+            </w:r>
+          </w:p>
+        </w:tc>
+      </w:tr>
+      <w:tr>
+        <w:trPr>
+          <w:cnfStyle w:val="000000100000" w:firstRow="0" w:lastRow="0" w:firstColumn="0" w:lastColumn="0" w:oddVBand="0" w:evenVBand="0" w:oddHBand="1" w:evenHBand="0" w:firstRowFirstColumn="0" w:firstRowLastColumn="0" w:lastRowFirstColumn="0" w:lastRowLastColumn="0"/>
+        </w:trPr>
+        <w:tc>
+          <w:tcPr>
+            <w:cnfStyle w:val="001000000000" w:firstRow="0" w:lastRow="0" w:firstColumn="1" w:lastColumn="0" w:oddVBand="0" w:evenVBand="0" w:oddHBand="0" w:evenHBand="0" w:firstRowFirstColumn="0" w:firstRowLastColumn="0" w:lastRowFirstColumn="0" w:lastRowLastColumn="0"/>
+            <w:tcW w:w="1328" w:type="dxa"/>
+          </w:tcPr>
+          <w:p>
+            <w:pPr>
+              <w:rPr>
+                <w:rStyle w:val="nfasissutil"/>
+                <w:i w:val="0"/>
+                <w:iCs w:val="0"/>
+                <w:color w:val="404040" w:themeColor="text1" w:themeTint="BF"/>
+                <w:szCs w:val="18"/>
+              </w:rPr>
+            </w:pPr>
+            <w:r>
+              <w:rPr>
+                <w:color w:val="404040" w:themeColor="text1" w:themeTint="BF"/>
+                <w:szCs w:val="18"/>
+              </w:rPr>
+              <w:t>12</w:t>
+            </w:r>
+          </w:p>
+        </w:tc>
+        <w:tc>
+          <w:tcPr>
+            <w:tcW w:w="1605" w:type="dxa"/>
+          </w:tcPr>
+          <w:p>
+            <w:pPr>
+              <w:cnfStyle w:val="000000100000" w:firstRow="0" w:lastRow="0" w:firstColumn="0" w:lastColumn="0" w:oddVBand="0" w:evenVBand="0" w:oddHBand="1" w:evenHBand="0" w:firstRowFirstColumn="0" w:firstRowLastColumn="0" w:lastRowFirstColumn="0" w:lastRowLastColumn="0"/>
+              <w:rPr>
+                <w:rStyle w:val="nfasissutil"/>
+                <w:i w:val="0"/>
+                <w:iCs w:val="0"/>
+                <w:color w:val="404040" w:themeColor="text1" w:themeTint="BF"/>
+                <w:szCs w:val="18"/>
+              </w:rPr>
+            </w:pPr>
+            <w:r>
+              <w:rPr>
+                <w:color w:val="404040" w:themeColor="text1" w:themeTint="BF"/>
+                <w:szCs w:val="18"/>
+              </w:rPr>
+              <w:t>Cambio de contraseña exitoso</w:t>
+            </w:r>
+          </w:p>
+        </w:tc>
+        <w:tc>
+          <w:tcPr>
+            <w:tcW w:w="1373" w:type="dxa"/>
+          </w:tcPr>
+          <w:p>
+            <w:pPr>
+              <w:cnfStyle w:val="000000100000" w:firstRow="0" w:lastRow="0" w:firstColumn="0" w:lastColumn="0" w:oddVBand="0" w:evenVBand="0" w:oddHBand="1" w:evenHBand="0" w:firstRowFirstColumn="0" w:firstRowLastColumn="0" w:lastRowFirstColumn="0" w:lastRowLastColumn="0"/>
+              <w:rPr>
+                <w:rStyle w:val="nfasissutil"/>
+                <w:i w:val="0"/>
+                <w:iCs w:val="0"/>
+                <w:color w:val="404040" w:themeColor="text1" w:themeTint="BF"/>
+                <w:szCs w:val="18"/>
+              </w:rPr>
+            </w:pPr>
+            <w:r>
+              <w:rPr>
+                <w:color w:val="404040" w:themeColor="text1" w:themeTint="BF"/>
+                <w:szCs w:val="18"/>
+              </w:rPr>
+              <w:t>Código válido enviado al email</w:t>
+            </w:r>
+          </w:p>
+        </w:tc>
+        <w:tc>
+          <w:tcPr>
+            <w:tcW w:w="1402" w:type="dxa"/>
+          </w:tcPr>
+          <w:p>
+            <w:pPr>
+              <w:cnfStyle w:val="000000100000" w:firstRow="0" w:lastRow="0" w:firstColumn="0" w:lastColumn="0" w:oddVBand="0" w:evenVBand="0" w:oddHBand="1" w:evenHBand="0" w:firstRowFirstColumn="0" w:firstRowLastColumn="0" w:lastRowFirstColumn="0" w:lastRowLastColumn="0"/>
+              <w:rPr>
+                <w:rStyle w:val="nfasissutil"/>
+                <w:i w:val="0"/>
+                <w:iCs w:val="0"/>
+                <w:color w:val="404040" w:themeColor="text1" w:themeTint="BF"/>
+                <w:szCs w:val="18"/>
+              </w:rPr>
+            </w:pPr>
+            <w:r>
+              <w:rPr>
+                <w:color w:val="404040" w:themeColor="text1" w:themeTint="BF"/>
+                <w:szCs w:val="18"/>
+              </w:rPr>
+              <w:t>Código válido, contraseñas iguales</w:t>
+            </w:r>
+          </w:p>
+        </w:tc>
+        <w:tc>
+          <w:tcPr>
+            <w:tcW w:w="1389" w:type="dxa"/>
+          </w:tcPr>
+          <w:p>
+            <w:pPr>
+              <w:cnfStyle w:val="000000100000" w:firstRow="0" w:lastRow="0" w:firstColumn="0" w:lastColumn="0" w:oddVBand="0" w:evenVBand="0" w:oddHBand="1" w:evenHBand="0" w:firstRowFirstColumn="0" w:firstRowLastColumn="0" w:lastRowFirstColumn="0" w:lastRowLastColumn="0"/>
+              <w:rPr>
+                <w:rStyle w:val="nfasissutil"/>
+                <w:i w:val="0"/>
+                <w:iCs w:val="0"/>
+                <w:color w:val="404040" w:themeColor="text1" w:themeTint="BF"/>
+                <w:szCs w:val="18"/>
+              </w:rPr>
+            </w:pPr>
+            <w:r>
+              <w:rPr>
+                <w:color w:val="404040" w:themeColor="text1" w:themeTint="BF"/>
+                <w:szCs w:val="18"/>
+              </w:rPr>
+              <w:t>Ingresar código y nueva contraseña</w:t>
+            </w:r>
+          </w:p>
+        </w:tc>
+        <w:tc>
+          <w:tcPr>
+            <w:tcW w:w="1397" w:type="dxa"/>
+          </w:tcPr>
+          <w:p>
+            <w:pPr>
+              <w:cnfStyle w:val="000000100000" w:firstRow="0" w:lastRow="0" w:firstColumn="0" w:lastColumn="0" w:oddVBand="0" w:evenVBand="0" w:oddHBand="1" w:evenHBand="0" w:firstRowFirstColumn="0" w:firstRowLastColumn="0" w:lastRowFirstColumn="0" w:lastRowLastColumn="0"/>
+              <w:rPr>
+                <w:rStyle w:val="nfasissutil"/>
+                <w:i w:val="0"/>
+                <w:iCs w:val="0"/>
+                <w:color w:val="404040" w:themeColor="text1" w:themeTint="BF"/>
+                <w:szCs w:val="18"/>
+              </w:rPr>
+            </w:pPr>
+            <w:r>
+              <w:rPr>
+                <w:color w:val="404040" w:themeColor="text1" w:themeTint="BF"/>
+                <w:szCs w:val="18"/>
+              </w:rPr>
+              <w:t xml:space="preserve">Actualiza contraseña, redirige a </w:t>
+            </w:r>
+            <w:proofErr w:type="spellStart"/>
+            <w:r>
+              <w:rPr>
+                <w:color w:val="404040" w:themeColor="text1" w:themeTint="BF"/>
+                <w:szCs w:val="18"/>
+              </w:rPr>
+              <w:t>login</w:t>
+            </w:r>
+            <w:proofErr w:type="spellEnd"/>
+            <w:r>
+              <w:rPr>
+                <w:color w:val="404040" w:themeColor="text1" w:themeTint="BF"/>
+                <w:szCs w:val="18"/>
+              </w:rPr>
+              <w:t xml:space="preserve"> con mensaje: "Contraseña actualizada"</w:t>
+            </w:r>
+          </w:p>
+        </w:tc>
+      </w:tr>
+      <w:tr>
+        <w:tc>
+          <w:tcPr>
+            <w:cnfStyle w:val="001000000000" w:firstRow="0" w:lastRow="0" w:firstColumn="1" w:lastColumn="0" w:oddVBand="0" w:evenVBand="0" w:oddHBand="0" w:evenHBand="0" w:firstRowFirstColumn="0" w:firstRowLastColumn="0" w:lastRowFirstColumn="0" w:lastRowLastColumn="0"/>
+            <w:tcW w:w="1328" w:type="dxa"/>
+          </w:tcPr>
+          <w:p>
+            <w:pPr>
+              <w:rPr>
+                <w:rStyle w:val="nfasissutil"/>
+                <w:i w:val="0"/>
+                <w:iCs w:val="0"/>
+                <w:color w:val="404040" w:themeColor="text1" w:themeTint="BF"/>
+                <w:szCs w:val="18"/>
+              </w:rPr>
+            </w:pPr>
+            <w:r>
+              <w:rPr>
+                <w:color w:val="404040" w:themeColor="text1" w:themeTint="BF"/>
+                <w:szCs w:val="18"/>
+              </w:rPr>
+              <w:t>13</w:t>
+            </w:r>
+          </w:p>
+        </w:tc>
+        <w:tc>
+          <w:tcPr>
+            <w:tcW w:w="1605" w:type="dxa"/>
+          </w:tcPr>
+          <w:p>
+            <w:pPr>
+              <w:cnfStyle w:val="000000000000" w:firstRow="0" w:lastRow="0" w:firstColumn="0" w:lastColumn="0" w:oddVBand="0" w:evenVBand="0" w:oddHBand="0" w:evenHBand="0" w:firstRowFirstColumn="0" w:firstRowLastColumn="0" w:lastRowFirstColumn="0" w:lastRowLastColumn="0"/>
+              <w:rPr>
+                <w:rStyle w:val="nfasissutil"/>
+                <w:i w:val="0"/>
+                <w:iCs w:val="0"/>
+                <w:color w:val="404040" w:themeColor="text1" w:themeTint="BF"/>
+                <w:szCs w:val="18"/>
+              </w:rPr>
+            </w:pPr>
+            <w:r>
+              <w:rPr>
+                <w:color w:val="404040" w:themeColor="text1" w:themeTint="BF"/>
+                <w:szCs w:val="18"/>
+              </w:rPr>
+              <w:t>Código inválido/expirado</w:t>
+            </w:r>
+          </w:p>
+        </w:tc>
+        <w:tc>
+          <w:tcPr>
+            <w:tcW w:w="1373" w:type="dxa"/>
+          </w:tcPr>
+          <w:p>
+            <w:pPr>
+              <w:cnfStyle w:val="000000000000" w:firstRow="0" w:lastRow="0" w:firstColumn="0" w:lastColumn="0" w:oddVBand="0" w:evenVBand="0" w:oddHBand="0" w:evenHBand="0" w:firstRowFirstColumn="0" w:firstRowLastColumn="0" w:lastRowFirstColumn="0" w:lastRowLastColumn="0"/>
+              <w:rPr>
+                <w:rStyle w:val="nfasissutil"/>
+                <w:i w:val="0"/>
+                <w:iCs w:val="0"/>
+                <w:color w:val="404040" w:themeColor="text1" w:themeTint="BF"/>
+                <w:szCs w:val="18"/>
+              </w:rPr>
+            </w:pPr>
+            <w:r>
+              <w:rPr>
+                <w:color w:val="404040" w:themeColor="text1" w:themeTint="BF"/>
+                <w:szCs w:val="18"/>
+              </w:rPr>
+              <w:t>Código inválido o expirado</w:t>
+            </w:r>
+          </w:p>
+        </w:tc>
+        <w:tc>
+          <w:tcPr>
+            <w:tcW w:w="1402" w:type="dxa"/>
+          </w:tcPr>
+          <w:p>
+            <w:pPr>
+              <w:cnfStyle w:val="000000000000" w:firstRow="0" w:lastRow="0" w:firstColumn="0" w:lastColumn="0" w:oddVBand="0" w:evenVBand="0" w:oddHBand="0" w:evenHBand="0" w:firstRowFirstColumn="0" w:firstRowLastColumn="0" w:lastRowFirstColumn="0" w:lastRowLastColumn="0"/>
+              <w:rPr>
+                <w:rStyle w:val="nfasissutil"/>
+                <w:i w:val="0"/>
+                <w:iCs w:val="0"/>
+                <w:color w:val="404040" w:themeColor="text1" w:themeTint="BF"/>
+                <w:szCs w:val="18"/>
+              </w:rPr>
+            </w:pPr>
+            <w:r>
+              <w:rPr>
+                <w:color w:val="404040" w:themeColor="text1" w:themeTint="BF"/>
+                <w:szCs w:val="18"/>
+              </w:rPr>
+              <w:t>Código inválido, contraseñas válidas</w:t>
+            </w:r>
+            <w:r>
+              <w:rPr>
+                <w:color w:val="404040" w:themeColor="text1" w:themeTint="BF"/>
+                <w:szCs w:val="18"/>
+              </w:rPr>
+              <w:t xml:space="preserve"> </w:t>
+            </w:r>
+          </w:p>
+        </w:tc>
+        <w:tc>
+          <w:tcPr>
+            <w:tcW w:w="1389" w:type="dxa"/>
+          </w:tcPr>
+          <w:p>
+            <w:pPr>
+              <w:cnfStyle w:val="000000000000" w:firstRow="0" w:lastRow="0" w:firstColumn="0" w:lastColumn="0" w:oddVBand="0" w:evenVBand="0" w:oddHBand="0" w:evenHBand="0" w:firstRowFirstColumn="0" w:firstRowLastColumn="0" w:lastRowFirstColumn="0" w:lastRowLastColumn="0"/>
+              <w:rPr>
+                <w:rStyle w:val="nfasissutil"/>
+                <w:i w:val="0"/>
+                <w:iCs w:val="0"/>
+                <w:color w:val="404040" w:themeColor="text1" w:themeTint="BF"/>
+                <w:szCs w:val="18"/>
+              </w:rPr>
+            </w:pPr>
+            <w:r>
+              <w:rPr>
+                <w:color w:val="404040" w:themeColor="text1" w:themeTint="BF"/>
+                <w:szCs w:val="18"/>
+              </w:rPr>
+              <w:t>Ingresar código y nueva contraseña</w:t>
+            </w:r>
+          </w:p>
+        </w:tc>
+        <w:tc>
+          <w:tcPr>
+            <w:tcW w:w="1397" w:type="dxa"/>
+          </w:tcPr>
+          <w:p>
+            <w:pPr>
+              <w:cnfStyle w:val="000000000000" w:firstRow="0" w:lastRow="0" w:firstColumn="0" w:lastColumn="0" w:oddVBand="0" w:evenVBand="0" w:oddHBand="0" w:evenHBand="0" w:firstRowFirstColumn="0" w:firstRowLastColumn="0" w:lastRowFirstColumn="0" w:lastRowLastColumn="0"/>
+              <w:rPr>
+                <w:rStyle w:val="nfasissutil"/>
+                <w:i w:val="0"/>
+                <w:iCs w:val="0"/>
+                <w:color w:val="404040" w:themeColor="text1" w:themeTint="BF"/>
+                <w:szCs w:val="18"/>
+              </w:rPr>
+            </w:pPr>
+            <w:r>
+              <w:rPr>
+                <w:color w:val="404040" w:themeColor="text1" w:themeTint="BF"/>
+                <w:szCs w:val="18"/>
+              </w:rPr>
+              <w:t>Muestra: "El código no es válido o ha expirado"</w:t>
+            </w:r>
+          </w:p>
+        </w:tc>
+      </w:tr>
+      <w:tr>
+        <w:trPr>
+          <w:cnfStyle w:val="000000100000" w:firstRow="0" w:lastRow="0" w:firstColumn="0" w:lastColumn="0" w:oddVBand="0" w:evenVBand="0" w:oddHBand="1" w:evenHBand="0" w:firstRowFirstColumn="0" w:firstRowLastColumn="0" w:lastRowFirstColumn="0" w:lastRowLastColumn="0"/>
+        </w:trPr>
+        <w:tc>
+          <w:tcPr>
+            <w:cnfStyle w:val="001000000000" w:firstRow="0" w:lastRow="0" w:firstColumn="1" w:lastColumn="0" w:oddVBand="0" w:evenVBand="0" w:oddHBand="0" w:evenHBand="0" w:firstRowFirstColumn="0" w:firstRowLastColumn="0" w:lastRowFirstColumn="0" w:lastRowLastColumn="0"/>
+            <w:tcW w:w="1328" w:type="dxa"/>
+          </w:tcPr>
+          <w:p>
+            <w:pPr>
+              <w:rPr>
+                <w:rStyle w:val="nfasissutil"/>
+                <w:i w:val="0"/>
+                <w:iCs w:val="0"/>
+                <w:color w:val="404040" w:themeColor="text1" w:themeTint="BF"/>
+                <w:szCs w:val="18"/>
+              </w:rPr>
+            </w:pPr>
+            <w:r>
+              <w:rPr>
+                <w:color w:val="404040" w:themeColor="text1" w:themeTint="BF"/>
+                <w:szCs w:val="18"/>
+              </w:rPr>
+              <w:t>14</w:t>
+            </w:r>
+          </w:p>
+        </w:tc>
+        <w:tc>
+          <w:tcPr>
+            <w:tcW w:w="1605" w:type="dxa"/>
+          </w:tcPr>
+          <w:tbl>
+            <w:tblPr>
+              <w:tblW w:w="0" w:type="auto"/>
+              <w:tblCellSpacing w:w="15" w:type="dxa"/>
+              <w:tblCellMar>
+                <w:top w:w="15" w:type="dxa"/>
+                <w:left w:w="15" w:type="dxa"/>
+                <w:bottom w:w="15" w:type="dxa"/>
+                <w:right w:w="15" w:type="dxa"/>
+              </w:tblCellMar>
+              <w:tblLook w:val="04A0" w:firstRow="1" w:lastRow="0" w:firstColumn="1" w:lastColumn="0" w:noHBand="0" w:noVBand="1"/>
+            </w:tblPr>
+            <w:tblGrid>
+              <w:gridCol w:w="96"/>
+            </w:tblGrid>
+            <w:tr>
+              <w:trPr>
+                <w:tblCellSpacing w:w="15" w:type="dxa"/>
+              </w:trPr>
+              <w:tc>
+                <w:tcPr>
+                  <w:tcW w:w="0" w:type="auto"/>
+                  <w:vAlign w:val="center"/>
+                  <w:hideMark/>
+                </w:tcPr>
+                <w:p>
+                  <w:pPr>
+                    <w:rPr>
+                      <w:rFonts w:eastAsiaTheme="majorEastAsia" w:cstheme="majorBidi"/>
+                      <w:b/>
+                      <w:i/>
+                      <w:iCs/>
+                      <w:color w:val="404040" w:themeColor="text1" w:themeTint="BF"/>
+                      <w:szCs w:val="18"/>
+                    </w:rPr>
+                  </w:pPr>
+                </w:p>
+              </w:tc>
+            </w:tr>
+          </w:tbl>
+          <w:p>
+            <w:pPr>
+              <w:cnfStyle w:val="000000100000" w:firstRow="0" w:lastRow="0" w:firstColumn="0" w:lastColumn="0" w:oddVBand="0" w:evenVBand="0" w:oddHBand="1" w:evenHBand="0" w:firstRowFirstColumn="0" w:firstRowLastColumn="0" w:lastRowFirstColumn="0" w:lastRowLastColumn="0"/>
+              <w:rPr>
+                <w:rFonts w:eastAsiaTheme="majorEastAsia" w:cstheme="majorBidi"/>
+                <w:b/>
+                <w:i/>
+                <w:iCs/>
+                <w:vanish/>
+                <w:color w:val="404040" w:themeColor="text1" w:themeTint="BF"/>
+                <w:szCs w:val="18"/>
+              </w:rPr>
+            </w:pPr>
+          </w:p>
+          <w:tbl>
+            <w:tblPr>
+              <w:tblW w:w="0" w:type="auto"/>
+              <w:tblCellSpacing w:w="15" w:type="dxa"/>
+              <w:tblCellMar>
+                <w:top w:w="15" w:type="dxa"/>
+                <w:left w:w="15" w:type="dxa"/>
+                <w:bottom w:w="15" w:type="dxa"/>
+                <w:right w:w="15" w:type="dxa"/>
+              </w:tblCellMar>
+              <w:tblLook w:val="04A0" w:firstRow="1" w:lastRow="0" w:firstColumn="1" w:lastColumn="0" w:noHBand="0" w:noVBand="1"/>
+            </w:tblPr>
+            <w:tblGrid>
+              <w:gridCol w:w="1385"/>
+            </w:tblGrid>
+            <w:tr>
+              <w:trPr>
+                <w:tblCellSpacing w:w="15" w:type="dxa"/>
+              </w:trPr>
+              <w:tc>
+                <w:tcPr>
+                  <w:tcW w:w="0" w:type="auto"/>
+                  <w:vAlign w:val="center"/>
+                  <w:hideMark/>
+                </w:tcPr>
+                <w:p>
+                  <w:pPr>
+                    <w:rPr>
+                      <w:rFonts w:eastAsiaTheme="majorEastAsia"/>
+                      <w:color w:val="404040" w:themeColor="text1" w:themeTint="BF"/>
+                      <w:szCs w:val="18"/>
+                    </w:rPr>
+                  </w:pPr>
+                  <w:r>
+                    <w:rPr>
+                      <w:rFonts w:eastAsiaTheme="majorEastAsia"/>
+                      <w:color w:val="404040" w:themeColor="text1" w:themeTint="BF"/>
+                      <w:szCs w:val="18"/>
+                    </w:rPr>
+                    <w:t>Contraseñas no coinciden</w:t>
+                  </w:r>
+                </w:p>
+              </w:tc>
+            </w:tr>
+          </w:tbl>
+          <w:p>
+            <w:pPr>
+              <w:cnfStyle w:val="000000100000" w:firstRow="0" w:lastRow="0" w:firstColumn="0" w:lastColumn="0" w:oddVBand="0" w:evenVBand="0" w:oddHBand="1" w:evenHBand="0" w:firstRowFirstColumn="0" w:firstRowLastColumn="0" w:lastRowFirstColumn="0" w:lastRowLastColumn="0"/>
+              <w:rPr>
+                <w:rStyle w:val="nfasissutil"/>
+                <w:i w:val="0"/>
+                <w:iCs w:val="0"/>
+                <w:color w:val="404040" w:themeColor="text1" w:themeTint="BF"/>
+                <w:szCs w:val="18"/>
+              </w:rPr>
+            </w:pPr>
+          </w:p>
+        </w:tc>
+        <w:tc>
+          <w:tcPr>
+            <w:tcW w:w="1373" w:type="dxa"/>
+          </w:tcPr>
+          <w:p>
+            <w:pPr>
+              <w:cnfStyle w:val="000000100000" w:firstRow="0" w:lastRow="0" w:firstColumn="0" w:lastColumn="0" w:oddVBand="0" w:evenVBand="0" w:oddHBand="1" w:evenHBand="0" w:firstRowFirstColumn="0" w:firstRowLastColumn="0" w:lastRowFirstColumn="0" w:lastRowLastColumn="0"/>
+              <w:rPr>
+                <w:rStyle w:val="nfasissutil"/>
+                <w:i w:val="0"/>
+                <w:iCs w:val="0"/>
+                <w:color w:val="404040" w:themeColor="text1" w:themeTint="BF"/>
+                <w:szCs w:val="18"/>
+              </w:rPr>
+            </w:pPr>
+            <w:r>
+              <w:rPr>
+                <w:color w:val="404040" w:themeColor="text1" w:themeTint="BF"/>
+                <w:szCs w:val="18"/>
+              </w:rPr>
+              <w:t>Código válido</w:t>
+            </w:r>
+          </w:p>
+        </w:tc>
+        <w:tc>
+          <w:tcPr>
+            <w:tcW w:w="1402" w:type="dxa"/>
+          </w:tcPr>
+          <w:p>
+            <w:pPr>
+              <w:cnfStyle w:val="000000100000" w:firstRow="0" w:lastRow="0" w:firstColumn="0" w:lastColumn="0" w:oddVBand="0" w:evenVBand="0" w:oddHBand="1" w:evenHBand="0" w:firstRowFirstColumn="0" w:firstRowLastColumn="0" w:lastRowFirstColumn="0" w:lastRowLastColumn="0"/>
+              <w:rPr>
+                <w:rStyle w:val="nfasissutil"/>
+                <w:i w:val="0"/>
+                <w:iCs w:val="0"/>
+                <w:color w:val="404040" w:themeColor="text1" w:themeTint="BF"/>
+                <w:szCs w:val="18"/>
+              </w:rPr>
+            </w:pPr>
+            <w:r>
+              <w:rPr>
+                <w:color w:val="404040" w:themeColor="text1" w:themeTint="BF"/>
+                <w:szCs w:val="18"/>
+              </w:rPr>
+              <w:t>Contraseña y confirmación distintas</w:t>
+            </w:r>
+          </w:p>
+        </w:tc>
+        <w:tc>
+          <w:tcPr>
+            <w:tcW w:w="1389" w:type="dxa"/>
+          </w:tcPr>
+          <w:p>
+            <w:pPr>
+              <w:cnfStyle w:val="000000100000" w:firstRow="0" w:lastRow="0" w:firstColumn="0" w:lastColumn="0" w:oddVBand="0" w:evenVBand="0" w:oddHBand="1" w:evenHBand="0" w:firstRowFirstColumn="0" w:firstRowLastColumn="0" w:lastRowFirstColumn="0" w:lastRowLastColumn="0"/>
+              <w:rPr>
+                <w:rStyle w:val="nfasissutil"/>
+                <w:i w:val="0"/>
+                <w:iCs w:val="0"/>
+                <w:color w:val="404040" w:themeColor="text1" w:themeTint="BF"/>
+                <w:szCs w:val="18"/>
+              </w:rPr>
+            </w:pPr>
+            <w:r>
+              <w:rPr>
+                <w:color w:val="404040" w:themeColor="text1" w:themeTint="BF"/>
+                <w:szCs w:val="18"/>
+              </w:rPr>
+              <w:t>Ingresar código y nueva contraseña</w:t>
+            </w:r>
+          </w:p>
+        </w:tc>
+        <w:tc>
+          <w:tcPr>
+            <w:tcW w:w="1397" w:type="dxa"/>
+          </w:tcPr>
+          <w:p>
+            <w:pPr>
+              <w:cnfStyle w:val="000000100000" w:firstRow="0" w:lastRow="0" w:firstColumn="0" w:lastColumn="0" w:oddVBand="0" w:evenVBand="0" w:oddHBand="1" w:evenHBand="0" w:firstRowFirstColumn="0" w:firstRowLastColumn="0" w:lastRowFirstColumn="0" w:lastRowLastColumn="0"/>
+              <w:rPr>
+                <w:rStyle w:val="nfasissutil"/>
+                <w:i w:val="0"/>
+                <w:iCs w:val="0"/>
+                <w:color w:val="404040" w:themeColor="text1" w:themeTint="BF"/>
+                <w:szCs w:val="18"/>
+              </w:rPr>
+            </w:pPr>
+            <w:r>
+              <w:rPr>
+                <w:color w:val="404040" w:themeColor="text1" w:themeTint="BF"/>
+                <w:szCs w:val="18"/>
+              </w:rPr>
+              <w:t>Muestra: "Las contraseñas no coinciden"</w:t>
+            </w:r>
+          </w:p>
+        </w:tc>
+      </w:tr>
+    </w:tbl>
+    <w:p>
+      <w:pPr>
+        <w:pStyle w:val="TTULODEAPARTADOS"/>
+        <w:rPr>
+          <w:rStyle w:val="nfasissutil"/>
+          <w:i/>
+          <w:iCs/>
+          <w:color w:val="auto"/>
+          <w:sz w:val="16"/>
+          <w:szCs w:val="16"/>
+        </w:rPr>
+      </w:pPr>
+    </w:p>
+    <w:p>
+      <w:pPr>
+        <w:rPr>
+          <w:rStyle w:val="nfasissutil"/>
+          <w:rFonts w:asciiTheme="majorHAnsi" w:eastAsiaTheme="majorEastAsia" w:hAnsiTheme="majorHAnsi" w:cstheme="majorBidi"/>
+          <w:b/>
+          <w:color w:val="auto"/>
+          <w:sz w:val="16"/>
+          <w:szCs w:val="16"/>
+        </w:rPr>
+      </w:pPr>
+      <w:r>
+        <w:rPr>
+          <w:rStyle w:val="nfasissutil"/>
+          <w:i w:val="0"/>
+          <w:iCs w:val="0"/>
+          <w:color w:val="auto"/>
+          <w:sz w:val="16"/>
+          <w:szCs w:val="16"/>
+        </w:rPr>
+        <w:br w:type="page"/>
+      </w:r>
+    </w:p>
+    <w:p>
+      <w:pPr>
+        <w:pStyle w:val="TTULODEAPARTADOS"/>
+        <w:rPr>
+          <w:color w:val="404040" w:themeColor="text1" w:themeTint="BF"/>
+        </w:rPr>
+      </w:pPr>
+      <w:r>
+        <w:rPr>
+          <w:color w:val="404040" w:themeColor="text1" w:themeTint="BF"/>
+        </w:rPr>
+        <w:lastRenderedPageBreak/>
+        <w:t>CAMBIO DE CONTRASEÑA DESDE CUENTA</w:t>
+      </w:r>
+    </w:p>
+    <w:tbl>
+      <w:tblPr>
+        <w:tblStyle w:val="Tablaconcuadrcula6concolores-nfasis2"/>
+        <w:tblW w:w="0" w:type="auto"/>
+        <w:tblLook w:val="04A0" w:firstRow="1" w:lastRow="0" w:firstColumn="1" w:lastColumn="0" w:noHBand="0" w:noVBand="1"/>
+      </w:tblPr>
+      <w:tblGrid>
+        <w:gridCol w:w="1322"/>
+        <w:gridCol w:w="1403"/>
+        <w:gridCol w:w="1567"/>
+        <w:gridCol w:w="1400"/>
+        <w:gridCol w:w="1398"/>
+        <w:gridCol w:w="1404"/>
+      </w:tblGrid>
+      <w:tr>
+        <w:trPr>
+          <w:cnfStyle w:val="100000000000" w:firstRow="1" w:lastRow="0" w:firstColumn="0" w:lastColumn="0" w:oddVBand="0" w:evenVBand="0" w:oddHBand="0" w:evenHBand="0" w:firstRowFirstColumn="0" w:firstRowLastColumn="0" w:lastRowFirstColumn="0" w:lastRowLastColumn="0"/>
+        </w:trPr>
+        <w:tc>
+          <w:tcPr>
+            <w:cnfStyle w:val="001000000000" w:firstRow="0" w:lastRow="0" w:firstColumn="1" w:lastColumn="0" w:oddVBand="0" w:evenVBand="0" w:oddHBand="0" w:evenHBand="0" w:firstRowFirstColumn="0" w:firstRowLastColumn="0" w:lastRowFirstColumn="0" w:lastRowLastColumn="0"/>
+            <w:tcW w:w="1415" w:type="dxa"/>
+          </w:tcPr>
+          <w:p>
+            <w:pPr>
+              <w:rPr>
+                <w:color w:val="404040" w:themeColor="text1" w:themeTint="BF"/>
+              </w:rPr>
+            </w:pPr>
+            <w:r>
+              <w:rPr>
+                <w:color w:val="404040" w:themeColor="text1" w:themeTint="BF"/>
+              </w:rPr>
+              <w:t>ID</w:t>
+            </w:r>
+          </w:p>
+          <w:p>
+            <w:pPr>
+              <w:rPr>
+                <w:rStyle w:val="nfasissutil"/>
+                <w:i w:val="0"/>
+                <w:iCs w:val="0"/>
+                <w:color w:val="404040" w:themeColor="text1" w:themeTint="BF"/>
+              </w:rPr>
+            </w:pPr>
+          </w:p>
+        </w:tc>
+        <w:tc>
+          <w:tcPr>
+            <w:tcW w:w="1415" w:type="dxa"/>
+          </w:tcPr>
+          <w:p>
+            <w:pPr>
+              <w:cnfStyle w:val="100000000000" w:firstRow="1" w:lastRow="0" w:firstColumn="0" w:lastColumn="0" w:oddVBand="0" w:evenVBand="0" w:oddHBand="0" w:evenHBand="0" w:firstRowFirstColumn="0" w:firstRowLastColumn="0" w:lastRowFirstColumn="0" w:lastRowLastColumn="0"/>
+              <w:rPr>
+                <w:rStyle w:val="nfasissutil"/>
+                <w:i w:val="0"/>
+                <w:iCs w:val="0"/>
+                <w:color w:val="404040" w:themeColor="text1" w:themeTint="BF"/>
+              </w:rPr>
+            </w:pPr>
+            <w:r>
+              <w:rPr>
+                <w:color w:val="404040" w:themeColor="text1" w:themeTint="BF"/>
+              </w:rPr>
+              <w:t>Nombre</w:t>
+            </w:r>
+          </w:p>
+        </w:tc>
+        <w:tc>
+          <w:tcPr>
+            <w:tcW w:w="1416" w:type="dxa"/>
+          </w:tcPr>
+          <w:p>
+            <w:pPr>
+              <w:cnfStyle w:val="100000000000" w:firstRow="1" w:lastRow="0" w:firstColumn="0" w:lastColumn="0" w:oddVBand="0" w:evenVBand="0" w:oddHBand="0" w:evenHBand="0" w:firstRowFirstColumn="0" w:firstRowLastColumn="0" w:lastRowFirstColumn="0" w:lastRowLastColumn="0"/>
+              <w:rPr>
+                <w:rStyle w:val="nfasissutil"/>
+                <w:i w:val="0"/>
+                <w:iCs w:val="0"/>
+                <w:color w:val="404040" w:themeColor="text1" w:themeTint="BF"/>
+              </w:rPr>
+            </w:pPr>
+            <w:r>
+              <w:rPr>
+                <w:color w:val="404040" w:themeColor="text1" w:themeTint="BF"/>
+              </w:rPr>
+              <w:t>Precondiciones</w:t>
+            </w:r>
+          </w:p>
+        </w:tc>
+        <w:tc>
+          <w:tcPr>
+            <w:tcW w:w="1416" w:type="dxa"/>
+          </w:tcPr>
+          <w:p>
+            <w:pPr>
+              <w:cnfStyle w:val="100000000000" w:firstRow="1" w:lastRow="0" w:firstColumn="0" w:lastColumn="0" w:oddVBand="0" w:evenVBand="0" w:oddHBand="0" w:evenHBand="0" w:firstRowFirstColumn="0" w:firstRowLastColumn="0" w:lastRowFirstColumn="0" w:lastRowLastColumn="0"/>
+              <w:rPr>
+                <w:rStyle w:val="nfasissutil"/>
+                <w:i w:val="0"/>
+                <w:iCs w:val="0"/>
+                <w:color w:val="404040" w:themeColor="text1" w:themeTint="BF"/>
+              </w:rPr>
+            </w:pPr>
+            <w:r>
+              <w:rPr>
+                <w:color w:val="404040" w:themeColor="text1" w:themeTint="BF"/>
+              </w:rPr>
+              <w:t>Entradas</w:t>
+            </w:r>
+          </w:p>
+        </w:tc>
+        <w:tc>
+          <w:tcPr>
+            <w:tcW w:w="1416" w:type="dxa"/>
+          </w:tcPr>
+          <w:p>
+            <w:pPr>
+              <w:cnfStyle w:val="100000000000" w:firstRow="1" w:lastRow="0" w:firstColumn="0" w:lastColumn="0" w:oddVBand="0" w:evenVBand="0" w:oddHBand="0" w:evenHBand="0" w:firstRowFirstColumn="0" w:firstRowLastColumn="0" w:lastRowFirstColumn="0" w:lastRowLastColumn="0"/>
+              <w:rPr>
+                <w:rStyle w:val="nfasissutil"/>
+                <w:i w:val="0"/>
+                <w:iCs w:val="0"/>
+                <w:color w:val="404040" w:themeColor="text1" w:themeTint="BF"/>
+              </w:rPr>
+            </w:pPr>
+            <w:r>
+              <w:rPr>
+                <w:color w:val="404040" w:themeColor="text1" w:themeTint="BF"/>
+              </w:rPr>
+              <w:t>Pasos</w:t>
+            </w:r>
+          </w:p>
+        </w:tc>
+        <w:tc>
+          <w:tcPr>
+            <w:tcW w:w="1416" w:type="dxa"/>
+          </w:tcPr>
+          <w:p>
+            <w:pPr>
+              <w:cnfStyle w:val="100000000000" w:firstRow="1" w:lastRow="0" w:firstColumn="0" w:lastColumn="0" w:oddVBand="0" w:evenVBand="0" w:oddHBand="0" w:evenHBand="0" w:firstRowFirstColumn="0" w:firstRowLastColumn="0" w:lastRowFirstColumn="0" w:lastRowLastColumn="0"/>
+              <w:rPr>
+                <w:rStyle w:val="nfasissutil"/>
+                <w:i w:val="0"/>
+                <w:iCs w:val="0"/>
+                <w:color w:val="404040" w:themeColor="text1" w:themeTint="BF"/>
+              </w:rPr>
+            </w:pPr>
+            <w:r>
+              <w:rPr>
+                <w:color w:val="404040" w:themeColor="text1" w:themeTint="BF"/>
+              </w:rPr>
+              <w:t>Resultado Esperado</w:t>
+            </w:r>
+          </w:p>
+        </w:tc>
+      </w:tr>
+      <w:tr>
+        <w:trPr>
+          <w:cnfStyle w:val="000000100000" w:firstRow="0" w:lastRow="0" w:firstColumn="0" w:lastColumn="0" w:oddVBand="0" w:evenVBand="0" w:oddHBand="1" w:evenHBand="0" w:firstRowFirstColumn="0" w:firstRowLastColumn="0" w:lastRowFirstColumn="0" w:lastRowLastColumn="0"/>
+        </w:trPr>
+        <w:tc>
+          <w:tcPr>
+            <w:cnfStyle w:val="001000000000" w:firstRow="0" w:lastRow="0" w:firstColumn="1" w:lastColumn="0" w:oddVBand="0" w:evenVBand="0" w:oddHBand="0" w:evenHBand="0" w:firstRowFirstColumn="0" w:firstRowLastColumn="0" w:lastRowFirstColumn="0" w:lastRowLastColumn="0"/>
+            <w:tcW w:w="1415" w:type="dxa"/>
+          </w:tcPr>
+          <w:p>
+            <w:pPr>
+              <w:rPr>
+                <w:rStyle w:val="nfasissutil"/>
+                <w:i w:val="0"/>
+                <w:iCs w:val="0"/>
+                <w:color w:val="404040" w:themeColor="text1" w:themeTint="BF"/>
+              </w:rPr>
+            </w:pPr>
+            <w:r>
+              <w:rPr>
+                <w:color w:val="404040" w:themeColor="text1" w:themeTint="BF"/>
+              </w:rPr>
+              <w:t>15</w:t>
+            </w:r>
+          </w:p>
+        </w:tc>
+        <w:tc>
+          <w:tcPr>
+            <w:tcW w:w="1415" w:type="dxa"/>
+          </w:tcPr>
+          <w:p>
+            <w:pPr>
+              <w:cnfStyle w:val="000000100000" w:firstRow="0" w:lastRow="0" w:firstColumn="0" w:lastColumn="0" w:oddVBand="0" w:evenVBand="0" w:oddHBand="1" w:evenHBand="0" w:firstRowFirstColumn="0" w:firstRowLastColumn="0" w:lastRowFirstColumn="0" w:lastRowLastColumn="0"/>
+              <w:rPr>
+                <w:rStyle w:val="nfasissutil"/>
+                <w:i w:val="0"/>
+                <w:iCs w:val="0"/>
+                <w:color w:val="404040" w:themeColor="text1" w:themeTint="BF"/>
+              </w:rPr>
+            </w:pPr>
+            <w:r>
+              <w:rPr>
+                <w:color w:val="404040" w:themeColor="text1" w:themeTint="BF"/>
+              </w:rPr>
+              <w:t>Cambio exitoso desde cuenta</w:t>
+            </w:r>
+          </w:p>
+        </w:tc>
+        <w:tc>
+          <w:tcPr>
+            <w:tcW w:w="1416" w:type="dxa"/>
+          </w:tcPr>
+          <w:p>
+            <w:pPr>
+              <w:cnfStyle w:val="000000100000" w:firstRow="0" w:lastRow="0" w:firstColumn="0" w:lastColumn="0" w:oddVBand="0" w:evenVBand="0" w:oddHBand="1" w:evenHBand="0" w:firstRowFirstColumn="0" w:firstRowLastColumn="0" w:lastRowFirstColumn="0" w:lastRowLastColumn="0"/>
+              <w:rPr>
+                <w:rStyle w:val="nfasissutil"/>
+                <w:i w:val="0"/>
+                <w:iCs w:val="0"/>
+                <w:color w:val="404040" w:themeColor="text1" w:themeTint="BF"/>
+              </w:rPr>
+            </w:pPr>
+            <w:r>
+              <w:rPr>
+                <w:color w:val="404040" w:themeColor="text1" w:themeTint="BF"/>
+              </w:rPr>
+              <w:t xml:space="preserve">Usuario </w:t>
+            </w:r>
+            <w:proofErr w:type="spellStart"/>
+            <w:r>
+              <w:rPr>
+                <w:color w:val="404040" w:themeColor="text1" w:themeTint="BF"/>
+              </w:rPr>
+              <w:t>logueado</w:t>
+            </w:r>
+            <w:proofErr w:type="spellEnd"/>
+          </w:p>
+        </w:tc>
+        <w:tc>
+          <w:tcPr>
+            <w:tcW w:w="1416" w:type="dxa"/>
+          </w:tcPr>
+          <w:p>
+            <w:pPr>
+              <w:cnfStyle w:val="000000100000" w:firstRow="0" w:lastRow="0" w:firstColumn="0" w:lastColumn="0" w:oddVBand="0" w:evenVBand="0" w:oddHBand="1" w:evenHBand="0" w:firstRowFirstColumn="0" w:firstRowLastColumn="0" w:lastRowFirstColumn="0" w:lastRowLastColumn="0"/>
+              <w:rPr>
+                <w:rStyle w:val="nfasissutil"/>
+                <w:i w:val="0"/>
+                <w:iCs w:val="0"/>
+                <w:color w:val="404040" w:themeColor="text1" w:themeTint="BF"/>
+              </w:rPr>
+            </w:pPr>
+            <w:r>
+              <w:rPr>
+                <w:color w:val="404040" w:themeColor="text1" w:themeTint="BF"/>
+              </w:rPr>
+              <w:t>Contraseña actual válida, nuevas iguales</w:t>
+            </w:r>
+          </w:p>
+        </w:tc>
+        <w:tc>
+          <w:tcPr>
+            <w:tcW w:w="1416" w:type="dxa"/>
+          </w:tcPr>
+          <w:p>
+            <w:pPr>
+              <w:cnfStyle w:val="000000100000" w:firstRow="0" w:lastRow="0" w:firstColumn="0" w:lastColumn="0" w:oddVBand="0" w:evenVBand="0" w:oddHBand="1" w:evenHBand="0" w:firstRowFirstColumn="0" w:firstRowLastColumn="0" w:lastRowFirstColumn="0" w:lastRowLastColumn="0"/>
+              <w:rPr>
+                <w:rStyle w:val="nfasissutil"/>
+                <w:i w:val="0"/>
+                <w:iCs w:val="0"/>
+                <w:color w:val="404040" w:themeColor="text1" w:themeTint="BF"/>
+              </w:rPr>
+            </w:pPr>
+            <w:r>
+              <w:rPr>
+                <w:color w:val="404040" w:themeColor="text1" w:themeTint="BF"/>
+              </w:rPr>
+              <w:t>Ingresar contraseña actual y nueva</w:t>
+            </w:r>
+          </w:p>
+        </w:tc>
+        <w:tc>
+          <w:tcPr>
+            <w:tcW w:w="1416" w:type="dxa"/>
+          </w:tcPr>
+          <w:p>
+            <w:pPr>
+              <w:cnfStyle w:val="000000100000" w:firstRow="0" w:lastRow="0" w:firstColumn="0" w:lastColumn="0" w:oddVBand="0" w:evenVBand="0" w:oddHBand="1" w:evenHBand="0" w:firstRowFirstColumn="0" w:firstRowLastColumn="0" w:lastRowFirstColumn="0" w:lastRowLastColumn="0"/>
+              <w:rPr>
+                <w:rStyle w:val="nfasissutil"/>
+                <w:i w:val="0"/>
+                <w:iCs w:val="0"/>
+                <w:color w:val="404040" w:themeColor="text1" w:themeTint="BF"/>
+              </w:rPr>
+            </w:pPr>
+            <w:r>
+              <w:rPr>
+                <w:color w:val="404040" w:themeColor="text1" w:themeTint="BF"/>
+              </w:rPr>
+              <w:t>Contraseña se actualiza</w:t>
+            </w:r>
+          </w:p>
+        </w:tc>
+      </w:tr>
+      <w:tr>
+        <w:tc>
+          <w:tcPr>
+            <w:cnfStyle w:val="001000000000" w:firstRow="0" w:lastRow="0" w:firstColumn="1" w:lastColumn="0" w:oddVBand="0" w:evenVBand="0" w:oddHBand="0" w:evenHBand="0" w:firstRowFirstColumn="0" w:firstRowLastColumn="0" w:lastRowFirstColumn="0" w:lastRowLastColumn="0"/>
+            <w:tcW w:w="1415" w:type="dxa"/>
+          </w:tcPr>
+          <w:p>
+            <w:pPr>
+              <w:rPr>
+                <w:rStyle w:val="nfasissutil"/>
+                <w:i w:val="0"/>
+                <w:iCs w:val="0"/>
+                <w:color w:val="404040" w:themeColor="text1" w:themeTint="BF"/>
+              </w:rPr>
+            </w:pPr>
+            <w:r>
+              <w:rPr>
+                <w:color w:val="404040" w:themeColor="text1" w:themeTint="BF"/>
+              </w:rPr>
+              <w:t>16</w:t>
+            </w:r>
+          </w:p>
+        </w:tc>
+        <w:tc>
+          <w:tcPr>
+            <w:tcW w:w="1415" w:type="dxa"/>
+          </w:tcPr>
+          <w:p>
+            <w:pPr>
+              <w:cnfStyle w:val="000000000000" w:firstRow="0" w:lastRow="0" w:firstColumn="0" w:lastColumn="0" w:oddVBand="0" w:evenVBand="0" w:oddHBand="0" w:evenHBand="0" w:firstRowFirstColumn="0" w:firstRowLastColumn="0" w:lastRowFirstColumn="0" w:lastRowLastColumn="0"/>
+              <w:rPr>
+                <w:rStyle w:val="nfasissutil"/>
+                <w:i w:val="0"/>
+                <w:iCs w:val="0"/>
+                <w:color w:val="404040" w:themeColor="text1" w:themeTint="BF"/>
+              </w:rPr>
+            </w:pPr>
+            <w:r>
+              <w:rPr>
+                <w:color w:val="404040" w:themeColor="text1" w:themeTint="BF"/>
+              </w:rPr>
+              <w:t>Contraseña actual incorrecta</w:t>
+            </w:r>
+          </w:p>
+        </w:tc>
+        <w:tc>
+          <w:tcPr>
+            <w:tcW w:w="1416" w:type="dxa"/>
+          </w:tcPr>
+          <w:p>
+            <w:pPr>
+              <w:cnfStyle w:val="000000000000" w:firstRow="0" w:lastRow="0" w:firstColumn="0" w:lastColumn="0" w:oddVBand="0" w:evenVBand="0" w:oddHBand="0" w:evenHBand="0" w:firstRowFirstColumn="0" w:firstRowLastColumn="0" w:lastRowFirstColumn="0" w:lastRowLastColumn="0"/>
+              <w:rPr>
+                <w:rStyle w:val="nfasissutil"/>
+                <w:i w:val="0"/>
+                <w:iCs w:val="0"/>
+                <w:color w:val="404040" w:themeColor="text1" w:themeTint="BF"/>
+              </w:rPr>
+            </w:pPr>
+            <w:r>
+              <w:rPr>
+                <w:color w:val="404040" w:themeColor="text1" w:themeTint="BF"/>
+              </w:rPr>
+              <w:t xml:space="preserve">Usuario </w:t>
+            </w:r>
+            <w:proofErr w:type="spellStart"/>
+            <w:r>
+              <w:rPr>
+                <w:color w:val="404040" w:themeColor="text1" w:themeTint="BF"/>
+              </w:rPr>
+              <w:t>logueado</w:t>
+            </w:r>
+            <w:proofErr w:type="spellEnd"/>
+          </w:p>
+        </w:tc>
+        <w:tc>
+          <w:tcPr>
+            <w:tcW w:w="1416" w:type="dxa"/>
+          </w:tcPr>
+          <w:p>
+            <w:pPr>
+              <w:cnfStyle w:val="000000000000" w:firstRow="0" w:lastRow="0" w:firstColumn="0" w:lastColumn="0" w:oddVBand="0" w:evenVBand="0" w:oddHBand="0" w:evenHBand="0" w:firstRowFirstColumn="0" w:firstRowLastColumn="0" w:lastRowFirstColumn="0" w:lastRowLastColumn="0"/>
+              <w:rPr>
+                <w:rStyle w:val="nfasissutil"/>
+                <w:i w:val="0"/>
+                <w:iCs w:val="0"/>
+                <w:color w:val="404040" w:themeColor="text1" w:themeTint="BF"/>
+              </w:rPr>
+            </w:pPr>
+            <w:r>
+              <w:rPr>
+                <w:color w:val="404040" w:themeColor="text1" w:themeTint="BF"/>
+              </w:rPr>
+              <w:t>Contraseña actual incorrecta</w:t>
+            </w:r>
+          </w:p>
+        </w:tc>
+        <w:tc>
+          <w:tcPr>
+            <w:tcW w:w="1416" w:type="dxa"/>
+          </w:tcPr>
+          <w:p>
+            <w:pPr>
+              <w:cnfStyle w:val="000000000000" w:firstRow="0" w:lastRow="0" w:firstColumn="0" w:lastColumn="0" w:oddVBand="0" w:evenVBand="0" w:oddHBand="0" w:evenHBand="0" w:firstRowFirstColumn="0" w:firstRowLastColumn="0" w:lastRowFirstColumn="0" w:lastRowLastColumn="0"/>
+              <w:rPr>
+                <w:rStyle w:val="nfasissutil"/>
+                <w:i w:val="0"/>
+                <w:iCs w:val="0"/>
+                <w:color w:val="404040" w:themeColor="text1" w:themeTint="BF"/>
+              </w:rPr>
+            </w:pPr>
+            <w:r>
+              <w:rPr>
+                <w:color w:val="404040" w:themeColor="text1" w:themeTint="BF"/>
+              </w:rPr>
+              <w:t>Ingresar contraseña actual y nueva</w:t>
+            </w:r>
+          </w:p>
+        </w:tc>
+        <w:tc>
+          <w:tcPr>
+            <w:tcW w:w="1416" w:type="dxa"/>
+          </w:tcPr>
+          <w:p>
+            <w:pPr>
+              <w:cnfStyle w:val="000000000000" w:firstRow="0" w:lastRow="0" w:firstColumn="0" w:lastColumn="0" w:oddVBand="0" w:evenVBand="0" w:oddHBand="0" w:evenHBand="0" w:firstRowFirstColumn="0" w:firstRowLastColumn="0" w:lastRowFirstColumn="0" w:lastRowLastColumn="0"/>
+              <w:rPr>
+                <w:rStyle w:val="nfasissutil"/>
+                <w:i w:val="0"/>
+                <w:iCs w:val="0"/>
+                <w:color w:val="404040" w:themeColor="text1" w:themeTint="BF"/>
+              </w:rPr>
+            </w:pPr>
+            <w:r>
+              <w:rPr>
+                <w:color w:val="404040" w:themeColor="text1" w:themeTint="BF"/>
+              </w:rPr>
+              <w:t>Muestra error por contraseña actual</w:t>
+            </w:r>
+          </w:p>
+        </w:tc>
+      </w:tr>
+      <w:tr>
+        <w:trPr>
+          <w:cnfStyle w:val="000000100000" w:firstRow="0" w:lastRow="0" w:firstColumn="0" w:lastColumn="0" w:oddVBand="0" w:evenVBand="0" w:oddHBand="1" w:evenHBand="0" w:firstRowFirstColumn="0" w:firstRowLastColumn="0" w:lastRowFirstColumn="0" w:lastRowLastColumn="0"/>
+        </w:trPr>
+        <w:tc>
+          <w:tcPr>
+            <w:cnfStyle w:val="001000000000" w:firstRow="0" w:lastRow="0" w:firstColumn="1" w:lastColumn="0" w:oddVBand="0" w:evenVBand="0" w:oddHBand="0" w:evenHBand="0" w:firstRowFirstColumn="0" w:firstRowLastColumn="0" w:lastRowFirstColumn="0" w:lastRowLastColumn="0"/>
+            <w:tcW w:w="1415" w:type="dxa"/>
+          </w:tcPr>
+          <w:p>
+            <w:pPr>
+              <w:rPr>
+                <w:rStyle w:val="nfasissutil"/>
+                <w:i w:val="0"/>
+                <w:iCs w:val="0"/>
+                <w:color w:val="404040" w:themeColor="text1" w:themeTint="BF"/>
+              </w:rPr>
+            </w:pPr>
+            <w:r>
+              <w:rPr>
+                <w:color w:val="404040" w:themeColor="text1" w:themeTint="BF"/>
+              </w:rPr>
+              <w:t>17</w:t>
+            </w:r>
+          </w:p>
+        </w:tc>
+        <w:tc>
+          <w:tcPr>
+            <w:tcW w:w="1415" w:type="dxa"/>
+          </w:tcPr>
+          <w:p>
+            <w:pPr>
+              <w:cnfStyle w:val="000000100000" w:firstRow="0" w:lastRow="0" w:firstColumn="0" w:lastColumn="0" w:oddVBand="0" w:evenVBand="0" w:oddHBand="1" w:evenHBand="0" w:firstRowFirstColumn="0" w:firstRowLastColumn="0" w:lastRowFirstColumn="0" w:lastRowLastColumn="0"/>
+              <w:rPr>
+                <w:rStyle w:val="nfasissutil"/>
+                <w:i w:val="0"/>
+                <w:iCs w:val="0"/>
+                <w:color w:val="404040" w:themeColor="text1" w:themeTint="BF"/>
+              </w:rPr>
+            </w:pPr>
+            <w:r>
+              <w:rPr>
+                <w:color w:val="404040" w:themeColor="text1" w:themeTint="BF"/>
+              </w:rPr>
+              <w:t>Nuevas contraseñas no coinciden</w:t>
+            </w:r>
+          </w:p>
+        </w:tc>
+        <w:tc>
+          <w:tcPr>
+            <w:tcW w:w="1416" w:type="dxa"/>
+          </w:tcPr>
+          <w:p>
+            <w:pPr>
+              <w:cnfStyle w:val="000000100000" w:firstRow="0" w:lastRow="0" w:firstColumn="0" w:lastColumn="0" w:oddVBand="0" w:evenVBand="0" w:oddHBand="1" w:evenHBand="0" w:firstRowFirstColumn="0" w:firstRowLastColumn="0" w:lastRowFirstColumn="0" w:lastRowLastColumn="0"/>
+              <w:rPr>
+                <w:rStyle w:val="nfasissutil"/>
+                <w:i w:val="0"/>
+                <w:iCs w:val="0"/>
+                <w:color w:val="404040" w:themeColor="text1" w:themeTint="BF"/>
+              </w:rPr>
+            </w:pPr>
+            <w:r>
+              <w:rPr>
+                <w:color w:val="404040" w:themeColor="text1" w:themeTint="BF"/>
+              </w:rPr>
+              <w:t xml:space="preserve">Usuario </w:t>
+            </w:r>
+            <w:proofErr w:type="spellStart"/>
+            <w:r>
+              <w:rPr>
+                <w:color w:val="404040" w:themeColor="text1" w:themeTint="BF"/>
+              </w:rPr>
+              <w:t>logueado</w:t>
+            </w:r>
+            <w:proofErr w:type="spellEnd"/>
+          </w:p>
+        </w:tc>
+        <w:tc>
+          <w:tcPr>
+            <w:tcW w:w="1416" w:type="dxa"/>
+          </w:tcPr>
+          <w:p>
+            <w:pPr>
+              <w:cnfStyle w:val="000000100000" w:firstRow="0" w:lastRow="0" w:firstColumn="0" w:lastColumn="0" w:oddVBand="0" w:evenVBand="0" w:oddHBand="1" w:evenHBand="0" w:firstRowFirstColumn="0" w:firstRowLastColumn="0" w:lastRowFirstColumn="0" w:lastRowLastColumn="0"/>
+              <w:rPr>
+                <w:rStyle w:val="nfasissutil"/>
+                <w:i w:val="0"/>
+                <w:iCs w:val="0"/>
+                <w:color w:val="404040" w:themeColor="text1" w:themeTint="BF"/>
+              </w:rPr>
+            </w:pPr>
+            <w:r>
+              <w:rPr>
+                <w:color w:val="404040" w:themeColor="text1" w:themeTint="BF"/>
+              </w:rPr>
+              <w:t>Nuevas distintas</w:t>
+            </w:r>
+          </w:p>
+        </w:tc>
+        <w:tc>
+          <w:tcPr>
+            <w:tcW w:w="1416" w:type="dxa"/>
+          </w:tcPr>
+          <w:p>
+            <w:pPr>
+              <w:cnfStyle w:val="000000100000" w:firstRow="0" w:lastRow="0" w:firstColumn="0" w:lastColumn="0" w:oddVBand="0" w:evenVBand="0" w:oddHBand="1" w:evenHBand="0" w:firstRowFirstColumn="0" w:firstRowLastColumn="0" w:lastRowFirstColumn="0" w:lastRowLastColumn="0"/>
+              <w:rPr>
+                <w:rStyle w:val="nfasissutil"/>
+                <w:i w:val="0"/>
+                <w:iCs w:val="0"/>
+                <w:color w:val="404040" w:themeColor="text1" w:themeTint="BF"/>
+              </w:rPr>
+            </w:pPr>
+            <w:r>
+              <w:rPr>
+                <w:color w:val="404040" w:themeColor="text1" w:themeTint="BF"/>
+              </w:rPr>
+              <w:t>Ingresar contraseña actual y nueva</w:t>
+            </w:r>
+          </w:p>
+        </w:tc>
+        <w:tc>
+          <w:tcPr>
+            <w:tcW w:w="1416" w:type="dxa"/>
+          </w:tcPr>
+          <w:p>
+            <w:pPr>
+              <w:cnfStyle w:val="000000100000" w:firstRow="0" w:lastRow="0" w:firstColumn="0" w:lastColumn="0" w:oddVBand="0" w:evenVBand="0" w:oddHBand="1" w:evenHBand="0" w:firstRowFirstColumn="0" w:firstRowLastColumn="0" w:lastRowFirstColumn="0" w:lastRowLastColumn="0"/>
+              <w:rPr>
+                <w:rStyle w:val="nfasissutil"/>
+                <w:i w:val="0"/>
+                <w:iCs w:val="0"/>
+                <w:color w:val="404040" w:themeColor="text1" w:themeTint="BF"/>
+              </w:rPr>
+            </w:pPr>
+            <w:r>
+              <w:rPr>
+                <w:color w:val="404040" w:themeColor="text1" w:themeTint="BF"/>
+              </w:rPr>
+              <w:t>Muestra: "Las contraseñas no coinciden"</w:t>
+            </w:r>
+          </w:p>
+        </w:tc>
+      </w:tr>
+    </w:tbl>
+    <w:p>
+      <w:pPr>
+        <w:pStyle w:val="TTULODEAPARTADOS"/>
+        <w:rPr>
+          <w:rStyle w:val="nfasissutil"/>
+          <w:i/>
+          <w:iCs/>
+          <w:color w:val="404040" w:themeColor="text1" w:themeTint="BF"/>
+        </w:rPr>
+      </w:pPr>
+    </w:p>
+    <w:p>
+      <w:pPr>
+        <w:pStyle w:val="TTULODEAPARTADOS"/>
+        <w:rPr>
+          <w:rStyle w:val="nfasissutil"/>
+          <w:i/>
+          <w:iCs/>
+          <w:color w:val="404040" w:themeColor="text1" w:themeTint="BF"/>
+        </w:rPr>
+      </w:pPr>
+      <w:r>
+        <w:rPr>
+          <w:rStyle w:val="nfasissutil"/>
+          <w:i/>
+          <w:iCs/>
+          <w:color w:val="404040" w:themeColor="text1" w:themeTint="BF"/>
+        </w:rPr>
+        <w:t>Edición de Perfil</w:t>
+      </w:r>
+    </w:p>
+    <w:p>
+      <w:pPr>
+        <w:pStyle w:val="TTULODEAPARTADOS"/>
+        <w:rPr>
+          <w:rStyle w:val="nfasissutil"/>
+          <w:i/>
+          <w:iCs/>
+          <w:color w:val="404040" w:themeColor="text1" w:themeTint="BF"/>
+        </w:rPr>
+      </w:pPr>
+    </w:p>
+    <w:tbl>
+      <w:tblPr>
+        <w:tblStyle w:val="Tablaconcuadrcula6concolores-nfasis2"/>
+        <w:tblW w:w="0" w:type="auto"/>
+        <w:tblLook w:val="04A0" w:firstRow="1" w:lastRow="0" w:firstColumn="1" w:lastColumn="0" w:noHBand="0" w:noVBand="1"/>
+      </w:tblPr>
+      <w:tblGrid>
+        <w:gridCol w:w="1350"/>
+        <w:gridCol w:w="1393"/>
+        <w:gridCol w:w="1567"/>
+        <w:gridCol w:w="1397"/>
+        <w:gridCol w:w="1384"/>
+        <w:gridCol w:w="1403"/>
+      </w:tblGrid>
+      <w:tr>
+        <w:trPr>
+          <w:cnfStyle w:val="100000000000" w:firstRow="1" w:lastRow="0" w:firstColumn="0" w:lastColumn="0" w:oddVBand="0" w:evenVBand="0" w:oddHBand="0" w:evenHBand="0" w:firstRowFirstColumn="0" w:firstRowLastColumn="0" w:lastRowFirstColumn="0" w:lastRowLastColumn="0"/>
+        </w:trPr>
+        <w:tc>
+          <w:tcPr>
+            <w:cnfStyle w:val="001000000000" w:firstRow="0" w:lastRow="0" w:firstColumn="1" w:lastColumn="0" w:oddVBand="0" w:evenVBand="0" w:oddHBand="0" w:evenHBand="0" w:firstRowFirstColumn="0" w:firstRowLastColumn="0" w:lastRowFirstColumn="0" w:lastRowLastColumn="0"/>
+            <w:tcW w:w="1415" w:type="dxa"/>
+          </w:tcPr>
+          <w:p>
+            <w:pPr>
+              <w:rPr>
+                <w:color w:val="404040" w:themeColor="text1" w:themeTint="BF"/>
+              </w:rPr>
+            </w:pPr>
+            <w:r>
+              <w:rPr>
+                <w:color w:val="404040" w:themeColor="text1" w:themeTint="BF"/>
+              </w:rPr>
+              <w:t>ID</w:t>
+            </w:r>
+          </w:p>
+          <w:p>
+            <w:pPr>
+              <w:rPr>
+                <w:rStyle w:val="nfasissutil"/>
+                <w:i w:val="0"/>
+                <w:iCs w:val="0"/>
+                <w:color w:val="404040" w:themeColor="text1" w:themeTint="BF"/>
+              </w:rPr>
+            </w:pPr>
+          </w:p>
+        </w:tc>
+        <w:tc>
+          <w:tcPr>
+            <w:tcW w:w="1415" w:type="dxa"/>
+          </w:tcPr>
+          <w:p>
+            <w:pPr>
+              <w:cnfStyle w:val="100000000000" w:firstRow="1" w:lastRow="0" w:firstColumn="0" w:lastColumn="0" w:oddVBand="0" w:evenVBand="0" w:oddHBand="0" w:evenHBand="0" w:firstRowFirstColumn="0" w:firstRowLastColumn="0" w:lastRowFirstColumn="0" w:lastRowLastColumn="0"/>
+              <w:rPr>
+                <w:rStyle w:val="nfasissutil"/>
+                <w:i w:val="0"/>
+                <w:iCs w:val="0"/>
+                <w:color w:val="404040" w:themeColor="text1" w:themeTint="BF"/>
+              </w:rPr>
+            </w:pPr>
+            <w:r>
+              <w:rPr>
+                <w:color w:val="404040" w:themeColor="text1" w:themeTint="BF"/>
+              </w:rPr>
+              <w:t>Nombre</w:t>
+            </w:r>
+          </w:p>
+        </w:tc>
+        <w:tc>
+          <w:tcPr>
+            <w:tcW w:w="1416" w:type="dxa"/>
+          </w:tcPr>
+          <w:p>
+            <w:pPr>
+              <w:cnfStyle w:val="100000000000" w:firstRow="1" w:lastRow="0" w:firstColumn="0" w:lastColumn="0" w:oddVBand="0" w:evenVBand="0" w:oddHBand="0" w:evenHBand="0" w:firstRowFirstColumn="0" w:firstRowLastColumn="0" w:lastRowFirstColumn="0" w:lastRowLastColumn="0"/>
+              <w:rPr>
+                <w:rStyle w:val="nfasissutil"/>
+                <w:i w:val="0"/>
+                <w:iCs w:val="0"/>
+                <w:color w:val="404040" w:themeColor="text1" w:themeTint="BF"/>
+              </w:rPr>
+            </w:pPr>
+            <w:r>
+              <w:rPr>
+                <w:color w:val="404040" w:themeColor="text1" w:themeTint="BF"/>
+              </w:rPr>
+              <w:t>Precondiciones</w:t>
+            </w:r>
+          </w:p>
+        </w:tc>
+        <w:tc>
+          <w:tcPr>
+            <w:tcW w:w="1416" w:type="dxa"/>
+          </w:tcPr>
+          <w:p>
+            <w:pPr>
+              <w:cnfStyle w:val="100000000000" w:firstRow="1" w:lastRow="0" w:firstColumn="0" w:lastColumn="0" w:oddVBand="0" w:evenVBand="0" w:oddHBand="0" w:evenHBand="0" w:firstRowFirstColumn="0" w:firstRowLastColumn="0" w:lastRowFirstColumn="0" w:lastRowLastColumn="0"/>
+              <w:rPr>
+                <w:rStyle w:val="nfasissutil"/>
+                <w:i w:val="0"/>
+                <w:iCs w:val="0"/>
+                <w:color w:val="404040" w:themeColor="text1" w:themeTint="BF"/>
+              </w:rPr>
+            </w:pPr>
+            <w:r>
+              <w:rPr>
+                <w:color w:val="404040" w:themeColor="text1" w:themeTint="BF"/>
+              </w:rPr>
+              <w:t>Entradas</w:t>
+            </w:r>
+          </w:p>
+        </w:tc>
+        <w:tc>
+          <w:tcPr>
+            <w:tcW w:w="1416" w:type="dxa"/>
+          </w:tcPr>
+          <w:p>
+            <w:pPr>
+              <w:cnfStyle w:val="100000000000" w:firstRow="1" w:lastRow="0" w:firstColumn="0" w:lastColumn="0" w:oddVBand="0" w:evenVBand="0" w:oddHBand="0" w:evenHBand="0" w:firstRowFirstColumn="0" w:firstRowLastColumn="0" w:lastRowFirstColumn="0" w:lastRowLastColumn="0"/>
+              <w:rPr>
+                <w:rStyle w:val="nfasissutil"/>
+                <w:i w:val="0"/>
+                <w:iCs w:val="0"/>
+                <w:color w:val="404040" w:themeColor="text1" w:themeTint="BF"/>
+              </w:rPr>
+            </w:pPr>
+            <w:r>
+              <w:rPr>
+                <w:color w:val="404040" w:themeColor="text1" w:themeTint="BF"/>
+              </w:rPr>
+              <w:t>Pasos</w:t>
+            </w:r>
+          </w:p>
+        </w:tc>
+        <w:tc>
+          <w:tcPr>
+            <w:tcW w:w="1416" w:type="dxa"/>
+          </w:tcPr>
+          <w:p>
+            <w:pPr>
+              <w:cnfStyle w:val="100000000000" w:firstRow="1" w:lastRow="0" w:firstColumn="0" w:lastColumn="0" w:oddVBand="0" w:evenVBand="0" w:oddHBand="0" w:evenHBand="0" w:firstRowFirstColumn="0" w:firstRowLastColumn="0" w:lastRowFirstColumn="0" w:lastRowLastColumn="0"/>
+              <w:rPr>
+                <w:rStyle w:val="nfasissutil"/>
+                <w:i w:val="0"/>
+                <w:iCs w:val="0"/>
+                <w:color w:val="404040" w:themeColor="text1" w:themeTint="BF"/>
+              </w:rPr>
+            </w:pPr>
+            <w:r>
+              <w:rPr>
+                <w:color w:val="404040" w:themeColor="text1" w:themeTint="BF"/>
+              </w:rPr>
+              <w:t>Resultado Esperado</w:t>
+            </w:r>
+          </w:p>
+        </w:tc>
+      </w:tr>
+      <w:tr>
+        <w:trPr>
+          <w:cnfStyle w:val="000000100000" w:firstRow="0" w:lastRow="0" w:firstColumn="0" w:lastColumn="0" w:oddVBand="0" w:evenVBand="0" w:oddHBand="1" w:evenHBand="0" w:firstRowFirstColumn="0" w:firstRowLastColumn="0" w:lastRowFirstColumn="0" w:lastRowLastColumn="0"/>
+        </w:trPr>
+        <w:tc>
+          <w:tcPr>
+            <w:cnfStyle w:val="001000000000" w:firstRow="0" w:lastRow="0" w:firstColumn="1" w:lastColumn="0" w:oddVBand="0" w:evenVBand="0" w:oddHBand="0" w:evenHBand="0" w:firstRowFirstColumn="0" w:firstRowLastColumn="0" w:lastRowFirstColumn="0" w:lastRowLastColumn="0"/>
+            <w:tcW w:w="1415" w:type="dxa"/>
+          </w:tcPr>
+          <w:p>
+            <w:pPr>
+              <w:rPr>
+                <w:rStyle w:val="nfasissutil"/>
+                <w:i w:val="0"/>
+                <w:iCs w:val="0"/>
+                <w:color w:val="404040" w:themeColor="text1" w:themeTint="BF"/>
+              </w:rPr>
+            </w:pPr>
+            <w:r>
+              <w:rPr>
+                <w:color w:val="404040" w:themeColor="text1" w:themeTint="BF"/>
+              </w:rPr>
+              <w:t>18</w:t>
+            </w:r>
+          </w:p>
+        </w:tc>
+        <w:tc>
+          <w:tcPr>
+            <w:tcW w:w="1415" w:type="dxa"/>
+          </w:tcPr>
+          <w:p>
+            <w:pPr>
+              <w:cnfStyle w:val="000000100000" w:firstRow="0" w:lastRow="0" w:firstColumn="0" w:lastColumn="0" w:oddVBand="0" w:evenVBand="0" w:oddHBand="1" w:evenHBand="0" w:firstRowFirstColumn="0" w:firstRowLastColumn="0" w:lastRowFirstColumn="0" w:lastRowLastColumn="0"/>
+              <w:rPr>
+                <w:rStyle w:val="nfasissutil"/>
+                <w:i w:val="0"/>
+                <w:iCs w:val="0"/>
+                <w:color w:val="404040" w:themeColor="text1" w:themeTint="BF"/>
+              </w:rPr>
+            </w:pPr>
+            <w:r>
+              <w:rPr>
+                <w:color w:val="404040" w:themeColor="text1" w:themeTint="BF"/>
+              </w:rPr>
+              <w:t>Edición completa del perfil</w:t>
+            </w:r>
+          </w:p>
+        </w:tc>
+        <w:tc>
+          <w:tcPr>
+            <w:tcW w:w="1416" w:type="dxa"/>
+          </w:tcPr>
+          <w:p>
+            <w:pPr>
+              <w:cnfStyle w:val="000000100000" w:firstRow="0" w:lastRow="0" w:firstColumn="0" w:lastColumn="0" w:oddVBand="0" w:evenVBand="0" w:oddHBand="1" w:evenHBand="0" w:firstRowFirstColumn="0" w:firstRowLastColumn="0" w:lastRowFirstColumn="0" w:lastRowLastColumn="0"/>
+              <w:rPr>
+                <w:rStyle w:val="nfasissutil"/>
+                <w:i w:val="0"/>
+                <w:iCs w:val="0"/>
+                <w:color w:val="404040" w:themeColor="text1" w:themeTint="BF"/>
+              </w:rPr>
+            </w:pPr>
+            <w:r>
+              <w:rPr>
+                <w:color w:val="404040" w:themeColor="text1" w:themeTint="BF"/>
+              </w:rPr>
+              <w:t>Usuario logueado</w:t>
+            </w:r>
+          </w:p>
+        </w:tc>
+        <w:tc>
+          <w:tcPr>
+            <w:tcW w:w="1416" w:type="dxa"/>
+          </w:tcPr>
+          <w:p>
+            <w:pPr>
+              <w:cnfStyle w:val="000000100000" w:firstRow="0" w:lastRow="0" w:firstColumn="0" w:lastColumn="0" w:oddVBand="0" w:evenVBand="0" w:oddHBand="1" w:evenHBand="0" w:firstRowFirstColumn="0" w:firstRowLastColumn="0" w:lastRowFirstColumn="0" w:lastRowLastColumn="0"/>
+              <w:rPr>
+                <w:rStyle w:val="nfasissutil"/>
+                <w:i w:val="0"/>
+                <w:iCs w:val="0"/>
+                <w:color w:val="404040" w:themeColor="text1" w:themeTint="BF"/>
+              </w:rPr>
+            </w:pPr>
+            <w:r>
+              <w:rPr>
+                <w:color w:val="404040" w:themeColor="text1" w:themeTint="BF"/>
+              </w:rPr>
+              <w:t xml:space="preserve">Nombre, apellidos, </w:t>
+            </w:r>
+            <w:proofErr w:type="spellStart"/>
+            <w:r>
+              <w:rPr>
+                <w:color w:val="404040" w:themeColor="text1" w:themeTint="BF"/>
+              </w:rPr>
+              <w:t>username</w:t>
+            </w:r>
+            <w:proofErr w:type="spellEnd"/>
+            <w:r>
+              <w:rPr>
+                <w:color w:val="404040" w:themeColor="text1" w:themeTint="BF"/>
+              </w:rPr>
+              <w:t>, email, avatar</w:t>
+            </w:r>
+          </w:p>
+        </w:tc>
+        <w:tc>
+          <w:tcPr>
+            <w:tcW w:w="1416" w:type="dxa"/>
+          </w:tcPr>
+          <w:p>
+            <w:pPr>
+              <w:cnfStyle w:val="000000100000" w:firstRow="0" w:lastRow="0" w:firstColumn="0" w:lastColumn="0" w:oddVBand="0" w:evenVBand="0" w:oddHBand="1" w:evenHBand="0" w:firstRowFirstColumn="0" w:firstRowLastColumn="0" w:lastRowFirstColumn="0" w:lastRowLastColumn="0"/>
+              <w:rPr>
+                <w:rStyle w:val="nfasissutil"/>
+                <w:i w:val="0"/>
+                <w:iCs w:val="0"/>
+                <w:color w:val="404040" w:themeColor="text1" w:themeTint="BF"/>
+              </w:rPr>
+            </w:pPr>
+            <w:r>
+              <w:rPr>
+                <w:color w:val="404040" w:themeColor="text1" w:themeTint="BF"/>
+              </w:rPr>
+              <w:t>Editar campos del perfil</w:t>
+            </w:r>
+          </w:p>
+        </w:tc>
+        <w:tc>
+          <w:tcPr>
+            <w:tcW w:w="1416" w:type="dxa"/>
+          </w:tcPr>
+          <w:tbl>
+            <w:tblPr>
+              <w:tblW w:w="0" w:type="auto"/>
+              <w:tblCellSpacing w:w="15" w:type="dxa"/>
+              <w:tblCellMar>
+                <w:top w:w="15" w:type="dxa"/>
+                <w:left w:w="15" w:type="dxa"/>
+                <w:bottom w:w="15" w:type="dxa"/>
+                <w:right w:w="15" w:type="dxa"/>
+              </w:tblCellMar>
+              <w:tblLook w:val="04A0" w:firstRow="1" w:lastRow="0" w:firstColumn="1" w:lastColumn="0" w:noHBand="0" w:noVBand="1"/>
+            </w:tblPr>
+            <w:tblGrid>
+              <w:gridCol w:w="1187"/>
+            </w:tblGrid>
+            <w:tr>
+              <w:trPr>
+                <w:tblCellSpacing w:w="15" w:type="dxa"/>
+              </w:trPr>
+              <w:tc>
+                <w:tcPr>
+                  <w:tcW w:w="0" w:type="auto"/>
+                  <w:vAlign w:val="center"/>
+                  <w:hideMark/>
+                </w:tcPr>
+                <w:p>
+                  <w:pPr>
+                    <w:rPr>
+                      <w:rFonts w:eastAsiaTheme="majorEastAsia"/>
+                      <w:color w:val="404040" w:themeColor="text1" w:themeTint="BF"/>
+                    </w:rPr>
+                  </w:pPr>
+                  <w:r>
+                    <w:rPr>
+                      <w:rFonts w:eastAsiaTheme="majorEastAsia"/>
+                      <w:color w:val="404040" w:themeColor="text1" w:themeTint="BF"/>
+                    </w:rPr>
+                    <w:t>Se actualizan en base de datos</w:t>
+                  </w:r>
+                </w:p>
+              </w:tc>
+            </w:tr>
+          </w:tbl>
+          <w:p>
+            <w:pPr>
+              <w:cnfStyle w:val="000000100000" w:firstRow="0" w:lastRow="0" w:firstColumn="0" w:lastColumn="0" w:oddVBand="0" w:evenVBand="0" w:oddHBand="1" w:evenHBand="0" w:firstRowFirstColumn="0" w:firstRowLastColumn="0" w:lastRowFirstColumn="0" w:lastRowLastColumn="0"/>
+              <w:rPr>
+                <w:rFonts w:asciiTheme="majorHAnsi" w:eastAsiaTheme="majorEastAsia" w:hAnsiTheme="majorHAnsi" w:cstheme="majorBidi"/>
+                <w:b/>
+                <w:i/>
+                <w:iCs/>
+                <w:vanish/>
+                <w:color w:val="404040" w:themeColor="text1" w:themeTint="BF"/>
+                <w:sz w:val="24"/>
+                <w:szCs w:val="28"/>
+              </w:rPr>
+            </w:pPr>
+          </w:p>
+          <w:tbl>
+            <w:tblPr>
+              <w:tblW w:w="0" w:type="auto"/>
+              <w:tblCellSpacing w:w="15" w:type="dxa"/>
+              <w:tblCellMar>
+                <w:top w:w="15" w:type="dxa"/>
+                <w:left w:w="15" w:type="dxa"/>
+                <w:bottom w:w="15" w:type="dxa"/>
+                <w:right w:w="15" w:type="dxa"/>
+              </w:tblCellMar>
+              <w:tblLook w:val="04A0" w:firstRow="1" w:lastRow="0" w:firstColumn="1" w:lastColumn="0" w:noHBand="0" w:noVBand="1"/>
+            </w:tblPr>
+            <w:tblGrid>
+              <w:gridCol w:w="96"/>
+            </w:tblGrid>
+            <w:tr>
+              <w:trPr>
+                <w:tblCellSpacing w:w="15" w:type="dxa"/>
+              </w:trPr>
+              <w:tc>
+                <w:tcPr>
+                  <w:tcW w:w="0" w:type="auto"/>
+                  <w:vAlign w:val="center"/>
+                  <w:hideMark/>
+                </w:tcPr>
+                <w:p>
+                  <w:pPr>
+                    <w:rPr>
+                      <w:rFonts w:asciiTheme="majorHAnsi" w:eastAsiaTheme="majorEastAsia" w:hAnsiTheme="majorHAnsi" w:cstheme="majorBidi"/>
+                      <w:b/>
+                      <w:i/>
+                      <w:iCs/>
+                      <w:color w:val="404040" w:themeColor="text1" w:themeTint="BF"/>
+                      <w:sz w:val="24"/>
+                      <w:szCs w:val="28"/>
+                    </w:rPr>
+                  </w:pPr>
+                </w:p>
+              </w:tc>
+            </w:tr>
+          </w:tbl>
+          <w:p>
+            <w:pPr>
+              <w:cnfStyle w:val="000000100000" w:firstRow="0" w:lastRow="0" w:firstColumn="0" w:lastColumn="0" w:oddVBand="0" w:evenVBand="0" w:oddHBand="1" w:evenHBand="0" w:firstRowFirstColumn="0" w:firstRowLastColumn="0" w:lastRowFirstColumn="0" w:lastRowLastColumn="0"/>
+              <w:rPr>
+                <w:rStyle w:val="nfasissutil"/>
+                <w:i w:val="0"/>
+                <w:iCs w:val="0"/>
+                <w:color w:val="404040" w:themeColor="text1" w:themeTint="BF"/>
+              </w:rPr>
+            </w:pPr>
+          </w:p>
+        </w:tc>
+      </w:tr>
+    </w:tbl>
+    <w:p>
+      <w:pPr>
+        <w:pStyle w:val="TTULODEAPARTADOS"/>
+        <w:rPr>
+          <w:rStyle w:val="nfasissutil"/>
+          <w:i/>
+          <w:iCs/>
+          <w:color w:val="404040" w:themeColor="text1" w:themeTint="BF"/>
         </w:rPr>
       </w:pPr>
     </w:p>
@@ -22190,6 +25852,78 @@
       </w:tcPr>
     </w:tblStylePr>
   </w:style>
+  <w:style w:type="table" w:styleId="Tablaconcuadrcula6concolores-nfasis2">
+    <w:name w:val="Grid Table 6 Colorful Accent 2"/>
+    <w:basedOn w:val="Tablanormal"/>
+    <w:uiPriority w:val="51"/>
+    <w:rsid w:val="003233E1"/>
+    <w:pPr>
+      <w:spacing w:after="0" w:line="240" w:lineRule="auto"/>
+    </w:pPr>
+    <w:rPr>
+      <w:color w:val="752EB0" w:themeColor="accent2" w:themeShade="BF"/>
+    </w:rPr>
+    <w:tblPr>
+      <w:tblStyleRowBandSize w:val="1"/>
+      <w:tblStyleColBandSize w:val="1"/>
+      <w:tblBorders>
+        <w:top w:val="single" w:sz="4" w:space="0" w:color="C29AE4" w:themeColor="accent2" w:themeTint="99"/>
+        <w:left w:val="single" w:sz="4" w:space="0" w:color="C29AE4" w:themeColor="accent2" w:themeTint="99"/>
+        <w:bottom w:val="single" w:sz="4" w:space="0" w:color="C29AE4" w:themeColor="accent2" w:themeTint="99"/>
+        <w:right w:val="single" w:sz="4" w:space="0" w:color="C29AE4" w:themeColor="accent2" w:themeTint="99"/>
+        <w:insideH w:val="single" w:sz="4" w:space="0" w:color="C29AE4" w:themeColor="accent2" w:themeTint="99"/>
+        <w:insideV w:val="single" w:sz="4" w:space="0" w:color="C29AE4" w:themeColor="accent2" w:themeTint="99"/>
+      </w:tblBorders>
+    </w:tblPr>
+    <w:tblStylePr w:type="firstRow">
+      <w:rPr>
+        <w:b/>
+        <w:bCs/>
+      </w:rPr>
+      <w:tblPr/>
+      <w:tcPr>
+        <w:tcBorders>
+          <w:bottom w:val="single" w:sz="12" w:space="0" w:color="C29AE4" w:themeColor="accent2" w:themeTint="99"/>
+        </w:tcBorders>
+      </w:tcPr>
+    </w:tblStylePr>
+    <w:tblStylePr w:type="lastRow">
+      <w:rPr>
+        <w:b/>
+        <w:bCs/>
+      </w:rPr>
+      <w:tblPr/>
+      <w:tcPr>
+        <w:tcBorders>
+          <w:top w:val="double" w:sz="4" w:space="0" w:color="C29AE4" w:themeColor="accent2" w:themeTint="99"/>
+        </w:tcBorders>
+      </w:tcPr>
+    </w:tblStylePr>
+    <w:tblStylePr w:type="firstCol">
+      <w:rPr>
+        <w:b/>
+        <w:bCs/>
+      </w:rPr>
+    </w:tblStylePr>
+    <w:tblStylePr w:type="lastCol">
+      <w:rPr>
+        <w:b/>
+        <w:bCs/>
+      </w:rPr>
+    </w:tblStylePr>
+    <w:tblStylePr w:type="band1Vert">
+      <w:tblPr/>
+      <w:tcPr>
+        <w:shd w:val="clear" w:color="auto" w:fill="EADDF6" w:themeFill="accent2" w:themeFillTint="33"/>
+      </w:tcPr>
+    </w:tblStylePr>
+    <w:tblStylePr w:type="band1Horz">
+      <w:tblPr/>
+      <w:tcPr>
+        <w:shd w:val="clear" w:color="auto" w:fill="EADDF6" w:themeFill="accent2" w:themeFillTint="33"/>
+      </w:tcPr>
+    </w:tblStylePr>
+  </w:style>
 </w:styles>
 </file>
 
@@ -22322,9 +26056,11 @@
   </w:compat>
   <w:rsids>
     <w:rsidRoot w:val="00B435E7"/>
+    <w:rsid w:val="00454086"/>
     <w:rsid w:val="005B45A6"/>
     <w:rsid w:val="007948F8"/>
     <w:rsid w:val="007C0F66"/>
+    <w:rsid w:val="008929A1"/>
     <w:rsid w:val="00B435E7"/>
     <w:rsid w:val="00B91AD5"/>
     <w:rsid w:val="00C42AA6"/>

--- a/SONAURA.docx
+++ b/SONAURA.docx
@@ -7443,9 +7443,9 @@
           <w:szCs w:val="24"/>
         </w:rPr>
         <w:drawing>
-          <wp:inline distT="0" distB="0" distL="0" distR="0" wp14:anchorId="39A8B3D5" wp14:editId="790CF9C2">
-            <wp:extent cx="5778500" cy="3380531"/>
-            <wp:effectExtent l="0" t="0" r="0" b="0"/>
+          <wp:inline distT="0" distB="0" distL="0" distR="0" wp14:anchorId="39A8B3D5" wp14:editId="4F9CCE20">
+            <wp:extent cx="5538158" cy="3239926"/>
+            <wp:effectExtent l="0" t="0" r="5715" b="0"/>
             <wp:docPr id="1403864523" name="Imagen 7" descr="Esquemático&#10;&#10;El contenido generado por IA puede ser incorrecto."/>
             <wp:cNvGraphicFramePr>
               <a:graphicFrameLocks xmlns:a="http://schemas.openxmlformats.org/drawingml/2006/main" noChangeAspect="1"/>
@@ -7472,7 +7472,7 @@
                   <pic:spPr>
                     <a:xfrm>
                       <a:off x="0" y="0"/>
-                      <a:ext cx="5781929" cy="3382537"/>
+                      <a:ext cx="5579650" cy="3264200"/>
                     </a:xfrm>
                     <a:prstGeom prst="rect">
                       <a:avLst/>
@@ -7487,23 +7487,87 @@
     </w:p>
     <w:p>
       <w:pPr>
+        <w:pStyle w:val="TTULODEAPARTADOS"/>
+        <w:rPr>
+          <w:rStyle w:val="nfasissutil"/>
+          <w:rFonts w:asciiTheme="minorHAnsi" w:hAnsiTheme="minorHAnsi"/>
+          <w:b w:val="0"/>
+          <w:bCs/>
+          <w:i/>
+          <w:iCs/>
+          <w:sz w:val="18"/>
+          <w:szCs w:val="18"/>
+        </w:rPr>
+      </w:pPr>
+      <w:proofErr w:type="gramStart"/>
+      <w:r>
+        <w:rPr>
+          <w:rStyle w:val="nfasissutil"/>
+          <w:rFonts w:asciiTheme="minorHAnsi" w:hAnsiTheme="minorHAnsi"/>
+          <w:b w:val="0"/>
+          <w:bCs/>
+          <w:i/>
+          <w:iCs/>
+          <w:sz w:val="18"/>
+          <w:szCs w:val="18"/>
+        </w:rPr>
+        <w:t>Link</w:t>
+      </w:r>
+      <w:proofErr w:type="gramEnd"/>
+      <w:r>
+        <w:rPr>
+          <w:rStyle w:val="nfasissutil"/>
+          <w:rFonts w:asciiTheme="minorHAnsi" w:hAnsiTheme="minorHAnsi"/>
+          <w:b w:val="0"/>
+          <w:bCs/>
+          <w:i/>
+          <w:iCs/>
+          <w:sz w:val="18"/>
+          <w:szCs w:val="18"/>
+        </w:rPr>
+        <w:t xml:space="preserve"> de drive con diagrama BBDD</w:t>
+      </w:r>
+    </w:p>
+    <w:p>
+      <w:pPr>
         <w:rPr>
           <w:rStyle w:val="nfasissutil"/>
           <w:rFonts w:asciiTheme="majorHAnsi" w:eastAsiaTheme="majorEastAsia" w:hAnsiTheme="majorHAnsi" w:cstheme="majorBidi"/>
-          <w:b/>
+          <w:bCs/>
           <w:i w:val="0"/>
           <w:iCs w:val="0"/>
-          <w:sz w:val="24"/>
-          <w:szCs w:val="24"/>
-        </w:rPr>
-      </w:pPr>
-      <w:r>
-        <w:rPr>
-          <w:rStyle w:val="nfasissutil"/>
-          <w:szCs w:val="24"/>
-        </w:rPr>
-        <w:br w:type="page"/>
-      </w:r>
+          <w:szCs w:val="18"/>
+        </w:rPr>
+      </w:pPr>
+      <w:hyperlink r:id="rId22" w:history="1">
+        <w:r>
+          <w:rPr>
+            <w:rStyle w:val="Hipervnculo"/>
+            <w:rFonts w:asciiTheme="majorHAnsi" w:eastAsiaTheme="majorEastAsia" w:hAnsiTheme="majorHAnsi" w:cstheme="majorBidi"/>
+            <w:bCs/>
+            <w:szCs w:val="18"/>
+          </w:rPr>
+          <w:t>https://drive.google.com/drive/folders/1QC28_FXTq0kpr53JBKni_k3u80SIe-ah</w:t>
+        </w:r>
+        <w:r>
+          <w:rPr>
+            <w:rStyle w:val="Hipervnculo"/>
+            <w:rFonts w:asciiTheme="majorHAnsi" w:eastAsiaTheme="majorEastAsia" w:hAnsiTheme="majorHAnsi" w:cstheme="majorBidi"/>
+            <w:bCs/>
+            <w:szCs w:val="18"/>
+          </w:rPr>
+          <w:t>?</w:t>
+        </w:r>
+        <w:r>
+          <w:rPr>
+            <w:rStyle w:val="Hipervnculo"/>
+            <w:rFonts w:asciiTheme="majorHAnsi" w:eastAsiaTheme="majorEastAsia" w:hAnsiTheme="majorHAnsi" w:cstheme="majorBidi"/>
+            <w:bCs/>
+            <w:szCs w:val="18"/>
+          </w:rPr>
+          <w:t>usp=drive_link</w:t>
+        </w:r>
+      </w:hyperlink>
     </w:p>
     <w:p>
       <w:pPr>
@@ -10524,34 +10588,38 @@
     </w:p>
     <w:tbl>
       <w:tblPr>
-        <w:tblStyle w:val="Tablaconcuadrcula"/>
-        <w:tblW w:w="10065" w:type="dxa"/>
+        <w:tblStyle w:val="Tablaconcuadrcula6concolores-nfasis2"/>
+        <w:tblW w:w="10206" w:type="dxa"/>
         <w:tblInd w:w="-572" w:type="dxa"/>
         <w:tblLook w:val="04A0" w:firstRow="1" w:lastRow="0" w:firstColumn="1" w:lastColumn="0" w:noHBand="0" w:noVBand="1"/>
       </w:tblPr>
       <w:tblGrid>
-        <w:gridCol w:w="5558"/>
-        <w:gridCol w:w="4507"/>
+        <w:gridCol w:w="6130"/>
+        <w:gridCol w:w="4076"/>
       </w:tblGrid>
       <w:tr>
         <w:trPr>
+          <w:cnfStyle w:val="100000000000" w:firstRow="1" w:lastRow="0" w:firstColumn="0" w:lastColumn="0" w:oddVBand="0" w:evenVBand="0" w:oddHBand="0" w:evenHBand="0" w:firstRowFirstColumn="0" w:firstRowLastColumn="0" w:lastRowFirstColumn="0" w:lastRowLastColumn="0"/>
           <w:trHeight w:val="358"/>
         </w:trPr>
         <w:tc>
           <w:tcPr>
-            <w:tcW w:w="5558" w:type="dxa"/>
+            <w:cnfStyle w:val="001000000000" w:firstRow="0" w:lastRow="0" w:firstColumn="1" w:lastColumn="0" w:oddVBand="0" w:evenVBand="0" w:oddHBand="0" w:evenHBand="0" w:firstRowFirstColumn="0" w:firstRowLastColumn="0" w:lastRowFirstColumn="0" w:lastRowLastColumn="0"/>
+            <w:tcW w:w="6130" w:type="dxa"/>
           </w:tcPr>
           <w:p>
             <w:pPr>
               <w:rPr>
-                <w:b/>
-                <w:bCs/>
+                <w:b w:val="0"/>
+                <w:bCs w:val="0"/>
+                <w:color w:val="404040" w:themeColor="text1" w:themeTint="BF"/>
                 <w:sz w:val="24"/>
               </w:rPr>
             </w:pPr>
             <w:r>
               <w:rPr>
                 <w:rStyle w:val="Textoennegrita"/>
+                <w:color w:val="404040" w:themeColor="text1" w:themeTint="BF"/>
               </w:rPr>
               <w:t>Agente Humano</w:t>
             </w:r>
@@ -10562,25 +10630,29 @@
                 <w:rStyle w:val="nfasissutil"/>
                 <w:i w:val="0"/>
                 <w:iCs w:val="0"/>
-                <w:color w:val="auto"/>
+                <w:color w:val="404040" w:themeColor="text1" w:themeTint="BF"/>
               </w:rPr>
             </w:pPr>
           </w:p>
         </w:tc>
         <w:tc>
           <w:tcPr>
-            <w:tcW w:w="4507" w:type="dxa"/>
+            <w:tcW w:w="4076" w:type="dxa"/>
           </w:tcPr>
           <w:p>
             <w:pPr>
+              <w:cnfStyle w:val="100000000000" w:firstRow="1" w:lastRow="0" w:firstColumn="0" w:lastColumn="0" w:oddVBand="0" w:evenVBand="0" w:oddHBand="0" w:evenHBand="0" w:firstRowFirstColumn="0" w:firstRowLastColumn="0" w:lastRowFirstColumn="0" w:lastRowLastColumn="0"/>
               <w:rPr>
                 <w:rStyle w:val="nfasissutil"/>
                 <w:i w:val="0"/>
                 <w:iCs w:val="0"/>
-                <w:color w:val="auto"/>
+                <w:color w:val="404040" w:themeColor="text1" w:themeTint="BF"/>
               </w:rPr>
             </w:pPr>
             <w:r>
+              <w:rPr>
+                <w:color w:val="404040" w:themeColor="text1" w:themeTint="BF"/>
+              </w:rPr>
               <w:t>Casos de Prueba Relacionados</w:t>
             </w:r>
           </w:p>
@@ -10588,11 +10660,13 @@
       </w:tr>
       <w:tr>
         <w:trPr>
+          <w:cnfStyle w:val="000000100000" w:firstRow="0" w:lastRow="0" w:firstColumn="0" w:lastColumn="0" w:oddVBand="0" w:evenVBand="0" w:oddHBand="1" w:evenHBand="0" w:firstRowFirstColumn="0" w:firstRowLastColumn="0" w:lastRowFirstColumn="0" w:lastRowLastColumn="0"/>
           <w:trHeight w:val="1456"/>
         </w:trPr>
         <w:tc>
           <w:tcPr>
-            <w:tcW w:w="5558" w:type="dxa"/>
+            <w:cnfStyle w:val="001000000000" w:firstRow="0" w:lastRow="0" w:firstColumn="1" w:lastColumn="0" w:oddVBand="0" w:evenVBand="0" w:oddHBand="0" w:evenHBand="0" w:firstRowFirstColumn="0" w:firstRowLastColumn="0" w:lastRowFirstColumn="0" w:lastRowLastColumn="0"/>
+            <w:tcW w:w="6130" w:type="dxa"/>
           </w:tcPr>
           <w:p>
             <w:pPr>
@@ -10600,60 +10674,91 @@
                 <w:rStyle w:val="nfasissutil"/>
                 <w:i w:val="0"/>
                 <w:iCs w:val="0"/>
-                <w:color w:val="auto"/>
+                <w:color w:val="404040" w:themeColor="text1" w:themeTint="BF"/>
               </w:rPr>
             </w:pPr>
             <w:r>
+              <w:rPr>
+                <w:color w:val="404040" w:themeColor="text1" w:themeTint="BF"/>
+              </w:rPr>
               <w:t>Usuario Registrado</w:t>
             </w:r>
           </w:p>
         </w:tc>
         <w:tc>
           <w:tcPr>
-            <w:tcW w:w="4507" w:type="dxa"/>
+            <w:tcW w:w="4076" w:type="dxa"/>
           </w:tcPr>
           <w:p>
             <w:pPr>
+              <w:cnfStyle w:val="000000100000" w:firstRow="0" w:lastRow="0" w:firstColumn="0" w:lastColumn="0" w:oddVBand="0" w:evenVBand="0" w:oddHBand="1" w:evenHBand="0" w:firstRowFirstColumn="0" w:firstRowLastColumn="0" w:lastRowFirstColumn="0" w:lastRowLastColumn="0"/>
               <w:rPr>
                 <w:rStyle w:val="nfasissutil"/>
                 <w:i w:val="0"/>
                 <w:iCs w:val="0"/>
-                <w:color w:val="auto"/>
+                <w:color w:val="404040" w:themeColor="text1" w:themeTint="BF"/>
               </w:rPr>
             </w:pPr>
             <w:r>
+              <w:rPr>
+                <w:color w:val="404040" w:themeColor="text1" w:themeTint="BF"/>
+              </w:rPr>
               <w:t xml:space="preserve">- </w:t>
             </w:r>
             <w:proofErr w:type="spellStart"/>
             <w:r>
+              <w:rPr>
+                <w:color w:val="404040" w:themeColor="text1" w:themeTint="BF"/>
+              </w:rPr>
               <w:t>Login</w:t>
             </w:r>
             <w:proofErr w:type="spellEnd"/>
             <w:r>
+              <w:rPr>
+                <w:color w:val="404040" w:themeColor="text1" w:themeTint="BF"/>
+              </w:rPr>
               <w:t xml:space="preserve"> exitoso y con errores </w:t>
             </w:r>
             <w:r>
+              <w:rPr>
+                <w:color w:val="404040" w:themeColor="text1" w:themeTint="BF"/>
+              </w:rPr>
               <w:br/>
               <w:t>- Cambio de contraseña (desde cuenta o con código)</w:t>
             </w:r>
             <w:r>
+              <w:rPr>
+                <w:color w:val="404040" w:themeColor="text1" w:themeTint="BF"/>
+              </w:rPr>
               <w:br/>
               <w:t>- Edición de perfil</w:t>
             </w:r>
             <w:r>
+              <w:rPr>
+                <w:color w:val="404040" w:themeColor="text1" w:themeTint="BF"/>
+              </w:rPr>
               <w:br/>
               <w:t xml:space="preserve">- </w:t>
             </w:r>
             <w:proofErr w:type="spellStart"/>
             <w:r>
+              <w:rPr>
+                <w:color w:val="404040" w:themeColor="text1" w:themeTint="BF"/>
+              </w:rPr>
               <w:t>Logout</w:t>
             </w:r>
             <w:proofErr w:type="spellEnd"/>
             <w:r>
+              <w:rPr>
+                <w:color w:val="404040" w:themeColor="text1" w:themeTint="BF"/>
+              </w:rPr>
               <w:br/>
               <w:t>- Acceso a contenido exclusivo (si es premium)</w:t>
             </w:r>
             <w:r>
+              <w:rPr>
+                <w:color w:val="404040" w:themeColor="text1" w:themeTint="BF"/>
+              </w:rPr>
               <w:br/>
               <w:t>- Eliminar cuenta</w:t>
             </w:r>
@@ -10666,7 +10771,8 @@
         </w:trPr>
         <w:tc>
           <w:tcPr>
-            <w:tcW w:w="5558" w:type="dxa"/>
+            <w:cnfStyle w:val="001000000000" w:firstRow="0" w:lastRow="0" w:firstColumn="1" w:lastColumn="0" w:oddVBand="0" w:evenVBand="0" w:oddHBand="0" w:evenHBand="0" w:firstRowFirstColumn="0" w:firstRowLastColumn="0" w:lastRowFirstColumn="0" w:lastRowLastColumn="0"/>
+            <w:tcW w:w="6130" w:type="dxa"/>
           </w:tcPr>
           <w:p>
             <w:pPr>
@@ -10674,40 +10780,56 @@
                 <w:rStyle w:val="nfasissutil"/>
                 <w:i w:val="0"/>
                 <w:iCs w:val="0"/>
-                <w:color w:val="auto"/>
+                <w:color w:val="404040" w:themeColor="text1" w:themeTint="BF"/>
               </w:rPr>
             </w:pPr>
             <w:r>
+              <w:rPr>
+                <w:color w:val="404040" w:themeColor="text1" w:themeTint="BF"/>
+              </w:rPr>
               <w:t>Usuario No Registrado</w:t>
             </w:r>
           </w:p>
         </w:tc>
         <w:tc>
           <w:tcPr>
-            <w:tcW w:w="4507" w:type="dxa"/>
+            <w:tcW w:w="4076" w:type="dxa"/>
           </w:tcPr>
           <w:p>
             <w:pPr>
+              <w:cnfStyle w:val="000000000000" w:firstRow="0" w:lastRow="0" w:firstColumn="0" w:lastColumn="0" w:oddVBand="0" w:evenVBand="0" w:oddHBand="0" w:evenHBand="0" w:firstRowFirstColumn="0" w:firstRowLastColumn="0" w:lastRowFirstColumn="0" w:lastRowLastColumn="0"/>
               <w:rPr>
                 <w:rStyle w:val="nfasissutil"/>
                 <w:i w:val="0"/>
                 <w:iCs w:val="0"/>
-                <w:color w:val="auto"/>
+                <w:color w:val="404040" w:themeColor="text1" w:themeTint="BF"/>
               </w:rPr>
             </w:pPr>
             <w:r>
+              <w:rPr>
+                <w:color w:val="404040" w:themeColor="text1" w:themeTint="BF"/>
+              </w:rPr>
               <w:t xml:space="preserve">- Registro de usuario (éxito y errores) </w:t>
             </w:r>
             <w:r>
+              <w:rPr>
+                <w:color w:val="404040" w:themeColor="text1" w:themeTint="BF"/>
+              </w:rPr>
               <w:br/>
               <w:t xml:space="preserve">- Intento de valorar o comentar (redirigido a </w:t>
             </w:r>
             <w:proofErr w:type="spellStart"/>
             <w:r>
+              <w:rPr>
+                <w:color w:val="404040" w:themeColor="text1" w:themeTint="BF"/>
+              </w:rPr>
               <w:t>login</w:t>
             </w:r>
             <w:proofErr w:type="spellEnd"/>
             <w:r>
+              <w:rPr>
+                <w:color w:val="404040" w:themeColor="text1" w:themeTint="BF"/>
+              </w:rPr>
               <w:t>)</w:t>
             </w:r>
           </w:p>
@@ -10715,11 +10837,13 @@
       </w:tr>
       <w:tr>
         <w:trPr>
+          <w:cnfStyle w:val="000000100000" w:firstRow="0" w:lastRow="0" w:firstColumn="0" w:lastColumn="0" w:oddVBand="0" w:evenVBand="0" w:oddHBand="1" w:evenHBand="0" w:firstRowFirstColumn="0" w:firstRowLastColumn="0" w:lastRowFirstColumn="0" w:lastRowLastColumn="0"/>
           <w:trHeight w:val="548"/>
         </w:trPr>
         <w:tc>
           <w:tcPr>
-            <w:tcW w:w="5558" w:type="dxa"/>
+            <w:cnfStyle w:val="001000000000" w:firstRow="0" w:lastRow="0" w:firstColumn="1" w:lastColumn="0" w:oddVBand="0" w:evenVBand="0" w:oddHBand="0" w:evenHBand="0" w:firstRowFirstColumn="0" w:firstRowLastColumn="0" w:lastRowFirstColumn="0" w:lastRowLastColumn="0"/>
+            <w:tcW w:w="6130" w:type="dxa"/>
           </w:tcPr>
           <w:p>
             <w:pPr>
@@ -10727,28 +10851,35 @@
                 <w:rStyle w:val="nfasissutil"/>
                 <w:i w:val="0"/>
                 <w:iCs w:val="0"/>
-                <w:color w:val="auto"/>
+                <w:color w:val="404040" w:themeColor="text1" w:themeTint="BF"/>
               </w:rPr>
             </w:pPr>
             <w:r>
+              <w:rPr>
+                <w:color w:val="404040" w:themeColor="text1" w:themeTint="BF"/>
+              </w:rPr>
               <w:t>Usuario No Autenticado</w:t>
             </w:r>
           </w:p>
         </w:tc>
         <w:tc>
           <w:tcPr>
-            <w:tcW w:w="4507" w:type="dxa"/>
+            <w:tcW w:w="4076" w:type="dxa"/>
           </w:tcPr>
           <w:p>
             <w:pPr>
+              <w:cnfStyle w:val="000000100000" w:firstRow="0" w:lastRow="0" w:firstColumn="0" w:lastColumn="0" w:oddVBand="0" w:evenVBand="0" w:oddHBand="1" w:evenHBand="0" w:firstRowFirstColumn="0" w:firstRowLastColumn="0" w:lastRowFirstColumn="0" w:lastRowLastColumn="0"/>
               <w:rPr>
                 <w:rStyle w:val="nfasissutil"/>
                 <w:i w:val="0"/>
                 <w:iCs w:val="0"/>
-                <w:color w:val="auto"/>
+                <w:color w:val="404040" w:themeColor="text1" w:themeTint="BF"/>
               </w:rPr>
             </w:pPr>
             <w:r>
+              <w:rPr>
+                <w:color w:val="404040" w:themeColor="text1" w:themeTint="BF"/>
+              </w:rPr>
               <w:t>- Intento de acceso a vistas protegidas (valoración/comentarios, contenidos premium)</w:t>
             </w:r>
           </w:p>
@@ -10760,7 +10891,8 @@
         </w:trPr>
         <w:tc>
           <w:tcPr>
-            <w:tcW w:w="5558" w:type="dxa"/>
+            <w:cnfStyle w:val="001000000000" w:firstRow="0" w:lastRow="0" w:firstColumn="1" w:lastColumn="0" w:oddVBand="0" w:evenVBand="0" w:oddHBand="0" w:evenHBand="0" w:firstRowFirstColumn="0" w:firstRowLastColumn="0" w:lastRowFirstColumn="0" w:lastRowLastColumn="0"/>
+            <w:tcW w:w="6130" w:type="dxa"/>
           </w:tcPr>
           <w:p>
             <w:pPr>
@@ -10768,36 +10900,49 @@
                 <w:rStyle w:val="nfasissutil"/>
                 <w:i w:val="0"/>
                 <w:iCs w:val="0"/>
-                <w:color w:val="auto"/>
+                <w:color w:val="404040" w:themeColor="text1" w:themeTint="BF"/>
               </w:rPr>
             </w:pPr>
             <w:r>
+              <w:rPr>
+                <w:color w:val="404040" w:themeColor="text1" w:themeTint="BF"/>
+              </w:rPr>
               <w:t>Usuario Premium</w:t>
             </w:r>
           </w:p>
         </w:tc>
         <w:tc>
           <w:tcPr>
-            <w:tcW w:w="4507" w:type="dxa"/>
+            <w:tcW w:w="4076" w:type="dxa"/>
           </w:tcPr>
           <w:p>
             <w:pPr>
+              <w:cnfStyle w:val="000000000000" w:firstRow="0" w:lastRow="0" w:firstColumn="0" w:lastColumn="0" w:oddVBand="0" w:evenVBand="0" w:oddHBand="0" w:evenHBand="0" w:firstRowFirstColumn="0" w:firstRowLastColumn="0" w:lastRowFirstColumn="0" w:lastRowLastColumn="0"/>
               <w:rPr>
                 <w:rStyle w:val="nfasissutil"/>
                 <w:i w:val="0"/>
                 <w:iCs w:val="0"/>
-                <w:color w:val="auto"/>
+                <w:color w:val="404040" w:themeColor="text1" w:themeTint="BF"/>
               </w:rPr>
             </w:pPr>
             <w:r>
+              <w:rPr>
+                <w:color w:val="404040" w:themeColor="text1" w:themeTint="BF"/>
+              </w:rPr>
               <w:t xml:space="preserve">- Acceso exitoso a contenidos </w:t>
             </w:r>
             <w:proofErr w:type="spellStart"/>
             <w:r>
+              <w:rPr>
+                <w:color w:val="404040" w:themeColor="text1" w:themeTint="BF"/>
+              </w:rPr>
               <w:t>es_exclusivo</w:t>
             </w:r>
             <w:proofErr w:type="spellEnd"/>
             <w:r>
+              <w:rPr>
+                <w:color w:val="404040" w:themeColor="text1" w:themeTint="BF"/>
+              </w:rPr>
               <w:t xml:space="preserve"> = True y vistas premium</w:t>
             </w:r>
           </w:p>
@@ -10805,35 +10950,63 @@
       </w:tr>
       <w:tr>
         <w:trPr>
+          <w:cnfStyle w:val="000000100000" w:firstRow="0" w:lastRow="0" w:firstColumn="0" w:lastColumn="0" w:oddVBand="0" w:evenVBand="0" w:oddHBand="1" w:evenHBand="0" w:firstRowFirstColumn="0" w:firstRowLastColumn="0" w:lastRowFirstColumn="0" w:lastRowLastColumn="0"/>
           <w:trHeight w:val="548"/>
         </w:trPr>
         <w:tc>
           <w:tcPr>
-            <w:tcW w:w="5558" w:type="dxa"/>
+            <w:cnfStyle w:val="001000000000" w:firstRow="0" w:lastRow="0" w:firstColumn="1" w:lastColumn="0" w:oddVBand="0" w:evenVBand="0" w:oddHBand="0" w:evenHBand="0" w:firstRowFirstColumn="0" w:firstRowLastColumn="0" w:lastRowFirstColumn="0" w:lastRowLastColumn="0"/>
+            <w:tcW w:w="6130" w:type="dxa"/>
           </w:tcPr>
           <w:p>
-            <w:r>
+            <w:pPr>
+              <w:rPr>
+                <w:color w:val="404040" w:themeColor="text1" w:themeTint="BF"/>
+              </w:rPr>
+            </w:pPr>
+            <w:r>
+              <w:rPr>
+                <w:color w:val="404040" w:themeColor="text1" w:themeTint="BF"/>
+              </w:rPr>
               <w:t>Usuario No Premium</w:t>
             </w:r>
           </w:p>
         </w:tc>
         <w:tc>
           <w:tcPr>
-            <w:tcW w:w="4507" w:type="dxa"/>
+            <w:tcW w:w="4076" w:type="dxa"/>
           </w:tcPr>
           <w:p>
-            <w:r>
+            <w:pPr>
+              <w:cnfStyle w:val="000000100000" w:firstRow="0" w:lastRow="0" w:firstColumn="0" w:lastColumn="0" w:oddVBand="0" w:evenVBand="0" w:oddHBand="1" w:evenHBand="0" w:firstRowFirstColumn="0" w:firstRowLastColumn="0" w:lastRowFirstColumn="0" w:lastRowLastColumn="0"/>
+              <w:rPr>
+                <w:color w:val="404040" w:themeColor="text1" w:themeTint="BF"/>
+              </w:rPr>
+            </w:pPr>
+            <w:r>
+              <w:rPr>
+                <w:color w:val="404040" w:themeColor="text1" w:themeTint="BF"/>
+              </w:rPr>
               <w:t xml:space="preserve">- Acceso restringido a </w:t>
             </w:r>
             <w:proofErr w:type="spellStart"/>
             <w:r>
+              <w:rPr>
+                <w:color w:val="404040" w:themeColor="text1" w:themeTint="BF"/>
+              </w:rPr>
               <w:t>Contenido.es_exclusivo</w:t>
             </w:r>
             <w:proofErr w:type="spellEnd"/>
             <w:r>
+              <w:rPr>
+                <w:color w:val="404040" w:themeColor="text1" w:themeTint="BF"/>
+              </w:rPr>
               <w:t xml:space="preserve"> = True </w:t>
             </w:r>
             <w:r>
+              <w:rPr>
+                <w:color w:val="404040" w:themeColor="text1" w:themeTint="BF"/>
+              </w:rPr>
               <w:br/>
               <w:t>- Redirección a premium.html con mensaje</w:t>
             </w:r>
@@ -10846,52 +11019,94 @@
         </w:trPr>
         <w:tc>
           <w:tcPr>
-            <w:tcW w:w="5558" w:type="dxa"/>
+            <w:cnfStyle w:val="001000000000" w:firstRow="0" w:lastRow="0" w:firstColumn="1" w:lastColumn="0" w:oddVBand="0" w:evenVBand="0" w:oddHBand="0" w:evenHBand="0" w:firstRowFirstColumn="0" w:firstRowLastColumn="0" w:lastRowFirstColumn="0" w:lastRowLastColumn="0"/>
+            <w:tcW w:w="6130" w:type="dxa"/>
           </w:tcPr>
           <w:p>
+            <w:pPr>
+              <w:rPr>
+                <w:color w:val="404040" w:themeColor="text1" w:themeTint="BF"/>
+              </w:rPr>
+            </w:pPr>
             <w:proofErr w:type="spellStart"/>
             <w:r>
+              <w:rPr>
+                <w:color w:val="404040" w:themeColor="text1" w:themeTint="BF"/>
+              </w:rPr>
               <w:t>Tester</w:t>
             </w:r>
             <w:proofErr w:type="spellEnd"/>
             <w:r>
+              <w:rPr>
+                <w:color w:val="404040" w:themeColor="text1" w:themeTint="BF"/>
+              </w:rPr>
               <w:t xml:space="preserve"> (QA)</w:t>
             </w:r>
           </w:p>
         </w:tc>
         <w:tc>
           <w:tcPr>
-            <w:tcW w:w="4507" w:type="dxa"/>
+            <w:tcW w:w="4076" w:type="dxa"/>
           </w:tcPr>
           <w:p>
-            <w:r>
+            <w:pPr>
+              <w:cnfStyle w:val="000000000000" w:firstRow="0" w:lastRow="0" w:firstColumn="0" w:lastColumn="0" w:oddVBand="0" w:evenVBand="0" w:oddHBand="0" w:evenHBand="0" w:firstRowFirstColumn="0" w:firstRowLastColumn="0" w:lastRowFirstColumn="0" w:lastRowLastColumn="0"/>
+              <w:rPr>
+                <w:color w:val="404040" w:themeColor="text1" w:themeTint="BF"/>
+              </w:rPr>
+            </w:pPr>
+            <w:r>
+              <w:rPr>
+                <w:color w:val="404040" w:themeColor="text1" w:themeTint="BF"/>
+              </w:rPr>
               <w:t xml:space="preserve">- Validaciones en </w:t>
             </w:r>
             <w:proofErr w:type="spellStart"/>
             <w:r>
+              <w:rPr>
+                <w:color w:val="404040" w:themeColor="text1" w:themeTint="BF"/>
+              </w:rPr>
               <w:t>frontend</w:t>
             </w:r>
             <w:proofErr w:type="spellEnd"/>
             <w:r>
+              <w:rPr>
+                <w:color w:val="404040" w:themeColor="text1" w:themeTint="BF"/>
+              </w:rPr>
               <w:t xml:space="preserve"> </w:t>
             </w:r>
             <w:r>
+              <w:rPr>
+                <w:color w:val="404040" w:themeColor="text1" w:themeTint="BF"/>
+              </w:rPr>
               <w:br/>
               <w:t xml:space="preserve">- Validación de formularios móviles </w:t>
             </w:r>
             <w:r>
+              <w:rPr>
+                <w:color w:val="404040" w:themeColor="text1" w:themeTint="BF"/>
+              </w:rPr>
               <w:br/>
               <w:t xml:space="preserve">- Pruebas de seguridad </w:t>
             </w:r>
             <w:r>
+              <w:rPr>
+                <w:color w:val="404040" w:themeColor="text1" w:themeTint="BF"/>
+              </w:rPr>
               <w:br/>
               <w:t>- Validación de mensajes claros</w:t>
             </w:r>
             <w:r>
+              <w:rPr>
+                <w:color w:val="404040" w:themeColor="text1" w:themeTint="BF"/>
+              </w:rPr>
               <w:br/>
               <w:t xml:space="preserve">- Inyección SQL </w:t>
             </w:r>
             <w:r>
+              <w:rPr>
+                <w:color w:val="404040" w:themeColor="text1" w:themeTint="BF"/>
+              </w:rPr>
               <w:br/>
               <w:t>- Confirmación de hash de contraseñas</w:t>
             </w:r>
@@ -10917,34 +11132,38 @@
     </w:p>
     <w:tbl>
       <w:tblPr>
-        <w:tblStyle w:val="Tablaconcuadrcula"/>
-        <w:tblW w:w="10085" w:type="dxa"/>
+        <w:tblStyle w:val="Tablaconcuadrcula6concolores-nfasis2"/>
+        <w:tblW w:w="10065" w:type="dxa"/>
         <w:tblInd w:w="-572" w:type="dxa"/>
         <w:tblLook w:val="04A0" w:firstRow="1" w:lastRow="0" w:firstColumn="1" w:lastColumn="0" w:noHBand="0" w:noVBand="1"/>
       </w:tblPr>
       <w:tblGrid>
-        <w:gridCol w:w="4898"/>
-        <w:gridCol w:w="5187"/>
+        <w:gridCol w:w="5470"/>
+        <w:gridCol w:w="4595"/>
       </w:tblGrid>
       <w:tr>
         <w:trPr>
+          <w:cnfStyle w:val="100000000000" w:firstRow="1" w:lastRow="0" w:firstColumn="0" w:lastColumn="0" w:oddVBand="0" w:evenVBand="0" w:oddHBand="0" w:evenHBand="0" w:firstRowFirstColumn="0" w:firstRowLastColumn="0" w:lastRowFirstColumn="0" w:lastRowLastColumn="0"/>
           <w:trHeight w:val="552"/>
         </w:trPr>
         <w:tc>
           <w:tcPr>
-            <w:tcW w:w="4898" w:type="dxa"/>
+            <w:cnfStyle w:val="001000000000" w:firstRow="0" w:lastRow="0" w:firstColumn="1" w:lastColumn="0" w:oddVBand="0" w:evenVBand="0" w:oddHBand="0" w:evenHBand="0" w:firstRowFirstColumn="0" w:firstRowLastColumn="0" w:lastRowFirstColumn="0" w:lastRowLastColumn="0"/>
+            <w:tcW w:w="5470" w:type="dxa"/>
           </w:tcPr>
           <w:p>
             <w:pPr>
               <w:rPr>
-                <w:b/>
-                <w:bCs/>
+                <w:b w:val="0"/>
+                <w:bCs w:val="0"/>
+                <w:color w:val="404040" w:themeColor="text1" w:themeTint="BF"/>
                 <w:sz w:val="24"/>
               </w:rPr>
             </w:pPr>
             <w:r>
               <w:rPr>
                 <w:rStyle w:val="Textoennegrita"/>
+                <w:color w:val="404040" w:themeColor="text1" w:themeTint="BF"/>
               </w:rPr>
               <w:t>Agente del Sistema</w:t>
             </w:r>
@@ -10956,7 +11175,7 @@
                 <w:rStyle w:val="nfasissutil"/>
                 <w:i/>
                 <w:iCs/>
-                <w:color w:val="auto"/>
+                <w:color w:val="404040" w:themeColor="text1" w:themeTint="BF"/>
                 <w:sz w:val="20"/>
                 <w:szCs w:val="20"/>
               </w:rPr>
@@ -10965,16 +11184,17 @@
         </w:tc>
         <w:tc>
           <w:tcPr>
-            <w:tcW w:w="5187" w:type="dxa"/>
+            <w:tcW w:w="4595" w:type="dxa"/>
           </w:tcPr>
           <w:p>
             <w:pPr>
               <w:pStyle w:val="TTULODEAPARTADOS"/>
+              <w:cnfStyle w:val="100000000000" w:firstRow="1" w:lastRow="0" w:firstColumn="0" w:lastColumn="0" w:oddVBand="0" w:evenVBand="0" w:oddHBand="0" w:evenHBand="0" w:firstRowFirstColumn="0" w:firstRowLastColumn="0" w:lastRowFirstColumn="0" w:lastRowLastColumn="0"/>
               <w:rPr>
                 <w:rStyle w:val="nfasissutil"/>
                 <w:i/>
                 <w:iCs/>
-                <w:color w:val="auto"/>
+                <w:color w:val="404040" w:themeColor="text1" w:themeTint="BF"/>
                 <w:sz w:val="20"/>
                 <w:szCs w:val="20"/>
               </w:rPr>
@@ -10984,7 +11204,7 @@
                 <w:rStyle w:val="nfasissutil"/>
                 <w:i/>
                 <w:iCs/>
-                <w:color w:val="auto"/>
+                <w:color w:val="404040" w:themeColor="text1" w:themeTint="BF"/>
                 <w:sz w:val="20"/>
                 <w:szCs w:val="20"/>
               </w:rPr>
@@ -10996,11 +11216,13 @@
       </w:tr>
       <w:tr>
         <w:trPr>
+          <w:cnfStyle w:val="000000100000" w:firstRow="0" w:lastRow="0" w:firstColumn="0" w:lastColumn="0" w:oddVBand="0" w:evenVBand="0" w:oddHBand="1" w:evenHBand="0" w:firstRowFirstColumn="0" w:firstRowLastColumn="0" w:lastRowFirstColumn="0" w:lastRowLastColumn="0"/>
           <w:trHeight w:val="1341"/>
         </w:trPr>
         <w:tc>
           <w:tcPr>
-            <w:tcW w:w="4898" w:type="dxa"/>
+            <w:cnfStyle w:val="001000000000" w:firstRow="0" w:lastRow="0" w:firstColumn="1" w:lastColumn="0" w:oddVBand="0" w:evenVBand="0" w:oddHBand="0" w:evenHBand="0" w:firstRowFirstColumn="0" w:firstRowLastColumn="0" w:lastRowFirstColumn="0" w:lastRowLastColumn="0"/>
+            <w:tcW w:w="5470" w:type="dxa"/>
           </w:tcPr>
           <w:p>
             <w:pPr>
@@ -11008,13 +11230,14 @@
                 <w:rStyle w:val="nfasissutil"/>
                 <w:i w:val="0"/>
                 <w:iCs w:val="0"/>
-                <w:color w:val="auto"/>
+                <w:color w:val="404040" w:themeColor="text1" w:themeTint="BF"/>
                 <w:szCs w:val="18"/>
               </w:rPr>
             </w:pPr>
             <w:proofErr w:type="spellStart"/>
             <w:r>
               <w:rPr>
+                <w:color w:val="404040" w:themeColor="text1" w:themeTint="BF"/>
                 <w:szCs w:val="18"/>
               </w:rPr>
               <w:t>Frontend</w:t>
@@ -11024,20 +11247,21 @@
         </w:tc>
         <w:tc>
           <w:tcPr>
-            <w:tcW w:w="5187" w:type="dxa"/>
+            <w:tcW w:w="4595" w:type="dxa"/>
           </w:tcPr>
           <w:p>
             <w:pPr>
+              <w:cnfStyle w:val="000000100000" w:firstRow="0" w:lastRow="0" w:firstColumn="0" w:lastColumn="0" w:oddVBand="0" w:evenVBand="0" w:oddHBand="1" w:evenHBand="0" w:firstRowFirstColumn="0" w:firstRowLastColumn="0" w:lastRowFirstColumn="0" w:lastRowLastColumn="0"/>
               <w:rPr>
                 <w:rStyle w:val="nfasissutil"/>
-                <w:color w:val="auto"/>
+                <w:color w:val="404040" w:themeColor="text1" w:themeTint="BF"/>
                 <w:szCs w:val="18"/>
               </w:rPr>
             </w:pPr>
             <w:r>
               <w:rPr>
                 <w:rStyle w:val="nfasissutil"/>
-                <w:color w:val="auto"/>
+                <w:color w:val="404040" w:themeColor="text1" w:themeTint="BF"/>
                 <w:szCs w:val="18"/>
               </w:rPr>
               <w:t>- Validación de formularios (</w:t>
@@ -11046,7 +11270,7 @@
             <w:r>
               <w:rPr>
                 <w:rStyle w:val="nfasissutil"/>
-                <w:color w:val="auto"/>
+                <w:color w:val="404040" w:themeColor="text1" w:themeTint="BF"/>
                 <w:szCs w:val="18"/>
               </w:rPr>
               <w:t>login</w:t>
@@ -11055,7 +11279,7 @@
             <w:r>
               <w:rPr>
                 <w:rStyle w:val="nfasissutil"/>
-                <w:color w:val="auto"/>
+                <w:color w:val="404040" w:themeColor="text1" w:themeTint="BF"/>
                 <w:szCs w:val="18"/>
               </w:rPr>
               <w:t>, registro, cambio de contraseña)</w:t>
@@ -11063,16 +11287,17 @@
           </w:p>
           <w:p>
             <w:pPr>
+              <w:cnfStyle w:val="000000100000" w:firstRow="0" w:lastRow="0" w:firstColumn="0" w:lastColumn="0" w:oddVBand="0" w:evenVBand="0" w:oddHBand="1" w:evenHBand="0" w:firstRowFirstColumn="0" w:firstRowLastColumn="0" w:lastRowFirstColumn="0" w:lastRowLastColumn="0"/>
               <w:rPr>
                 <w:rStyle w:val="nfasissutil"/>
-                <w:color w:val="auto"/>
+                <w:color w:val="404040" w:themeColor="text1" w:themeTint="BF"/>
                 <w:szCs w:val="18"/>
               </w:rPr>
             </w:pPr>
             <w:r>
               <w:rPr>
                 <w:rStyle w:val="nfasissutil"/>
-                <w:color w:val="auto"/>
+                <w:color w:val="404040" w:themeColor="text1" w:themeTint="BF"/>
                 <w:szCs w:val="18"/>
               </w:rPr>
               <w:t>- Mostrar errores por campo</w:t>
@@ -11080,16 +11305,17 @@
           </w:p>
           <w:p>
             <w:pPr>
+              <w:cnfStyle w:val="000000100000" w:firstRow="0" w:lastRow="0" w:firstColumn="0" w:lastColumn="0" w:oddVBand="0" w:evenVBand="0" w:oddHBand="1" w:evenHBand="0" w:firstRowFirstColumn="0" w:firstRowLastColumn="0" w:lastRowFirstColumn="0" w:lastRowLastColumn="0"/>
               <w:rPr>
                 <w:rStyle w:val="nfasissutil"/>
-                <w:color w:val="auto"/>
+                <w:color w:val="404040" w:themeColor="text1" w:themeTint="BF"/>
                 <w:szCs w:val="18"/>
               </w:rPr>
             </w:pPr>
             <w:r>
               <w:rPr>
                 <w:rStyle w:val="nfasissutil"/>
-                <w:color w:val="auto"/>
+                <w:color w:val="404040" w:themeColor="text1" w:themeTint="BF"/>
                 <w:szCs w:val="18"/>
               </w:rPr>
               <w:t>- Evitar envío si hay campos vacíos</w:t>
@@ -11097,16 +11323,17 @@
           </w:p>
           <w:p>
             <w:pPr>
+              <w:cnfStyle w:val="000000100000" w:firstRow="0" w:lastRow="0" w:firstColumn="0" w:lastColumn="0" w:oddVBand="0" w:evenVBand="0" w:oddHBand="1" w:evenHBand="0" w:firstRowFirstColumn="0" w:firstRowLastColumn="0" w:lastRowFirstColumn="0" w:lastRowLastColumn="0"/>
               <w:rPr>
                 <w:rStyle w:val="nfasissutil"/>
-                <w:color w:val="auto"/>
+                <w:color w:val="404040" w:themeColor="text1" w:themeTint="BF"/>
                 <w:szCs w:val="18"/>
               </w:rPr>
             </w:pPr>
             <w:r>
               <w:rPr>
                 <w:rStyle w:val="nfasissutil"/>
-                <w:color w:val="auto"/>
+                <w:color w:val="404040" w:themeColor="text1" w:themeTint="BF"/>
                 <w:szCs w:val="18"/>
               </w:rPr>
               <w:t>- Adaptación móvil</w:t>
@@ -11114,18 +11341,19 @@
           </w:p>
           <w:p>
             <w:pPr>
+              <w:cnfStyle w:val="000000100000" w:firstRow="0" w:lastRow="0" w:firstColumn="0" w:lastColumn="0" w:oddVBand="0" w:evenVBand="0" w:oddHBand="1" w:evenHBand="0" w:firstRowFirstColumn="0" w:firstRowLastColumn="0" w:lastRowFirstColumn="0" w:lastRowLastColumn="0"/>
               <w:rPr>
                 <w:rStyle w:val="nfasissutil"/>
                 <w:i w:val="0"/>
                 <w:iCs w:val="0"/>
-                <w:color w:val="auto"/>
+                <w:color w:val="404040" w:themeColor="text1" w:themeTint="BF"/>
                 <w:szCs w:val="18"/>
               </w:rPr>
             </w:pPr>
             <w:r>
               <w:rPr>
                 <w:rStyle w:val="nfasissutil"/>
-                <w:color w:val="auto"/>
+                <w:color w:val="404040" w:themeColor="text1" w:themeTint="BF"/>
                 <w:szCs w:val="18"/>
               </w:rPr>
               <w:t>- Indicadores visuales de errores</w:t>
@@ -11139,7 +11367,8 @@
         </w:trPr>
         <w:tc>
           <w:tcPr>
-            <w:tcW w:w="4898" w:type="dxa"/>
+            <w:cnfStyle w:val="001000000000" w:firstRow="0" w:lastRow="0" w:firstColumn="1" w:lastColumn="0" w:oddVBand="0" w:evenVBand="0" w:oddHBand="0" w:evenHBand="0" w:firstRowFirstColumn="0" w:firstRowLastColumn="0" w:lastRowFirstColumn="0" w:lastRowLastColumn="0"/>
+            <w:tcW w:w="5470" w:type="dxa"/>
           </w:tcPr>
           <w:p>
             <w:pPr>
@@ -11147,13 +11376,14 @@
                 <w:rStyle w:val="nfasissutil"/>
                 <w:i w:val="0"/>
                 <w:iCs w:val="0"/>
-                <w:color w:val="auto"/>
+                <w:color w:val="404040" w:themeColor="text1" w:themeTint="BF"/>
                 <w:szCs w:val="18"/>
               </w:rPr>
             </w:pPr>
             <w:proofErr w:type="spellStart"/>
             <w:r>
               <w:rPr>
+                <w:color w:val="404040" w:themeColor="text1" w:themeTint="BF"/>
                 <w:szCs w:val="18"/>
               </w:rPr>
               <w:t>Backend</w:t>
@@ -11161,6 +11391,7 @@
             <w:proofErr w:type="spellEnd"/>
             <w:r>
               <w:rPr>
+                <w:color w:val="404040" w:themeColor="text1" w:themeTint="BF"/>
                 <w:szCs w:val="18"/>
               </w:rPr>
               <w:t xml:space="preserve"> (Django)</w:t>
@@ -11169,20 +11400,22 @@
         </w:tc>
         <w:tc>
           <w:tcPr>
-            <w:tcW w:w="5187" w:type="dxa"/>
+            <w:tcW w:w="4595" w:type="dxa"/>
           </w:tcPr>
           <w:p>
             <w:pPr>
+              <w:cnfStyle w:val="000000000000" w:firstRow="0" w:lastRow="0" w:firstColumn="0" w:lastColumn="0" w:oddVBand="0" w:evenVBand="0" w:oddHBand="0" w:evenHBand="0" w:firstRowFirstColumn="0" w:firstRowLastColumn="0" w:lastRowFirstColumn="0" w:lastRowLastColumn="0"/>
               <w:rPr>
                 <w:rStyle w:val="nfasissutil"/>
                 <w:i w:val="0"/>
                 <w:iCs w:val="0"/>
-                <w:color w:val="auto"/>
+                <w:color w:val="404040" w:themeColor="text1" w:themeTint="BF"/>
                 <w:szCs w:val="18"/>
               </w:rPr>
             </w:pPr>
             <w:r>
               <w:rPr>
+                <w:color w:val="404040" w:themeColor="text1" w:themeTint="BF"/>
                 <w:szCs w:val="18"/>
               </w:rPr>
               <w:t xml:space="preserve">- Validación y procesamiento de </w:t>
@@ -11190,6 +11423,7 @@
             <w:proofErr w:type="spellStart"/>
             <w:r>
               <w:rPr>
+                <w:color w:val="404040" w:themeColor="text1" w:themeTint="BF"/>
                 <w:szCs w:val="18"/>
               </w:rPr>
               <w:t>login</w:t>
@@ -11197,12 +11431,14 @@
             <w:proofErr w:type="spellEnd"/>
             <w:r>
               <w:rPr>
+                <w:color w:val="404040" w:themeColor="text1" w:themeTint="BF"/>
                 <w:szCs w:val="18"/>
               </w:rPr>
               <w:t>, registro, cambio/recuperación de contraseña</w:t>
             </w:r>
             <w:r>
               <w:rPr>
+                <w:color w:val="404040" w:themeColor="text1" w:themeTint="BF"/>
                 <w:szCs w:val="18"/>
               </w:rPr>
               <w:br/>
@@ -11210,6 +11446,7 @@
             </w:r>
             <w:r>
               <w:rPr>
+                <w:color w:val="404040" w:themeColor="text1" w:themeTint="BF"/>
                 <w:szCs w:val="18"/>
               </w:rPr>
               <w:br/>
@@ -11217,6 +11454,7 @@
             </w:r>
             <w:r>
               <w:rPr>
+                <w:color w:val="404040" w:themeColor="text1" w:themeTint="BF"/>
                 <w:szCs w:val="18"/>
               </w:rPr>
               <w:br/>
@@ -11224,6 +11462,7 @@
             </w:r>
             <w:r>
               <w:rPr>
+                <w:color w:val="404040" w:themeColor="text1" w:themeTint="BF"/>
                 <w:szCs w:val="18"/>
               </w:rPr>
               <w:br/>
@@ -11231,6 +11470,7 @@
             </w:r>
             <w:r>
               <w:rPr>
+                <w:color w:val="404040" w:themeColor="text1" w:themeTint="BF"/>
                 <w:szCs w:val="18"/>
               </w:rPr>
               <w:br/>
@@ -11241,11 +11481,13 @@
       </w:tr>
       <w:tr>
         <w:trPr>
+          <w:cnfStyle w:val="000000100000" w:firstRow="0" w:lastRow="0" w:firstColumn="0" w:lastColumn="0" w:oddVBand="0" w:evenVBand="0" w:oddHBand="1" w:evenHBand="0" w:firstRowFirstColumn="0" w:firstRowLastColumn="0" w:lastRowFirstColumn="0" w:lastRowLastColumn="0"/>
           <w:trHeight w:val="884"/>
         </w:trPr>
         <w:tc>
           <w:tcPr>
-            <w:tcW w:w="4898" w:type="dxa"/>
+            <w:cnfStyle w:val="001000000000" w:firstRow="0" w:lastRow="0" w:firstColumn="1" w:lastColumn="0" w:oddVBand="0" w:evenVBand="0" w:oddHBand="0" w:evenHBand="0" w:firstRowFirstColumn="0" w:firstRowLastColumn="0" w:lastRowFirstColumn="0" w:lastRowLastColumn="0"/>
+            <w:tcW w:w="5470" w:type="dxa"/>
           </w:tcPr>
           <w:p>
             <w:pPr>
@@ -11253,12 +11495,13 @@
                 <w:rStyle w:val="nfasissutil"/>
                 <w:i w:val="0"/>
                 <w:iCs w:val="0"/>
-                <w:color w:val="auto"/>
+                <w:color w:val="404040" w:themeColor="text1" w:themeTint="BF"/>
                 <w:szCs w:val="18"/>
               </w:rPr>
             </w:pPr>
             <w:r>
               <w:rPr>
+                <w:color w:val="404040" w:themeColor="text1" w:themeTint="BF"/>
                 <w:szCs w:val="18"/>
               </w:rPr>
               <w:t>Base de Datos</w:t>
@@ -11267,26 +11510,29 @@
         </w:tc>
         <w:tc>
           <w:tcPr>
-            <w:tcW w:w="5187" w:type="dxa"/>
+            <w:tcW w:w="4595" w:type="dxa"/>
           </w:tcPr>
           <w:p>
             <w:pPr>
+              <w:cnfStyle w:val="000000100000" w:firstRow="0" w:lastRow="0" w:firstColumn="0" w:lastColumn="0" w:oddVBand="0" w:evenVBand="0" w:oddHBand="1" w:evenHBand="0" w:firstRowFirstColumn="0" w:firstRowLastColumn="0" w:lastRowFirstColumn="0" w:lastRowLastColumn="0"/>
               <w:rPr>
                 <w:rStyle w:val="nfasissutil"/>
                 <w:i w:val="0"/>
                 <w:iCs w:val="0"/>
-                <w:color w:val="auto"/>
+                <w:color w:val="404040" w:themeColor="text1" w:themeTint="BF"/>
                 <w:szCs w:val="18"/>
               </w:rPr>
             </w:pPr>
             <w:r>
               <w:rPr>
+                <w:color w:val="404040" w:themeColor="text1" w:themeTint="BF"/>
                 <w:szCs w:val="18"/>
               </w:rPr>
               <w:t>- Almacenamiento de usuario</w:t>
             </w:r>
             <w:r>
               <w:rPr>
+                <w:color w:val="404040" w:themeColor="text1" w:themeTint="BF"/>
                 <w:szCs w:val="18"/>
               </w:rPr>
               <w:br/>
@@ -11294,6 +11540,7 @@
             </w:r>
             <w:r>
               <w:rPr>
+                <w:color w:val="404040" w:themeColor="text1" w:themeTint="BF"/>
                 <w:szCs w:val="18"/>
               </w:rPr>
               <w:br/>
@@ -11301,6 +11548,7 @@
             </w:r>
             <w:r>
               <w:rPr>
+                <w:color w:val="404040" w:themeColor="text1" w:themeTint="BF"/>
                 <w:szCs w:val="18"/>
               </w:rPr>
               <w:br/>
@@ -11315,7 +11563,8 @@
         </w:trPr>
         <w:tc>
           <w:tcPr>
-            <w:tcW w:w="4898" w:type="dxa"/>
+            <w:cnfStyle w:val="001000000000" w:firstRow="0" w:lastRow="0" w:firstColumn="1" w:lastColumn="0" w:oddVBand="0" w:evenVBand="0" w:oddHBand="0" w:evenHBand="0" w:firstRowFirstColumn="0" w:firstRowLastColumn="0" w:lastRowFirstColumn="0" w:lastRowLastColumn="0"/>
+            <w:tcW w:w="5470" w:type="dxa"/>
           </w:tcPr>
           <w:p>
             <w:pPr>
@@ -11323,12 +11572,13 @@
                 <w:rStyle w:val="nfasissutil"/>
                 <w:i w:val="0"/>
                 <w:iCs w:val="0"/>
-                <w:color w:val="auto"/>
+                <w:color w:val="404040" w:themeColor="text1" w:themeTint="BF"/>
                 <w:szCs w:val="18"/>
               </w:rPr>
             </w:pPr>
             <w:r>
               <w:rPr>
+                <w:color w:val="404040" w:themeColor="text1" w:themeTint="BF"/>
                 <w:szCs w:val="18"/>
               </w:rPr>
               <w:t xml:space="preserve">Django </w:t>
@@ -11336,6 +11586,7 @@
             <w:proofErr w:type="spellStart"/>
             <w:r>
               <w:rPr>
+                <w:color w:val="404040" w:themeColor="text1" w:themeTint="BF"/>
                 <w:szCs w:val="18"/>
               </w:rPr>
               <w:t>Auth</w:t>
@@ -11343,6 +11594,7 @@
             <w:proofErr w:type="spellEnd"/>
             <w:r>
               <w:rPr>
+                <w:color w:val="404040" w:themeColor="text1" w:themeTint="BF"/>
                 <w:szCs w:val="18"/>
               </w:rPr>
               <w:t xml:space="preserve"> </w:t>
@@ -11350,6 +11602,7 @@
             <w:proofErr w:type="spellStart"/>
             <w:r>
               <w:rPr>
+                <w:color w:val="404040" w:themeColor="text1" w:themeTint="BF"/>
                 <w:szCs w:val="18"/>
               </w:rPr>
               <w:t>System</w:t>
@@ -11359,20 +11612,22 @@
         </w:tc>
         <w:tc>
           <w:tcPr>
-            <w:tcW w:w="5187" w:type="dxa"/>
+            <w:tcW w:w="4595" w:type="dxa"/>
           </w:tcPr>
           <w:p>
             <w:pPr>
+              <w:cnfStyle w:val="000000000000" w:firstRow="0" w:lastRow="0" w:firstColumn="0" w:lastColumn="0" w:oddVBand="0" w:evenVBand="0" w:oddHBand="0" w:evenHBand="0" w:firstRowFirstColumn="0" w:firstRowLastColumn="0" w:lastRowFirstColumn="0" w:lastRowLastColumn="0"/>
               <w:rPr>
                 <w:rStyle w:val="nfasissutil"/>
                 <w:i w:val="0"/>
                 <w:iCs w:val="0"/>
-                <w:color w:val="auto"/>
+                <w:color w:val="404040" w:themeColor="text1" w:themeTint="BF"/>
                 <w:szCs w:val="18"/>
               </w:rPr>
             </w:pPr>
             <w:r>
               <w:rPr>
+                <w:color w:val="404040" w:themeColor="text1" w:themeTint="BF"/>
                 <w:szCs w:val="18"/>
               </w:rPr>
               <w:t xml:space="preserve">- </w:t>
@@ -11380,6 +11635,7 @@
             <w:proofErr w:type="spellStart"/>
             <w:r>
               <w:rPr>
+                <w:color w:val="404040" w:themeColor="text1" w:themeTint="BF"/>
                 <w:szCs w:val="18"/>
               </w:rPr>
               <w:t>Login</w:t>
@@ -11387,6 +11643,7 @@
             <w:proofErr w:type="spellEnd"/>
             <w:r>
               <w:rPr>
+                <w:color w:val="404040" w:themeColor="text1" w:themeTint="BF"/>
                 <w:szCs w:val="18"/>
               </w:rPr>
               <w:t>/</w:t>
@@ -11394,6 +11651,7 @@
             <w:proofErr w:type="spellStart"/>
             <w:r>
               <w:rPr>
+                <w:color w:val="404040" w:themeColor="text1" w:themeTint="BF"/>
                 <w:szCs w:val="18"/>
               </w:rPr>
               <w:t>logout</w:t>
@@ -11401,6 +11659,7 @@
             <w:proofErr w:type="spellEnd"/>
             <w:r>
               <w:rPr>
+                <w:color w:val="404040" w:themeColor="text1" w:themeTint="BF"/>
                 <w:szCs w:val="18"/>
               </w:rPr>
               <w:br/>
@@ -11408,6 +11667,7 @@
             </w:r>
             <w:r>
               <w:rPr>
+                <w:color w:val="404040" w:themeColor="text1" w:themeTint="BF"/>
                 <w:szCs w:val="18"/>
               </w:rPr>
               <w:br/>
@@ -11415,6 +11675,7 @@
             </w:r>
             <w:r>
               <w:rPr>
+                <w:color w:val="404040" w:themeColor="text1" w:themeTint="BF"/>
                 <w:szCs w:val="18"/>
               </w:rPr>
               <w:br/>
@@ -11425,11 +11686,13 @@
       </w:tr>
       <w:tr>
         <w:trPr>
+          <w:cnfStyle w:val="000000100000" w:firstRow="0" w:lastRow="0" w:firstColumn="0" w:lastColumn="0" w:oddVBand="0" w:evenVBand="0" w:oddHBand="1" w:evenHBand="0" w:firstRowFirstColumn="0" w:firstRowLastColumn="0" w:lastRowFirstColumn="0" w:lastRowLastColumn="0"/>
           <w:trHeight w:val="663"/>
         </w:trPr>
         <w:tc>
           <w:tcPr>
-            <w:tcW w:w="4898" w:type="dxa"/>
+            <w:cnfStyle w:val="001000000000" w:firstRow="0" w:lastRow="0" w:firstColumn="1" w:lastColumn="0" w:oddVBand="0" w:evenVBand="0" w:oddHBand="0" w:evenHBand="0" w:firstRowFirstColumn="0" w:firstRowLastColumn="0" w:lastRowFirstColumn="0" w:lastRowLastColumn="0"/>
+            <w:tcW w:w="5470" w:type="dxa"/>
           </w:tcPr>
           <w:p>
             <w:pPr>
@@ -11437,12 +11700,13 @@
                 <w:rStyle w:val="nfasissutil"/>
                 <w:i w:val="0"/>
                 <w:iCs w:val="0"/>
-                <w:color w:val="auto"/>
+                <w:color w:val="404040" w:themeColor="text1" w:themeTint="BF"/>
                 <w:szCs w:val="18"/>
               </w:rPr>
             </w:pPr>
             <w:r>
               <w:rPr>
+                <w:color w:val="404040" w:themeColor="text1" w:themeTint="BF"/>
                 <w:szCs w:val="18"/>
               </w:rPr>
               <w:t>Sistema de Suscripciones</w:t>
@@ -11451,26 +11715,29 @@
         </w:tc>
         <w:tc>
           <w:tcPr>
-            <w:tcW w:w="5187" w:type="dxa"/>
+            <w:tcW w:w="4595" w:type="dxa"/>
           </w:tcPr>
           <w:p>
             <w:pPr>
+              <w:cnfStyle w:val="000000100000" w:firstRow="0" w:lastRow="0" w:firstColumn="0" w:lastColumn="0" w:oddVBand="0" w:evenVBand="0" w:oddHBand="1" w:evenHBand="0" w:firstRowFirstColumn="0" w:firstRowLastColumn="0" w:lastRowFirstColumn="0" w:lastRowLastColumn="0"/>
               <w:rPr>
                 <w:rStyle w:val="nfasissutil"/>
                 <w:i w:val="0"/>
                 <w:iCs w:val="0"/>
-                <w:color w:val="auto"/>
+                <w:color w:val="404040" w:themeColor="text1" w:themeTint="BF"/>
                 <w:szCs w:val="18"/>
               </w:rPr>
             </w:pPr>
             <w:r>
               <w:rPr>
+                <w:color w:val="404040" w:themeColor="text1" w:themeTint="BF"/>
                 <w:szCs w:val="18"/>
               </w:rPr>
               <w:t>- Control de acceso a vistas premium y contenido exclusivo</w:t>
             </w:r>
             <w:r>
               <w:rPr>
+                <w:color w:val="404040" w:themeColor="text1" w:themeTint="BF"/>
                 <w:szCs w:val="18"/>
               </w:rPr>
               <w:br/>
@@ -11479,6 +11746,7 @@
             <w:proofErr w:type="spellStart"/>
             <w:r>
               <w:rPr>
+                <w:color w:val="404040" w:themeColor="text1" w:themeTint="BF"/>
                 <w:szCs w:val="18"/>
               </w:rPr>
               <w:t>SuscripcionUsuario.es_premium</w:t>
@@ -11493,16 +11761,19 @@
         </w:trPr>
         <w:tc>
           <w:tcPr>
-            <w:tcW w:w="4898" w:type="dxa"/>
+            <w:cnfStyle w:val="001000000000" w:firstRow="0" w:lastRow="0" w:firstColumn="1" w:lastColumn="0" w:oddVBand="0" w:evenVBand="0" w:oddHBand="0" w:evenHBand="0" w:firstRowFirstColumn="0" w:firstRowLastColumn="0" w:lastRowFirstColumn="0" w:lastRowLastColumn="0"/>
+            <w:tcW w:w="5470" w:type="dxa"/>
           </w:tcPr>
           <w:p>
             <w:pPr>
               <w:rPr>
+                <w:color w:val="404040" w:themeColor="text1" w:themeTint="BF"/>
                 <w:szCs w:val="18"/>
               </w:rPr>
             </w:pPr>
             <w:r>
               <w:rPr>
+                <w:color w:val="404040" w:themeColor="text1" w:themeTint="BF"/>
                 <w:szCs w:val="18"/>
               </w:rPr>
               <w:t>Sistema de Recuperación de Contraseña</w:t>
@@ -11511,22 +11782,26 @@
         </w:tc>
         <w:tc>
           <w:tcPr>
-            <w:tcW w:w="5187" w:type="dxa"/>
+            <w:tcW w:w="4595" w:type="dxa"/>
           </w:tcPr>
           <w:p>
             <w:pPr>
-              <w:rPr>
+              <w:cnfStyle w:val="000000000000" w:firstRow="0" w:lastRow="0" w:firstColumn="0" w:lastColumn="0" w:oddVBand="0" w:evenVBand="0" w:oddHBand="0" w:evenHBand="0" w:firstRowFirstColumn="0" w:firstRowLastColumn="0" w:lastRowFirstColumn="0" w:lastRowLastColumn="0"/>
+              <w:rPr>
+                <w:color w:val="404040" w:themeColor="text1" w:themeTint="BF"/>
                 <w:szCs w:val="18"/>
               </w:rPr>
             </w:pPr>
             <w:r>
               <w:rPr>
+                <w:color w:val="404040" w:themeColor="text1" w:themeTint="BF"/>
                 <w:szCs w:val="18"/>
               </w:rPr>
               <w:t>- Envío y validación de código</w:t>
             </w:r>
             <w:r>
               <w:rPr>
+                <w:color w:val="404040" w:themeColor="text1" w:themeTint="BF"/>
                 <w:szCs w:val="18"/>
               </w:rPr>
               <w:br/>
@@ -11534,6 +11809,7 @@
             </w:r>
             <w:r>
               <w:rPr>
+                <w:color w:val="404040" w:themeColor="text1" w:themeTint="BF"/>
                 <w:szCs w:val="18"/>
               </w:rPr>
               <w:br/>
@@ -11542,6 +11818,7 @@
             <w:proofErr w:type="spellStart"/>
             <w:r>
               <w:rPr>
+                <w:color w:val="404040" w:themeColor="text1" w:themeTint="BF"/>
                 <w:szCs w:val="18"/>
               </w:rPr>
               <w:t>login</w:t>
@@ -11549,6 +11826,7 @@
             <w:proofErr w:type="spellEnd"/>
             <w:r>
               <w:rPr>
+                <w:color w:val="404040" w:themeColor="text1" w:themeTint="BF"/>
                 <w:szCs w:val="18"/>
               </w:rPr>
               <w:t xml:space="preserve"> con mensaje</w:t>
@@ -11558,38 +11836,46 @@
       </w:tr>
       <w:tr>
         <w:trPr>
+          <w:cnfStyle w:val="000000100000" w:firstRow="0" w:lastRow="0" w:firstColumn="0" w:lastColumn="0" w:oddVBand="0" w:evenVBand="0" w:oddHBand="1" w:evenHBand="0" w:firstRowFirstColumn="0" w:firstRowLastColumn="0" w:lastRowFirstColumn="0" w:lastRowLastColumn="0"/>
           <w:trHeight w:val="220"/>
         </w:trPr>
         <w:tc>
           <w:tcPr>
-            <w:tcW w:w="4898" w:type="dxa"/>
+            <w:cnfStyle w:val="001000000000" w:firstRow="0" w:lastRow="0" w:firstColumn="1" w:lastColumn="0" w:oddVBand="0" w:evenVBand="0" w:oddHBand="0" w:evenHBand="0" w:firstRowFirstColumn="0" w:firstRowLastColumn="0" w:lastRowFirstColumn="0" w:lastRowLastColumn="0"/>
+            <w:tcW w:w="5470" w:type="dxa"/>
           </w:tcPr>
           <w:p>
             <w:pPr>
               <w:rPr>
+                <w:color w:val="404040" w:themeColor="text1" w:themeTint="BF"/>
                 <w:szCs w:val="18"/>
               </w:rPr>
             </w:pPr>
             <w:r>
               <w:rPr>
+                <w:color w:val="404040" w:themeColor="text1" w:themeTint="BF"/>
                 <w:szCs w:val="18"/>
               </w:rPr>
+              <w:lastRenderedPageBreak/>
               <w:t>Correo Electrónico / SMTP</w:t>
             </w:r>
           </w:p>
         </w:tc>
         <w:tc>
           <w:tcPr>
-            <w:tcW w:w="5187" w:type="dxa"/>
+            <w:tcW w:w="4595" w:type="dxa"/>
           </w:tcPr>
           <w:p>
             <w:pPr>
-              <w:rPr>
+              <w:cnfStyle w:val="000000100000" w:firstRow="0" w:lastRow="0" w:firstColumn="0" w:lastColumn="0" w:oddVBand="0" w:evenVBand="0" w:oddHBand="1" w:evenHBand="0" w:firstRowFirstColumn="0" w:firstRowLastColumn="0" w:lastRowFirstColumn="0" w:lastRowLastColumn="0"/>
+              <w:rPr>
+                <w:color w:val="404040" w:themeColor="text1" w:themeTint="BF"/>
                 <w:szCs w:val="18"/>
               </w:rPr>
             </w:pPr>
             <w:r>
               <w:rPr>
+                <w:color w:val="404040" w:themeColor="text1" w:themeTint="BF"/>
                 <w:szCs w:val="18"/>
               </w:rPr>
               <w:t>- Envío del código de recuperación de contraseña</w:t>
@@ -11603,7 +11889,6 @@
         <w:pStyle w:val="TTULODEAPARTADOS"/>
       </w:pPr>
       <w:r>
-        <w:lastRenderedPageBreak/>
         <w:t>TIPOS DE PRUEBAS REALIZADAS</w:t>
       </w:r>
     </w:p>
@@ -11664,82 +11949,118 @@
         <w:t>Logout</w:t>
       </w:r>
       <w:proofErr w:type="spellEnd"/>
-    </w:p>
-    <w:p>
-      <w:pPr>
+      <w:r>
         <w:rPr>
           <w:rFonts w:eastAsiaTheme="majorEastAsia"/>
         </w:rPr>
-      </w:pPr>
-      <w:r>
+        <w:t>.</w:t>
+      </w:r>
+    </w:p>
+    <w:p>
+      <w:pPr>
         <w:rPr>
           <w:rFonts w:eastAsiaTheme="majorEastAsia"/>
         </w:rPr>
+      </w:pPr>
+      <w:r>
+        <w:rPr>
+          <w:rFonts w:eastAsiaTheme="majorEastAsia"/>
+        </w:rPr>
         <w:t>Registro de usuario</w:t>
       </w:r>
-    </w:p>
-    <w:p>
-      <w:pPr>
+      <w:r>
         <w:rPr>
           <w:rFonts w:eastAsiaTheme="majorEastAsia"/>
         </w:rPr>
-      </w:pPr>
-      <w:r>
+        <w:t>.</w:t>
+      </w:r>
+    </w:p>
+    <w:p>
+      <w:pPr>
         <w:rPr>
           <w:rFonts w:eastAsiaTheme="majorEastAsia"/>
         </w:rPr>
+      </w:pPr>
+      <w:r>
+        <w:rPr>
+          <w:rFonts w:eastAsiaTheme="majorEastAsia"/>
+        </w:rPr>
         <w:t>Recuperación y cambio de contraseña (desde cuenta y por código)</w:t>
       </w:r>
-    </w:p>
-    <w:p>
-      <w:pPr>
+      <w:r>
         <w:rPr>
           <w:rFonts w:eastAsiaTheme="majorEastAsia"/>
         </w:rPr>
-      </w:pPr>
-      <w:r>
+        <w:t>.</w:t>
+      </w:r>
+    </w:p>
+    <w:p>
+      <w:pPr>
         <w:rPr>
           <w:rFonts w:eastAsiaTheme="majorEastAsia"/>
         </w:rPr>
+      </w:pPr>
+      <w:r>
+        <w:rPr>
+          <w:rFonts w:eastAsiaTheme="majorEastAsia"/>
+        </w:rPr>
         <w:t>Edición de perfil</w:t>
       </w:r>
-    </w:p>
-    <w:p>
-      <w:pPr>
+      <w:r>
         <w:rPr>
           <w:rFonts w:eastAsiaTheme="majorEastAsia"/>
         </w:rPr>
-      </w:pPr>
-      <w:r>
+        <w:t>.</w:t>
+      </w:r>
+    </w:p>
+    <w:p>
+      <w:pPr>
         <w:rPr>
           <w:rFonts w:eastAsiaTheme="majorEastAsia"/>
         </w:rPr>
+      </w:pPr>
+      <w:r>
+        <w:rPr>
+          <w:rFonts w:eastAsiaTheme="majorEastAsia"/>
+        </w:rPr>
         <w:t>Eliminar cuenta</w:t>
       </w:r>
-    </w:p>
-    <w:p>
-      <w:pPr>
+      <w:r>
         <w:rPr>
           <w:rFonts w:eastAsiaTheme="majorEastAsia"/>
         </w:rPr>
-      </w:pPr>
-      <w:r>
+        <w:t>.</w:t>
+      </w:r>
+    </w:p>
+    <w:p>
+      <w:pPr>
         <w:rPr>
           <w:rFonts w:eastAsiaTheme="majorEastAsia"/>
         </w:rPr>
+      </w:pPr>
+      <w:r>
+        <w:rPr>
+          <w:rFonts w:eastAsiaTheme="majorEastAsia"/>
+        </w:rPr>
         <w:t>Acceso a contenido premium y exclusivo</w:t>
       </w:r>
-    </w:p>
-    <w:p>
-      <w:pPr>
+      <w:r>
         <w:rPr>
           <w:rFonts w:eastAsiaTheme="majorEastAsia"/>
         </w:rPr>
-      </w:pPr>
-      <w:r>
+        <w:t>.</w:t>
+      </w:r>
+    </w:p>
+    <w:p>
+      <w:pPr>
         <w:rPr>
           <w:rFonts w:eastAsiaTheme="majorEastAsia"/>
         </w:rPr>
+      </w:pPr>
+      <w:r>
+        <w:rPr>
+          <w:rFonts w:eastAsiaTheme="majorEastAsia"/>
+        </w:rPr>
         <w:t>Redirecciones según estado del usuario (</w:t>
       </w:r>
       <w:proofErr w:type="spellStart"/>
@@ -11747,7 +12068,7 @@
         <w:rPr>
           <w:rFonts w:eastAsiaTheme="majorEastAsia"/>
         </w:rPr>
-        <w:t>loggeado</w:t>
+        <w:t>logeado</w:t>
       </w:r>
       <w:proofErr w:type="spellEnd"/>
       <w:r>
@@ -11755,6 +12076,12 @@
           <w:rFonts w:eastAsiaTheme="majorEastAsia"/>
         </w:rPr>
         <w:t xml:space="preserve"> o no)</w:t>
+      </w:r>
+      <w:r>
+        <w:rPr>
+          <w:rFonts w:eastAsiaTheme="majorEastAsia"/>
+        </w:rPr>
+        <w:t>.</w:t>
       </w:r>
     </w:p>
     <w:p>
@@ -11805,38 +12132,56 @@
         </w:rPr>
         <w:t>Campos vacíos</w:t>
       </w:r>
-    </w:p>
-    <w:p>
-      <w:pPr>
+      <w:r>
         <w:rPr>
           <w:rFonts w:eastAsiaTheme="majorEastAsia"/>
         </w:rPr>
-      </w:pPr>
-      <w:r>
+        <w:t>.</w:t>
+      </w:r>
+    </w:p>
+    <w:p>
+      <w:pPr>
         <w:rPr>
           <w:rFonts w:eastAsiaTheme="majorEastAsia"/>
         </w:rPr>
+      </w:pPr>
+      <w:r>
+        <w:rPr>
+          <w:rFonts w:eastAsiaTheme="majorEastAsia"/>
+        </w:rPr>
         <w:t>Contraseñas no coinciden</w:t>
       </w:r>
-    </w:p>
-    <w:p>
-      <w:pPr>
+      <w:r>
         <w:rPr>
           <w:rFonts w:eastAsiaTheme="majorEastAsia"/>
         </w:rPr>
-      </w:pPr>
-      <w:r>
+        <w:t>.</w:t>
+      </w:r>
+    </w:p>
+    <w:p>
+      <w:pPr>
         <w:rPr>
           <w:rFonts w:eastAsiaTheme="majorEastAsia"/>
         </w:rPr>
+      </w:pPr>
+      <w:r>
+        <w:rPr>
+          <w:rFonts w:eastAsiaTheme="majorEastAsia"/>
+        </w:rPr>
         <w:t>Email mal formado</w:t>
       </w:r>
-    </w:p>
-    <w:p>
-      <w:pPr>
+      <w:r>
         <w:rPr>
           <w:rFonts w:eastAsiaTheme="majorEastAsia"/>
         </w:rPr>
+        <w:t>.</w:t>
+      </w:r>
+    </w:p>
+    <w:p>
+      <w:pPr>
+        <w:rPr>
+          <w:rFonts w:eastAsiaTheme="majorEastAsia"/>
+        </w:rPr>
       </w:pPr>
       <w:proofErr w:type="spellStart"/>
       <w:r>
@@ -11852,17 +12197,23 @@
         </w:rPr>
         <w:t xml:space="preserve"> o email ya registrado</w:t>
       </w:r>
-    </w:p>
-    <w:p>
-      <w:pPr>
+      <w:r>
         <w:rPr>
           <w:rFonts w:eastAsiaTheme="majorEastAsia"/>
         </w:rPr>
-      </w:pPr>
-      <w:r>
+        <w:t>.</w:t>
+      </w:r>
+    </w:p>
+    <w:p>
+      <w:pPr>
         <w:rPr>
           <w:rFonts w:eastAsiaTheme="majorEastAsia"/>
         </w:rPr>
+      </w:pPr>
+      <w:r>
+        <w:rPr>
+          <w:rFonts w:eastAsiaTheme="majorEastAsia"/>
+        </w:rPr>
         <w:t xml:space="preserve">Mensajes de error por campo en </w:t>
       </w:r>
       <w:proofErr w:type="spellStart"/>
@@ -11873,18 +12224,30 @@
         <w:t>frontend</w:t>
       </w:r>
       <w:proofErr w:type="spellEnd"/>
-    </w:p>
-    <w:p>
-      <w:pPr>
+      <w:r>
         <w:rPr>
           <w:rFonts w:eastAsiaTheme="majorEastAsia"/>
         </w:rPr>
-      </w:pPr>
-      <w:r>
+        <w:t>.</w:t>
+      </w:r>
+    </w:p>
+    <w:p>
+      <w:pPr>
         <w:rPr>
           <w:rFonts w:eastAsiaTheme="majorEastAsia"/>
         </w:rPr>
+      </w:pPr>
+      <w:r>
+        <w:rPr>
+          <w:rFonts w:eastAsiaTheme="majorEastAsia"/>
+        </w:rPr>
         <w:t>Prevención de envío de formularios incompletos</w:t>
+      </w:r>
+      <w:r>
+        <w:rPr>
+          <w:rFonts w:eastAsiaTheme="majorEastAsia"/>
+        </w:rPr>
+        <w:t>.</w:t>
       </w:r>
     </w:p>
     <w:p>
@@ -11937,30 +12300,42 @@
         </w:rPr>
         <w:t>Inyección SQL</w:t>
       </w:r>
-    </w:p>
-    <w:p>
-      <w:pPr>
+      <w:r>
         <w:rPr>
           <w:rFonts w:eastAsiaTheme="majorEastAsia"/>
         </w:rPr>
-      </w:pPr>
-      <w:r>
+        <w:t>.</w:t>
+      </w:r>
+    </w:p>
+    <w:p>
+      <w:pPr>
         <w:rPr>
           <w:rFonts w:eastAsiaTheme="majorEastAsia"/>
         </w:rPr>
+      </w:pPr>
+      <w:r>
+        <w:rPr>
+          <w:rFonts w:eastAsiaTheme="majorEastAsia"/>
+        </w:rPr>
         <w:t>Hash de contraseñas en la base de datos (PBKDF2)</w:t>
       </w:r>
-    </w:p>
-    <w:p>
-      <w:pPr>
+      <w:r>
         <w:rPr>
           <w:rFonts w:eastAsiaTheme="majorEastAsia"/>
         </w:rPr>
-      </w:pPr>
-      <w:r>
+        <w:t>.</w:t>
+      </w:r>
+    </w:p>
+    <w:p>
+      <w:pPr>
         <w:rPr>
           <w:rFonts w:eastAsiaTheme="majorEastAsia"/>
         </w:rPr>
+      </w:pPr>
+      <w:r>
+        <w:rPr>
+          <w:rFonts w:eastAsiaTheme="majorEastAsia"/>
+        </w:rPr>
         <w:t xml:space="preserve">No exposición de emails o </w:t>
       </w:r>
       <w:proofErr w:type="spellStart"/>
@@ -11976,6 +12351,12 @@
           <w:rFonts w:eastAsiaTheme="majorEastAsia"/>
         </w:rPr>
         <w:t xml:space="preserve"> en mensajes de error</w:t>
+      </w:r>
+      <w:r>
+        <w:rPr>
+          <w:rFonts w:eastAsiaTheme="majorEastAsia"/>
+        </w:rPr>
+        <w:t>.</w:t>
       </w:r>
     </w:p>
     <w:p>
@@ -12028,30 +12409,42 @@
         </w:rPr>
         <w:t>Usuario no autenticado intentando comentar o valorar</w:t>
       </w:r>
-    </w:p>
-    <w:p>
-      <w:pPr>
+      <w:r>
         <w:rPr>
           <w:rFonts w:eastAsiaTheme="majorEastAsia"/>
         </w:rPr>
-      </w:pPr>
-      <w:r>
+        <w:t>.</w:t>
+      </w:r>
+    </w:p>
+    <w:p>
+      <w:pPr>
         <w:rPr>
           <w:rFonts w:eastAsiaTheme="majorEastAsia"/>
         </w:rPr>
+      </w:pPr>
+      <w:r>
+        <w:rPr>
+          <w:rFonts w:eastAsiaTheme="majorEastAsia"/>
+        </w:rPr>
         <w:t>Usuario sin suscripción intentando ver contenido premium</w:t>
       </w:r>
-    </w:p>
-    <w:p>
-      <w:pPr>
+      <w:r>
         <w:rPr>
           <w:rFonts w:eastAsiaTheme="majorEastAsia"/>
         </w:rPr>
-      </w:pPr>
-      <w:r>
+        <w:t>.</w:t>
+      </w:r>
+    </w:p>
+    <w:p>
+      <w:pPr>
         <w:rPr>
           <w:rFonts w:eastAsiaTheme="majorEastAsia"/>
         </w:rPr>
+      </w:pPr>
+      <w:r>
+        <w:rPr>
+          <w:rFonts w:eastAsiaTheme="majorEastAsia"/>
+        </w:rPr>
         <w:t xml:space="preserve">Verificación de </w:t>
       </w:r>
       <w:proofErr w:type="spellStart"/>
@@ -12067,6 +12460,12 @@
           <w:rFonts w:eastAsiaTheme="majorEastAsia"/>
         </w:rPr>
         <w:t xml:space="preserve"> en usuarios y contenido</w:t>
+      </w:r>
+      <w:r>
+        <w:rPr>
+          <w:rFonts w:eastAsiaTheme="majorEastAsia"/>
+        </w:rPr>
+        <w:t>.</w:t>
       </w:r>
     </w:p>
     <w:p>
@@ -12136,15 +12535,24 @@
       <w:r>
         <w:t xml:space="preserve"> en móviles</w:t>
       </w:r>
+      <w:r>
+        <w:t>.</w:t>
+      </w:r>
     </w:p>
     <w:p>
       <w:r>
         <w:t>Campos adaptados a teclado móvil</w:t>
       </w:r>
+      <w:r>
+        <w:t>.</w:t>
+      </w:r>
     </w:p>
     <w:p>
       <w:r>
         <w:t>Interfaz usable en resoluciones pequeñas</w:t>
+      </w:r>
+      <w:r>
+        <w:t>.</w:t>
       </w:r>
     </w:p>
     <w:p>
@@ -12192,15 +12600,24 @@
       <w:r>
         <w:t>Mensajes claros en errores y éxitos</w:t>
       </w:r>
+      <w:r>
+        <w:t>.</w:t>
+      </w:r>
     </w:p>
     <w:p>
       <w:r>
         <w:t>No mostrar errores técnicos al usuario final</w:t>
       </w:r>
+      <w:r>
+        <w:t>.</w:t>
+      </w:r>
     </w:p>
     <w:p>
       <w:r>
         <w:t>Indicadores visuales en campos con errores</w:t>
+      </w:r>
+      <w:r>
+        <w:t>.</w:t>
       </w:r>
     </w:p>
     <w:p>
@@ -12248,6 +12665,9 @@
       <w:r>
         <w:t>Autenticación + redirección</w:t>
       </w:r>
+      <w:r>
+        <w:t>.</w:t>
+      </w:r>
     </w:p>
     <w:p>
       <w:r>
@@ -12261,6 +12681,9 @@
       <w:r>
         <w:t xml:space="preserve"> automático + redirección</w:t>
       </w:r>
+      <w:r>
+        <w:t>.</w:t>
+      </w:r>
     </w:p>
     <w:p>
       <w:r>
@@ -12273,6 +12696,9 @@
       <w:proofErr w:type="spellEnd"/>
       <w:r>
         <w:t xml:space="preserve"> con mensaje</w:t>
+      </w:r>
+      <w:r>
+        <w:t>.</w:t>
       </w:r>
     </w:p>
     <w:p>
@@ -12330,7 +12756,16 @@
       </w:r>
       <w:proofErr w:type="spellEnd"/>
       <w:r>
-        <w:t>’ (redirige y aplica acción)</w:t>
+        <w:t xml:space="preserve">’ (redirige y </w:t>
+      </w:r>
+      <w:r>
+        <w:t>realiza la</w:t>
+      </w:r>
+      <w:r>
+        <w:t xml:space="preserve"> acción)</w:t>
+      </w:r>
+      <w:r>
+        <w:t>.</w:t>
       </w:r>
     </w:p>
     <w:p>
@@ -12345,10 +12780,16 @@
       <w:r>
         <w:t xml:space="preserve"> final</w:t>
       </w:r>
+      <w:r>
+        <w:t>.</w:t>
+      </w:r>
     </w:p>
     <w:p>
       <w:r>
         <w:t>Registro exitoso y navegación posterior</w:t>
+      </w:r>
+      <w:r>
+        <w:t>.</w:t>
       </w:r>
     </w:p>
     <w:p>
@@ -12454,7 +12895,7 @@
           <w:rStyle w:val="nfasissutil"/>
           <w:i/>
           <w:iCs/>
-          <w:color w:val="auto"/>
+          <w:color w:val="404040" w:themeColor="text1" w:themeTint="BF"/>
           <w:sz w:val="20"/>
           <w:szCs w:val="20"/>
         </w:rPr>
@@ -12464,7 +12905,7 @@
           <w:rStyle w:val="nfasissutil"/>
           <w:i/>
           <w:iCs/>
-          <w:color w:val="auto"/>
+          <w:color w:val="404040" w:themeColor="text1" w:themeTint="BF"/>
           <w:sz w:val="20"/>
           <w:szCs w:val="20"/>
         </w:rPr>
@@ -12476,130 +12917,222 @@
       <w:pPr>
         <w:rPr>
           <w:rStyle w:val="nfasissutil"/>
+          <w:color w:val="404040" w:themeColor="text1" w:themeTint="BF"/>
         </w:rPr>
       </w:pPr>
       <w:r>
         <w:rPr>
           <w:rStyle w:val="nfasissutil"/>
+          <w:color w:val="404040" w:themeColor="text1" w:themeTint="BF"/>
         </w:rPr>
         <w:t xml:space="preserve">Los siguientes casos de prueba detallados están organizados por lo siguiente: </w:t>
       </w:r>
     </w:p>
     <w:p>
-      <w:r>
+      <w:pPr>
+        <w:rPr>
+          <w:color w:val="404040" w:themeColor="text1" w:themeTint="BF"/>
+        </w:rPr>
+      </w:pPr>
+      <w:r>
+        <w:rPr>
+          <w:color w:val="404040" w:themeColor="text1" w:themeTint="BF"/>
+        </w:rPr>
         <w:t xml:space="preserve"> </w:t>
       </w:r>
       <w:r>
         <w:rPr>
           <w:b/>
           <w:bCs/>
+          <w:color w:val="404040" w:themeColor="text1" w:themeTint="BF"/>
         </w:rPr>
         <w:t>ID</w:t>
       </w:r>
       <w:r>
-        <w:t>: Identificador único del caso de prueba</w:t>
-      </w:r>
-    </w:p>
-    <w:p>
-      <w:r>
+        <w:rPr>
+          <w:color w:val="404040" w:themeColor="text1" w:themeTint="BF"/>
+        </w:rPr>
+        <w:t>: Identificador del caso de prueba</w:t>
+      </w:r>
+      <w:r>
+        <w:rPr>
+          <w:color w:val="404040" w:themeColor="text1" w:themeTint="BF"/>
+        </w:rPr>
+        <w:t>.</w:t>
+      </w:r>
+    </w:p>
+    <w:p>
+      <w:pPr>
+        <w:rPr>
+          <w:color w:val="404040" w:themeColor="text1" w:themeTint="BF"/>
+        </w:rPr>
+      </w:pPr>
+      <w:r>
+        <w:rPr>
+          <w:color w:val="404040" w:themeColor="text1" w:themeTint="BF"/>
+        </w:rPr>
         <w:t xml:space="preserve"> </w:t>
       </w:r>
       <w:r>
         <w:rPr>
           <w:b/>
           <w:bCs/>
+          <w:color w:val="404040" w:themeColor="text1" w:themeTint="BF"/>
         </w:rPr>
         <w:t>Nombre</w:t>
       </w:r>
       <w:r>
-        <w:t>: Breve descripción del caso</w:t>
-      </w:r>
-    </w:p>
-    <w:p>
+        <w:rPr>
+          <w:color w:val="404040" w:themeColor="text1" w:themeTint="BF"/>
+        </w:rPr>
+        <w:t xml:space="preserve">: </w:t>
+      </w:r>
+      <w:r>
+        <w:rPr>
+          <w:color w:val="404040" w:themeColor="text1" w:themeTint="BF"/>
+        </w:rPr>
+        <w:t>D</w:t>
+      </w:r>
+      <w:r>
+        <w:rPr>
+          <w:color w:val="404040" w:themeColor="text1" w:themeTint="BF"/>
+        </w:rPr>
+        <w:t>escripción del caso</w:t>
+      </w:r>
+      <w:r>
+        <w:rPr>
+          <w:color w:val="404040" w:themeColor="text1" w:themeTint="BF"/>
+        </w:rPr>
+        <w:t>.</w:t>
+      </w:r>
+    </w:p>
+    <w:p>
+      <w:pPr>
+        <w:rPr>
+          <w:color w:val="404040" w:themeColor="text1" w:themeTint="BF"/>
+        </w:rPr>
+      </w:pPr>
       <w:r>
         <w:rPr>
           <w:b/>
           <w:bCs/>
+          <w:color w:val="404040" w:themeColor="text1" w:themeTint="BF"/>
         </w:rPr>
         <w:t>Precondiciones</w:t>
       </w:r>
       <w:r>
+        <w:rPr>
+          <w:color w:val="404040" w:themeColor="text1" w:themeTint="BF"/>
+        </w:rPr>
         <w:t>: Estado necesario antes de ejecutar la prueba</w:t>
       </w:r>
-    </w:p>
-    <w:p>
+      <w:r>
+        <w:rPr>
+          <w:color w:val="404040" w:themeColor="text1" w:themeTint="BF"/>
+        </w:rPr>
+        <w:t>.</w:t>
+      </w:r>
+    </w:p>
+    <w:p>
+      <w:pPr>
+        <w:rPr>
+          <w:color w:val="404040" w:themeColor="text1" w:themeTint="BF"/>
+        </w:rPr>
+      </w:pPr>
       <w:r>
         <w:rPr>
           <w:b/>
           <w:bCs/>
+          <w:color w:val="404040" w:themeColor="text1" w:themeTint="BF"/>
         </w:rPr>
         <w:t>Entradas</w:t>
       </w:r>
       <w:r>
+        <w:rPr>
+          <w:color w:val="404040" w:themeColor="text1" w:themeTint="BF"/>
+        </w:rPr>
         <w:t>: Datos que se proporcionan</w:t>
       </w:r>
-    </w:p>
-    <w:p>
-      <w:r>
+      <w:r>
+        <w:rPr>
+          <w:color w:val="404040" w:themeColor="text1" w:themeTint="BF"/>
+        </w:rPr>
+        <w:t>.</w:t>
+      </w:r>
+    </w:p>
+    <w:p>
+      <w:pPr>
+        <w:rPr>
+          <w:color w:val="404040" w:themeColor="text1" w:themeTint="BF"/>
+        </w:rPr>
+      </w:pPr>
+      <w:r>
+        <w:rPr>
+          <w:color w:val="404040" w:themeColor="text1" w:themeTint="BF"/>
+        </w:rPr>
         <w:t xml:space="preserve"> </w:t>
       </w:r>
       <w:r>
         <w:rPr>
           <w:b/>
           <w:bCs/>
+          <w:color w:val="404040" w:themeColor="text1" w:themeTint="BF"/>
         </w:rPr>
         <w:t>Pasos</w:t>
       </w:r>
       <w:r>
+        <w:rPr>
+          <w:color w:val="404040" w:themeColor="text1" w:themeTint="BF"/>
+        </w:rPr>
         <w:t>: Acciones a realizar</w:t>
       </w:r>
-    </w:p>
-    <w:p>
-      <w:r>
+      <w:r>
+        <w:rPr>
+          <w:color w:val="404040" w:themeColor="text1" w:themeTint="BF"/>
+        </w:rPr>
+        <w:t>.</w:t>
+      </w:r>
+    </w:p>
+    <w:p>
+      <w:pPr>
+        <w:rPr>
+          <w:color w:val="404040" w:themeColor="text1" w:themeTint="BF"/>
+        </w:rPr>
+      </w:pPr>
+      <w:r>
+        <w:rPr>
+          <w:color w:val="404040" w:themeColor="text1" w:themeTint="BF"/>
+        </w:rPr>
         <w:t xml:space="preserve"> </w:t>
       </w:r>
       <w:r>
         <w:rPr>
           <w:b/>
           <w:bCs/>
+          <w:color w:val="404040" w:themeColor="text1" w:themeTint="BF"/>
         </w:rPr>
         <w:t>Resultado Esperado</w:t>
       </w:r>
       <w:r>
-        <w:t>: Qué se espera que ocurra</w:t>
-      </w:r>
-    </w:p>
-    <w:p>
-      <w:r>
-        <w:rPr>
-          <w:b/>
-          <w:bCs/>
-        </w:rPr>
-        <w:t>Resultado Obtenido</w:t>
-      </w:r>
-      <w:r>
-        <w:t>: Se completa después de ejecutar la prueba</w:t>
-      </w:r>
-    </w:p>
-    <w:p>
-      <w:r>
-        <w:t xml:space="preserve"> </w:t>
-      </w:r>
-      <w:r>
-        <w:rPr>
-          <w:b/>
-          <w:bCs/>
-        </w:rPr>
-        <w:t>Estado</w:t>
-      </w:r>
-      <w:r>
-        <w:t>: Pasó, Falló, Pendiente, etc.</w:t>
+        <w:rPr>
+          <w:color w:val="404040" w:themeColor="text1" w:themeTint="BF"/>
+        </w:rPr>
+        <w:t xml:space="preserve">: Qué se espera que </w:t>
+      </w:r>
+      <w:r>
+        <w:rPr>
+          <w:color w:val="404040" w:themeColor="text1" w:themeTint="BF"/>
+        </w:rPr>
+        <w:t>pase.</w:t>
       </w:r>
     </w:p>
     <w:p>
       <w:pPr>
         <w:rPr>
           <w:rStyle w:val="nfasissutil"/>
+          <w:i w:val="0"/>
+          <w:iCs w:val="0"/>
+          <w:color w:val="auto"/>
         </w:rPr>
       </w:pPr>
     </w:p>
@@ -12614,6 +13147,7 @@
           <w:szCs w:val="20"/>
         </w:rPr>
       </w:pPr>
+      <w:proofErr w:type="spellStart"/>
       <w:r>
         <w:rPr>
           <w:rStyle w:val="nfasissutil"/>
@@ -12622,12 +13156,13 @@
           <w:sz w:val="20"/>
           <w:szCs w:val="20"/>
         </w:rPr>
-        <w:t>LOGIN</w:t>
-      </w:r>
+        <w:t>Login</w:t>
+      </w:r>
+      <w:proofErr w:type="spellEnd"/>
     </w:p>
     <w:tbl>
       <w:tblPr>
-        <w:tblStyle w:val="Tablaconcuadrcula4-nfasis2"/>
+        <w:tblStyle w:val="Tablaconcuadrcula6concolores-nfasis2"/>
         <w:tblW w:w="0" w:type="auto"/>
         <w:tblLook w:val="04A0" w:firstRow="1" w:lastRow="0" w:firstColumn="1" w:lastColumn="0" w:noHBand="0" w:noVBand="1"/>
       </w:tblPr>
@@ -12653,6 +13188,7 @@
               <w:rPr>
                 <w:b w:val="0"/>
                 <w:bCs w:val="0"/>
+                <w:color w:val="404040" w:themeColor="text1" w:themeTint="BF"/>
                 <w:sz w:val="24"/>
               </w:rPr>
             </w:pPr>
@@ -12660,6 +13196,7 @@
               <w:rPr>
                 <w:b w:val="0"/>
                 <w:bCs w:val="0"/>
+                <w:color w:val="404040" w:themeColor="text1" w:themeTint="BF"/>
               </w:rPr>
               <w:t>ID</w:t>
             </w:r>
@@ -12671,7 +13208,7 @@
                 <w:rStyle w:val="nfasissutil"/>
                 <w:i/>
                 <w:iCs/>
-                <w:color w:val="auto"/>
+                <w:color w:val="404040" w:themeColor="text1" w:themeTint="BF"/>
                 <w:sz w:val="20"/>
                 <w:szCs w:val="20"/>
               </w:rPr>
@@ -12690,14 +13227,14 @@
                 <w:rStyle w:val="nfasissutil"/>
                 <w:i/>
                 <w:iCs/>
-                <w:color w:val="auto"/>
+                <w:color w:val="404040" w:themeColor="text1" w:themeTint="BF"/>
                 <w:sz w:val="20"/>
                 <w:szCs w:val="20"/>
               </w:rPr>
             </w:pPr>
             <w:r>
               <w:rPr>
-                <w:color w:val="auto"/>
+                <w:color w:val="404040" w:themeColor="text1" w:themeTint="BF"/>
                 <w:sz w:val="20"/>
                 <w:szCs w:val="20"/>
               </w:rPr>
@@ -12717,14 +13254,14 @@
                 <w:rStyle w:val="nfasissutil"/>
                 <w:i/>
                 <w:iCs/>
-                <w:color w:val="auto"/>
+                <w:color w:val="404040" w:themeColor="text1" w:themeTint="BF"/>
                 <w:sz w:val="20"/>
                 <w:szCs w:val="20"/>
               </w:rPr>
             </w:pPr>
             <w:r>
               <w:rPr>
-                <w:color w:val="auto"/>
+                <w:color w:val="404040" w:themeColor="text1" w:themeTint="BF"/>
                 <w:sz w:val="20"/>
                 <w:szCs w:val="20"/>
               </w:rPr>
@@ -12744,14 +13281,14 @@
                 <w:rStyle w:val="nfasissutil"/>
                 <w:i/>
                 <w:iCs/>
-                <w:color w:val="auto"/>
+                <w:color w:val="404040" w:themeColor="text1" w:themeTint="BF"/>
                 <w:sz w:val="20"/>
                 <w:szCs w:val="20"/>
               </w:rPr>
             </w:pPr>
             <w:r>
               <w:rPr>
-                <w:color w:val="auto"/>
+                <w:color w:val="404040" w:themeColor="text1" w:themeTint="BF"/>
                 <w:sz w:val="20"/>
                 <w:szCs w:val="20"/>
               </w:rPr>
@@ -12771,14 +13308,14 @@
                 <w:rStyle w:val="nfasissutil"/>
                 <w:i/>
                 <w:iCs/>
-                <w:color w:val="auto"/>
+                <w:color w:val="404040" w:themeColor="text1" w:themeTint="BF"/>
                 <w:sz w:val="20"/>
                 <w:szCs w:val="20"/>
               </w:rPr>
             </w:pPr>
             <w:r>
               <w:rPr>
-                <w:color w:val="auto"/>
+                <w:color w:val="404040" w:themeColor="text1" w:themeTint="BF"/>
                 <w:sz w:val="20"/>
                 <w:szCs w:val="20"/>
               </w:rPr>
@@ -12798,14 +13335,14 @@
                 <w:rStyle w:val="nfasissutil"/>
                 <w:i/>
                 <w:iCs/>
-                <w:color w:val="auto"/>
+                <w:color w:val="404040" w:themeColor="text1" w:themeTint="BF"/>
                 <w:sz w:val="20"/>
                 <w:szCs w:val="20"/>
               </w:rPr>
             </w:pPr>
             <w:r>
               <w:rPr>
-                <w:color w:val="auto"/>
+                <w:color w:val="404040" w:themeColor="text1" w:themeTint="BF"/>
                 <w:sz w:val="20"/>
                 <w:szCs w:val="20"/>
               </w:rPr>
@@ -12829,12 +13366,13 @@
                 <w:rStyle w:val="nfasissutil"/>
                 <w:i w:val="0"/>
                 <w:iCs w:val="0"/>
-                <w:color w:val="auto"/>
+                <w:color w:val="404040" w:themeColor="text1" w:themeTint="BF"/>
                 <w:szCs w:val="18"/>
               </w:rPr>
             </w:pPr>
             <w:r>
               <w:rPr>
+                <w:color w:val="404040" w:themeColor="text1" w:themeTint="BF"/>
                 <w:szCs w:val="18"/>
               </w:rPr>
               <w:t>01</w:t>
@@ -12877,6 +13415,7 @@
                       <w:b/>
                       <w:i/>
                       <w:iCs/>
+                      <w:color w:val="404040" w:themeColor="text1" w:themeTint="BF"/>
                       <w:szCs w:val="18"/>
                     </w:rPr>
                   </w:pPr>
@@ -12893,6 +13432,7 @@
                 <w:i/>
                 <w:iCs/>
                 <w:vanish/>
+                <w:color w:val="404040" w:themeColor="text1" w:themeTint="BF"/>
                 <w:szCs w:val="18"/>
               </w:rPr>
             </w:pPr>
@@ -12927,6 +13467,7 @@
                     <w:rPr>
                       <w:rFonts w:asciiTheme="majorHAnsi" w:eastAsiaTheme="majorEastAsia" w:hAnsiTheme="majorHAnsi" w:cstheme="majorBidi"/>
                       <w:bCs/>
+                      <w:color w:val="404040" w:themeColor="text1" w:themeTint="BF"/>
                       <w:szCs w:val="18"/>
                     </w:rPr>
                   </w:pPr>
@@ -12935,6 +13476,7 @@
                     <w:rPr>
                       <w:rFonts w:asciiTheme="majorHAnsi" w:eastAsiaTheme="majorEastAsia" w:hAnsiTheme="majorHAnsi" w:cstheme="majorBidi"/>
                       <w:bCs/>
+                      <w:color w:val="404040" w:themeColor="text1" w:themeTint="BF"/>
                       <w:szCs w:val="18"/>
                     </w:rPr>
                     <w:t>Login</w:t>
@@ -12944,6 +13486,7 @@
                     <w:rPr>
                       <w:rFonts w:asciiTheme="majorHAnsi" w:eastAsiaTheme="majorEastAsia" w:hAnsiTheme="majorHAnsi" w:cstheme="majorBidi"/>
                       <w:bCs/>
+                      <w:color w:val="404040" w:themeColor="text1" w:themeTint="BF"/>
                       <w:szCs w:val="18"/>
                     </w:rPr>
                     <w:t xml:space="preserve"> exitoso</w:t>
@@ -12959,7 +13502,7 @@
                 <w:rStyle w:val="nfasissutil"/>
                 <w:i w:val="0"/>
                 <w:iCs w:val="0"/>
-                <w:color w:val="auto"/>
+                <w:color w:val="404040" w:themeColor="text1" w:themeTint="BF"/>
                 <w:szCs w:val="18"/>
               </w:rPr>
             </w:pPr>
@@ -12976,12 +13519,13 @@
                 <w:rStyle w:val="nfasissutil"/>
                 <w:i w:val="0"/>
                 <w:iCs w:val="0"/>
-                <w:color w:val="auto"/>
+                <w:color w:val="404040" w:themeColor="text1" w:themeTint="BF"/>
                 <w:szCs w:val="18"/>
               </w:rPr>
             </w:pPr>
             <w:r>
               <w:rPr>
+                <w:color w:val="404040" w:themeColor="text1" w:themeTint="BF"/>
                 <w:szCs w:val="18"/>
               </w:rPr>
               <w:t>Usuario registrado</w:t>
@@ -12999,12 +13543,13 @@
                 <w:rStyle w:val="nfasissutil"/>
                 <w:i w:val="0"/>
                 <w:iCs w:val="0"/>
-                <w:color w:val="auto"/>
+                <w:color w:val="404040" w:themeColor="text1" w:themeTint="BF"/>
                 <w:szCs w:val="18"/>
               </w:rPr>
             </w:pPr>
             <w:r>
               <w:rPr>
+                <w:color w:val="404040" w:themeColor="text1" w:themeTint="BF"/>
                 <w:szCs w:val="18"/>
               </w:rPr>
               <w:t>Usuario válido, contraseña válida</w:t>
@@ -13022,12 +13567,13 @@
                 <w:rStyle w:val="nfasissutil"/>
                 <w:i w:val="0"/>
                 <w:iCs w:val="0"/>
-                <w:color w:val="auto"/>
+                <w:color w:val="404040" w:themeColor="text1" w:themeTint="BF"/>
                 <w:szCs w:val="18"/>
               </w:rPr>
             </w:pPr>
             <w:r>
               <w:rPr>
+                <w:color w:val="404040" w:themeColor="text1" w:themeTint="BF"/>
                 <w:szCs w:val="18"/>
               </w:rPr>
               <w:t xml:space="preserve">1. Ir a </w:t>
@@ -13035,6 +13581,7 @@
             <w:proofErr w:type="spellStart"/>
             <w:r>
               <w:rPr>
+                <w:color w:val="404040" w:themeColor="text1" w:themeTint="BF"/>
                 <w:szCs w:val="18"/>
               </w:rPr>
               <w:t>login</w:t>
@@ -13042,6 +13589,7 @@
             <w:proofErr w:type="spellEnd"/>
             <w:r>
               <w:rPr>
+                <w:color w:val="404040" w:themeColor="text1" w:themeTint="BF"/>
                 <w:szCs w:val="18"/>
               </w:rPr>
               <w:br/>
@@ -13049,6 +13597,7 @@
             </w:r>
             <w:r>
               <w:rPr>
+                <w:color w:val="404040" w:themeColor="text1" w:themeTint="BF"/>
                 <w:szCs w:val="18"/>
               </w:rPr>
               <w:br/>
@@ -13067,12 +13616,13 @@
                 <w:rStyle w:val="nfasissutil"/>
                 <w:i w:val="0"/>
                 <w:iCs w:val="0"/>
-                <w:color w:val="auto"/>
+                <w:color w:val="404040" w:themeColor="text1" w:themeTint="BF"/>
                 <w:szCs w:val="18"/>
               </w:rPr>
             </w:pPr>
             <w:r>
               <w:rPr>
+                <w:color w:val="404040" w:themeColor="text1" w:themeTint="BF"/>
                 <w:szCs w:val="18"/>
               </w:rPr>
               <w:t>Inicia sesión y redirige a inicio</w:t>
@@ -13092,12 +13642,13 @@
                 <w:rStyle w:val="nfasissutil"/>
                 <w:i w:val="0"/>
                 <w:iCs w:val="0"/>
-                <w:color w:val="auto"/>
+                <w:color w:val="404040" w:themeColor="text1" w:themeTint="BF"/>
                 <w:szCs w:val="18"/>
               </w:rPr>
             </w:pPr>
             <w:r>
               <w:rPr>
+                <w:color w:val="404040" w:themeColor="text1" w:themeTint="BF"/>
                 <w:szCs w:val="18"/>
               </w:rPr>
               <w:t>02</w:t>
@@ -13115,12 +13666,13 @@
                 <w:rStyle w:val="nfasissutil"/>
                 <w:i w:val="0"/>
                 <w:iCs w:val="0"/>
-                <w:color w:val="auto"/>
+                <w:color w:val="404040" w:themeColor="text1" w:themeTint="BF"/>
                 <w:szCs w:val="18"/>
               </w:rPr>
             </w:pPr>
             <w:r>
               <w:rPr>
+                <w:color w:val="404040" w:themeColor="text1" w:themeTint="BF"/>
                 <w:szCs w:val="18"/>
               </w:rPr>
               <w:t>Contraseña incorrecta</w:t>
@@ -13138,12 +13690,13 @@
                 <w:rStyle w:val="nfasissutil"/>
                 <w:i w:val="0"/>
                 <w:iCs w:val="0"/>
-                <w:color w:val="auto"/>
+                <w:color w:val="404040" w:themeColor="text1" w:themeTint="BF"/>
                 <w:szCs w:val="18"/>
               </w:rPr>
             </w:pPr>
             <w:r>
               <w:rPr>
+                <w:color w:val="404040" w:themeColor="text1" w:themeTint="BF"/>
                 <w:szCs w:val="18"/>
               </w:rPr>
               <w:t>Usuario registrado</w:t>
@@ -13161,12 +13714,13 @@
                 <w:rStyle w:val="nfasissutil"/>
                 <w:i w:val="0"/>
                 <w:iCs w:val="0"/>
-                <w:color w:val="auto"/>
+                <w:color w:val="404040" w:themeColor="text1" w:themeTint="BF"/>
                 <w:szCs w:val="18"/>
               </w:rPr>
             </w:pPr>
             <w:r>
               <w:rPr>
+                <w:color w:val="404040" w:themeColor="text1" w:themeTint="BF"/>
                 <w:szCs w:val="18"/>
               </w:rPr>
               <w:t>Usuario válido, contraseña incorrecta</w:t>
@@ -13205,6 +13759,7 @@
                 <w:p>
                   <w:pPr>
                     <w:rPr>
+                      <w:color w:val="404040" w:themeColor="text1" w:themeTint="BF"/>
                       <w:szCs w:val="18"/>
                     </w:rPr>
                   </w:pPr>
@@ -13217,6 +13772,7 @@
               <w:cnfStyle w:val="000000000000" w:firstRow="0" w:lastRow="0" w:firstColumn="0" w:lastColumn="0" w:oddVBand="0" w:evenVBand="0" w:oddHBand="0" w:evenHBand="0" w:firstRowFirstColumn="0" w:firstRowLastColumn="0" w:lastRowFirstColumn="0" w:lastRowLastColumn="0"/>
               <w:rPr>
                 <w:vanish/>
+                <w:color w:val="404040" w:themeColor="text1" w:themeTint="BF"/>
                 <w:szCs w:val="18"/>
               </w:rPr>
             </w:pPr>
@@ -13249,11 +13805,13 @@
                 <w:p>
                   <w:pPr>
                     <w:rPr>
+                      <w:color w:val="404040" w:themeColor="text1" w:themeTint="BF"/>
                       <w:szCs w:val="18"/>
                     </w:rPr>
                   </w:pPr>
                   <w:r>
                     <w:rPr>
+                      <w:color w:val="404040" w:themeColor="text1" w:themeTint="BF"/>
                       <w:szCs w:val="18"/>
                     </w:rPr>
                     <w:t xml:space="preserve">1. Ir a </w:t>
@@ -13261,6 +13819,7 @@
                   <w:proofErr w:type="spellStart"/>
                   <w:r>
                     <w:rPr>
+                      <w:color w:val="404040" w:themeColor="text1" w:themeTint="BF"/>
                       <w:szCs w:val="18"/>
                     </w:rPr>
                     <w:t>login</w:t>
@@ -13268,6 +13827,7 @@
                   <w:proofErr w:type="spellEnd"/>
                   <w:r>
                     <w:rPr>
+                      <w:color w:val="404040" w:themeColor="text1" w:themeTint="BF"/>
                       <w:szCs w:val="18"/>
                     </w:rPr>
                     <w:br/>
@@ -13275,6 +13835,7 @@
                   </w:r>
                   <w:r>
                     <w:rPr>
+                      <w:color w:val="404040" w:themeColor="text1" w:themeTint="BF"/>
                       <w:szCs w:val="18"/>
                     </w:rPr>
                     <w:br/>
@@ -13291,7 +13852,7 @@
                 <w:rStyle w:val="nfasissutil"/>
                 <w:i w:val="0"/>
                 <w:iCs w:val="0"/>
-                <w:color w:val="auto"/>
+                <w:color w:val="404040" w:themeColor="text1" w:themeTint="BF"/>
                 <w:szCs w:val="18"/>
               </w:rPr>
             </w:pPr>
@@ -13308,12 +13869,13 @@
                 <w:rStyle w:val="nfasissutil"/>
                 <w:i w:val="0"/>
                 <w:iCs w:val="0"/>
-                <w:color w:val="auto"/>
+                <w:color w:val="404040" w:themeColor="text1" w:themeTint="BF"/>
                 <w:szCs w:val="18"/>
               </w:rPr>
             </w:pPr>
             <w:r>
               <w:rPr>
+                <w:color w:val="404040" w:themeColor="text1" w:themeTint="BF"/>
                 <w:szCs w:val="18"/>
               </w:rPr>
               <w:t>Muestra: "Nombre de usuario o contraseña incorrectos"</w:t>
@@ -13336,12 +13898,13 @@
                 <w:rStyle w:val="nfasissutil"/>
                 <w:i w:val="0"/>
                 <w:iCs w:val="0"/>
-                <w:color w:val="auto"/>
+                <w:color w:val="404040" w:themeColor="text1" w:themeTint="BF"/>
                 <w:szCs w:val="18"/>
               </w:rPr>
             </w:pPr>
             <w:r>
               <w:rPr>
+                <w:color w:val="404040" w:themeColor="text1" w:themeTint="BF"/>
                 <w:szCs w:val="18"/>
               </w:rPr>
               <w:t>03</w:t>
@@ -13359,12 +13922,13 @@
                 <w:rStyle w:val="nfasissutil"/>
                 <w:i w:val="0"/>
                 <w:iCs w:val="0"/>
-                <w:color w:val="auto"/>
+                <w:color w:val="404040" w:themeColor="text1" w:themeTint="BF"/>
                 <w:szCs w:val="18"/>
               </w:rPr>
             </w:pPr>
             <w:r>
               <w:rPr>
+                <w:color w:val="404040" w:themeColor="text1" w:themeTint="BF"/>
                 <w:szCs w:val="18"/>
               </w:rPr>
               <w:t>Usuario no existente</w:t>
@@ -13382,12 +13946,13 @@
                 <w:rStyle w:val="nfasissutil"/>
                 <w:i w:val="0"/>
                 <w:iCs w:val="0"/>
-                <w:color w:val="auto"/>
+                <w:color w:val="404040" w:themeColor="text1" w:themeTint="BF"/>
                 <w:szCs w:val="18"/>
               </w:rPr>
             </w:pPr>
             <w:r>
               <w:rPr>
+                <w:color w:val="404040" w:themeColor="text1" w:themeTint="BF"/>
                 <w:szCs w:val="18"/>
               </w:rPr>
               <w:t>Ninguno</w:t>
@@ -13405,12 +13970,13 @@
                 <w:rStyle w:val="nfasissutil"/>
                 <w:i w:val="0"/>
                 <w:iCs w:val="0"/>
-                <w:color w:val="auto"/>
+                <w:color w:val="404040" w:themeColor="text1" w:themeTint="BF"/>
                 <w:szCs w:val="18"/>
               </w:rPr>
             </w:pPr>
             <w:r>
               <w:rPr>
+                <w:color w:val="404040" w:themeColor="text1" w:themeTint="BF"/>
                 <w:szCs w:val="18"/>
               </w:rPr>
               <w:t>Usuario inexistente, contraseña cualquiera</w:t>
@@ -13449,6 +14015,7 @@
                 <w:p>
                   <w:pPr>
                     <w:rPr>
+                      <w:color w:val="404040" w:themeColor="text1" w:themeTint="BF"/>
                       <w:szCs w:val="18"/>
                     </w:rPr>
                   </w:pPr>
@@ -13461,6 +14028,7 @@
               <w:cnfStyle w:val="000000100000" w:firstRow="0" w:lastRow="0" w:firstColumn="0" w:lastColumn="0" w:oddVBand="0" w:evenVBand="0" w:oddHBand="1" w:evenHBand="0" w:firstRowFirstColumn="0" w:firstRowLastColumn="0" w:lastRowFirstColumn="0" w:lastRowLastColumn="0"/>
               <w:rPr>
                 <w:vanish/>
+                <w:color w:val="404040" w:themeColor="text1" w:themeTint="BF"/>
                 <w:szCs w:val="18"/>
               </w:rPr>
             </w:pPr>
@@ -13493,11 +14061,13 @@
                 <w:p>
                   <w:pPr>
                     <w:rPr>
+                      <w:color w:val="404040" w:themeColor="text1" w:themeTint="BF"/>
                       <w:szCs w:val="18"/>
                     </w:rPr>
                   </w:pPr>
                   <w:r>
                     <w:rPr>
+                      <w:color w:val="404040" w:themeColor="text1" w:themeTint="BF"/>
                       <w:szCs w:val="18"/>
                     </w:rPr>
                     <w:t xml:space="preserve">1. Ir a </w:t>
@@ -13505,6 +14075,7 @@
                   <w:proofErr w:type="spellStart"/>
                   <w:r>
                     <w:rPr>
+                      <w:color w:val="404040" w:themeColor="text1" w:themeTint="BF"/>
                       <w:szCs w:val="18"/>
                     </w:rPr>
                     <w:t>login</w:t>
@@ -13512,6 +14083,7 @@
                   <w:proofErr w:type="spellEnd"/>
                   <w:r>
                     <w:rPr>
+                      <w:color w:val="404040" w:themeColor="text1" w:themeTint="BF"/>
                       <w:szCs w:val="18"/>
                     </w:rPr>
                     <w:br/>
@@ -13519,6 +14091,7 @@
                   </w:r>
                   <w:r>
                     <w:rPr>
+                      <w:color w:val="404040" w:themeColor="text1" w:themeTint="BF"/>
                       <w:szCs w:val="18"/>
                     </w:rPr>
                     <w:br/>
@@ -13535,7 +14108,7 @@
                 <w:rStyle w:val="nfasissutil"/>
                 <w:i w:val="0"/>
                 <w:iCs w:val="0"/>
-                <w:color w:val="auto"/>
+                <w:color w:val="404040" w:themeColor="text1" w:themeTint="BF"/>
                 <w:szCs w:val="18"/>
               </w:rPr>
             </w:pPr>
@@ -13552,12 +14125,13 @@
                 <w:rStyle w:val="nfasissutil"/>
                 <w:i w:val="0"/>
                 <w:iCs w:val="0"/>
-                <w:color w:val="auto"/>
+                <w:color w:val="404040" w:themeColor="text1" w:themeTint="BF"/>
                 <w:szCs w:val="18"/>
               </w:rPr>
             </w:pPr>
             <w:r>
               <w:rPr>
+                <w:color w:val="404040" w:themeColor="text1" w:themeTint="BF"/>
                 <w:szCs w:val="18"/>
               </w:rPr>
               <w:t>Muestra: "Nombre de usuario o contraseña incorrectos"</w:t>
@@ -13577,12 +14151,13 @@
                 <w:rStyle w:val="nfasissutil"/>
                 <w:i w:val="0"/>
                 <w:iCs w:val="0"/>
-                <w:color w:val="auto"/>
+                <w:color w:val="404040" w:themeColor="text1" w:themeTint="BF"/>
                 <w:szCs w:val="18"/>
               </w:rPr>
             </w:pPr>
             <w:r>
               <w:rPr>
+                <w:color w:val="404040" w:themeColor="text1" w:themeTint="BF"/>
                 <w:szCs w:val="18"/>
               </w:rPr>
               <w:t>04</w:t>
@@ -13600,12 +14175,13 @@
                 <w:rStyle w:val="nfasissutil"/>
                 <w:i w:val="0"/>
                 <w:iCs w:val="0"/>
-                <w:color w:val="auto"/>
+                <w:color w:val="404040" w:themeColor="text1" w:themeTint="BF"/>
                 <w:szCs w:val="18"/>
               </w:rPr>
             </w:pPr>
             <w:r>
               <w:rPr>
+                <w:color w:val="404040" w:themeColor="text1" w:themeTint="BF"/>
                 <w:szCs w:val="18"/>
               </w:rPr>
               <w:t>Campos vacíos</w:t>
@@ -13623,12 +14199,13 @@
                 <w:rStyle w:val="nfasissutil"/>
                 <w:i w:val="0"/>
                 <w:iCs w:val="0"/>
-                <w:color w:val="auto"/>
+                <w:color w:val="404040" w:themeColor="text1" w:themeTint="BF"/>
                 <w:szCs w:val="18"/>
               </w:rPr>
             </w:pPr>
             <w:r>
               <w:rPr>
+                <w:color w:val="404040" w:themeColor="text1" w:themeTint="BF"/>
                 <w:szCs w:val="18"/>
               </w:rPr>
               <w:t>Ninguno</w:t>
@@ -13667,6 +14244,7 @@
                 <w:p>
                   <w:pPr>
                     <w:rPr>
+                      <w:color w:val="404040" w:themeColor="text1" w:themeTint="BF"/>
                       <w:szCs w:val="18"/>
                     </w:rPr>
                   </w:pPr>
@@ -13679,6 +14257,7 @@
               <w:cnfStyle w:val="000000000000" w:firstRow="0" w:lastRow="0" w:firstColumn="0" w:lastColumn="0" w:oddVBand="0" w:evenVBand="0" w:oddHBand="0" w:evenHBand="0" w:firstRowFirstColumn="0" w:firstRowLastColumn="0" w:lastRowFirstColumn="0" w:lastRowLastColumn="0"/>
               <w:rPr>
                 <w:vanish/>
+                <w:color w:val="404040" w:themeColor="text1" w:themeTint="BF"/>
                 <w:szCs w:val="18"/>
               </w:rPr>
             </w:pPr>
@@ -13711,11 +14290,13 @@
                 <w:p>
                   <w:pPr>
                     <w:rPr>
+                      <w:color w:val="404040" w:themeColor="text1" w:themeTint="BF"/>
                       <w:szCs w:val="18"/>
                     </w:rPr>
                   </w:pPr>
                   <w:r>
                     <w:rPr>
+                      <w:color w:val="404040" w:themeColor="text1" w:themeTint="BF"/>
                       <w:szCs w:val="18"/>
                     </w:rPr>
                     <w:t>Campos vacíos</w:t>
@@ -13731,7 +14312,7 @@
                 <w:rStyle w:val="nfasissutil"/>
                 <w:i w:val="0"/>
                 <w:iCs w:val="0"/>
-                <w:color w:val="auto"/>
+                <w:color w:val="404040" w:themeColor="text1" w:themeTint="BF"/>
                 <w:szCs w:val="18"/>
               </w:rPr>
             </w:pPr>
@@ -13769,6 +14350,7 @@
                 <w:p>
                   <w:pPr>
                     <w:rPr>
+                      <w:color w:val="404040" w:themeColor="text1" w:themeTint="BF"/>
                       <w:szCs w:val="18"/>
                     </w:rPr>
                   </w:pPr>
@@ -13781,6 +14363,7 @@
               <w:cnfStyle w:val="000000000000" w:firstRow="0" w:lastRow="0" w:firstColumn="0" w:lastColumn="0" w:oddVBand="0" w:evenVBand="0" w:oddHBand="0" w:evenHBand="0" w:firstRowFirstColumn="0" w:firstRowLastColumn="0" w:lastRowFirstColumn="0" w:lastRowLastColumn="0"/>
               <w:rPr>
                 <w:vanish/>
+                <w:color w:val="404040" w:themeColor="text1" w:themeTint="BF"/>
                 <w:szCs w:val="18"/>
               </w:rPr>
             </w:pPr>
@@ -13813,11 +14396,13 @@
                 <w:p>
                   <w:pPr>
                     <w:rPr>
+                      <w:color w:val="404040" w:themeColor="text1" w:themeTint="BF"/>
                       <w:szCs w:val="18"/>
                     </w:rPr>
                   </w:pPr>
                   <w:r>
                     <w:rPr>
+                      <w:color w:val="404040" w:themeColor="text1" w:themeTint="BF"/>
                       <w:szCs w:val="18"/>
                     </w:rPr>
                     <w:t>Dejar campos vacíos y pulsar "Iniciar sesión"</w:t>
@@ -13833,7 +14418,7 @@
                 <w:rStyle w:val="nfasissutil"/>
                 <w:i w:val="0"/>
                 <w:iCs w:val="0"/>
-                <w:color w:val="auto"/>
+                <w:color w:val="404040" w:themeColor="text1" w:themeTint="BF"/>
                 <w:szCs w:val="18"/>
               </w:rPr>
             </w:pPr>
@@ -13850,12 +14435,13 @@
                 <w:rStyle w:val="nfasissutil"/>
                 <w:i w:val="0"/>
                 <w:iCs w:val="0"/>
-                <w:color w:val="auto"/>
+                <w:color w:val="404040" w:themeColor="text1" w:themeTint="BF"/>
                 <w:szCs w:val="18"/>
               </w:rPr>
             </w:pPr>
             <w:r>
               <w:rPr>
+                <w:color w:val="404040" w:themeColor="text1" w:themeTint="BF"/>
                 <w:szCs w:val="18"/>
               </w:rPr>
               <w:t>Muestra: "Este campo es obligatorio" por campo</w:t>
@@ -13972,7 +14558,7 @@
           <w:szCs w:val="20"/>
         </w:rPr>
         <w:lastRenderedPageBreak/>
-        <w:t>REGISTRO DE USUARIO</w:t>
+        <w:t>Registro de usuario</w:t>
       </w:r>
     </w:p>
     <w:tbl>
@@ -15106,7 +15692,7 @@
               <w:tblLook w:val="04A0" w:firstRow="1" w:lastRow="0" w:firstColumn="1" w:lastColumn="0" w:noHBand="0" w:noVBand="1"/>
             </w:tblPr>
             <w:tblGrid>
-              <w:gridCol w:w="1052"/>
+              <w:gridCol w:w="1088"/>
             </w:tblGrid>
             <w:tr>
               <w:trPr>
@@ -15493,7 +16079,7 @@
               <w:tblLook w:val="04A0" w:firstRow="1" w:lastRow="0" w:firstColumn="1" w:lastColumn="0" w:noHBand="0" w:noVBand="1"/>
             </w:tblPr>
             <w:tblGrid>
-              <w:gridCol w:w="1349"/>
+              <w:gridCol w:w="1351"/>
             </w:tblGrid>
             <w:tr>
               <w:trPr>
@@ -15706,7 +16292,7 @@
           <w:sz w:val="20"/>
           <w:szCs w:val="22"/>
         </w:rPr>
-        <w:t>CAMBIO DE CONTRASEÑA CON CÓDIGO</w:t>
+        <w:t>Cambio de contraseña con código</w:t>
       </w:r>
     </w:p>
     <w:tbl>
@@ -16138,14 +16724,7 @@
                 <w:color w:val="404040" w:themeColor="text1" w:themeTint="BF"/>
                 <w:szCs w:val="18"/>
               </w:rPr>
-              <w:t>Código inválido, contraseñas válidas</w:t>
-            </w:r>
-            <w:r>
-              <w:rPr>
-                <w:color w:val="404040" w:themeColor="text1" w:themeTint="BF"/>
-                <w:szCs w:val="18"/>
-              </w:rPr>
-              <w:t xml:space="preserve"> </w:t>
+              <w:t xml:space="preserve">Código inválido, contraseñas válidas </w:t>
             </w:r>
           </w:p>
         </w:tc>
@@ -16297,7 +16876,7 @@
               <w:tblLook w:val="04A0" w:firstRow="1" w:lastRow="0" w:firstColumn="1" w:lastColumn="0" w:noHBand="0" w:noVBand="1"/>
             </w:tblPr>
             <w:tblGrid>
-              <w:gridCol w:w="1385"/>
+              <w:gridCol w:w="1541"/>
             </w:tblGrid>
             <w:tr>
               <w:trPr>
@@ -16481,14 +17060,18 @@
         <w:pStyle w:val="TTULODEAPARTADOS"/>
         <w:rPr>
           <w:color w:val="404040" w:themeColor="text1" w:themeTint="BF"/>
+          <w:sz w:val="20"/>
+          <w:szCs w:val="20"/>
         </w:rPr>
       </w:pPr>
       <w:r>
         <w:rPr>
           <w:color w:val="404040" w:themeColor="text1" w:themeTint="BF"/>
+          <w:sz w:val="20"/>
+          <w:szCs w:val="20"/>
         </w:rPr>
         <w:lastRenderedPageBreak/>
-        <w:t>CAMBIO DE CONTRASEÑA DESDE CUENTA</w:t>
+        <w:t>Cambio de contraseña desde Cuenta</w:t>
       </w:r>
     </w:p>
     <w:tbl>
@@ -17101,6 +17684,8 @@
           <w:i/>
           <w:iCs/>
           <w:color w:val="404040" w:themeColor="text1" w:themeTint="BF"/>
+          <w:sz w:val="20"/>
+          <w:szCs w:val="20"/>
         </w:rPr>
       </w:pPr>
       <w:r>
@@ -17109,20 +17694,11 @@
           <w:i/>
           <w:iCs/>
           <w:color w:val="404040" w:themeColor="text1" w:themeTint="BF"/>
+          <w:sz w:val="20"/>
+          <w:szCs w:val="20"/>
         </w:rPr>
         <w:t>Edición de Perfil</w:t>
       </w:r>
-    </w:p>
-    <w:p>
-      <w:pPr>
-        <w:pStyle w:val="TTULODEAPARTADOS"/>
-        <w:rPr>
-          <w:rStyle w:val="nfasissutil"/>
-          <w:i/>
-          <w:iCs/>
-          <w:color w:val="404040" w:themeColor="text1" w:themeTint="BF"/>
-        </w:rPr>
-      </w:pPr>
     </w:p>
     <w:tbl>
       <w:tblPr>
@@ -17538,9 +18114,1379 @@
         </w:rPr>
       </w:pPr>
     </w:p>
+    <w:p>
+      <w:pPr>
+        <w:pStyle w:val="TTULODEAPARTADOS"/>
+        <w:rPr>
+          <w:color w:val="404040" w:themeColor="text1" w:themeTint="BF"/>
+          <w:sz w:val="20"/>
+          <w:szCs w:val="20"/>
+        </w:rPr>
+      </w:pPr>
+      <w:r>
+        <w:rPr>
+          <w:color w:val="404040" w:themeColor="text1" w:themeTint="BF"/>
+          <w:sz w:val="20"/>
+          <w:szCs w:val="20"/>
+        </w:rPr>
+        <w:t>Eliminar Cuenta</w:t>
+      </w:r>
+    </w:p>
+    <w:tbl>
+      <w:tblPr>
+        <w:tblStyle w:val="Tablaconcuadrcula6concolores-nfasis2"/>
+        <w:tblW w:w="0" w:type="auto"/>
+        <w:tblLook w:val="04A0" w:firstRow="1" w:lastRow="0" w:firstColumn="1" w:lastColumn="0" w:noHBand="0" w:noVBand="1"/>
+      </w:tblPr>
+      <w:tblGrid>
+        <w:gridCol w:w="1339"/>
+        <w:gridCol w:w="1380"/>
+        <w:gridCol w:w="1567"/>
+        <w:gridCol w:w="1415"/>
+        <w:gridCol w:w="1381"/>
+        <w:gridCol w:w="1412"/>
+      </w:tblGrid>
+      <w:tr>
+        <w:trPr>
+          <w:cnfStyle w:val="100000000000" w:firstRow="1" w:lastRow="0" w:firstColumn="0" w:lastColumn="0" w:oddVBand="0" w:evenVBand="0" w:oddHBand="0" w:evenHBand="0" w:firstRowFirstColumn="0" w:firstRowLastColumn="0" w:lastRowFirstColumn="0" w:lastRowLastColumn="0"/>
+        </w:trPr>
+        <w:tc>
+          <w:tcPr>
+            <w:cnfStyle w:val="001000000000" w:firstRow="0" w:lastRow="0" w:firstColumn="1" w:lastColumn="0" w:oddVBand="0" w:evenVBand="0" w:oddHBand="0" w:evenHBand="0" w:firstRowFirstColumn="0" w:firstRowLastColumn="0" w:lastRowFirstColumn="0" w:lastRowLastColumn="0"/>
+            <w:tcW w:w="1415" w:type="dxa"/>
+          </w:tcPr>
+          <w:p>
+            <w:pPr>
+              <w:rPr>
+                <w:color w:val="404040" w:themeColor="text1" w:themeTint="BF"/>
+              </w:rPr>
+            </w:pPr>
+            <w:r>
+              <w:rPr>
+                <w:color w:val="404040" w:themeColor="text1" w:themeTint="BF"/>
+              </w:rPr>
+              <w:t>ID</w:t>
+            </w:r>
+          </w:p>
+          <w:p>
+            <w:pPr>
+              <w:rPr>
+                <w:rStyle w:val="nfasissutil"/>
+                <w:i w:val="0"/>
+                <w:iCs w:val="0"/>
+                <w:color w:val="404040" w:themeColor="text1" w:themeTint="BF"/>
+              </w:rPr>
+            </w:pPr>
+          </w:p>
+        </w:tc>
+        <w:tc>
+          <w:tcPr>
+            <w:tcW w:w="1415" w:type="dxa"/>
+          </w:tcPr>
+          <w:p>
+            <w:pPr>
+              <w:cnfStyle w:val="100000000000" w:firstRow="1" w:lastRow="0" w:firstColumn="0" w:lastColumn="0" w:oddVBand="0" w:evenVBand="0" w:oddHBand="0" w:evenHBand="0" w:firstRowFirstColumn="0" w:firstRowLastColumn="0" w:lastRowFirstColumn="0" w:lastRowLastColumn="0"/>
+              <w:rPr>
+                <w:rStyle w:val="nfasissutil"/>
+                <w:i w:val="0"/>
+                <w:iCs w:val="0"/>
+                <w:color w:val="404040" w:themeColor="text1" w:themeTint="BF"/>
+              </w:rPr>
+            </w:pPr>
+            <w:r>
+              <w:rPr>
+                <w:color w:val="404040" w:themeColor="text1" w:themeTint="BF"/>
+              </w:rPr>
+              <w:t>Nombre</w:t>
+            </w:r>
+          </w:p>
+        </w:tc>
+        <w:tc>
+          <w:tcPr>
+            <w:tcW w:w="1416" w:type="dxa"/>
+          </w:tcPr>
+          <w:p>
+            <w:pPr>
+              <w:cnfStyle w:val="100000000000" w:firstRow="1" w:lastRow="0" w:firstColumn="0" w:lastColumn="0" w:oddVBand="0" w:evenVBand="0" w:oddHBand="0" w:evenHBand="0" w:firstRowFirstColumn="0" w:firstRowLastColumn="0" w:lastRowFirstColumn="0" w:lastRowLastColumn="0"/>
+              <w:rPr>
+                <w:rStyle w:val="nfasissutil"/>
+                <w:i w:val="0"/>
+                <w:iCs w:val="0"/>
+                <w:color w:val="404040" w:themeColor="text1" w:themeTint="BF"/>
+              </w:rPr>
+            </w:pPr>
+            <w:r>
+              <w:rPr>
+                <w:color w:val="404040" w:themeColor="text1" w:themeTint="BF"/>
+              </w:rPr>
+              <w:t>Precondiciones</w:t>
+            </w:r>
+          </w:p>
+        </w:tc>
+        <w:tc>
+          <w:tcPr>
+            <w:tcW w:w="1416" w:type="dxa"/>
+          </w:tcPr>
+          <w:p>
+            <w:pPr>
+              <w:cnfStyle w:val="100000000000" w:firstRow="1" w:lastRow="0" w:firstColumn="0" w:lastColumn="0" w:oddVBand="0" w:evenVBand="0" w:oddHBand="0" w:evenHBand="0" w:firstRowFirstColumn="0" w:firstRowLastColumn="0" w:lastRowFirstColumn="0" w:lastRowLastColumn="0"/>
+              <w:rPr>
+                <w:rStyle w:val="nfasissutil"/>
+                <w:i w:val="0"/>
+                <w:iCs w:val="0"/>
+                <w:color w:val="404040" w:themeColor="text1" w:themeTint="BF"/>
+              </w:rPr>
+            </w:pPr>
+            <w:r>
+              <w:rPr>
+                <w:color w:val="404040" w:themeColor="text1" w:themeTint="BF"/>
+              </w:rPr>
+              <w:t>Entradas</w:t>
+            </w:r>
+          </w:p>
+        </w:tc>
+        <w:tc>
+          <w:tcPr>
+            <w:tcW w:w="1416" w:type="dxa"/>
+          </w:tcPr>
+          <w:p>
+            <w:pPr>
+              <w:cnfStyle w:val="100000000000" w:firstRow="1" w:lastRow="0" w:firstColumn="0" w:lastColumn="0" w:oddVBand="0" w:evenVBand="0" w:oddHBand="0" w:evenHBand="0" w:firstRowFirstColumn="0" w:firstRowLastColumn="0" w:lastRowFirstColumn="0" w:lastRowLastColumn="0"/>
+              <w:rPr>
+                <w:rStyle w:val="nfasissutil"/>
+                <w:i w:val="0"/>
+                <w:iCs w:val="0"/>
+                <w:color w:val="404040" w:themeColor="text1" w:themeTint="BF"/>
+              </w:rPr>
+            </w:pPr>
+            <w:r>
+              <w:rPr>
+                <w:color w:val="404040" w:themeColor="text1" w:themeTint="BF"/>
+              </w:rPr>
+              <w:t>Pasos</w:t>
+            </w:r>
+          </w:p>
+        </w:tc>
+        <w:tc>
+          <w:tcPr>
+            <w:tcW w:w="1416" w:type="dxa"/>
+          </w:tcPr>
+          <w:p>
+            <w:pPr>
+              <w:cnfStyle w:val="100000000000" w:firstRow="1" w:lastRow="0" w:firstColumn="0" w:lastColumn="0" w:oddVBand="0" w:evenVBand="0" w:oddHBand="0" w:evenHBand="0" w:firstRowFirstColumn="0" w:firstRowLastColumn="0" w:lastRowFirstColumn="0" w:lastRowLastColumn="0"/>
+              <w:rPr>
+                <w:rStyle w:val="nfasissutil"/>
+                <w:i w:val="0"/>
+                <w:iCs w:val="0"/>
+                <w:color w:val="404040" w:themeColor="text1" w:themeTint="BF"/>
+              </w:rPr>
+            </w:pPr>
+            <w:r>
+              <w:rPr>
+                <w:color w:val="404040" w:themeColor="text1" w:themeTint="BF"/>
+              </w:rPr>
+              <w:t>Resultado Esperado</w:t>
+            </w:r>
+          </w:p>
+        </w:tc>
+      </w:tr>
+      <w:tr>
+        <w:trPr>
+          <w:cnfStyle w:val="000000100000" w:firstRow="0" w:lastRow="0" w:firstColumn="0" w:lastColumn="0" w:oddVBand="0" w:evenVBand="0" w:oddHBand="1" w:evenHBand="0" w:firstRowFirstColumn="0" w:firstRowLastColumn="0" w:lastRowFirstColumn="0" w:lastRowLastColumn="0"/>
+        </w:trPr>
+        <w:tc>
+          <w:tcPr>
+            <w:cnfStyle w:val="001000000000" w:firstRow="0" w:lastRow="0" w:firstColumn="1" w:lastColumn="0" w:oddVBand="0" w:evenVBand="0" w:oddHBand="0" w:evenHBand="0" w:firstRowFirstColumn="0" w:firstRowLastColumn="0" w:lastRowFirstColumn="0" w:lastRowLastColumn="0"/>
+            <w:tcW w:w="1415" w:type="dxa"/>
+          </w:tcPr>
+          <w:p>
+            <w:pPr>
+              <w:rPr>
+                <w:color w:val="404040" w:themeColor="text1" w:themeTint="BF"/>
+              </w:rPr>
+            </w:pPr>
+            <w:r>
+              <w:rPr>
+                <w:color w:val="404040" w:themeColor="text1" w:themeTint="BF"/>
+              </w:rPr>
+              <w:t>19</w:t>
+            </w:r>
+          </w:p>
+        </w:tc>
+        <w:tc>
+          <w:tcPr>
+            <w:tcW w:w="1415" w:type="dxa"/>
+          </w:tcPr>
+          <w:tbl>
+            <w:tblPr>
+              <w:tblW w:w="0" w:type="auto"/>
+              <w:tblCellSpacing w:w="15" w:type="dxa"/>
+              <w:tblCellMar>
+                <w:top w:w="15" w:type="dxa"/>
+                <w:left w:w="15" w:type="dxa"/>
+                <w:bottom w:w="15" w:type="dxa"/>
+                <w:right w:w="15" w:type="dxa"/>
+              </w:tblCellMar>
+              <w:tblLook w:val="04A0" w:firstRow="1" w:lastRow="0" w:firstColumn="1" w:lastColumn="0" w:noHBand="0" w:noVBand="1"/>
+            </w:tblPr>
+            <w:tblGrid>
+              <w:gridCol w:w="96"/>
+            </w:tblGrid>
+            <w:tr>
+              <w:trPr>
+                <w:tblCellSpacing w:w="15" w:type="dxa"/>
+              </w:trPr>
+              <w:tc>
+                <w:tcPr>
+                  <w:tcW w:w="0" w:type="auto"/>
+                  <w:vAlign w:val="center"/>
+                  <w:hideMark/>
+                </w:tcPr>
+                <w:p>
+                  <w:pPr>
+                    <w:rPr>
+                      <w:color w:val="404040" w:themeColor="text1" w:themeTint="BF"/>
+                    </w:rPr>
+                  </w:pPr>
+                </w:p>
+              </w:tc>
+            </w:tr>
+          </w:tbl>
+          <w:p>
+            <w:pPr>
+              <w:cnfStyle w:val="000000100000" w:firstRow="0" w:lastRow="0" w:firstColumn="0" w:lastColumn="0" w:oddVBand="0" w:evenVBand="0" w:oddHBand="1" w:evenHBand="0" w:firstRowFirstColumn="0" w:firstRowLastColumn="0" w:lastRowFirstColumn="0" w:lastRowLastColumn="0"/>
+              <w:rPr>
+                <w:vanish/>
+                <w:color w:val="404040" w:themeColor="text1" w:themeTint="BF"/>
+              </w:rPr>
+            </w:pPr>
+          </w:p>
+          <w:tbl>
+            <w:tblPr>
+              <w:tblW w:w="0" w:type="auto"/>
+              <w:tblCellSpacing w:w="15" w:type="dxa"/>
+              <w:tblCellMar>
+                <w:top w:w="15" w:type="dxa"/>
+                <w:left w:w="15" w:type="dxa"/>
+                <w:bottom w:w="15" w:type="dxa"/>
+                <w:right w:w="15" w:type="dxa"/>
+              </w:tblCellMar>
+              <w:tblLook w:val="04A0" w:firstRow="1" w:lastRow="0" w:firstColumn="1" w:lastColumn="0" w:noHBand="0" w:noVBand="1"/>
+            </w:tblPr>
+            <w:tblGrid>
+              <w:gridCol w:w="1164"/>
+            </w:tblGrid>
+            <w:tr>
+              <w:trPr>
+                <w:tblCellSpacing w:w="15" w:type="dxa"/>
+              </w:trPr>
+              <w:tc>
+                <w:tcPr>
+                  <w:tcW w:w="0" w:type="auto"/>
+                  <w:vAlign w:val="center"/>
+                  <w:hideMark/>
+                </w:tcPr>
+                <w:p>
+                  <w:pPr>
+                    <w:rPr>
+                      <w:color w:val="404040" w:themeColor="text1" w:themeTint="BF"/>
+                    </w:rPr>
+                  </w:pPr>
+                  <w:r>
+                    <w:rPr>
+                      <w:color w:val="404040" w:themeColor="text1" w:themeTint="BF"/>
+                    </w:rPr>
+                    <w:t>Eliminar cuenta</w:t>
+                  </w:r>
+                </w:p>
+              </w:tc>
+            </w:tr>
+          </w:tbl>
+          <w:p>
+            <w:pPr>
+              <w:cnfStyle w:val="000000100000" w:firstRow="0" w:lastRow="0" w:firstColumn="0" w:lastColumn="0" w:oddVBand="0" w:evenVBand="0" w:oddHBand="1" w:evenHBand="0" w:firstRowFirstColumn="0" w:firstRowLastColumn="0" w:lastRowFirstColumn="0" w:lastRowLastColumn="0"/>
+              <w:rPr>
+                <w:color w:val="404040" w:themeColor="text1" w:themeTint="BF"/>
+              </w:rPr>
+            </w:pPr>
+          </w:p>
+        </w:tc>
+        <w:tc>
+          <w:tcPr>
+            <w:tcW w:w="1416" w:type="dxa"/>
+          </w:tcPr>
+          <w:p>
+            <w:pPr>
+              <w:cnfStyle w:val="000000100000" w:firstRow="0" w:lastRow="0" w:firstColumn="0" w:lastColumn="0" w:oddVBand="0" w:evenVBand="0" w:oddHBand="1" w:evenHBand="0" w:firstRowFirstColumn="0" w:firstRowLastColumn="0" w:lastRowFirstColumn="0" w:lastRowLastColumn="0"/>
+              <w:rPr>
+                <w:color w:val="404040" w:themeColor="text1" w:themeTint="BF"/>
+              </w:rPr>
+            </w:pPr>
+            <w:r>
+              <w:rPr>
+                <w:color w:val="404040" w:themeColor="text1" w:themeTint="BF"/>
+              </w:rPr>
+              <w:t xml:space="preserve">Usuario </w:t>
+            </w:r>
+            <w:proofErr w:type="spellStart"/>
+            <w:r>
+              <w:rPr>
+                <w:color w:val="404040" w:themeColor="text1" w:themeTint="BF"/>
+              </w:rPr>
+              <w:t>logueado</w:t>
+            </w:r>
+            <w:proofErr w:type="spellEnd"/>
+          </w:p>
+        </w:tc>
+        <w:tc>
+          <w:tcPr>
+            <w:tcW w:w="1416" w:type="dxa"/>
+          </w:tcPr>
+          <w:p>
+            <w:pPr>
+              <w:cnfStyle w:val="000000100000" w:firstRow="0" w:lastRow="0" w:firstColumn="0" w:lastColumn="0" w:oddVBand="0" w:evenVBand="0" w:oddHBand="1" w:evenHBand="0" w:firstRowFirstColumn="0" w:firstRowLastColumn="0" w:lastRowFirstColumn="0" w:lastRowLastColumn="0"/>
+              <w:rPr>
+                <w:color w:val="404040" w:themeColor="text1" w:themeTint="BF"/>
+              </w:rPr>
+            </w:pPr>
+            <w:r>
+              <w:rPr>
+                <w:color w:val="404040" w:themeColor="text1" w:themeTint="BF"/>
+              </w:rPr>
+              <w:t>Confirmación</w:t>
+            </w:r>
+          </w:p>
+        </w:tc>
+        <w:tc>
+          <w:tcPr>
+            <w:tcW w:w="1416" w:type="dxa"/>
+          </w:tcPr>
+          <w:p>
+            <w:pPr>
+              <w:cnfStyle w:val="000000100000" w:firstRow="0" w:lastRow="0" w:firstColumn="0" w:lastColumn="0" w:oddVBand="0" w:evenVBand="0" w:oddHBand="1" w:evenHBand="0" w:firstRowFirstColumn="0" w:firstRowLastColumn="0" w:lastRowFirstColumn="0" w:lastRowLastColumn="0"/>
+              <w:rPr>
+                <w:color w:val="404040" w:themeColor="text1" w:themeTint="BF"/>
+              </w:rPr>
+            </w:pPr>
+            <w:r>
+              <w:rPr>
+                <w:color w:val="404040" w:themeColor="text1" w:themeTint="BF"/>
+              </w:rPr>
+              <w:t>Pulsar “Eliminar cuenta”</w:t>
+            </w:r>
+          </w:p>
+        </w:tc>
+        <w:tc>
+          <w:tcPr>
+            <w:tcW w:w="1416" w:type="dxa"/>
+          </w:tcPr>
+          <w:p>
+            <w:pPr>
+              <w:cnfStyle w:val="000000100000" w:firstRow="0" w:lastRow="0" w:firstColumn="0" w:lastColumn="0" w:oddVBand="0" w:evenVBand="0" w:oddHBand="1" w:evenHBand="0" w:firstRowFirstColumn="0" w:firstRowLastColumn="0" w:lastRowFirstColumn="0" w:lastRowLastColumn="0"/>
+              <w:rPr>
+                <w:color w:val="404040" w:themeColor="text1" w:themeTint="BF"/>
+              </w:rPr>
+            </w:pPr>
+            <w:r>
+              <w:rPr>
+                <w:color w:val="404040" w:themeColor="text1" w:themeTint="BF"/>
+              </w:rPr>
+              <w:t>Cuenta y datos relacionados se eliminan, no se puede volver a iniciar sesión</w:t>
+            </w:r>
+          </w:p>
+        </w:tc>
+      </w:tr>
+    </w:tbl>
+    <w:p>
+      <w:pPr>
+        <w:pStyle w:val="TTULODEAPARTADOS"/>
+        <w:rPr>
+          <w:rStyle w:val="nfasissutil"/>
+          <w:i/>
+          <w:iCs/>
+          <w:color w:val="404040" w:themeColor="text1" w:themeTint="BF"/>
+        </w:rPr>
+      </w:pPr>
+    </w:p>
+    <w:p>
+      <w:pPr>
+        <w:pStyle w:val="TTULODEAPARTADOS"/>
+        <w:rPr>
+          <w:color w:val="404040" w:themeColor="text1" w:themeTint="BF"/>
+          <w:sz w:val="20"/>
+          <w:szCs w:val="20"/>
+        </w:rPr>
+      </w:pPr>
+      <w:r>
+        <w:rPr>
+          <w:color w:val="404040" w:themeColor="text1" w:themeTint="BF"/>
+          <w:sz w:val="20"/>
+          <w:szCs w:val="20"/>
+        </w:rPr>
+        <w:t>Interacciones sin Autenticación</w:t>
+      </w:r>
+    </w:p>
+    <w:tbl>
+      <w:tblPr>
+        <w:tblStyle w:val="Tablaconcuadrcula6concolores-nfasis2"/>
+        <w:tblW w:w="0" w:type="auto"/>
+        <w:tblLook w:val="04A0" w:firstRow="1" w:lastRow="0" w:firstColumn="1" w:lastColumn="0" w:noHBand="0" w:noVBand="1"/>
+      </w:tblPr>
+      <w:tblGrid>
+        <w:gridCol w:w="1097"/>
+        <w:gridCol w:w="1348"/>
+        <w:gridCol w:w="1567"/>
+        <w:gridCol w:w="1771"/>
+        <w:gridCol w:w="1341"/>
+        <w:gridCol w:w="1370"/>
+      </w:tblGrid>
+      <w:tr>
+        <w:trPr>
+          <w:cnfStyle w:val="100000000000" w:firstRow="1" w:lastRow="0" w:firstColumn="0" w:lastColumn="0" w:oddVBand="0" w:evenVBand="0" w:oddHBand="0" w:evenHBand="0" w:firstRowFirstColumn="0" w:firstRowLastColumn="0" w:lastRowFirstColumn="0" w:lastRowLastColumn="0"/>
+        </w:trPr>
+        <w:tc>
+          <w:tcPr>
+            <w:cnfStyle w:val="001000000000" w:firstRow="0" w:lastRow="0" w:firstColumn="1" w:lastColumn="0" w:oddVBand="0" w:evenVBand="0" w:oddHBand="0" w:evenHBand="0" w:firstRowFirstColumn="0" w:firstRowLastColumn="0" w:lastRowFirstColumn="0" w:lastRowLastColumn="0"/>
+            <w:tcW w:w="1415" w:type="dxa"/>
+          </w:tcPr>
+          <w:p>
+            <w:pPr>
+              <w:rPr>
+                <w:color w:val="404040" w:themeColor="text1" w:themeTint="BF"/>
+              </w:rPr>
+            </w:pPr>
+            <w:r>
+              <w:rPr>
+                <w:color w:val="404040" w:themeColor="text1" w:themeTint="BF"/>
+              </w:rPr>
+              <w:t>ID</w:t>
+            </w:r>
+          </w:p>
+          <w:p>
+            <w:pPr>
+              <w:rPr>
+                <w:rStyle w:val="nfasissutil"/>
+                <w:i w:val="0"/>
+                <w:iCs w:val="0"/>
+                <w:color w:val="404040" w:themeColor="text1" w:themeTint="BF"/>
+              </w:rPr>
+            </w:pPr>
+          </w:p>
+        </w:tc>
+        <w:tc>
+          <w:tcPr>
+            <w:tcW w:w="1415" w:type="dxa"/>
+          </w:tcPr>
+          <w:p>
+            <w:pPr>
+              <w:cnfStyle w:val="100000000000" w:firstRow="1" w:lastRow="0" w:firstColumn="0" w:lastColumn="0" w:oddVBand="0" w:evenVBand="0" w:oddHBand="0" w:evenHBand="0" w:firstRowFirstColumn="0" w:firstRowLastColumn="0" w:lastRowFirstColumn="0" w:lastRowLastColumn="0"/>
+              <w:rPr>
+                <w:rStyle w:val="nfasissutil"/>
+                <w:i w:val="0"/>
+                <w:iCs w:val="0"/>
+                <w:color w:val="404040" w:themeColor="text1" w:themeTint="BF"/>
+              </w:rPr>
+            </w:pPr>
+            <w:r>
+              <w:rPr>
+                <w:color w:val="404040" w:themeColor="text1" w:themeTint="BF"/>
+              </w:rPr>
+              <w:t>Nombre</w:t>
+            </w:r>
+          </w:p>
+        </w:tc>
+        <w:tc>
+          <w:tcPr>
+            <w:tcW w:w="1416" w:type="dxa"/>
+          </w:tcPr>
+          <w:p>
+            <w:pPr>
+              <w:cnfStyle w:val="100000000000" w:firstRow="1" w:lastRow="0" w:firstColumn="0" w:lastColumn="0" w:oddVBand="0" w:evenVBand="0" w:oddHBand="0" w:evenHBand="0" w:firstRowFirstColumn="0" w:firstRowLastColumn="0" w:lastRowFirstColumn="0" w:lastRowLastColumn="0"/>
+              <w:rPr>
+                <w:rStyle w:val="nfasissutil"/>
+                <w:i w:val="0"/>
+                <w:iCs w:val="0"/>
+                <w:color w:val="404040" w:themeColor="text1" w:themeTint="BF"/>
+              </w:rPr>
+            </w:pPr>
+            <w:r>
+              <w:rPr>
+                <w:color w:val="404040" w:themeColor="text1" w:themeTint="BF"/>
+              </w:rPr>
+              <w:t>Precondiciones</w:t>
+            </w:r>
+          </w:p>
+        </w:tc>
+        <w:tc>
+          <w:tcPr>
+            <w:tcW w:w="1416" w:type="dxa"/>
+          </w:tcPr>
+          <w:p>
+            <w:pPr>
+              <w:cnfStyle w:val="100000000000" w:firstRow="1" w:lastRow="0" w:firstColumn="0" w:lastColumn="0" w:oddVBand="0" w:evenVBand="0" w:oddHBand="0" w:evenHBand="0" w:firstRowFirstColumn="0" w:firstRowLastColumn="0" w:lastRowFirstColumn="0" w:lastRowLastColumn="0"/>
+              <w:rPr>
+                <w:rStyle w:val="nfasissutil"/>
+                <w:i w:val="0"/>
+                <w:iCs w:val="0"/>
+                <w:color w:val="404040" w:themeColor="text1" w:themeTint="BF"/>
+              </w:rPr>
+            </w:pPr>
+            <w:r>
+              <w:rPr>
+                <w:color w:val="404040" w:themeColor="text1" w:themeTint="BF"/>
+              </w:rPr>
+              <w:t>Entradas</w:t>
+            </w:r>
+          </w:p>
+        </w:tc>
+        <w:tc>
+          <w:tcPr>
+            <w:tcW w:w="1416" w:type="dxa"/>
+          </w:tcPr>
+          <w:p>
+            <w:pPr>
+              <w:cnfStyle w:val="100000000000" w:firstRow="1" w:lastRow="0" w:firstColumn="0" w:lastColumn="0" w:oddVBand="0" w:evenVBand="0" w:oddHBand="0" w:evenHBand="0" w:firstRowFirstColumn="0" w:firstRowLastColumn="0" w:lastRowFirstColumn="0" w:lastRowLastColumn="0"/>
+              <w:rPr>
+                <w:rStyle w:val="nfasissutil"/>
+                <w:i w:val="0"/>
+                <w:iCs w:val="0"/>
+                <w:color w:val="404040" w:themeColor="text1" w:themeTint="BF"/>
+              </w:rPr>
+            </w:pPr>
+            <w:r>
+              <w:rPr>
+                <w:color w:val="404040" w:themeColor="text1" w:themeTint="BF"/>
+              </w:rPr>
+              <w:t>Pasos</w:t>
+            </w:r>
+          </w:p>
+        </w:tc>
+        <w:tc>
+          <w:tcPr>
+            <w:tcW w:w="1416" w:type="dxa"/>
+          </w:tcPr>
+          <w:p>
+            <w:pPr>
+              <w:cnfStyle w:val="100000000000" w:firstRow="1" w:lastRow="0" w:firstColumn="0" w:lastColumn="0" w:oddVBand="0" w:evenVBand="0" w:oddHBand="0" w:evenHBand="0" w:firstRowFirstColumn="0" w:firstRowLastColumn="0" w:lastRowFirstColumn="0" w:lastRowLastColumn="0"/>
+              <w:rPr>
+                <w:rStyle w:val="nfasissutil"/>
+                <w:i w:val="0"/>
+                <w:iCs w:val="0"/>
+                <w:color w:val="404040" w:themeColor="text1" w:themeTint="BF"/>
+              </w:rPr>
+            </w:pPr>
+            <w:r>
+              <w:rPr>
+                <w:color w:val="404040" w:themeColor="text1" w:themeTint="BF"/>
+              </w:rPr>
+              <w:t>Resultado Esperado</w:t>
+            </w:r>
+          </w:p>
+        </w:tc>
+      </w:tr>
+      <w:tr>
+        <w:trPr>
+          <w:cnfStyle w:val="000000100000" w:firstRow="0" w:lastRow="0" w:firstColumn="0" w:lastColumn="0" w:oddVBand="0" w:evenVBand="0" w:oddHBand="1" w:evenHBand="0" w:firstRowFirstColumn="0" w:firstRowLastColumn="0" w:lastRowFirstColumn="0" w:lastRowLastColumn="0"/>
+        </w:trPr>
+        <w:tc>
+          <w:tcPr>
+            <w:cnfStyle w:val="001000000000" w:firstRow="0" w:lastRow="0" w:firstColumn="1" w:lastColumn="0" w:oddVBand="0" w:evenVBand="0" w:oddHBand="0" w:evenHBand="0" w:firstRowFirstColumn="0" w:firstRowLastColumn="0" w:lastRowFirstColumn="0" w:lastRowLastColumn="0"/>
+            <w:tcW w:w="1415" w:type="dxa"/>
+          </w:tcPr>
+          <w:p>
+            <w:pPr>
+              <w:rPr>
+                <w:color w:val="404040" w:themeColor="text1" w:themeTint="BF"/>
+              </w:rPr>
+            </w:pPr>
+            <w:r>
+              <w:rPr>
+                <w:color w:val="404040" w:themeColor="text1" w:themeTint="BF"/>
+              </w:rPr>
+              <w:t>20</w:t>
+            </w:r>
+          </w:p>
+        </w:tc>
+        <w:tc>
+          <w:tcPr>
+            <w:tcW w:w="1415" w:type="dxa"/>
+          </w:tcPr>
+          <w:tbl>
+            <w:tblPr>
+              <w:tblW w:w="0" w:type="auto"/>
+              <w:tblCellSpacing w:w="15" w:type="dxa"/>
+              <w:tblCellMar>
+                <w:top w:w="15" w:type="dxa"/>
+                <w:left w:w="15" w:type="dxa"/>
+                <w:bottom w:w="15" w:type="dxa"/>
+                <w:right w:w="15" w:type="dxa"/>
+              </w:tblCellMar>
+              <w:tblLook w:val="04A0" w:firstRow="1" w:lastRow="0" w:firstColumn="1" w:lastColumn="0" w:noHBand="0" w:noVBand="1"/>
+            </w:tblPr>
+            <w:tblGrid>
+              <w:gridCol w:w="96"/>
+            </w:tblGrid>
+            <w:tr>
+              <w:trPr>
+                <w:tblCellSpacing w:w="15" w:type="dxa"/>
+              </w:trPr>
+              <w:tc>
+                <w:tcPr>
+                  <w:tcW w:w="0" w:type="auto"/>
+                  <w:vAlign w:val="center"/>
+                  <w:hideMark/>
+                </w:tcPr>
+                <w:p>
+                  <w:pPr>
+                    <w:rPr>
+                      <w:color w:val="404040" w:themeColor="text1" w:themeTint="BF"/>
+                    </w:rPr>
+                  </w:pPr>
+                </w:p>
+              </w:tc>
+            </w:tr>
+          </w:tbl>
+          <w:p>
+            <w:pPr>
+              <w:cnfStyle w:val="000000100000" w:firstRow="0" w:lastRow="0" w:firstColumn="0" w:lastColumn="0" w:oddVBand="0" w:evenVBand="0" w:oddHBand="1" w:evenHBand="0" w:firstRowFirstColumn="0" w:firstRowLastColumn="0" w:lastRowFirstColumn="0" w:lastRowLastColumn="0"/>
+              <w:rPr>
+                <w:vanish/>
+                <w:color w:val="404040" w:themeColor="text1" w:themeTint="BF"/>
+              </w:rPr>
+            </w:pPr>
+          </w:p>
+          <w:tbl>
+            <w:tblPr>
+              <w:tblW w:w="0" w:type="auto"/>
+              <w:tblCellSpacing w:w="15" w:type="dxa"/>
+              <w:tblCellMar>
+                <w:top w:w="15" w:type="dxa"/>
+                <w:left w:w="15" w:type="dxa"/>
+                <w:bottom w:w="15" w:type="dxa"/>
+                <w:right w:w="15" w:type="dxa"/>
+              </w:tblCellMar>
+              <w:tblLook w:val="04A0" w:firstRow="1" w:lastRow="0" w:firstColumn="1" w:lastColumn="0" w:noHBand="0" w:noVBand="1"/>
+            </w:tblPr>
+            <w:tblGrid>
+              <w:gridCol w:w="1132"/>
+            </w:tblGrid>
+            <w:tr>
+              <w:trPr>
+                <w:tblCellSpacing w:w="15" w:type="dxa"/>
+              </w:trPr>
+              <w:tc>
+                <w:tcPr>
+                  <w:tcW w:w="0" w:type="auto"/>
+                  <w:vAlign w:val="center"/>
+                  <w:hideMark/>
+                </w:tcPr>
+                <w:p>
+                  <w:pPr>
+                    <w:rPr>
+                      <w:color w:val="404040" w:themeColor="text1" w:themeTint="BF"/>
+                    </w:rPr>
+                  </w:pPr>
+                  <w:r>
+                    <w:rPr>
+                      <w:color w:val="404040" w:themeColor="text1" w:themeTint="BF"/>
+                    </w:rPr>
+                    <w:t xml:space="preserve">Comentar sin </w:t>
+                  </w:r>
+                  <w:proofErr w:type="spellStart"/>
+                  <w:r>
+                    <w:rPr>
+                      <w:color w:val="404040" w:themeColor="text1" w:themeTint="BF"/>
+                    </w:rPr>
+                    <w:t>login</w:t>
+                  </w:r>
+                  <w:proofErr w:type="spellEnd"/>
+                </w:p>
+              </w:tc>
+            </w:tr>
+          </w:tbl>
+          <w:p>
+            <w:pPr>
+              <w:cnfStyle w:val="000000100000" w:firstRow="0" w:lastRow="0" w:firstColumn="0" w:lastColumn="0" w:oddVBand="0" w:evenVBand="0" w:oddHBand="1" w:evenHBand="0" w:firstRowFirstColumn="0" w:firstRowLastColumn="0" w:lastRowFirstColumn="0" w:lastRowLastColumn="0"/>
+              <w:rPr>
+                <w:color w:val="404040" w:themeColor="text1" w:themeTint="BF"/>
+              </w:rPr>
+            </w:pPr>
+          </w:p>
+        </w:tc>
+        <w:tc>
+          <w:tcPr>
+            <w:tcW w:w="1416" w:type="dxa"/>
+          </w:tcPr>
+          <w:p>
+            <w:pPr>
+              <w:cnfStyle w:val="000000100000" w:firstRow="0" w:lastRow="0" w:firstColumn="0" w:lastColumn="0" w:oddVBand="0" w:evenVBand="0" w:oddHBand="1" w:evenHBand="0" w:firstRowFirstColumn="0" w:firstRowLastColumn="0" w:lastRowFirstColumn="0" w:lastRowLastColumn="0"/>
+              <w:rPr>
+                <w:color w:val="404040" w:themeColor="text1" w:themeTint="BF"/>
+              </w:rPr>
+            </w:pPr>
+            <w:r>
+              <w:rPr>
+                <w:color w:val="404040" w:themeColor="text1" w:themeTint="BF"/>
+              </w:rPr>
+              <w:t>Usuario no autenticado</w:t>
+            </w:r>
+          </w:p>
+        </w:tc>
+        <w:tc>
+          <w:tcPr>
+            <w:tcW w:w="1416" w:type="dxa"/>
+          </w:tcPr>
+          <w:p>
+            <w:pPr>
+              <w:cnfStyle w:val="000000100000" w:firstRow="0" w:lastRow="0" w:firstColumn="0" w:lastColumn="0" w:oddVBand="0" w:evenVBand="0" w:oddHBand="1" w:evenHBand="0" w:firstRowFirstColumn="0" w:firstRowLastColumn="0" w:lastRowFirstColumn="0" w:lastRowLastColumn="0"/>
+              <w:rPr>
+                <w:color w:val="404040" w:themeColor="text1" w:themeTint="BF"/>
+              </w:rPr>
+            </w:pPr>
+            <w:r>
+              <w:rPr>
+                <w:color w:val="404040" w:themeColor="text1" w:themeTint="BF"/>
+              </w:rPr>
+              <w:t>Pulsar botón comentar/valorar</w:t>
+            </w:r>
+          </w:p>
+        </w:tc>
+        <w:tc>
+          <w:tcPr>
+            <w:tcW w:w="1416" w:type="dxa"/>
+          </w:tcPr>
+          <w:p>
+            <w:pPr>
+              <w:cnfStyle w:val="000000100000" w:firstRow="0" w:lastRow="0" w:firstColumn="0" w:lastColumn="0" w:oddVBand="0" w:evenVBand="0" w:oddHBand="1" w:evenHBand="0" w:firstRowFirstColumn="0" w:firstRowLastColumn="0" w:lastRowFirstColumn="0" w:lastRowLastColumn="0"/>
+              <w:rPr>
+                <w:color w:val="404040" w:themeColor="text1" w:themeTint="BF"/>
+              </w:rPr>
+            </w:pPr>
+            <w:r>
+              <w:rPr>
+                <w:color w:val="404040" w:themeColor="text1" w:themeTint="BF"/>
+              </w:rPr>
+              <w:t>Clic en acción protegida</w:t>
+            </w:r>
+            <w:r>
+              <w:rPr>
+                <w:color w:val="404040" w:themeColor="text1" w:themeTint="BF"/>
+              </w:rPr>
+              <w:t>”</w:t>
+            </w:r>
+          </w:p>
+        </w:tc>
+        <w:tc>
+          <w:tcPr>
+            <w:tcW w:w="1416" w:type="dxa"/>
+          </w:tcPr>
+          <w:p>
+            <w:pPr>
+              <w:cnfStyle w:val="000000100000" w:firstRow="0" w:lastRow="0" w:firstColumn="0" w:lastColumn="0" w:oddVBand="0" w:evenVBand="0" w:oddHBand="1" w:evenHBand="0" w:firstRowFirstColumn="0" w:firstRowLastColumn="0" w:lastRowFirstColumn="0" w:lastRowLastColumn="0"/>
+              <w:rPr>
+                <w:color w:val="404040" w:themeColor="text1" w:themeTint="BF"/>
+              </w:rPr>
+            </w:pPr>
+            <w:r>
+              <w:rPr>
+                <w:color w:val="404040" w:themeColor="text1" w:themeTint="BF"/>
+              </w:rPr>
+              <w:t xml:space="preserve">Redirección a </w:t>
+            </w:r>
+            <w:proofErr w:type="spellStart"/>
+            <w:r>
+              <w:rPr>
+                <w:color w:val="404040" w:themeColor="text1" w:themeTint="BF"/>
+              </w:rPr>
+              <w:t>login</w:t>
+            </w:r>
+            <w:proofErr w:type="spellEnd"/>
+          </w:p>
+        </w:tc>
+      </w:tr>
+    </w:tbl>
+    <w:p>
+      <w:pPr>
+        <w:rPr>
+          <w:rStyle w:val="nfasissutil"/>
+          <w:rFonts w:asciiTheme="majorHAnsi" w:eastAsiaTheme="majorEastAsia" w:hAnsiTheme="majorHAnsi" w:cstheme="majorBidi"/>
+          <w:b/>
+          <w:color w:val="404040" w:themeColor="text1" w:themeTint="BF"/>
+          <w:sz w:val="24"/>
+          <w:szCs w:val="28"/>
+        </w:rPr>
+      </w:pPr>
+    </w:p>
+    <w:p>
+      <w:pPr>
+        <w:rPr>
+          <w:rStyle w:val="nfasissutil"/>
+          <w:rFonts w:asciiTheme="majorHAnsi" w:eastAsiaTheme="majorEastAsia" w:hAnsiTheme="majorHAnsi" w:cstheme="majorBidi"/>
+          <w:b/>
+          <w:color w:val="404040" w:themeColor="text1" w:themeTint="BF"/>
+          <w:sz w:val="24"/>
+          <w:szCs w:val="28"/>
+        </w:rPr>
+      </w:pPr>
+    </w:p>
+    <w:p>
+      <w:pPr>
+        <w:rPr>
+          <w:rStyle w:val="nfasissutil"/>
+          <w:rFonts w:asciiTheme="majorHAnsi" w:eastAsiaTheme="majorEastAsia" w:hAnsiTheme="majorHAnsi" w:cstheme="majorBidi"/>
+          <w:b/>
+          <w:color w:val="404040" w:themeColor="text1" w:themeTint="BF"/>
+          <w:sz w:val="24"/>
+          <w:szCs w:val="28"/>
+        </w:rPr>
+      </w:pPr>
+    </w:p>
+    <w:p>
+      <w:pPr>
+        <w:rPr>
+          <w:rStyle w:val="nfasissutil"/>
+          <w:rFonts w:asciiTheme="majorHAnsi" w:eastAsiaTheme="majorEastAsia" w:hAnsiTheme="majorHAnsi" w:cstheme="majorBidi"/>
+          <w:b/>
+          <w:color w:val="404040" w:themeColor="text1" w:themeTint="BF"/>
+          <w:sz w:val="24"/>
+          <w:szCs w:val="28"/>
+        </w:rPr>
+      </w:pPr>
+    </w:p>
+    <w:p>
+      <w:pPr>
+        <w:pStyle w:val="TTULODEAPARTADOS"/>
+        <w:rPr>
+          <w:color w:val="404040" w:themeColor="text1" w:themeTint="BF"/>
+          <w:sz w:val="20"/>
+          <w:szCs w:val="20"/>
+        </w:rPr>
+      </w:pPr>
+      <w:r>
+        <w:rPr>
+          <w:color w:val="404040" w:themeColor="text1" w:themeTint="BF"/>
+          <w:sz w:val="20"/>
+          <w:szCs w:val="20"/>
+        </w:rPr>
+        <w:lastRenderedPageBreak/>
+        <w:t>Acceso Premium</w:t>
+      </w:r>
+    </w:p>
+    <w:tbl>
+      <w:tblPr>
+        <w:tblStyle w:val="Tablaconcuadrcula6concolores-nfasis2"/>
+        <w:tblW w:w="0" w:type="auto"/>
+        <w:tblLook w:val="04A0" w:firstRow="1" w:lastRow="0" w:firstColumn="1" w:lastColumn="0" w:noHBand="0" w:noVBand="1"/>
+      </w:tblPr>
+      <w:tblGrid>
+        <w:gridCol w:w="1330"/>
+        <w:gridCol w:w="1402"/>
+        <w:gridCol w:w="1567"/>
+        <w:gridCol w:w="1404"/>
+        <w:gridCol w:w="1372"/>
+        <w:gridCol w:w="1419"/>
+      </w:tblGrid>
+      <w:tr>
+        <w:trPr>
+          <w:cnfStyle w:val="100000000000" w:firstRow="1" w:lastRow="0" w:firstColumn="0" w:lastColumn="0" w:oddVBand="0" w:evenVBand="0" w:oddHBand="0" w:evenHBand="0" w:firstRowFirstColumn="0" w:firstRowLastColumn="0" w:lastRowFirstColumn="0" w:lastRowLastColumn="0"/>
+        </w:trPr>
+        <w:tc>
+          <w:tcPr>
+            <w:cnfStyle w:val="001000000000" w:firstRow="0" w:lastRow="0" w:firstColumn="1" w:lastColumn="0" w:oddVBand="0" w:evenVBand="0" w:oddHBand="0" w:evenHBand="0" w:firstRowFirstColumn="0" w:firstRowLastColumn="0" w:lastRowFirstColumn="0" w:lastRowLastColumn="0"/>
+            <w:tcW w:w="1415" w:type="dxa"/>
+          </w:tcPr>
+          <w:p>
+            <w:pPr>
+              <w:rPr>
+                <w:color w:val="404040" w:themeColor="text1" w:themeTint="BF"/>
+              </w:rPr>
+            </w:pPr>
+            <w:r>
+              <w:rPr>
+                <w:color w:val="404040" w:themeColor="text1" w:themeTint="BF"/>
+              </w:rPr>
+              <w:t>ID</w:t>
+            </w:r>
+          </w:p>
+          <w:p>
+            <w:pPr>
+              <w:rPr>
+                <w:rStyle w:val="nfasissutil"/>
+                <w:i w:val="0"/>
+                <w:iCs w:val="0"/>
+                <w:color w:val="404040" w:themeColor="text1" w:themeTint="BF"/>
+              </w:rPr>
+            </w:pPr>
+          </w:p>
+        </w:tc>
+        <w:tc>
+          <w:tcPr>
+            <w:tcW w:w="1415" w:type="dxa"/>
+          </w:tcPr>
+          <w:p>
+            <w:pPr>
+              <w:cnfStyle w:val="100000000000" w:firstRow="1" w:lastRow="0" w:firstColumn="0" w:lastColumn="0" w:oddVBand="0" w:evenVBand="0" w:oddHBand="0" w:evenHBand="0" w:firstRowFirstColumn="0" w:firstRowLastColumn="0" w:lastRowFirstColumn="0" w:lastRowLastColumn="0"/>
+              <w:rPr>
+                <w:rStyle w:val="nfasissutil"/>
+                <w:i w:val="0"/>
+                <w:iCs w:val="0"/>
+                <w:color w:val="404040" w:themeColor="text1" w:themeTint="BF"/>
+              </w:rPr>
+            </w:pPr>
+            <w:r>
+              <w:rPr>
+                <w:color w:val="404040" w:themeColor="text1" w:themeTint="BF"/>
+              </w:rPr>
+              <w:t>Nombre</w:t>
+            </w:r>
+          </w:p>
+        </w:tc>
+        <w:tc>
+          <w:tcPr>
+            <w:tcW w:w="1416" w:type="dxa"/>
+          </w:tcPr>
+          <w:p>
+            <w:pPr>
+              <w:cnfStyle w:val="100000000000" w:firstRow="1" w:lastRow="0" w:firstColumn="0" w:lastColumn="0" w:oddVBand="0" w:evenVBand="0" w:oddHBand="0" w:evenHBand="0" w:firstRowFirstColumn="0" w:firstRowLastColumn="0" w:lastRowFirstColumn="0" w:lastRowLastColumn="0"/>
+              <w:rPr>
+                <w:rStyle w:val="nfasissutil"/>
+                <w:i w:val="0"/>
+                <w:iCs w:val="0"/>
+                <w:color w:val="404040" w:themeColor="text1" w:themeTint="BF"/>
+              </w:rPr>
+            </w:pPr>
+            <w:r>
+              <w:rPr>
+                <w:color w:val="404040" w:themeColor="text1" w:themeTint="BF"/>
+              </w:rPr>
+              <w:t>Precondiciones</w:t>
+            </w:r>
+          </w:p>
+        </w:tc>
+        <w:tc>
+          <w:tcPr>
+            <w:tcW w:w="1416" w:type="dxa"/>
+          </w:tcPr>
+          <w:p>
+            <w:pPr>
+              <w:cnfStyle w:val="100000000000" w:firstRow="1" w:lastRow="0" w:firstColumn="0" w:lastColumn="0" w:oddVBand="0" w:evenVBand="0" w:oddHBand="0" w:evenHBand="0" w:firstRowFirstColumn="0" w:firstRowLastColumn="0" w:lastRowFirstColumn="0" w:lastRowLastColumn="0"/>
+              <w:rPr>
+                <w:rStyle w:val="nfasissutil"/>
+                <w:i w:val="0"/>
+                <w:iCs w:val="0"/>
+                <w:color w:val="404040" w:themeColor="text1" w:themeTint="BF"/>
+              </w:rPr>
+            </w:pPr>
+            <w:r>
+              <w:rPr>
+                <w:color w:val="404040" w:themeColor="text1" w:themeTint="BF"/>
+              </w:rPr>
+              <w:t>Entradas</w:t>
+            </w:r>
+          </w:p>
+        </w:tc>
+        <w:tc>
+          <w:tcPr>
+            <w:tcW w:w="1416" w:type="dxa"/>
+          </w:tcPr>
+          <w:p>
+            <w:pPr>
+              <w:cnfStyle w:val="100000000000" w:firstRow="1" w:lastRow="0" w:firstColumn="0" w:lastColumn="0" w:oddVBand="0" w:evenVBand="0" w:oddHBand="0" w:evenHBand="0" w:firstRowFirstColumn="0" w:firstRowLastColumn="0" w:lastRowFirstColumn="0" w:lastRowLastColumn="0"/>
+              <w:rPr>
+                <w:rStyle w:val="nfasissutil"/>
+                <w:i w:val="0"/>
+                <w:iCs w:val="0"/>
+                <w:color w:val="404040" w:themeColor="text1" w:themeTint="BF"/>
+              </w:rPr>
+            </w:pPr>
+            <w:r>
+              <w:rPr>
+                <w:color w:val="404040" w:themeColor="text1" w:themeTint="BF"/>
+              </w:rPr>
+              <w:t>Pasos</w:t>
+            </w:r>
+          </w:p>
+        </w:tc>
+        <w:tc>
+          <w:tcPr>
+            <w:tcW w:w="1416" w:type="dxa"/>
+          </w:tcPr>
+          <w:p>
+            <w:pPr>
+              <w:cnfStyle w:val="100000000000" w:firstRow="1" w:lastRow="0" w:firstColumn="0" w:lastColumn="0" w:oddVBand="0" w:evenVBand="0" w:oddHBand="0" w:evenHBand="0" w:firstRowFirstColumn="0" w:firstRowLastColumn="0" w:lastRowFirstColumn="0" w:lastRowLastColumn="0"/>
+              <w:rPr>
+                <w:rStyle w:val="nfasissutil"/>
+                <w:i w:val="0"/>
+                <w:iCs w:val="0"/>
+                <w:color w:val="404040" w:themeColor="text1" w:themeTint="BF"/>
+              </w:rPr>
+            </w:pPr>
+            <w:r>
+              <w:rPr>
+                <w:color w:val="404040" w:themeColor="text1" w:themeTint="BF"/>
+              </w:rPr>
+              <w:t>Resultado Esperado</w:t>
+            </w:r>
+          </w:p>
+        </w:tc>
+      </w:tr>
+      <w:tr>
+        <w:trPr>
+          <w:cnfStyle w:val="000000100000" w:firstRow="0" w:lastRow="0" w:firstColumn="0" w:lastColumn="0" w:oddVBand="0" w:evenVBand="0" w:oddHBand="1" w:evenHBand="0" w:firstRowFirstColumn="0" w:firstRowLastColumn="0" w:lastRowFirstColumn="0" w:lastRowLastColumn="0"/>
+        </w:trPr>
+        <w:tc>
+          <w:tcPr>
+            <w:cnfStyle w:val="001000000000" w:firstRow="0" w:lastRow="0" w:firstColumn="1" w:lastColumn="0" w:oddVBand="0" w:evenVBand="0" w:oddHBand="0" w:evenHBand="0" w:firstRowFirstColumn="0" w:firstRowLastColumn="0" w:lastRowFirstColumn="0" w:lastRowLastColumn="0"/>
+            <w:tcW w:w="1415" w:type="dxa"/>
+          </w:tcPr>
+          <w:p>
+            <w:pPr>
+              <w:rPr>
+                <w:color w:val="404040" w:themeColor="text1" w:themeTint="BF"/>
+              </w:rPr>
+            </w:pPr>
+            <w:r>
+              <w:rPr>
+                <w:color w:val="404040" w:themeColor="text1" w:themeTint="BF"/>
+              </w:rPr>
+              <w:t>21</w:t>
+            </w:r>
+          </w:p>
+        </w:tc>
+        <w:tc>
+          <w:tcPr>
+            <w:tcW w:w="1415" w:type="dxa"/>
+          </w:tcPr>
+          <w:tbl>
+            <w:tblPr>
+              <w:tblW w:w="0" w:type="auto"/>
+              <w:tblCellSpacing w:w="15" w:type="dxa"/>
+              <w:tblCellMar>
+                <w:top w:w="15" w:type="dxa"/>
+                <w:left w:w="15" w:type="dxa"/>
+                <w:bottom w:w="15" w:type="dxa"/>
+                <w:right w:w="15" w:type="dxa"/>
+              </w:tblCellMar>
+              <w:tblLook w:val="04A0" w:firstRow="1" w:lastRow="0" w:firstColumn="1" w:lastColumn="0" w:noHBand="0" w:noVBand="1"/>
+            </w:tblPr>
+            <w:tblGrid>
+              <w:gridCol w:w="96"/>
+            </w:tblGrid>
+            <w:tr>
+              <w:trPr>
+                <w:tblCellSpacing w:w="15" w:type="dxa"/>
+              </w:trPr>
+              <w:tc>
+                <w:tcPr>
+                  <w:tcW w:w="0" w:type="auto"/>
+                  <w:vAlign w:val="center"/>
+                  <w:hideMark/>
+                </w:tcPr>
+                <w:p>
+                  <w:pPr>
+                    <w:rPr>
+                      <w:color w:val="404040" w:themeColor="text1" w:themeTint="BF"/>
+                    </w:rPr>
+                  </w:pPr>
+                </w:p>
+              </w:tc>
+            </w:tr>
+          </w:tbl>
+          <w:p>
+            <w:pPr>
+              <w:cnfStyle w:val="000000100000" w:firstRow="0" w:lastRow="0" w:firstColumn="0" w:lastColumn="0" w:oddVBand="0" w:evenVBand="0" w:oddHBand="1" w:evenHBand="0" w:firstRowFirstColumn="0" w:firstRowLastColumn="0" w:lastRowFirstColumn="0" w:lastRowLastColumn="0"/>
+              <w:rPr>
+                <w:vanish/>
+                <w:color w:val="404040" w:themeColor="text1" w:themeTint="BF"/>
+              </w:rPr>
+            </w:pPr>
+          </w:p>
+          <w:tbl>
+            <w:tblPr>
+              <w:tblW w:w="0" w:type="auto"/>
+              <w:tblCellSpacing w:w="15" w:type="dxa"/>
+              <w:tblCellMar>
+                <w:top w:w="15" w:type="dxa"/>
+                <w:left w:w="15" w:type="dxa"/>
+                <w:bottom w:w="15" w:type="dxa"/>
+                <w:right w:w="15" w:type="dxa"/>
+              </w:tblCellMar>
+              <w:tblLook w:val="04A0" w:firstRow="1" w:lastRow="0" w:firstColumn="1" w:lastColumn="0" w:noHBand="0" w:noVBand="1"/>
+            </w:tblPr>
+            <w:tblGrid>
+              <w:gridCol w:w="1186"/>
+            </w:tblGrid>
+            <w:tr>
+              <w:trPr>
+                <w:tblCellSpacing w:w="15" w:type="dxa"/>
+              </w:trPr>
+              <w:tc>
+                <w:tcPr>
+                  <w:tcW w:w="0" w:type="auto"/>
+                  <w:vAlign w:val="center"/>
+                  <w:hideMark/>
+                </w:tcPr>
+                <w:p>
+                  <w:pPr>
+                    <w:rPr>
+                      <w:color w:val="404040" w:themeColor="text1" w:themeTint="BF"/>
+                    </w:rPr>
+                  </w:pPr>
+                  <w:r>
+                    <w:rPr>
+                      <w:color w:val="404040" w:themeColor="text1" w:themeTint="BF"/>
+                    </w:rPr>
+                    <w:t>Acceso sin suscripción</w:t>
+                  </w:r>
+                </w:p>
+              </w:tc>
+            </w:tr>
+          </w:tbl>
+          <w:p>
+            <w:pPr>
+              <w:cnfStyle w:val="000000100000" w:firstRow="0" w:lastRow="0" w:firstColumn="0" w:lastColumn="0" w:oddVBand="0" w:evenVBand="0" w:oddHBand="1" w:evenHBand="0" w:firstRowFirstColumn="0" w:firstRowLastColumn="0" w:lastRowFirstColumn="0" w:lastRowLastColumn="0"/>
+              <w:rPr>
+                <w:color w:val="404040" w:themeColor="text1" w:themeTint="BF"/>
+              </w:rPr>
+            </w:pPr>
+          </w:p>
+        </w:tc>
+        <w:tc>
+          <w:tcPr>
+            <w:tcW w:w="1416" w:type="dxa"/>
+          </w:tcPr>
+          <w:p>
+            <w:pPr>
+              <w:cnfStyle w:val="000000100000" w:firstRow="0" w:lastRow="0" w:firstColumn="0" w:lastColumn="0" w:oddVBand="0" w:evenVBand="0" w:oddHBand="1" w:evenHBand="0" w:firstRowFirstColumn="0" w:firstRowLastColumn="0" w:lastRowFirstColumn="0" w:lastRowLastColumn="0"/>
+              <w:rPr>
+                <w:color w:val="404040" w:themeColor="text1" w:themeTint="BF"/>
+              </w:rPr>
+            </w:pPr>
+            <w:r>
+              <w:rPr>
+                <w:color w:val="404040" w:themeColor="text1" w:themeTint="BF"/>
+              </w:rPr>
+              <w:t xml:space="preserve">Usuario sin </w:t>
+            </w:r>
+            <w:proofErr w:type="spellStart"/>
+            <w:r>
+              <w:rPr>
+                <w:color w:val="404040" w:themeColor="text1" w:themeTint="BF"/>
+              </w:rPr>
+              <w:t>es_premium</w:t>
+            </w:r>
+            <w:proofErr w:type="spellEnd"/>
+            <w:r>
+              <w:rPr>
+                <w:color w:val="404040" w:themeColor="text1" w:themeTint="BF"/>
+              </w:rPr>
+              <w:t xml:space="preserve"> = True</w:t>
+            </w:r>
+          </w:p>
+        </w:tc>
+        <w:tc>
+          <w:tcPr>
+            <w:tcW w:w="1416" w:type="dxa"/>
+          </w:tcPr>
+          <w:p>
+            <w:pPr>
+              <w:cnfStyle w:val="000000100000" w:firstRow="0" w:lastRow="0" w:firstColumn="0" w:lastColumn="0" w:oddVBand="0" w:evenVBand="0" w:oddHBand="1" w:evenHBand="0" w:firstRowFirstColumn="0" w:firstRowLastColumn="0" w:lastRowFirstColumn="0" w:lastRowLastColumn="0"/>
+              <w:rPr>
+                <w:color w:val="404040" w:themeColor="text1" w:themeTint="BF"/>
+              </w:rPr>
+            </w:pPr>
+            <w:r>
+              <w:rPr>
+                <w:color w:val="404040" w:themeColor="text1" w:themeTint="BF"/>
+              </w:rPr>
+              <w:t>Intentar acceder a sección premium</w:t>
+            </w:r>
+          </w:p>
+        </w:tc>
+        <w:tc>
+          <w:tcPr>
+            <w:tcW w:w="1416" w:type="dxa"/>
+          </w:tcPr>
+          <w:p>
+            <w:pPr>
+              <w:cnfStyle w:val="000000100000" w:firstRow="0" w:lastRow="0" w:firstColumn="0" w:lastColumn="0" w:oddVBand="0" w:evenVBand="0" w:oddHBand="1" w:evenHBand="0" w:firstRowFirstColumn="0" w:firstRowLastColumn="0" w:lastRowFirstColumn="0" w:lastRowLastColumn="0"/>
+              <w:rPr>
+                <w:color w:val="404040" w:themeColor="text1" w:themeTint="BF"/>
+              </w:rPr>
+            </w:pPr>
+            <w:r>
+              <w:rPr>
+                <w:color w:val="404040" w:themeColor="text1" w:themeTint="BF"/>
+              </w:rPr>
+              <w:t>Ingresar URL / clic en sección</w:t>
+            </w:r>
+          </w:p>
+        </w:tc>
+        <w:tc>
+          <w:tcPr>
+            <w:tcW w:w="1416" w:type="dxa"/>
+          </w:tcPr>
+          <w:p>
+            <w:pPr>
+              <w:cnfStyle w:val="000000100000" w:firstRow="0" w:lastRow="0" w:firstColumn="0" w:lastColumn="0" w:oddVBand="0" w:evenVBand="0" w:oddHBand="1" w:evenHBand="0" w:firstRowFirstColumn="0" w:firstRowLastColumn="0" w:lastRowFirstColumn="0" w:lastRowLastColumn="0"/>
+              <w:rPr>
+                <w:color w:val="404040" w:themeColor="text1" w:themeTint="BF"/>
+              </w:rPr>
+            </w:pPr>
+            <w:r>
+              <w:rPr>
+                <w:color w:val="404040" w:themeColor="text1" w:themeTint="BF"/>
+              </w:rPr>
+              <w:t>Redirección a premium.html con mensaje</w:t>
+            </w:r>
+          </w:p>
+        </w:tc>
+      </w:tr>
+      <w:tr>
+        <w:tc>
+          <w:tcPr>
+            <w:cnfStyle w:val="001000000000" w:firstRow="0" w:lastRow="0" w:firstColumn="1" w:lastColumn="0" w:oddVBand="0" w:evenVBand="0" w:oddHBand="0" w:evenHBand="0" w:firstRowFirstColumn="0" w:firstRowLastColumn="0" w:lastRowFirstColumn="0" w:lastRowLastColumn="0"/>
+            <w:tcW w:w="1415" w:type="dxa"/>
+          </w:tcPr>
+          <w:p>
+            <w:pPr>
+              <w:rPr>
+                <w:color w:val="404040" w:themeColor="text1" w:themeTint="BF"/>
+              </w:rPr>
+            </w:pPr>
+            <w:r>
+              <w:rPr>
+                <w:color w:val="404040" w:themeColor="text1" w:themeTint="BF"/>
+              </w:rPr>
+              <w:t>22</w:t>
+            </w:r>
+          </w:p>
+        </w:tc>
+        <w:tc>
+          <w:tcPr>
+            <w:tcW w:w="1415" w:type="dxa"/>
+          </w:tcPr>
+          <w:p>
+            <w:pPr>
+              <w:cnfStyle w:val="000000000000" w:firstRow="0" w:lastRow="0" w:firstColumn="0" w:lastColumn="0" w:oddVBand="0" w:evenVBand="0" w:oddHBand="0" w:evenHBand="0" w:firstRowFirstColumn="0" w:firstRowLastColumn="0" w:lastRowFirstColumn="0" w:lastRowLastColumn="0"/>
+              <w:rPr>
+                <w:color w:val="404040" w:themeColor="text1" w:themeTint="BF"/>
+              </w:rPr>
+            </w:pPr>
+            <w:r>
+              <w:rPr>
+                <w:color w:val="404040" w:themeColor="text1" w:themeTint="BF"/>
+              </w:rPr>
+              <w:t>Acceso a contenido exclusivo</w:t>
+            </w:r>
+          </w:p>
+        </w:tc>
+        <w:tc>
+          <w:tcPr>
+            <w:tcW w:w="1416" w:type="dxa"/>
+          </w:tcPr>
+          <w:p>
+            <w:pPr>
+              <w:cnfStyle w:val="000000000000" w:firstRow="0" w:lastRow="0" w:firstColumn="0" w:lastColumn="0" w:oddVBand="0" w:evenVBand="0" w:oddHBand="0" w:evenHBand="0" w:firstRowFirstColumn="0" w:firstRowLastColumn="0" w:lastRowFirstColumn="0" w:lastRowLastColumn="0"/>
+              <w:rPr>
+                <w:color w:val="404040" w:themeColor="text1" w:themeTint="BF"/>
+              </w:rPr>
+            </w:pPr>
+            <w:r>
+              <w:rPr>
+                <w:color w:val="404040" w:themeColor="text1" w:themeTint="BF"/>
+              </w:rPr>
+              <w:t>Usuario no premium</w:t>
+            </w:r>
+          </w:p>
+        </w:tc>
+        <w:tc>
+          <w:tcPr>
+            <w:tcW w:w="1416" w:type="dxa"/>
+          </w:tcPr>
+          <w:p>
+            <w:pPr>
+              <w:cnfStyle w:val="000000000000" w:firstRow="0" w:lastRow="0" w:firstColumn="0" w:lastColumn="0" w:oddVBand="0" w:evenVBand="0" w:oddHBand="0" w:evenHBand="0" w:firstRowFirstColumn="0" w:firstRowLastColumn="0" w:lastRowFirstColumn="0" w:lastRowLastColumn="0"/>
+              <w:rPr>
+                <w:color w:val="404040" w:themeColor="text1" w:themeTint="BF"/>
+              </w:rPr>
+            </w:pPr>
+            <w:r>
+              <w:rPr>
+                <w:color w:val="404040" w:themeColor="text1" w:themeTint="BF"/>
+              </w:rPr>
+              <w:t xml:space="preserve">Entrar a contenido </w:t>
+            </w:r>
+            <w:proofErr w:type="spellStart"/>
+            <w:r>
+              <w:rPr>
+                <w:color w:val="404040" w:themeColor="text1" w:themeTint="BF"/>
+              </w:rPr>
+              <w:t>es_exclusivo</w:t>
+            </w:r>
+            <w:proofErr w:type="spellEnd"/>
+            <w:r>
+              <w:rPr>
+                <w:color w:val="404040" w:themeColor="text1" w:themeTint="BF"/>
+              </w:rPr>
+              <w:t xml:space="preserve"> = True</w:t>
+            </w:r>
+          </w:p>
+        </w:tc>
+        <w:tc>
+          <w:tcPr>
+            <w:tcW w:w="1416" w:type="dxa"/>
+          </w:tcPr>
+          <w:p>
+            <w:pPr>
+              <w:cnfStyle w:val="000000000000" w:firstRow="0" w:lastRow="0" w:firstColumn="0" w:lastColumn="0" w:oddVBand="0" w:evenVBand="0" w:oddHBand="0" w:evenHBand="0" w:firstRowFirstColumn="0" w:firstRowLastColumn="0" w:lastRowFirstColumn="0" w:lastRowLastColumn="0"/>
+              <w:rPr>
+                <w:color w:val="404040" w:themeColor="text1" w:themeTint="BF"/>
+              </w:rPr>
+            </w:pPr>
+            <w:r>
+              <w:rPr>
+                <w:color w:val="404040" w:themeColor="text1" w:themeTint="BF"/>
+              </w:rPr>
+              <w:t>Ingresar URL / clic en sección</w:t>
+            </w:r>
+          </w:p>
+        </w:tc>
+        <w:tc>
+          <w:tcPr>
+            <w:tcW w:w="1416" w:type="dxa"/>
+          </w:tcPr>
+          <w:p>
+            <w:pPr>
+              <w:cnfStyle w:val="000000000000" w:firstRow="0" w:lastRow="0" w:firstColumn="0" w:lastColumn="0" w:oddVBand="0" w:evenVBand="0" w:oddHBand="0" w:evenHBand="0" w:firstRowFirstColumn="0" w:firstRowLastColumn="0" w:lastRowFirstColumn="0" w:lastRowLastColumn="0"/>
+              <w:rPr>
+                <w:color w:val="404040" w:themeColor="text1" w:themeTint="BF"/>
+              </w:rPr>
+            </w:pPr>
+            <w:r>
+              <w:rPr>
+                <w:color w:val="404040" w:themeColor="text1" w:themeTint="BF"/>
+              </w:rPr>
+              <w:t>Redirección a premium.html con mensaje</w:t>
+            </w:r>
+          </w:p>
+        </w:tc>
+      </w:tr>
+    </w:tbl>
+    <w:p>
+      <w:pPr>
+        <w:pStyle w:val="TTULODEAPARTADOS"/>
+        <w:rPr>
+          <w:rStyle w:val="nfasissutil"/>
+          <w:i/>
+          <w:iCs/>
+          <w:color w:val="404040" w:themeColor="text1" w:themeTint="BF"/>
+        </w:rPr>
+      </w:pPr>
+    </w:p>
     <w:sectPr>
-      <w:headerReference w:type="default" r:id="rId22"/>
-      <w:footerReference w:type="default" r:id="rId23"/>
+      <w:headerReference w:type="default" r:id="rId23"/>
+      <w:footerReference w:type="default" r:id="rId24"/>
       <w:pgSz w:w="11906" w:h="16838"/>
       <w:pgMar w:top="1417" w:right="1701" w:bottom="1417" w:left="1701" w:header="708" w:footer="708" w:gutter="0"/>
       <w:cols w:space="708"/>
@@ -17617,6 +19563,7 @@
             <w:dataBinding w:prefixMappings="xmlns:ns0='http://purl.org/dc/elements/1.1/' xmlns:ns1='http://schemas.openxmlformats.org/package/2006/metadata/core-properties' " w:xpath="/ns1:coreProperties[1]/ns0:creator[1]" w:storeItemID="{6C3C8BC8-F283-45AE-878A-BAB7291924A1}"/>
             <w:text/>
           </w:sdtPr>
+          <w:sdtEndPr/>
           <w:sdtContent>
             <w:p>
               <w:pPr>
@@ -25924,6 +27871,30 @@
       </w:tcPr>
     </w:tblStylePr>
   </w:style>
+  <w:style w:type="character" w:styleId="Hipervnculovisitado">
+    <w:name w:val="FollowedHyperlink"/>
+    <w:basedOn w:val="Fuentedeprrafopredeter"/>
+    <w:uiPriority w:val="99"/>
+    <w:semiHidden/>
+    <w:unhideWhenUsed/>
+    <w:rsid w:val="002C5CE3"/>
+    <w:rPr>
+      <w:color w:val="666699" w:themeColor="followedHyperlink"/>
+      <w:u w:val="single"/>
+    </w:rPr>
+  </w:style>
+  <w:style w:type="character" w:styleId="Mencinsinresolver">
+    <w:name w:val="Unresolved Mention"/>
+    <w:basedOn w:val="Fuentedeprrafopredeter"/>
+    <w:uiPriority w:val="99"/>
+    <w:semiHidden/>
+    <w:unhideWhenUsed/>
+    <w:rsid w:val="0088165B"/>
+    <w:rPr>
+      <w:color w:val="605E5C"/>
+      <w:shd w:val="clear" w:color="auto" w:fill="E1DFDD"/>
+    </w:rPr>
+  </w:style>
 </w:styles>
 </file>
 
@@ -26056,6 +28027,7 @@
   </w:compat>
   <w:rsids>
     <w:rsidRoot w:val="00B435E7"/>
+    <w:rsid w:val="00385F9E"/>
     <w:rsid w:val="00454086"/>
     <w:rsid w:val="005B45A6"/>
     <w:rsid w:val="007948F8"/>

--- a/SONAURA.docx
+++ b/SONAURA.docx
@@ -2530,15 +2530,7 @@
     </w:p>
     <w:p>
       <w:r>
-        <w:t xml:space="preserve">Este sistema está diseñado para permitir a los usuarios interactuar con una plataforma dedicada a películas y series, con distintas funcionalidades según el tipo de usuario. Se identifican cuatro actores principales: Visitante, Usuario Registrado, Usuario Premium y Administrador. A </w:t>
-      </w:r>
-      <w:proofErr w:type="gramStart"/>
-      <w:r>
-        <w:t>continuación</w:t>
-      </w:r>
-      <w:proofErr w:type="gramEnd"/>
-      <w:r>
-        <w:t xml:space="preserve"> se detallan las funcionalidades específicas de cada uno:</w:t>
+        <w:t>Este sistema está diseñado para permitir a los usuarios interactuar con una plataforma dedicada a películas y series, con distintas funcionalidades según el tipo de usuario. Se identifican cuatro actores principales: Visitante, Usuario Registrado, Usuario Premium y Administrador. A continuación se detallan las funcionalidades específicas de cada uno:</w:t>
       </w:r>
     </w:p>
     <w:p>
@@ -3567,19 +3559,11 @@
           <w:rStyle w:val="nfasissutil"/>
         </w:rPr>
       </w:pPr>
-      <w:proofErr w:type="gramStart"/>
       <w:r>
         <w:rPr>
           <w:rStyle w:val="nfasissutil"/>
         </w:rPr>
-        <w:t>Link</w:t>
-      </w:r>
-      <w:proofErr w:type="gramEnd"/>
-      <w:r>
-        <w:rPr>
-          <w:rStyle w:val="nfasissutil"/>
-        </w:rPr>
-        <w:t xml:space="preserve"> de </w:t>
+        <w:t xml:space="preserve">Link de </w:t>
       </w:r>
       <w:proofErr w:type="spellStart"/>
       <w:r>
@@ -5116,19 +5100,11 @@
           <w:rStyle w:val="nfasissutil"/>
         </w:rPr>
       </w:pPr>
-      <w:proofErr w:type="gramStart"/>
       <w:r>
         <w:rPr>
           <w:rStyle w:val="nfasissutil"/>
         </w:rPr>
-        <w:t>Link</w:t>
-      </w:r>
-      <w:proofErr w:type="gramEnd"/>
-      <w:r>
-        <w:rPr>
-          <w:rStyle w:val="nfasissutil"/>
-        </w:rPr>
-        <w:t xml:space="preserve"> del drive</w:t>
+        <w:t>Link del drive</w:t>
       </w:r>
       <w:r>
         <w:rPr>
@@ -6562,18 +6538,13 @@
         </w:numPr>
       </w:pPr>
       <w:r>
-        <w:t xml:space="preserve">Los estilos están gestionados mediante CSS personalizado (ej. noticias.css), que define variables globales </w:t>
-      </w:r>
-      <w:proofErr w:type="gramStart"/>
-      <w:r>
-        <w:t>(:</w:t>
+        <w:t>Los estilos están gestionados mediante CSS personalizado (ej. noticias.css), que define variables globales (:</w:t>
       </w:r>
       <w:proofErr w:type="spellStart"/>
       <w:r>
         <w:t>root</w:t>
       </w:r>
       <w:proofErr w:type="spellEnd"/>
-      <w:proofErr w:type="gramEnd"/>
       <w:r>
         <w:t>) para colores, tipografía, sombras y bordes, permitiendo mantener coherencia visual en todas las páginas. También se incluyen efectos visuales avanzados como animaciones, fondos dinámicos (estrellas, nubes, luces), y botones con gradientes o estados interactivos.</w:t>
       </w:r>
@@ -7236,15 +7207,7 @@
       </w:r>
       <w:proofErr w:type="spellEnd"/>
       <w:r>
-        <w:t>/base/. Estas plantillas heredan de base.html y utilizan variables y estructuras de control proporcionadas por Django (</w:t>
-      </w:r>
-      <w:proofErr w:type="gramStart"/>
-      <w:r>
-        <w:t>{{ }</w:t>
-      </w:r>
-      <w:proofErr w:type="gramEnd"/>
-      <w:r>
-        <w:t>}, {% %}) para mostrar contenido dinámico.</w:t>
+        <w:t>/base/. Estas plantillas heredan de base.html y utilizan variables y estructuras de control proporcionadas por Django ({{ }}, {% %}) para mostrar contenido dinámico.</w:t>
       </w:r>
     </w:p>
     <w:p>
@@ -7443,7 +7406,7 @@
           <w:szCs w:val="24"/>
         </w:rPr>
         <w:drawing>
-          <wp:inline distT="0" distB="0" distL="0" distR="0" wp14:anchorId="39A8B3D5" wp14:editId="4F9CCE20">
+          <wp:inline distT="0" distB="0" distL="0" distR="0" wp14:anchorId="39A8B3D5" wp14:editId="12C3294D">
             <wp:extent cx="5538158" cy="3239926"/>
             <wp:effectExtent l="0" t="0" r="5715" b="0"/>
             <wp:docPr id="1403864523" name="Imagen 7" descr="Esquemático&#10;&#10;El contenido generado por IA puede ser incorrecto."/>
@@ -7499,7 +7462,6 @@
           <w:szCs w:val="18"/>
         </w:rPr>
       </w:pPr>
-      <w:proofErr w:type="gramStart"/>
       <w:r>
         <w:rPr>
           <w:rStyle w:val="nfasissutil"/>
@@ -7513,7 +7475,6 @@
         </w:rPr>
         <w:t>Link</w:t>
       </w:r>
-      <w:proofErr w:type="gramEnd"/>
       <w:r>
         <w:rPr>
           <w:rStyle w:val="nfasissutil"/>
@@ -7547,25 +7508,7 @@
             <w:bCs/>
             <w:szCs w:val="18"/>
           </w:rPr>
-          <w:t>https://drive.google.com/drive/folders/1QC28_FXTq0kpr53JBKni_k3u80SIe-ah</w:t>
-        </w:r>
-        <w:r>
-          <w:rPr>
-            <w:rStyle w:val="Hipervnculo"/>
-            <w:rFonts w:asciiTheme="majorHAnsi" w:eastAsiaTheme="majorEastAsia" w:hAnsiTheme="majorHAnsi" w:cstheme="majorBidi"/>
-            <w:bCs/>
-            <w:szCs w:val="18"/>
-          </w:rPr>
-          <w:t>?</w:t>
-        </w:r>
-        <w:r>
-          <w:rPr>
-            <w:rStyle w:val="Hipervnculo"/>
-            <w:rFonts w:asciiTheme="majorHAnsi" w:eastAsiaTheme="majorEastAsia" w:hAnsiTheme="majorHAnsi" w:cstheme="majorBidi"/>
-            <w:bCs/>
-            <w:szCs w:val="18"/>
-          </w:rPr>
-          <w:t>usp=drive_link</w:t>
+          <w:t>https://drive.google.com/drive/folders/1QC28_FXTq0kpr53JBKni_k3u80SIe-ah?usp=drive_link</w:t>
         </w:r>
       </w:hyperlink>
     </w:p>
@@ -8410,14 +8353,12 @@
       <w:r>
         <w:t xml:space="preserve">: HTML5, </w:t>
       </w:r>
-      <w:proofErr w:type="gramStart"/>
       <w:r>
         <w:t>CSS ,</w:t>
       </w:r>
       <w:r>
         <w:t>JavaScript</w:t>
       </w:r>
-      <w:proofErr w:type="gramEnd"/>
       <w:r>
         <w:t>.</w:t>
       </w:r>
@@ -10118,13 +10059,8 @@
           <w:numId w:val="38"/>
         </w:numPr>
       </w:pPr>
-      <w:proofErr w:type="gramStart"/>
-      <w:r>
-        <w:t>Confirmar</w:t>
-      </w:r>
-      <w:proofErr w:type="gramEnd"/>
-      <w:r>
-        <w:t xml:space="preserve"> que contraseñas se almacenan en hash</w:t>
+      <w:r>
+        <w:t>Confirmar que contraseñas se almacenan en hash</w:t>
       </w:r>
       <w:r>
         <w:t xml:space="preserve">, el algoritmo usado es: </w:t>
@@ -10455,13 +10391,8 @@
           <w:numId w:val="44"/>
         </w:numPr>
       </w:pPr>
-      <w:proofErr w:type="gramStart"/>
-      <w:r>
-        <w:t>Asegurar</w:t>
-      </w:r>
-      <w:proofErr w:type="gramEnd"/>
-      <w:r>
-        <w:t xml:space="preserve"> que los formularios (</w:t>
+      <w:r>
+        <w:t>Asegurar que los formularios (</w:t>
       </w:r>
       <w:proofErr w:type="spellStart"/>
       <w:r>
@@ -10589,13 +10520,13 @@
     <w:tbl>
       <w:tblPr>
         <w:tblStyle w:val="Tablaconcuadrcula6concolores-nfasis2"/>
-        <w:tblW w:w="10206" w:type="dxa"/>
-        <w:tblInd w:w="-572" w:type="dxa"/>
+        <w:tblW w:w="10916" w:type="dxa"/>
+        <w:tblInd w:w="-998" w:type="dxa"/>
         <w:tblLook w:val="04A0" w:firstRow="1" w:lastRow="0" w:firstColumn="1" w:lastColumn="0" w:noHBand="0" w:noVBand="1"/>
       </w:tblPr>
       <w:tblGrid>
-        <w:gridCol w:w="6130"/>
-        <w:gridCol w:w="4076"/>
+        <w:gridCol w:w="6556"/>
+        <w:gridCol w:w="4360"/>
       </w:tblGrid>
       <w:tr>
         <w:trPr>
@@ -10605,7 +10536,7 @@
         <w:tc>
           <w:tcPr>
             <w:cnfStyle w:val="001000000000" w:firstRow="0" w:lastRow="0" w:firstColumn="1" w:lastColumn="0" w:oddVBand="0" w:evenVBand="0" w:oddHBand="0" w:evenHBand="0" w:firstRowFirstColumn="0" w:firstRowLastColumn="0" w:lastRowFirstColumn="0" w:lastRowLastColumn="0"/>
-            <w:tcW w:w="6130" w:type="dxa"/>
+            <w:tcW w:w="6556" w:type="dxa"/>
           </w:tcPr>
           <w:p>
             <w:pPr>
@@ -10637,7 +10568,7 @@
         </w:tc>
         <w:tc>
           <w:tcPr>
-            <w:tcW w:w="4076" w:type="dxa"/>
+            <w:tcW w:w="4360" w:type="dxa"/>
           </w:tcPr>
           <w:p>
             <w:pPr>
@@ -10666,7 +10597,7 @@
         <w:tc>
           <w:tcPr>
             <w:cnfStyle w:val="001000000000" w:firstRow="0" w:lastRow="0" w:firstColumn="1" w:lastColumn="0" w:oddVBand="0" w:evenVBand="0" w:oddHBand="0" w:evenHBand="0" w:firstRowFirstColumn="0" w:firstRowLastColumn="0" w:lastRowFirstColumn="0" w:lastRowLastColumn="0"/>
-            <w:tcW w:w="6130" w:type="dxa"/>
+            <w:tcW w:w="6556" w:type="dxa"/>
           </w:tcPr>
           <w:p>
             <w:pPr>
@@ -10687,10 +10618,11 @@
         </w:tc>
         <w:tc>
           <w:tcPr>
-            <w:tcW w:w="4076" w:type="dxa"/>
+            <w:tcW w:w="4360" w:type="dxa"/>
           </w:tcPr>
           <w:p>
             <w:pPr>
+              <w:ind w:right="-243"/>
               <w:cnfStyle w:val="000000100000" w:firstRow="0" w:lastRow="0" w:firstColumn="0" w:lastColumn="0" w:oddVBand="0" w:evenVBand="0" w:oddHBand="1" w:evenHBand="0" w:firstRowFirstColumn="0" w:firstRowLastColumn="0" w:lastRowFirstColumn="0" w:lastRowLastColumn="0"/>
               <w:rPr>
                 <w:rStyle w:val="nfasissutil"/>
@@ -10772,7 +10704,7 @@
         <w:tc>
           <w:tcPr>
             <w:cnfStyle w:val="001000000000" w:firstRow="0" w:lastRow="0" w:firstColumn="1" w:lastColumn="0" w:oddVBand="0" w:evenVBand="0" w:oddHBand="0" w:evenHBand="0" w:firstRowFirstColumn="0" w:firstRowLastColumn="0" w:lastRowFirstColumn="0" w:lastRowLastColumn="0"/>
-            <w:tcW w:w="6130" w:type="dxa"/>
+            <w:tcW w:w="6556" w:type="dxa"/>
           </w:tcPr>
           <w:p>
             <w:pPr>
@@ -10793,7 +10725,7 @@
         </w:tc>
         <w:tc>
           <w:tcPr>
-            <w:tcW w:w="4076" w:type="dxa"/>
+            <w:tcW w:w="4360" w:type="dxa"/>
           </w:tcPr>
           <w:p>
             <w:pPr>
@@ -10843,7 +10775,7 @@
         <w:tc>
           <w:tcPr>
             <w:cnfStyle w:val="001000000000" w:firstRow="0" w:lastRow="0" w:firstColumn="1" w:lastColumn="0" w:oddVBand="0" w:evenVBand="0" w:oddHBand="0" w:evenHBand="0" w:firstRowFirstColumn="0" w:firstRowLastColumn="0" w:lastRowFirstColumn="0" w:lastRowLastColumn="0"/>
-            <w:tcW w:w="6130" w:type="dxa"/>
+            <w:tcW w:w="6556" w:type="dxa"/>
           </w:tcPr>
           <w:p>
             <w:pPr>
@@ -10864,7 +10796,7 @@
         </w:tc>
         <w:tc>
           <w:tcPr>
-            <w:tcW w:w="4076" w:type="dxa"/>
+            <w:tcW w:w="4360" w:type="dxa"/>
           </w:tcPr>
           <w:p>
             <w:pPr>
@@ -10892,7 +10824,7 @@
         <w:tc>
           <w:tcPr>
             <w:cnfStyle w:val="001000000000" w:firstRow="0" w:lastRow="0" w:firstColumn="1" w:lastColumn="0" w:oddVBand="0" w:evenVBand="0" w:oddHBand="0" w:evenHBand="0" w:firstRowFirstColumn="0" w:firstRowLastColumn="0" w:lastRowFirstColumn="0" w:lastRowLastColumn="0"/>
-            <w:tcW w:w="6130" w:type="dxa"/>
+            <w:tcW w:w="6556" w:type="dxa"/>
           </w:tcPr>
           <w:p>
             <w:pPr>
@@ -10913,7 +10845,7 @@
         </w:tc>
         <w:tc>
           <w:tcPr>
-            <w:tcW w:w="4076" w:type="dxa"/>
+            <w:tcW w:w="4360" w:type="dxa"/>
           </w:tcPr>
           <w:p>
             <w:pPr>
@@ -10956,7 +10888,7 @@
         <w:tc>
           <w:tcPr>
             <w:cnfStyle w:val="001000000000" w:firstRow="0" w:lastRow="0" w:firstColumn="1" w:lastColumn="0" w:oddVBand="0" w:evenVBand="0" w:oddHBand="0" w:evenHBand="0" w:firstRowFirstColumn="0" w:firstRowLastColumn="0" w:lastRowFirstColumn="0" w:lastRowLastColumn="0"/>
-            <w:tcW w:w="6130" w:type="dxa"/>
+            <w:tcW w:w="6556" w:type="dxa"/>
           </w:tcPr>
           <w:p>
             <w:pPr>
@@ -10974,7 +10906,7 @@
         </w:tc>
         <w:tc>
           <w:tcPr>
-            <w:tcW w:w="4076" w:type="dxa"/>
+            <w:tcW w:w="4360" w:type="dxa"/>
           </w:tcPr>
           <w:p>
             <w:pPr>
@@ -11020,7 +10952,7 @@
         <w:tc>
           <w:tcPr>
             <w:cnfStyle w:val="001000000000" w:firstRow="0" w:lastRow="0" w:firstColumn="1" w:lastColumn="0" w:oddVBand="0" w:evenVBand="0" w:oddHBand="0" w:evenHBand="0" w:firstRowFirstColumn="0" w:firstRowLastColumn="0" w:lastRowFirstColumn="0" w:lastRowLastColumn="0"/>
-            <w:tcW w:w="6130" w:type="dxa"/>
+            <w:tcW w:w="6556" w:type="dxa"/>
           </w:tcPr>
           <w:p>
             <w:pPr>
@@ -11046,7 +10978,7 @@
         </w:tc>
         <w:tc>
           <w:tcPr>
-            <w:tcW w:w="4076" w:type="dxa"/>
+            <w:tcW w:w="4360" w:type="dxa"/>
           </w:tcPr>
           <w:p>
             <w:pPr>
@@ -11133,13 +11065,13 @@
     <w:tbl>
       <w:tblPr>
         <w:tblStyle w:val="Tablaconcuadrcula6concolores-nfasis2"/>
-        <w:tblW w:w="10065" w:type="dxa"/>
-        <w:tblInd w:w="-572" w:type="dxa"/>
+        <w:tblW w:w="10916" w:type="dxa"/>
+        <w:tblInd w:w="-998" w:type="dxa"/>
         <w:tblLook w:val="04A0" w:firstRow="1" w:lastRow="0" w:firstColumn="1" w:lastColumn="0" w:noHBand="0" w:noVBand="1"/>
       </w:tblPr>
       <w:tblGrid>
-        <w:gridCol w:w="5470"/>
-        <w:gridCol w:w="4595"/>
+        <w:gridCol w:w="5896"/>
+        <w:gridCol w:w="5020"/>
       </w:tblGrid>
       <w:tr>
         <w:trPr>
@@ -11149,7 +11081,7 @@
         <w:tc>
           <w:tcPr>
             <w:cnfStyle w:val="001000000000" w:firstRow="0" w:lastRow="0" w:firstColumn="1" w:lastColumn="0" w:oddVBand="0" w:evenVBand="0" w:oddHBand="0" w:evenHBand="0" w:firstRowFirstColumn="0" w:firstRowLastColumn="0" w:lastRowFirstColumn="0" w:lastRowLastColumn="0"/>
-            <w:tcW w:w="5470" w:type="dxa"/>
+            <w:tcW w:w="5896" w:type="dxa"/>
           </w:tcPr>
           <w:p>
             <w:pPr>
@@ -11184,7 +11116,7 @@
         </w:tc>
         <w:tc>
           <w:tcPr>
-            <w:tcW w:w="4595" w:type="dxa"/>
+            <w:tcW w:w="5020" w:type="dxa"/>
           </w:tcPr>
           <w:p>
             <w:pPr>
@@ -11222,10 +11154,11 @@
         <w:tc>
           <w:tcPr>
             <w:cnfStyle w:val="001000000000" w:firstRow="0" w:lastRow="0" w:firstColumn="1" w:lastColumn="0" w:oddVBand="0" w:evenVBand="0" w:oddHBand="0" w:evenHBand="0" w:firstRowFirstColumn="0" w:firstRowLastColumn="0" w:lastRowFirstColumn="0" w:lastRowLastColumn="0"/>
-            <w:tcW w:w="5470" w:type="dxa"/>
+            <w:tcW w:w="5896" w:type="dxa"/>
           </w:tcPr>
           <w:p>
             <w:pPr>
+              <w:ind w:left="-387" w:firstLine="387"/>
               <w:rPr>
                 <w:rStyle w:val="nfasissutil"/>
                 <w:i w:val="0"/>
@@ -11247,7 +11180,7 @@
         </w:tc>
         <w:tc>
           <w:tcPr>
-            <w:tcW w:w="4595" w:type="dxa"/>
+            <w:tcW w:w="5020" w:type="dxa"/>
           </w:tcPr>
           <w:p>
             <w:pPr>
@@ -11368,7 +11301,7 @@
         <w:tc>
           <w:tcPr>
             <w:cnfStyle w:val="001000000000" w:firstRow="0" w:lastRow="0" w:firstColumn="1" w:lastColumn="0" w:oddVBand="0" w:evenVBand="0" w:oddHBand="0" w:evenHBand="0" w:firstRowFirstColumn="0" w:firstRowLastColumn="0" w:lastRowFirstColumn="0" w:lastRowLastColumn="0"/>
-            <w:tcW w:w="5470" w:type="dxa"/>
+            <w:tcW w:w="5896" w:type="dxa"/>
           </w:tcPr>
           <w:p>
             <w:pPr>
@@ -11400,7 +11333,7 @@
         </w:tc>
         <w:tc>
           <w:tcPr>
-            <w:tcW w:w="4595" w:type="dxa"/>
+            <w:tcW w:w="5020" w:type="dxa"/>
           </w:tcPr>
           <w:p>
             <w:pPr>
@@ -11487,7 +11420,7 @@
         <w:tc>
           <w:tcPr>
             <w:cnfStyle w:val="001000000000" w:firstRow="0" w:lastRow="0" w:firstColumn="1" w:lastColumn="0" w:oddVBand="0" w:evenVBand="0" w:oddHBand="0" w:evenHBand="0" w:firstRowFirstColumn="0" w:firstRowLastColumn="0" w:lastRowFirstColumn="0" w:lastRowLastColumn="0"/>
-            <w:tcW w:w="5470" w:type="dxa"/>
+            <w:tcW w:w="5896" w:type="dxa"/>
           </w:tcPr>
           <w:p>
             <w:pPr>
@@ -11510,7 +11443,7 @@
         </w:tc>
         <w:tc>
           <w:tcPr>
-            <w:tcW w:w="4595" w:type="dxa"/>
+            <w:tcW w:w="5020" w:type="dxa"/>
           </w:tcPr>
           <w:p>
             <w:pPr>
@@ -11564,7 +11497,7 @@
         <w:tc>
           <w:tcPr>
             <w:cnfStyle w:val="001000000000" w:firstRow="0" w:lastRow="0" w:firstColumn="1" w:lastColumn="0" w:oddVBand="0" w:evenVBand="0" w:oddHBand="0" w:evenHBand="0" w:firstRowFirstColumn="0" w:firstRowLastColumn="0" w:lastRowFirstColumn="0" w:lastRowLastColumn="0"/>
-            <w:tcW w:w="5470" w:type="dxa"/>
+            <w:tcW w:w="5896" w:type="dxa"/>
           </w:tcPr>
           <w:p>
             <w:pPr>
@@ -11612,7 +11545,7 @@
         </w:tc>
         <w:tc>
           <w:tcPr>
-            <w:tcW w:w="4595" w:type="dxa"/>
+            <w:tcW w:w="5020" w:type="dxa"/>
           </w:tcPr>
           <w:p>
             <w:pPr>
@@ -11692,7 +11625,7 @@
         <w:tc>
           <w:tcPr>
             <w:cnfStyle w:val="001000000000" w:firstRow="0" w:lastRow="0" w:firstColumn="1" w:lastColumn="0" w:oddVBand="0" w:evenVBand="0" w:oddHBand="0" w:evenHBand="0" w:firstRowFirstColumn="0" w:firstRowLastColumn="0" w:lastRowFirstColumn="0" w:lastRowLastColumn="0"/>
-            <w:tcW w:w="5470" w:type="dxa"/>
+            <w:tcW w:w="5896" w:type="dxa"/>
           </w:tcPr>
           <w:p>
             <w:pPr>
@@ -11715,7 +11648,7 @@
         </w:tc>
         <w:tc>
           <w:tcPr>
-            <w:tcW w:w="4595" w:type="dxa"/>
+            <w:tcW w:w="5020" w:type="dxa"/>
           </w:tcPr>
           <w:p>
             <w:pPr>
@@ -11762,7 +11695,7 @@
         <w:tc>
           <w:tcPr>
             <w:cnfStyle w:val="001000000000" w:firstRow="0" w:lastRow="0" w:firstColumn="1" w:lastColumn="0" w:oddVBand="0" w:evenVBand="0" w:oddHBand="0" w:evenHBand="0" w:firstRowFirstColumn="0" w:firstRowLastColumn="0" w:lastRowFirstColumn="0" w:lastRowLastColumn="0"/>
-            <w:tcW w:w="5470" w:type="dxa"/>
+            <w:tcW w:w="5896" w:type="dxa"/>
           </w:tcPr>
           <w:p>
             <w:pPr>
@@ -11782,7 +11715,7 @@
         </w:tc>
         <w:tc>
           <w:tcPr>
-            <w:tcW w:w="4595" w:type="dxa"/>
+            <w:tcW w:w="5020" w:type="dxa"/>
           </w:tcPr>
           <w:p>
             <w:pPr>
@@ -11842,7 +11775,7 @@
         <w:tc>
           <w:tcPr>
             <w:cnfStyle w:val="001000000000" w:firstRow="0" w:lastRow="0" w:firstColumn="1" w:lastColumn="0" w:oddVBand="0" w:evenVBand="0" w:oddHBand="0" w:evenHBand="0" w:firstRowFirstColumn="0" w:firstRowLastColumn="0" w:lastRowFirstColumn="0" w:lastRowLastColumn="0"/>
-            <w:tcW w:w="5470" w:type="dxa"/>
+            <w:tcW w:w="5896" w:type="dxa"/>
           </w:tcPr>
           <w:p>
             <w:pPr>
@@ -11856,14 +11789,13 @@
                 <w:color w:val="404040" w:themeColor="text1" w:themeTint="BF"/>
                 <w:szCs w:val="18"/>
               </w:rPr>
-              <w:lastRenderedPageBreak/>
               <w:t>Correo Electrónico / SMTP</w:t>
             </w:r>
           </w:p>
         </w:tc>
         <w:tc>
           <w:tcPr>
-            <w:tcW w:w="4595" w:type="dxa"/>
+            <w:tcW w:w="5020" w:type="dxa"/>
           </w:tcPr>
           <w:p>
             <w:pPr>
@@ -11889,6 +11821,7 @@
         <w:pStyle w:val="TTULODEAPARTADOS"/>
       </w:pPr>
       <w:r>
+        <w:lastRenderedPageBreak/>
         <w:t>TIPOS DE PRUEBAS REALIZADAS</w:t>
       </w:r>
     </w:p>
@@ -12525,15 +12458,7 @@
       </w:r>
       <w:proofErr w:type="spellEnd"/>
       <w:r>
-        <w:t xml:space="preserve"> y </w:t>
-      </w:r>
-      <w:proofErr w:type="gramStart"/>
-      <w:r>
-        <w:t>registro accesibles</w:t>
-      </w:r>
-      <w:proofErr w:type="gramEnd"/>
-      <w:r>
-        <w:t xml:space="preserve"> en móviles</w:t>
+        <w:t xml:space="preserve"> y registro accesibles en móviles</w:t>
       </w:r>
       <w:r>
         <w:t>.</w:t>
@@ -27036,6 +26961,7 @@
   <w:style w:type="character" w:default="1" w:styleId="Fuentedeprrafopredeter">
     <w:name w:val="Default Paragraph Font"/>
     <w:uiPriority w:val="1"/>
+    <w:semiHidden/>
     <w:unhideWhenUsed/>
   </w:style>
   <w:style w:type="table" w:default="1" w:styleId="Tablanormal">
@@ -28029,6 +27955,7 @@
     <w:rsidRoot w:val="00B435E7"/>
     <w:rsid w:val="00385F9E"/>
     <w:rsid w:val="00454086"/>
+    <w:rsid w:val="00563E10"/>
     <w:rsid w:val="005B45A6"/>
     <w:rsid w:val="007948F8"/>
     <w:rsid w:val="007C0F66"/>

--- a/SONAURA.docx
+++ b/SONAURA.docx
@@ -98,7 +98,7 @@
                 <v:stroke joinstyle="miter"/>
                 <v:path gradientshapeok="t" o:connecttype="rect"/>
               </v:shapetype>
-              <v:shape id="Cuadro de texto 11" o:spid="_x0000_s1026" type="#_x0000_t202" style="position:absolute;margin-left:-81.4pt;margin-top:-12.75pt;width:363.25pt;height:40.35pt;z-index:251682816;visibility:visible;mso-wrap-style:square;mso-width-percent:0;mso-height-percent:0;mso-wrap-distance-left:9pt;mso-wrap-distance-top:0;mso-wrap-distance-right:9pt;mso-wrap-distance-bottom:0;mso-position-horizontal:absolute;mso-position-horizontal-relative:text;mso-position-vertical:absolute;mso-position-vertical-relative:text;mso-width-percent:0;mso-height-percent:0;mso-width-relative:margin;mso-height-relative:margin;v-text-anchor:top" o:gfxdata="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" filled="f" stroked="f" strokeweight="1.5pt">
+              <v:shape id="Cuadro de texto 11" o:spid="_x0000_s1026" type="#_x0000_t202" style="position:absolute;margin-left:-81.4pt;margin-top:-12.75pt;width:363.25pt;height:40.35pt;z-index:251682816;visibility:visible;mso-wrap-style:square;mso-width-percent:0;mso-height-percent:0;mso-wrap-distance-left:9pt;mso-wrap-distance-top:0;mso-wrap-distance-right:9pt;mso-wrap-distance-bottom:0;mso-position-horizontal:absolute;mso-position-horizontal-relative:text;mso-position-vertical:absolute;mso-position-vertical-relative:text;mso-width-percent:0;mso-height-percent:0;mso-width-relative:margin;mso-height-relative:margin;v-text-anchor:top" o:gfxdata="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" filled="f" stroked="f" strokeweight="1.5pt">
                 <v:stroke endcap="round"/>
                 <v:textbox>
                   <w:txbxContent>
@@ -205,7 +205,7 @@
           </mc:Choice>
           <mc:Fallback>
             <w:pict>
-              <v:shape w14:anchorId="0F526687" id="Cuadro de texto 10" o:spid="_x0000_s1027" type="#_x0000_t202" style="position:absolute;margin-left:-8.85pt;margin-top:-59.5pt;width:302.2pt;height:105.8pt;z-index:251679744;visibility:visible;mso-wrap-style:square;mso-width-percent:0;mso-height-percent:0;mso-wrap-distance-left:9pt;mso-wrap-distance-top:0;mso-wrap-distance-right:9pt;mso-wrap-distance-bottom:0;mso-position-horizontal:absolute;mso-position-horizontal-relative:page;mso-position-vertical:absolute;mso-position-vertical-relative:text;mso-width-percent:0;mso-height-percent:0;mso-width-relative:margin;mso-height-relative:margin;v-text-anchor:top" o:gfxdata="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" filled="f" stroked="f" strokeweight=".5pt">
+              <v:shape w14:anchorId="0F526687" id="Cuadro de texto 10" o:spid="_x0000_s1027" type="#_x0000_t202" style="position:absolute;margin-left:-8.85pt;margin-top:-59.5pt;width:302.2pt;height:105.8pt;z-index:251679744;visibility:visible;mso-wrap-style:square;mso-width-percent:0;mso-height-percent:0;mso-wrap-distance-left:9pt;mso-wrap-distance-top:0;mso-wrap-distance-right:9pt;mso-wrap-distance-bottom:0;mso-position-horizontal:absolute;mso-position-horizontal-relative:page;mso-position-vertical:absolute;mso-position-vertical-relative:text;mso-width-percent:0;mso-height-percent:0;mso-width-relative:margin;mso-height-relative:margin;v-text-anchor:top" o:gfxdata="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" filled="f" stroked="f" strokeweight=".5pt">
                 <v:textbox>
                   <w:txbxContent>
                     <w:p>
@@ -510,7 +510,7 @@
           </mc:Choice>
           <mc:Fallback>
             <w:pict>
-              <v:shape w14:anchorId="4BA52467" id="_x0000_s1028" type="#_x0000_t202" style="position:absolute;margin-left:1.35pt;margin-top:697.95pt;width:220.1pt;height:31.9pt;z-index:251686912;visibility:visible;mso-wrap-style:square;mso-width-percent:0;mso-height-percent:0;mso-wrap-distance-left:9pt;mso-wrap-distance-top:0;mso-wrap-distance-right:9pt;mso-wrap-distance-bottom:0;mso-position-horizontal:absolute;mso-position-horizontal-relative:page;mso-position-vertical:absolute;mso-position-vertical-relative:text;mso-width-percent:0;mso-height-percent:0;mso-width-relative:margin;mso-height-relative:margin;v-text-anchor:top" o:gfxdata="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" filled="f" stroked="f" strokeweight="1.5pt">
+              <v:shape w14:anchorId="4BA52467" id="_x0000_s1028" type="#_x0000_t202" style="position:absolute;margin-left:1.35pt;margin-top:697.95pt;width:220.1pt;height:31.9pt;z-index:251686912;visibility:visible;mso-wrap-style:square;mso-width-percent:0;mso-height-percent:0;mso-wrap-distance-left:9pt;mso-wrap-distance-top:0;mso-wrap-distance-right:9pt;mso-wrap-distance-bottom:0;mso-position-horizontal:absolute;mso-position-horizontal-relative:page;mso-position-vertical:absolute;mso-position-vertical-relative:text;mso-width-percent:0;mso-height-percent:0;mso-width-relative:margin;mso-height-relative:margin;v-text-anchor:top" o:gfxdata="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" filled="f" stroked="f" strokeweight="1.5pt">
                 <v:stroke endcap="round"/>
                 <v:textbox>
                   <w:txbxContent>
@@ -640,7 +640,7 @@
           </mc:Choice>
           <mc:Fallback>
             <w:pict>
-              <v:shape w14:anchorId="66A72739" id="_x0000_s1029" type="#_x0000_t202" style="position:absolute;margin-left:0;margin-top:710.85pt;width:7in;height:37.35pt;z-index:251684864;visibility:visible;mso-wrap-style:square;mso-width-percent:0;mso-height-percent:0;mso-wrap-distance-left:9pt;mso-wrap-distance-top:0;mso-wrap-distance-right:9pt;mso-wrap-distance-bottom:0;mso-position-horizontal:left;mso-position-horizontal-relative:page;mso-position-vertical:absolute;mso-position-vertical-relative:text;mso-width-percent:0;mso-height-percent:0;mso-width-relative:margin;mso-height-relative:margin;v-text-anchor:top" o:gfxdata="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" filled="f" stroked="f" strokeweight="1.5pt">
+              <v:shape w14:anchorId="66A72739" id="_x0000_s1029" type="#_x0000_t202" style="position:absolute;margin-left:0;margin-top:710.85pt;width:7in;height:37.35pt;z-index:251684864;visibility:visible;mso-wrap-style:square;mso-width-percent:0;mso-height-percent:0;mso-wrap-distance-left:9pt;mso-wrap-distance-top:0;mso-wrap-distance-right:9pt;mso-wrap-distance-bottom:0;mso-position-horizontal:left;mso-position-horizontal-relative:page;mso-position-vertical:absolute;mso-position-vertical-relative:text;mso-width-percent:0;mso-height-percent:0;mso-width-relative:margin;mso-height-relative:margin;v-text-anchor:top" o:gfxdata="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" filled="f" stroked="f" strokeweight="1.5pt">
                 <v:stroke endcap="round"/>
                 <v:textbox>
                   <w:txbxContent>
@@ -1565,7 +1565,7 @@
           </mc:Choice>
           <mc:Fallback>
             <w:pict>
-              <v:rect w14:anchorId="5C2067AA" id="Rectángulo 2" o:spid="_x0000_s1030" alt="&quot;&quot;" style="position:absolute;margin-left:-2in;margin-top:-375.45pt;width:104.25pt;height:852.6pt;z-index:-251656192;visibility:visible;mso-wrap-style:square;mso-width-percent:0;mso-height-percent:0;mso-wrap-distance-left:9pt;mso-wrap-distance-top:0;mso-wrap-distance-right:9pt;mso-wrap-distance-bottom:0;mso-position-horizontal:absolute;mso-position-horizontal-relative:page;mso-position-vertical:absolute;mso-position-vertical-relative:text;mso-width-percent:0;mso-height-percent:0;mso-width-relative:margin;mso-height-relative:margin;v-text-anchor:bottom" o:gfxdata="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" fillcolor="#404040 [2429]" stroked="f" strokeweight="1.5pt">
+              <v:rect w14:anchorId="5C2067AA" id="Rectángulo 2" o:spid="_x0000_s1030" alt="&quot;&quot;" style="position:absolute;margin-left:-2in;margin-top:-375.45pt;width:104.25pt;height:852.6pt;z-index:-251656192;visibility:visible;mso-wrap-style:square;mso-width-percent:0;mso-height-percent:0;mso-wrap-distance-left:9pt;mso-wrap-distance-top:0;mso-wrap-distance-right:9pt;mso-wrap-distance-bottom:0;mso-position-horizontal:absolute;mso-position-horizontal-relative:page;mso-position-vertical:absolute;mso-position-vertical-relative:text;mso-width-percent:0;mso-height-percent:0;mso-width-relative:margin;mso-height-relative:margin;v-text-anchor:bottom" o:gfxdata="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" fillcolor="#404040 [2429]" stroked="f" strokeweight="1.5pt">
                 <v:stroke endcap="round"/>
                 <v:textbox>
                   <w:txbxContent>
@@ -7585,7 +7585,7 @@
           <w:szCs w:val="24"/>
         </w:rPr>
         <w:drawing>
-          <wp:inline distT="0" distB="0" distL="0" distR="0" wp14:anchorId="39A8B3D5" wp14:editId="3748CEFC">
+          <wp:inline distT="0" distB="0" distL="0" distR="0" wp14:anchorId="39A8B3D5" wp14:editId="2E20ECE3">
             <wp:extent cx="5538158" cy="3239926"/>
             <wp:effectExtent l="0" t="0" r="5715" b="0"/>
             <wp:docPr id="1403864523" name="Imagen 7" descr="Esquemático&#10;&#10;El contenido generado por IA puede ser incorrecto."/>
@@ -22378,6 +22378,9 @@
     </w:p>
     <w:p>
       <w:r>
+        <w:rPr>
+          <w:noProof/>
+        </w:rPr>
         <w:drawing>
           <wp:inline distT="0" distB="0" distL="0" distR="0" wp14:anchorId="75FCA475" wp14:editId="783E0AA5">
             <wp:extent cx="1469985" cy="621635"/>
@@ -22443,6 +22446,9 @@
     </w:p>
     <w:p>
       <w:r>
+        <w:rPr>
+          <w:noProof/>
+        </w:rPr>
         <w:drawing>
           <wp:inline distT="0" distB="0" distL="0" distR="0" wp14:anchorId="7F2B5CBD" wp14:editId="3D91C827">
             <wp:extent cx="3125164" cy="683843"/>
@@ -22482,15 +22488,7 @@
     </w:p>
     <w:p>
       <w:r>
-        <w:t xml:space="preserve">En </w:t>
-      </w:r>
-      <w:proofErr w:type="gramStart"/>
-      <w:r>
-        <w:t>las carpeta</w:t>
-      </w:r>
-      <w:proofErr w:type="gramEnd"/>
-      <w:r>
-        <w:t xml:space="preserve"> que has descargado de GitHub hay un archivo .</w:t>
+        <w:t>En la carpeta que has descargado de GitHub hay un archivo .</w:t>
       </w:r>
       <w:proofErr w:type="spellStart"/>
       <w:r>
@@ -22516,6 +22514,9 @@
     </w:p>
     <w:p>
       <w:r>
+        <w:rPr>
+          <w:noProof/>
+        </w:rPr>
         <w:drawing>
           <wp:inline distT="0" distB="0" distL="0" distR="0" wp14:anchorId="1CB865FF" wp14:editId="692DBBB4">
             <wp:extent cx="4051139" cy="430172"/>
@@ -23545,7 +23546,73 @@
             <w:sz w:val="18"/>
             <w:szCs w:val="18"/>
           </w:rPr>
-          <w:t>https://docs.google.com/document/d/1JFy-RB_lxyJc9es7sG3SI1yte0B8hA3x/edit?usp=sharing&amp;ouid=111587310683503068762&amp;rtpof=true&amp;sd=true</w:t>
+          <w:t>https://docs.google.com/</w:t>
+        </w:r>
+        <w:r>
+          <w:rPr>
+            <w:rStyle w:val="Hipervnculo"/>
+            <w:rFonts w:asciiTheme="minorHAnsi" w:hAnsiTheme="minorHAnsi"/>
+            <w:b/>
+            <w:bCs/>
+            <w:sz w:val="18"/>
+            <w:szCs w:val="18"/>
+          </w:rPr>
+          <w:t>d</w:t>
+        </w:r>
+        <w:r>
+          <w:rPr>
+            <w:rStyle w:val="Hipervnculo"/>
+            <w:rFonts w:asciiTheme="minorHAnsi" w:hAnsiTheme="minorHAnsi"/>
+            <w:b/>
+            <w:bCs/>
+            <w:sz w:val="18"/>
+            <w:szCs w:val="18"/>
+          </w:rPr>
+          <w:t>ocument</w:t>
+        </w:r>
+        <w:r>
+          <w:rPr>
+            <w:rStyle w:val="Hipervnculo"/>
+            <w:rFonts w:asciiTheme="minorHAnsi" w:hAnsiTheme="minorHAnsi"/>
+            <w:b/>
+            <w:bCs/>
+            <w:sz w:val="18"/>
+            <w:szCs w:val="18"/>
+          </w:rPr>
+          <w:t>/</w:t>
+        </w:r>
+        <w:r>
+          <w:rPr>
+            <w:rStyle w:val="Hipervnculo"/>
+            <w:rFonts w:asciiTheme="minorHAnsi" w:hAnsiTheme="minorHAnsi"/>
+            <w:b/>
+            <w:bCs/>
+            <w:sz w:val="18"/>
+            <w:szCs w:val="18"/>
+          </w:rPr>
+          <w:t>d/1JFy-RB_lxyJc9es7sG3SI1yte0B8hA3x</w:t>
+        </w:r>
+        <w:r>
+          <w:rPr>
+            <w:rStyle w:val="Hipervnculo"/>
+            <w:rFonts w:asciiTheme="minorHAnsi" w:hAnsiTheme="minorHAnsi"/>
+            <w:b/>
+            <w:bCs/>
+            <w:sz w:val="18"/>
+            <w:szCs w:val="18"/>
+          </w:rPr>
+          <w:t>/</w:t>
+        </w:r>
+        <w:r>
+          <w:rPr>
+            <w:rStyle w:val="Hipervnculo"/>
+            <w:rFonts w:asciiTheme="minorHAnsi" w:hAnsiTheme="minorHAnsi"/>
+            <w:b/>
+            <w:bCs/>
+            <w:sz w:val="18"/>
+            <w:szCs w:val="18"/>
+          </w:rPr>
+          <w:t>edit?usp=sharing&amp;ouid=111587310683503068762&amp;rtpof=true&amp;sd=true</w:t>
         </w:r>
       </w:hyperlink>
     </w:p>
@@ -24910,151 +24977,22 @@
           <w:between w:val="nil"/>
         </w:pBdr>
         <w:spacing w:after="120" w:line="275" w:lineRule="auto"/>
+      </w:pPr>
+      <w:r>
         <w:rPr>
           <w:rFonts w:eastAsia="Google Sans Text" w:cs="Google Sans Text"/>
           <w:color w:val="1B1C1D"/>
           <w:szCs w:val="18"/>
         </w:rPr>
-      </w:pPr>
+        <w:t xml:space="preserve">En caso de que olvides tu contraseña, </w:t>
+      </w:r>
       <w:r>
         <w:rPr>
           <w:rFonts w:eastAsia="Google Sans Text" w:cs="Google Sans Text"/>
           <w:color w:val="1B1C1D"/>
           <w:szCs w:val="18"/>
         </w:rPr>
-        <w:t>En caso de que olvides tu contraseña, puedes recuperarla fácilmente:</w:t>
-      </w:r>
-    </w:p>
-    <w:p>
-      <w:pPr>
-        <w:widowControl w:val="0"/>
-        <w:numPr>
-          <w:ilvl w:val="0"/>
-          <w:numId w:val="51"/>
-        </w:numPr>
-        <w:pBdr>
-          <w:top w:val="nil"/>
-          <w:left w:val="nil"/>
-          <w:bottom w:val="nil"/>
-          <w:right w:val="nil"/>
-          <w:between w:val="nil"/>
-        </w:pBdr>
-        <w:spacing w:after="0" w:line="275" w:lineRule="auto"/>
-        <w:rPr>
-          <w:szCs w:val="18"/>
-        </w:rPr>
-      </w:pPr>
-      <w:r>
-        <w:rPr>
-          <w:rFonts w:eastAsia="Google Sans Text" w:cs="Google Sans Text"/>
-          <w:color w:val="1B1C1D"/>
-          <w:szCs w:val="18"/>
-        </w:rPr>
-        <w:t xml:space="preserve">En la página de inicio de sesión, selecciona la opción </w:t>
-      </w:r>
-      <w:r>
-        <w:rPr>
-          <w:rFonts w:eastAsia="Google Sans Text" w:cs="Google Sans Text"/>
-          <w:b/>
-          <w:color w:val="1B1C1D"/>
-          <w:szCs w:val="18"/>
-        </w:rPr>
-        <w:t>"¿Olvidó su contraseña?"</w:t>
-      </w:r>
-      <w:r>
-        <w:rPr>
-          <w:rFonts w:eastAsia="Google Sans Text" w:cs="Google Sans Text"/>
-          <w:color w:val="1B1C1D"/>
-          <w:szCs w:val="18"/>
-        </w:rPr>
-        <w:t>.</w:t>
-      </w:r>
-    </w:p>
-    <w:p>
-      <w:pPr>
-        <w:widowControl w:val="0"/>
-        <w:numPr>
-          <w:ilvl w:val="0"/>
-          <w:numId w:val="51"/>
-        </w:numPr>
-        <w:pBdr>
-          <w:top w:val="nil"/>
-          <w:left w:val="nil"/>
-          <w:bottom w:val="nil"/>
-          <w:right w:val="nil"/>
-          <w:between w:val="nil"/>
-        </w:pBdr>
-        <w:spacing w:after="0" w:line="275" w:lineRule="auto"/>
-        <w:rPr>
-          <w:szCs w:val="18"/>
-        </w:rPr>
-      </w:pPr>
-      <w:r>
-        <w:rPr>
-          <w:rFonts w:eastAsia="Google Sans Text" w:cs="Google Sans Text"/>
-          <w:color w:val="1B1C1D"/>
-          <w:szCs w:val="18"/>
-        </w:rPr>
-        <w:t xml:space="preserve">Ingresa tu </w:t>
-      </w:r>
-      <w:r>
-        <w:rPr>
-          <w:rFonts w:eastAsia="Google Sans Text" w:cs="Google Sans Text"/>
-          <w:b/>
-          <w:color w:val="1B1C1D"/>
-          <w:szCs w:val="18"/>
-        </w:rPr>
-        <w:t>correo electrónico</w:t>
-      </w:r>
-      <w:r>
-        <w:rPr>
-          <w:rFonts w:eastAsia="Google Sans Text" w:cs="Google Sans Text"/>
-          <w:color w:val="1B1C1D"/>
-          <w:szCs w:val="18"/>
-        </w:rPr>
-        <w:t xml:space="preserve"> asociado a tu cuenta.</w:t>
-      </w:r>
-    </w:p>
-    <w:p>
-      <w:pPr>
-        <w:widowControl w:val="0"/>
-        <w:numPr>
-          <w:ilvl w:val="0"/>
-          <w:numId w:val="51"/>
-        </w:numPr>
-        <w:pBdr>
-          <w:top w:val="nil"/>
-          <w:left w:val="nil"/>
-          <w:bottom w:val="nil"/>
-          <w:right w:val="nil"/>
-          <w:between w:val="nil"/>
-        </w:pBdr>
-        <w:spacing w:after="120" w:line="275" w:lineRule="auto"/>
-      </w:pPr>
-      <w:r>
-        <w:rPr>
-          <w:rFonts w:eastAsia="Google Sans Text" w:cs="Google Sans Text"/>
-          <w:color w:val="1B1C1D"/>
-          <w:szCs w:val="18"/>
-        </w:rPr>
-        <w:t xml:space="preserve">Recibirás un </w:t>
-      </w:r>
-      <w:r>
-        <w:rPr>
-          <w:rFonts w:eastAsia="Google Sans Text" w:cs="Google Sans Text"/>
-          <w:b/>
-          <w:color w:val="1B1C1D"/>
-          <w:szCs w:val="18"/>
-        </w:rPr>
-        <w:t>código especial por correo electrónico</w:t>
-      </w:r>
-      <w:r>
-        <w:rPr>
-          <w:rFonts w:eastAsia="Google Sans Text" w:cs="Google Sans Text"/>
-          <w:color w:val="1B1C1D"/>
-          <w:szCs w:val="18"/>
-        </w:rPr>
-        <w:t xml:space="preserve"> que te permitirá establecer una nueva contraseña.</w:t>
+        <w:t>contacte con soporte.</w:t>
       </w:r>
     </w:p>
     <w:p>
@@ -25365,10 +25303,6 @@
           <w:between w:val="nil"/>
         </w:pBdr>
         <w:spacing w:after="120" w:line="275" w:lineRule="auto"/>
-        <w:rPr>
-          <w:rFonts w:eastAsiaTheme="minorHAnsi"/>
-          <w:szCs w:val="18"/>
-        </w:rPr>
       </w:pPr>
     </w:p>
     <w:p>
@@ -25387,62 +25321,6 @@
     </w:p>
     <w:p>
       <w:pPr>
-        <w:widowControl w:val="0"/>
-        <w:pBdr>
-          <w:top w:val="nil"/>
-          <w:left w:val="nil"/>
-          <w:bottom w:val="nil"/>
-          <w:right w:val="nil"/>
-          <w:between w:val="nil"/>
-        </w:pBdr>
-        <w:spacing w:after="120" w:line="275" w:lineRule="auto"/>
-        <w:ind w:left="105"/>
-      </w:pPr>
-    </w:p>
-    <w:p>
-      <w:pPr>
-        <w:widowControl w:val="0"/>
-        <w:pBdr>
-          <w:top w:val="nil"/>
-          <w:left w:val="nil"/>
-          <w:bottom w:val="nil"/>
-          <w:right w:val="nil"/>
-          <w:between w:val="nil"/>
-        </w:pBdr>
-        <w:spacing w:after="120" w:line="275" w:lineRule="auto"/>
-        <w:ind w:left="105"/>
-      </w:pPr>
-    </w:p>
-    <w:p>
-      <w:pPr>
-        <w:widowControl w:val="0"/>
-        <w:pBdr>
-          <w:top w:val="nil"/>
-          <w:left w:val="nil"/>
-          <w:bottom w:val="nil"/>
-          <w:right w:val="nil"/>
-          <w:between w:val="nil"/>
-        </w:pBdr>
-        <w:spacing w:after="120" w:line="275" w:lineRule="auto"/>
-        <w:ind w:left="105"/>
-      </w:pPr>
-    </w:p>
-    <w:p>
-      <w:pPr>
-        <w:widowControl w:val="0"/>
-        <w:pBdr>
-          <w:top w:val="nil"/>
-          <w:left w:val="nil"/>
-          <w:bottom w:val="nil"/>
-          <w:right w:val="nil"/>
-          <w:between w:val="nil"/>
-        </w:pBdr>
-        <w:spacing w:after="120" w:line="275" w:lineRule="auto"/>
-        <w:ind w:left="105"/>
-      </w:pPr>
-    </w:p>
-    <w:p>
-      <w:pPr>
         <w:pStyle w:val="Ttulo2"/>
         <w:spacing w:before="120" w:after="120" w:line="275" w:lineRule="auto"/>
         <w:rPr>
@@ -25461,7 +25339,6 @@
           <w:sz w:val="30"/>
           <w:szCs w:val="30"/>
         </w:rPr>
-        <w:lastRenderedPageBreak/>
         <w:t>🧑</w:t>
       </w:r>
       <w:r>
@@ -26733,7 +26610,6 @@
                 <w:color w:val="1B1C1D"/>
                 <w:szCs w:val="18"/>
               </w:rPr>
-              <w:lastRenderedPageBreak/>
               <w:t>Valorar</w:t>
             </w:r>
           </w:p>
@@ -27245,6 +27121,7 @@
           <w:sz w:val="30"/>
           <w:szCs w:val="30"/>
         </w:rPr>
+        <w:lastRenderedPageBreak/>
         <w:t>🚀</w:t>
       </w:r>
       <w:r>
@@ -27634,80 +27511,7 @@
         <w:rPr>
           <w:rFonts w:eastAsia="Google Sans Text" w:cs="Google Sans Text"/>
           <w:color w:val="1B1C1D"/>
-          <w:sz w:val="24"/>
-          <w:szCs w:val="24"/>
-        </w:rPr>
-      </w:pPr>
-    </w:p>
-    <w:p>
-      <w:pPr>
-        <w:pBdr>
-          <w:top w:val="nil"/>
-          <w:left w:val="nil"/>
-          <w:bottom w:val="nil"/>
-          <w:right w:val="nil"/>
-          <w:between w:val="nil"/>
-        </w:pBdr>
-        <w:spacing w:before="120" w:after="240" w:line="275" w:lineRule="auto"/>
-        <w:rPr>
-          <w:rFonts w:eastAsia="Google Sans Text" w:cs="Google Sans Text"/>
-          <w:color w:val="1B1C1D"/>
-          <w:sz w:val="24"/>
-          <w:szCs w:val="24"/>
-        </w:rPr>
-      </w:pPr>
-    </w:p>
-    <w:p>
-      <w:pPr>
-        <w:pBdr>
-          <w:top w:val="nil"/>
-          <w:left w:val="nil"/>
-          <w:bottom w:val="nil"/>
-          <w:right w:val="nil"/>
-          <w:between w:val="nil"/>
-        </w:pBdr>
-        <w:spacing w:before="120" w:after="240" w:line="275" w:lineRule="auto"/>
-        <w:rPr>
-          <w:rFonts w:eastAsia="Google Sans Text" w:cs="Google Sans Text"/>
-          <w:color w:val="1B1C1D"/>
-          <w:sz w:val="24"/>
-          <w:szCs w:val="24"/>
-        </w:rPr>
-      </w:pPr>
-    </w:p>
-    <w:p>
-      <w:pPr>
-        <w:pBdr>
-          <w:top w:val="nil"/>
-          <w:left w:val="nil"/>
-          <w:bottom w:val="nil"/>
-          <w:right w:val="nil"/>
-          <w:between w:val="nil"/>
-        </w:pBdr>
-        <w:spacing w:before="120" w:after="240" w:line="275" w:lineRule="auto"/>
-        <w:rPr>
-          <w:rFonts w:eastAsia="Google Sans Text" w:cs="Google Sans Text"/>
-          <w:color w:val="1B1C1D"/>
-          <w:sz w:val="24"/>
-          <w:szCs w:val="24"/>
-        </w:rPr>
-      </w:pPr>
-    </w:p>
-    <w:p>
-      <w:pPr>
-        <w:pBdr>
-          <w:top w:val="nil"/>
-          <w:left w:val="nil"/>
-          <w:bottom w:val="nil"/>
-          <w:right w:val="nil"/>
-          <w:between w:val="nil"/>
-        </w:pBdr>
-        <w:spacing w:before="120" w:after="240" w:line="275" w:lineRule="auto"/>
-        <w:rPr>
-          <w:rFonts w:eastAsia="Google Sans Text" w:cs="Google Sans Text"/>
-          <w:color w:val="1B1C1D"/>
-          <w:sz w:val="24"/>
-          <w:szCs w:val="24"/>
+          <w:szCs w:val="18"/>
         </w:rPr>
       </w:pPr>
     </w:p>
@@ -27731,7 +27535,6 @@
           <w:sz w:val="30"/>
           <w:szCs w:val="30"/>
         </w:rPr>
-        <w:lastRenderedPageBreak/>
         <w:t>📚</w:t>
       </w:r>
       <w:r>
@@ -28160,7 +27963,7 @@
                 <w:color w:val="1B1C1D"/>
                 <w:szCs w:val="18"/>
               </w:rPr>
-              <w:t>Es el repositorio central donde se almacena toda la información de SONAURA.</w:t>
+              <w:t>Es donde se almacena toda la información de SONAURA.</w:t>
             </w:r>
           </w:p>
         </w:tc>
@@ -28207,6 +28010,7 @@
                 <w:color w:val="1B1C1D"/>
                 <w:szCs w:val="18"/>
               </w:rPr>
+              <w:lastRenderedPageBreak/>
               <w:t>Formulario</w:t>
             </w:r>
           </w:p>
@@ -28749,7 +28553,6 @@
                 <w:color w:val="1B1C1D"/>
                 <w:szCs w:val="18"/>
               </w:rPr>
-              <w:lastRenderedPageBreak/>
               <w:t>Perfil</w:t>
             </w:r>
           </w:p>
@@ -28893,6 +28696,7 @@
       <w:pPr>
         <w:pStyle w:val="Ttulo2"/>
         <w:spacing w:before="480" w:after="120" w:line="275" w:lineRule="auto"/>
+        <w:jc w:val="left"/>
         <w:rPr>
           <w:rFonts w:asciiTheme="minorHAnsi" w:eastAsia="Google Sans" w:hAnsiTheme="minorHAnsi" w:cs="Apple Color Emoji"/>
           <w:b/>
@@ -28902,6 +28706,13 @@
         </w:rPr>
       </w:pPr>
     </w:p>
+    <w:p/>
+    <w:p/>
+    <w:p/>
+    <w:p/>
+    <w:p/>
+    <w:p/>
+    <w:p/>
     <w:p>
       <w:pPr>
         <w:pStyle w:val="Ttulo2"/>
@@ -28922,6 +28733,7 @@
           <w:sz w:val="30"/>
           <w:szCs w:val="30"/>
         </w:rPr>
+        <w:lastRenderedPageBreak/>
         <w:t>🎉</w:t>
       </w:r>
       <w:r>
@@ -29148,7 +28960,6 @@
             <w:dataBinding w:prefixMappings="xmlns:ns0='http://purl.org/dc/elements/1.1/' xmlns:ns1='http://schemas.openxmlformats.org/package/2006/metadata/core-properties' " w:xpath="/ns1:coreProperties[1]/ns0:creator[1]" w:storeItemID="{6C3C8BC8-F283-45AE-878A-BAB7291924A1}"/>
             <w:text/>
           </w:sdtPr>
-          <w:sdtEndPr/>
           <w:sdtContent>
             <w:p>
               <w:pPr>
@@ -41518,6 +41329,7 @@
     <w:rsid w:val="00AB0646"/>
     <w:rsid w:val="00B01943"/>
     <w:rsid w:val="00B435E7"/>
+    <w:rsid w:val="00B917F3"/>
     <w:rsid w:val="00B91AD5"/>
     <w:rsid w:val="00C42AA6"/>
     <w:rsid w:val="00C811D2"/>
@@ -41528,6 +41340,7 @@
     <w:rsid w:val="00F62299"/>
     <w:rsid w:val="00F70253"/>
     <w:rsid w:val="00F96F8E"/>
+    <w:rsid w:val="00FD3DFA"/>
   </w:rsids>
   <m:mathPr>
     <m:mathFont m:val="Cambria Math"/>
